--- a/WebContent/docx/泛实体瘤188基因报告-晶赛.docx
+++ b/WebContent/docx/泛实体瘤188基因报告-晶赛.docx
@@ -10555,23 +10555,159 @@
           </w:tcPr>
           <w:p>
             <w:pPr>
-              <w:spacing w:line="400" w:lineRule="exact"/>
-              <w:jc w:val="center"/>
+              <w:pStyle w:val="13"/>
+              <w:keepNext w:val="0"/>
+              <w:keepLines w:val="0"/>
+              <w:widowControl/>
+              <w:suppressLineNumbers w:val="0"/>
+              <w:rPr>
+                <w:rFonts w:hint="default" w:ascii="苹方 中等" w:hAnsi="苹方 中等" w:eastAsia="苹方 中等" w:cs="苹方 中等"/>
+                <w:bCs/>
+                <w:spacing w:val="2"/>
+                <w:szCs w:val="21"/>
+                <w:lang w:val="en-US" w:eastAsia="zh-CN"/>
+              </w:rPr>
+            </w:pPr>
+            <w:r>
+              <w:rPr>
+                <w:rFonts w:hint="default" w:ascii="苹方 中等" w:hAnsi="苹方 中等" w:eastAsia="苹方 中等" w:cs="苹方 中等"/>
+                <w:bCs/>
+                <w:spacing w:val="2"/>
+                <w:szCs w:val="21"/>
+                <w:lang w:val="en-US"/>
+              </w:rPr>
+              <w:t xml:space="preserve">{%if </w:t>
+            </w:r>
+            <w:r>
+              <w:rPr>
+                <w:rFonts w:hint="default" w:ascii="Times New Roman Bold" w:hAnsi="Times New Roman Bold" w:eastAsia="微软雅黑" w:cs="Times New Roman Bold"/>
+                <w:b/>
+                <w:bCs/>
+                <w:kern w:val="2"/>
+                <w:sz w:val="21"/>
+                <w:szCs w:val="21"/>
+                <w:lang w:val="en-US" w:eastAsia="zh-CN" w:bidi="ar-SA"/>
+              </w:rPr>
+              <w:t>JingsaiCustomInfo.JingsaiDMMRGeneCount &gt; 0</w:t>
+            </w:r>
+            <w:r>
+              <w:rPr>
+                <w:rFonts w:hint="default" w:ascii="苹方 中等" w:hAnsi="苹方 中等" w:eastAsia="苹方 中等" w:cs="苹方 中等"/>
+                <w:bCs/>
+                <w:spacing w:val="2"/>
+                <w:szCs w:val="21"/>
+                <w:lang w:val="en-US"/>
+              </w:rPr>
+              <w:t>%}</w:t>
+            </w:r>
+            <w:r>
               <w:rPr>
                 <w:rFonts w:hint="eastAsia" w:ascii="苹方 中等" w:hAnsi="苹方 中等" w:eastAsia="苹方 中等" w:cs="苹方 中等"/>
                 <w:bCs/>
                 <w:spacing w:val="2"/>
                 <w:szCs w:val="21"/>
               </w:rPr>
-            </w:pPr>
+              <w:t>检测</w:t>
+            </w:r>
             <w:r>
               <w:rPr>
                 <w:rFonts w:hint="eastAsia" w:ascii="苹方 中等" w:hAnsi="苹方 中等" w:eastAsia="苹方 中等" w:cs="苹方 中等"/>
                 <w:bCs/>
                 <w:spacing w:val="2"/>
                 <w:szCs w:val="21"/>
-              </w:rPr>
-              <w:t>未检测到相关变异，</w:t>
+                <w:lang w:val="en-US" w:eastAsia="zh-CN"/>
+              </w:rPr>
+              <w:t>到</w:t>
+            </w:r>
+            <w:r>
+              <w:rPr>
+                <w:rFonts w:hint="default" w:ascii="苹方 中等" w:hAnsi="苹方 中等" w:eastAsia="苹方 中等" w:cs="苹方 中等"/>
+                <w:bCs/>
+                <w:spacing w:val="2"/>
+                <w:szCs w:val="21"/>
+                <w:lang w:val="en-US"/>
+              </w:rPr>
+              <w:t>{{</w:t>
+            </w:r>
+            <w:r>
+              <w:rPr>
+                <w:rFonts w:hint="default" w:ascii="Times New Roman Bold" w:hAnsi="Times New Roman Bold" w:eastAsia="微软雅黑" w:cs="Times New Roman Bold"/>
+                <w:b/>
+                <w:bCs/>
+                <w:kern w:val="2"/>
+                <w:sz w:val="21"/>
+                <w:szCs w:val="21"/>
+                <w:lang w:val="en-US" w:eastAsia="zh-CN" w:bidi="ar-SA"/>
+              </w:rPr>
+              <w:t>JingsaiCustomInfo.JingsaiDMMRGeneCount</w:t>
+            </w:r>
+            <w:r>
+              <w:rPr>
+                <w:rFonts w:hint="default" w:ascii="苹方 中等" w:hAnsi="苹方 中等" w:eastAsia="苹方 中等" w:cs="苹方 中等"/>
+                <w:bCs/>
+                <w:spacing w:val="2"/>
+                <w:szCs w:val="21"/>
+                <w:lang w:val="en-US"/>
+              </w:rPr>
+              <w:t>}}</w:t>
+            </w:r>
+            <w:r>
+              <w:rPr>
+                <w:rFonts w:hint="eastAsia" w:ascii="苹方 中等" w:hAnsi="苹方 中等" w:eastAsia="苹方 中等" w:cs="苹方 中等"/>
+                <w:bCs/>
+                <w:spacing w:val="2"/>
+                <w:szCs w:val="21"/>
+                <w:lang w:val="en-US" w:eastAsia="zh-CN"/>
+              </w:rPr>
+              <w:t>个</w:t>
+            </w:r>
+            <w:r>
+              <w:rPr>
+                <w:rFonts w:hint="eastAsia" w:ascii="苹方 中等" w:hAnsi="苹方 中等" w:eastAsia="苹方 中等" w:cs="苹方 中等"/>
+                <w:bCs/>
+                <w:spacing w:val="2"/>
+                <w:szCs w:val="21"/>
+              </w:rPr>
+              <w:t>相关变异</w:t>
+            </w:r>
+            <w:r>
+              <w:rPr>
+                <w:rFonts w:hint="default" w:ascii="苹方 中等" w:hAnsi="苹方 中等" w:eastAsia="苹方 中等" w:cs="苹方 中等"/>
+                <w:bCs/>
+                <w:spacing w:val="2"/>
+                <w:szCs w:val="21"/>
+                <w:lang w:val="en-US"/>
+              </w:rPr>
+              <w:t>{%else%}</w:t>
+            </w:r>
+            <w:r>
+              <w:rPr>
+                <w:rFonts w:hint="eastAsia" w:ascii="苹方 中等" w:hAnsi="苹方 中等" w:eastAsia="苹方 中等" w:cs="苹方 中等"/>
+                <w:bCs/>
+                <w:spacing w:val="2"/>
+                <w:szCs w:val="21"/>
+                <w:lang w:val="en-US" w:eastAsia="zh-CN"/>
+              </w:rPr>
+              <w:t>未检测到相关变异</w:t>
+            </w:r>
+            <w:r>
+              <w:rPr>
+                <w:rFonts w:hint="default" w:ascii="苹方 中等" w:hAnsi="苹方 中等" w:eastAsia="苹方 中等" w:cs="苹方 中等"/>
+                <w:bCs/>
+                <w:spacing w:val="2"/>
+                <w:szCs w:val="21"/>
+                <w:lang w:val="en-US" w:eastAsia="zh-CN"/>
+              </w:rPr>
+              <w:t>{% endif %}</w:t>
+            </w:r>
+            <w:r>
+              <w:rPr>
+                <w:rFonts w:hint="eastAsia" w:ascii="苹方 中等" w:hAnsi="苹方 中等" w:eastAsia="苹方 中等" w:cs="苹方 中等"/>
+                <w:bCs/>
+                <w:spacing w:val="2"/>
+                <w:szCs w:val="21"/>
+              </w:rPr>
+              <w:t>，</w:t>
             </w:r>
             <w:r>
               <w:rPr>
@@ -10599,6 +10735,8 @@
               </w:rPr>
               <w:t>页</w:t>
             </w:r>
+            <w:bookmarkStart w:id="12" w:name="_GoBack"/>
+            <w:bookmarkEnd w:id="12"/>
           </w:p>
         </w:tc>
       </w:tr>
@@ -11070,7 +11208,61 @@
                 <w:szCs w:val="18"/>
                 <w:lang w:val="en-US" w:eastAsia="zh-CN" w:bidi="ar-SA"/>
               </w:rPr>
+              <w:t>JingsaiCustomInfo</w:t>
+            </w:r>
+            <w:r>
+              <w:rPr>
+                <w:rFonts w:hint="default" w:ascii="Times New Roman" w:hAnsi="Times New Roman" w:eastAsia="微软雅黑" w:cs="Times New Roman"/>
+                <w:kern w:val="2"/>
+                <w:sz w:val="21"/>
+                <w:szCs w:val="21"/>
+                <w:lang w:val="en-US" w:eastAsia="zh-CN" w:bidi="ar-SA"/>
+              </w:rPr>
+              <w:t>.</w:t>
+            </w:r>
+            <w:r>
+              <w:rPr>
+                <w:rFonts w:hint="default" w:ascii="Times New Roman" w:hAnsi="Times New Roman" w:eastAsia="微软雅黑" w:cs="Times New Roman"/>
+                <w:bCs/>
+                <w:kern w:val="2"/>
+                <w:sz w:val="18"/>
+                <w:szCs w:val="18"/>
+                <w:lang w:val="en-US" w:eastAsia="zh-CN" w:bidi="ar-SA"/>
+              </w:rPr>
               <w:t>hasClinicalTrialInformationStr</w:t>
+            </w:r>
+            <w:r>
+              <w:rPr>
+                <w:rFonts w:hint="eastAsia" w:ascii="Times New Roman" w:hAnsi="Times New Roman" w:eastAsia="微软雅黑" w:cs="Times New Roman"/>
+                <w:bCs/>
+                <w:kern w:val="2"/>
+                <w:sz w:val="18"/>
+                <w:szCs w:val="18"/>
+                <w:lang w:val="en-US" w:eastAsia="zh-CN" w:bidi="ar-SA"/>
+              </w:rPr>
+              <w:t xml:space="preserve"> </w:t>
+            </w:r>
+            <w:r>
+              <w:rPr>
+                <w:rFonts w:hint="eastAsia" w:ascii="Times New Roman" w:hAnsi="Times New Roman" w:eastAsia="微软雅黑" w:cs="Times New Roman"/>
+                <w:bCs/>
+                <w:kern w:val="2"/>
+                <w:sz w:val="18"/>
+                <w:szCs w:val="18"/>
+                <w:lang w:val="en-US" w:eastAsia="zh-CN" w:bidi="ar-SA"/>
+              </w:rPr>
+              <w:t>== tr</w:t>
+            </w:r>
+            <w:r>
+              <w:rPr>
+                <w:rFonts w:hint="default" w:ascii="Times New Roman" w:hAnsi="Times New Roman" w:eastAsia="微软雅黑" w:cs="Times New Roman"/>
+                <w:bCs/>
+                <w:kern w:val="2"/>
+                <w:sz w:val="18"/>
+                <w:szCs w:val="18"/>
+                <w:lang w:val="en-US" w:eastAsia="zh-CN" w:bidi="ar-SA"/>
+              </w:rPr>
+              <w:t>ue</w:t>
             </w:r>
             <w:r>
               <w:rPr>
@@ -11141,68 +11333,6 @@
                 <w:lang w:val="en-US" w:eastAsia="zh-CN"/>
               </w:rPr>
               <w:t xml:space="preserve"> for tdd in BodyDrugNoComplexStr %}</w:t>
-            </w:r>
-          </w:p>
-        </w:tc>
-      </w:tr>
-      <w:tr>
-        <w:trPr>
-          <w:cantSplit/>
-          <w:trHeight w:val="702" w:hRule="atLeast"/>
-        </w:trPr>
-        <w:tc>
-          <w:tcPr>
-            <w:tcW w:w="5000" w:type="pct"/>
-            <w:gridSpan w:val="6"/>
-            <w:tcBorders>
-              <w:tl2br w:val="nil"/>
-              <w:tr2bl w:val="nil"/>
-            </w:tcBorders>
-            <w:shd w:val="clear" w:color="auto" w:fill="auto"/>
-            <w:vAlign w:val="center"/>
-          </w:tcPr>
-          <w:p>
-            <w:pPr>
-              <w:keepNext/>
-              <w:spacing w:before="26"/>
-              <w:jc w:val="center"/>
-              <w:rPr>
-                <w:rFonts w:hint="default" w:ascii="Times New Roman" w:hAnsi="Times New Roman" w:eastAsia="微软雅黑" w:cs="Times New Roman"/>
-                <w:bCs/>
-                <w:sz w:val="18"/>
-                <w:szCs w:val="18"/>
-                <w:lang w:val="en-US" w:eastAsia="zh-CN"/>
-              </w:rPr>
-            </w:pPr>
-            <w:r>
-              <w:rPr>
-                <w:rFonts w:hint="eastAsia" w:ascii="Times New Roman" w:hAnsi="Times New Roman" w:eastAsia="微软雅黑" w:cs="Times New Roman"/>
-                <w:bCs/>
-                <w:sz w:val="18"/>
-                <w:szCs w:val="18"/>
-                <w:lang w:eastAsia="zh-CN"/>
-              </w:rPr>
-              <w:t>{%</w:t>
-            </w:r>
-            <w:r>
-              <w:rPr>
-                <w:rFonts w:hint="default" w:ascii="Times New Roman" w:hAnsi="Times New Roman" w:eastAsia="微软雅黑" w:cs="Times New Roman"/>
-                <w:bCs/>
-                <w:sz w:val="18"/>
-                <w:szCs w:val="18"/>
-                <w:lang w:val="en-US" w:eastAsia="zh-CN"/>
-              </w:rPr>
-              <w:t xml:space="preserve">tr </w:t>
-            </w:r>
-            <w:r>
-              <w:rPr>
-                <w:rFonts w:hint="eastAsia" w:ascii="Times New Roman" w:hAnsi="Times New Roman" w:eastAsia="微软雅黑" w:cs="Times New Roman"/>
-                <w:bCs/>
-                <w:sz w:val="18"/>
-                <w:szCs w:val="18"/>
-                <w:lang w:eastAsia="zh-CN"/>
-              </w:rPr>
-              <w:t>if tdd.clinicalTrialInformationStr!= [] %}</w:t>
             </w:r>
           </w:p>
         </w:tc>
@@ -11606,37 +11736,27 @@
                 <w:szCs w:val="18"/>
                 <w:lang w:eastAsia="zh-CN"/>
               </w:rPr>
-              <w:t>{</w:t>
-            </w:r>
-            <w:r>
-              <w:rPr>
-                <w:rFonts w:hint="eastAsia" w:ascii="Times New Roman" w:hAnsi="Times New Roman" w:eastAsia="微软雅黑" w:cs="Times New Roman"/>
+              <w:t>{%</w:t>
+            </w:r>
+            <w:r>
+              <w:rPr>
+                <w:rFonts w:hint="default" w:ascii="Times New Roman" w:hAnsi="Times New Roman" w:eastAsia="微软雅黑" w:cs="Times New Roman"/>
                 <w:bCs/>
                 <w:sz w:val="18"/>
                 <w:szCs w:val="18"/>
                 <w:lang w:val="en-US" w:eastAsia="zh-CN"/>
               </w:rPr>
-              <w:t>%tr</w:t>
-            </w:r>
-            <w:r>
-              <w:rPr>
-                <w:rFonts w:hint="default" w:ascii="Times New Roman" w:hAnsi="Times New Roman" w:eastAsia="微软雅黑" w:cs="Times New Roman"/>
-                <w:bCs/>
-                <w:sz w:val="18"/>
-                <w:szCs w:val="18"/>
-                <w:lang w:val="en-US" w:eastAsia="zh-CN"/>
-              </w:rPr>
-              <w:t xml:space="preserve"> </w:t>
-            </w:r>
-            <w:r>
-              <w:rPr>
-                <w:rFonts w:hint="eastAsia" w:ascii="Times New Roman" w:hAnsi="Times New Roman" w:eastAsia="微软雅黑" w:cs="Times New Roman"/>
-                <w:bCs/>
-                <w:sz w:val="18"/>
-                <w:szCs w:val="18"/>
-                <w:lang w:eastAsia="zh-CN"/>
-              </w:rPr>
-              <w:t>endif %}</w:t>
+              <w:t xml:space="preserve">tr </w:t>
+            </w:r>
+            <w:r>
+              <w:rPr>
+                <w:rFonts w:hint="eastAsia" w:ascii="Times New Roman" w:hAnsi="Times New Roman" w:eastAsia="微软雅黑" w:cs="Times New Roman"/>
+                <w:bCs/>
+                <w:sz w:val="18"/>
+                <w:szCs w:val="18"/>
+                <w:lang w:eastAsia="zh-CN"/>
+              </w:rPr>
+              <w:t>endfor %}</w:t>
             </w:r>
           </w:p>
         </w:tc>
@@ -11668,32 +11788,62 @@
             <w:r>
               <w:rPr>
                 <w:rFonts w:hint="eastAsia" w:ascii="Times New Roman" w:hAnsi="Times New Roman" w:eastAsia="微软雅黑" w:cs="Times New Roman"/>
-                <w:bCs/>
-                <w:sz w:val="18"/>
-                <w:szCs w:val="18"/>
+                <w:b/>
+                <w:sz w:val="24"/>
+                <w:szCs w:val="24"/>
                 <w:lang w:eastAsia="zh-CN"/>
               </w:rPr>
               <w:t>{%</w:t>
             </w:r>
             <w:r>
               <w:rPr>
+                <w:rFonts w:hint="eastAsia" w:ascii="Times New Roman" w:hAnsi="Times New Roman" w:eastAsia="微软雅黑" w:cs="Times New Roman"/>
+                <w:b/>
+                <w:sz w:val="24"/>
+                <w:szCs w:val="24"/>
+                <w:lang w:val="en-US" w:eastAsia="zh-CN"/>
+              </w:rPr>
+              <w:t>tr</w:t>
+            </w:r>
+            <w:r>
+              <w:rPr>
                 <w:rFonts w:hint="default" w:ascii="Times New Roman" w:hAnsi="Times New Roman" w:eastAsia="微软雅黑" w:cs="Times New Roman"/>
-                <w:bCs/>
-                <w:sz w:val="18"/>
-                <w:szCs w:val="18"/>
+                <w:b/>
+                <w:sz w:val="24"/>
+                <w:szCs w:val="24"/>
                 <w:lang w:val="en-US" w:eastAsia="zh-CN"/>
               </w:rPr>
-              <w:t xml:space="preserve">tr </w:t>
-            </w:r>
-            <w:r>
-              <w:rPr>
-                <w:rFonts w:hint="eastAsia" w:ascii="Times New Roman" w:hAnsi="Times New Roman" w:eastAsia="微软雅黑" w:cs="Times New Roman"/>
-                <w:bCs/>
-                <w:sz w:val="18"/>
-                <w:szCs w:val="18"/>
-                <w:lang w:eastAsia="zh-CN"/>
-              </w:rPr>
-              <w:t>endfor %}</w:t>
+              <w:t xml:space="preserve"> </w:t>
+            </w:r>
+            <w:r>
+              <w:rPr>
+                <w:rFonts w:hint="eastAsia" w:ascii="Times New Roman" w:hAnsi="Times New Roman" w:eastAsia="微软雅黑" w:cs="Times New Roman"/>
+                <w:b/>
+                <w:sz w:val="24"/>
+                <w:szCs w:val="24"/>
+                <w:lang w:eastAsia="zh-CN"/>
+              </w:rPr>
+              <w:t>for tdd in ComplexDrugStr</w:t>
+            </w:r>
+            <w:r>
+              <w:rPr>
+                <w:rFonts w:hint="eastAsia" w:ascii="Times New Roman" w:hAnsi="Times New Roman" w:eastAsia="微软雅黑" w:cs="Times New Roman"/>
+                <w:b/>
+                <w:sz w:val="24"/>
+                <w:szCs w:val="24"/>
+                <w:lang w:val="en-US" w:eastAsia="zh-CN"/>
+              </w:rPr>
+              <w:t xml:space="preserve"> </w:t>
+            </w:r>
+            <w:r>
+              <w:rPr>
+                <w:rFonts w:hint="eastAsia" w:ascii="Times New Roman" w:hAnsi="Times New Roman" w:eastAsia="微软雅黑" w:cs="Times New Roman"/>
+                <w:b/>
+                <w:sz w:val="24"/>
+                <w:szCs w:val="24"/>
+                <w:lang w:eastAsia="zh-CN"/>
+              </w:rPr>
+              <w:t>%}</w:t>
             </w:r>
           </w:p>
         </w:tc>
@@ -11726,61 +11876,11 @@
               <w:rPr>
                 <w:rFonts w:hint="eastAsia" w:ascii="Times New Roman" w:hAnsi="Times New Roman" w:eastAsia="微软雅黑" w:cs="Times New Roman"/>
                 <w:b/>
-                <w:sz w:val="24"/>
-                <w:szCs w:val="24"/>
-                <w:lang w:eastAsia="zh-CN"/>
-              </w:rPr>
-              <w:t>{%</w:t>
-            </w:r>
-            <w:r>
-              <w:rPr>
-                <w:rFonts w:hint="eastAsia" w:ascii="Times New Roman" w:hAnsi="Times New Roman" w:eastAsia="微软雅黑" w:cs="Times New Roman"/>
-                <w:b/>
-                <w:sz w:val="24"/>
-                <w:szCs w:val="24"/>
-                <w:lang w:val="en-US" w:eastAsia="zh-CN"/>
-              </w:rPr>
-              <w:t>tr</w:t>
-            </w:r>
-            <w:r>
-              <w:rPr>
-                <w:rFonts w:hint="default" w:ascii="Times New Roman" w:hAnsi="Times New Roman" w:eastAsia="微软雅黑" w:cs="Times New Roman"/>
-                <w:b/>
-                <w:sz w:val="24"/>
-                <w:szCs w:val="24"/>
-                <w:lang w:val="en-US" w:eastAsia="zh-CN"/>
-              </w:rPr>
-              <w:t xml:space="preserve"> </w:t>
-            </w:r>
-            <w:r>
-              <w:rPr>
-                <w:rFonts w:hint="eastAsia" w:ascii="Times New Roman" w:hAnsi="Times New Roman" w:eastAsia="微软雅黑" w:cs="Times New Roman"/>
-                <w:b/>
-                <w:sz w:val="24"/>
-                <w:szCs w:val="24"/>
-                <w:lang w:eastAsia="zh-CN"/>
-              </w:rPr>
-              <w:t>for tdd in ComplexDrugStr</w:t>
-            </w:r>
-            <w:r>
-              <w:rPr>
-                <w:rFonts w:hint="eastAsia" w:ascii="Times New Roman" w:hAnsi="Times New Roman" w:eastAsia="微软雅黑" w:cs="Times New Roman"/>
-                <w:b/>
-                <w:sz w:val="24"/>
-                <w:szCs w:val="24"/>
-                <w:lang w:val="en-US" w:eastAsia="zh-CN"/>
-              </w:rPr>
-              <w:t xml:space="preserve"> </w:t>
-            </w:r>
-            <w:r>
-              <w:rPr>
-                <w:rFonts w:hint="eastAsia" w:ascii="Times New Roman" w:hAnsi="Times New Roman" w:eastAsia="微软雅黑" w:cs="Times New Roman"/>
-                <w:b/>
-                <w:sz w:val="24"/>
-                <w:szCs w:val="24"/>
-                <w:lang w:eastAsia="zh-CN"/>
-              </w:rPr>
-              <w:t>%}</w:t>
+                <w:sz w:val="18"/>
+                <w:szCs w:val="18"/>
+                <w:lang w:eastAsia="zh-CN"/>
+              </w:rPr>
+              <w:t>{%tr for cti in tdd.clinicalTrialInformationStr %}</w:t>
             </w:r>
           </w:p>
         </w:tc>
@@ -11791,9 +11891,10 @@
         </w:trPr>
         <w:tc>
           <w:tcPr>
-            <w:tcW w:w="10080" w:type="dxa"/>
-            <w:gridSpan w:val="7"/>
-            <w:tcBorders/>
+            <w:tcW w:w="1730" w:type="dxa"/>
+            <w:tcBorders>
+              <w:right w:val="single" w:color="D7D7D7" w:themeColor="background1" w:themeShade="D8" w:sz="4" w:space="0"/>
+            </w:tcBorders>
             <w:vAlign w:val="center"/>
           </w:tcPr>
           <w:p>
@@ -11812,32 +11913,242 @@
             <w:r>
               <w:rPr>
                 <w:rFonts w:hint="eastAsia" w:ascii="Times New Roman" w:hAnsi="Times New Roman" w:eastAsia="微软雅黑" w:cs="Times New Roman"/>
-                <w:b/>
-                <w:sz w:val="24"/>
-                <w:szCs w:val="24"/>
-                <w:lang w:eastAsia="zh-CN"/>
-              </w:rPr>
-              <w:t>{%</w:t>
+                <w:bCs/>
+                <w:sz w:val="18"/>
+                <w:szCs w:val="18"/>
+                <w:lang w:eastAsia="zh-CN"/>
+              </w:rPr>
+              <w:t>{{ cti.clinical_tri</w:t>
             </w:r>
             <w:r>
               <w:rPr>
                 <w:rFonts w:hint="default" w:ascii="Times New Roman" w:hAnsi="Times New Roman" w:eastAsia="微软雅黑" w:cs="Times New Roman"/>
-                <w:b/>
-                <w:sz w:val="24"/>
-                <w:szCs w:val="24"/>
+                <w:bCs/>
+                <w:sz w:val="18"/>
+                <w:szCs w:val="18"/>
                 <w:lang w:val="en-US" w:eastAsia="zh-CN"/>
               </w:rPr>
-              <w:t xml:space="preserve">tr </w:t>
-            </w:r>
-            <w:r>
-              <w:rPr>
-                <w:rFonts w:hint="eastAsia" w:ascii="Times New Roman" w:hAnsi="Times New Roman" w:eastAsia="微软雅黑" w:cs="Times New Roman"/>
-                <w:b/>
-                <w:sz w:val="24"/>
-                <w:szCs w:val="24"/>
-                <w:lang w:eastAsia="zh-CN"/>
-              </w:rPr>
-              <w:t>if tdd.clinicalTrialInformationStr!= [] %}</w:t>
+              <w:t>a</w:t>
+            </w:r>
+            <w:r>
+              <w:rPr>
+                <w:rFonts w:hint="eastAsia" w:ascii="Times New Roman" w:hAnsi="Times New Roman" w:eastAsia="微软雅黑" w:cs="Times New Roman"/>
+                <w:bCs/>
+                <w:sz w:val="18"/>
+                <w:szCs w:val="18"/>
+                <w:lang w:eastAsia="zh-CN"/>
+              </w:rPr>
+              <w:t>l_id }}</w:t>
+            </w:r>
+          </w:p>
+        </w:tc>
+        <w:tc>
+          <w:tcPr>
+            <w:tcW w:w="3403" w:type="dxa"/>
+            <w:tcBorders>
+              <w:left w:val="single" w:color="D7D7D7" w:themeColor="background1" w:themeShade="D8" w:sz="4" w:space="0"/>
+              <w:right w:val="single" w:color="D7D7D7" w:themeColor="background1" w:themeShade="D8" w:sz="4" w:space="0"/>
+            </w:tcBorders>
+            <w:vAlign w:val="center"/>
+          </w:tcPr>
+          <w:p>
+            <w:pPr>
+              <w:spacing w:before="120" w:beforeLines="50" w:after="120" w:afterLines="50" w:line="400" w:lineRule="exact"/>
+              <w:ind w:right="210" w:rightChars="100"/>
+              <w:jc w:val="center"/>
+              <w:rPr>
+                <w:rFonts w:hint="eastAsia" w:ascii="Times New Roman" w:hAnsi="Times New Roman" w:eastAsia="微软雅黑" w:cs="Times New Roman"/>
+                <w:bCs/>
+                <w:sz w:val="18"/>
+                <w:szCs w:val="18"/>
+                <w:lang w:eastAsia="zh-CN"/>
+              </w:rPr>
+            </w:pPr>
+            <w:r>
+              <w:rPr>
+                <w:rFonts w:hint="eastAsia" w:ascii="Times New Roman" w:hAnsi="Times New Roman" w:eastAsia="微软雅黑" w:cs="Times New Roman"/>
+                <w:bCs/>
+                <w:sz w:val="18"/>
+                <w:szCs w:val="18"/>
+                <w:lang w:eastAsia="zh-CN"/>
+              </w:rPr>
+              <w:t>{{ cti.title_chinese }}</w:t>
+            </w:r>
+          </w:p>
+        </w:tc>
+        <w:tc>
+          <w:tcPr>
+            <w:tcW w:w="1267" w:type="dxa"/>
+            <w:gridSpan w:val="2"/>
+            <w:tcBorders>
+              <w:left w:val="single" w:color="D7D7D7" w:themeColor="background1" w:themeShade="D8" w:sz="4" w:space="0"/>
+              <w:right w:val="single" w:color="D7D7D7" w:themeColor="background1" w:themeShade="D8" w:sz="4" w:space="0"/>
+            </w:tcBorders>
+            <w:vAlign w:val="center"/>
+          </w:tcPr>
+          <w:p>
+            <w:pPr>
+              <w:spacing w:before="120" w:beforeLines="50" w:after="120" w:afterLines="50" w:line="400" w:lineRule="exact"/>
+              <w:ind w:right="210" w:rightChars="100"/>
+              <w:jc w:val="center"/>
+              <w:rPr>
+                <w:rFonts w:hint="eastAsia" w:ascii="Times New Roman" w:hAnsi="Times New Roman" w:eastAsia="微软雅黑" w:cs="Times New Roman"/>
+                <w:bCs/>
+                <w:sz w:val="18"/>
+                <w:szCs w:val="18"/>
+                <w:lang w:eastAsia="zh-CN"/>
+              </w:rPr>
+            </w:pPr>
+            <w:r>
+              <w:rPr>
+                <w:rFonts w:hint="eastAsia" w:ascii="Times New Roman" w:hAnsi="Times New Roman" w:eastAsia="微软雅黑" w:cs="Times New Roman"/>
+                <w:bCs/>
+                <w:sz w:val="18"/>
+                <w:szCs w:val="18"/>
+                <w:lang w:eastAsia="zh-CN"/>
+              </w:rPr>
+              <w:t>{{ cti.condition_chinese }}</w:t>
+            </w:r>
+          </w:p>
+        </w:tc>
+        <w:tc>
+          <w:tcPr>
+            <w:tcW w:w="700" w:type="dxa"/>
+            <w:tcBorders>
+              <w:left w:val="single" w:color="D7D7D7" w:themeColor="background1" w:themeShade="D8" w:sz="4" w:space="0"/>
+              <w:right w:val="single" w:color="D7D7D7" w:themeColor="background1" w:themeShade="D8" w:sz="4" w:space="0"/>
+            </w:tcBorders>
+            <w:vAlign w:val="center"/>
+          </w:tcPr>
+          <w:p>
+            <w:pPr>
+              <w:spacing w:before="120" w:beforeLines="50" w:after="120" w:afterLines="50" w:line="400" w:lineRule="exact"/>
+              <w:ind w:right="210" w:rightChars="100"/>
+              <w:jc w:val="center"/>
+              <w:rPr>
+                <w:rFonts w:hint="eastAsia" w:ascii="Times New Roman" w:hAnsi="Times New Roman" w:eastAsia="微软雅黑" w:cs="Times New Roman"/>
+                <w:bCs/>
+                <w:sz w:val="18"/>
+                <w:szCs w:val="18"/>
+                <w:lang w:eastAsia="zh-CN"/>
+              </w:rPr>
+            </w:pPr>
+            <w:r>
+              <w:rPr>
+                <w:rFonts w:hint="eastAsia" w:ascii="Times New Roman" w:hAnsi="Times New Roman" w:eastAsia="微软雅黑" w:cs="Times New Roman"/>
+                <w:bCs/>
+                <w:sz w:val="18"/>
+                <w:szCs w:val="18"/>
+                <w:lang w:eastAsia="zh-CN"/>
+              </w:rPr>
+              <w:t>{{ cti.phase }}</w:t>
+            </w:r>
+          </w:p>
+        </w:tc>
+        <w:tc>
+          <w:tcPr>
+            <w:tcW w:w="1900" w:type="dxa"/>
+            <w:tcBorders>
+              <w:left w:val="single" w:color="D7D7D7" w:themeColor="background1" w:themeShade="D8" w:sz="4" w:space="0"/>
+              <w:right w:val="single" w:color="D7D7D7" w:themeColor="background1" w:themeShade="D8" w:sz="4" w:space="0"/>
+            </w:tcBorders>
+            <w:vAlign w:val="center"/>
+          </w:tcPr>
+          <w:p>
+            <w:pPr>
+              <w:spacing w:before="1" w:line="249" w:lineRule="auto"/>
+              <w:ind w:right="131"/>
+              <w:jc w:val="center"/>
+              <w:rPr>
+                <w:rFonts w:ascii="Times New Roman" w:hAnsi="Times New Roman" w:eastAsia="微软雅黑" w:cs="Times New Roman"/>
+                <w:sz w:val="18"/>
+                <w:szCs w:val="18"/>
+                <w:lang w:eastAsia="zh-CN"/>
+              </w:rPr>
+            </w:pPr>
+            <w:r>
+              <w:rPr>
+                <w:rFonts w:hint="eastAsia" w:ascii="Times New Roman" w:hAnsi="Times New Roman" w:eastAsia="微软雅黑" w:cs="Times New Roman"/>
+                <w:sz w:val="18"/>
+                <w:szCs w:val="18"/>
+                <w:lang w:eastAsia="zh-CN"/>
+              </w:rPr>
+              <w:t xml:space="preserve">{% for d in </w:t>
+            </w:r>
+            <w:r>
+              <w:rPr>
+                <w:rFonts w:hint="eastAsia" w:ascii="Times New Roman" w:hAnsi="Times New Roman" w:eastAsia="微软雅黑" w:cs="Times New Roman"/>
+                <w:bCs/>
+                <w:sz w:val="18"/>
+                <w:szCs w:val="18"/>
+                <w:lang w:eastAsia="zh-CN"/>
+              </w:rPr>
+              <w:t>cti.drug_name_chinese</w:t>
+            </w:r>
+            <w:r>
+              <w:rPr>
+                <w:rFonts w:hint="eastAsia" w:ascii="Times New Roman" w:hAnsi="Times New Roman" w:eastAsia="微软雅黑" w:cs="Times New Roman"/>
+                <w:sz w:val="18"/>
+                <w:szCs w:val="18"/>
+                <w:lang w:eastAsia="zh-CN"/>
+              </w:rPr>
+              <w:t xml:space="preserve"> %}{%if loop.last%}{{ d.name }}{%else%}{{ d.name }}</w:t>
+            </w:r>
+          </w:p>
+          <w:p>
+            <w:pPr>
+              <w:spacing w:before="120" w:beforeLines="50" w:after="120" w:afterLines="50" w:line="400" w:lineRule="exact"/>
+              <w:ind w:right="210" w:rightChars="100"/>
+              <w:jc w:val="center"/>
+              <w:rPr>
+                <w:rFonts w:hint="eastAsia" w:ascii="Times New Roman" w:hAnsi="Times New Roman" w:eastAsia="微软雅黑" w:cs="Times New Roman"/>
+                <w:bCs/>
+                <w:sz w:val="18"/>
+                <w:szCs w:val="18"/>
+                <w:lang w:eastAsia="zh-CN"/>
+              </w:rPr>
+            </w:pPr>
+            <w:r>
+              <w:rPr>
+                <w:rFonts w:hint="eastAsia" w:ascii="Times New Roman" w:hAnsi="Times New Roman" w:eastAsia="微软雅黑" w:cs="Times New Roman"/>
+                <w:sz w:val="18"/>
+                <w:szCs w:val="18"/>
+                <w:lang w:eastAsia="zh-CN"/>
+              </w:rPr>
+              <w:t>{%endif%}{% endfor %}</w:t>
+            </w:r>
+          </w:p>
+        </w:tc>
+        <w:tc>
+          <w:tcPr>
+            <w:tcW w:w="1080" w:type="dxa"/>
+            <w:tcBorders>
+              <w:left w:val="single" w:color="D7D7D7" w:themeColor="background1" w:themeShade="D8" w:sz="4" w:space="0"/>
+            </w:tcBorders>
+            <w:vAlign w:val="center"/>
+          </w:tcPr>
+          <w:p>
+            <w:pPr>
+              <w:spacing w:before="120" w:beforeLines="50" w:after="120" w:afterLines="50" w:line="400" w:lineRule="exact"/>
+              <w:ind w:right="210" w:rightChars="100"/>
+              <w:jc w:val="center"/>
+              <w:rPr>
+                <w:rFonts w:hint="eastAsia" w:ascii="Times New Roman" w:hAnsi="Times New Roman" w:eastAsia="微软雅黑" w:cs="Times New Roman"/>
+                <w:bCs/>
+                <w:sz w:val="18"/>
+                <w:szCs w:val="18"/>
+                <w:lang w:eastAsia="zh-CN"/>
+              </w:rPr>
+            </w:pPr>
+            <w:r>
+              <w:rPr>
+                <w:rFonts w:hint="eastAsia" w:ascii="Times New Roman" w:hAnsi="Times New Roman" w:eastAsia="微软雅黑" w:cs="Times New Roman"/>
+                <w:bCs/>
+                <w:sz w:val="18"/>
+                <w:szCs w:val="18"/>
+                <w:lang w:eastAsia="zh-CN"/>
+              </w:rPr>
+              <w:t>{{ cti.location_chinese }}</w:t>
             </w:r>
           </w:p>
         </w:tc>
@@ -11850,7 +12161,10 @@
           <w:tcPr>
             <w:tcW w:w="10080" w:type="dxa"/>
             <w:gridSpan w:val="7"/>
-            <w:tcBorders/>
+            <w:tcBorders>
+              <w:tl2br w:val="nil"/>
+              <w:tr2bl w:val="nil"/>
+            </w:tcBorders>
             <w:vAlign w:val="center"/>
           </w:tcPr>
           <w:p>
@@ -11859,22 +12173,22 @@
               <w:ind w:right="210" w:rightChars="100"/>
               <w:jc w:val="center"/>
               <w:rPr>
-                <w:rFonts w:hint="eastAsia" w:ascii="Times New Roman" w:hAnsi="Times New Roman" w:eastAsia="微软雅黑" w:cs="Times New Roman"/>
-                <w:bCs/>
-                <w:sz w:val="18"/>
-                <w:szCs w:val="18"/>
-                <w:lang w:eastAsia="zh-CN"/>
-              </w:rPr>
-            </w:pPr>
-            <w:r>
-              <w:rPr>
-                <w:rFonts w:hint="eastAsia" w:ascii="Times New Roman" w:hAnsi="Times New Roman" w:eastAsia="微软雅黑" w:cs="Times New Roman"/>
-                <w:b/>
-                <w:sz w:val="18"/>
-                <w:szCs w:val="18"/>
-                <w:lang w:eastAsia="zh-CN"/>
-              </w:rPr>
-              <w:t>{%tr for cti in tdd.clinicalTrialInformationStr %}</w:t>
+                <w:rFonts w:hint="default" w:ascii="Times New Roman" w:hAnsi="Times New Roman" w:eastAsia="微软雅黑" w:cs="Times New Roman"/>
+                <w:bCs/>
+                <w:sz w:val="18"/>
+                <w:szCs w:val="18"/>
+                <w:lang w:val="en-US" w:eastAsia="zh-CN"/>
+              </w:rPr>
+            </w:pPr>
+            <w:r>
+              <w:rPr>
+                <w:rFonts w:hint="eastAsia" w:ascii="Times New Roman" w:hAnsi="Times New Roman" w:eastAsia="微软雅黑" w:cs="Times New Roman"/>
+                <w:bCs/>
+                <w:sz w:val="18"/>
+                <w:szCs w:val="18"/>
+                <w:lang w:eastAsia="zh-CN"/>
+              </w:rPr>
+              <w:t>{%tr endfor %}</w:t>
             </w:r>
           </w:p>
         </w:tc>
@@ -11885,9 +12199,11 @@
         </w:trPr>
         <w:tc>
           <w:tcPr>
-            <w:tcW w:w="1730" w:type="dxa"/>
-            <w:tcBorders>
-              <w:right w:val="single" w:color="D7D7D7" w:themeColor="background1" w:themeShade="D8" w:sz="4" w:space="0"/>
+            <w:tcW w:w="10080" w:type="dxa"/>
+            <w:gridSpan w:val="7"/>
+            <w:tcBorders>
+              <w:tl2br w:val="nil"/>
+              <w:tr2bl w:val="nil"/>
             </w:tcBorders>
             <w:vAlign w:val="center"/>
           </w:tcPr>
@@ -11897,252 +12213,42 @@
               <w:ind w:right="210" w:rightChars="100"/>
               <w:jc w:val="center"/>
               <w:rPr>
-                <w:rFonts w:hint="eastAsia" w:ascii="Times New Roman" w:hAnsi="Times New Roman" w:eastAsia="微软雅黑" w:cs="Times New Roman"/>
-                <w:bCs/>
-                <w:sz w:val="18"/>
-                <w:szCs w:val="18"/>
-                <w:lang w:eastAsia="zh-CN"/>
-              </w:rPr>
-            </w:pPr>
-            <w:r>
-              <w:rPr>
-                <w:rFonts w:hint="eastAsia" w:ascii="Times New Roman" w:hAnsi="Times New Roman" w:eastAsia="微软雅黑" w:cs="Times New Roman"/>
-                <w:bCs/>
-                <w:sz w:val="18"/>
-                <w:szCs w:val="18"/>
-                <w:lang w:eastAsia="zh-CN"/>
-              </w:rPr>
-              <w:t>{{ cti.clinical_tri</w:t>
-            </w:r>
-            <w:r>
-              <w:rPr>
                 <w:rFonts w:hint="default" w:ascii="Times New Roman" w:hAnsi="Times New Roman" w:eastAsia="微软雅黑" w:cs="Times New Roman"/>
                 <w:bCs/>
                 <w:sz w:val="18"/>
                 <w:szCs w:val="18"/>
                 <w:lang w:val="en-US" w:eastAsia="zh-CN"/>
               </w:rPr>
-              <w:t>a</w:t>
-            </w:r>
-            <w:r>
-              <w:rPr>
-                <w:rFonts w:hint="eastAsia" w:ascii="Times New Roman" w:hAnsi="Times New Roman" w:eastAsia="微软雅黑" w:cs="Times New Roman"/>
-                <w:bCs/>
-                <w:sz w:val="18"/>
-                <w:szCs w:val="18"/>
-                <w:lang w:eastAsia="zh-CN"/>
-              </w:rPr>
-              <w:t>l_id }}</w:t>
-            </w:r>
-          </w:p>
-        </w:tc>
-        <w:tc>
-          <w:tcPr>
-            <w:tcW w:w="3403" w:type="dxa"/>
-            <w:tcBorders>
-              <w:left w:val="single" w:color="D7D7D7" w:themeColor="background1" w:themeShade="D8" w:sz="4" w:space="0"/>
-              <w:right w:val="single" w:color="D7D7D7" w:themeColor="background1" w:themeShade="D8" w:sz="4" w:space="0"/>
-            </w:tcBorders>
-            <w:vAlign w:val="center"/>
-          </w:tcPr>
-          <w:p>
-            <w:pPr>
-              <w:spacing w:before="120" w:beforeLines="50" w:after="120" w:afterLines="50" w:line="400" w:lineRule="exact"/>
-              <w:ind w:right="210" w:rightChars="100"/>
-              <w:jc w:val="center"/>
-              <w:rPr>
-                <w:rFonts w:hint="eastAsia" w:ascii="Times New Roman" w:hAnsi="Times New Roman" w:eastAsia="微软雅黑" w:cs="Times New Roman"/>
-                <w:bCs/>
-                <w:sz w:val="18"/>
-                <w:szCs w:val="18"/>
-                <w:lang w:eastAsia="zh-CN"/>
-              </w:rPr>
-            </w:pPr>
-            <w:r>
-              <w:rPr>
-                <w:rFonts w:hint="eastAsia" w:ascii="Times New Roman" w:hAnsi="Times New Roman" w:eastAsia="微软雅黑" w:cs="Times New Roman"/>
-                <w:bCs/>
-                <w:sz w:val="18"/>
-                <w:szCs w:val="18"/>
-                <w:lang w:eastAsia="zh-CN"/>
-              </w:rPr>
-              <w:t>{{ cti.title_chinese }}</w:t>
-            </w:r>
-          </w:p>
-        </w:tc>
-        <w:tc>
-          <w:tcPr>
-            <w:tcW w:w="1267" w:type="dxa"/>
-            <w:gridSpan w:val="2"/>
-            <w:tcBorders>
-              <w:left w:val="single" w:color="D7D7D7" w:themeColor="background1" w:themeShade="D8" w:sz="4" w:space="0"/>
-              <w:right w:val="single" w:color="D7D7D7" w:themeColor="background1" w:themeShade="D8" w:sz="4" w:space="0"/>
-            </w:tcBorders>
-            <w:vAlign w:val="center"/>
-          </w:tcPr>
-          <w:p>
-            <w:pPr>
-              <w:spacing w:before="120" w:beforeLines="50" w:after="120" w:afterLines="50" w:line="400" w:lineRule="exact"/>
-              <w:ind w:right="210" w:rightChars="100"/>
-              <w:jc w:val="center"/>
-              <w:rPr>
-                <w:rFonts w:hint="eastAsia" w:ascii="Times New Roman" w:hAnsi="Times New Roman" w:eastAsia="微软雅黑" w:cs="Times New Roman"/>
-                <w:bCs/>
-                <w:sz w:val="18"/>
-                <w:szCs w:val="18"/>
-                <w:lang w:eastAsia="zh-CN"/>
-              </w:rPr>
-            </w:pPr>
-            <w:r>
-              <w:rPr>
-                <w:rFonts w:hint="eastAsia" w:ascii="Times New Roman" w:hAnsi="Times New Roman" w:eastAsia="微软雅黑" w:cs="Times New Roman"/>
-                <w:bCs/>
-                <w:sz w:val="18"/>
-                <w:szCs w:val="18"/>
-                <w:lang w:eastAsia="zh-CN"/>
-              </w:rPr>
-              <w:t>{{ cti.condition_chinese }}</w:t>
-            </w:r>
-          </w:p>
-        </w:tc>
-        <w:tc>
-          <w:tcPr>
-            <w:tcW w:w="700" w:type="dxa"/>
-            <w:tcBorders>
-              <w:left w:val="single" w:color="D7D7D7" w:themeColor="background1" w:themeShade="D8" w:sz="4" w:space="0"/>
-              <w:right w:val="single" w:color="D7D7D7" w:themeColor="background1" w:themeShade="D8" w:sz="4" w:space="0"/>
-            </w:tcBorders>
-            <w:vAlign w:val="center"/>
-          </w:tcPr>
-          <w:p>
-            <w:pPr>
-              <w:spacing w:before="120" w:beforeLines="50" w:after="120" w:afterLines="50" w:line="400" w:lineRule="exact"/>
-              <w:ind w:right="210" w:rightChars="100"/>
-              <w:jc w:val="center"/>
-              <w:rPr>
-                <w:rFonts w:hint="eastAsia" w:ascii="Times New Roman" w:hAnsi="Times New Roman" w:eastAsia="微软雅黑" w:cs="Times New Roman"/>
-                <w:bCs/>
-                <w:sz w:val="18"/>
-                <w:szCs w:val="18"/>
-                <w:lang w:eastAsia="zh-CN"/>
-              </w:rPr>
-            </w:pPr>
-            <w:r>
-              <w:rPr>
-                <w:rFonts w:hint="eastAsia" w:ascii="Times New Roman" w:hAnsi="Times New Roman" w:eastAsia="微软雅黑" w:cs="Times New Roman"/>
-                <w:bCs/>
-                <w:sz w:val="18"/>
-                <w:szCs w:val="18"/>
-                <w:lang w:eastAsia="zh-CN"/>
-              </w:rPr>
-              <w:t>{{ cti.phase }}</w:t>
-            </w:r>
-          </w:p>
-        </w:tc>
-        <w:tc>
-          <w:tcPr>
-            <w:tcW w:w="1900" w:type="dxa"/>
-            <w:tcBorders>
-              <w:left w:val="single" w:color="D7D7D7" w:themeColor="background1" w:themeShade="D8" w:sz="4" w:space="0"/>
-              <w:right w:val="single" w:color="D7D7D7" w:themeColor="background1" w:themeShade="D8" w:sz="4" w:space="0"/>
-            </w:tcBorders>
-            <w:vAlign w:val="center"/>
-          </w:tcPr>
-          <w:p>
-            <w:pPr>
-              <w:spacing w:before="1" w:line="249" w:lineRule="auto"/>
-              <w:ind w:right="131"/>
-              <w:jc w:val="center"/>
-              <w:rPr>
-                <w:rFonts w:ascii="Times New Roman" w:hAnsi="Times New Roman" w:eastAsia="微软雅黑" w:cs="Times New Roman"/>
-                <w:sz w:val="18"/>
-                <w:szCs w:val="18"/>
-                <w:lang w:eastAsia="zh-CN"/>
-              </w:rPr>
-            </w:pPr>
-            <w:r>
-              <w:rPr>
-                <w:rFonts w:hint="eastAsia" w:ascii="Times New Roman" w:hAnsi="Times New Roman" w:eastAsia="微软雅黑" w:cs="Times New Roman"/>
-                <w:sz w:val="18"/>
-                <w:szCs w:val="18"/>
-                <w:lang w:eastAsia="zh-CN"/>
-              </w:rPr>
-              <w:t xml:space="preserve">{% for d in </w:t>
-            </w:r>
-            <w:r>
-              <w:rPr>
-                <w:rFonts w:hint="eastAsia" w:ascii="Times New Roman" w:hAnsi="Times New Roman" w:eastAsia="微软雅黑" w:cs="Times New Roman"/>
-                <w:bCs/>
-                <w:sz w:val="18"/>
-                <w:szCs w:val="18"/>
-                <w:lang w:eastAsia="zh-CN"/>
-              </w:rPr>
-              <w:t>cti.drug_name_chinese</w:t>
-            </w:r>
-            <w:r>
-              <w:rPr>
-                <w:rFonts w:hint="eastAsia" w:ascii="Times New Roman" w:hAnsi="Times New Roman" w:eastAsia="微软雅黑" w:cs="Times New Roman"/>
-                <w:sz w:val="18"/>
-                <w:szCs w:val="18"/>
-                <w:lang w:eastAsia="zh-CN"/>
-              </w:rPr>
-              <w:t xml:space="preserve"> %}{%if loop.last%}{{ d.name }}{%else%}{{ d.name }}</w:t>
-            </w:r>
-          </w:p>
-          <w:p>
-            <w:pPr>
-              <w:spacing w:before="120" w:beforeLines="50" w:after="120" w:afterLines="50" w:line="400" w:lineRule="exact"/>
-              <w:ind w:right="210" w:rightChars="100"/>
-              <w:jc w:val="center"/>
-              <w:rPr>
-                <w:rFonts w:hint="eastAsia" w:ascii="Times New Roman" w:hAnsi="Times New Roman" w:eastAsia="微软雅黑" w:cs="Times New Roman"/>
-                <w:bCs/>
-                <w:sz w:val="18"/>
-                <w:szCs w:val="18"/>
-                <w:lang w:eastAsia="zh-CN"/>
-              </w:rPr>
-            </w:pPr>
-            <w:r>
-              <w:rPr>
-                <w:rFonts w:hint="eastAsia" w:ascii="Times New Roman" w:hAnsi="Times New Roman" w:eastAsia="微软雅黑" w:cs="Times New Roman"/>
-                <w:sz w:val="18"/>
-                <w:szCs w:val="18"/>
-                <w:lang w:eastAsia="zh-CN"/>
-              </w:rPr>
-              <w:t>{%endif%}{% endfor %}</w:t>
-            </w:r>
-          </w:p>
-        </w:tc>
-        <w:tc>
-          <w:tcPr>
-            <w:tcW w:w="1080" w:type="dxa"/>
-            <w:tcBorders>
-              <w:left w:val="single" w:color="D7D7D7" w:themeColor="background1" w:themeShade="D8" w:sz="4" w:space="0"/>
-            </w:tcBorders>
-            <w:vAlign w:val="center"/>
-          </w:tcPr>
-          <w:p>
-            <w:pPr>
-              <w:spacing w:before="120" w:beforeLines="50" w:after="120" w:afterLines="50" w:line="400" w:lineRule="exact"/>
-              <w:ind w:right="210" w:rightChars="100"/>
-              <w:jc w:val="center"/>
-              <w:rPr>
-                <w:rFonts w:hint="eastAsia" w:ascii="Times New Roman" w:hAnsi="Times New Roman" w:eastAsia="微软雅黑" w:cs="Times New Roman"/>
-                <w:bCs/>
-                <w:sz w:val="18"/>
-                <w:szCs w:val="18"/>
-                <w:lang w:eastAsia="zh-CN"/>
-              </w:rPr>
-            </w:pPr>
-            <w:r>
-              <w:rPr>
-                <w:rFonts w:hint="eastAsia" w:ascii="Times New Roman" w:hAnsi="Times New Roman" w:eastAsia="微软雅黑" w:cs="Times New Roman"/>
-                <w:bCs/>
-                <w:sz w:val="18"/>
-                <w:szCs w:val="18"/>
-                <w:lang w:eastAsia="zh-CN"/>
-              </w:rPr>
-              <w:t>{{ cti.location_chinese }}</w:t>
+            </w:pPr>
+            <w:r>
+              <w:rPr>
+                <w:rFonts w:hint="eastAsia" w:ascii="Times New Roman" w:hAnsi="Times New Roman" w:eastAsia="微软雅黑" w:cs="Times New Roman"/>
+                <w:bCs/>
+                <w:sz w:val="18"/>
+                <w:szCs w:val="18"/>
+                <w:lang w:eastAsia="zh-CN"/>
+              </w:rPr>
+              <w:t>{%</w:t>
+            </w:r>
+            <w:r>
+              <w:rPr>
+                <w:rFonts w:hint="default" w:ascii="Times New Roman" w:hAnsi="Times New Roman" w:eastAsia="微软雅黑" w:cs="Times New Roman"/>
+                <w:bCs/>
+                <w:sz w:val="18"/>
+                <w:szCs w:val="18"/>
+                <w:lang w:val="en-US" w:eastAsia="zh-CN"/>
+              </w:rPr>
+              <w:t xml:space="preserve">tr </w:t>
+            </w:r>
+            <w:r>
+              <w:rPr>
+                <w:rFonts w:hint="eastAsia" w:ascii="Times New Roman" w:hAnsi="Times New Roman" w:eastAsia="微软雅黑" w:cs="Times New Roman"/>
+                <w:bCs/>
+                <w:sz w:val="18"/>
+                <w:szCs w:val="18"/>
+                <w:lang w:eastAsia="zh-CN"/>
+              </w:rPr>
+              <w:t>endfor %}</w:t>
             </w:r>
           </w:p>
         </w:tc>
@@ -12176,186 +12282,14 @@
             </w:pPr>
             <w:r>
               <w:rPr>
-                <w:rFonts w:hint="eastAsia" w:ascii="Times New Roman" w:hAnsi="Times New Roman" w:eastAsia="微软雅黑" w:cs="Times New Roman"/>
-                <w:bCs/>
-                <w:sz w:val="18"/>
-                <w:szCs w:val="18"/>
-                <w:lang w:eastAsia="zh-CN"/>
-              </w:rPr>
-              <w:t>{%tr endfor %}</w:t>
-            </w:r>
-          </w:p>
-        </w:tc>
-      </w:tr>
-      <w:tr>
-        <w:trPr>
-          <w:jc w:val="center"/>
-        </w:trPr>
-        <w:tc>
-          <w:tcPr>
-            <w:tcW w:w="10080" w:type="dxa"/>
-            <w:gridSpan w:val="7"/>
-            <w:tcBorders>
-              <w:tl2br w:val="nil"/>
-              <w:tr2bl w:val="nil"/>
-            </w:tcBorders>
-            <w:vAlign w:val="center"/>
-          </w:tcPr>
-          <w:p>
-            <w:pPr>
-              <w:spacing w:before="120" w:beforeLines="50" w:after="120" w:afterLines="50" w:line="400" w:lineRule="exact"/>
-              <w:ind w:right="210" w:rightChars="100"/>
-              <w:jc w:val="center"/>
-              <w:rPr>
-                <w:rFonts w:hint="eastAsia" w:ascii="Times New Roman" w:hAnsi="Times New Roman" w:eastAsia="微软雅黑" w:cs="Times New Roman"/>
-                <w:bCs/>
-                <w:sz w:val="18"/>
-                <w:szCs w:val="18"/>
-                <w:lang w:eastAsia="zh-CN"/>
-              </w:rPr>
-            </w:pPr>
-            <w:r>
-              <w:rPr>
-                <w:rFonts w:hint="eastAsia" w:ascii="Times New Roman" w:hAnsi="Times New Roman" w:eastAsia="微软雅黑" w:cs="Times New Roman"/>
-                <w:bCs/>
-                <w:sz w:val="18"/>
-                <w:szCs w:val="18"/>
-                <w:lang w:eastAsia="zh-CN"/>
-              </w:rPr>
-              <w:t>{</w:t>
-            </w:r>
-            <w:r>
-              <w:rPr>
-                <w:rFonts w:hint="eastAsia" w:ascii="Times New Roman" w:hAnsi="Times New Roman" w:eastAsia="微软雅黑" w:cs="Times New Roman"/>
+                <w:rFonts w:hint="default" w:ascii="Times New Roman" w:hAnsi="Times New Roman" w:eastAsia="微软雅黑" w:cs="Times New Roman"/>
                 <w:bCs/>
                 <w:sz w:val="18"/>
                 <w:szCs w:val="18"/>
                 <w:lang w:val="en-US" w:eastAsia="zh-CN"/>
               </w:rPr>
-              <w:t>%tr</w:t>
-            </w:r>
-            <w:r>
-              <w:rPr>
-                <w:rFonts w:hint="default" w:ascii="Times New Roman" w:hAnsi="Times New Roman" w:eastAsia="微软雅黑" w:cs="Times New Roman"/>
-                <w:bCs/>
-                <w:sz w:val="18"/>
-                <w:szCs w:val="18"/>
-                <w:lang w:val="en-US" w:eastAsia="zh-CN"/>
-              </w:rPr>
-              <w:t xml:space="preserve"> </w:t>
-            </w:r>
-            <w:r>
-              <w:rPr>
-                <w:rFonts w:hint="eastAsia" w:ascii="Times New Roman" w:hAnsi="Times New Roman" w:eastAsia="微软雅黑" w:cs="Times New Roman"/>
-                <w:bCs/>
-                <w:sz w:val="18"/>
-                <w:szCs w:val="18"/>
-                <w:lang w:eastAsia="zh-CN"/>
-              </w:rPr>
-              <w:t>endif %}</w:t>
-            </w:r>
-          </w:p>
-        </w:tc>
-      </w:tr>
-      <w:tr>
-        <w:trPr>
-          <w:jc w:val="center"/>
-        </w:trPr>
-        <w:tc>
-          <w:tcPr>
-            <w:tcW w:w="10080" w:type="dxa"/>
-            <w:gridSpan w:val="7"/>
-            <w:tcBorders>
-              <w:tl2br w:val="nil"/>
-              <w:tr2bl w:val="nil"/>
-            </w:tcBorders>
-            <w:vAlign w:val="center"/>
-          </w:tcPr>
-          <w:p>
-            <w:pPr>
-              <w:spacing w:before="120" w:beforeLines="50" w:after="120" w:afterLines="50" w:line="400" w:lineRule="exact"/>
-              <w:ind w:right="210" w:rightChars="100"/>
-              <w:jc w:val="center"/>
-              <w:rPr>
-                <w:rFonts w:hint="default" w:ascii="Times New Roman" w:hAnsi="Times New Roman" w:eastAsia="微软雅黑" w:cs="Times New Roman"/>
-                <w:bCs/>
-                <w:sz w:val="18"/>
-                <w:szCs w:val="18"/>
-                <w:lang w:val="en-US" w:eastAsia="zh-CN"/>
-              </w:rPr>
-            </w:pPr>
-            <w:r>
-              <w:rPr>
-                <w:rFonts w:hint="eastAsia" w:ascii="Times New Roman" w:hAnsi="Times New Roman" w:eastAsia="微软雅黑" w:cs="Times New Roman"/>
-                <w:bCs/>
-                <w:sz w:val="18"/>
-                <w:szCs w:val="18"/>
-                <w:lang w:eastAsia="zh-CN"/>
-              </w:rPr>
-              <w:t>{%</w:t>
-            </w:r>
-            <w:r>
-              <w:rPr>
-                <w:rFonts w:hint="default" w:ascii="Times New Roman" w:hAnsi="Times New Roman" w:eastAsia="微软雅黑" w:cs="Times New Roman"/>
-                <w:bCs/>
-                <w:sz w:val="18"/>
-                <w:szCs w:val="18"/>
-                <w:lang w:val="en-US" w:eastAsia="zh-CN"/>
-              </w:rPr>
-              <w:t xml:space="preserve">tr </w:t>
-            </w:r>
-            <w:r>
-              <w:rPr>
-                <w:rFonts w:hint="eastAsia" w:ascii="Times New Roman" w:hAnsi="Times New Roman" w:eastAsia="微软雅黑" w:cs="Times New Roman"/>
-                <w:bCs/>
-                <w:sz w:val="18"/>
-                <w:szCs w:val="18"/>
-                <w:lang w:eastAsia="zh-CN"/>
-              </w:rPr>
-              <w:t>endfor %}</w:t>
-            </w:r>
-          </w:p>
-        </w:tc>
-      </w:tr>
-      <w:tr>
-        <w:trPr>
-          <w:jc w:val="center"/>
-        </w:trPr>
-        <w:tc>
-          <w:tcPr>
-            <w:tcW w:w="10080" w:type="dxa"/>
-            <w:gridSpan w:val="7"/>
-            <w:tcBorders>
-              <w:tl2br w:val="nil"/>
-              <w:tr2bl w:val="nil"/>
-            </w:tcBorders>
-            <w:vAlign w:val="center"/>
-          </w:tcPr>
-          <w:p>
-            <w:pPr>
-              <w:spacing w:before="120" w:beforeLines="50" w:after="120" w:afterLines="50" w:line="400" w:lineRule="exact"/>
-              <w:ind w:right="210" w:rightChars="100"/>
-              <w:jc w:val="center"/>
-              <w:rPr>
-                <w:rFonts w:hint="default" w:ascii="Times New Roman" w:hAnsi="Times New Roman" w:eastAsia="微软雅黑" w:cs="Times New Roman"/>
-                <w:bCs/>
-                <w:sz w:val="18"/>
-                <w:szCs w:val="18"/>
-                <w:lang w:val="en-US" w:eastAsia="zh-CN"/>
-              </w:rPr>
-            </w:pPr>
-            <w:r>
-              <w:rPr>
-                <w:rFonts w:hint="default" w:ascii="Times New Roman" w:hAnsi="Times New Roman" w:eastAsia="微软雅黑" w:cs="Times New Roman"/>
-                <w:bCs/>
-                <w:sz w:val="18"/>
-                <w:szCs w:val="18"/>
-                <w:lang w:val="en-US" w:eastAsia="zh-CN"/>
-              </w:rPr>
               <w:t>{%tr else%}</w:t>
             </w:r>
-            <w:bookmarkStart w:id="12" w:name="_GoBack"/>
-            <w:bookmarkEnd w:id="12"/>
           </w:p>
         </w:tc>
       </w:tr>
@@ -33710,6 +33644,7 @@
               <w:keepLines w:val="0"/>
               <w:widowControl/>
               <w:suppressLineNumbers w:val="0"/>
+              <w:jc w:val="center"/>
               <w:rPr>
                 <w:rFonts w:hint="default" w:ascii="Times New Roman" w:hAnsi="Times New Roman" w:eastAsia="微软雅黑" w:cs="Times New Roman"/>
                 <w:sz w:val="21"/>
@@ -33746,45 +33681,22 @@
               <w:keepLines w:val="0"/>
               <w:widowControl/>
               <w:suppressLineNumbers w:val="0"/>
-              <w:rPr>
-                <w:rFonts w:ascii="monospace" w:hAnsi="monospace" w:eastAsia="monospace" w:cs="monospace"/>
-                <w:sz w:val="19"/>
-                <w:szCs w:val="19"/>
-              </w:rPr>
-            </w:pPr>
-            <w:r>
+              <w:jc w:val="center"/>
               <w:rPr>
                 <w:rFonts w:hint="default" w:ascii="Times New Roman" w:hAnsi="Times New Roman" w:eastAsia="微软雅黑" w:cs="Times New Roman"/>
                 <w:sz w:val="21"/>
                 <w:szCs w:val="21"/>
                 <w:lang w:val="en-US" w:eastAsia="zh-CN"/>
               </w:rPr>
-              <w:t>{{dmmr.Clinical_significance</w:t>
-            </w:r>
-          </w:p>
-          <w:p>
-            <w:pPr>
-              <w:pStyle w:val="13"/>
-              <w:keepNext w:val="0"/>
-              <w:keepLines w:val="0"/>
-              <w:widowControl/>
-              <w:suppressLineNumbers w:val="0"/>
-              <w:jc w:val="center"/>
+            </w:pPr>
+            <w:r>
               <w:rPr>
                 <w:rFonts w:hint="default" w:ascii="Times New Roman" w:hAnsi="Times New Roman" w:eastAsia="微软雅黑" w:cs="Times New Roman"/>
                 <w:sz w:val="21"/>
                 <w:szCs w:val="21"/>
                 <w:lang w:val="en-US" w:eastAsia="zh-CN"/>
               </w:rPr>
-            </w:pPr>
-            <w:r>
-              <w:rPr>
-                <w:rFonts w:hint="default" w:ascii="Times New Roman" w:hAnsi="Times New Roman" w:eastAsia="微软雅黑" w:cs="Times New Roman"/>
-                <w:sz w:val="21"/>
-                <w:szCs w:val="21"/>
-                <w:lang w:val="en-US" w:eastAsia="zh-CN"/>
-              </w:rPr>
-              <w:t>}}</w:t>
+              <w:t>{{dmmr.Clinical_significance}}</w:t>
             </w:r>
           </w:p>
         </w:tc>
@@ -34030,7 +33942,28 @@
             </w14:solidFill>
           </w14:textFill>
         </w:rPr>
-        <w:t>遗传性肿瘤综合征风险详细解读</w:t>
+        <w:t>遗传性肿瘤综合征风险</w:t>
+      </w:r>
+      <w:r>
+        <w:rPr>
+          <w:rFonts w:hint="eastAsia" w:ascii="苹方 中等" w:hAnsi="苹方 中等" w:eastAsia="苹方 中等" w:cs="苹方 中等"/>
+          <w:b/>
+          <w:bCs/>
+          <w:color w:val="595959" w:themeColor="text1" w:themeTint="A6"/>
+          <w:spacing w:val="2"/>
+          <w:sz w:val="28"/>
+          <w:szCs w:val="28"/>
+          <w:lang w:val="en-US" w:eastAsia="zh-CN"/>
+          <w14:textFill>
+            <w14:solidFill>
+              <w14:schemeClr w14:val="tx1">
+                <w14:lumMod w14:val="65000"/>
+                <w14:lumOff w14:val="35000"/>
+              </w14:schemeClr>
+            </w14:solidFill>
+          </w14:textFill>
+        </w:rPr>
+        <w:t>评估结果</w:t>
       </w:r>
     </w:p>
     <w:p>

--- a/WebContent/docx/泛实体瘤188基因报告-晶赛.docx
+++ b/WebContent/docx/泛实体瘤188基因报告-晶赛.docx
@@ -10560,6 +10560,7 @@
               <w:keepLines w:val="0"/>
               <w:widowControl/>
               <w:suppressLineNumbers w:val="0"/>
+              <w:jc w:val="center"/>
               <w:rPr>
                 <w:rFonts w:hint="default" w:ascii="苹方 中等" w:hAnsi="苹方 中等" w:eastAsia="苹方 中等" w:cs="苹方 中等"/>
                 <w:bCs/>
@@ -10573,6 +10574,7 @@
                 <w:rFonts w:hint="default" w:ascii="苹方 中等" w:hAnsi="苹方 中等" w:eastAsia="苹方 中等" w:cs="苹方 中等"/>
                 <w:bCs/>
                 <w:spacing w:val="2"/>
+                <w:sz w:val="21"/>
                 <w:szCs w:val="21"/>
                 <w:lang w:val="en-US"/>
               </w:rPr>
@@ -10595,6 +10597,7 @@
                 <w:rFonts w:hint="default" w:ascii="苹方 中等" w:hAnsi="苹方 中等" w:eastAsia="苹方 中等" w:cs="苹方 中等"/>
                 <w:bCs/>
                 <w:spacing w:val="2"/>
+                <w:sz w:val="21"/>
                 <w:szCs w:val="21"/>
                 <w:lang w:val="en-US"/>
               </w:rPr>
@@ -10605,6 +10608,7 @@
                 <w:rFonts w:hint="eastAsia" w:ascii="苹方 中等" w:hAnsi="苹方 中等" w:eastAsia="苹方 中等" w:cs="苹方 中等"/>
                 <w:bCs/>
                 <w:spacing w:val="2"/>
+                <w:sz w:val="21"/>
                 <w:szCs w:val="21"/>
               </w:rPr>
               <w:t>检测</w:t>
@@ -10614,6 +10618,7 @@
                 <w:rFonts w:hint="eastAsia" w:ascii="苹方 中等" w:hAnsi="苹方 中等" w:eastAsia="苹方 中等" w:cs="苹方 中等"/>
                 <w:bCs/>
                 <w:spacing w:val="2"/>
+                <w:sz w:val="21"/>
                 <w:szCs w:val="21"/>
                 <w:lang w:val="en-US" w:eastAsia="zh-CN"/>
               </w:rPr>
@@ -10624,6 +10629,7 @@
                 <w:rFonts w:hint="default" w:ascii="苹方 中等" w:hAnsi="苹方 中等" w:eastAsia="苹方 中等" w:cs="苹方 中等"/>
                 <w:bCs/>
                 <w:spacing w:val="2"/>
+                <w:sz w:val="21"/>
                 <w:szCs w:val="21"/>
                 <w:lang w:val="en-US"/>
               </w:rPr>
@@ -10646,6 +10652,7 @@
                 <w:rFonts w:hint="default" w:ascii="苹方 中等" w:hAnsi="苹方 中等" w:eastAsia="苹方 中等" w:cs="苹方 中等"/>
                 <w:bCs/>
                 <w:spacing w:val="2"/>
+                <w:sz w:val="21"/>
                 <w:szCs w:val="21"/>
                 <w:lang w:val="en-US"/>
               </w:rPr>
@@ -10656,6 +10663,7 @@
                 <w:rFonts w:hint="eastAsia" w:ascii="苹方 中等" w:hAnsi="苹方 中等" w:eastAsia="苹方 中等" w:cs="苹方 中等"/>
                 <w:bCs/>
                 <w:spacing w:val="2"/>
+                <w:sz w:val="21"/>
                 <w:szCs w:val="21"/>
                 <w:lang w:val="en-US" w:eastAsia="zh-CN"/>
               </w:rPr>
@@ -10666,6 +10674,7 @@
                 <w:rFonts w:hint="eastAsia" w:ascii="苹方 中等" w:hAnsi="苹方 中等" w:eastAsia="苹方 中等" w:cs="苹方 中等"/>
                 <w:bCs/>
                 <w:spacing w:val="2"/>
+                <w:sz w:val="21"/>
                 <w:szCs w:val="21"/>
               </w:rPr>
               <w:t>相关变异</w:t>
@@ -10675,6 +10684,7 @@
                 <w:rFonts w:hint="default" w:ascii="苹方 中等" w:hAnsi="苹方 中等" w:eastAsia="苹方 中等" w:cs="苹方 中等"/>
                 <w:bCs/>
                 <w:spacing w:val="2"/>
+                <w:sz w:val="21"/>
                 <w:szCs w:val="21"/>
                 <w:lang w:val="en-US"/>
               </w:rPr>
@@ -10685,6 +10695,7 @@
                 <w:rFonts w:hint="eastAsia" w:ascii="苹方 中等" w:hAnsi="苹方 中等" w:eastAsia="苹方 中等" w:cs="苹方 中等"/>
                 <w:bCs/>
                 <w:spacing w:val="2"/>
+                <w:sz w:val="21"/>
                 <w:szCs w:val="21"/>
                 <w:lang w:val="en-US" w:eastAsia="zh-CN"/>
               </w:rPr>
@@ -10695,6 +10706,7 @@
                 <w:rFonts w:hint="default" w:ascii="苹方 中等" w:hAnsi="苹方 中等" w:eastAsia="苹方 中等" w:cs="苹方 中等"/>
                 <w:bCs/>
                 <w:spacing w:val="2"/>
+                <w:sz w:val="21"/>
                 <w:szCs w:val="21"/>
                 <w:lang w:val="en-US" w:eastAsia="zh-CN"/>
               </w:rPr>
@@ -10705,6 +10717,7 @@
                 <w:rFonts w:hint="eastAsia" w:ascii="苹方 中等" w:hAnsi="苹方 中等" w:eastAsia="苹方 中等" w:cs="苹方 中等"/>
                 <w:bCs/>
                 <w:spacing w:val="2"/>
+                <w:sz w:val="21"/>
                 <w:szCs w:val="21"/>
               </w:rPr>
               <w:t>，</w:t>
@@ -10713,6 +10726,8 @@
               <w:rPr>
                 <w:rFonts w:ascii="苹方 中等" w:hAnsi="苹方 中等" w:eastAsia="苹方 中等" w:cs="苹方 中等"/>
                 <w:spacing w:val="2"/>
+                <w:sz w:val="21"/>
+                <w:szCs w:val="21"/>
                 <w:u w:color="auto"/>
               </w:rPr>
               <w:t>详细内容见</w:t>
@@ -10721,6 +10736,8 @@
               <w:rPr>
                 <w:rFonts w:hint="eastAsia" w:ascii="苹方 中等" w:hAnsi="苹方 中等" w:eastAsia="苹方 中等" w:cs="苹方 中等"/>
                 <w:spacing w:val="2"/>
+                <w:sz w:val="21"/>
+                <w:szCs w:val="21"/>
                 <w:u w:color="auto"/>
                 <w:lang w:val="en-US" w:eastAsia="zh-CN"/>
               </w:rPr>
@@ -10731,12 +10748,11 @@
                 <w:rFonts w:hint="eastAsia" w:ascii="苹方 中等" w:hAnsi="苹方 中等" w:eastAsia="苹方 中等" w:cs="苹方 中等"/>
                 <w:bCs/>
                 <w:spacing w:val="2"/>
+                <w:sz w:val="21"/>
                 <w:szCs w:val="21"/>
               </w:rPr>
               <w:t>页</w:t>
             </w:r>
-            <w:bookmarkStart w:id="12" w:name="_GoBack"/>
-            <w:bookmarkEnd w:id="12"/>
           </w:p>
         </w:tc>
       </w:tr>
@@ -11274,6 +11290,8 @@
               </w:rPr>
               <w:t>%}</w:t>
             </w:r>
+            <w:bookmarkStart w:id="12" w:name="_GoBack"/>
+            <w:bookmarkEnd w:id="12"/>
           </w:p>
         </w:tc>
       </w:tr>
@@ -11295,8 +11313,11 @@
           </w:tcPr>
           <w:p>
             <w:pPr>
-              <w:spacing w:before="120" w:beforeLines="50" w:after="120" w:afterLines="50" w:line="400" w:lineRule="exact"/>
-              <w:ind w:right="210" w:rightChars="100"/>
+              <w:pStyle w:val="13"/>
+              <w:keepNext w:val="0"/>
+              <w:keepLines w:val="0"/>
+              <w:widowControl/>
+              <w:suppressLineNumbers w:val="0"/>
               <w:jc w:val="center"/>
               <w:rPr>
                 <w:rFonts w:hint="eastAsia"/>
@@ -11332,59 +11353,28 @@
                 <w:szCs w:val="18"/>
                 <w:lang w:val="en-US" w:eastAsia="zh-CN"/>
               </w:rPr>
-              <w:t xml:space="preserve"> for tdd in BodyDrugNoComplexStr %}</w:t>
-            </w:r>
-          </w:p>
-        </w:tc>
-      </w:tr>
-      <w:tr>
-        <w:trPr>
-          <w:cantSplit/>
-          <w:trHeight w:val="702" w:hRule="atLeast"/>
-        </w:trPr>
-        <w:tc>
-          <w:tcPr>
-            <w:tcW w:w="5000" w:type="pct"/>
-            <w:gridSpan w:val="6"/>
-            <w:tcBorders>
-              <w:tl2br w:val="nil"/>
-              <w:tr2bl w:val="nil"/>
-            </w:tcBorders>
-            <w:shd w:val="clear" w:color="auto" w:fill="auto"/>
-            <w:vAlign w:val="center"/>
-          </w:tcPr>
-          <w:p>
-            <w:pPr>
-              <w:keepNext/>
-              <w:spacing w:before="26"/>
-              <w:jc w:val="center"/>
+              <w:t xml:space="preserve"> for tdd in </w:t>
+            </w:r>
+            <w:r>
               <w:rPr>
                 <w:rFonts w:hint="default" w:ascii="Times New Roman" w:hAnsi="Times New Roman" w:eastAsia="微软雅黑" w:cs="Times New Roman"/>
                 <w:bCs/>
+                <w:kern w:val="2"/>
+                <w:sz w:val="18"/>
+                <w:szCs w:val="18"/>
+                <w:lang w:val="en-US" w:eastAsia="zh-CN" w:bidi="ar-SA"/>
+              </w:rPr>
+              <w:t>clinicalTrialInformationList</w:t>
+            </w:r>
+            <w:r>
+              <w:rPr>
+                <w:rFonts w:hint="eastAsia" w:ascii="Times New Roman" w:hAnsi="Times New Roman" w:eastAsia="微软雅黑" w:cs="Times New Roman"/>
+                <w:bCs/>
                 <w:sz w:val="18"/>
                 <w:szCs w:val="18"/>
                 <w:lang w:val="en-US" w:eastAsia="zh-CN"/>
               </w:rPr>
-            </w:pPr>
-            <w:r>
-              <w:rPr>
-                <w:rFonts w:hint="default" w:ascii="Times New Roman" w:hAnsi="Times New Roman" w:eastAsia="微软雅黑" w:cs="Times New Roman"/>
-                <w:bCs/>
-                <w:sz w:val="18"/>
-                <w:szCs w:val="18"/>
-                <w:lang w:val="en-US" w:eastAsia="zh-CN"/>
-              </w:rPr>
-              <w:t>{</w:t>
-            </w:r>
-            <w:r>
-              <w:rPr>
-                <w:rFonts w:hint="eastAsia" w:ascii="Times New Roman" w:hAnsi="Times New Roman" w:eastAsia="微软雅黑" w:cs="Times New Roman"/>
-                <w:bCs/>
-                <w:sz w:val="18"/>
-                <w:szCs w:val="18"/>
-                <w:lang w:val="en-US" w:eastAsia="zh-CN"/>
-              </w:rPr>
-              <w:t>%tr for cti in tdd.clinicalTrialInformationStr %}</w:t>
+              <w:t>%}</w:t>
             </w:r>
           </w:p>
         </w:tc>
@@ -11395,7 +11385,7 @@
         <w:tblStyle w:val="16"/>
         <w:tblpPr w:leftFromText="180" w:rightFromText="180" w:vertAnchor="text" w:tblpXSpec="center" w:tblpY="1"/>
         <w:tblOverlap w:val="never"/>
-        <w:tblW w:w="10080" w:type="dxa"/>
+        <w:tblW w:w="10010" w:type="dxa"/>
         <w:jc w:val="center"/>
         <w:tblBorders>
           <w:top w:val="single" w:color="D7D7D7" w:themeColor="background1" w:themeShade="D8" w:sz="4" w:space="0"/>
@@ -11414,13 +11404,12 @@
         </w:tblCellMar>
       </w:tblPr>
       <w:tblGrid>
-        <w:gridCol w:w="1730"/>
-        <w:gridCol w:w="3403"/>
-        <w:gridCol w:w="2"/>
-        <w:gridCol w:w="1265"/>
-        <w:gridCol w:w="700"/>
-        <w:gridCol w:w="1900"/>
-        <w:gridCol w:w="1080"/>
+        <w:gridCol w:w="1646"/>
+        <w:gridCol w:w="3417"/>
+        <w:gridCol w:w="1254"/>
+        <w:gridCol w:w="721"/>
+        <w:gridCol w:w="1886"/>
+        <w:gridCol w:w="1086"/>
       </w:tblGrid>
       <w:tr>
         <w:trPr>
@@ -11428,7 +11417,7 @@
         </w:trPr>
         <w:tc>
           <w:tcPr>
-            <w:tcW w:w="1730" w:type="dxa"/>
+            <w:tcW w:w="1646" w:type="dxa"/>
             <w:tcBorders>
               <w:right w:val="single" w:color="D7D7D7" w:themeColor="background1" w:themeShade="D8" w:sz="4" w:space="0"/>
             </w:tcBorders>
@@ -11461,7 +11450,7 @@
         </w:tc>
         <w:tc>
           <w:tcPr>
-            <w:tcW w:w="3403" w:type="dxa"/>
+            <w:tcW w:w="3417" w:type="dxa"/>
             <w:tcBorders>
               <w:left w:val="single" w:color="D7D7D7" w:themeColor="background1" w:themeShade="D8" w:sz="4" w:space="0"/>
               <w:right w:val="single" w:color="D7D7D7" w:themeColor="background1" w:themeShade="D8" w:sz="4" w:space="0"/>
@@ -11494,8 +11483,7 @@
         </w:tc>
         <w:tc>
           <w:tcPr>
-            <w:tcW w:w="1267" w:type="dxa"/>
-            <w:gridSpan w:val="2"/>
+            <w:tcW w:w="1254" w:type="dxa"/>
             <w:tcBorders>
               <w:left w:val="single" w:color="D7D7D7" w:themeColor="background1" w:themeShade="D8" w:sz="4" w:space="0"/>
               <w:right w:val="single" w:color="D7D7D7" w:themeColor="background1" w:themeShade="D8" w:sz="4" w:space="0"/>
@@ -11529,7 +11517,7 @@
         </w:tc>
         <w:tc>
           <w:tcPr>
-            <w:tcW w:w="700" w:type="dxa"/>
+            <w:tcW w:w="721" w:type="dxa"/>
             <w:tcBorders>
               <w:left w:val="single" w:color="D7D7D7" w:themeColor="background1" w:themeShade="D8" w:sz="4" w:space="0"/>
               <w:right w:val="single" w:color="D7D7D7" w:themeColor="background1" w:themeShade="D8" w:sz="4" w:space="0"/>
@@ -11563,7 +11551,7 @@
         </w:tc>
         <w:tc>
           <w:tcPr>
-            <w:tcW w:w="1900" w:type="dxa"/>
+            <w:tcW w:w="1886" w:type="dxa"/>
             <w:tcBorders>
               <w:left w:val="single" w:color="D7D7D7" w:themeColor="background1" w:themeShade="D8" w:sz="4" w:space="0"/>
               <w:right w:val="single" w:color="D7D7D7" w:themeColor="background1" w:themeShade="D8" w:sz="4" w:space="0"/>
@@ -11635,7 +11623,7 @@
         </w:tc>
         <w:tc>
           <w:tcPr>
-            <w:tcW w:w="1080" w:type="dxa"/>
+            <w:tcW w:w="1086" w:type="dxa"/>
             <w:tcBorders>
               <w:left w:val="single" w:color="D7D7D7" w:themeColor="background1" w:themeShade="D8" w:sz="4" w:space="0"/>
             </w:tcBorders>
@@ -11673,8 +11661,8 @@
         </w:trPr>
         <w:tc>
           <w:tcPr>
-            <w:tcW w:w="10080" w:type="dxa"/>
-            <w:gridSpan w:val="7"/>
+            <w:tcW w:w="10010" w:type="dxa"/>
+            <w:gridSpan w:val="6"/>
             <w:tcBorders/>
             <w:vAlign w:val="center"/>
           </w:tcPr>
@@ -11710,9 +11698,12 @@
         </w:trPr>
         <w:tc>
           <w:tcPr>
-            <w:tcW w:w="10080" w:type="dxa"/>
-            <w:gridSpan w:val="7"/>
-            <w:tcBorders/>
+            <w:tcW w:w="10010" w:type="dxa"/>
+            <w:gridSpan w:val="6"/>
+            <w:tcBorders>
+              <w:tl2br w:val="nil"/>
+              <w:tr2bl w:val="nil"/>
+            </w:tcBorders>
             <w:vAlign w:val="center"/>
           </w:tcPr>
           <w:p>
@@ -11721,42 +11712,22 @@
               <w:ind w:right="210" w:rightChars="100"/>
               <w:jc w:val="center"/>
               <w:rPr>
-                <w:rFonts w:hint="eastAsia" w:ascii="Times New Roman" w:hAnsi="Times New Roman" w:eastAsia="微软雅黑" w:cs="Times New Roman"/>
-                <w:bCs/>
-                <w:sz w:val="18"/>
-                <w:szCs w:val="18"/>
-                <w:lang w:eastAsia="zh-CN"/>
-              </w:rPr>
-            </w:pPr>
-            <w:r>
-              <w:rPr>
-                <w:rFonts w:hint="eastAsia" w:ascii="Times New Roman" w:hAnsi="Times New Roman" w:eastAsia="微软雅黑" w:cs="Times New Roman"/>
-                <w:bCs/>
-                <w:sz w:val="18"/>
-                <w:szCs w:val="18"/>
-                <w:lang w:eastAsia="zh-CN"/>
-              </w:rPr>
-              <w:t>{%</w:t>
-            </w:r>
-            <w:r>
-              <w:rPr>
                 <w:rFonts w:hint="default" w:ascii="Times New Roman" w:hAnsi="Times New Roman" w:eastAsia="微软雅黑" w:cs="Times New Roman"/>
                 <w:bCs/>
                 <w:sz w:val="18"/>
                 <w:szCs w:val="18"/>
                 <w:lang w:val="en-US" w:eastAsia="zh-CN"/>
               </w:rPr>
-              <w:t xml:space="preserve">tr </w:t>
-            </w:r>
-            <w:r>
-              <w:rPr>
-                <w:rFonts w:hint="eastAsia" w:ascii="Times New Roman" w:hAnsi="Times New Roman" w:eastAsia="微软雅黑" w:cs="Times New Roman"/>
+            </w:pPr>
+            <w:r>
+              <w:rPr>
+                <w:rFonts w:hint="default" w:ascii="Times New Roman" w:hAnsi="Times New Roman" w:eastAsia="微软雅黑" w:cs="Times New Roman"/>
                 <w:bCs/>
                 <w:sz w:val="18"/>
                 <w:szCs w:val="18"/>
-                <w:lang w:eastAsia="zh-CN"/>
-              </w:rPr>
-              <w:t>endfor %}</w:t>
+                <w:lang w:val="en-US" w:eastAsia="zh-CN"/>
+              </w:rPr>
+              <w:t>{%tr else%}</w:t>
             </w:r>
           </w:p>
         </w:tc>
@@ -11767,9 +11738,10 @@
         </w:trPr>
         <w:tc>
           <w:tcPr>
-            <w:tcW w:w="10080" w:type="dxa"/>
-            <w:gridSpan w:val="7"/>
-            <w:tcBorders/>
+            <w:tcW w:w="1646" w:type="dxa"/>
+            <w:tcBorders>
+              <w:right w:val="single" w:color="D7D7D7" w:themeColor="background1" w:themeShade="D8" w:sz="4" w:space="0"/>
+            </w:tcBorders>
             <w:vAlign w:val="center"/>
           </w:tcPr>
           <w:p>
@@ -11778,72 +11750,191 @@
               <w:ind w:right="210" w:rightChars="100"/>
               <w:jc w:val="center"/>
               <w:rPr>
-                <w:rFonts w:hint="eastAsia" w:ascii="Times New Roman" w:hAnsi="Times New Roman" w:eastAsia="微软雅黑" w:cs="Times New Roman"/>
+                <w:rFonts w:hint="default" w:ascii="Times New Roman" w:hAnsi="Times New Roman" w:eastAsia="微软雅黑" w:cs="Times New Roman"/>
                 <w:bCs/>
                 <w:sz w:val="18"/>
                 <w:szCs w:val="18"/>
-                <w:lang w:eastAsia="zh-CN"/>
-              </w:rPr>
-            </w:pPr>
-            <w:r>
-              <w:rPr>
-                <w:rFonts w:hint="eastAsia" w:ascii="Times New Roman" w:hAnsi="Times New Roman" w:eastAsia="微软雅黑" w:cs="Times New Roman"/>
-                <w:b/>
-                <w:sz w:val="24"/>
-                <w:szCs w:val="24"/>
-                <w:lang w:eastAsia="zh-CN"/>
-              </w:rPr>
-              <w:t>{%</w:t>
-            </w:r>
-            <w:r>
-              <w:rPr>
-                <w:rFonts w:hint="eastAsia" w:ascii="Times New Roman" w:hAnsi="Times New Roman" w:eastAsia="微软雅黑" w:cs="Times New Roman"/>
-                <w:b/>
-                <w:sz w:val="24"/>
-                <w:szCs w:val="24"/>
                 <w:lang w:val="en-US" w:eastAsia="zh-CN"/>
               </w:rPr>
-              <w:t>tr</w:t>
-            </w:r>
+            </w:pPr>
             <w:r>
               <w:rPr>
                 <w:rFonts w:hint="default" w:ascii="Times New Roman" w:hAnsi="Times New Roman" w:eastAsia="微软雅黑" w:cs="Times New Roman"/>
-                <w:b/>
-                <w:sz w:val="24"/>
-                <w:szCs w:val="24"/>
+                <w:bCs/>
+                <w:sz w:val="18"/>
+                <w:szCs w:val="18"/>
                 <w:lang w:val="en-US" w:eastAsia="zh-CN"/>
               </w:rPr>
-              <w:t xml:space="preserve"> </w:t>
-            </w:r>
-            <w:r>
-              <w:rPr>
-                <w:rFonts w:hint="eastAsia" w:ascii="Times New Roman" w:hAnsi="Times New Roman" w:eastAsia="微软雅黑" w:cs="Times New Roman"/>
-                <w:b/>
-                <w:sz w:val="24"/>
-                <w:szCs w:val="24"/>
-                <w:lang w:eastAsia="zh-CN"/>
-              </w:rPr>
-              <w:t>for tdd in ComplexDrugStr</w:t>
-            </w:r>
-            <w:r>
-              <w:rPr>
-                <w:rFonts w:hint="eastAsia" w:ascii="Times New Roman" w:hAnsi="Times New Roman" w:eastAsia="微软雅黑" w:cs="Times New Roman"/>
-                <w:b/>
-                <w:sz w:val="24"/>
-                <w:szCs w:val="24"/>
+              <w:t>/</w:t>
+            </w:r>
+          </w:p>
+        </w:tc>
+        <w:tc>
+          <w:tcPr>
+            <w:tcW w:w="3417" w:type="dxa"/>
+            <w:tcBorders>
+              <w:left w:val="single" w:color="D7D7D7" w:themeColor="background1" w:themeShade="D8" w:sz="4" w:space="0"/>
+              <w:right w:val="single" w:color="D7D7D7" w:themeColor="background1" w:themeShade="D8" w:sz="4" w:space="0"/>
+            </w:tcBorders>
+            <w:vAlign w:val="center"/>
+          </w:tcPr>
+          <w:p>
+            <w:pPr>
+              <w:spacing w:before="120" w:beforeLines="50" w:after="120" w:afterLines="50" w:line="400" w:lineRule="exact"/>
+              <w:ind w:right="210" w:rightChars="100"/>
+              <w:jc w:val="center"/>
+              <w:rPr>
+                <w:rFonts w:hint="default" w:ascii="Times New Roman" w:hAnsi="Times New Roman" w:eastAsia="微软雅黑" w:cs="Times New Roman"/>
+                <w:bCs/>
+                <w:sz w:val="18"/>
+                <w:szCs w:val="18"/>
                 <w:lang w:val="en-US" w:eastAsia="zh-CN"/>
               </w:rPr>
-              <w:t xml:space="preserve"> </w:t>
-            </w:r>
-            <w:r>
-              <w:rPr>
-                <w:rFonts w:hint="eastAsia" w:ascii="Times New Roman" w:hAnsi="Times New Roman" w:eastAsia="微软雅黑" w:cs="Times New Roman"/>
-                <w:b/>
-                <w:sz w:val="24"/>
-                <w:szCs w:val="24"/>
-                <w:lang w:eastAsia="zh-CN"/>
-              </w:rPr>
-              <w:t>%}</w:t>
+            </w:pPr>
+            <w:r>
+              <w:rPr>
+                <w:rFonts w:hint="default" w:ascii="Times New Roman" w:hAnsi="Times New Roman" w:eastAsia="微软雅黑" w:cs="Times New Roman"/>
+                <w:bCs/>
+                <w:sz w:val="18"/>
+                <w:szCs w:val="18"/>
+                <w:lang w:val="en-US" w:eastAsia="zh-CN"/>
+              </w:rPr>
+              <w:t>/</w:t>
+            </w:r>
+          </w:p>
+        </w:tc>
+        <w:tc>
+          <w:tcPr>
+            <w:tcW w:w="1254" w:type="dxa"/>
+            <w:tcBorders>
+              <w:left w:val="single" w:color="D7D7D7" w:themeColor="background1" w:themeShade="D8" w:sz="4" w:space="0"/>
+              <w:right w:val="single" w:color="D7D7D7" w:themeColor="background1" w:themeShade="D8" w:sz="4" w:space="0"/>
+            </w:tcBorders>
+            <w:vAlign w:val="center"/>
+          </w:tcPr>
+          <w:p>
+            <w:pPr>
+              <w:spacing w:before="120" w:beforeLines="50" w:after="120" w:afterLines="50" w:line="400" w:lineRule="exact"/>
+              <w:ind w:right="210" w:rightChars="100"/>
+              <w:jc w:val="center"/>
+              <w:rPr>
+                <w:rFonts w:hint="default" w:ascii="Times New Roman" w:hAnsi="Times New Roman" w:eastAsia="微软雅黑" w:cs="Times New Roman"/>
+                <w:bCs/>
+                <w:sz w:val="18"/>
+                <w:szCs w:val="18"/>
+                <w:lang w:val="en-US" w:eastAsia="zh-CN"/>
+              </w:rPr>
+            </w:pPr>
+            <w:r>
+              <w:rPr>
+                <w:rFonts w:hint="default" w:ascii="Times New Roman" w:hAnsi="Times New Roman" w:eastAsia="微软雅黑" w:cs="Times New Roman"/>
+                <w:bCs/>
+                <w:sz w:val="18"/>
+                <w:szCs w:val="18"/>
+                <w:lang w:val="en-US" w:eastAsia="zh-CN"/>
+              </w:rPr>
+              <w:t>/</w:t>
+            </w:r>
+          </w:p>
+        </w:tc>
+        <w:tc>
+          <w:tcPr>
+            <w:tcW w:w="721" w:type="dxa"/>
+            <w:tcBorders>
+              <w:left w:val="single" w:color="D7D7D7" w:themeColor="background1" w:themeShade="D8" w:sz="4" w:space="0"/>
+              <w:right w:val="single" w:color="D7D7D7" w:themeColor="background1" w:themeShade="D8" w:sz="4" w:space="0"/>
+            </w:tcBorders>
+            <w:vAlign w:val="center"/>
+          </w:tcPr>
+          <w:p>
+            <w:pPr>
+              <w:spacing w:before="120" w:beforeLines="50" w:after="120" w:afterLines="50" w:line="400" w:lineRule="exact"/>
+              <w:ind w:right="210" w:rightChars="100"/>
+              <w:jc w:val="center"/>
+              <w:rPr>
+                <w:rFonts w:hint="default" w:ascii="Times New Roman" w:hAnsi="Times New Roman" w:eastAsia="微软雅黑" w:cs="Times New Roman"/>
+                <w:bCs/>
+                <w:sz w:val="18"/>
+                <w:szCs w:val="18"/>
+                <w:lang w:val="en-US" w:eastAsia="zh-CN"/>
+              </w:rPr>
+            </w:pPr>
+            <w:r>
+              <w:rPr>
+                <w:rFonts w:hint="default" w:ascii="Times New Roman" w:hAnsi="Times New Roman" w:eastAsia="微软雅黑" w:cs="Times New Roman"/>
+                <w:bCs/>
+                <w:sz w:val="18"/>
+                <w:szCs w:val="18"/>
+                <w:lang w:val="en-US" w:eastAsia="zh-CN"/>
+              </w:rPr>
+              <w:t>/</w:t>
+            </w:r>
+          </w:p>
+        </w:tc>
+        <w:tc>
+          <w:tcPr>
+            <w:tcW w:w="1886" w:type="dxa"/>
+            <w:tcBorders>
+              <w:left w:val="single" w:color="D7D7D7" w:themeColor="background1" w:themeShade="D8" w:sz="4" w:space="0"/>
+              <w:right w:val="single" w:color="D7D7D7" w:themeColor="background1" w:themeShade="D8" w:sz="4" w:space="0"/>
+            </w:tcBorders>
+            <w:vAlign w:val="center"/>
+          </w:tcPr>
+          <w:p>
+            <w:pPr>
+              <w:spacing w:before="120" w:beforeLines="50" w:after="120" w:afterLines="50" w:line="400" w:lineRule="exact"/>
+              <w:ind w:right="210" w:rightChars="100"/>
+              <w:jc w:val="center"/>
+              <w:rPr>
+                <w:rFonts w:hint="default" w:ascii="Times New Roman" w:hAnsi="Times New Roman" w:eastAsia="微软雅黑" w:cs="Times New Roman"/>
+                <w:bCs/>
+                <w:sz w:val="18"/>
+                <w:szCs w:val="18"/>
+                <w:lang w:val="en-US" w:eastAsia="zh-CN"/>
+              </w:rPr>
+            </w:pPr>
+            <w:r>
+              <w:rPr>
+                <w:rFonts w:hint="default" w:ascii="Times New Roman" w:hAnsi="Times New Roman" w:eastAsia="微软雅黑" w:cs="Times New Roman"/>
+                <w:bCs/>
+                <w:sz w:val="18"/>
+                <w:szCs w:val="18"/>
+                <w:lang w:val="en-US" w:eastAsia="zh-CN"/>
+              </w:rPr>
+              <w:t>/</w:t>
+            </w:r>
+          </w:p>
+        </w:tc>
+        <w:tc>
+          <w:tcPr>
+            <w:tcW w:w="1086" w:type="dxa"/>
+            <w:tcBorders>
+              <w:left w:val="single" w:color="D7D7D7" w:themeColor="background1" w:themeShade="D8" w:sz="4" w:space="0"/>
+            </w:tcBorders>
+            <w:vAlign w:val="center"/>
+          </w:tcPr>
+          <w:p>
+            <w:pPr>
+              <w:spacing w:before="120" w:beforeLines="50" w:after="120" w:afterLines="50" w:line="400" w:lineRule="exact"/>
+              <w:ind w:right="210" w:rightChars="100"/>
+              <w:jc w:val="center"/>
+              <w:rPr>
+                <w:rFonts w:hint="default" w:ascii="Times New Roman" w:hAnsi="Times New Roman" w:eastAsia="微软雅黑" w:cs="Times New Roman"/>
+                <w:bCs/>
+                <w:sz w:val="18"/>
+                <w:szCs w:val="18"/>
+                <w:lang w:val="en-US" w:eastAsia="zh-CN"/>
+              </w:rPr>
+            </w:pPr>
+            <w:r>
+              <w:rPr>
+                <w:rFonts w:hint="default" w:ascii="Times New Roman" w:hAnsi="Times New Roman" w:eastAsia="微软雅黑" w:cs="Times New Roman"/>
+                <w:bCs/>
+                <w:sz w:val="18"/>
+                <w:szCs w:val="18"/>
+                <w:lang w:val="en-US" w:eastAsia="zh-CN"/>
+              </w:rPr>
+              <w:t>/</w:t>
             </w:r>
           </w:p>
         </w:tc>
@@ -11854,661 +11945,8 @@
         </w:trPr>
         <w:tc>
           <w:tcPr>
-            <w:tcW w:w="10080" w:type="dxa"/>
-            <w:gridSpan w:val="7"/>
-            <w:tcBorders/>
-            <w:vAlign w:val="center"/>
-          </w:tcPr>
-          <w:p>
-            <w:pPr>
-              <w:spacing w:before="120" w:beforeLines="50" w:after="120" w:afterLines="50" w:line="400" w:lineRule="exact"/>
-              <w:ind w:right="210" w:rightChars="100"/>
-              <w:jc w:val="center"/>
-              <w:rPr>
-                <w:rFonts w:hint="eastAsia" w:ascii="Times New Roman" w:hAnsi="Times New Roman" w:eastAsia="微软雅黑" w:cs="Times New Roman"/>
-                <w:bCs/>
-                <w:sz w:val="18"/>
-                <w:szCs w:val="18"/>
-                <w:lang w:eastAsia="zh-CN"/>
-              </w:rPr>
-            </w:pPr>
-            <w:r>
-              <w:rPr>
-                <w:rFonts w:hint="eastAsia" w:ascii="Times New Roman" w:hAnsi="Times New Roman" w:eastAsia="微软雅黑" w:cs="Times New Roman"/>
-                <w:b/>
-                <w:sz w:val="18"/>
-                <w:szCs w:val="18"/>
-                <w:lang w:eastAsia="zh-CN"/>
-              </w:rPr>
-              <w:t>{%tr for cti in tdd.clinicalTrialInformationStr %}</w:t>
-            </w:r>
-          </w:p>
-        </w:tc>
-      </w:tr>
-      <w:tr>
-        <w:trPr>
-          <w:jc w:val="center"/>
-        </w:trPr>
-        <w:tc>
-          <w:tcPr>
-            <w:tcW w:w="1730" w:type="dxa"/>
-            <w:tcBorders>
-              <w:right w:val="single" w:color="D7D7D7" w:themeColor="background1" w:themeShade="D8" w:sz="4" w:space="0"/>
-            </w:tcBorders>
-            <w:vAlign w:val="center"/>
-          </w:tcPr>
-          <w:p>
-            <w:pPr>
-              <w:spacing w:before="120" w:beforeLines="50" w:after="120" w:afterLines="50" w:line="400" w:lineRule="exact"/>
-              <w:ind w:right="210" w:rightChars="100"/>
-              <w:jc w:val="center"/>
-              <w:rPr>
-                <w:rFonts w:hint="eastAsia" w:ascii="Times New Roman" w:hAnsi="Times New Roman" w:eastAsia="微软雅黑" w:cs="Times New Roman"/>
-                <w:bCs/>
-                <w:sz w:val="18"/>
-                <w:szCs w:val="18"/>
-                <w:lang w:eastAsia="zh-CN"/>
-              </w:rPr>
-            </w:pPr>
-            <w:r>
-              <w:rPr>
-                <w:rFonts w:hint="eastAsia" w:ascii="Times New Roman" w:hAnsi="Times New Roman" w:eastAsia="微软雅黑" w:cs="Times New Roman"/>
-                <w:bCs/>
-                <w:sz w:val="18"/>
-                <w:szCs w:val="18"/>
-                <w:lang w:eastAsia="zh-CN"/>
-              </w:rPr>
-              <w:t>{{ cti.clinical_tri</w:t>
-            </w:r>
-            <w:r>
-              <w:rPr>
-                <w:rFonts w:hint="default" w:ascii="Times New Roman" w:hAnsi="Times New Roman" w:eastAsia="微软雅黑" w:cs="Times New Roman"/>
-                <w:bCs/>
-                <w:sz w:val="18"/>
-                <w:szCs w:val="18"/>
-                <w:lang w:val="en-US" w:eastAsia="zh-CN"/>
-              </w:rPr>
-              <w:t>a</w:t>
-            </w:r>
-            <w:r>
-              <w:rPr>
-                <w:rFonts w:hint="eastAsia" w:ascii="Times New Roman" w:hAnsi="Times New Roman" w:eastAsia="微软雅黑" w:cs="Times New Roman"/>
-                <w:bCs/>
-                <w:sz w:val="18"/>
-                <w:szCs w:val="18"/>
-                <w:lang w:eastAsia="zh-CN"/>
-              </w:rPr>
-              <w:t>l_id }}</w:t>
-            </w:r>
-          </w:p>
-        </w:tc>
-        <w:tc>
-          <w:tcPr>
-            <w:tcW w:w="3403" w:type="dxa"/>
-            <w:tcBorders>
-              <w:left w:val="single" w:color="D7D7D7" w:themeColor="background1" w:themeShade="D8" w:sz="4" w:space="0"/>
-              <w:right w:val="single" w:color="D7D7D7" w:themeColor="background1" w:themeShade="D8" w:sz="4" w:space="0"/>
-            </w:tcBorders>
-            <w:vAlign w:val="center"/>
-          </w:tcPr>
-          <w:p>
-            <w:pPr>
-              <w:spacing w:before="120" w:beforeLines="50" w:after="120" w:afterLines="50" w:line="400" w:lineRule="exact"/>
-              <w:ind w:right="210" w:rightChars="100"/>
-              <w:jc w:val="center"/>
-              <w:rPr>
-                <w:rFonts w:hint="eastAsia" w:ascii="Times New Roman" w:hAnsi="Times New Roman" w:eastAsia="微软雅黑" w:cs="Times New Roman"/>
-                <w:bCs/>
-                <w:sz w:val="18"/>
-                <w:szCs w:val="18"/>
-                <w:lang w:eastAsia="zh-CN"/>
-              </w:rPr>
-            </w:pPr>
-            <w:r>
-              <w:rPr>
-                <w:rFonts w:hint="eastAsia" w:ascii="Times New Roman" w:hAnsi="Times New Roman" w:eastAsia="微软雅黑" w:cs="Times New Roman"/>
-                <w:bCs/>
-                <w:sz w:val="18"/>
-                <w:szCs w:val="18"/>
-                <w:lang w:eastAsia="zh-CN"/>
-              </w:rPr>
-              <w:t>{{ cti.title_chinese }}</w:t>
-            </w:r>
-          </w:p>
-        </w:tc>
-        <w:tc>
-          <w:tcPr>
-            <w:tcW w:w="1267" w:type="dxa"/>
-            <w:gridSpan w:val="2"/>
-            <w:tcBorders>
-              <w:left w:val="single" w:color="D7D7D7" w:themeColor="background1" w:themeShade="D8" w:sz="4" w:space="0"/>
-              <w:right w:val="single" w:color="D7D7D7" w:themeColor="background1" w:themeShade="D8" w:sz="4" w:space="0"/>
-            </w:tcBorders>
-            <w:vAlign w:val="center"/>
-          </w:tcPr>
-          <w:p>
-            <w:pPr>
-              <w:spacing w:before="120" w:beforeLines="50" w:after="120" w:afterLines="50" w:line="400" w:lineRule="exact"/>
-              <w:ind w:right="210" w:rightChars="100"/>
-              <w:jc w:val="center"/>
-              <w:rPr>
-                <w:rFonts w:hint="eastAsia" w:ascii="Times New Roman" w:hAnsi="Times New Roman" w:eastAsia="微软雅黑" w:cs="Times New Roman"/>
-                <w:bCs/>
-                <w:sz w:val="18"/>
-                <w:szCs w:val="18"/>
-                <w:lang w:eastAsia="zh-CN"/>
-              </w:rPr>
-            </w:pPr>
-            <w:r>
-              <w:rPr>
-                <w:rFonts w:hint="eastAsia" w:ascii="Times New Roman" w:hAnsi="Times New Roman" w:eastAsia="微软雅黑" w:cs="Times New Roman"/>
-                <w:bCs/>
-                <w:sz w:val="18"/>
-                <w:szCs w:val="18"/>
-                <w:lang w:eastAsia="zh-CN"/>
-              </w:rPr>
-              <w:t>{{ cti.condition_chinese }}</w:t>
-            </w:r>
-          </w:p>
-        </w:tc>
-        <w:tc>
-          <w:tcPr>
-            <w:tcW w:w="700" w:type="dxa"/>
-            <w:tcBorders>
-              <w:left w:val="single" w:color="D7D7D7" w:themeColor="background1" w:themeShade="D8" w:sz="4" w:space="0"/>
-              <w:right w:val="single" w:color="D7D7D7" w:themeColor="background1" w:themeShade="D8" w:sz="4" w:space="0"/>
-            </w:tcBorders>
-            <w:vAlign w:val="center"/>
-          </w:tcPr>
-          <w:p>
-            <w:pPr>
-              <w:spacing w:before="120" w:beforeLines="50" w:after="120" w:afterLines="50" w:line="400" w:lineRule="exact"/>
-              <w:ind w:right="210" w:rightChars="100"/>
-              <w:jc w:val="center"/>
-              <w:rPr>
-                <w:rFonts w:hint="eastAsia" w:ascii="Times New Roman" w:hAnsi="Times New Roman" w:eastAsia="微软雅黑" w:cs="Times New Roman"/>
-                <w:bCs/>
-                <w:sz w:val="18"/>
-                <w:szCs w:val="18"/>
-                <w:lang w:eastAsia="zh-CN"/>
-              </w:rPr>
-            </w:pPr>
-            <w:r>
-              <w:rPr>
-                <w:rFonts w:hint="eastAsia" w:ascii="Times New Roman" w:hAnsi="Times New Roman" w:eastAsia="微软雅黑" w:cs="Times New Roman"/>
-                <w:bCs/>
-                <w:sz w:val="18"/>
-                <w:szCs w:val="18"/>
-                <w:lang w:eastAsia="zh-CN"/>
-              </w:rPr>
-              <w:t>{{ cti.phase }}</w:t>
-            </w:r>
-          </w:p>
-        </w:tc>
-        <w:tc>
-          <w:tcPr>
-            <w:tcW w:w="1900" w:type="dxa"/>
-            <w:tcBorders>
-              <w:left w:val="single" w:color="D7D7D7" w:themeColor="background1" w:themeShade="D8" w:sz="4" w:space="0"/>
-              <w:right w:val="single" w:color="D7D7D7" w:themeColor="background1" w:themeShade="D8" w:sz="4" w:space="0"/>
-            </w:tcBorders>
-            <w:vAlign w:val="center"/>
-          </w:tcPr>
-          <w:p>
-            <w:pPr>
-              <w:spacing w:before="1" w:line="249" w:lineRule="auto"/>
-              <w:ind w:right="131"/>
-              <w:jc w:val="center"/>
-              <w:rPr>
-                <w:rFonts w:ascii="Times New Roman" w:hAnsi="Times New Roman" w:eastAsia="微软雅黑" w:cs="Times New Roman"/>
-                <w:sz w:val="18"/>
-                <w:szCs w:val="18"/>
-                <w:lang w:eastAsia="zh-CN"/>
-              </w:rPr>
-            </w:pPr>
-            <w:r>
-              <w:rPr>
-                <w:rFonts w:hint="eastAsia" w:ascii="Times New Roman" w:hAnsi="Times New Roman" w:eastAsia="微软雅黑" w:cs="Times New Roman"/>
-                <w:sz w:val="18"/>
-                <w:szCs w:val="18"/>
-                <w:lang w:eastAsia="zh-CN"/>
-              </w:rPr>
-              <w:t xml:space="preserve">{% for d in </w:t>
-            </w:r>
-            <w:r>
-              <w:rPr>
-                <w:rFonts w:hint="eastAsia" w:ascii="Times New Roman" w:hAnsi="Times New Roman" w:eastAsia="微软雅黑" w:cs="Times New Roman"/>
-                <w:bCs/>
-                <w:sz w:val="18"/>
-                <w:szCs w:val="18"/>
-                <w:lang w:eastAsia="zh-CN"/>
-              </w:rPr>
-              <w:t>cti.drug_name_chinese</w:t>
-            </w:r>
-            <w:r>
-              <w:rPr>
-                <w:rFonts w:hint="eastAsia" w:ascii="Times New Roman" w:hAnsi="Times New Roman" w:eastAsia="微软雅黑" w:cs="Times New Roman"/>
-                <w:sz w:val="18"/>
-                <w:szCs w:val="18"/>
-                <w:lang w:eastAsia="zh-CN"/>
-              </w:rPr>
-              <w:t xml:space="preserve"> %}{%if loop.last%}{{ d.name }}{%else%}{{ d.name }}</w:t>
-            </w:r>
-          </w:p>
-          <w:p>
-            <w:pPr>
-              <w:spacing w:before="120" w:beforeLines="50" w:after="120" w:afterLines="50" w:line="400" w:lineRule="exact"/>
-              <w:ind w:right="210" w:rightChars="100"/>
-              <w:jc w:val="center"/>
-              <w:rPr>
-                <w:rFonts w:hint="eastAsia" w:ascii="Times New Roman" w:hAnsi="Times New Roman" w:eastAsia="微软雅黑" w:cs="Times New Roman"/>
-                <w:bCs/>
-                <w:sz w:val="18"/>
-                <w:szCs w:val="18"/>
-                <w:lang w:eastAsia="zh-CN"/>
-              </w:rPr>
-            </w:pPr>
-            <w:r>
-              <w:rPr>
-                <w:rFonts w:hint="eastAsia" w:ascii="Times New Roman" w:hAnsi="Times New Roman" w:eastAsia="微软雅黑" w:cs="Times New Roman"/>
-                <w:sz w:val="18"/>
-                <w:szCs w:val="18"/>
-                <w:lang w:eastAsia="zh-CN"/>
-              </w:rPr>
-              <w:t>{%endif%}{% endfor %}</w:t>
-            </w:r>
-          </w:p>
-        </w:tc>
-        <w:tc>
-          <w:tcPr>
-            <w:tcW w:w="1080" w:type="dxa"/>
-            <w:tcBorders>
-              <w:left w:val="single" w:color="D7D7D7" w:themeColor="background1" w:themeShade="D8" w:sz="4" w:space="0"/>
-            </w:tcBorders>
-            <w:vAlign w:val="center"/>
-          </w:tcPr>
-          <w:p>
-            <w:pPr>
-              <w:spacing w:before="120" w:beforeLines="50" w:after="120" w:afterLines="50" w:line="400" w:lineRule="exact"/>
-              <w:ind w:right="210" w:rightChars="100"/>
-              <w:jc w:val="center"/>
-              <w:rPr>
-                <w:rFonts w:hint="eastAsia" w:ascii="Times New Roman" w:hAnsi="Times New Roman" w:eastAsia="微软雅黑" w:cs="Times New Roman"/>
-                <w:bCs/>
-                <w:sz w:val="18"/>
-                <w:szCs w:val="18"/>
-                <w:lang w:eastAsia="zh-CN"/>
-              </w:rPr>
-            </w:pPr>
-            <w:r>
-              <w:rPr>
-                <w:rFonts w:hint="eastAsia" w:ascii="Times New Roman" w:hAnsi="Times New Roman" w:eastAsia="微软雅黑" w:cs="Times New Roman"/>
-                <w:bCs/>
-                <w:sz w:val="18"/>
-                <w:szCs w:val="18"/>
-                <w:lang w:eastAsia="zh-CN"/>
-              </w:rPr>
-              <w:t>{{ cti.location_chinese }}</w:t>
-            </w:r>
-          </w:p>
-        </w:tc>
-      </w:tr>
-      <w:tr>
-        <w:trPr>
-          <w:jc w:val="center"/>
-        </w:trPr>
-        <w:tc>
-          <w:tcPr>
-            <w:tcW w:w="10080" w:type="dxa"/>
-            <w:gridSpan w:val="7"/>
-            <w:tcBorders>
-              <w:tl2br w:val="nil"/>
-              <w:tr2bl w:val="nil"/>
-            </w:tcBorders>
-            <w:vAlign w:val="center"/>
-          </w:tcPr>
-          <w:p>
-            <w:pPr>
-              <w:spacing w:before="120" w:beforeLines="50" w:after="120" w:afterLines="50" w:line="400" w:lineRule="exact"/>
-              <w:ind w:right="210" w:rightChars="100"/>
-              <w:jc w:val="center"/>
-              <w:rPr>
-                <w:rFonts w:hint="default" w:ascii="Times New Roman" w:hAnsi="Times New Roman" w:eastAsia="微软雅黑" w:cs="Times New Roman"/>
-                <w:bCs/>
-                <w:sz w:val="18"/>
-                <w:szCs w:val="18"/>
-                <w:lang w:val="en-US" w:eastAsia="zh-CN"/>
-              </w:rPr>
-            </w:pPr>
-            <w:r>
-              <w:rPr>
-                <w:rFonts w:hint="eastAsia" w:ascii="Times New Roman" w:hAnsi="Times New Roman" w:eastAsia="微软雅黑" w:cs="Times New Roman"/>
-                <w:bCs/>
-                <w:sz w:val="18"/>
-                <w:szCs w:val="18"/>
-                <w:lang w:eastAsia="zh-CN"/>
-              </w:rPr>
-              <w:t>{%tr endfor %}</w:t>
-            </w:r>
-          </w:p>
-        </w:tc>
-      </w:tr>
-      <w:tr>
-        <w:trPr>
-          <w:jc w:val="center"/>
-        </w:trPr>
-        <w:tc>
-          <w:tcPr>
-            <w:tcW w:w="10080" w:type="dxa"/>
-            <w:gridSpan w:val="7"/>
-            <w:tcBorders>
-              <w:tl2br w:val="nil"/>
-              <w:tr2bl w:val="nil"/>
-            </w:tcBorders>
-            <w:vAlign w:val="center"/>
-          </w:tcPr>
-          <w:p>
-            <w:pPr>
-              <w:spacing w:before="120" w:beforeLines="50" w:after="120" w:afterLines="50" w:line="400" w:lineRule="exact"/>
-              <w:ind w:right="210" w:rightChars="100"/>
-              <w:jc w:val="center"/>
-              <w:rPr>
-                <w:rFonts w:hint="default" w:ascii="Times New Roman" w:hAnsi="Times New Roman" w:eastAsia="微软雅黑" w:cs="Times New Roman"/>
-                <w:bCs/>
-                <w:sz w:val="18"/>
-                <w:szCs w:val="18"/>
-                <w:lang w:val="en-US" w:eastAsia="zh-CN"/>
-              </w:rPr>
-            </w:pPr>
-            <w:r>
-              <w:rPr>
-                <w:rFonts w:hint="eastAsia" w:ascii="Times New Roman" w:hAnsi="Times New Roman" w:eastAsia="微软雅黑" w:cs="Times New Roman"/>
-                <w:bCs/>
-                <w:sz w:val="18"/>
-                <w:szCs w:val="18"/>
-                <w:lang w:eastAsia="zh-CN"/>
-              </w:rPr>
-              <w:t>{%</w:t>
-            </w:r>
-            <w:r>
-              <w:rPr>
-                <w:rFonts w:hint="default" w:ascii="Times New Roman" w:hAnsi="Times New Roman" w:eastAsia="微软雅黑" w:cs="Times New Roman"/>
-                <w:bCs/>
-                <w:sz w:val="18"/>
-                <w:szCs w:val="18"/>
-                <w:lang w:val="en-US" w:eastAsia="zh-CN"/>
-              </w:rPr>
-              <w:t xml:space="preserve">tr </w:t>
-            </w:r>
-            <w:r>
-              <w:rPr>
-                <w:rFonts w:hint="eastAsia" w:ascii="Times New Roman" w:hAnsi="Times New Roman" w:eastAsia="微软雅黑" w:cs="Times New Roman"/>
-                <w:bCs/>
-                <w:sz w:val="18"/>
-                <w:szCs w:val="18"/>
-                <w:lang w:eastAsia="zh-CN"/>
-              </w:rPr>
-              <w:t>endfor %}</w:t>
-            </w:r>
-          </w:p>
-        </w:tc>
-      </w:tr>
-      <w:tr>
-        <w:trPr>
-          <w:jc w:val="center"/>
-        </w:trPr>
-        <w:tc>
-          <w:tcPr>
-            <w:tcW w:w="10080" w:type="dxa"/>
-            <w:gridSpan w:val="7"/>
-            <w:tcBorders>
-              <w:tl2br w:val="nil"/>
-              <w:tr2bl w:val="nil"/>
-            </w:tcBorders>
-            <w:vAlign w:val="center"/>
-          </w:tcPr>
-          <w:p>
-            <w:pPr>
-              <w:spacing w:before="120" w:beforeLines="50" w:after="120" w:afterLines="50" w:line="400" w:lineRule="exact"/>
-              <w:ind w:right="210" w:rightChars="100"/>
-              <w:jc w:val="center"/>
-              <w:rPr>
-                <w:rFonts w:hint="default" w:ascii="Times New Roman" w:hAnsi="Times New Roman" w:eastAsia="微软雅黑" w:cs="Times New Roman"/>
-                <w:bCs/>
-                <w:sz w:val="18"/>
-                <w:szCs w:val="18"/>
-                <w:lang w:val="en-US" w:eastAsia="zh-CN"/>
-              </w:rPr>
-            </w:pPr>
-            <w:r>
-              <w:rPr>
-                <w:rFonts w:hint="default" w:ascii="Times New Roman" w:hAnsi="Times New Roman" w:eastAsia="微软雅黑" w:cs="Times New Roman"/>
-                <w:bCs/>
-                <w:sz w:val="18"/>
-                <w:szCs w:val="18"/>
-                <w:lang w:val="en-US" w:eastAsia="zh-CN"/>
-              </w:rPr>
-              <w:t>{%tr else%}</w:t>
-            </w:r>
-          </w:p>
-        </w:tc>
-      </w:tr>
-      <w:tr>
-        <w:trPr>
-          <w:jc w:val="center"/>
-        </w:trPr>
-        <w:tc>
-          <w:tcPr>
-            <w:tcW w:w="1730" w:type="dxa"/>
-            <w:tcBorders>
-              <w:right w:val="single" w:color="D7D7D7" w:themeColor="background1" w:themeShade="D8" w:sz="4" w:space="0"/>
-            </w:tcBorders>
-            <w:vAlign w:val="center"/>
-          </w:tcPr>
-          <w:p>
-            <w:pPr>
-              <w:spacing w:before="120" w:beforeLines="50" w:after="120" w:afterLines="50" w:line="400" w:lineRule="exact"/>
-              <w:ind w:right="210" w:rightChars="100"/>
-              <w:jc w:val="center"/>
-              <w:rPr>
-                <w:rFonts w:hint="default" w:ascii="Times New Roman" w:hAnsi="Times New Roman" w:eastAsia="微软雅黑" w:cs="Times New Roman"/>
-                <w:bCs/>
-                <w:sz w:val="18"/>
-                <w:szCs w:val="18"/>
-                <w:lang w:val="en-US" w:eastAsia="zh-CN"/>
-              </w:rPr>
-            </w:pPr>
-            <w:r>
-              <w:rPr>
-                <w:rFonts w:hint="default" w:ascii="Times New Roman" w:hAnsi="Times New Roman" w:eastAsia="微软雅黑" w:cs="Times New Roman"/>
-                <w:bCs/>
-                <w:sz w:val="18"/>
-                <w:szCs w:val="18"/>
-                <w:lang w:val="en-US" w:eastAsia="zh-CN"/>
-              </w:rPr>
-              <w:t>/</w:t>
-            </w:r>
-          </w:p>
-        </w:tc>
-        <w:tc>
-          <w:tcPr>
-            <w:tcW w:w="3405" w:type="dxa"/>
-            <w:gridSpan w:val="2"/>
-            <w:tcBorders>
-              <w:left w:val="single" w:color="D7D7D7" w:themeColor="background1" w:themeShade="D8" w:sz="4" w:space="0"/>
-              <w:right w:val="single" w:color="D7D7D7" w:themeColor="background1" w:themeShade="D8" w:sz="4" w:space="0"/>
-            </w:tcBorders>
-            <w:vAlign w:val="center"/>
-          </w:tcPr>
-          <w:p>
-            <w:pPr>
-              <w:spacing w:before="120" w:beforeLines="50" w:after="120" w:afterLines="50" w:line="400" w:lineRule="exact"/>
-              <w:ind w:right="210" w:rightChars="100"/>
-              <w:jc w:val="center"/>
-              <w:rPr>
-                <w:rFonts w:hint="default" w:ascii="Times New Roman" w:hAnsi="Times New Roman" w:eastAsia="微软雅黑" w:cs="Times New Roman"/>
-                <w:bCs/>
-                <w:sz w:val="18"/>
-                <w:szCs w:val="18"/>
-                <w:lang w:val="en-US" w:eastAsia="zh-CN"/>
-              </w:rPr>
-            </w:pPr>
-            <w:r>
-              <w:rPr>
-                <w:rFonts w:hint="default" w:ascii="Times New Roman" w:hAnsi="Times New Roman" w:eastAsia="微软雅黑" w:cs="Times New Roman"/>
-                <w:bCs/>
-                <w:sz w:val="18"/>
-                <w:szCs w:val="18"/>
-                <w:lang w:val="en-US" w:eastAsia="zh-CN"/>
-              </w:rPr>
-              <w:t>/</w:t>
-            </w:r>
-          </w:p>
-        </w:tc>
-        <w:tc>
-          <w:tcPr>
-            <w:tcW w:w="1265" w:type="dxa"/>
-            <w:tcBorders>
-              <w:left w:val="single" w:color="D7D7D7" w:themeColor="background1" w:themeShade="D8" w:sz="4" w:space="0"/>
-              <w:right w:val="single" w:color="D7D7D7" w:themeColor="background1" w:themeShade="D8" w:sz="4" w:space="0"/>
-            </w:tcBorders>
-            <w:vAlign w:val="center"/>
-          </w:tcPr>
-          <w:p>
-            <w:pPr>
-              <w:spacing w:before="120" w:beforeLines="50" w:after="120" w:afterLines="50" w:line="400" w:lineRule="exact"/>
-              <w:ind w:right="210" w:rightChars="100"/>
-              <w:jc w:val="center"/>
-              <w:rPr>
-                <w:rFonts w:hint="default" w:ascii="Times New Roman" w:hAnsi="Times New Roman" w:eastAsia="微软雅黑" w:cs="Times New Roman"/>
-                <w:bCs/>
-                <w:sz w:val="18"/>
-                <w:szCs w:val="18"/>
-                <w:lang w:val="en-US" w:eastAsia="zh-CN"/>
-              </w:rPr>
-            </w:pPr>
-            <w:r>
-              <w:rPr>
-                <w:rFonts w:hint="default" w:ascii="Times New Roman" w:hAnsi="Times New Roman" w:eastAsia="微软雅黑" w:cs="Times New Roman"/>
-                <w:bCs/>
-                <w:sz w:val="18"/>
-                <w:szCs w:val="18"/>
-                <w:lang w:val="en-US" w:eastAsia="zh-CN"/>
-              </w:rPr>
-              <w:t>/</w:t>
-            </w:r>
-          </w:p>
-        </w:tc>
-        <w:tc>
-          <w:tcPr>
-            <w:tcW w:w="700" w:type="dxa"/>
-            <w:tcBorders>
-              <w:left w:val="single" w:color="D7D7D7" w:themeColor="background1" w:themeShade="D8" w:sz="4" w:space="0"/>
-              <w:right w:val="single" w:color="D7D7D7" w:themeColor="background1" w:themeShade="D8" w:sz="4" w:space="0"/>
-            </w:tcBorders>
-            <w:vAlign w:val="center"/>
-          </w:tcPr>
-          <w:p>
-            <w:pPr>
-              <w:spacing w:before="120" w:beforeLines="50" w:after="120" w:afterLines="50" w:line="400" w:lineRule="exact"/>
-              <w:ind w:right="210" w:rightChars="100"/>
-              <w:jc w:val="center"/>
-              <w:rPr>
-                <w:rFonts w:hint="default" w:ascii="Times New Roman" w:hAnsi="Times New Roman" w:eastAsia="微软雅黑" w:cs="Times New Roman"/>
-                <w:bCs/>
-                <w:sz w:val="18"/>
-                <w:szCs w:val="18"/>
-                <w:lang w:val="en-US" w:eastAsia="zh-CN"/>
-              </w:rPr>
-            </w:pPr>
-            <w:r>
-              <w:rPr>
-                <w:rFonts w:hint="default" w:ascii="Times New Roman" w:hAnsi="Times New Roman" w:eastAsia="微软雅黑" w:cs="Times New Roman"/>
-                <w:bCs/>
-                <w:sz w:val="18"/>
-                <w:szCs w:val="18"/>
-                <w:lang w:val="en-US" w:eastAsia="zh-CN"/>
-              </w:rPr>
-              <w:t>/</w:t>
-            </w:r>
-          </w:p>
-        </w:tc>
-        <w:tc>
-          <w:tcPr>
-            <w:tcW w:w="1900" w:type="dxa"/>
-            <w:tcBorders>
-              <w:left w:val="single" w:color="D7D7D7" w:themeColor="background1" w:themeShade="D8" w:sz="4" w:space="0"/>
-              <w:right w:val="single" w:color="D7D7D7" w:themeColor="background1" w:themeShade="D8" w:sz="4" w:space="0"/>
-            </w:tcBorders>
-            <w:vAlign w:val="center"/>
-          </w:tcPr>
-          <w:p>
-            <w:pPr>
-              <w:spacing w:before="120" w:beforeLines="50" w:after="120" w:afterLines="50" w:line="400" w:lineRule="exact"/>
-              <w:ind w:right="210" w:rightChars="100"/>
-              <w:jc w:val="center"/>
-              <w:rPr>
-                <w:rFonts w:hint="default" w:ascii="Times New Roman" w:hAnsi="Times New Roman" w:eastAsia="微软雅黑" w:cs="Times New Roman"/>
-                <w:bCs/>
-                <w:sz w:val="18"/>
-                <w:szCs w:val="18"/>
-                <w:lang w:val="en-US" w:eastAsia="zh-CN"/>
-              </w:rPr>
-            </w:pPr>
-            <w:r>
-              <w:rPr>
-                <w:rFonts w:hint="default" w:ascii="Times New Roman" w:hAnsi="Times New Roman" w:eastAsia="微软雅黑" w:cs="Times New Roman"/>
-                <w:bCs/>
-                <w:sz w:val="18"/>
-                <w:szCs w:val="18"/>
-                <w:lang w:val="en-US" w:eastAsia="zh-CN"/>
-              </w:rPr>
-              <w:t>/</w:t>
-            </w:r>
-          </w:p>
-        </w:tc>
-        <w:tc>
-          <w:tcPr>
-            <w:tcW w:w="1080" w:type="dxa"/>
-            <w:tcBorders>
-              <w:left w:val="single" w:color="D7D7D7" w:themeColor="background1" w:themeShade="D8" w:sz="4" w:space="0"/>
-            </w:tcBorders>
-            <w:vAlign w:val="center"/>
-          </w:tcPr>
-          <w:p>
-            <w:pPr>
-              <w:spacing w:before="120" w:beforeLines="50" w:after="120" w:afterLines="50" w:line="400" w:lineRule="exact"/>
-              <w:ind w:right="210" w:rightChars="100"/>
-              <w:jc w:val="center"/>
-              <w:rPr>
-                <w:rFonts w:hint="default" w:ascii="Times New Roman" w:hAnsi="Times New Roman" w:eastAsia="微软雅黑" w:cs="Times New Roman"/>
-                <w:bCs/>
-                <w:sz w:val="18"/>
-                <w:szCs w:val="18"/>
-                <w:lang w:val="en-US" w:eastAsia="zh-CN"/>
-              </w:rPr>
-            </w:pPr>
-            <w:r>
-              <w:rPr>
-                <w:rFonts w:hint="default" w:ascii="Times New Roman" w:hAnsi="Times New Roman" w:eastAsia="微软雅黑" w:cs="Times New Roman"/>
-                <w:bCs/>
-                <w:sz w:val="18"/>
-                <w:szCs w:val="18"/>
-                <w:lang w:val="en-US" w:eastAsia="zh-CN"/>
-              </w:rPr>
-              <w:t>/</w:t>
-            </w:r>
-          </w:p>
-        </w:tc>
-      </w:tr>
-      <w:tr>
-        <w:trPr>
-          <w:jc w:val="center"/>
-        </w:trPr>
-        <w:tc>
-          <w:tcPr>
-            <w:tcW w:w="10080" w:type="dxa"/>
-            <w:gridSpan w:val="7"/>
+            <w:tcW w:w="10010" w:type="dxa"/>
+            <w:gridSpan w:val="6"/>
             <w:tcBorders>
               <w:tl2br w:val="nil"/>
               <w:tr2bl w:val="nil"/>

--- a/WebContent/docx/泛实体瘤188基因报告-晶赛.docx
+++ b/WebContent/docx/泛实体瘤188基因报告-晶赛.docx
@@ -11290,8 +11290,6 @@
               </w:rPr>
               <w:t>%}</w:t>
             </w:r>
-            <w:bookmarkStart w:id="12" w:name="_GoBack"/>
-            <w:bookmarkEnd w:id="12"/>
           </w:p>
         </w:tc>
       </w:tr>
@@ -11353,7 +11351,40 @@
                 <w:szCs w:val="18"/>
                 <w:lang w:val="en-US" w:eastAsia="zh-CN"/>
               </w:rPr>
-              <w:t xml:space="preserve"> for tdd in </w:t>
+              <w:t xml:space="preserve"> for </w:t>
+            </w:r>
+            <w:r>
+              <w:rPr>
+                <w:rFonts w:hint="default" w:ascii="Times New Roman" w:hAnsi="Times New Roman" w:eastAsia="微软雅黑" w:cs="Times New Roman"/>
+                <w:bCs/>
+                <w:sz w:val="18"/>
+                <w:szCs w:val="18"/>
+                <w:lang w:val="en-US" w:eastAsia="zh-CN"/>
+              </w:rPr>
+              <w:t xml:space="preserve">cti </w:t>
+            </w:r>
+            <w:bookmarkStart w:id="12" w:name="_GoBack"/>
+            <w:bookmarkEnd w:id="12"/>
+            <w:r>
+              <w:rPr>
+                <w:rFonts w:hint="eastAsia" w:ascii="Times New Roman" w:hAnsi="Times New Roman" w:eastAsia="微软雅黑" w:cs="Times New Roman"/>
+                <w:bCs/>
+                <w:sz w:val="18"/>
+                <w:szCs w:val="18"/>
+                <w:lang w:val="en-US" w:eastAsia="zh-CN"/>
+              </w:rPr>
+              <w:t xml:space="preserve">in </w:t>
+            </w:r>
+            <w:r>
+              <w:rPr>
+                <w:rFonts w:hint="default" w:ascii="Times New Roman" w:hAnsi="Times New Roman" w:eastAsia="微软雅黑" w:cs="Times New Roman"/>
+                <w:bCs/>
+                <w:kern w:val="2"/>
+                <w:sz w:val="18"/>
+                <w:szCs w:val="18"/>
+                <w:lang w:val="en-US" w:eastAsia="zh-CN" w:bidi="ar-SA"/>
+              </w:rPr>
+              <w:t>JingsaiCustomInfo.</w:t>
             </w:r>
             <w:r>
               <w:rPr>

--- a/WebContent/docx/泛实体瘤188基因报告-晶赛.docx
+++ b/WebContent/docx/泛实体瘤188基因报告-晶赛.docx
@@ -716,6 +716,22 @@
         <w:gridCol w:w="3527"/>
       </w:tblGrid>
       <w:tr>
+        <w:tblPrEx>
+          <w:tblBorders>
+            <w:top w:val="single" w:color="BEBEBE" w:themeColor="background1" w:themeShade="BF" w:sz="4" w:space="0"/>
+            <w:left w:val="single" w:color="BEBEBE" w:themeColor="background1" w:themeShade="BF" w:sz="4" w:space="0"/>
+            <w:bottom w:val="single" w:color="BEBEBE" w:themeColor="background1" w:themeShade="BF" w:sz="4" w:space="0"/>
+            <w:right w:val="single" w:color="BEBEBE" w:themeColor="background1" w:themeShade="BF" w:sz="4" w:space="0"/>
+            <w:insideH w:val="single" w:color="BEBEBE" w:themeColor="background1" w:themeShade="BF" w:sz="4" w:space="0"/>
+            <w:insideV w:val="single" w:color="BEBEBE" w:themeColor="background1" w:themeShade="BF" w:sz="4" w:space="0"/>
+          </w:tblBorders>
+          <w:tblCellMar>
+            <w:top w:w="0" w:type="dxa"/>
+            <w:left w:w="108" w:type="dxa"/>
+            <w:bottom w:w="0" w:type="dxa"/>
+            <w:right w:w="108" w:type="dxa"/>
+          </w:tblCellMar>
+        </w:tblPrEx>
         <w:trPr>
           <w:trHeight w:val="600" w:hRule="atLeast"/>
         </w:trPr>
@@ -851,6 +867,22 @@
         </w:tc>
       </w:tr>
       <w:tr>
+        <w:tblPrEx>
+          <w:tblBorders>
+            <w:top w:val="single" w:color="BEBEBE" w:themeColor="background1" w:themeShade="BF" w:sz="4" w:space="0"/>
+            <w:left w:val="single" w:color="BEBEBE" w:themeColor="background1" w:themeShade="BF" w:sz="4" w:space="0"/>
+            <w:bottom w:val="single" w:color="BEBEBE" w:themeColor="background1" w:themeShade="BF" w:sz="4" w:space="0"/>
+            <w:right w:val="single" w:color="BEBEBE" w:themeColor="background1" w:themeShade="BF" w:sz="4" w:space="0"/>
+            <w:insideH w:val="single" w:color="BEBEBE" w:themeColor="background1" w:themeShade="BF" w:sz="4" w:space="0"/>
+            <w:insideV w:val="single" w:color="BEBEBE" w:themeColor="background1" w:themeShade="BF" w:sz="4" w:space="0"/>
+          </w:tblBorders>
+          <w:tblCellMar>
+            <w:top w:w="0" w:type="dxa"/>
+            <w:left w:w="108" w:type="dxa"/>
+            <w:bottom w:w="0" w:type="dxa"/>
+            <w:right w:w="108" w:type="dxa"/>
+          </w:tblCellMar>
+        </w:tblPrEx>
         <w:tc>
           <w:tcPr>
             <w:tcW w:w="3377" w:type="dxa"/>
@@ -1012,6 +1044,22 @@
         </w:tc>
       </w:tr>
       <w:tr>
+        <w:tblPrEx>
+          <w:tblBorders>
+            <w:top w:val="single" w:color="BEBEBE" w:themeColor="background1" w:themeShade="BF" w:sz="4" w:space="0"/>
+            <w:left w:val="single" w:color="BEBEBE" w:themeColor="background1" w:themeShade="BF" w:sz="4" w:space="0"/>
+            <w:bottom w:val="single" w:color="BEBEBE" w:themeColor="background1" w:themeShade="BF" w:sz="4" w:space="0"/>
+            <w:right w:val="single" w:color="BEBEBE" w:themeColor="background1" w:themeShade="BF" w:sz="4" w:space="0"/>
+            <w:insideH w:val="single" w:color="BEBEBE" w:themeColor="background1" w:themeShade="BF" w:sz="4" w:space="0"/>
+            <w:insideV w:val="single" w:color="BEBEBE" w:themeColor="background1" w:themeShade="BF" w:sz="4" w:space="0"/>
+          </w:tblBorders>
+          <w:tblCellMar>
+            <w:top w:w="0" w:type="dxa"/>
+            <w:left w:w="108" w:type="dxa"/>
+            <w:bottom w:w="0" w:type="dxa"/>
+            <w:right w:w="108" w:type="dxa"/>
+          </w:tblCellMar>
+        </w:tblPrEx>
         <w:tc>
           <w:tcPr>
             <w:tcW w:w="3377" w:type="dxa"/>
@@ -1129,6 +1177,22 @@
         </w:tc>
       </w:tr>
       <w:tr>
+        <w:tblPrEx>
+          <w:tblBorders>
+            <w:top w:val="single" w:color="BEBEBE" w:themeColor="background1" w:themeShade="BF" w:sz="4" w:space="0"/>
+            <w:left w:val="single" w:color="BEBEBE" w:themeColor="background1" w:themeShade="BF" w:sz="4" w:space="0"/>
+            <w:bottom w:val="single" w:color="BEBEBE" w:themeColor="background1" w:themeShade="BF" w:sz="4" w:space="0"/>
+            <w:right w:val="single" w:color="BEBEBE" w:themeColor="background1" w:themeShade="BF" w:sz="4" w:space="0"/>
+            <w:insideH w:val="single" w:color="BEBEBE" w:themeColor="background1" w:themeShade="BF" w:sz="4" w:space="0"/>
+            <w:insideV w:val="single" w:color="BEBEBE" w:themeColor="background1" w:themeShade="BF" w:sz="4" w:space="0"/>
+          </w:tblBorders>
+          <w:tblCellMar>
+            <w:top w:w="0" w:type="dxa"/>
+            <w:left w:w="108" w:type="dxa"/>
+            <w:bottom w:w="0" w:type="dxa"/>
+            <w:right w:w="108" w:type="dxa"/>
+          </w:tblCellMar>
+        </w:tblPrEx>
         <w:tc>
           <w:tcPr>
             <w:tcW w:w="3377" w:type="dxa"/>
@@ -1246,6 +1310,22 @@
         </w:tc>
       </w:tr>
       <w:tr>
+        <w:tblPrEx>
+          <w:tblBorders>
+            <w:top w:val="single" w:color="BEBEBE" w:themeColor="background1" w:themeShade="BF" w:sz="4" w:space="0"/>
+            <w:left w:val="single" w:color="BEBEBE" w:themeColor="background1" w:themeShade="BF" w:sz="4" w:space="0"/>
+            <w:bottom w:val="single" w:color="BEBEBE" w:themeColor="background1" w:themeShade="BF" w:sz="4" w:space="0"/>
+            <w:right w:val="single" w:color="BEBEBE" w:themeColor="background1" w:themeShade="BF" w:sz="4" w:space="0"/>
+            <w:insideH w:val="single" w:color="BEBEBE" w:themeColor="background1" w:themeShade="BF" w:sz="4" w:space="0"/>
+            <w:insideV w:val="single" w:color="BEBEBE" w:themeColor="background1" w:themeShade="BF" w:sz="4" w:space="0"/>
+          </w:tblBorders>
+          <w:tblCellMar>
+            <w:top w:w="0" w:type="dxa"/>
+            <w:left w:w="108" w:type="dxa"/>
+            <w:bottom w:w="0" w:type="dxa"/>
+            <w:right w:w="108" w:type="dxa"/>
+          </w:tblCellMar>
+        </w:tblPrEx>
         <w:trPr>
           <w:trHeight w:val="816" w:hRule="atLeast"/>
         </w:trPr>
@@ -1486,6 +1566,22 @@
         </w:tc>
       </w:tr>
       <w:tr>
+        <w:tblPrEx>
+          <w:tblBorders>
+            <w:top w:val="single" w:color="BEBEBE" w:themeColor="background1" w:themeShade="BF" w:sz="4" w:space="0"/>
+            <w:left w:val="single" w:color="BEBEBE" w:themeColor="background1" w:themeShade="BF" w:sz="4" w:space="0"/>
+            <w:bottom w:val="single" w:color="BEBEBE" w:themeColor="background1" w:themeShade="BF" w:sz="4" w:space="0"/>
+            <w:right w:val="single" w:color="BEBEBE" w:themeColor="background1" w:themeShade="BF" w:sz="4" w:space="0"/>
+            <w:insideH w:val="single" w:color="BEBEBE" w:themeColor="background1" w:themeShade="BF" w:sz="4" w:space="0"/>
+            <w:insideV w:val="single" w:color="BEBEBE" w:themeColor="background1" w:themeShade="BF" w:sz="4" w:space="0"/>
+          </w:tblBorders>
+          <w:tblCellMar>
+            <w:top w:w="0" w:type="dxa"/>
+            <w:left w:w="108" w:type="dxa"/>
+            <w:bottom w:w="0" w:type="dxa"/>
+            <w:right w:w="108" w:type="dxa"/>
+          </w:tblCellMar>
+        </w:tblPrEx>
         <w:tc>
           <w:tcPr>
             <w:tcW w:w="1004" w:type="dxa"/>
@@ -1722,6 +1818,22 @@
         </w:tc>
       </w:tr>
       <w:tr>
+        <w:tblPrEx>
+          <w:tblBorders>
+            <w:top w:val="single" w:color="BEBEBE" w:themeColor="background1" w:themeShade="BF" w:sz="4" w:space="0"/>
+            <w:left w:val="single" w:color="BEBEBE" w:themeColor="background1" w:themeShade="BF" w:sz="4" w:space="0"/>
+            <w:bottom w:val="single" w:color="BEBEBE" w:themeColor="background1" w:themeShade="BF" w:sz="4" w:space="0"/>
+            <w:right w:val="single" w:color="BEBEBE" w:themeColor="background1" w:themeShade="BF" w:sz="4" w:space="0"/>
+            <w:insideH w:val="single" w:color="BEBEBE" w:themeColor="background1" w:themeShade="BF" w:sz="4" w:space="0"/>
+            <w:insideV w:val="single" w:color="BEBEBE" w:themeColor="background1" w:themeShade="BF" w:sz="4" w:space="0"/>
+          </w:tblBorders>
+          <w:tblCellMar>
+            <w:top w:w="0" w:type="dxa"/>
+            <w:left w:w="108" w:type="dxa"/>
+            <w:bottom w:w="0" w:type="dxa"/>
+            <w:right w:w="108" w:type="dxa"/>
+          </w:tblCellMar>
+        </w:tblPrEx>
         <w:tc>
           <w:tcPr>
             <w:tcW w:w="3377" w:type="dxa"/>
@@ -1900,6 +2012,22 @@
         </w:tc>
       </w:tr>
       <w:tr>
+        <w:tblPrEx>
+          <w:tblBorders>
+            <w:top w:val="single" w:color="BEBEBE" w:themeColor="background1" w:themeShade="BF" w:sz="4" w:space="0"/>
+            <w:left w:val="single" w:color="BEBEBE" w:themeColor="background1" w:themeShade="BF" w:sz="4" w:space="0"/>
+            <w:bottom w:val="single" w:color="BEBEBE" w:themeColor="background1" w:themeShade="BF" w:sz="4" w:space="0"/>
+            <w:right w:val="single" w:color="BEBEBE" w:themeColor="background1" w:themeShade="BF" w:sz="4" w:space="0"/>
+            <w:insideH w:val="single" w:color="BEBEBE" w:themeColor="background1" w:themeShade="BF" w:sz="4" w:space="0"/>
+            <w:insideV w:val="single" w:color="BEBEBE" w:themeColor="background1" w:themeShade="BF" w:sz="4" w:space="0"/>
+          </w:tblBorders>
+          <w:tblCellMar>
+            <w:top w:w="0" w:type="dxa"/>
+            <w:left w:w="108" w:type="dxa"/>
+            <w:bottom w:w="0" w:type="dxa"/>
+            <w:right w:w="108" w:type="dxa"/>
+          </w:tblCellMar>
+        </w:tblPrEx>
         <w:tc>
           <w:tcPr>
             <w:tcW w:w="3377" w:type="dxa"/>
@@ -2067,6 +2195,22 @@
         </w:tc>
       </w:tr>
       <w:tr>
+        <w:tblPrEx>
+          <w:tblBorders>
+            <w:top w:val="single" w:color="BEBEBE" w:themeColor="background1" w:themeShade="BF" w:sz="4" w:space="0"/>
+            <w:left w:val="single" w:color="BEBEBE" w:themeColor="background1" w:themeShade="BF" w:sz="4" w:space="0"/>
+            <w:bottom w:val="single" w:color="BEBEBE" w:themeColor="background1" w:themeShade="BF" w:sz="4" w:space="0"/>
+            <w:right w:val="single" w:color="BEBEBE" w:themeColor="background1" w:themeShade="BF" w:sz="4" w:space="0"/>
+            <w:insideH w:val="single" w:color="BEBEBE" w:themeColor="background1" w:themeShade="BF" w:sz="4" w:space="0"/>
+            <w:insideV w:val="single" w:color="BEBEBE" w:themeColor="background1" w:themeShade="BF" w:sz="4" w:space="0"/>
+          </w:tblBorders>
+          <w:tblCellMar>
+            <w:top w:w="0" w:type="dxa"/>
+            <w:left w:w="108" w:type="dxa"/>
+            <w:bottom w:w="0" w:type="dxa"/>
+            <w:right w:w="108" w:type="dxa"/>
+          </w:tblCellMar>
+        </w:tblPrEx>
         <w:trPr>
           <w:trHeight w:val="517" w:hRule="atLeast"/>
         </w:trPr>
@@ -2496,6 +2640,22 @@
         <w:gridCol w:w="3564"/>
       </w:tblGrid>
       <w:tr>
+        <w:tblPrEx>
+          <w:tblBorders>
+            <w:top w:val="single" w:color="1AA4A8" w:sz="4" w:space="0"/>
+            <w:left w:val="single" w:color="FFFFFF" w:themeColor="background1" w:sz="4" w:space="0"/>
+            <w:bottom w:val="single" w:color="7E7E7E" w:themeColor="background1" w:themeShade="7F" w:sz="4" w:space="0"/>
+            <w:right w:val="single" w:color="FFFFFF" w:themeColor="background1" w:sz="4" w:space="0"/>
+            <w:insideH w:val="none" w:color="auto" w:sz="0" w:space="0"/>
+            <w:insideV w:val="single" w:color="FFFFFF" w:themeColor="background1" w:sz="4" w:space="0"/>
+          </w:tblBorders>
+          <w:tblCellMar>
+            <w:top w:w="0" w:type="dxa"/>
+            <w:left w:w="108" w:type="dxa"/>
+            <w:bottom w:w="0" w:type="dxa"/>
+            <w:right w:w="108" w:type="dxa"/>
+          </w:tblCellMar>
+        </w:tblPrEx>
         <w:trPr>
           <w:trHeight w:val="483" w:hRule="atLeast"/>
         </w:trPr>
@@ -2651,6 +2811,22 @@
         </w:tc>
       </w:tr>
       <w:tr>
+        <w:tblPrEx>
+          <w:tblBorders>
+            <w:top w:val="single" w:color="1AA4A8" w:sz="4" w:space="0"/>
+            <w:left w:val="single" w:color="FFFFFF" w:themeColor="background1" w:sz="4" w:space="0"/>
+            <w:bottom w:val="single" w:color="7E7E7E" w:themeColor="background1" w:themeShade="7F" w:sz="4" w:space="0"/>
+            <w:right w:val="single" w:color="FFFFFF" w:themeColor="background1" w:sz="4" w:space="0"/>
+            <w:insideH w:val="none" w:color="auto" w:sz="0" w:space="0"/>
+            <w:insideV w:val="single" w:color="FFFFFF" w:themeColor="background1" w:sz="4" w:space="0"/>
+          </w:tblBorders>
+          <w:tblCellMar>
+            <w:top w:w="0" w:type="dxa"/>
+            <w:left w:w="108" w:type="dxa"/>
+            <w:bottom w:w="0" w:type="dxa"/>
+            <w:right w:w="108" w:type="dxa"/>
+          </w:tblCellMar>
+        </w:tblPrEx>
         <w:tc>
           <w:tcPr>
             <w:tcW w:w="3085" w:type="dxa"/>
@@ -2798,6 +2974,22 @@
         </w:tc>
       </w:tr>
       <w:tr>
+        <w:tblPrEx>
+          <w:tblBorders>
+            <w:top w:val="single" w:color="1AA4A8" w:sz="4" w:space="0"/>
+            <w:left w:val="single" w:color="FFFFFF" w:themeColor="background1" w:sz="4" w:space="0"/>
+            <w:bottom w:val="single" w:color="7E7E7E" w:themeColor="background1" w:themeShade="7F" w:sz="4" w:space="0"/>
+            <w:right w:val="single" w:color="FFFFFF" w:themeColor="background1" w:sz="4" w:space="0"/>
+            <w:insideH w:val="none" w:color="auto" w:sz="0" w:space="0"/>
+            <w:insideV w:val="single" w:color="FFFFFF" w:themeColor="background1" w:sz="4" w:space="0"/>
+          </w:tblBorders>
+          <w:tblCellMar>
+            <w:top w:w="0" w:type="dxa"/>
+            <w:left w:w="108" w:type="dxa"/>
+            <w:bottom w:w="0" w:type="dxa"/>
+            <w:right w:w="108" w:type="dxa"/>
+          </w:tblCellMar>
+        </w:tblPrEx>
         <w:tc>
           <w:tcPr>
             <w:tcW w:w="3085" w:type="dxa"/>
@@ -2943,6 +3135,22 @@
         </w:tc>
       </w:tr>
       <w:tr>
+        <w:tblPrEx>
+          <w:tblBorders>
+            <w:top w:val="single" w:color="1AA4A8" w:sz="4" w:space="0"/>
+            <w:left w:val="single" w:color="FFFFFF" w:themeColor="background1" w:sz="4" w:space="0"/>
+            <w:bottom w:val="single" w:color="7E7E7E" w:themeColor="background1" w:themeShade="7F" w:sz="4" w:space="0"/>
+            <w:right w:val="single" w:color="FFFFFF" w:themeColor="background1" w:sz="4" w:space="0"/>
+            <w:insideH w:val="none" w:color="auto" w:sz="0" w:space="0"/>
+            <w:insideV w:val="single" w:color="FFFFFF" w:themeColor="background1" w:sz="4" w:space="0"/>
+          </w:tblBorders>
+          <w:tblCellMar>
+            <w:top w:w="0" w:type="dxa"/>
+            <w:left w:w="108" w:type="dxa"/>
+            <w:bottom w:w="0" w:type="dxa"/>
+            <w:right w:w="108" w:type="dxa"/>
+          </w:tblCellMar>
+        </w:tblPrEx>
         <w:tc>
           <w:tcPr>
             <w:tcW w:w="3085" w:type="dxa"/>
@@ -3110,6 +3318,22 @@
         </w:tc>
       </w:tr>
       <w:tr>
+        <w:tblPrEx>
+          <w:tblBorders>
+            <w:top w:val="single" w:color="1AA4A8" w:sz="4" w:space="0"/>
+            <w:left w:val="single" w:color="FFFFFF" w:themeColor="background1" w:sz="4" w:space="0"/>
+            <w:bottom w:val="single" w:color="7E7E7E" w:themeColor="background1" w:themeShade="7F" w:sz="4" w:space="0"/>
+            <w:right w:val="single" w:color="FFFFFF" w:themeColor="background1" w:sz="4" w:space="0"/>
+            <w:insideH w:val="none" w:color="auto" w:sz="0" w:space="0"/>
+            <w:insideV w:val="single" w:color="FFFFFF" w:themeColor="background1" w:sz="4" w:space="0"/>
+          </w:tblBorders>
+          <w:tblCellMar>
+            <w:top w:w="0" w:type="dxa"/>
+            <w:left w:w="108" w:type="dxa"/>
+            <w:bottom w:w="0" w:type="dxa"/>
+            <w:right w:w="108" w:type="dxa"/>
+          </w:tblCellMar>
+        </w:tblPrEx>
         <w:tc>
           <w:tcPr>
             <w:tcW w:w="3085" w:type="dxa"/>
@@ -3255,6 +3479,22 @@
         </w:tc>
       </w:tr>
       <w:tr>
+        <w:tblPrEx>
+          <w:tblBorders>
+            <w:top w:val="single" w:color="1AA4A8" w:sz="4" w:space="0"/>
+            <w:left w:val="single" w:color="FFFFFF" w:themeColor="background1" w:sz="4" w:space="0"/>
+            <w:bottom w:val="single" w:color="7E7E7E" w:themeColor="background1" w:themeShade="7F" w:sz="4" w:space="0"/>
+            <w:right w:val="single" w:color="FFFFFF" w:themeColor="background1" w:sz="4" w:space="0"/>
+            <w:insideH w:val="none" w:color="auto" w:sz="0" w:space="0"/>
+            <w:insideV w:val="single" w:color="FFFFFF" w:themeColor="background1" w:sz="4" w:space="0"/>
+          </w:tblBorders>
+          <w:tblCellMar>
+            <w:top w:w="0" w:type="dxa"/>
+            <w:left w:w="108" w:type="dxa"/>
+            <w:bottom w:w="0" w:type="dxa"/>
+            <w:right w:w="108" w:type="dxa"/>
+          </w:tblCellMar>
+        </w:tblPrEx>
         <w:tc>
           <w:tcPr>
             <w:tcW w:w="3085" w:type="dxa"/>
@@ -3412,6 +3652,22 @@
         </w:tc>
       </w:tr>
       <w:tr>
+        <w:tblPrEx>
+          <w:tblBorders>
+            <w:top w:val="single" w:color="1AA4A8" w:sz="4" w:space="0"/>
+            <w:left w:val="single" w:color="FFFFFF" w:themeColor="background1" w:sz="4" w:space="0"/>
+            <w:bottom w:val="single" w:color="7E7E7E" w:themeColor="background1" w:themeShade="7F" w:sz="4" w:space="0"/>
+            <w:right w:val="single" w:color="FFFFFF" w:themeColor="background1" w:sz="4" w:space="0"/>
+            <w:insideH w:val="none" w:color="auto" w:sz="0" w:space="0"/>
+            <w:insideV w:val="single" w:color="FFFFFF" w:themeColor="background1" w:sz="4" w:space="0"/>
+          </w:tblBorders>
+          <w:tblCellMar>
+            <w:top w:w="0" w:type="dxa"/>
+            <w:left w:w="108" w:type="dxa"/>
+            <w:bottom w:w="0" w:type="dxa"/>
+            <w:right w:w="108" w:type="dxa"/>
+          </w:tblCellMar>
+        </w:tblPrEx>
         <w:tc>
           <w:tcPr>
             <w:tcW w:w="3085" w:type="dxa"/>
@@ -3688,6 +3944,16 @@
         <w:gridCol w:w="5472"/>
       </w:tblGrid>
       <w:tr>
+        <w:tblPrEx>
+          <w:tblBorders>
+            <w:top w:val="single" w:color="1AA4A8" w:sz="4" w:space="0"/>
+            <w:left w:val="single" w:color="1AA4A8" w:sz="4" w:space="0"/>
+            <w:bottom w:val="single" w:color="1AA4A8" w:sz="4" w:space="0"/>
+            <w:right w:val="single" w:color="1AA4A8" w:sz="4" w:space="0"/>
+            <w:insideH w:val="single" w:color="1AA4A8" w:sz="4" w:space="0"/>
+            <w:insideV w:val="single" w:color="1AA4A8" w:sz="4" w:space="0"/>
+          </w:tblBorders>
+        </w:tblPrEx>
         <w:trPr>
           <w:trHeight w:val="490" w:hRule="atLeast"/>
         </w:trPr>
@@ -3774,6 +4040,16 @@
         </w:tc>
       </w:tr>
       <w:tr>
+        <w:tblPrEx>
+          <w:tblBorders>
+            <w:top w:val="single" w:color="1AA4A8" w:sz="4" w:space="0"/>
+            <w:left w:val="single" w:color="1AA4A8" w:sz="4" w:space="0"/>
+            <w:bottom w:val="single" w:color="1AA4A8" w:sz="4" w:space="0"/>
+            <w:right w:val="single" w:color="1AA4A8" w:sz="4" w:space="0"/>
+            <w:insideH w:val="single" w:color="1AA4A8" w:sz="4" w:space="0"/>
+            <w:insideV w:val="single" w:color="1AA4A8" w:sz="4" w:space="0"/>
+          </w:tblBorders>
+        </w:tblPrEx>
         <w:trPr>
           <w:trHeight w:val="397" w:hRule="atLeast"/>
         </w:trPr>
@@ -3922,6 +4198,22 @@
         </w:tc>
       </w:tr>
       <w:tr>
+        <w:tblPrEx>
+          <w:tblBorders>
+            <w:top w:val="single" w:color="1AA4A8" w:sz="4" w:space="0"/>
+            <w:left w:val="single" w:color="1AA4A8" w:sz="4" w:space="0"/>
+            <w:bottom w:val="single" w:color="1AA4A8" w:sz="4" w:space="0"/>
+            <w:right w:val="single" w:color="1AA4A8" w:sz="4" w:space="0"/>
+            <w:insideH w:val="single" w:color="1AA4A8" w:sz="4" w:space="0"/>
+            <w:insideV w:val="single" w:color="1AA4A8" w:sz="4" w:space="0"/>
+          </w:tblBorders>
+          <w:tblCellMar>
+            <w:top w:w="0" w:type="dxa"/>
+            <w:left w:w="0" w:type="dxa"/>
+            <w:bottom w:w="0" w:type="dxa"/>
+            <w:right w:w="0" w:type="dxa"/>
+          </w:tblCellMar>
+        </w:tblPrEx>
         <w:trPr>
           <w:trHeight w:val="397" w:hRule="atLeast"/>
         </w:trPr>
@@ -4083,6 +4375,22 @@
         </w:tc>
       </w:tr>
       <w:tr>
+        <w:tblPrEx>
+          <w:tblBorders>
+            <w:top w:val="single" w:color="1AA4A8" w:sz="4" w:space="0"/>
+            <w:left w:val="single" w:color="1AA4A8" w:sz="4" w:space="0"/>
+            <w:bottom w:val="single" w:color="1AA4A8" w:sz="4" w:space="0"/>
+            <w:right w:val="single" w:color="1AA4A8" w:sz="4" w:space="0"/>
+            <w:insideH w:val="single" w:color="1AA4A8" w:sz="4" w:space="0"/>
+            <w:insideV w:val="single" w:color="1AA4A8" w:sz="4" w:space="0"/>
+          </w:tblBorders>
+          <w:tblCellMar>
+            <w:top w:w="0" w:type="dxa"/>
+            <w:left w:w="0" w:type="dxa"/>
+            <w:bottom w:w="0" w:type="dxa"/>
+            <w:right w:w="0" w:type="dxa"/>
+          </w:tblCellMar>
+        </w:tblPrEx>
         <w:trPr>
           <w:trHeight w:val="397" w:hRule="atLeast"/>
         </w:trPr>
@@ -4286,6 +4594,22 @@
         </w:tc>
       </w:tr>
       <w:tr>
+        <w:tblPrEx>
+          <w:tblBorders>
+            <w:top w:val="single" w:color="1AA4A8" w:sz="4" w:space="0"/>
+            <w:left w:val="single" w:color="1AA4A8" w:sz="4" w:space="0"/>
+            <w:bottom w:val="single" w:color="1AA4A8" w:sz="4" w:space="0"/>
+            <w:right w:val="single" w:color="1AA4A8" w:sz="4" w:space="0"/>
+            <w:insideH w:val="single" w:color="1AA4A8" w:sz="4" w:space="0"/>
+            <w:insideV w:val="single" w:color="1AA4A8" w:sz="4" w:space="0"/>
+          </w:tblBorders>
+          <w:tblCellMar>
+            <w:top w:w="0" w:type="dxa"/>
+            <w:left w:w="0" w:type="dxa"/>
+            <w:bottom w:w="0" w:type="dxa"/>
+            <w:right w:w="0" w:type="dxa"/>
+          </w:tblCellMar>
+        </w:tblPrEx>
         <w:trPr>
           <w:trHeight w:val="397" w:hRule="atLeast"/>
         </w:trPr>
@@ -4489,6 +4813,22 @@
         </w:tc>
       </w:tr>
       <w:tr>
+        <w:tblPrEx>
+          <w:tblBorders>
+            <w:top w:val="single" w:color="1AA4A8" w:sz="4" w:space="0"/>
+            <w:left w:val="single" w:color="1AA4A8" w:sz="4" w:space="0"/>
+            <w:bottom w:val="single" w:color="1AA4A8" w:sz="4" w:space="0"/>
+            <w:right w:val="single" w:color="1AA4A8" w:sz="4" w:space="0"/>
+            <w:insideH w:val="single" w:color="1AA4A8" w:sz="4" w:space="0"/>
+            <w:insideV w:val="single" w:color="1AA4A8" w:sz="4" w:space="0"/>
+          </w:tblBorders>
+          <w:tblCellMar>
+            <w:top w:w="0" w:type="dxa"/>
+            <w:left w:w="0" w:type="dxa"/>
+            <w:bottom w:w="0" w:type="dxa"/>
+            <w:right w:w="0" w:type="dxa"/>
+          </w:tblCellMar>
+        </w:tblPrEx>
         <w:trPr>
           <w:trHeight w:val="397" w:hRule="atLeast"/>
         </w:trPr>
@@ -4692,6 +5032,22 @@
         </w:tc>
       </w:tr>
       <w:tr>
+        <w:tblPrEx>
+          <w:tblBorders>
+            <w:top w:val="single" w:color="1AA4A8" w:sz="4" w:space="0"/>
+            <w:left w:val="single" w:color="1AA4A8" w:sz="4" w:space="0"/>
+            <w:bottom w:val="single" w:color="1AA4A8" w:sz="4" w:space="0"/>
+            <w:right w:val="single" w:color="1AA4A8" w:sz="4" w:space="0"/>
+            <w:insideH w:val="single" w:color="1AA4A8" w:sz="4" w:space="0"/>
+            <w:insideV w:val="single" w:color="1AA4A8" w:sz="4" w:space="0"/>
+          </w:tblBorders>
+          <w:tblCellMar>
+            <w:top w:w="0" w:type="dxa"/>
+            <w:left w:w="0" w:type="dxa"/>
+            <w:bottom w:w="0" w:type="dxa"/>
+            <w:right w:w="0" w:type="dxa"/>
+          </w:tblCellMar>
+        </w:tblPrEx>
         <w:trPr>
           <w:trHeight w:val="397" w:hRule="atLeast"/>
         </w:trPr>
@@ -4897,6 +5253,22 @@
         </w:tc>
       </w:tr>
       <w:tr>
+        <w:tblPrEx>
+          <w:tblBorders>
+            <w:top w:val="single" w:color="1AA4A8" w:sz="4" w:space="0"/>
+            <w:left w:val="single" w:color="1AA4A8" w:sz="4" w:space="0"/>
+            <w:bottom w:val="single" w:color="1AA4A8" w:sz="4" w:space="0"/>
+            <w:right w:val="single" w:color="1AA4A8" w:sz="4" w:space="0"/>
+            <w:insideH w:val="single" w:color="1AA4A8" w:sz="4" w:space="0"/>
+            <w:insideV w:val="single" w:color="1AA4A8" w:sz="4" w:space="0"/>
+          </w:tblBorders>
+          <w:tblCellMar>
+            <w:top w:w="0" w:type="dxa"/>
+            <w:left w:w="0" w:type="dxa"/>
+            <w:bottom w:w="0" w:type="dxa"/>
+            <w:right w:w="0" w:type="dxa"/>
+          </w:tblCellMar>
+        </w:tblPrEx>
         <w:trPr>
           <w:trHeight w:val="397" w:hRule="atLeast"/>
         </w:trPr>
@@ -4955,6 +5327,22 @@
         </w:tc>
       </w:tr>
       <w:tr>
+        <w:tblPrEx>
+          <w:tblBorders>
+            <w:top w:val="single" w:color="1AA4A8" w:sz="4" w:space="0"/>
+            <w:left w:val="single" w:color="1AA4A8" w:sz="4" w:space="0"/>
+            <w:bottom w:val="single" w:color="1AA4A8" w:sz="4" w:space="0"/>
+            <w:right w:val="single" w:color="1AA4A8" w:sz="4" w:space="0"/>
+            <w:insideH w:val="single" w:color="1AA4A8" w:sz="4" w:space="0"/>
+            <w:insideV w:val="single" w:color="1AA4A8" w:sz="4" w:space="0"/>
+          </w:tblBorders>
+          <w:tblCellMar>
+            <w:top w:w="0" w:type="dxa"/>
+            <w:left w:w="0" w:type="dxa"/>
+            <w:bottom w:w="0" w:type="dxa"/>
+            <w:right w:w="0" w:type="dxa"/>
+          </w:tblCellMar>
+        </w:tblPrEx>
         <w:trPr>
           <w:trHeight w:val="397" w:hRule="atLeast"/>
         </w:trPr>
@@ -5105,6 +5493,22 @@
         </w:tc>
       </w:tr>
       <w:tr>
+        <w:tblPrEx>
+          <w:tblBorders>
+            <w:top w:val="single" w:color="1AA4A8" w:sz="4" w:space="0"/>
+            <w:left w:val="single" w:color="1AA4A8" w:sz="4" w:space="0"/>
+            <w:bottom w:val="single" w:color="1AA4A8" w:sz="4" w:space="0"/>
+            <w:right w:val="single" w:color="1AA4A8" w:sz="4" w:space="0"/>
+            <w:insideH w:val="single" w:color="1AA4A8" w:sz="4" w:space="0"/>
+            <w:insideV w:val="single" w:color="1AA4A8" w:sz="4" w:space="0"/>
+          </w:tblBorders>
+          <w:tblCellMar>
+            <w:top w:w="0" w:type="dxa"/>
+            <w:left w:w="0" w:type="dxa"/>
+            <w:bottom w:w="0" w:type="dxa"/>
+            <w:right w:w="0" w:type="dxa"/>
+          </w:tblCellMar>
+        </w:tblPrEx>
         <w:trPr>
           <w:trHeight w:val="397" w:hRule="atLeast"/>
         </w:trPr>
@@ -5162,6 +5566,22 @@
         </w:tc>
       </w:tr>
       <w:tr>
+        <w:tblPrEx>
+          <w:tblBorders>
+            <w:top w:val="single" w:color="1AA4A8" w:sz="4" w:space="0"/>
+            <w:left w:val="single" w:color="1AA4A8" w:sz="4" w:space="0"/>
+            <w:bottom w:val="single" w:color="1AA4A8" w:sz="4" w:space="0"/>
+            <w:right w:val="single" w:color="1AA4A8" w:sz="4" w:space="0"/>
+            <w:insideH w:val="single" w:color="1AA4A8" w:sz="4" w:space="0"/>
+            <w:insideV w:val="single" w:color="1AA4A8" w:sz="4" w:space="0"/>
+          </w:tblBorders>
+          <w:tblCellMar>
+            <w:top w:w="0" w:type="dxa"/>
+            <w:left w:w="0" w:type="dxa"/>
+            <w:bottom w:w="0" w:type="dxa"/>
+            <w:right w:w="0" w:type="dxa"/>
+          </w:tblCellMar>
+        </w:tblPrEx>
         <w:trPr>
           <w:trHeight w:val="397" w:hRule="atLeast"/>
         </w:trPr>
@@ -5425,6 +5845,22 @@
         <w:gridCol w:w="10248"/>
       </w:tblGrid>
       <w:tr>
+        <w:tblPrEx>
+          <w:tblBorders>
+            <w:top w:val="single" w:color="CCCCCC" w:sz="4" w:space="0"/>
+            <w:left w:val="single" w:color="CCCCCC" w:sz="4" w:space="0"/>
+            <w:bottom w:val="single" w:color="CCCCCC" w:sz="4" w:space="0"/>
+            <w:right w:val="single" w:color="CCCCCC" w:sz="4" w:space="0"/>
+            <w:insideH w:val="single" w:color="CCCCCC" w:sz="4" w:space="0"/>
+            <w:insideV w:val="none" w:color="auto" w:sz="0" w:space="0"/>
+          </w:tblBorders>
+          <w:tblCellMar>
+            <w:top w:w="113" w:type="dxa"/>
+            <w:left w:w="113" w:type="dxa"/>
+            <w:bottom w:w="113" w:type="dxa"/>
+            <w:right w:w="113" w:type="dxa"/>
+          </w:tblCellMar>
+        </w:tblPrEx>
         <w:trPr>
           <w:jc w:val="center"/>
         </w:trPr>
@@ -5513,6 +5949,22 @@
         </w:tc>
       </w:tr>
       <w:tr>
+        <w:tblPrEx>
+          <w:tblBorders>
+            <w:top w:val="single" w:color="CCCCCC" w:sz="4" w:space="0"/>
+            <w:left w:val="single" w:color="CCCCCC" w:sz="4" w:space="0"/>
+            <w:bottom w:val="single" w:color="CCCCCC" w:sz="4" w:space="0"/>
+            <w:right w:val="single" w:color="CCCCCC" w:sz="4" w:space="0"/>
+            <w:insideH w:val="single" w:color="CCCCCC" w:sz="4" w:space="0"/>
+            <w:insideV w:val="none" w:color="auto" w:sz="0" w:space="0"/>
+          </w:tblBorders>
+          <w:tblCellMar>
+            <w:top w:w="113" w:type="dxa"/>
+            <w:left w:w="113" w:type="dxa"/>
+            <w:bottom w:w="113" w:type="dxa"/>
+            <w:right w:w="113" w:type="dxa"/>
+          </w:tblCellMar>
+        </w:tblPrEx>
         <w:trPr>
           <w:jc w:val="center"/>
         </w:trPr>
@@ -5610,6 +6062,22 @@
         </w:tc>
       </w:tr>
       <w:tr>
+        <w:tblPrEx>
+          <w:tblBorders>
+            <w:top w:val="single" w:color="CCCCCC" w:sz="4" w:space="0"/>
+            <w:left w:val="single" w:color="CCCCCC" w:sz="4" w:space="0"/>
+            <w:bottom w:val="single" w:color="CCCCCC" w:sz="4" w:space="0"/>
+            <w:right w:val="single" w:color="CCCCCC" w:sz="4" w:space="0"/>
+            <w:insideH w:val="single" w:color="CCCCCC" w:sz="4" w:space="0"/>
+            <w:insideV w:val="none" w:color="auto" w:sz="0" w:space="0"/>
+          </w:tblBorders>
+          <w:tblCellMar>
+            <w:top w:w="113" w:type="dxa"/>
+            <w:left w:w="113" w:type="dxa"/>
+            <w:bottom w:w="113" w:type="dxa"/>
+            <w:right w:w="113" w:type="dxa"/>
+          </w:tblCellMar>
+        </w:tblPrEx>
         <w:trPr>
           <w:jc w:val="center"/>
         </w:trPr>
@@ -5674,6 +6142,22 @@
         </w:tc>
       </w:tr>
       <w:tr>
+        <w:tblPrEx>
+          <w:tblBorders>
+            <w:top w:val="single" w:color="CCCCCC" w:sz="4" w:space="0"/>
+            <w:left w:val="single" w:color="CCCCCC" w:sz="4" w:space="0"/>
+            <w:bottom w:val="single" w:color="CCCCCC" w:sz="4" w:space="0"/>
+            <w:right w:val="single" w:color="CCCCCC" w:sz="4" w:space="0"/>
+            <w:insideH w:val="single" w:color="CCCCCC" w:sz="4" w:space="0"/>
+            <w:insideV w:val="none" w:color="auto" w:sz="0" w:space="0"/>
+          </w:tblBorders>
+          <w:tblCellMar>
+            <w:top w:w="113" w:type="dxa"/>
+            <w:left w:w="113" w:type="dxa"/>
+            <w:bottom w:w="113" w:type="dxa"/>
+            <w:right w:w="113" w:type="dxa"/>
+          </w:tblCellMar>
+        </w:tblPrEx>
         <w:trPr>
           <w:jc w:val="center"/>
         </w:trPr>
@@ -5730,7 +6214,7 @@
                 <w:u w:color="auto"/>
                 <w:lang w:val="en-US" w:eastAsia="zh-CN"/>
               </w:rPr>
-              <w:t xml:space="preserve">{% if ‘Fusion’ in </w:t>
+              <w:t xml:space="preserve">{% if ‘Amplification’ in </w:t>
             </w:r>
             <w:r>
               <w:rPr>
@@ -5756,17 +6240,6 @@
             </w:r>
             <w:r>
               <w:rPr>
-                <w:rFonts w:hint="default" w:ascii="苹方 中等" w:hAnsi="苹方 中等" w:eastAsia="苹方 中等" w:cs="苹方 中等"/>
-                <w:b w:val="0"/>
-                <w:color w:val="FF0000"/>
-                <w:sz w:val="20"/>
-                <w:u w:color="auto"/>
-                <w:lang w:val="en-US" w:eastAsia="zh-CN"/>
-              </w:rPr>
-              <w:t>reads</w:t>
-            </w:r>
-            <w:r>
-              <w:rPr>
                 <w:rFonts w:hint="eastAsia" w:ascii="苹方 中等" w:hAnsi="苹方 中等" w:eastAsia="苹方 中等" w:cs="苹方 中等"/>
                 <w:b w:val="0"/>
                 <w:color w:val="FF0000"/>
@@ -5774,7 +6247,7 @@
                 <w:u w:color="auto"/>
                 <w:lang w:val="en-US" w:eastAsia="zh-CN"/>
               </w:rPr>
-              <w:t>数：</w:t>
+              <w:t>拷贝数：</w:t>
             </w:r>
             <w:r>
               <w:rPr>
@@ -5785,7 +6258,7 @@
                 <w:u w:color="auto"/>
                 <w:lang w:val="en-US" w:eastAsia="zh-CN"/>
               </w:rPr>
-              <w:t xml:space="preserve">{%elif ‘Amplification’ in </w:t>
+              <w:t>{% el</w:t>
             </w:r>
             <w:r>
               <w:rPr>
@@ -5796,7 +6269,7 @@
                 <w:u w:color="auto"/>
                 <w:lang w:val="en-US" w:eastAsia="zh-CN"/>
               </w:rPr>
-              <w:t>tip.ori_variant</w:t>
+              <w:t>se</w:t>
             </w:r>
             <w:r>
               <w:rPr>
@@ -5807,7 +6280,7 @@
                 <w:u w:color="auto"/>
                 <w:lang w:val="en-US" w:eastAsia="zh-CN"/>
               </w:rPr>
-              <w:t>%}</w:t>
+              <w:t xml:space="preserve"> %}</w:t>
             </w:r>
             <w:r>
               <w:rPr>
@@ -5818,7 +6291,7 @@
                 <w:u w:color="auto"/>
                 <w:lang w:val="en-US" w:eastAsia="zh-CN"/>
               </w:rPr>
-              <w:t>拷贝数：</w:t>
+              <w:t>丰度：</w:t>
             </w:r>
             <w:r>
               <w:rPr>
@@ -5829,51 +6302,7 @@
                 <w:u w:color="auto"/>
                 <w:lang w:val="en-US" w:eastAsia="zh-CN"/>
               </w:rPr>
-              <w:t>{%</w:t>
-            </w:r>
-            <w:r>
-              <w:rPr>
-                <w:rFonts w:hint="eastAsia" w:ascii="苹方 中等" w:hAnsi="苹方 中等" w:eastAsia="苹方 中等" w:cs="苹方 中等"/>
-                <w:b w:val="0"/>
-                <w:color w:val="auto"/>
-                <w:sz w:val="20"/>
-                <w:u w:color="auto"/>
-                <w:lang w:val="en-US" w:eastAsia="zh-CN"/>
-              </w:rPr>
-              <w:t xml:space="preserve"> </w:t>
-            </w:r>
-            <w:r>
-              <w:rPr>
-                <w:rFonts w:hint="default" w:ascii="苹方 中等" w:hAnsi="苹方 中等" w:eastAsia="苹方 中等" w:cs="苹方 中等"/>
-                <w:b w:val="0"/>
-                <w:color w:val="auto"/>
-                <w:sz w:val="20"/>
-                <w:u w:color="auto"/>
-                <w:lang w:val="en-US" w:eastAsia="zh-CN"/>
-              </w:rPr>
-              <w:t>else</w:t>
-            </w:r>
-            <w:r>
-              <w:rPr>
-                <w:rFonts w:hint="eastAsia" w:ascii="苹方 中等" w:hAnsi="苹方 中等" w:eastAsia="苹方 中等" w:cs="苹方 中等"/>
-                <w:b w:val="0"/>
-                <w:color w:val="auto"/>
-                <w:sz w:val="20"/>
-                <w:u w:color="auto"/>
-                <w:lang w:val="en-US" w:eastAsia="zh-CN"/>
-              </w:rPr>
-              <w:t xml:space="preserve"> </w:t>
-            </w:r>
-            <w:r>
-              <w:rPr>
-                <w:rFonts w:hint="default" w:ascii="苹方 中等" w:hAnsi="苹方 中等" w:eastAsia="苹方 中等" w:cs="苹方 中等"/>
-                <w:b w:val="0"/>
-                <w:color w:val="auto"/>
-                <w:sz w:val="20"/>
-                <w:u w:color="auto"/>
-                <w:lang w:val="en-US" w:eastAsia="zh-CN"/>
-              </w:rPr>
-              <w:t>%}</w:t>
+              <w:t>{% endif %}</w:t>
             </w:r>
             <w:r>
               <w:rPr>
@@ -5884,28 +6313,6 @@
                 <w:u w:color="auto"/>
                 <w:lang w:val="en-US" w:eastAsia="zh-CN"/>
               </w:rPr>
-              <w:t>丰度：</w:t>
-            </w:r>
-            <w:r>
-              <w:rPr>
-                <w:rFonts w:hint="default" w:ascii="苹方 中等" w:hAnsi="苹方 中等" w:eastAsia="苹方 中等" w:cs="苹方 中等"/>
-                <w:b w:val="0"/>
-                <w:color w:val="auto"/>
-                <w:sz w:val="20"/>
-                <w:u w:color="auto"/>
-                <w:lang w:val="en-US" w:eastAsia="zh-CN"/>
-              </w:rPr>
-              <w:t>{% endif %}</w:t>
-            </w:r>
-            <w:r>
-              <w:rPr>
-                <w:rFonts w:hint="eastAsia" w:ascii="苹方 中等" w:hAnsi="苹方 中等" w:eastAsia="苹方 中等" w:cs="苹方 中等"/>
-                <w:b w:val="0"/>
-                <w:color w:val="FF0000"/>
-                <w:sz w:val="20"/>
-                <w:u w:color="auto"/>
-                <w:lang w:val="en-US" w:eastAsia="zh-CN"/>
-              </w:rPr>
               <w:t>{{ tip.mutFreq }}</w:t>
             </w:r>
           </w:p>
@@ -5952,6 +6359,22 @@
         </w:tc>
       </w:tr>
       <w:tr>
+        <w:tblPrEx>
+          <w:tblBorders>
+            <w:top w:val="single" w:color="CCCCCC" w:sz="4" w:space="0"/>
+            <w:left w:val="single" w:color="CCCCCC" w:sz="4" w:space="0"/>
+            <w:bottom w:val="single" w:color="CCCCCC" w:sz="4" w:space="0"/>
+            <w:right w:val="single" w:color="CCCCCC" w:sz="4" w:space="0"/>
+            <w:insideH w:val="single" w:color="CCCCCC" w:sz="4" w:space="0"/>
+            <w:insideV w:val="none" w:color="auto" w:sz="0" w:space="0"/>
+          </w:tblBorders>
+          <w:tblCellMar>
+            <w:top w:w="113" w:type="dxa"/>
+            <w:left w:w="113" w:type="dxa"/>
+            <w:bottom w:w="113" w:type="dxa"/>
+            <w:right w:w="113" w:type="dxa"/>
+          </w:tblCellMar>
+        </w:tblPrEx>
         <w:trPr>
           <w:jc w:val="center"/>
         </w:trPr>
@@ -5991,6 +6414,22 @@
         </w:tc>
       </w:tr>
       <w:tr>
+        <w:tblPrEx>
+          <w:tblBorders>
+            <w:top w:val="single" w:color="CCCCCC" w:sz="4" w:space="0"/>
+            <w:left w:val="single" w:color="CCCCCC" w:sz="4" w:space="0"/>
+            <w:bottom w:val="single" w:color="CCCCCC" w:sz="4" w:space="0"/>
+            <w:right w:val="single" w:color="CCCCCC" w:sz="4" w:space="0"/>
+            <w:insideH w:val="single" w:color="CCCCCC" w:sz="4" w:space="0"/>
+            <w:insideV w:val="none" w:color="auto" w:sz="0" w:space="0"/>
+          </w:tblBorders>
+          <w:tblCellMar>
+            <w:top w:w="113" w:type="dxa"/>
+            <w:left w:w="113" w:type="dxa"/>
+            <w:bottom w:w="113" w:type="dxa"/>
+            <w:right w:w="113" w:type="dxa"/>
+          </w:tblCellMar>
+        </w:tblPrEx>
         <w:trPr>
           <w:jc w:val="center"/>
         </w:trPr>
@@ -6030,6 +6469,22 @@
         </w:tc>
       </w:tr>
       <w:tr>
+        <w:tblPrEx>
+          <w:tblBorders>
+            <w:top w:val="single" w:color="CCCCCC" w:sz="4" w:space="0"/>
+            <w:left w:val="single" w:color="CCCCCC" w:sz="4" w:space="0"/>
+            <w:bottom w:val="single" w:color="CCCCCC" w:sz="4" w:space="0"/>
+            <w:right w:val="single" w:color="CCCCCC" w:sz="4" w:space="0"/>
+            <w:insideH w:val="single" w:color="CCCCCC" w:sz="4" w:space="0"/>
+            <w:insideV w:val="none" w:color="auto" w:sz="0" w:space="0"/>
+          </w:tblBorders>
+          <w:tblCellMar>
+            <w:top w:w="113" w:type="dxa"/>
+            <w:left w:w="113" w:type="dxa"/>
+            <w:bottom w:w="113" w:type="dxa"/>
+            <w:right w:w="113" w:type="dxa"/>
+          </w:tblCellMar>
+        </w:tblPrEx>
         <w:trPr>
           <w:jc w:val="center"/>
         </w:trPr>
@@ -6130,6 +6585,22 @@
         </w:tc>
       </w:tr>
       <w:tr>
+        <w:tblPrEx>
+          <w:tblBorders>
+            <w:top w:val="single" w:color="CCCCCC" w:sz="4" w:space="0"/>
+            <w:left w:val="single" w:color="CCCCCC" w:sz="4" w:space="0"/>
+            <w:bottom w:val="single" w:color="CCCCCC" w:sz="4" w:space="0"/>
+            <w:right w:val="single" w:color="CCCCCC" w:sz="4" w:space="0"/>
+            <w:insideH w:val="single" w:color="CCCCCC" w:sz="4" w:space="0"/>
+            <w:insideV w:val="none" w:color="auto" w:sz="0" w:space="0"/>
+          </w:tblBorders>
+          <w:tblCellMar>
+            <w:top w:w="113" w:type="dxa"/>
+            <w:left w:w="113" w:type="dxa"/>
+            <w:bottom w:w="113" w:type="dxa"/>
+            <w:right w:w="113" w:type="dxa"/>
+          </w:tblCellMar>
+        </w:tblPrEx>
         <w:trPr>
           <w:jc w:val="center"/>
         </w:trPr>
@@ -6180,6 +6651,22 @@
         </w:tc>
       </w:tr>
       <w:tr>
+        <w:tblPrEx>
+          <w:tblBorders>
+            <w:top w:val="single" w:color="CCCCCC" w:sz="4" w:space="0"/>
+            <w:left w:val="single" w:color="CCCCCC" w:sz="4" w:space="0"/>
+            <w:bottom w:val="single" w:color="CCCCCC" w:sz="4" w:space="0"/>
+            <w:right w:val="single" w:color="CCCCCC" w:sz="4" w:space="0"/>
+            <w:insideH w:val="single" w:color="CCCCCC" w:sz="4" w:space="0"/>
+            <w:insideV w:val="none" w:color="auto" w:sz="0" w:space="0"/>
+          </w:tblBorders>
+          <w:tblCellMar>
+            <w:top w:w="113" w:type="dxa"/>
+            <w:left w:w="113" w:type="dxa"/>
+            <w:bottom w:w="113" w:type="dxa"/>
+            <w:right w:w="113" w:type="dxa"/>
+          </w:tblCellMar>
+        </w:tblPrEx>
         <w:trPr>
           <w:jc w:val="center"/>
         </w:trPr>
@@ -6258,7 +6745,7 @@
                 <w:sz w:val="20"/>
                 <w:u w:color="auto"/>
               </w:rPr>
-              <w:t xml:space="preserve">， </w:t>
+              <w:t>，</w:t>
             </w:r>
             <w:r>
               <w:rPr>
@@ -6269,7 +6756,7 @@
                 <w:u w:color="auto"/>
                 <w:lang w:val="en-US" w:eastAsia="zh-CN"/>
               </w:rPr>
-              <w:t xml:space="preserve">{% if ‘Fusion’ in </w:t>
+              <w:t xml:space="preserve">{% if ‘Amplification’ in </w:t>
             </w:r>
             <w:r>
               <w:rPr>
@@ -6302,7 +6789,7 @@
                 <w:u w:color="auto"/>
                 <w:lang w:val="en-US" w:eastAsia="zh-CN"/>
               </w:rPr>
-              <w:t>reads数：</w:t>
+              <w:t>拷贝数：</w:t>
             </w:r>
             <w:r>
               <w:rPr>
@@ -6313,7 +6800,7 @@
                 <w:u w:color="auto"/>
                 <w:lang w:val="en-US" w:eastAsia="zh-CN"/>
               </w:rPr>
-              <w:t xml:space="preserve">{%elif ‘Amplification’ in </w:t>
+              <w:t>{% el</w:t>
             </w:r>
             <w:r>
               <w:rPr>
@@ -6324,7 +6811,7 @@
                 <w:u w:color="auto"/>
                 <w:lang w:val="en-US" w:eastAsia="zh-CN"/>
               </w:rPr>
-              <w:t>tip.ori_variant</w:t>
+              <w:t>se</w:t>
             </w:r>
             <w:r>
               <w:rPr>
@@ -6335,7 +6822,7 @@
                 <w:u w:color="auto"/>
                 <w:lang w:val="en-US" w:eastAsia="zh-CN"/>
               </w:rPr>
-              <w:t>%}</w:t>
+              <w:t xml:space="preserve"> %}</w:t>
             </w:r>
             <w:r>
               <w:rPr>
@@ -6346,7 +6833,7 @@
                 <w:u w:color="auto"/>
                 <w:lang w:val="en-US" w:eastAsia="zh-CN"/>
               </w:rPr>
-              <w:t>拷贝数：</w:t>
+              <w:t>丰度：</w:t>
             </w:r>
             <w:r>
               <w:rPr>
@@ -6357,83 +6844,7 @@
                 <w:u w:color="auto"/>
                 <w:lang w:val="en-US" w:eastAsia="zh-CN"/>
               </w:rPr>
-              <w:t>{%</w:t>
-            </w:r>
-            <w:r>
-              <w:rPr>
-                <w:rFonts w:hint="eastAsia" w:ascii="苹方 中等" w:hAnsi="苹方 中等" w:eastAsia="苹方 中等" w:cs="苹方 中等"/>
-                <w:b w:val="0"/>
-                <w:color w:val="auto"/>
-                <w:sz w:val="20"/>
-                <w:u w:color="auto"/>
-                <w:lang w:val="en-US" w:eastAsia="zh-CN"/>
-              </w:rPr>
-              <w:t xml:space="preserve"> </w:t>
-            </w:r>
-            <w:r>
-              <w:rPr>
-                <w:rFonts w:hint="default" w:ascii="苹方 中等" w:hAnsi="苹方 中等" w:eastAsia="苹方 中等" w:cs="苹方 中等"/>
-                <w:b w:val="0"/>
-                <w:color w:val="auto"/>
-                <w:sz w:val="20"/>
-                <w:u w:color="auto"/>
-                <w:lang w:val="en-US" w:eastAsia="zh-CN"/>
-              </w:rPr>
-              <w:t>else</w:t>
-            </w:r>
-            <w:r>
-              <w:rPr>
-                <w:rFonts w:hint="eastAsia" w:ascii="苹方 中等" w:hAnsi="苹方 中等" w:eastAsia="苹方 中等" w:cs="苹方 中等"/>
-                <w:b w:val="0"/>
-                <w:color w:val="auto"/>
-                <w:sz w:val="20"/>
-                <w:u w:color="auto"/>
-                <w:lang w:val="en-US" w:eastAsia="zh-CN"/>
-              </w:rPr>
-              <w:t xml:space="preserve"> </w:t>
-            </w:r>
-            <w:r>
-              <w:rPr>
-                <w:rFonts w:hint="default" w:ascii="苹方 中等" w:hAnsi="苹方 中等" w:eastAsia="苹方 中等" w:cs="苹方 中等"/>
-                <w:b w:val="0"/>
-                <w:color w:val="auto"/>
-                <w:sz w:val="20"/>
-                <w:u w:color="auto"/>
-                <w:lang w:val="en-US" w:eastAsia="zh-CN"/>
-              </w:rPr>
-              <w:t>%}</w:t>
-            </w:r>
-            <w:r>
-              <w:rPr>
-                <w:rFonts w:hint="eastAsia" w:ascii="苹方 中等" w:hAnsi="苹方 中等" w:eastAsia="苹方 中等" w:cs="苹方 中等"/>
-                <w:b w:val="0"/>
-                <w:color w:val="FF0000"/>
-                <w:sz w:val="20"/>
-                <w:u w:color="auto"/>
-                <w:lang w:val="en-US" w:eastAsia="zh-CN"/>
-              </w:rPr>
-              <w:t>丰度：</w:t>
-            </w:r>
-            <w:r>
-              <w:rPr>
-                <w:rFonts w:hint="default" w:ascii="苹方 中等" w:hAnsi="苹方 中等" w:eastAsia="苹方 中等" w:cs="苹方 中等"/>
-                <w:b w:val="0"/>
-                <w:color w:val="auto"/>
-                <w:sz w:val="20"/>
-                <w:u w:color="auto"/>
-                <w:lang w:val="en-US" w:eastAsia="zh-CN"/>
-              </w:rPr>
               <w:t>{% endif %}</w:t>
-            </w:r>
-            <w:r>
-              <w:rPr>
-                <w:rFonts w:ascii="苹方 中等" w:hAnsi="苹方 中等" w:eastAsia="苹方 中等" w:cs="苹方 中等"/>
-                <w:b w:val="0"/>
-                <w:color w:val="FF0000"/>
-                <w:sz w:val="20"/>
-                <w:u w:color="auto"/>
-              </w:rPr>
-              <w:t>：</w:t>
             </w:r>
             <w:r>
               <w:rPr>
@@ -6479,6 +6890,22 @@
         </w:tc>
       </w:tr>
       <w:tr>
+        <w:tblPrEx>
+          <w:tblBorders>
+            <w:top w:val="single" w:color="CCCCCC" w:sz="4" w:space="0"/>
+            <w:left w:val="single" w:color="CCCCCC" w:sz="4" w:space="0"/>
+            <w:bottom w:val="single" w:color="CCCCCC" w:sz="4" w:space="0"/>
+            <w:right w:val="single" w:color="CCCCCC" w:sz="4" w:space="0"/>
+            <w:insideH w:val="single" w:color="CCCCCC" w:sz="4" w:space="0"/>
+            <w:insideV w:val="none" w:color="auto" w:sz="0" w:space="0"/>
+          </w:tblBorders>
+          <w:tblCellMar>
+            <w:top w:w="113" w:type="dxa"/>
+            <w:left w:w="113" w:type="dxa"/>
+            <w:bottom w:w="113" w:type="dxa"/>
+            <w:right w:w="113" w:type="dxa"/>
+          </w:tblCellMar>
+        </w:tblPrEx>
         <w:trPr>
           <w:jc w:val="center"/>
         </w:trPr>
@@ -6522,6 +6949,22 @@
         </w:tc>
       </w:tr>
       <w:tr>
+        <w:tblPrEx>
+          <w:tblBorders>
+            <w:top w:val="single" w:color="CCCCCC" w:sz="4" w:space="0"/>
+            <w:left w:val="single" w:color="CCCCCC" w:sz="4" w:space="0"/>
+            <w:bottom w:val="single" w:color="CCCCCC" w:sz="4" w:space="0"/>
+            <w:right w:val="single" w:color="CCCCCC" w:sz="4" w:space="0"/>
+            <w:insideH w:val="single" w:color="CCCCCC" w:sz="4" w:space="0"/>
+            <w:insideV w:val="none" w:color="auto" w:sz="0" w:space="0"/>
+          </w:tblBorders>
+          <w:tblCellMar>
+            <w:top w:w="113" w:type="dxa"/>
+            <w:left w:w="113" w:type="dxa"/>
+            <w:bottom w:w="113" w:type="dxa"/>
+            <w:right w:w="113" w:type="dxa"/>
+          </w:tblCellMar>
+        </w:tblPrEx>
         <w:trPr>
           <w:jc w:val="center"/>
         </w:trPr>
@@ -6621,6 +7064,22 @@
         </w:tc>
       </w:tr>
       <w:tr>
+        <w:tblPrEx>
+          <w:tblBorders>
+            <w:top w:val="single" w:color="CCCCCC" w:sz="4" w:space="0"/>
+            <w:left w:val="single" w:color="CCCCCC" w:sz="4" w:space="0"/>
+            <w:bottom w:val="single" w:color="CCCCCC" w:sz="4" w:space="0"/>
+            <w:right w:val="single" w:color="CCCCCC" w:sz="4" w:space="0"/>
+            <w:insideH w:val="single" w:color="CCCCCC" w:sz="4" w:space="0"/>
+            <w:insideV w:val="none" w:color="auto" w:sz="0" w:space="0"/>
+          </w:tblBorders>
+          <w:tblCellMar>
+            <w:top w:w="113" w:type="dxa"/>
+            <w:left w:w="113" w:type="dxa"/>
+            <w:bottom w:w="113" w:type="dxa"/>
+            <w:right w:w="113" w:type="dxa"/>
+          </w:tblCellMar>
+        </w:tblPrEx>
         <w:trPr>
           <w:jc w:val="center"/>
         </w:trPr>
@@ -6660,6 +7119,22 @@
         </w:tc>
       </w:tr>
       <w:tr>
+        <w:tblPrEx>
+          <w:tblBorders>
+            <w:top w:val="single" w:color="CCCCCC" w:sz="4" w:space="0"/>
+            <w:left w:val="single" w:color="CCCCCC" w:sz="4" w:space="0"/>
+            <w:bottom w:val="single" w:color="CCCCCC" w:sz="4" w:space="0"/>
+            <w:right w:val="single" w:color="CCCCCC" w:sz="4" w:space="0"/>
+            <w:insideH w:val="single" w:color="CCCCCC" w:sz="4" w:space="0"/>
+            <w:insideV w:val="none" w:color="auto" w:sz="0" w:space="0"/>
+          </w:tblBorders>
+          <w:tblCellMar>
+            <w:top w:w="113" w:type="dxa"/>
+            <w:left w:w="113" w:type="dxa"/>
+            <w:bottom w:w="113" w:type="dxa"/>
+            <w:right w:w="113" w:type="dxa"/>
+          </w:tblCellMar>
+        </w:tblPrEx>
         <w:trPr>
           <w:jc w:val="center"/>
         </w:trPr>
@@ -6757,6 +7232,22 @@
         </w:tc>
       </w:tr>
       <w:tr>
+        <w:tblPrEx>
+          <w:tblBorders>
+            <w:top w:val="single" w:color="CCCCCC" w:sz="4" w:space="0"/>
+            <w:left w:val="single" w:color="CCCCCC" w:sz="4" w:space="0"/>
+            <w:bottom w:val="single" w:color="CCCCCC" w:sz="4" w:space="0"/>
+            <w:right w:val="single" w:color="CCCCCC" w:sz="4" w:space="0"/>
+            <w:insideH w:val="single" w:color="CCCCCC" w:sz="4" w:space="0"/>
+            <w:insideV w:val="none" w:color="auto" w:sz="0" w:space="0"/>
+          </w:tblBorders>
+          <w:tblCellMar>
+            <w:top w:w="113" w:type="dxa"/>
+            <w:left w:w="113" w:type="dxa"/>
+            <w:bottom w:w="113" w:type="dxa"/>
+            <w:right w:w="113" w:type="dxa"/>
+          </w:tblCellMar>
+        </w:tblPrEx>
         <w:trPr>
           <w:jc w:val="center"/>
         </w:trPr>
@@ -6842,51 +7333,7 @@
           <w:sz w:val="18"/>
           <w:szCs w:val="18"/>
         </w:rPr>
-        <w:t>变异与药物敏感性的证据级别根据 AMP/ASCO/CAP/ESMO 相关指南</w:t>
-      </w:r>
-      <w:bookmarkStart w:id="1" w:name="OLE_LINK2"/>
-      <w:r>
-        <w:rPr>
-          <w:rFonts w:hint="eastAsia" w:ascii="苹方 中等" w:hAnsi="苹方 中等" w:eastAsia="苹方 中等" w:cs="苹方 中等"/>
-          <w:color w:val="000000"/>
-          <w:spacing w:val="2"/>
-          <w:sz w:val="18"/>
-          <w:szCs w:val="18"/>
-        </w:rPr>
-        <w:t>[PMID：27993330]</w:t>
-      </w:r>
-      <w:bookmarkEnd w:id="1"/>
-      <w:r>
-        <w:rPr>
-          <w:rFonts w:hint="eastAsia" w:ascii="苹方 中等" w:hAnsi="苹方 中等" w:eastAsia="苹方 中等" w:cs="苹方 中等"/>
-          <w:color w:val="000000"/>
-          <w:spacing w:val="2"/>
-          <w:sz w:val="18"/>
-          <w:szCs w:val="18"/>
-        </w:rPr>
-        <w:t xml:space="preserve">共分为 </w:t>
-      </w:r>
-      <w:bookmarkStart w:id="2" w:name="OLE_LINK6"/>
-      <w:r>
-        <w:rPr>
-          <w:rFonts w:hint="eastAsia" w:ascii="苹方 中等" w:hAnsi="苹方 中等" w:eastAsia="苹方 中等" w:cs="苹方 中等"/>
-          <w:color w:val="000000"/>
-          <w:spacing w:val="2"/>
-          <w:sz w:val="18"/>
-          <w:szCs w:val="18"/>
-        </w:rPr>
-        <w:t>LevelA</w:t>
-      </w:r>
-      <w:bookmarkEnd w:id="2"/>
-      <w:r>
-        <w:rPr>
-          <w:rFonts w:hint="eastAsia" w:ascii="苹方 中等" w:hAnsi="苹方 中等" w:eastAsia="苹方 中等" w:cs="苹方 中等"/>
-          <w:color w:val="000000"/>
-          <w:spacing w:val="2"/>
-          <w:sz w:val="18"/>
-          <w:szCs w:val="18"/>
-        </w:rPr>
-        <w:t>、B、C、D 四个等级：Level A：本癌种 FDA批准、</w:t>
+        <w:t>变异与药物敏感性的证据级别根据 AMP/ASCO/CAP/ESMO 相关指南[PMID：27993330]共分为 LevelA、B、C、D 四个等级：Level A：本癌种 FDA批准、</w:t>
       </w:r>
       <w:r>
         <w:rPr>
@@ -6928,29 +7375,7 @@
           <w:sz w:val="18"/>
           <w:szCs w:val="18"/>
         </w:rPr>
-        <w:t>指南推荐药物。</w:t>
-      </w:r>
-      <w:bookmarkStart w:id="3" w:name="OLE_LINK7"/>
-      <w:r>
-        <w:rPr>
-          <w:rFonts w:hint="eastAsia" w:ascii="苹方 中等" w:hAnsi="苹方 中等" w:eastAsia="苹方 中等" w:cs="苹方 中等"/>
-          <w:color w:val="000000"/>
-          <w:spacing w:val="2"/>
-          <w:sz w:val="18"/>
-          <w:szCs w:val="18"/>
-        </w:rPr>
-        <w:t>Level B</w:t>
-      </w:r>
-      <w:bookmarkEnd w:id="3"/>
-      <w:r>
-        <w:rPr>
-          <w:rFonts w:hint="eastAsia" w:ascii="苹方 中等" w:hAnsi="苹方 中等" w:eastAsia="苹方 中等" w:cs="苹方 中等"/>
-          <w:color w:val="000000"/>
-          <w:spacing w:val="2"/>
-          <w:sz w:val="18"/>
-          <w:szCs w:val="18"/>
-        </w:rPr>
-        <w:t>：本癌种获得较大规模的临床研究证实，且取得临床专家共识的药物。Level C：在其他癌种中的 A 级证据、或者已作为临床试验的筛选入组标准、或者有多个小型研究支持。Level D：药物在本癌种或其他癌种的临床前研究、或者是病例报道获得证据支持。</w:t>
+        <w:t>指南推荐药物。Level B：本癌种获得较大规模的临床研究证实，且取得临床专家共识的药物。Level C：在其他癌种中的 A 级证据、或者已作为临床试验的筛选入组标准、或者有多个小型研究支持。Level D：药物在本癌种或其他癌种的临床前研究、或者是病例报道获得证据支持。</w:t>
       </w:r>
     </w:p>
     <w:p>
@@ -7073,7 +7498,7 @@
       <w:tblPr>
         <w:tblStyle w:val="16"/>
         <w:tblW w:w="9938" w:type="dxa"/>
-        <w:tblInd w:w="98" w:type="dxa"/>
+        <w:tblInd w:w="96" w:type="dxa"/>
         <w:tblBorders>
           <w:top w:val="single" w:color="A4A4A4" w:sz="4" w:space="0"/>
           <w:left w:val="none" w:color="auto" w:sz="0" w:space="0"/>
@@ -7097,6 +7522,22 @@
         <w:gridCol w:w="3445"/>
       </w:tblGrid>
       <w:tr>
+        <w:tblPrEx>
+          <w:tblBorders>
+            <w:top w:val="single" w:color="A4A4A4" w:sz="4" w:space="0"/>
+            <w:left w:val="none" w:color="auto" w:sz="0" w:space="0"/>
+            <w:bottom w:val="single" w:color="A4A4A4" w:sz="4" w:space="0"/>
+            <w:right w:val="none" w:color="auto" w:sz="0" w:space="0"/>
+            <w:insideH w:val="single" w:color="A4A4A4" w:sz="4" w:space="0"/>
+            <w:insideV w:val="single" w:color="A4A4A4" w:sz="4" w:space="0"/>
+          </w:tblBorders>
+          <w:tblCellMar>
+            <w:top w:w="0" w:type="dxa"/>
+            <w:left w:w="108" w:type="dxa"/>
+            <w:bottom w:w="0" w:type="dxa"/>
+            <w:right w:w="108" w:type="dxa"/>
+          </w:tblCellMar>
+        </w:tblPrEx>
         <w:trPr>
           <w:trHeight w:val="510" w:hRule="atLeast"/>
         </w:trPr>
@@ -7219,6 +7660,22 @@
         </w:tc>
       </w:tr>
       <w:tr>
+        <w:tblPrEx>
+          <w:tblBorders>
+            <w:top w:val="single" w:color="A4A4A4" w:sz="4" w:space="0"/>
+            <w:left w:val="none" w:color="auto" w:sz="0" w:space="0"/>
+            <w:bottom w:val="single" w:color="A4A4A4" w:sz="4" w:space="0"/>
+            <w:right w:val="none" w:color="auto" w:sz="0" w:space="0"/>
+            <w:insideH w:val="single" w:color="A4A4A4" w:sz="4" w:space="0"/>
+            <w:insideV w:val="single" w:color="A4A4A4" w:sz="4" w:space="0"/>
+          </w:tblBorders>
+          <w:tblCellMar>
+            <w:top w:w="0" w:type="dxa"/>
+            <w:left w:w="108" w:type="dxa"/>
+            <w:bottom w:w="0" w:type="dxa"/>
+            <w:right w:w="108" w:type="dxa"/>
+          </w:tblCellMar>
+        </w:tblPrEx>
         <w:trPr>
           <w:trHeight w:val="397" w:hRule="atLeast"/>
         </w:trPr>
@@ -7461,17 +7918,32 @@
         </w:tc>
       </w:tr>
       <w:tr>
+        <w:tblPrEx>
+          <w:tblBorders>
+            <w:top w:val="single" w:color="A4A4A4" w:sz="4" w:space="0"/>
+            <w:left w:val="none" w:color="auto" w:sz="0" w:space="0"/>
+            <w:bottom w:val="single" w:color="A4A4A4" w:sz="4" w:space="0"/>
+            <w:right w:val="none" w:color="auto" w:sz="0" w:space="0"/>
+            <w:insideH w:val="single" w:color="A4A4A4" w:sz="4" w:space="0"/>
+            <w:insideV w:val="single" w:color="A4A4A4" w:sz="4" w:space="0"/>
+          </w:tblBorders>
+          <w:tblCellMar>
+            <w:top w:w="0" w:type="dxa"/>
+            <w:left w:w="108" w:type="dxa"/>
+            <w:bottom w:w="0" w:type="dxa"/>
+            <w:right w:w="108" w:type="dxa"/>
+          </w:tblCellMar>
+        </w:tblPrEx>
         <w:trPr>
-          <w:trHeight w:val="397" w:hRule="atLeast"/>
+          <w:trHeight w:val="0" w:hRule="atLeast"/>
         </w:trPr>
         <w:tc>
           <w:tcPr>
-            <w:tcW w:w="9938" w:type="dxa"/>
-            <w:gridSpan w:val="4"/>
+            <w:tcW w:w="1434" w:type="dxa"/>
             <w:tcBorders>
               <w:top w:val="single" w:color="D7D7D7" w:themeColor="background1" w:themeShade="D8" w:sz="4" w:space="0"/>
               <w:left w:val="single" w:color="D7D7D7" w:themeColor="background1" w:themeShade="D8" w:sz="4" w:space="0"/>
-              <w:bottom w:val="single" w:color="D7D7D7" w:themeColor="background1" w:themeShade="D8" w:sz="4" w:space="0"/>
+              <w:bottom w:val="nil"/>
               <w:right w:val="single" w:color="D7D7D7" w:themeColor="background1" w:themeShade="D8" w:sz="4" w:space="0"/>
             </w:tcBorders>
             <w:shd w:val="clear" w:color="auto" w:fill="auto"/>
@@ -7479,13 +7951,86 @@
           </w:tcPr>
           <w:p>
             <w:pPr>
+              <w:widowControl/>
               <w:snapToGrid w:val="0"/>
               <w:jc w:val="center"/>
-              <w:rPr>
-                <w:rFonts w:hint="default" w:ascii="Times New Roman" w:hAnsi="Times New Roman" w:eastAsia="微软雅黑" w:cs="Times New Roman"/>
-                <w:b w:val="0"/>
-                <w:bCs w:val="0"/>
+              <w:textAlignment w:val="center"/>
+              <w:rPr>
+                <w:rFonts w:ascii="Times New Roman" w:hAnsi="Times New Roman" w:eastAsia="微软雅黑" w:cs="Times New Roman"/>
                 <w:color w:val="000000"/>
+                <w:sz w:val="21"/>
+                <w:szCs w:val="21"/>
+                <w:lang w:eastAsia="zh-CN"/>
+              </w:rPr>
+            </w:pPr>
+            <w:r>
+              <w:rPr>
+                <w:rFonts w:hint="eastAsia" w:ascii="Times New Roman" w:hAnsi="Times New Roman" w:eastAsia="微软雅黑" w:cs="Times New Roman"/>
+                <w:b/>
+                <w:bCs/>
+                <w:sz w:val="21"/>
+                <w:szCs w:val="21"/>
+                <w:lang w:eastAsia="zh-CN"/>
+              </w:rPr>
+              <w:t>免疫</w:t>
+            </w:r>
+            <w:r>
+              <w:rPr>
+                <w:rFonts w:hint="eastAsia" w:ascii="Times New Roman" w:hAnsi="Times New Roman" w:eastAsia="微软雅黑" w:cs="Times New Roman"/>
+                <w:b/>
+                <w:bCs/>
+                <w:sz w:val="21"/>
+                <w:szCs w:val="21"/>
+                <w:lang w:val="en-US" w:eastAsia="zh-CN"/>
+              </w:rPr>
+              <w:t>疗效</w:t>
+            </w:r>
+            <w:r>
+              <w:rPr>
+                <w:rFonts w:ascii="Times New Roman" w:hAnsi="Times New Roman" w:eastAsia="微软雅黑" w:cs="Times New Roman"/>
+                <w:b/>
+                <w:bCs/>
+                <w:sz w:val="21"/>
+                <w:szCs w:val="21"/>
+                <w:lang w:eastAsia="zh-CN"/>
+              </w:rPr>
+              <w:t>正相关</w:t>
+            </w:r>
+            <w:r>
+              <w:rPr>
+                <w:rFonts w:hint="eastAsia" w:ascii="Times New Roman" w:hAnsi="Times New Roman" w:eastAsia="微软雅黑" w:cs="Times New Roman"/>
+                <w:b/>
+                <w:bCs/>
+                <w:sz w:val="21"/>
+                <w:szCs w:val="21"/>
+                <w:lang w:val="en-US" w:eastAsia="zh-CN"/>
+              </w:rPr>
+              <w:t>评估</w:t>
+            </w:r>
+          </w:p>
+        </w:tc>
+        <w:tc>
+          <w:tcPr>
+            <w:tcW w:w="5059" w:type="dxa"/>
+            <w:gridSpan w:val="2"/>
+            <w:tcBorders>
+              <w:top w:val="single" w:color="D7D7D7" w:themeColor="background1" w:themeShade="D8" w:sz="4" w:space="0"/>
+              <w:left w:val="single" w:color="D7D7D7" w:themeColor="background1" w:themeShade="D8" w:sz="4" w:space="0"/>
+              <w:bottom w:val="nil"/>
+              <w:right w:val="single" w:color="D7D7D7" w:themeColor="background1" w:themeShade="D8" w:sz="4" w:space="0"/>
+            </w:tcBorders>
+            <w:shd w:val="clear" w:color="auto" w:fill="auto"/>
+            <w:noWrap/>
+            <w:vAlign w:val="center"/>
+          </w:tcPr>
+          <w:p>
+            <w:pPr>
+              <w:widowControl/>
+              <w:snapToGrid w:val="0"/>
+              <w:jc w:val="center"/>
+              <w:textAlignment w:val="center"/>
+              <w:rPr>
+                <w:rFonts w:hint="eastAsia" w:ascii="Times New Roman" w:hAnsi="Times New Roman" w:eastAsia="微软雅黑" w:cs="Times New Roman"/>
                 <w:sz w:val="21"/>
                 <w:szCs w:val="21"/>
                 <w:lang w:eastAsia="zh-CN"/>
@@ -7500,7 +8045,7 @@
                 <w:szCs w:val="21"/>
                 <w:lang w:val="en-US" w:eastAsia="zh-CN"/>
               </w:rPr>
-              <w:t xml:space="preserve">{%tr if </w:t>
+              <w:t xml:space="preserve">{% if </w:t>
             </w:r>
             <w:r>
               <w:rPr>
@@ -7541,17 +8086,284 @@
               </w:rPr>
               <w:t>}</w:t>
             </w:r>
+            <w:r>
+              <w:rPr>
+                <w:rFonts w:hint="default" w:ascii="Times New Roman" w:hAnsi="Times New Roman" w:eastAsia="微软雅黑" w:cs="Times New Roman"/>
+                <w:color w:val="000000"/>
+                <w:sz w:val="21"/>
+                <w:szCs w:val="21"/>
+                <w:lang w:val="en-US" w:eastAsia="zh-CN"/>
+              </w:rPr>
+              <w:t xml:space="preserve">{% for posi in </w:t>
+            </w:r>
+            <w:r>
+              <w:rPr>
+                <w:rFonts w:hint="default" w:ascii="Times New Roman" w:hAnsi="Times New Roman" w:eastAsia="微软雅黑" w:cs="Times New Roman"/>
+                <w:kern w:val="2"/>
+                <w:sz w:val="21"/>
+                <w:szCs w:val="21"/>
+                <w:lang w:val="en-US" w:eastAsia="zh-CN" w:bidi="ar-SA"/>
+              </w:rPr>
+              <w:t>JingsaiCustomInfo.</w:t>
+            </w:r>
+            <w:r>
+              <w:rPr>
+                <w:rFonts w:hint="default" w:ascii="Times New Roman" w:hAnsi="Times New Roman" w:eastAsia="微软雅黑" w:cs="Times New Roman"/>
+                <w:color w:val="000000"/>
+                <w:sz w:val="21"/>
+                <w:szCs w:val="21"/>
+                <w:lang w:val="en-US" w:eastAsia="zh-CN"/>
+              </w:rPr>
+              <w:t>positiveList %}</w:t>
+            </w:r>
+            <w:r>
+              <w:rPr>
+                <w:rFonts w:hint="default" w:ascii="Times New Roman" w:hAnsi="Times New Roman" w:eastAsia="微软雅黑" w:cs="Times New Roman"/>
+                <w:sz w:val="21"/>
+                <w:szCs w:val="21"/>
+                <w:lang w:val="en-US" w:eastAsia="zh-CN"/>
+              </w:rPr>
+              <w:t>{{</w:t>
+            </w:r>
+            <w:r>
+              <w:rPr>
+                <w:rFonts w:hint="default" w:ascii="Times New Roman" w:hAnsi="Times New Roman" w:eastAsia="微软雅黑" w:cs="Times New Roman"/>
+                <w:color w:val="000000"/>
+                <w:sz w:val="21"/>
+                <w:szCs w:val="21"/>
+                <w:lang w:val="en-US" w:eastAsia="zh-CN"/>
+              </w:rPr>
+              <w:t xml:space="preserve">posi.gene </w:t>
+            </w:r>
+            <w:r>
+              <w:rPr>
+                <w:rFonts w:hint="default" w:ascii="Times New Roman" w:hAnsi="Times New Roman" w:eastAsia="微软雅黑" w:cs="Times New Roman"/>
+                <w:sz w:val="21"/>
+                <w:szCs w:val="21"/>
+                <w:lang w:val="en-US" w:eastAsia="zh-CN"/>
+              </w:rPr>
+              <w:t>}}</w:t>
+            </w:r>
+            <w:r>
+              <w:rPr>
+                <w:rFonts w:hint="eastAsia" w:ascii="Times New Roman" w:hAnsi="Times New Roman" w:eastAsia="微软雅黑" w:cs="Times New Roman"/>
+                <w:sz w:val="21"/>
+                <w:szCs w:val="21"/>
+                <w:lang w:val="en-US" w:eastAsia="zh-CN"/>
+              </w:rPr>
+              <w:t xml:space="preserve"> </w:t>
+            </w:r>
+            <w:r>
+              <w:rPr>
+                <w:rFonts w:hint="eastAsia" w:ascii="Times New Roman" w:hAnsi="Times New Roman" w:eastAsia="微软雅黑" w:cs="Times New Roman"/>
+                <w:sz w:val="21"/>
+                <w:szCs w:val="21"/>
+                <w:lang w:eastAsia="zh-CN"/>
+              </w:rPr>
+              <w:t xml:space="preserve">{%for </w:t>
+            </w:r>
+            <w:r>
+              <w:rPr>
+                <w:rFonts w:hint="default" w:ascii="Times New Roman" w:hAnsi="Times New Roman" w:eastAsia="微软雅黑" w:cs="Times New Roman"/>
+                <w:sz w:val="21"/>
+                <w:szCs w:val="21"/>
+                <w:lang w:val="en-US" w:eastAsia="zh-CN"/>
+              </w:rPr>
+              <w:t>i</w:t>
+            </w:r>
+            <w:r>
+              <w:rPr>
+                <w:rFonts w:hint="eastAsia" w:ascii="Times New Roman" w:hAnsi="Times New Roman" w:eastAsia="微软雅黑" w:cs="Times New Roman"/>
+                <w:sz w:val="21"/>
+                <w:szCs w:val="21"/>
+                <w:lang w:eastAsia="zh-CN"/>
+              </w:rPr>
+              <w:t xml:space="preserve"> in posi</w:t>
+            </w:r>
+            <w:r>
+              <w:rPr>
+                <w:rFonts w:hint="default" w:ascii="Times New Roman" w:hAnsi="Times New Roman" w:eastAsia="微软雅黑" w:cs="Times New Roman"/>
+                <w:sz w:val="21"/>
+                <w:szCs w:val="21"/>
+                <w:lang w:val="en-US" w:eastAsia="zh-CN"/>
+              </w:rPr>
+              <w:t>.variant</w:t>
+            </w:r>
+            <w:r>
+              <w:rPr>
+                <w:rFonts w:hint="eastAsia" w:ascii="Times New Roman" w:hAnsi="Times New Roman" w:eastAsia="微软雅黑" w:cs="Times New Roman"/>
+                <w:sz w:val="21"/>
+                <w:szCs w:val="21"/>
+                <w:lang w:eastAsia="zh-CN"/>
+              </w:rPr>
+              <w:t xml:space="preserve">%}{%if loop.last%}{{ </w:t>
+            </w:r>
+            <w:r>
+              <w:rPr>
+                <w:rFonts w:hint="default" w:ascii="Times New Roman" w:hAnsi="Times New Roman" w:eastAsia="微软雅黑" w:cs="Times New Roman"/>
+                <w:sz w:val="21"/>
+                <w:szCs w:val="21"/>
+                <w:lang w:val="en-US" w:eastAsia="zh-CN"/>
+              </w:rPr>
+              <w:t>i</w:t>
+            </w:r>
+            <w:r>
+              <w:rPr>
+                <w:rFonts w:hint="eastAsia" w:ascii="Times New Roman" w:hAnsi="Times New Roman" w:eastAsia="微软雅黑" w:cs="Times New Roman"/>
+                <w:sz w:val="21"/>
+                <w:szCs w:val="21"/>
+                <w:lang w:eastAsia="zh-CN"/>
+              </w:rPr>
+              <w:t xml:space="preserve"> }}{%else%}{{ i }}{%endif%}{% endfor %}</w:t>
+            </w:r>
+          </w:p>
+          <w:p>
+            <w:pPr>
+              <w:widowControl/>
+              <w:snapToGrid w:val="0"/>
+              <w:jc w:val="center"/>
+              <w:textAlignment w:val="center"/>
+              <w:rPr>
+                <w:rFonts w:hint="default" w:ascii="Times New Roman" w:hAnsi="Times New Roman" w:eastAsia="微软雅黑" w:cs="Times New Roman"/>
+                <w:sz w:val="21"/>
+                <w:szCs w:val="21"/>
+                <w:lang w:val="en-US" w:eastAsia="zh-CN"/>
+              </w:rPr>
+            </w:pPr>
+            <w:r>
+              <w:rPr>
+                <w:rFonts w:hint="default" w:ascii="Times New Roman" w:hAnsi="Times New Roman" w:eastAsia="微软雅黑" w:cs="Times New Roman"/>
+                <w:color w:val="000000"/>
+                <w:sz w:val="21"/>
+                <w:szCs w:val="21"/>
+                <w:lang w:val="en-US"/>
+              </w:rPr>
+              <w:t>{% endfor%}</w:t>
+            </w:r>
+            <w:r>
+              <w:rPr>
+                <w:rFonts w:hint="default" w:ascii="Times New Roman" w:hAnsi="Times New Roman" w:eastAsia="微软雅黑" w:cs="Times New Roman"/>
+                <w:sz w:val="21"/>
+                <w:szCs w:val="21"/>
+                <w:lang w:val="en-US" w:eastAsia="zh-CN"/>
+              </w:rPr>
+              <w:t>{% else %}</w:t>
+            </w:r>
+            <w:r>
+              <w:rPr>
+                <w:rFonts w:hint="default" w:ascii="Times New Roman" w:hAnsi="Times New Roman" w:eastAsia="微软雅黑" w:cs="Times New Roman"/>
+                <w:color w:val="000000"/>
+                <w:sz w:val="21"/>
+                <w:szCs w:val="21"/>
+                <w:lang w:val="en-US" w:eastAsia="zh-CN" w:bidi="ar"/>
+              </w:rPr>
+              <w:t>--</w:t>
+            </w:r>
+            <w:r>
+              <w:rPr>
+                <w:rFonts w:hint="default" w:ascii="Times New Roman" w:hAnsi="Times New Roman" w:eastAsia="微软雅黑" w:cs="Times New Roman"/>
+                <w:sz w:val="21"/>
+                <w:szCs w:val="21"/>
+                <w:lang w:val="en-US" w:eastAsia="zh-CN"/>
+              </w:rPr>
+              <w:t>{% endif %}</w:t>
+            </w:r>
+          </w:p>
+        </w:tc>
+        <w:tc>
+          <w:tcPr>
+            <w:tcW w:w="3445" w:type="dxa"/>
+            <w:tcBorders>
+              <w:top w:val="single" w:color="D7D7D7" w:themeColor="background1" w:themeShade="D8" w:sz="4" w:space="0"/>
+              <w:left w:val="single" w:color="D7D7D7" w:themeColor="background1" w:themeShade="D8" w:sz="4" w:space="0"/>
+              <w:bottom w:val="nil"/>
+              <w:right w:val="single" w:color="D7D7D7" w:themeColor="background1" w:themeShade="D8" w:sz="4" w:space="0"/>
+            </w:tcBorders>
+            <w:shd w:val="clear" w:color="auto" w:fill="auto"/>
+            <w:vAlign w:val="center"/>
+          </w:tcPr>
+          <w:p>
+            <w:pPr>
+              <w:snapToGrid w:val="0"/>
+              <w:jc w:val="center"/>
+              <w:rPr>
+                <w:rFonts w:hint="eastAsia" w:ascii="Times New Roman" w:hAnsi="Times New Roman" w:eastAsia="微软雅黑" w:cs="Times New Roman"/>
+                <w:sz w:val="21"/>
+                <w:szCs w:val="21"/>
+                <w:lang w:eastAsia="zh-CN"/>
+              </w:rPr>
+            </w:pPr>
+            <w:r>
+              <w:rPr>
+                <w:rFonts w:hint="default" w:ascii="Times New Roman" w:hAnsi="Times New Roman" w:eastAsia="微软雅黑" w:cs="Times New Roman"/>
+                <w:sz w:val="21"/>
+                <w:szCs w:val="21"/>
+                <w:lang w:val="en-US" w:eastAsia="zh-CN"/>
+              </w:rPr>
+              <w:t>{</w:t>
+            </w:r>
+            <w:r>
+              <w:rPr>
+                <w:rFonts w:hint="eastAsia" w:ascii="Times New Roman" w:hAnsi="Times New Roman" w:eastAsia="微软雅黑" w:cs="Times New Roman"/>
+                <w:sz w:val="21"/>
+                <w:szCs w:val="21"/>
+                <w:lang w:eastAsia="zh-CN"/>
+              </w:rPr>
+              <w:t xml:space="preserve">{ </w:t>
+            </w:r>
+            <w:r>
+              <w:rPr>
+                <w:rFonts w:hint="eastAsia" w:ascii="Times New Roman" w:hAnsi="Times New Roman" w:eastAsia="微软雅黑" w:cs="Times New Roman"/>
+                <w:sz w:val="21"/>
+                <w:szCs w:val="21"/>
+                <w:lang w:val="en-US" w:eastAsia="zh-CN"/>
+              </w:rPr>
+              <w:t>posi</w:t>
+            </w:r>
+            <w:r>
+              <w:rPr>
+                <w:rFonts w:hint="default" w:ascii="Times New Roman" w:hAnsi="Times New Roman" w:eastAsia="微软雅黑" w:cs="Times New Roman"/>
+                <w:sz w:val="21"/>
+                <w:szCs w:val="21"/>
+                <w:lang w:val="en-US" w:eastAsia="zh-CN"/>
+              </w:rPr>
+              <w:t>tiveDDR</w:t>
+            </w:r>
+            <w:r>
+              <w:rPr>
+                <w:rFonts w:hint="eastAsia" w:ascii="Times New Roman" w:hAnsi="Times New Roman" w:eastAsia="微软雅黑" w:cs="Times New Roman"/>
+                <w:sz w:val="21"/>
+                <w:szCs w:val="21"/>
+                <w:lang w:eastAsia="zh-CN"/>
+              </w:rPr>
+              <w:t>.detectionSignificance }}</w:t>
+            </w:r>
           </w:p>
         </w:tc>
       </w:tr>
       <w:tr>
+        <w:tblPrEx>
+          <w:tblBorders>
+            <w:top w:val="single" w:color="A4A4A4" w:sz="4" w:space="0"/>
+            <w:left w:val="none" w:color="auto" w:sz="0" w:space="0"/>
+            <w:bottom w:val="single" w:color="A4A4A4" w:sz="4" w:space="0"/>
+            <w:right w:val="none" w:color="auto" w:sz="0" w:space="0"/>
+            <w:insideH w:val="single" w:color="A4A4A4" w:sz="4" w:space="0"/>
+            <w:insideV w:val="single" w:color="A4A4A4" w:sz="4" w:space="0"/>
+          </w:tblBorders>
+          <w:tblCellMar>
+            <w:top w:w="0" w:type="dxa"/>
+            <w:left w:w="108" w:type="dxa"/>
+            <w:bottom w:w="0" w:type="dxa"/>
+            <w:right w:w="108" w:type="dxa"/>
+          </w:tblCellMar>
+        </w:tblPrEx>
         <w:trPr>
-          <w:trHeight w:val="397" w:hRule="atLeast"/>
+          <w:trHeight w:val="0" w:hRule="atLeast"/>
         </w:trPr>
         <w:tc>
           <w:tcPr>
-            <w:tcW w:w="9938" w:type="dxa"/>
-            <w:gridSpan w:val="4"/>
+            <w:tcW w:w="1434" w:type="dxa"/>
             <w:tcBorders>
               <w:top w:val="single" w:color="D7D7D7" w:themeColor="background1" w:themeShade="D8" w:sz="4" w:space="0"/>
               <w:left w:val="single" w:color="D7D7D7" w:themeColor="background1" w:themeShade="D8" w:sz="4" w:space="0"/>
@@ -7559,61 +8371,71 @@
               <w:right w:val="single" w:color="D7D7D7" w:themeColor="background1" w:themeShade="D8" w:sz="4" w:space="0"/>
             </w:tcBorders>
             <w:shd w:val="clear" w:color="auto" w:fill="auto"/>
-            <w:vAlign w:val="center"/>
-          </w:tcPr>
-          <w:p>
-            <w:pPr>
+            <w:noWrap/>
+            <w:vAlign w:val="center"/>
+          </w:tcPr>
+          <w:p>
+            <w:pPr>
+              <w:widowControl/>
               <w:snapToGrid w:val="0"/>
               <w:jc w:val="center"/>
-              <w:rPr>
-                <w:rFonts w:hint="default" w:ascii="Times New Roman Bold" w:hAnsi="Times New Roman Bold" w:eastAsia="微软雅黑" w:cs="Times New Roman Bold"/>
+              <w:textAlignment w:val="center"/>
+              <w:rPr>
+                <w:rFonts w:ascii="Times New Roman" w:hAnsi="Times New Roman" w:eastAsia="微软雅黑" w:cs="Times New Roman"/>
+                <w:sz w:val="21"/>
+                <w:szCs w:val="21"/>
+              </w:rPr>
+            </w:pPr>
+            <w:r>
+              <w:rPr>
+                <w:rFonts w:hint="eastAsia" w:ascii="Times New Roman" w:hAnsi="Times New Roman" w:eastAsia="微软雅黑" w:cs="Times New Roman"/>
                 <w:b/>
                 <w:bCs/>
                 <w:sz w:val="21"/>
                 <w:szCs w:val="21"/>
+                <w:lang w:eastAsia="zh-CN"/>
+              </w:rPr>
+              <w:t>免疫</w:t>
+            </w:r>
+            <w:r>
+              <w:rPr>
+                <w:rFonts w:hint="eastAsia" w:ascii="Times New Roman" w:hAnsi="Times New Roman" w:eastAsia="微软雅黑" w:cs="Times New Roman"/>
+                <w:b/>
+                <w:bCs/>
+                <w:sz w:val="21"/>
+                <w:szCs w:val="21"/>
                 <w:lang w:val="en-US" w:eastAsia="zh-CN"/>
               </w:rPr>
-            </w:pPr>
-            <w:r>
-              <w:rPr>
-                <w:rFonts w:hint="default" w:ascii="Times New Roman" w:hAnsi="Times New Roman" w:eastAsia="微软雅黑" w:cs="Times New Roman"/>
-                <w:color w:val="000000"/>
+              <w:t>疗效负</w:t>
+            </w:r>
+            <w:r>
+              <w:rPr>
+                <w:rFonts w:ascii="Times New Roman" w:hAnsi="Times New Roman" w:eastAsia="微软雅黑" w:cs="Times New Roman"/>
+                <w:b/>
+                <w:bCs/>
+                <w:sz w:val="21"/>
+                <w:szCs w:val="21"/>
+                <w:lang w:eastAsia="zh-CN"/>
+              </w:rPr>
+              <w:t>相关</w:t>
+            </w:r>
+            <w:r>
+              <w:rPr>
+                <w:rFonts w:hint="eastAsia" w:ascii="Times New Roman" w:hAnsi="Times New Roman" w:eastAsia="微软雅黑" w:cs="Times New Roman"/>
+                <w:b/>
+                <w:bCs/>
                 <w:sz w:val="21"/>
                 <w:szCs w:val="21"/>
                 <w:lang w:val="en-US" w:eastAsia="zh-CN"/>
               </w:rPr>
-              <w:t xml:space="preserve">{%tr for posi in </w:t>
-            </w:r>
-            <w:r>
-              <w:rPr>
-                <w:rFonts w:hint="default" w:ascii="Times New Roman" w:hAnsi="Times New Roman" w:eastAsia="微软雅黑" w:cs="Times New Roman"/>
-                <w:kern w:val="2"/>
-                <w:sz w:val="21"/>
-                <w:szCs w:val="21"/>
-                <w:lang w:val="en-US" w:eastAsia="zh-CN" w:bidi="ar-SA"/>
-              </w:rPr>
-              <w:t>JingsaiCustomInfo.</w:t>
-            </w:r>
-            <w:r>
-              <w:rPr>
-                <w:rFonts w:hint="default" w:ascii="Times New Roman" w:hAnsi="Times New Roman" w:eastAsia="微软雅黑" w:cs="Times New Roman"/>
-                <w:color w:val="000000"/>
-                <w:sz w:val="21"/>
-                <w:szCs w:val="21"/>
-                <w:lang w:val="en-US" w:eastAsia="zh-CN"/>
-              </w:rPr>
-              <w:t>positiveList %}</w:t>
-            </w:r>
-          </w:p>
-        </w:tc>
-      </w:tr>
-      <w:tr>
-        <w:trPr>
-          <w:trHeight w:val="397" w:hRule="atLeast"/>
-        </w:trPr>
-        <w:tc>
-          <w:tcPr>
-            <w:tcW w:w="1434" w:type="dxa"/>
+              <w:t>评估</w:t>
+            </w:r>
+          </w:p>
+        </w:tc>
+        <w:tc>
+          <w:tcPr>
+            <w:tcW w:w="5059" w:type="dxa"/>
+            <w:gridSpan w:val="2"/>
             <w:tcBorders>
               <w:top w:val="single" w:color="D7D7D7" w:themeColor="background1" w:themeShade="D8" w:sz="4" w:space="0"/>
               <w:left w:val="single" w:color="D7D7D7" w:themeColor="background1" w:themeShade="D8" w:sz="4" w:space="0"/>
@@ -7621,6 +8443,7 @@
               <w:right w:val="single" w:color="D7D7D7" w:themeColor="background1" w:themeShade="D8" w:sz="4" w:space="0"/>
             </w:tcBorders>
             <w:shd w:val="clear" w:color="auto" w:fill="auto"/>
+            <w:noWrap/>
             <w:vAlign w:val="center"/>
           </w:tcPr>
           <w:p>
@@ -7630,62 +8453,266 @@
               <w:jc w:val="center"/>
               <w:textAlignment w:val="center"/>
               <w:rPr>
-                <w:rFonts w:ascii="Times New Roman" w:hAnsi="Times New Roman" w:eastAsia="微软雅黑" w:cs="Times New Roman"/>
-                <w:color w:val="000000"/>
-                <w:sz w:val="21"/>
-                <w:szCs w:val="21"/>
-                <w:lang w:eastAsia="zh-CN"/>
-              </w:rPr>
-            </w:pPr>
-            <w:r>
-              <w:rPr>
-                <w:rFonts w:hint="eastAsia" w:ascii="Times New Roman" w:hAnsi="Times New Roman" w:eastAsia="微软雅黑" w:cs="Times New Roman"/>
+                <w:rFonts w:hint="eastAsia" w:ascii="Times New Roman" w:hAnsi="Times New Roman" w:eastAsia="微软雅黑" w:cs="Times New Roman"/>
+                <w:sz w:val="21"/>
+                <w:szCs w:val="21"/>
+                <w:lang w:eastAsia="zh-CN"/>
+              </w:rPr>
+            </w:pPr>
+            <w:r>
+              <w:rPr>
+                <w:rFonts w:hint="default" w:ascii="Times New Roman Bold" w:hAnsi="Times New Roman Bold" w:eastAsia="微软雅黑" w:cs="Times New Roman Bold"/>
                 <w:b/>
                 <w:bCs/>
                 <w:sz w:val="21"/>
                 <w:szCs w:val="21"/>
-                <w:lang w:eastAsia="zh-CN"/>
-              </w:rPr>
-              <w:t>免疫</w:t>
-            </w:r>
-            <w:r>
-              <w:rPr>
-                <w:rFonts w:hint="eastAsia" w:ascii="Times New Roman" w:hAnsi="Times New Roman" w:eastAsia="微软雅黑" w:cs="Times New Roman"/>
+                <w:lang w:val="en-US" w:eastAsia="zh-CN"/>
+              </w:rPr>
+              <w:t xml:space="preserve">{% if </w:t>
+            </w:r>
+            <w:r>
+              <w:rPr>
+                <w:rFonts w:hint="default" w:ascii="Times New Roman Bold" w:hAnsi="Times New Roman Bold" w:eastAsia="微软雅黑" w:cs="Times New Roman Bold"/>
                 <w:b/>
                 <w:bCs/>
-                <w:sz w:val="21"/>
-                <w:szCs w:val="21"/>
-                <w:lang w:val="en-US" w:eastAsia="zh-CN"/>
-              </w:rPr>
-              <w:t>疗效</w:t>
-            </w:r>
-            <w:r>
-              <w:rPr>
-                <w:rFonts w:ascii="Times New Roman" w:hAnsi="Times New Roman" w:eastAsia="微软雅黑" w:cs="Times New Roman"/>
+                <w:kern w:val="2"/>
+                <w:sz w:val="21"/>
+                <w:szCs w:val="21"/>
+                <w:lang w:val="en-US" w:eastAsia="zh-CN" w:bidi="ar-SA"/>
+              </w:rPr>
+              <w:t>JingsaiCustomInfo.negativeList%</w:t>
+            </w:r>
+            <w:r>
+              <w:rPr>
+                <w:rFonts w:hint="default" w:ascii="Times New Roman Bold" w:hAnsi="Times New Roman Bold" w:eastAsia="微软雅黑" w:cs="Times New Roman Bold"/>
                 <w:b/>
                 <w:bCs/>
                 <w:sz w:val="21"/>
                 <w:szCs w:val="21"/>
-                <w:lang w:eastAsia="zh-CN"/>
-              </w:rPr>
-              <w:t>正相关</w:t>
-            </w:r>
-            <w:r>
-              <w:rPr>
-                <w:rFonts w:hint="eastAsia" w:ascii="Times New Roman" w:hAnsi="Times New Roman" w:eastAsia="微软雅黑" w:cs="Times New Roman"/>
+                <w:lang w:val="en-US" w:eastAsia="zh-CN"/>
+              </w:rPr>
+              <w:t>}</w:t>
+            </w:r>
+            <w:r>
+              <w:rPr>
+                <w:rFonts w:hint="default" w:ascii="Times New Roman" w:hAnsi="Times New Roman" w:eastAsia="微软雅黑" w:cs="Times New Roman"/>
+                <w:color w:val="000000"/>
+                <w:sz w:val="21"/>
+                <w:szCs w:val="21"/>
+                <w:lang w:val="en-US" w:eastAsia="zh-CN"/>
+              </w:rPr>
+              <w:t xml:space="preserve">{% for </w:t>
+            </w:r>
+            <w:r>
+              <w:rPr>
+                <w:rFonts w:hint="eastAsia" w:ascii="Times New Roman" w:hAnsi="Times New Roman" w:eastAsia="微软雅黑" w:cs="Times New Roman"/>
+                <w:color w:val="000000"/>
+                <w:sz w:val="21"/>
+                <w:szCs w:val="21"/>
+                <w:lang w:val="en-US" w:eastAsia="zh-CN"/>
+              </w:rPr>
+              <w:t>ne</w:t>
+            </w:r>
+            <w:r>
+              <w:rPr>
+                <w:rFonts w:hint="default" w:ascii="Times New Roman" w:hAnsi="Times New Roman" w:eastAsia="微软雅黑" w:cs="Times New Roman"/>
+                <w:color w:val="000000"/>
+                <w:sz w:val="21"/>
+                <w:szCs w:val="21"/>
+                <w:lang w:val="en-US" w:eastAsia="zh-CN"/>
+              </w:rPr>
+              <w:t>ga in JingsaiCustomInfo</w:t>
+            </w:r>
+            <w:r>
+              <w:rPr>
+                <w:rFonts w:hint="default" w:ascii="Times New Roman Bold" w:hAnsi="Times New Roman Bold" w:eastAsia="微软雅黑" w:cs="Times New Roman Bold"/>
                 <w:b/>
                 <w:bCs/>
+                <w:kern w:val="2"/>
+                <w:sz w:val="21"/>
+                <w:szCs w:val="21"/>
+                <w:lang w:val="en-US" w:eastAsia="zh-CN" w:bidi="ar-SA"/>
+              </w:rPr>
+              <w:t>.</w:t>
+            </w:r>
+            <w:r>
+              <w:rPr>
+                <w:rFonts w:hint="default" w:ascii="Times New Roman" w:hAnsi="Times New Roman" w:eastAsia="微软雅黑" w:cs="Times New Roman"/>
+                <w:color w:val="000000"/>
                 <w:sz w:val="21"/>
                 <w:szCs w:val="21"/>
                 <w:lang w:val="en-US" w:eastAsia="zh-CN"/>
               </w:rPr>
-              <w:t>评估</w:t>
-            </w:r>
-          </w:p>
-        </w:tc>
-        <w:tc>
-          <w:tcPr>
-            <w:tcW w:w="2436" w:type="dxa"/>
+              <w:t>negativeList %}</w:t>
+            </w:r>
+            <w:r>
+              <w:rPr>
+                <w:rFonts w:hint="default" w:ascii="Times New Roman" w:hAnsi="Times New Roman" w:eastAsia="微软雅黑" w:cs="Times New Roman"/>
+                <w:sz w:val="21"/>
+                <w:szCs w:val="21"/>
+                <w:lang w:val="en-US" w:eastAsia="zh-CN"/>
+              </w:rPr>
+              <w:t>{{</w:t>
+            </w:r>
+            <w:r>
+              <w:rPr>
+                <w:rFonts w:hint="eastAsia" w:ascii="Times New Roman" w:hAnsi="Times New Roman" w:eastAsia="微软雅黑" w:cs="Times New Roman"/>
+                <w:color w:val="000000"/>
+                <w:sz w:val="21"/>
+                <w:szCs w:val="21"/>
+                <w:lang w:val="en-US" w:eastAsia="zh-CN"/>
+              </w:rPr>
+              <w:t>ne</w:t>
+            </w:r>
+            <w:r>
+              <w:rPr>
+                <w:rFonts w:hint="default" w:ascii="Times New Roman" w:hAnsi="Times New Roman" w:eastAsia="微软雅黑" w:cs="Times New Roman"/>
+                <w:color w:val="000000"/>
+                <w:sz w:val="21"/>
+                <w:szCs w:val="21"/>
+                <w:lang w:val="en-US" w:eastAsia="zh-CN"/>
+              </w:rPr>
+              <w:t xml:space="preserve">ga.gene </w:t>
+            </w:r>
+            <w:r>
+              <w:rPr>
+                <w:rFonts w:hint="default" w:ascii="Times New Roman" w:hAnsi="Times New Roman" w:eastAsia="微软雅黑" w:cs="Times New Roman"/>
+                <w:sz w:val="21"/>
+                <w:szCs w:val="21"/>
+                <w:lang w:val="en-US" w:eastAsia="zh-CN"/>
+              </w:rPr>
+              <w:t>}}</w:t>
+            </w:r>
+            <w:r>
+              <w:rPr>
+                <w:rFonts w:hint="eastAsia" w:ascii="Times New Roman" w:hAnsi="Times New Roman" w:eastAsia="微软雅黑" w:cs="Times New Roman"/>
+                <w:sz w:val="21"/>
+                <w:szCs w:val="21"/>
+                <w:lang w:val="en-US" w:eastAsia="zh-CN"/>
+              </w:rPr>
+              <w:t xml:space="preserve"> </w:t>
+            </w:r>
+            <w:r>
+              <w:rPr>
+                <w:rFonts w:hint="eastAsia" w:ascii="Times New Roman" w:hAnsi="Times New Roman" w:eastAsia="微软雅黑" w:cs="Times New Roman"/>
+                <w:sz w:val="21"/>
+                <w:szCs w:val="21"/>
+                <w:lang w:eastAsia="zh-CN"/>
+              </w:rPr>
+              <w:t xml:space="preserve">{%for </w:t>
+            </w:r>
+            <w:r>
+              <w:rPr>
+                <w:rFonts w:hint="default" w:ascii="Times New Roman" w:hAnsi="Times New Roman" w:eastAsia="微软雅黑" w:cs="Times New Roman"/>
+                <w:sz w:val="21"/>
+                <w:szCs w:val="21"/>
+                <w:lang w:val="en-US" w:eastAsia="zh-CN"/>
+              </w:rPr>
+              <w:t>i</w:t>
+            </w:r>
+            <w:r>
+              <w:rPr>
+                <w:rFonts w:hint="eastAsia" w:ascii="Times New Roman" w:hAnsi="Times New Roman" w:eastAsia="微软雅黑" w:cs="Times New Roman"/>
+                <w:sz w:val="21"/>
+                <w:szCs w:val="21"/>
+                <w:lang w:eastAsia="zh-CN"/>
+              </w:rPr>
+              <w:t xml:space="preserve"> in </w:t>
+            </w:r>
+            <w:r>
+              <w:rPr>
+                <w:rFonts w:hint="eastAsia" w:ascii="Times New Roman" w:hAnsi="Times New Roman" w:eastAsia="微软雅黑" w:cs="Times New Roman"/>
+                <w:color w:val="000000"/>
+                <w:sz w:val="21"/>
+                <w:szCs w:val="21"/>
+                <w:lang w:val="en-US" w:eastAsia="zh-CN"/>
+              </w:rPr>
+              <w:t>ne</w:t>
+            </w:r>
+            <w:r>
+              <w:rPr>
+                <w:rFonts w:hint="default" w:ascii="Times New Roman" w:hAnsi="Times New Roman" w:eastAsia="微软雅黑" w:cs="Times New Roman"/>
+                <w:color w:val="000000"/>
+                <w:sz w:val="21"/>
+                <w:szCs w:val="21"/>
+                <w:lang w:val="en-US" w:eastAsia="zh-CN"/>
+              </w:rPr>
+              <w:t>ga</w:t>
+            </w:r>
+            <w:r>
+              <w:rPr>
+                <w:rFonts w:hint="default" w:ascii="Times New Roman" w:hAnsi="Times New Roman" w:eastAsia="微软雅黑" w:cs="Times New Roman"/>
+                <w:sz w:val="21"/>
+                <w:szCs w:val="21"/>
+                <w:lang w:val="en-US" w:eastAsia="zh-CN"/>
+              </w:rPr>
+              <w:t>.variant</w:t>
+            </w:r>
+            <w:r>
+              <w:rPr>
+                <w:rFonts w:hint="eastAsia" w:ascii="Times New Roman" w:hAnsi="Times New Roman" w:eastAsia="微软雅黑" w:cs="Times New Roman"/>
+                <w:sz w:val="21"/>
+                <w:szCs w:val="21"/>
+                <w:lang w:eastAsia="zh-CN"/>
+              </w:rPr>
+              <w:t xml:space="preserve">%}{%if loop.last%}{{ </w:t>
+            </w:r>
+            <w:r>
+              <w:rPr>
+                <w:rFonts w:hint="default" w:ascii="Times New Roman" w:hAnsi="Times New Roman" w:eastAsia="微软雅黑" w:cs="Times New Roman"/>
+                <w:sz w:val="21"/>
+                <w:szCs w:val="21"/>
+                <w:lang w:val="en-US" w:eastAsia="zh-CN"/>
+              </w:rPr>
+              <w:t>i</w:t>
+            </w:r>
+            <w:r>
+              <w:rPr>
+                <w:rFonts w:hint="eastAsia" w:ascii="Times New Roman" w:hAnsi="Times New Roman" w:eastAsia="微软雅黑" w:cs="Times New Roman"/>
+                <w:sz w:val="21"/>
+                <w:szCs w:val="21"/>
+                <w:lang w:eastAsia="zh-CN"/>
+              </w:rPr>
+              <w:t xml:space="preserve"> }}{%else%}{{ i }}{%endif%}{% endfor %}</w:t>
+            </w:r>
+          </w:p>
+          <w:p>
+            <w:pPr>
+              <w:widowControl/>
+              <w:snapToGrid w:val="0"/>
+              <w:jc w:val="center"/>
+              <w:textAlignment w:val="center"/>
+              <w:rPr>
+                <w:rFonts w:hint="default" w:ascii="Times New Roman" w:hAnsi="Times New Roman" w:eastAsia="微软雅黑" w:cs="Times New Roman"/>
+                <w:sz w:val="21"/>
+                <w:szCs w:val="21"/>
+                <w:lang w:val="en-US" w:eastAsia="zh-CN"/>
+              </w:rPr>
+            </w:pPr>
+            <w:r>
+              <w:rPr>
+                <w:rFonts w:hint="default" w:ascii="Times New Roman" w:hAnsi="Times New Roman" w:eastAsia="微软雅黑" w:cs="Times New Roman"/>
+                <w:color w:val="000000"/>
+                <w:sz w:val="21"/>
+                <w:szCs w:val="21"/>
+                <w:lang w:val="en-US"/>
+              </w:rPr>
+              <w:t>{% endfor%}</w:t>
+            </w:r>
+            <w:r>
+              <w:rPr>
+                <w:rFonts w:hint="default" w:ascii="Times New Roman" w:hAnsi="Times New Roman" w:eastAsia="微软雅黑" w:cs="Times New Roman"/>
+                <w:sz w:val="21"/>
+                <w:szCs w:val="21"/>
+                <w:lang w:val="en-US" w:eastAsia="zh-CN"/>
+              </w:rPr>
+              <w:t>{% else %}--{% endif %}</w:t>
+            </w:r>
+          </w:p>
+        </w:tc>
+        <w:tc>
+          <w:tcPr>
+            <w:tcW w:w="3445" w:type="dxa"/>
             <w:tcBorders>
               <w:top w:val="single" w:color="D7D7D7" w:themeColor="background1" w:themeShade="D8" w:sz="4" w:space="0"/>
               <w:left w:val="single" w:color="D7D7D7" w:themeColor="background1" w:themeShade="D8" w:sz="4" w:space="0"/>
@@ -7698,10 +8725,7 @@
           </w:tcPr>
           <w:p>
             <w:pPr>
-              <w:widowControl/>
               <w:snapToGrid w:val="0"/>
-              <w:jc w:val="center"/>
-              <w:textAlignment w:val="center"/>
               <w:rPr>
                 <w:rFonts w:hint="default" w:ascii="Times New Roman" w:hAnsi="Times New Roman" w:eastAsia="微软雅黑" w:cs="Times New Roman"/>
                 <w:sz w:val="21"/>
@@ -7716,36 +8740,56 @@
                 <w:szCs w:val="21"/>
                 <w:lang w:val="en-US" w:eastAsia="zh-CN"/>
               </w:rPr>
-              <w:t>{{</w:t>
+              <w:t>{{negative.</w:t>
+            </w:r>
+            <w:r>
+              <w:rPr>
+                <w:rFonts w:hint="eastAsia" w:ascii="Times New Roman" w:hAnsi="Times New Roman" w:eastAsia="微软雅黑" w:cs="Times New Roman"/>
+                <w:sz w:val="21"/>
+                <w:szCs w:val="21"/>
+                <w:lang w:eastAsia="zh-CN"/>
+              </w:rPr>
+              <w:t xml:space="preserve">detectionSignificance </w:t>
             </w:r>
             <w:r>
               <w:rPr>
                 <w:rFonts w:hint="default" w:ascii="Times New Roman" w:hAnsi="Times New Roman" w:eastAsia="微软雅黑" w:cs="Times New Roman"/>
-                <w:color w:val="000000"/>
                 <w:sz w:val="21"/>
                 <w:szCs w:val="21"/>
                 <w:lang w:val="en-US" w:eastAsia="zh-CN"/>
               </w:rPr>
-              <w:t xml:space="preserve">posi.gene </w:t>
-            </w:r>
-            <w:r>
-              <w:rPr>
-                <w:rFonts w:hint="default" w:ascii="Times New Roman" w:hAnsi="Times New Roman" w:eastAsia="微软雅黑" w:cs="Times New Roman"/>
-                <w:sz w:val="21"/>
-                <w:szCs w:val="21"/>
-                <w:lang w:val="en-US" w:eastAsia="zh-CN"/>
-              </w:rPr>
               <w:t>}}</w:t>
             </w:r>
           </w:p>
         </w:tc>
-        <w:tc>
-          <w:tcPr>
-            <w:tcW w:w="2623" w:type="dxa"/>
+      </w:tr>
+      <w:tr>
+        <w:tblPrEx>
+          <w:tblBorders>
+            <w:top w:val="single" w:color="A4A4A4" w:sz="4" w:space="0"/>
+            <w:left w:val="none" w:color="auto" w:sz="0" w:space="0"/>
+            <w:bottom w:val="single" w:color="A4A4A4" w:sz="4" w:space="0"/>
+            <w:right w:val="none" w:color="auto" w:sz="0" w:space="0"/>
+            <w:insideH w:val="single" w:color="A4A4A4" w:sz="4" w:space="0"/>
+            <w:insideV w:val="single" w:color="A4A4A4" w:sz="4" w:space="0"/>
+          </w:tblBorders>
+          <w:tblCellMar>
+            <w:top w:w="0" w:type="dxa"/>
+            <w:left w:w="108" w:type="dxa"/>
+            <w:bottom w:w="0" w:type="dxa"/>
+            <w:right w:w="108" w:type="dxa"/>
+          </w:tblCellMar>
+        </w:tblPrEx>
+        <w:trPr>
+          <w:trHeight w:val="0" w:hRule="atLeast"/>
+        </w:trPr>
+        <w:tc>
+          <w:tcPr>
+            <w:tcW w:w="1434" w:type="dxa"/>
             <w:tcBorders>
               <w:top w:val="single" w:color="D7D7D7" w:themeColor="background1" w:themeShade="D8" w:sz="4" w:space="0"/>
               <w:left w:val="single" w:color="D7D7D7" w:themeColor="background1" w:themeShade="D8" w:sz="4" w:space="0"/>
-              <w:bottom w:val="single" w:color="D7D7D7" w:themeColor="background1" w:themeShade="D8" w:sz="4" w:space="0"/>
+              <w:bottom w:val="single" w:color="D7D7D7" w:sz="4" w:space="0"/>
               <w:right w:val="single" w:color="D7D7D7" w:themeColor="background1" w:themeShade="D8" w:sz="4" w:space="0"/>
             </w:tcBorders>
             <w:shd w:val="clear" w:color="auto" w:fill="auto"/>
@@ -7754,188 +8798,36 @@
           </w:tcPr>
           <w:p>
             <w:pPr>
-              <w:widowControl/>
               <w:snapToGrid w:val="0"/>
               <w:jc w:val="center"/>
-              <w:textAlignment w:val="center"/>
-              <w:rPr>
-                <w:rFonts w:ascii="Times New Roman" w:hAnsi="Times New Roman" w:eastAsia="微软雅黑" w:cs="Times New Roman"/>
-                <w:sz w:val="21"/>
-                <w:szCs w:val="21"/>
-                <w:lang w:eastAsia="zh-CN"/>
-              </w:rPr>
-            </w:pPr>
-            <w:r>
-              <w:rPr>
-                <w:rFonts w:hint="eastAsia" w:ascii="Times New Roman" w:hAnsi="Times New Roman" w:eastAsia="微软雅黑" w:cs="Times New Roman"/>
-                <w:sz w:val="21"/>
-                <w:szCs w:val="21"/>
-                <w:lang w:eastAsia="zh-CN"/>
-              </w:rPr>
-              <w:t xml:space="preserve">{%for </w:t>
-            </w:r>
-            <w:r>
               <w:rPr>
                 <w:rFonts w:hint="default" w:ascii="Times New Roman" w:hAnsi="Times New Roman" w:eastAsia="微软雅黑" w:cs="Times New Roman"/>
                 <w:sz w:val="21"/>
                 <w:szCs w:val="21"/>
                 <w:lang w:val="en-US" w:eastAsia="zh-CN"/>
               </w:rPr>
-              <w:t>i</w:t>
-            </w:r>
-            <w:r>
-              <w:rPr>
-                <w:rFonts w:hint="eastAsia" w:ascii="Times New Roman" w:hAnsi="Times New Roman" w:eastAsia="微软雅黑" w:cs="Times New Roman"/>
-                <w:sz w:val="21"/>
-                <w:szCs w:val="21"/>
-                <w:lang w:eastAsia="zh-CN"/>
-              </w:rPr>
-              <w:t xml:space="preserve"> in posi</w:t>
-            </w:r>
-            <w:r>
-              <w:rPr>
-                <w:rFonts w:hint="default" w:ascii="Times New Roman" w:hAnsi="Times New Roman" w:eastAsia="微软雅黑" w:cs="Times New Roman"/>
+            </w:pPr>
+            <w:r>
+              <w:rPr>
+                <w:rFonts w:hint="eastAsia" w:ascii="Times New Roman" w:hAnsi="Times New Roman" w:eastAsia="微软雅黑" w:cs="Times New Roman"/>
+                <w:b/>
+                <w:bCs/>
                 <w:sz w:val="21"/>
                 <w:szCs w:val="21"/>
                 <w:lang w:val="en-US" w:eastAsia="zh-CN"/>
               </w:rPr>
-              <w:t>.variant</w:t>
-            </w:r>
-            <w:r>
-              <w:rPr>
-                <w:rFonts w:hint="eastAsia" w:ascii="Times New Roman" w:hAnsi="Times New Roman" w:eastAsia="微软雅黑" w:cs="Times New Roman"/>
-                <w:sz w:val="21"/>
-                <w:szCs w:val="21"/>
-                <w:lang w:eastAsia="zh-CN"/>
-              </w:rPr>
-              <w:t xml:space="preserve">%}{%if loop.last%}{{ </w:t>
-            </w:r>
-            <w:r>
-              <w:rPr>
-                <w:rFonts w:hint="default" w:ascii="Times New Roman" w:hAnsi="Times New Roman" w:eastAsia="微软雅黑" w:cs="Times New Roman"/>
-                <w:sz w:val="21"/>
-                <w:szCs w:val="21"/>
-                <w:lang w:val="en-US" w:eastAsia="zh-CN"/>
-              </w:rPr>
-              <w:t>i</w:t>
-            </w:r>
-            <w:r>
-              <w:rPr>
-                <w:rFonts w:hint="eastAsia" w:ascii="Times New Roman" w:hAnsi="Times New Roman" w:eastAsia="微软雅黑" w:cs="Times New Roman"/>
-                <w:sz w:val="21"/>
-                <w:szCs w:val="21"/>
-                <w:lang w:eastAsia="zh-CN"/>
-              </w:rPr>
-              <w:t xml:space="preserve"> }}{%else%}{{ i }}</w:t>
-            </w:r>
-          </w:p>
-          <w:p>
-            <w:pPr>
-              <w:widowControl/>
-              <w:snapToGrid w:val="0"/>
-              <w:jc w:val="center"/>
-              <w:textAlignment w:val="center"/>
-              <w:rPr>
-                <w:rFonts w:hint="default" w:ascii="Times New Roman" w:hAnsi="Times New Roman" w:eastAsia="微软雅黑" w:cs="Times New Roman"/>
-                <w:sz w:val="21"/>
-                <w:szCs w:val="21"/>
-                <w:lang w:val="en-US" w:eastAsia="zh-CN"/>
-              </w:rPr>
-            </w:pPr>
-            <w:r>
-              <w:rPr>
-                <w:rFonts w:hint="eastAsia" w:ascii="Times New Roman" w:hAnsi="Times New Roman" w:eastAsia="微软雅黑" w:cs="Times New Roman"/>
-                <w:sz w:val="21"/>
-                <w:szCs w:val="21"/>
-                <w:lang w:eastAsia="zh-CN"/>
-              </w:rPr>
-              <w:t>{%endif%}{% endfor %}</w:t>
-            </w:r>
-          </w:p>
-        </w:tc>
-        <w:tc>
-          <w:tcPr>
-            <w:tcW w:w="3445" w:type="dxa"/>
+              <w:t>免疫疗效超进展评估</w:t>
+            </w:r>
+          </w:p>
+        </w:tc>
+        <w:tc>
+          <w:tcPr>
+            <w:tcW w:w="5059" w:type="dxa"/>
+            <w:gridSpan w:val="2"/>
             <w:tcBorders>
               <w:top w:val="single" w:color="D7D7D7" w:themeColor="background1" w:themeShade="D8" w:sz="4" w:space="0"/>
               <w:left w:val="single" w:color="D7D7D7" w:themeColor="background1" w:themeShade="D8" w:sz="4" w:space="0"/>
-              <w:bottom w:val="single" w:color="D7D7D7" w:themeColor="background1" w:themeShade="D8" w:sz="4" w:space="0"/>
-              <w:right w:val="single" w:color="D7D7D7" w:themeColor="background1" w:themeShade="D8" w:sz="4" w:space="0"/>
-            </w:tcBorders>
-            <w:shd w:val="clear" w:color="auto" w:fill="auto"/>
-            <w:vAlign w:val="center"/>
-          </w:tcPr>
-          <w:p>
-            <w:pPr>
-              <w:snapToGrid w:val="0"/>
-              <w:jc w:val="center"/>
-              <w:rPr>
-                <w:rFonts w:hint="eastAsia" w:ascii="Times New Roman" w:hAnsi="Times New Roman" w:eastAsia="微软雅黑" w:cs="Times New Roman"/>
-                <w:sz w:val="21"/>
-                <w:szCs w:val="21"/>
-                <w:lang w:eastAsia="zh-CN"/>
-              </w:rPr>
-            </w:pPr>
-            <w:r>
-              <w:rPr>
-                <w:rFonts w:hint="default" w:ascii="Times New Roman" w:hAnsi="Times New Roman" w:eastAsia="微软雅黑" w:cs="Times New Roman"/>
-                <w:sz w:val="21"/>
-                <w:szCs w:val="21"/>
-                <w:lang w:val="en-US" w:eastAsia="zh-CN"/>
-              </w:rPr>
-              <w:t>{</w:t>
-            </w:r>
-            <w:r>
-              <w:rPr>
-                <w:rFonts w:hint="eastAsia" w:ascii="Times New Roman" w:hAnsi="Times New Roman" w:eastAsia="微软雅黑" w:cs="Times New Roman"/>
-                <w:sz w:val="21"/>
-                <w:szCs w:val="21"/>
-                <w:lang w:eastAsia="zh-CN"/>
-              </w:rPr>
-              <w:t xml:space="preserve">{ </w:t>
-            </w:r>
-            <w:r>
-              <w:rPr>
-                <w:rFonts w:hint="eastAsia" w:ascii="Times New Roman" w:hAnsi="Times New Roman" w:eastAsia="微软雅黑" w:cs="Times New Roman"/>
-                <w:sz w:val="21"/>
-                <w:szCs w:val="21"/>
-                <w:lang w:val="en-US" w:eastAsia="zh-CN"/>
-              </w:rPr>
-              <w:t>posi</w:t>
-            </w:r>
-            <w:r>
-              <w:rPr>
-                <w:rFonts w:hint="default" w:ascii="Times New Roman" w:hAnsi="Times New Roman" w:eastAsia="微软雅黑" w:cs="Times New Roman"/>
-                <w:sz w:val="21"/>
-                <w:szCs w:val="21"/>
-                <w:lang w:val="en-US" w:eastAsia="zh-CN"/>
-              </w:rPr>
-              <w:t>tiveDDR</w:t>
-            </w:r>
-            <w:r>
-              <w:rPr>
-                <w:rFonts w:hint="eastAsia" w:ascii="Times New Roman" w:hAnsi="Times New Roman" w:eastAsia="微软雅黑" w:cs="Times New Roman"/>
-                <w:sz w:val="21"/>
-                <w:szCs w:val="21"/>
-                <w:lang w:eastAsia="zh-CN"/>
-              </w:rPr>
-              <w:t>.detectionSignificance }}</w:t>
-            </w:r>
-          </w:p>
-        </w:tc>
-      </w:tr>
-      <w:tr>
-        <w:trPr>
-          <w:trHeight w:val="397" w:hRule="atLeast"/>
-        </w:trPr>
-        <w:tc>
-          <w:tcPr>
-            <w:tcW w:w="9938" w:type="dxa"/>
-            <w:gridSpan w:val="4"/>
-            <w:tcBorders>
-              <w:top w:val="single" w:color="D7D7D7" w:themeColor="background1" w:themeShade="D8" w:sz="4" w:space="0"/>
-              <w:left w:val="single" w:color="D7D7D7" w:themeColor="background1" w:themeShade="D8" w:sz="4" w:space="0"/>
-              <w:bottom w:val="single" w:color="D7D7D7" w:themeColor="background1" w:themeShade="D8" w:sz="4" w:space="0"/>
+              <w:bottom w:val="single" w:color="D7D7D7" w:sz="4" w:space="0"/>
               <w:right w:val="single" w:color="D7D7D7" w:themeColor="background1" w:themeShade="D8" w:sz="4" w:space="0"/>
             </w:tcBorders>
             <w:shd w:val="clear" w:color="auto" w:fill="auto"/>
@@ -7947,319 +8839,7 @@
               <w:snapToGrid w:val="0"/>
               <w:jc w:val="center"/>
               <w:rPr>
-                <w:rFonts w:hint="default" w:ascii="Times New Roman" w:hAnsi="Times New Roman" w:eastAsia="微软雅黑" w:cs="Times New Roman"/>
-                <w:sz w:val="21"/>
-                <w:szCs w:val="21"/>
-                <w:lang w:val="en-US" w:eastAsia="zh-CN"/>
-              </w:rPr>
-            </w:pPr>
-            <w:r>
-              <w:rPr>
-                <w:rFonts w:hint="default" w:ascii="Times New Roman" w:hAnsi="Times New Roman" w:eastAsia="微软雅黑" w:cs="Times New Roman"/>
-                <w:color w:val="000000"/>
-                <w:sz w:val="21"/>
-                <w:szCs w:val="21"/>
-                <w:lang w:val="en-US"/>
-              </w:rPr>
-              <w:t>{%tr endfor%}</w:t>
-            </w:r>
-          </w:p>
-        </w:tc>
-      </w:tr>
-      <w:tr>
-        <w:trPr>
-          <w:trHeight w:val="397" w:hRule="atLeast"/>
-        </w:trPr>
-        <w:tc>
-          <w:tcPr>
-            <w:tcW w:w="9938" w:type="dxa"/>
-            <w:gridSpan w:val="4"/>
-            <w:tcBorders>
-              <w:top w:val="single" w:color="D7D7D7" w:themeColor="background1" w:themeShade="D8" w:sz="4" w:space="0"/>
-              <w:left w:val="single" w:color="D7D7D7" w:themeColor="background1" w:themeShade="D8" w:sz="4" w:space="0"/>
-              <w:bottom w:val="single" w:color="D7D7D7" w:themeColor="background1" w:themeShade="D8" w:sz="4" w:space="0"/>
-              <w:right w:val="single" w:color="D7D7D7" w:themeColor="background1" w:themeShade="D8" w:sz="4" w:space="0"/>
-            </w:tcBorders>
-            <w:shd w:val="clear" w:color="auto" w:fill="auto"/>
-            <w:noWrap/>
-            <w:vAlign w:val="center"/>
-          </w:tcPr>
-          <w:p>
-            <w:pPr>
-              <w:snapToGrid w:val="0"/>
-              <w:jc w:val="center"/>
-              <w:rPr>
-                <w:rFonts w:hint="default" w:ascii="Times New Roman" w:hAnsi="Times New Roman" w:eastAsia="微软雅黑" w:cs="Times New Roman"/>
-                <w:sz w:val="21"/>
-                <w:szCs w:val="21"/>
-                <w:lang w:val="en-US" w:eastAsia="zh-CN"/>
-              </w:rPr>
-            </w:pPr>
-            <w:r>
-              <w:rPr>
-                <w:rFonts w:hint="default" w:ascii="Times New Roman" w:hAnsi="Times New Roman" w:eastAsia="微软雅黑" w:cs="Times New Roman"/>
-                <w:sz w:val="21"/>
-                <w:szCs w:val="21"/>
-                <w:lang w:val="en-US" w:eastAsia="zh-CN"/>
-              </w:rPr>
-              <w:t>{%tr else %}</w:t>
-            </w:r>
-          </w:p>
-        </w:tc>
-      </w:tr>
-      <w:tr>
-        <w:trPr>
-          <w:trHeight w:val="397" w:hRule="atLeast"/>
-        </w:trPr>
-        <w:tc>
-          <w:tcPr>
-            <w:tcW w:w="1434" w:type="dxa"/>
-            <w:tcBorders>
-              <w:top w:val="single" w:color="D7D7D7" w:themeColor="background1" w:themeShade="D8" w:sz="4" w:space="0"/>
-              <w:left w:val="single" w:color="D7D7D7" w:themeColor="background1" w:themeShade="D8" w:sz="4" w:space="0"/>
-              <w:bottom w:val="single" w:color="D7D7D7" w:themeColor="background1" w:themeShade="D8" w:sz="4" w:space="0"/>
-              <w:right w:val="single" w:color="D7D7D7" w:themeColor="background1" w:themeShade="D8" w:sz="4" w:space="0"/>
-            </w:tcBorders>
-            <w:shd w:val="clear" w:color="auto" w:fill="auto"/>
-            <w:noWrap/>
-            <w:vAlign w:val="center"/>
-          </w:tcPr>
-          <w:p>
-            <w:pPr>
-              <w:widowControl/>
-              <w:snapToGrid w:val="0"/>
-              <w:jc w:val="center"/>
-              <w:textAlignment w:val="center"/>
-              <w:rPr>
-                <w:rFonts w:ascii="Times New Roman" w:hAnsi="Times New Roman" w:eastAsia="微软雅黑" w:cs="Times New Roman"/>
-                <w:color w:val="000000"/>
-                <w:sz w:val="21"/>
-                <w:szCs w:val="21"/>
-              </w:rPr>
-            </w:pPr>
-            <w:r>
-              <w:rPr>
-                <w:rFonts w:hint="eastAsia" w:ascii="Times New Roman" w:hAnsi="Times New Roman" w:eastAsia="微软雅黑" w:cs="Times New Roman"/>
-                <w:b/>
-                <w:bCs/>
-                <w:sz w:val="21"/>
-                <w:szCs w:val="21"/>
-                <w:lang w:eastAsia="zh-CN"/>
-              </w:rPr>
-              <w:t>免疫</w:t>
-            </w:r>
-            <w:r>
-              <w:rPr>
-                <w:rFonts w:hint="eastAsia" w:ascii="Times New Roman" w:hAnsi="Times New Roman" w:eastAsia="微软雅黑" w:cs="Times New Roman"/>
-                <w:b/>
-                <w:bCs/>
-                <w:sz w:val="21"/>
-                <w:szCs w:val="21"/>
-                <w:lang w:val="en-US" w:eastAsia="zh-CN"/>
-              </w:rPr>
-              <w:t>疗效</w:t>
-            </w:r>
-            <w:r>
-              <w:rPr>
-                <w:rFonts w:ascii="Times New Roman" w:hAnsi="Times New Roman" w:eastAsia="微软雅黑" w:cs="Times New Roman"/>
-                <w:b/>
-                <w:bCs/>
-                <w:sz w:val="21"/>
-                <w:szCs w:val="21"/>
-                <w:lang w:eastAsia="zh-CN"/>
-              </w:rPr>
-              <w:t>正相关</w:t>
-            </w:r>
-            <w:r>
-              <w:rPr>
-                <w:rFonts w:hint="eastAsia" w:ascii="Times New Roman" w:hAnsi="Times New Roman" w:eastAsia="微软雅黑" w:cs="Times New Roman"/>
-                <w:b/>
-                <w:bCs/>
-                <w:sz w:val="21"/>
-                <w:szCs w:val="21"/>
-                <w:lang w:val="en-US" w:eastAsia="zh-CN"/>
-              </w:rPr>
-              <w:t>评估</w:t>
-            </w:r>
-          </w:p>
-        </w:tc>
-        <w:tc>
-          <w:tcPr>
-            <w:tcW w:w="2436" w:type="dxa"/>
-            <w:tcBorders>
-              <w:top w:val="single" w:color="D7D7D7" w:themeColor="background1" w:themeShade="D8" w:sz="4" w:space="0"/>
-              <w:left w:val="single" w:color="D7D7D7" w:themeColor="background1" w:themeShade="D8" w:sz="4" w:space="0"/>
-              <w:bottom w:val="single" w:color="D7D7D7" w:themeColor="background1" w:themeShade="D8" w:sz="4" w:space="0"/>
-              <w:right w:val="single" w:color="D7D7D7" w:themeColor="background1" w:themeShade="D8" w:sz="4" w:space="0"/>
-            </w:tcBorders>
-            <w:shd w:val="clear" w:color="auto" w:fill="auto"/>
-            <w:noWrap/>
-            <w:vAlign w:val="center"/>
-          </w:tcPr>
-          <w:p>
-            <w:pPr>
-              <w:widowControl/>
-              <w:snapToGrid w:val="0"/>
-              <w:jc w:val="center"/>
-              <w:textAlignment w:val="center"/>
-              <w:rPr>
-                <w:rFonts w:hint="default" w:ascii="Times New Roman" w:hAnsi="Times New Roman" w:eastAsia="微软雅黑" w:cs="Times New Roman"/>
-                <w:color w:val="000000"/>
-                <w:sz w:val="21"/>
-                <w:szCs w:val="21"/>
-                <w:lang w:val="en-US" w:eastAsia="zh-CN" w:bidi="ar"/>
-              </w:rPr>
-            </w:pPr>
-            <w:r>
-              <w:rPr>
-                <w:rFonts w:hint="default" w:ascii="Times New Roman" w:hAnsi="Times New Roman" w:eastAsia="微软雅黑" w:cs="Times New Roman"/>
-                <w:color w:val="000000"/>
-                <w:sz w:val="21"/>
-                <w:szCs w:val="21"/>
-                <w:lang w:val="en-US" w:eastAsia="zh-CN" w:bidi="ar"/>
-              </w:rPr>
-              <w:t>--</w:t>
-            </w:r>
-          </w:p>
-        </w:tc>
-        <w:tc>
-          <w:tcPr>
-            <w:tcW w:w="2623" w:type="dxa"/>
-            <w:tcBorders>
-              <w:top w:val="single" w:color="D7D7D7" w:themeColor="background1" w:themeShade="D8" w:sz="4" w:space="0"/>
-              <w:left w:val="single" w:color="D7D7D7" w:themeColor="background1" w:themeShade="D8" w:sz="4" w:space="0"/>
-              <w:bottom w:val="single" w:color="D7D7D7" w:themeColor="background1" w:themeShade="D8" w:sz="4" w:space="0"/>
-              <w:right w:val="single" w:color="D7D7D7" w:themeColor="background1" w:themeShade="D8" w:sz="4" w:space="0"/>
-            </w:tcBorders>
-            <w:shd w:val="clear" w:color="auto" w:fill="auto"/>
-            <w:noWrap/>
-            <w:vAlign w:val="center"/>
-          </w:tcPr>
-          <w:p>
-            <w:pPr>
-              <w:widowControl/>
-              <w:snapToGrid w:val="0"/>
-              <w:jc w:val="center"/>
-              <w:textAlignment w:val="center"/>
-              <w:rPr>
-                <w:rFonts w:hint="default" w:ascii="Times New Roman" w:hAnsi="Times New Roman" w:eastAsia="微软雅黑" w:cs="Times New Roman"/>
-                <w:sz w:val="21"/>
-                <w:szCs w:val="21"/>
-                <w:lang w:val="en-US" w:eastAsia="zh-CN"/>
-              </w:rPr>
-            </w:pPr>
-            <w:r>
-              <w:rPr>
-                <w:rFonts w:hint="default" w:ascii="Times New Roman" w:hAnsi="Times New Roman" w:eastAsia="微软雅黑" w:cs="Times New Roman"/>
-                <w:sz w:val="21"/>
-                <w:szCs w:val="21"/>
-                <w:lang w:val="en-US" w:eastAsia="zh-CN"/>
-              </w:rPr>
-              <w:t>--</w:t>
-            </w:r>
-          </w:p>
-        </w:tc>
-        <w:tc>
-          <w:tcPr>
-            <w:tcW w:w="3445" w:type="dxa"/>
-            <w:tcBorders>
-              <w:top w:val="single" w:color="D7D7D7" w:themeColor="background1" w:themeShade="D8" w:sz="4" w:space="0"/>
-              <w:left w:val="single" w:color="D7D7D7" w:themeColor="background1" w:themeShade="D8" w:sz="4" w:space="0"/>
-              <w:bottom w:val="single" w:color="D7D7D7" w:themeColor="background1" w:themeShade="D8" w:sz="4" w:space="0"/>
-              <w:right w:val="single" w:color="D7D7D7" w:themeColor="background1" w:themeShade="D8" w:sz="4" w:space="0"/>
-            </w:tcBorders>
-            <w:shd w:val="clear" w:color="auto" w:fill="auto"/>
-            <w:noWrap/>
-            <w:vAlign w:val="center"/>
-          </w:tcPr>
-          <w:p>
-            <w:pPr>
-              <w:snapToGrid w:val="0"/>
-              <w:jc w:val="center"/>
-              <w:rPr>
-                <w:rFonts w:hint="default" w:ascii="Times New Roman" w:hAnsi="Times New Roman" w:eastAsia="微软雅黑" w:cs="Times New Roman"/>
-                <w:sz w:val="21"/>
-                <w:szCs w:val="21"/>
-                <w:lang w:val="en-US" w:eastAsia="zh-CN"/>
-              </w:rPr>
-            </w:pPr>
-            <w:r>
-              <w:rPr>
-                <w:rFonts w:hint="default" w:ascii="Times New Roman" w:hAnsi="Times New Roman" w:eastAsia="微软雅黑" w:cs="Times New Roman"/>
-                <w:sz w:val="21"/>
-                <w:szCs w:val="21"/>
-                <w:lang w:val="en-US" w:eastAsia="zh-CN"/>
-              </w:rPr>
-              <w:t>--</w:t>
-            </w:r>
-          </w:p>
-        </w:tc>
-      </w:tr>
-      <w:tr>
-        <w:trPr>
-          <w:trHeight w:val="397" w:hRule="atLeast"/>
-        </w:trPr>
-        <w:tc>
-          <w:tcPr>
-            <w:tcW w:w="9938" w:type="dxa"/>
-            <w:gridSpan w:val="4"/>
-            <w:tcBorders>
-              <w:top w:val="single" w:color="D7D7D7" w:themeColor="background1" w:themeShade="D8" w:sz="4" w:space="0"/>
-              <w:left w:val="single" w:color="D7D7D7" w:themeColor="background1" w:themeShade="D8" w:sz="4" w:space="0"/>
-              <w:bottom w:val="single" w:color="D7D7D7" w:themeColor="background1" w:themeShade="D8" w:sz="4" w:space="0"/>
-              <w:right w:val="single" w:color="D7D7D7" w:themeColor="background1" w:themeShade="D8" w:sz="4" w:space="0"/>
-            </w:tcBorders>
-            <w:shd w:val="clear" w:color="auto" w:fill="auto"/>
-            <w:noWrap/>
-            <w:vAlign w:val="center"/>
-          </w:tcPr>
-          <w:p>
-            <w:pPr>
-              <w:snapToGrid w:val="0"/>
-              <w:jc w:val="center"/>
-              <w:rPr>
-                <w:rFonts w:hint="default" w:ascii="Times New Roman" w:hAnsi="Times New Roman" w:eastAsia="微软雅黑" w:cs="Times New Roman"/>
-                <w:sz w:val="21"/>
-                <w:szCs w:val="21"/>
-                <w:lang w:val="en-US" w:eastAsia="zh-CN"/>
-              </w:rPr>
-            </w:pPr>
-            <w:r>
-              <w:rPr>
-                <w:rFonts w:hint="default" w:ascii="Times New Roman" w:hAnsi="Times New Roman" w:eastAsia="微软雅黑" w:cs="Times New Roman"/>
-                <w:sz w:val="21"/>
-                <w:szCs w:val="21"/>
-                <w:lang w:val="en-US" w:eastAsia="zh-CN"/>
-              </w:rPr>
-              <w:t>{%tr endif %}</w:t>
-            </w:r>
-          </w:p>
-        </w:tc>
-      </w:tr>
-      <w:tr>
-        <w:trPr>
-          <w:trHeight w:val="397" w:hRule="atLeast"/>
-        </w:trPr>
-        <w:tc>
-          <w:tcPr>
-            <w:tcW w:w="9938" w:type="dxa"/>
-            <w:gridSpan w:val="4"/>
-            <w:tcBorders>
-              <w:top w:val="single" w:color="D7D7D7" w:themeColor="background1" w:themeShade="D8" w:sz="4" w:space="0"/>
-              <w:left w:val="single" w:color="D7D7D7" w:themeColor="background1" w:themeShade="D8" w:sz="4" w:space="0"/>
-              <w:bottom w:val="single" w:color="D7D7D7" w:themeColor="background1" w:themeShade="D8" w:sz="4" w:space="0"/>
-              <w:right w:val="single" w:color="D7D7D7" w:themeColor="background1" w:themeShade="D8" w:sz="4" w:space="0"/>
-            </w:tcBorders>
-            <w:shd w:val="clear" w:color="auto" w:fill="auto"/>
-            <w:noWrap/>
-            <w:vAlign w:val="center"/>
-          </w:tcPr>
-          <w:p>
-            <w:pPr>
-              <w:snapToGrid w:val="0"/>
-              <w:jc w:val="center"/>
-              <w:rPr>
-                <w:rFonts w:ascii="Times New Roman" w:hAnsi="Times New Roman" w:eastAsia="微软雅黑" w:cs="Times New Roman"/>
+                <w:rFonts w:hint="eastAsia" w:ascii="Times New Roman" w:hAnsi="Times New Roman" w:eastAsia="微软雅黑" w:cs="Times New Roman"/>
                 <w:sz w:val="21"/>
                 <w:szCs w:val="21"/>
                 <w:lang w:eastAsia="zh-CN"/>
@@ -8274,7 +8854,7 @@
                 <w:szCs w:val="21"/>
                 <w:lang w:val="en-US" w:eastAsia="zh-CN"/>
               </w:rPr>
-              <w:t xml:space="preserve">{%tr if </w:t>
+              <w:t xml:space="preserve">{% if </w:t>
             </w:r>
             <w:r>
               <w:rPr>
@@ -8286,82 +8866,19 @@
                 <w:szCs w:val="21"/>
                 <w:lang w:val="en-US" w:eastAsia="zh-CN" w:bidi="ar-SA"/>
               </w:rPr>
-              <w:t>JingsaiCustomInfo.negativeList%</w:t>
-            </w:r>
-            <w:r>
-              <w:rPr>
-                <w:rFonts w:hint="default" w:ascii="Times New Roman Bold" w:hAnsi="Times New Roman Bold" w:eastAsia="微软雅黑" w:cs="Times New Roman Bold"/>
+              <w:t>JingsaiCustomInfo.</w:t>
+            </w:r>
+            <w:r>
+              <w:rPr>
+                <w:rFonts w:hint="eastAsia" w:ascii="Times New Roman Bold" w:hAnsi="Times New Roman Bold" w:eastAsia="微软雅黑" w:cs="Times New Roman Bold"/>
                 <w:b/>
                 <w:bCs/>
-                <w:sz w:val="21"/>
-                <w:szCs w:val="21"/>
-                <w:lang w:val="en-US" w:eastAsia="zh-CN"/>
-              </w:rPr>
-              <w:t>}</w:t>
-            </w:r>
-          </w:p>
-        </w:tc>
-      </w:tr>
-      <w:tr>
-        <w:trPr>
-          <w:trHeight w:val="397" w:hRule="atLeast"/>
-        </w:trPr>
-        <w:tc>
-          <w:tcPr>
-            <w:tcW w:w="9938" w:type="dxa"/>
-            <w:gridSpan w:val="4"/>
-            <w:tcBorders>
-              <w:top w:val="single" w:color="D7D7D7" w:themeColor="background1" w:themeShade="D8" w:sz="4" w:space="0"/>
-              <w:left w:val="single" w:color="D7D7D7" w:themeColor="background1" w:themeShade="D8" w:sz="4" w:space="0"/>
-              <w:bottom w:val="single" w:color="D7D7D7" w:themeColor="background1" w:themeShade="D8" w:sz="4" w:space="0"/>
-              <w:right w:val="single" w:color="D7D7D7" w:themeColor="background1" w:themeShade="D8" w:sz="4" w:space="0"/>
-            </w:tcBorders>
-            <w:shd w:val="clear" w:color="auto" w:fill="auto"/>
-            <w:noWrap/>
-            <w:vAlign w:val="center"/>
-          </w:tcPr>
-          <w:p>
-            <w:pPr>
-              <w:snapToGrid w:val="0"/>
-              <w:jc w:val="center"/>
-              <w:rPr>
-                <w:rFonts w:hint="default" w:ascii="Times New Roman Bold" w:hAnsi="Times New Roman Bold" w:eastAsia="微软雅黑" w:cs="Times New Roman Bold"/>
-                <w:b/>
-                <w:bCs/>
-                <w:sz w:val="21"/>
-                <w:szCs w:val="21"/>
-                <w:lang w:val="en-US" w:eastAsia="zh-CN"/>
-              </w:rPr>
-            </w:pPr>
-            <w:r>
-              <w:rPr>
-                <w:rFonts w:hint="default" w:ascii="Times New Roman" w:hAnsi="Times New Roman" w:eastAsia="微软雅黑" w:cs="Times New Roman"/>
-                <w:color w:val="000000"/>
-                <w:sz w:val="21"/>
-                <w:szCs w:val="21"/>
-                <w:lang w:val="en-US" w:eastAsia="zh-CN"/>
-              </w:rPr>
-              <w:t xml:space="preserve">{%tr for </w:t>
-            </w:r>
-            <w:r>
-              <w:rPr>
-                <w:rFonts w:hint="eastAsia" w:ascii="Times New Roman" w:hAnsi="Times New Roman" w:eastAsia="微软雅黑" w:cs="Times New Roman"/>
-                <w:color w:val="000000"/>
-                <w:sz w:val="21"/>
-                <w:szCs w:val="21"/>
-                <w:lang w:val="en-US" w:eastAsia="zh-CN"/>
-              </w:rPr>
-              <w:t>ne</w:t>
-            </w:r>
-            <w:r>
-              <w:rPr>
-                <w:rFonts w:hint="default" w:ascii="Times New Roman" w:hAnsi="Times New Roman" w:eastAsia="微软雅黑" w:cs="Times New Roman"/>
-                <w:color w:val="000000"/>
-                <w:sz w:val="21"/>
-                <w:szCs w:val="21"/>
-                <w:lang w:val="en-US" w:eastAsia="zh-CN"/>
-              </w:rPr>
-              <w:t>ga in JingsaiCustomInfo</w:t>
+                <w:kern w:val="2"/>
+                <w:sz w:val="21"/>
+                <w:szCs w:val="21"/>
+                <w:lang w:val="en-US" w:eastAsia="zh-CN" w:bidi="ar-SA"/>
+              </w:rPr>
+              <w:t>hp</w:t>
             </w:r>
             <w:r>
               <w:rPr>
@@ -8373,685 +8890,8 @@
                 <w:szCs w:val="21"/>
                 <w:lang w:val="en-US" w:eastAsia="zh-CN" w:bidi="ar-SA"/>
               </w:rPr>
-              <w:t>.</w:t>
-            </w:r>
-            <w:r>
-              <w:rPr>
-                <w:rFonts w:hint="default" w:ascii="Times New Roman" w:hAnsi="Times New Roman" w:eastAsia="微软雅黑" w:cs="Times New Roman"/>
-                <w:color w:val="000000"/>
-                <w:sz w:val="21"/>
-                <w:szCs w:val="21"/>
-                <w:lang w:val="en-US" w:eastAsia="zh-CN"/>
-              </w:rPr>
-              <w:t>negativeList %}</w:t>
-            </w:r>
-          </w:p>
-        </w:tc>
-      </w:tr>
-      <w:tr>
-        <w:trPr>
-          <w:trHeight w:val="397" w:hRule="atLeast"/>
-        </w:trPr>
-        <w:tc>
-          <w:tcPr>
-            <w:tcW w:w="1434" w:type="dxa"/>
-            <w:tcBorders>
-              <w:top w:val="single" w:color="D7D7D7" w:themeColor="background1" w:themeShade="D8" w:sz="4" w:space="0"/>
-              <w:left w:val="single" w:color="D7D7D7" w:themeColor="background1" w:themeShade="D8" w:sz="4" w:space="0"/>
-              <w:bottom w:val="single" w:color="D7D7D7" w:themeColor="background1" w:themeShade="D8" w:sz="4" w:space="0"/>
-              <w:right w:val="single" w:color="D7D7D7" w:themeColor="background1" w:themeShade="D8" w:sz="4" w:space="0"/>
-            </w:tcBorders>
-            <w:shd w:val="clear" w:color="auto" w:fill="auto"/>
-            <w:noWrap/>
-            <w:vAlign w:val="center"/>
-          </w:tcPr>
-          <w:p>
-            <w:pPr>
-              <w:widowControl/>
-              <w:snapToGrid w:val="0"/>
-              <w:jc w:val="center"/>
-              <w:textAlignment w:val="center"/>
-              <w:rPr>
-                <w:rFonts w:ascii="Times New Roman" w:hAnsi="Times New Roman" w:eastAsia="微软雅黑" w:cs="Times New Roman"/>
-                <w:sz w:val="21"/>
-                <w:szCs w:val="21"/>
-              </w:rPr>
-            </w:pPr>
-            <w:r>
-              <w:rPr>
-                <w:rFonts w:hint="eastAsia" w:ascii="Times New Roman" w:hAnsi="Times New Roman" w:eastAsia="微软雅黑" w:cs="Times New Roman"/>
-                <w:b/>
-                <w:bCs/>
-                <w:sz w:val="21"/>
-                <w:szCs w:val="21"/>
-                <w:lang w:eastAsia="zh-CN"/>
-              </w:rPr>
-              <w:t>免疫</w:t>
-            </w:r>
-            <w:r>
-              <w:rPr>
-                <w:rFonts w:hint="eastAsia" w:ascii="Times New Roman" w:hAnsi="Times New Roman" w:eastAsia="微软雅黑" w:cs="Times New Roman"/>
-                <w:b/>
-                <w:bCs/>
-                <w:sz w:val="21"/>
-                <w:szCs w:val="21"/>
-                <w:lang w:val="en-US" w:eastAsia="zh-CN"/>
-              </w:rPr>
-              <w:t>疗效负</w:t>
-            </w:r>
-            <w:r>
-              <w:rPr>
-                <w:rFonts w:ascii="Times New Roman" w:hAnsi="Times New Roman" w:eastAsia="微软雅黑" w:cs="Times New Roman"/>
-                <w:b/>
-                <w:bCs/>
-                <w:sz w:val="21"/>
-                <w:szCs w:val="21"/>
-                <w:lang w:eastAsia="zh-CN"/>
-              </w:rPr>
-              <w:t>相关</w:t>
-            </w:r>
-            <w:r>
-              <w:rPr>
-                <w:rFonts w:hint="eastAsia" w:ascii="Times New Roman" w:hAnsi="Times New Roman" w:eastAsia="微软雅黑" w:cs="Times New Roman"/>
-                <w:b/>
-                <w:bCs/>
-                <w:sz w:val="21"/>
-                <w:szCs w:val="21"/>
-                <w:lang w:val="en-US" w:eastAsia="zh-CN"/>
-              </w:rPr>
-              <w:t>评估</w:t>
-            </w:r>
-          </w:p>
-        </w:tc>
-        <w:tc>
-          <w:tcPr>
-            <w:tcW w:w="2436" w:type="dxa"/>
-            <w:tcBorders>
-              <w:top w:val="single" w:color="D7D7D7" w:themeColor="background1" w:themeShade="D8" w:sz="4" w:space="0"/>
-              <w:left w:val="single" w:color="D7D7D7" w:themeColor="background1" w:themeShade="D8" w:sz="4" w:space="0"/>
-              <w:bottom w:val="single" w:color="D7D7D7" w:themeColor="background1" w:themeShade="D8" w:sz="4" w:space="0"/>
-              <w:right w:val="single" w:color="D7D7D7" w:themeColor="background1" w:themeShade="D8" w:sz="4" w:space="0"/>
-            </w:tcBorders>
-            <w:shd w:val="clear" w:color="auto" w:fill="auto"/>
-            <w:noWrap/>
-            <w:vAlign w:val="center"/>
-          </w:tcPr>
-          <w:p>
-            <w:pPr>
-              <w:widowControl/>
-              <w:snapToGrid w:val="0"/>
-              <w:jc w:val="center"/>
-              <w:textAlignment w:val="center"/>
-              <w:rPr>
-                <w:rFonts w:hint="default" w:ascii="Times New Roman" w:hAnsi="Times New Roman" w:eastAsia="微软雅黑" w:cs="Times New Roman"/>
-                <w:kern w:val="2"/>
-                <w:sz w:val="21"/>
-                <w:szCs w:val="21"/>
-                <w:lang w:val="en-US" w:eastAsia="zh-CN" w:bidi="ar-SA"/>
-              </w:rPr>
-            </w:pPr>
-            <w:r>
-              <w:rPr>
-                <w:rFonts w:hint="default" w:ascii="Times New Roman" w:hAnsi="Times New Roman" w:eastAsia="微软雅黑" w:cs="Times New Roman"/>
-                <w:sz w:val="21"/>
-                <w:szCs w:val="21"/>
-                <w:lang w:val="en-US" w:eastAsia="zh-CN"/>
-              </w:rPr>
-              <w:t>{{</w:t>
-            </w:r>
-            <w:r>
-              <w:rPr>
-                <w:rFonts w:hint="eastAsia" w:ascii="Times New Roman" w:hAnsi="Times New Roman" w:eastAsia="微软雅黑" w:cs="Times New Roman"/>
-                <w:color w:val="000000"/>
-                <w:sz w:val="21"/>
-                <w:szCs w:val="21"/>
-                <w:lang w:val="en-US" w:eastAsia="zh-CN"/>
-              </w:rPr>
-              <w:t>ne</w:t>
-            </w:r>
-            <w:r>
-              <w:rPr>
-                <w:rFonts w:hint="default" w:ascii="Times New Roman" w:hAnsi="Times New Roman" w:eastAsia="微软雅黑" w:cs="Times New Roman"/>
-                <w:color w:val="000000"/>
-                <w:sz w:val="21"/>
-                <w:szCs w:val="21"/>
-                <w:lang w:val="en-US" w:eastAsia="zh-CN"/>
-              </w:rPr>
-              <w:t xml:space="preserve">ga.gene </w:t>
-            </w:r>
-            <w:r>
-              <w:rPr>
-                <w:rFonts w:hint="default" w:ascii="Times New Roman" w:hAnsi="Times New Roman" w:eastAsia="微软雅黑" w:cs="Times New Roman"/>
-                <w:sz w:val="21"/>
-                <w:szCs w:val="21"/>
-                <w:lang w:val="en-US" w:eastAsia="zh-CN"/>
-              </w:rPr>
-              <w:t>}}</w:t>
-            </w:r>
-          </w:p>
-        </w:tc>
-        <w:tc>
-          <w:tcPr>
-            <w:tcW w:w="2623" w:type="dxa"/>
-            <w:tcBorders>
-              <w:top w:val="single" w:color="D7D7D7" w:themeColor="background1" w:themeShade="D8" w:sz="4" w:space="0"/>
-              <w:left w:val="single" w:color="D7D7D7" w:themeColor="background1" w:themeShade="D8" w:sz="4" w:space="0"/>
-              <w:bottom w:val="single" w:color="D7D7D7" w:themeColor="background1" w:themeShade="D8" w:sz="4" w:space="0"/>
-              <w:right w:val="single" w:color="D7D7D7" w:themeColor="background1" w:themeShade="D8" w:sz="4" w:space="0"/>
-            </w:tcBorders>
-            <w:shd w:val="clear" w:color="auto" w:fill="auto"/>
-            <w:noWrap/>
-            <w:vAlign w:val="center"/>
-          </w:tcPr>
-          <w:p>
-            <w:pPr>
-              <w:widowControl/>
-              <w:snapToGrid w:val="0"/>
-              <w:jc w:val="center"/>
-              <w:textAlignment w:val="center"/>
-              <w:rPr>
-                <w:rFonts w:ascii="Times New Roman" w:hAnsi="Times New Roman" w:eastAsia="微软雅黑" w:cs="Times New Roman"/>
-                <w:sz w:val="21"/>
-                <w:szCs w:val="21"/>
-                <w:lang w:eastAsia="zh-CN"/>
-              </w:rPr>
-            </w:pPr>
-            <w:r>
-              <w:rPr>
-                <w:rFonts w:hint="eastAsia" w:ascii="Times New Roman" w:hAnsi="Times New Roman" w:eastAsia="微软雅黑" w:cs="Times New Roman"/>
-                <w:sz w:val="21"/>
-                <w:szCs w:val="21"/>
-                <w:lang w:eastAsia="zh-CN"/>
-              </w:rPr>
-              <w:t xml:space="preserve">{%for </w:t>
-            </w:r>
-            <w:r>
-              <w:rPr>
-                <w:rFonts w:hint="default" w:ascii="Times New Roman" w:hAnsi="Times New Roman" w:eastAsia="微软雅黑" w:cs="Times New Roman"/>
-                <w:sz w:val="21"/>
-                <w:szCs w:val="21"/>
-                <w:lang w:val="en-US" w:eastAsia="zh-CN"/>
-              </w:rPr>
-              <w:t>i</w:t>
-            </w:r>
-            <w:r>
-              <w:rPr>
-                <w:rFonts w:hint="eastAsia" w:ascii="Times New Roman" w:hAnsi="Times New Roman" w:eastAsia="微软雅黑" w:cs="Times New Roman"/>
-                <w:sz w:val="21"/>
-                <w:szCs w:val="21"/>
-                <w:lang w:eastAsia="zh-CN"/>
-              </w:rPr>
-              <w:t xml:space="preserve"> in </w:t>
-            </w:r>
-            <w:r>
-              <w:rPr>
-                <w:rFonts w:hint="eastAsia" w:ascii="Times New Roman" w:hAnsi="Times New Roman" w:eastAsia="微软雅黑" w:cs="Times New Roman"/>
-                <w:color w:val="000000"/>
-                <w:sz w:val="21"/>
-                <w:szCs w:val="21"/>
-                <w:lang w:val="en-US" w:eastAsia="zh-CN"/>
-              </w:rPr>
-              <w:t>ne</w:t>
-            </w:r>
-            <w:r>
-              <w:rPr>
-                <w:rFonts w:hint="default" w:ascii="Times New Roman" w:hAnsi="Times New Roman" w:eastAsia="微软雅黑" w:cs="Times New Roman"/>
-                <w:color w:val="000000"/>
-                <w:sz w:val="21"/>
-                <w:szCs w:val="21"/>
-                <w:lang w:val="en-US" w:eastAsia="zh-CN"/>
-              </w:rPr>
-              <w:t>ga</w:t>
-            </w:r>
-            <w:r>
-              <w:rPr>
-                <w:rFonts w:hint="default" w:ascii="Times New Roman" w:hAnsi="Times New Roman" w:eastAsia="微软雅黑" w:cs="Times New Roman"/>
-                <w:sz w:val="21"/>
-                <w:szCs w:val="21"/>
-                <w:lang w:val="en-US" w:eastAsia="zh-CN"/>
-              </w:rPr>
-              <w:t>.variant</w:t>
-            </w:r>
-            <w:r>
-              <w:rPr>
-                <w:rFonts w:hint="eastAsia" w:ascii="Times New Roman" w:hAnsi="Times New Roman" w:eastAsia="微软雅黑" w:cs="Times New Roman"/>
-                <w:sz w:val="21"/>
-                <w:szCs w:val="21"/>
-                <w:lang w:eastAsia="zh-CN"/>
-              </w:rPr>
-              <w:t xml:space="preserve">%}{%if loop.last%}{{ </w:t>
-            </w:r>
-            <w:r>
-              <w:rPr>
-                <w:rFonts w:hint="default" w:ascii="Times New Roman" w:hAnsi="Times New Roman" w:eastAsia="微软雅黑" w:cs="Times New Roman"/>
-                <w:sz w:val="21"/>
-                <w:szCs w:val="21"/>
-                <w:lang w:val="en-US" w:eastAsia="zh-CN"/>
-              </w:rPr>
-              <w:t>i</w:t>
-            </w:r>
-            <w:r>
-              <w:rPr>
-                <w:rFonts w:hint="eastAsia" w:ascii="Times New Roman" w:hAnsi="Times New Roman" w:eastAsia="微软雅黑" w:cs="Times New Roman"/>
-                <w:sz w:val="21"/>
-                <w:szCs w:val="21"/>
-                <w:lang w:eastAsia="zh-CN"/>
-              </w:rPr>
-              <w:t xml:space="preserve"> }}{%else%}{{ i }}</w:t>
-            </w:r>
-          </w:p>
-          <w:p>
-            <w:pPr>
-              <w:widowControl/>
-              <w:snapToGrid w:val="0"/>
-              <w:jc w:val="center"/>
-              <w:textAlignment w:val="center"/>
-              <w:rPr>
-                <w:rFonts w:hint="default" w:ascii="Times New Roman" w:hAnsi="Times New Roman" w:eastAsia="微软雅黑" w:cs="Times New Roman"/>
-                <w:kern w:val="2"/>
-                <w:sz w:val="21"/>
-                <w:szCs w:val="21"/>
-                <w:lang w:val="en-US" w:eastAsia="zh-CN" w:bidi="ar-SA"/>
-              </w:rPr>
-            </w:pPr>
-            <w:r>
-              <w:rPr>
-                <w:rFonts w:hint="eastAsia" w:ascii="Times New Roman" w:hAnsi="Times New Roman" w:eastAsia="微软雅黑" w:cs="Times New Roman"/>
-                <w:sz w:val="21"/>
-                <w:szCs w:val="21"/>
-                <w:lang w:eastAsia="zh-CN"/>
-              </w:rPr>
-              <w:t>{%endif%}{% endfor %}</w:t>
-            </w:r>
-          </w:p>
-        </w:tc>
-        <w:tc>
-          <w:tcPr>
-            <w:tcW w:w="3445" w:type="dxa"/>
-            <w:tcBorders>
-              <w:top w:val="single" w:color="D7D7D7" w:themeColor="background1" w:themeShade="D8" w:sz="4" w:space="0"/>
-              <w:left w:val="single" w:color="D7D7D7" w:themeColor="background1" w:themeShade="D8" w:sz="4" w:space="0"/>
-              <w:bottom w:val="single" w:color="D7D7D7" w:themeColor="background1" w:themeShade="D8" w:sz="4" w:space="0"/>
-              <w:right w:val="single" w:color="D7D7D7" w:themeColor="background1" w:themeShade="D8" w:sz="4" w:space="0"/>
-            </w:tcBorders>
-            <w:shd w:val="clear" w:color="auto" w:fill="auto"/>
-            <w:noWrap/>
-            <w:vAlign w:val="center"/>
-          </w:tcPr>
-          <w:p>
-            <w:pPr>
-              <w:snapToGrid w:val="0"/>
-              <w:rPr>
-                <w:rFonts w:hint="default" w:ascii="Times New Roman" w:hAnsi="Times New Roman" w:eastAsia="微软雅黑" w:cs="Times New Roman"/>
-                <w:sz w:val="21"/>
-                <w:szCs w:val="21"/>
-                <w:lang w:val="en-US" w:eastAsia="zh-CN"/>
-              </w:rPr>
-            </w:pPr>
-            <w:r>
-              <w:rPr>
-                <w:rFonts w:hint="default" w:ascii="Times New Roman" w:hAnsi="Times New Roman" w:eastAsia="微软雅黑" w:cs="Times New Roman"/>
-                <w:sz w:val="21"/>
-                <w:szCs w:val="21"/>
-                <w:lang w:val="en-US" w:eastAsia="zh-CN"/>
-              </w:rPr>
-              <w:t>{{negative.</w:t>
-            </w:r>
-            <w:r>
-              <w:rPr>
-                <w:rFonts w:hint="eastAsia" w:ascii="Times New Roman" w:hAnsi="Times New Roman" w:eastAsia="微软雅黑" w:cs="Times New Roman"/>
-                <w:sz w:val="21"/>
-                <w:szCs w:val="21"/>
-                <w:lang w:eastAsia="zh-CN"/>
-              </w:rPr>
-              <w:t xml:space="preserve">detectionSignificance </w:t>
-            </w:r>
-            <w:r>
-              <w:rPr>
-                <w:rFonts w:hint="default" w:ascii="Times New Roman" w:hAnsi="Times New Roman" w:eastAsia="微软雅黑" w:cs="Times New Roman"/>
-                <w:sz w:val="21"/>
-                <w:szCs w:val="21"/>
-                <w:lang w:val="en-US" w:eastAsia="zh-CN"/>
-              </w:rPr>
-              <w:t>}}</w:t>
-            </w:r>
-          </w:p>
-        </w:tc>
-      </w:tr>
-      <w:tr>
-        <w:trPr>
-          <w:trHeight w:val="397" w:hRule="atLeast"/>
-        </w:trPr>
-        <w:tc>
-          <w:tcPr>
-            <w:tcW w:w="9938" w:type="dxa"/>
-            <w:gridSpan w:val="4"/>
-            <w:tcBorders>
-              <w:top w:val="single" w:color="D7D7D7" w:themeColor="background1" w:themeShade="D8" w:sz="4" w:space="0"/>
-              <w:left w:val="single" w:color="D7D7D7" w:themeColor="background1" w:themeShade="D8" w:sz="4" w:space="0"/>
-              <w:bottom w:val="single" w:color="D7D7D7" w:themeColor="background1" w:themeShade="D8" w:sz="4" w:space="0"/>
-              <w:right w:val="single" w:color="D7D7D7" w:themeColor="background1" w:themeShade="D8" w:sz="4" w:space="0"/>
-            </w:tcBorders>
-            <w:shd w:val="clear" w:color="auto" w:fill="auto"/>
-            <w:noWrap/>
-            <w:vAlign w:val="center"/>
-          </w:tcPr>
-          <w:p>
-            <w:pPr>
-              <w:snapToGrid w:val="0"/>
-              <w:jc w:val="center"/>
-              <w:rPr>
-                <w:rFonts w:hint="default" w:ascii="Times New Roman" w:hAnsi="Times New Roman" w:eastAsia="微软雅黑" w:cs="Times New Roman"/>
-                <w:sz w:val="21"/>
-                <w:szCs w:val="21"/>
-                <w:lang w:val="en-US" w:eastAsia="zh-CN"/>
-              </w:rPr>
-            </w:pPr>
-            <w:r>
-              <w:rPr>
-                <w:rFonts w:hint="default" w:ascii="Times New Roman" w:hAnsi="Times New Roman" w:eastAsia="微软雅黑" w:cs="Times New Roman"/>
-                <w:color w:val="000000"/>
-                <w:sz w:val="21"/>
-                <w:szCs w:val="21"/>
-                <w:lang w:val="en-US"/>
-              </w:rPr>
-              <w:t>{%tr endfor%}</w:t>
-            </w:r>
-          </w:p>
-        </w:tc>
-      </w:tr>
-      <w:tr>
-        <w:trPr>
-          <w:trHeight w:val="397" w:hRule="atLeast"/>
-        </w:trPr>
-        <w:tc>
-          <w:tcPr>
-            <w:tcW w:w="9938" w:type="dxa"/>
-            <w:gridSpan w:val="4"/>
-            <w:tcBorders>
-              <w:top w:val="single" w:color="D7D7D7" w:themeColor="background1" w:themeShade="D8" w:sz="4" w:space="0"/>
-              <w:left w:val="single" w:color="D7D7D7" w:themeColor="background1" w:themeShade="D8" w:sz="4" w:space="0"/>
-              <w:bottom w:val="single" w:color="D7D7D7" w:themeColor="background1" w:themeShade="D8" w:sz="4" w:space="0"/>
-              <w:right w:val="single" w:color="D7D7D7" w:themeColor="background1" w:themeShade="D8" w:sz="4" w:space="0"/>
-            </w:tcBorders>
-            <w:shd w:val="clear" w:color="auto" w:fill="auto"/>
-            <w:noWrap/>
-            <w:vAlign w:val="center"/>
-          </w:tcPr>
-          <w:p>
-            <w:pPr>
-              <w:snapToGrid w:val="0"/>
-              <w:jc w:val="center"/>
-              <w:rPr>
-                <w:rFonts w:hint="default" w:ascii="Times New Roman" w:hAnsi="Times New Roman" w:eastAsia="微软雅黑" w:cs="Times New Roman"/>
-                <w:sz w:val="21"/>
-                <w:szCs w:val="21"/>
-                <w:lang w:val="en-US" w:eastAsia="zh-CN"/>
-              </w:rPr>
-            </w:pPr>
-            <w:r>
-              <w:rPr>
-                <w:rFonts w:hint="default" w:ascii="Times New Roman" w:hAnsi="Times New Roman" w:eastAsia="微软雅黑" w:cs="Times New Roman"/>
-                <w:sz w:val="21"/>
-                <w:szCs w:val="21"/>
-                <w:lang w:val="en-US" w:eastAsia="zh-CN"/>
-              </w:rPr>
-              <w:t>{%tr else %}</w:t>
-            </w:r>
-          </w:p>
-        </w:tc>
-      </w:tr>
-      <w:tr>
-        <w:trPr>
-          <w:trHeight w:val="397" w:hRule="atLeast"/>
-        </w:trPr>
-        <w:tc>
-          <w:tcPr>
-            <w:tcW w:w="1434" w:type="dxa"/>
-            <w:tcBorders>
-              <w:top w:val="single" w:color="D7D7D7" w:themeColor="background1" w:themeShade="D8" w:sz="4" w:space="0"/>
-              <w:left w:val="single" w:color="D7D7D7" w:themeColor="background1" w:themeShade="D8" w:sz="4" w:space="0"/>
-              <w:bottom w:val="single" w:color="D7D7D7" w:themeColor="background1" w:themeShade="D8" w:sz="4" w:space="0"/>
-              <w:right w:val="single" w:color="D7D7D7" w:themeColor="background1" w:themeShade="D8" w:sz="4" w:space="0"/>
-            </w:tcBorders>
-            <w:shd w:val="clear" w:color="auto" w:fill="auto"/>
-            <w:noWrap/>
-            <w:vAlign w:val="center"/>
-          </w:tcPr>
-          <w:p>
-            <w:pPr>
-              <w:widowControl/>
-              <w:snapToGrid w:val="0"/>
-              <w:jc w:val="center"/>
-              <w:textAlignment w:val="center"/>
-              <w:rPr>
-                <w:rFonts w:ascii="Times New Roman" w:hAnsi="Times New Roman" w:eastAsia="微软雅黑" w:cs="Times New Roman"/>
-                <w:sz w:val="21"/>
-                <w:szCs w:val="21"/>
-              </w:rPr>
-            </w:pPr>
-            <w:r>
-              <w:rPr>
-                <w:rFonts w:hint="eastAsia" w:ascii="Times New Roman" w:hAnsi="Times New Roman" w:eastAsia="微软雅黑" w:cs="Times New Roman"/>
-                <w:b/>
-                <w:bCs/>
-                <w:sz w:val="21"/>
-                <w:szCs w:val="21"/>
-                <w:lang w:eastAsia="zh-CN"/>
-              </w:rPr>
-              <w:t>免疫</w:t>
-            </w:r>
-            <w:r>
-              <w:rPr>
-                <w:rFonts w:hint="eastAsia" w:ascii="Times New Roman" w:hAnsi="Times New Roman" w:eastAsia="微软雅黑" w:cs="Times New Roman"/>
-                <w:b/>
-                <w:bCs/>
-                <w:sz w:val="21"/>
-                <w:szCs w:val="21"/>
-                <w:lang w:val="en-US" w:eastAsia="zh-CN"/>
-              </w:rPr>
-              <w:t>疗效负</w:t>
-            </w:r>
-            <w:r>
-              <w:rPr>
-                <w:rFonts w:ascii="Times New Roman" w:hAnsi="Times New Roman" w:eastAsia="微软雅黑" w:cs="Times New Roman"/>
-                <w:b/>
-                <w:bCs/>
-                <w:sz w:val="21"/>
-                <w:szCs w:val="21"/>
-                <w:lang w:eastAsia="zh-CN"/>
-              </w:rPr>
-              <w:t>相关</w:t>
-            </w:r>
-            <w:r>
-              <w:rPr>
-                <w:rFonts w:hint="eastAsia" w:ascii="Times New Roman" w:hAnsi="Times New Roman" w:eastAsia="微软雅黑" w:cs="Times New Roman"/>
-                <w:b/>
-                <w:bCs/>
-                <w:sz w:val="21"/>
-                <w:szCs w:val="21"/>
-                <w:lang w:val="en-US" w:eastAsia="zh-CN"/>
-              </w:rPr>
-              <w:t>评估</w:t>
-            </w:r>
-          </w:p>
-        </w:tc>
-        <w:tc>
-          <w:tcPr>
-            <w:tcW w:w="2436" w:type="dxa"/>
-            <w:tcBorders>
-              <w:top w:val="single" w:color="D7D7D7" w:themeColor="background1" w:themeShade="D8" w:sz="4" w:space="0"/>
-              <w:left w:val="single" w:color="D7D7D7" w:themeColor="background1" w:themeShade="D8" w:sz="4" w:space="0"/>
-              <w:bottom w:val="single" w:color="D7D7D7" w:themeColor="background1" w:themeShade="D8" w:sz="4" w:space="0"/>
-              <w:right w:val="single" w:color="D7D7D7" w:themeColor="background1" w:themeShade="D8" w:sz="4" w:space="0"/>
-            </w:tcBorders>
-            <w:shd w:val="clear" w:color="auto" w:fill="auto"/>
-            <w:noWrap/>
-            <w:vAlign w:val="center"/>
-          </w:tcPr>
-          <w:p>
-            <w:pPr>
-              <w:snapToGrid w:val="0"/>
-              <w:jc w:val="center"/>
-              <w:rPr>
-                <w:rFonts w:hint="default" w:ascii="Times New Roman" w:hAnsi="Times New Roman" w:eastAsia="微软雅黑" w:cs="Times New Roman"/>
-                <w:sz w:val="21"/>
-                <w:szCs w:val="21"/>
-                <w:lang w:val="en-US" w:eastAsia="zh-CN"/>
-              </w:rPr>
-            </w:pPr>
-            <w:r>
-              <w:rPr>
-                <w:rFonts w:hint="default" w:ascii="Times New Roman" w:hAnsi="Times New Roman" w:eastAsia="微软雅黑" w:cs="Times New Roman"/>
-                <w:sz w:val="21"/>
-                <w:szCs w:val="21"/>
-                <w:lang w:val="en-US" w:eastAsia="zh-CN"/>
-              </w:rPr>
-              <w:t>--</w:t>
-            </w:r>
-          </w:p>
-        </w:tc>
-        <w:tc>
-          <w:tcPr>
-            <w:tcW w:w="2623" w:type="dxa"/>
-            <w:tcBorders>
-              <w:top w:val="single" w:color="D7D7D7" w:themeColor="background1" w:themeShade="D8" w:sz="4" w:space="0"/>
-              <w:left w:val="single" w:color="D7D7D7" w:themeColor="background1" w:themeShade="D8" w:sz="4" w:space="0"/>
-              <w:bottom w:val="single" w:color="D7D7D7" w:themeColor="background1" w:themeShade="D8" w:sz="4" w:space="0"/>
-              <w:right w:val="single" w:color="D7D7D7" w:themeColor="background1" w:themeShade="D8" w:sz="4" w:space="0"/>
-            </w:tcBorders>
-            <w:shd w:val="clear" w:color="auto" w:fill="auto"/>
-            <w:noWrap/>
-            <w:vAlign w:val="center"/>
-          </w:tcPr>
-          <w:p>
-            <w:pPr>
-              <w:snapToGrid w:val="0"/>
-              <w:jc w:val="center"/>
-              <w:rPr>
-                <w:rFonts w:hint="default" w:ascii="Times New Roman" w:hAnsi="Times New Roman" w:eastAsia="微软雅黑" w:cs="Times New Roman"/>
-                <w:sz w:val="21"/>
-                <w:szCs w:val="21"/>
-                <w:lang w:val="en-US" w:eastAsia="zh-CN"/>
-              </w:rPr>
-            </w:pPr>
-            <w:r>
-              <w:rPr>
-                <w:rFonts w:hint="default" w:ascii="Times New Roman" w:hAnsi="Times New Roman" w:eastAsia="微软雅黑" w:cs="Times New Roman"/>
-                <w:sz w:val="21"/>
-                <w:szCs w:val="21"/>
-                <w:lang w:val="en-US" w:eastAsia="zh-CN"/>
-              </w:rPr>
-              <w:t>--</w:t>
-            </w:r>
-          </w:p>
-        </w:tc>
-        <w:tc>
-          <w:tcPr>
-            <w:tcW w:w="3445" w:type="dxa"/>
-            <w:tcBorders>
-              <w:top w:val="single" w:color="D7D7D7" w:themeColor="background1" w:themeShade="D8" w:sz="4" w:space="0"/>
-              <w:left w:val="single" w:color="D7D7D7" w:themeColor="background1" w:themeShade="D8" w:sz="4" w:space="0"/>
-              <w:bottom w:val="single" w:color="D7D7D7" w:themeColor="background1" w:themeShade="D8" w:sz="4" w:space="0"/>
-              <w:right w:val="single" w:color="D7D7D7" w:themeColor="background1" w:themeShade="D8" w:sz="4" w:space="0"/>
-            </w:tcBorders>
-            <w:shd w:val="clear" w:color="auto" w:fill="auto"/>
-            <w:noWrap/>
-            <w:vAlign w:val="center"/>
-          </w:tcPr>
-          <w:p>
-            <w:pPr>
-              <w:snapToGrid w:val="0"/>
-              <w:jc w:val="center"/>
-              <w:rPr>
-                <w:rFonts w:hint="default" w:ascii="Times New Roman" w:hAnsi="Times New Roman" w:eastAsia="微软雅黑" w:cs="Times New Roman"/>
-                <w:sz w:val="21"/>
-                <w:szCs w:val="21"/>
-                <w:lang w:val="en-US" w:eastAsia="zh-CN"/>
-              </w:rPr>
-            </w:pPr>
-            <w:r>
-              <w:rPr>
-                <w:rFonts w:hint="default" w:ascii="Times New Roman" w:hAnsi="Times New Roman" w:eastAsia="微软雅黑" w:cs="Times New Roman"/>
-                <w:sz w:val="21"/>
-                <w:szCs w:val="21"/>
-                <w:lang w:val="en-US" w:eastAsia="zh-CN"/>
-              </w:rPr>
-              <w:t>--</w:t>
-            </w:r>
-          </w:p>
-        </w:tc>
-      </w:tr>
-      <w:tr>
-        <w:trPr>
-          <w:trHeight w:val="397" w:hRule="atLeast"/>
-        </w:trPr>
-        <w:tc>
-          <w:tcPr>
-            <w:tcW w:w="9938" w:type="dxa"/>
-            <w:gridSpan w:val="4"/>
-            <w:tcBorders>
-              <w:top w:val="single" w:color="D7D7D7" w:themeColor="background1" w:themeShade="D8" w:sz="4" w:space="0"/>
-              <w:left w:val="single" w:color="D7D7D7" w:themeColor="background1" w:themeShade="D8" w:sz="4" w:space="0"/>
-              <w:bottom w:val="single" w:color="D7D7D7" w:themeColor="background1" w:themeShade="D8" w:sz="4" w:space="0"/>
-              <w:right w:val="single" w:color="D7D7D7" w:themeColor="background1" w:themeShade="D8" w:sz="4" w:space="0"/>
-            </w:tcBorders>
-            <w:shd w:val="clear" w:color="auto" w:fill="auto"/>
-            <w:noWrap/>
-            <w:vAlign w:val="center"/>
-          </w:tcPr>
-          <w:p>
-            <w:pPr>
-              <w:snapToGrid w:val="0"/>
-              <w:jc w:val="center"/>
-              <w:rPr>
-                <w:rFonts w:hint="default" w:ascii="Times New Roman" w:hAnsi="Times New Roman" w:eastAsia="微软雅黑" w:cs="Times New Roman"/>
-                <w:sz w:val="21"/>
-                <w:szCs w:val="21"/>
-                <w:lang w:val="en-US" w:eastAsia="zh-CN"/>
-              </w:rPr>
-            </w:pPr>
-            <w:r>
-              <w:rPr>
-                <w:rFonts w:hint="default" w:ascii="Times New Roman" w:hAnsi="Times New Roman" w:eastAsia="微软雅黑" w:cs="Times New Roman"/>
-                <w:sz w:val="21"/>
-                <w:szCs w:val="21"/>
-                <w:lang w:val="en-US" w:eastAsia="zh-CN"/>
-              </w:rPr>
-              <w:t>{%tr endif %}</w:t>
-            </w:r>
-          </w:p>
-        </w:tc>
-      </w:tr>
-      <w:tr>
-        <w:trPr>
-          <w:trHeight w:val="397" w:hRule="atLeast"/>
-        </w:trPr>
-        <w:tc>
-          <w:tcPr>
-            <w:tcW w:w="9938" w:type="dxa"/>
-            <w:gridSpan w:val="4"/>
-            <w:tcBorders>
-              <w:top w:val="single" w:color="D7D7D7" w:themeColor="background1" w:themeShade="D8" w:sz="4" w:space="0"/>
-              <w:left w:val="single" w:color="D7D7D7" w:themeColor="background1" w:themeShade="D8" w:sz="4" w:space="0"/>
-              <w:bottom w:val="single" w:color="D7D7D7" w:themeColor="background1" w:themeShade="D8" w:sz="4" w:space="0"/>
-              <w:right w:val="single" w:color="D7D7D7" w:themeColor="background1" w:themeShade="D8" w:sz="4" w:space="0"/>
-            </w:tcBorders>
-            <w:shd w:val="clear" w:color="auto" w:fill="auto"/>
-            <w:noWrap/>
-            <w:vAlign w:val="center"/>
-          </w:tcPr>
-          <w:p>
-            <w:pPr>
-              <w:snapToGrid w:val="0"/>
-              <w:jc w:val="center"/>
-              <w:rPr>
-                <w:rFonts w:hint="default" w:ascii="Times New Roman" w:hAnsi="Times New Roman" w:eastAsia="微软雅黑" w:cs="Times New Roman"/>
-                <w:sz w:val="21"/>
-                <w:szCs w:val="21"/>
-                <w:lang w:val="en-US" w:eastAsia="zh-CN"/>
-              </w:rPr>
-            </w:pPr>
+              <w:t>dList%</w:t>
+            </w:r>
             <w:r>
               <w:rPr>
                 <w:rFonts w:hint="default" w:ascii="Times New Roman Bold" w:hAnsi="Times New Roman Bold" w:eastAsia="微软雅黑" w:cs="Times New Roman Bold"/>
@@ -9061,7 +8901,17 @@
                 <w:szCs w:val="21"/>
                 <w:lang w:val="en-US" w:eastAsia="zh-CN"/>
               </w:rPr>
-              <w:t xml:space="preserve">{%tr if </w:t>
+              <w:t>}</w:t>
+            </w:r>
+            <w:r>
+              <w:rPr>
+                <w:rFonts w:hint="default" w:ascii="Times New Roman" w:hAnsi="Times New Roman" w:eastAsia="微软雅黑" w:cs="Times New Roman"/>
+                <w:color w:val="000000"/>
+                <w:sz w:val="21"/>
+                <w:szCs w:val="21"/>
+                <w:lang w:val="en-US" w:eastAsia="zh-CN"/>
+              </w:rPr>
+              <w:t>{% for hpd in JingsaiCustomInfo</w:t>
             </w:r>
             <w:r>
               <w:rPr>
@@ -9073,732 +8923,209 @@
                 <w:szCs w:val="21"/>
                 <w:lang w:val="en-US" w:eastAsia="zh-CN" w:bidi="ar-SA"/>
               </w:rPr>
-              <w:t>JingsaiCustomInfo.</w:t>
-            </w:r>
-            <w:r>
-              <w:rPr>
-                <w:rFonts w:hint="eastAsia" w:ascii="Times New Roman Bold" w:hAnsi="Times New Roman Bold" w:eastAsia="微软雅黑" w:cs="Times New Roman Bold"/>
-                <w:b/>
-                <w:bCs/>
-                <w:kern w:val="2"/>
-                <w:sz w:val="21"/>
-                <w:szCs w:val="21"/>
-                <w:lang w:val="en-US" w:eastAsia="zh-CN" w:bidi="ar-SA"/>
-              </w:rPr>
-              <w:t>hp</w:t>
-            </w:r>
-            <w:r>
-              <w:rPr>
-                <w:rFonts w:hint="default" w:ascii="Times New Roman Bold" w:hAnsi="Times New Roman Bold" w:eastAsia="微软雅黑" w:cs="Times New Roman Bold"/>
-                <w:b/>
-                <w:bCs/>
-                <w:kern w:val="2"/>
-                <w:sz w:val="21"/>
-                <w:szCs w:val="21"/>
-                <w:lang w:val="en-US" w:eastAsia="zh-CN" w:bidi="ar-SA"/>
-              </w:rPr>
-              <w:t>dList%</w:t>
-            </w:r>
-            <w:r>
-              <w:rPr>
-                <w:rFonts w:hint="default" w:ascii="Times New Roman Bold" w:hAnsi="Times New Roman Bold" w:eastAsia="微软雅黑" w:cs="Times New Roman Bold"/>
-                <w:b/>
-                <w:bCs/>
+              <w:t>.</w:t>
+            </w:r>
+            <w:r>
+              <w:rPr>
+                <w:rFonts w:hint="eastAsia" w:ascii="Times New Roman" w:hAnsi="Times New Roman" w:eastAsia="微软雅黑" w:cs="Times New Roman"/>
+                <w:color w:val="000000"/>
                 <w:sz w:val="21"/>
                 <w:szCs w:val="21"/>
                 <w:lang w:val="en-US" w:eastAsia="zh-CN"/>
               </w:rPr>
-              <w:t>}</w:t>
+              <w:t>h</w:t>
+            </w:r>
+            <w:r>
+              <w:rPr>
+                <w:rFonts w:hint="default" w:ascii="Times New Roman" w:hAnsi="Times New Roman" w:eastAsia="微软雅黑" w:cs="Times New Roman"/>
+                <w:color w:val="000000"/>
+                <w:sz w:val="21"/>
+                <w:szCs w:val="21"/>
+                <w:lang w:val="en-US" w:eastAsia="zh-CN"/>
+              </w:rPr>
+              <w:t>pdList %}</w:t>
+            </w:r>
+            <w:r>
+              <w:rPr>
+                <w:rFonts w:hint="default" w:ascii="Times New Roman" w:hAnsi="Times New Roman" w:eastAsia="微软雅黑" w:cs="Times New Roman"/>
+                <w:sz w:val="21"/>
+                <w:szCs w:val="21"/>
+                <w:lang w:val="en-US" w:eastAsia="zh-CN"/>
+              </w:rPr>
+              <w:t>{{hpd.gene}}</w:t>
+            </w:r>
+            <w:r>
+              <w:rPr>
+                <w:rFonts w:hint="eastAsia" w:ascii="Times New Roman" w:hAnsi="Times New Roman" w:eastAsia="微软雅黑" w:cs="Times New Roman"/>
+                <w:sz w:val="21"/>
+                <w:szCs w:val="21"/>
+                <w:lang w:val="en-US" w:eastAsia="zh-CN"/>
+              </w:rPr>
+              <w:t xml:space="preserve"> </w:t>
+            </w:r>
+            <w:r>
+              <w:rPr>
+                <w:rFonts w:hint="eastAsia" w:ascii="Times New Roman" w:hAnsi="Times New Roman" w:eastAsia="微软雅黑" w:cs="Times New Roman"/>
+                <w:sz w:val="21"/>
+                <w:szCs w:val="21"/>
+                <w:lang w:eastAsia="zh-CN"/>
+              </w:rPr>
+              <w:t xml:space="preserve">{%for </w:t>
+            </w:r>
+            <w:r>
+              <w:rPr>
+                <w:rFonts w:hint="default" w:ascii="Times New Roman" w:hAnsi="Times New Roman" w:eastAsia="微软雅黑" w:cs="Times New Roman"/>
+                <w:sz w:val="21"/>
+                <w:szCs w:val="21"/>
+                <w:lang w:val="en-US" w:eastAsia="zh-CN"/>
+              </w:rPr>
+              <w:t>i</w:t>
+            </w:r>
+            <w:r>
+              <w:rPr>
+                <w:rFonts w:hint="eastAsia" w:ascii="Times New Roman" w:hAnsi="Times New Roman" w:eastAsia="微软雅黑" w:cs="Times New Roman"/>
+                <w:sz w:val="21"/>
+                <w:szCs w:val="21"/>
+                <w:lang w:eastAsia="zh-CN"/>
+              </w:rPr>
+              <w:t xml:space="preserve"> in </w:t>
+            </w:r>
+            <w:r>
+              <w:rPr>
+                <w:rFonts w:hint="default" w:ascii="Times New Roman" w:hAnsi="Times New Roman" w:eastAsia="微软雅黑" w:cs="Times New Roman"/>
+                <w:sz w:val="21"/>
+                <w:szCs w:val="21"/>
+                <w:lang w:val="en-US" w:eastAsia="zh-CN"/>
+              </w:rPr>
+              <w:t>hpd.variant</w:t>
+            </w:r>
+            <w:r>
+              <w:rPr>
+                <w:rFonts w:hint="eastAsia" w:ascii="Times New Roman" w:hAnsi="Times New Roman" w:eastAsia="微软雅黑" w:cs="Times New Roman"/>
+                <w:sz w:val="21"/>
+                <w:szCs w:val="21"/>
+                <w:lang w:eastAsia="zh-CN"/>
+              </w:rPr>
+              <w:t xml:space="preserve">%}{%if loop.last%}{{ </w:t>
+            </w:r>
+            <w:r>
+              <w:rPr>
+                <w:rFonts w:hint="default" w:ascii="Times New Roman" w:hAnsi="Times New Roman" w:eastAsia="微软雅黑" w:cs="Times New Roman"/>
+                <w:sz w:val="21"/>
+                <w:szCs w:val="21"/>
+                <w:lang w:val="en-US" w:eastAsia="zh-CN"/>
+              </w:rPr>
+              <w:t>i</w:t>
+            </w:r>
+            <w:r>
+              <w:rPr>
+                <w:rFonts w:hint="eastAsia" w:ascii="Times New Roman" w:hAnsi="Times New Roman" w:eastAsia="微软雅黑" w:cs="Times New Roman"/>
+                <w:sz w:val="21"/>
+                <w:szCs w:val="21"/>
+                <w:lang w:eastAsia="zh-CN"/>
+              </w:rPr>
+              <w:t xml:space="preserve"> }}{%else%}{{ i }}{%endif%}{% endfor %}</w:t>
+            </w:r>
+          </w:p>
+          <w:p>
+            <w:pPr>
+              <w:snapToGrid w:val="0"/>
+              <w:jc w:val="center"/>
+              <w:rPr>
+                <w:rFonts w:hint="default" w:ascii="Times New Roman" w:hAnsi="Times New Roman" w:eastAsia="微软雅黑" w:cs="Times New Roman"/>
+                <w:sz w:val="21"/>
+                <w:szCs w:val="21"/>
+                <w:lang w:val="en-US" w:eastAsia="zh-CN"/>
+              </w:rPr>
+            </w:pPr>
+            <w:r>
+              <w:rPr>
+                <w:rFonts w:hint="default" w:ascii="Times New Roman" w:hAnsi="Times New Roman" w:eastAsia="微软雅黑" w:cs="Times New Roman"/>
+                <w:color w:val="000000"/>
+                <w:sz w:val="21"/>
+                <w:szCs w:val="21"/>
+                <w:lang w:val="en-US"/>
+              </w:rPr>
+              <w:t>{% endfor%}</w:t>
+            </w:r>
+            <w:r>
+              <w:rPr>
+                <w:rFonts w:hint="default" w:ascii="Times New Roman" w:hAnsi="Times New Roman" w:eastAsia="微软雅黑" w:cs="Times New Roman"/>
+                <w:sz w:val="21"/>
+                <w:szCs w:val="21"/>
+                <w:lang w:val="en-US" w:eastAsia="zh-CN"/>
+              </w:rPr>
+              <w:t>{% else %}--{% endif %}</w:t>
+            </w:r>
+          </w:p>
+        </w:tc>
+        <w:tc>
+          <w:tcPr>
+            <w:tcW w:w="3445" w:type="dxa"/>
+            <w:tcBorders>
+              <w:top w:val="single" w:color="D7D7D7" w:themeColor="background1" w:themeShade="D8" w:sz="4" w:space="0"/>
+              <w:left w:val="single" w:color="D7D7D7" w:themeColor="background1" w:themeShade="D8" w:sz="4" w:space="0"/>
+              <w:bottom w:val="single" w:color="D7D7D7" w:sz="4" w:space="0"/>
+              <w:right w:val="single" w:color="D7D7D7" w:themeColor="background1" w:themeShade="D8" w:sz="4" w:space="0"/>
+            </w:tcBorders>
+            <w:shd w:val="clear" w:color="auto" w:fill="auto"/>
+            <w:noWrap/>
+            <w:vAlign w:val="center"/>
+          </w:tcPr>
+          <w:p>
+            <w:pPr>
+              <w:snapToGrid w:val="0"/>
+              <w:jc w:val="center"/>
+              <w:rPr>
+                <w:rFonts w:hint="default" w:ascii="Times New Roman" w:hAnsi="Times New Roman" w:eastAsia="微软雅黑" w:cs="Times New Roman"/>
+                <w:sz w:val="21"/>
+                <w:szCs w:val="21"/>
+                <w:lang w:val="en-US" w:eastAsia="zh-CN"/>
+              </w:rPr>
+            </w:pPr>
+            <w:r>
+              <w:rPr>
+                <w:rFonts w:hint="eastAsia" w:ascii="Times New Roman" w:hAnsi="Times New Roman" w:eastAsia="微软雅黑" w:cs="Times New Roman"/>
+                <w:sz w:val="21"/>
+                <w:szCs w:val="21"/>
+                <w:lang w:eastAsia="zh-CN"/>
+              </w:rPr>
+              <w:t>{{ hpd.detectionSignificance }}</w:t>
             </w:r>
           </w:p>
         </w:tc>
       </w:tr>
       <w:tr>
+        <w:tblPrEx>
+          <w:tblBorders>
+            <w:top w:val="single" w:color="A4A4A4" w:sz="4" w:space="0"/>
+            <w:left w:val="none" w:color="auto" w:sz="0" w:space="0"/>
+            <w:bottom w:val="single" w:color="A4A4A4" w:sz="4" w:space="0"/>
+            <w:right w:val="none" w:color="auto" w:sz="0" w:space="0"/>
+            <w:insideH w:val="single" w:color="A4A4A4" w:sz="4" w:space="0"/>
+            <w:insideV w:val="single" w:color="A4A4A4" w:sz="4" w:space="0"/>
+          </w:tblBorders>
+          <w:tblCellMar>
+            <w:top w:w="0" w:type="dxa"/>
+            <w:left w:w="108" w:type="dxa"/>
+            <w:bottom w:w="0" w:type="dxa"/>
+            <w:right w:w="108" w:type="dxa"/>
+          </w:tblCellMar>
+        </w:tblPrEx>
         <w:trPr>
           <w:trHeight w:val="397" w:hRule="atLeast"/>
         </w:trPr>
         <w:tc>
           <w:tcPr>
-            <w:tcW w:w="1434" w:type="dxa"/>
-            <w:vMerge w:val="restart"/>
-            <w:tcBorders>
-              <w:top w:val="single" w:color="D7D7D7" w:themeColor="background1" w:themeShade="D8" w:sz="4" w:space="0"/>
-              <w:left w:val="single" w:color="D7D7D7" w:themeColor="background1" w:themeShade="D8" w:sz="4" w:space="0"/>
-              <w:right w:val="single" w:color="D7D7D7" w:themeColor="background1" w:themeShade="D8" w:sz="4" w:space="0"/>
-            </w:tcBorders>
-            <w:shd w:val="clear" w:color="auto" w:fill="auto"/>
-            <w:noWrap/>
-            <w:vAlign w:val="center"/>
-          </w:tcPr>
-          <w:p>
-            <w:pPr>
-              <w:snapToGrid w:val="0"/>
-              <w:jc w:val="center"/>
-              <w:rPr>
-                <w:rFonts w:hint="default" w:ascii="Times New Roman" w:hAnsi="Times New Roman" w:eastAsia="微软雅黑" w:cs="Times New Roman"/>
-                <w:sz w:val="21"/>
-                <w:szCs w:val="21"/>
-                <w:lang w:val="en-US" w:eastAsia="zh-CN"/>
-              </w:rPr>
-            </w:pPr>
-            <w:r>
-              <w:rPr>
-                <w:rFonts w:hint="eastAsia" w:ascii="Times New Roman" w:hAnsi="Times New Roman" w:eastAsia="微软雅黑" w:cs="Times New Roman"/>
-                <w:b/>
-                <w:bCs/>
-                <w:sz w:val="21"/>
-                <w:szCs w:val="21"/>
-                <w:lang w:val="en-US" w:eastAsia="zh-CN"/>
-              </w:rPr>
-              <w:t>免疫疗效超进展评估</w:t>
-            </w:r>
-          </w:p>
-        </w:tc>
-        <w:tc>
-          <w:tcPr>
-            <w:tcW w:w="5059" w:type="dxa"/>
-            <w:gridSpan w:val="2"/>
-            <w:tcBorders>
-              <w:top w:val="single" w:color="D7D7D7" w:themeColor="background1" w:themeShade="D8" w:sz="4" w:space="0"/>
+            <w:tcW w:w="9938" w:type="dxa"/>
+            <w:gridSpan w:val="4"/>
+            <w:tcBorders>
+              <w:top w:val="single" w:color="D7D7D7" w:sz="4" w:space="0"/>
               <w:left w:val="single" w:color="D7D7D7" w:themeColor="background1" w:themeShade="D8" w:sz="4" w:space="0"/>
               <w:bottom w:val="single" w:color="D7D7D7" w:themeColor="background1" w:themeShade="D8" w:sz="4" w:space="0"/>
               <w:right w:val="single" w:color="D7D7D7" w:themeColor="background1" w:themeShade="D8" w:sz="4" w:space="0"/>
             </w:tcBorders>
             <w:shd w:val="clear" w:color="auto" w:fill="auto"/>
-            <w:noWrap/>
-            <w:vAlign w:val="center"/>
-          </w:tcPr>
-          <w:p>
-            <w:pPr>
-              <w:snapToGrid w:val="0"/>
-              <w:jc w:val="center"/>
-              <w:rPr>
-                <w:rFonts w:hint="default" w:ascii="Times New Roman" w:hAnsi="Times New Roman" w:eastAsia="微软雅黑" w:cs="Times New Roman"/>
-                <w:sz w:val="21"/>
-                <w:szCs w:val="21"/>
-                <w:lang w:val="en-US" w:eastAsia="zh-CN"/>
-              </w:rPr>
-            </w:pPr>
-            <w:r>
-              <w:rPr>
-                <w:rFonts w:hint="default" w:ascii="Times New Roman" w:hAnsi="Times New Roman" w:eastAsia="微软雅黑" w:cs="Times New Roman"/>
-                <w:color w:val="000000"/>
-                <w:sz w:val="21"/>
-                <w:szCs w:val="21"/>
-                <w:lang w:val="en-US" w:eastAsia="zh-CN"/>
-              </w:rPr>
-              <w:t>{%tr for hpd in JingsaiCustomInfo</w:t>
-            </w:r>
-            <w:r>
-              <w:rPr>
-                <w:rFonts w:hint="default" w:ascii="Times New Roman Bold" w:hAnsi="Times New Roman Bold" w:eastAsia="微软雅黑" w:cs="Times New Roman Bold"/>
-                <w:b/>
-                <w:bCs/>
-                <w:kern w:val="2"/>
-                <w:sz w:val="21"/>
-                <w:szCs w:val="21"/>
-                <w:lang w:val="en-US" w:eastAsia="zh-CN" w:bidi="ar-SA"/>
-              </w:rPr>
-              <w:t>.</w:t>
-            </w:r>
-            <w:r>
-              <w:rPr>
-                <w:rFonts w:hint="eastAsia" w:ascii="Times New Roman" w:hAnsi="Times New Roman" w:eastAsia="微软雅黑" w:cs="Times New Roman"/>
-                <w:color w:val="000000"/>
-                <w:sz w:val="21"/>
-                <w:szCs w:val="21"/>
-                <w:lang w:val="en-US" w:eastAsia="zh-CN"/>
-              </w:rPr>
-              <w:t>h</w:t>
-            </w:r>
-            <w:r>
-              <w:rPr>
-                <w:rFonts w:hint="default" w:ascii="Times New Roman" w:hAnsi="Times New Roman" w:eastAsia="微软雅黑" w:cs="Times New Roman"/>
-                <w:color w:val="000000"/>
-                <w:sz w:val="21"/>
-                <w:szCs w:val="21"/>
-                <w:lang w:val="en-US" w:eastAsia="zh-CN"/>
-              </w:rPr>
-              <w:t>pdList %}</w:t>
-            </w:r>
-          </w:p>
-        </w:tc>
-        <w:tc>
-          <w:tcPr>
-            <w:tcW w:w="3445" w:type="dxa"/>
-            <w:vMerge w:val="restart"/>
-            <w:tcBorders>
-              <w:top w:val="single" w:color="D7D7D7" w:themeColor="background1" w:themeShade="D8" w:sz="4" w:space="0"/>
-              <w:left w:val="single" w:color="D7D7D7" w:themeColor="background1" w:themeShade="D8" w:sz="4" w:space="0"/>
-              <w:right w:val="single" w:color="D7D7D7" w:themeColor="background1" w:themeShade="D8" w:sz="4" w:space="0"/>
-            </w:tcBorders>
-            <w:shd w:val="clear" w:color="auto" w:fill="auto"/>
-            <w:noWrap/>
-            <w:vAlign w:val="center"/>
-          </w:tcPr>
-          <w:p>
-            <w:pPr>
-              <w:snapToGrid w:val="0"/>
-              <w:jc w:val="center"/>
-              <w:rPr>
-                <w:rFonts w:hint="default" w:ascii="Times New Roman" w:hAnsi="Times New Roman" w:eastAsia="微软雅黑" w:cs="Times New Roman"/>
-                <w:sz w:val="21"/>
-                <w:szCs w:val="21"/>
-                <w:lang w:val="en-US" w:eastAsia="zh-CN"/>
-              </w:rPr>
-            </w:pPr>
-            <w:r>
-              <w:rPr>
-                <w:rFonts w:hint="eastAsia" w:ascii="Times New Roman" w:hAnsi="Times New Roman" w:eastAsia="微软雅黑" w:cs="Times New Roman"/>
-                <w:sz w:val="21"/>
-                <w:szCs w:val="21"/>
-                <w:lang w:eastAsia="zh-CN"/>
-              </w:rPr>
-              <w:t>{{ hpd.detectionSignificance }}</w:t>
-            </w:r>
-          </w:p>
-        </w:tc>
-      </w:tr>
-      <w:tr>
-        <w:trPr>
-          <w:trHeight w:val="397" w:hRule="atLeast"/>
-        </w:trPr>
-        <w:tc>
-          <w:tcPr>
-            <w:tcW w:w="1434" w:type="dxa"/>
-            <w:vMerge w:val="continue"/>
-            <w:tcBorders>
-              <w:left w:val="single" w:color="D7D7D7" w:themeColor="background1" w:themeShade="D8" w:sz="4" w:space="0"/>
-              <w:right w:val="single" w:color="D7D7D7" w:themeColor="background1" w:themeShade="D8" w:sz="4" w:space="0"/>
-            </w:tcBorders>
-            <w:shd w:val="clear" w:color="auto" w:fill="auto"/>
-            <w:noWrap/>
-            <w:vAlign w:val="center"/>
-          </w:tcPr>
-          <w:p>
-            <w:pPr>
-              <w:snapToGrid w:val="0"/>
-              <w:jc w:val="center"/>
-              <w:rPr>
-                <w:rFonts w:hint="default" w:ascii="Times New Roman" w:hAnsi="Times New Roman" w:eastAsia="微软雅黑" w:cs="Times New Roman"/>
-                <w:sz w:val="21"/>
-                <w:szCs w:val="21"/>
-                <w:lang w:val="en-US" w:eastAsia="zh-CN"/>
-              </w:rPr>
-            </w:pPr>
-          </w:p>
-        </w:tc>
-        <w:tc>
-          <w:tcPr>
-            <w:tcW w:w="2436" w:type="dxa"/>
-            <w:tcBorders>
-              <w:top w:val="single" w:color="D7D7D7" w:themeColor="background1" w:themeShade="D8" w:sz="4" w:space="0"/>
-              <w:left w:val="single" w:color="D7D7D7" w:themeColor="background1" w:themeShade="D8" w:sz="4" w:space="0"/>
-              <w:bottom w:val="single" w:color="D7D7D7" w:themeColor="background1" w:themeShade="D8" w:sz="4" w:space="0"/>
-              <w:right w:val="single" w:color="D7D7D7" w:themeColor="background1" w:themeShade="D8" w:sz="4" w:space="0"/>
-            </w:tcBorders>
-            <w:shd w:val="clear" w:color="auto" w:fill="auto"/>
-            <w:noWrap/>
-            <w:vAlign w:val="center"/>
-          </w:tcPr>
-          <w:p>
-            <w:pPr>
-              <w:snapToGrid w:val="0"/>
-              <w:jc w:val="center"/>
-              <w:rPr>
-                <w:rFonts w:hint="default" w:ascii="Times New Roman" w:hAnsi="Times New Roman" w:eastAsia="微软雅黑" w:cs="Times New Roman"/>
-                <w:sz w:val="21"/>
-                <w:szCs w:val="21"/>
-                <w:lang w:val="en-US" w:eastAsia="zh-CN"/>
-              </w:rPr>
-            </w:pPr>
-            <w:r>
-              <w:rPr>
-                <w:rFonts w:hint="default" w:ascii="Times New Roman" w:hAnsi="Times New Roman" w:eastAsia="微软雅黑" w:cs="Times New Roman"/>
-                <w:sz w:val="21"/>
-                <w:szCs w:val="21"/>
-                <w:lang w:val="en-US" w:eastAsia="zh-CN"/>
-              </w:rPr>
-              <w:t>{{hpd.gene}}</w:t>
-            </w:r>
-          </w:p>
-        </w:tc>
-        <w:tc>
-          <w:tcPr>
-            <w:tcW w:w="2623" w:type="dxa"/>
-            <w:tcBorders>
-              <w:top w:val="single" w:color="D7D7D7" w:themeColor="background1" w:themeShade="D8" w:sz="4" w:space="0"/>
-              <w:left w:val="single" w:color="D7D7D7" w:themeColor="background1" w:themeShade="D8" w:sz="4" w:space="0"/>
-              <w:bottom w:val="single" w:color="D7D7D7" w:themeColor="background1" w:themeShade="D8" w:sz="4" w:space="0"/>
-              <w:right w:val="single" w:color="D7D7D7" w:themeColor="background1" w:themeShade="D8" w:sz="4" w:space="0"/>
-            </w:tcBorders>
-            <w:shd w:val="clear" w:color="auto" w:fill="auto"/>
-            <w:noWrap/>
-            <w:vAlign w:val="center"/>
-          </w:tcPr>
-          <w:p>
-            <w:pPr>
-              <w:widowControl/>
-              <w:snapToGrid w:val="0"/>
-              <w:jc w:val="center"/>
-              <w:textAlignment w:val="center"/>
-              <w:rPr>
-                <w:rFonts w:ascii="Times New Roman" w:hAnsi="Times New Roman" w:eastAsia="微软雅黑" w:cs="Times New Roman"/>
-                <w:sz w:val="21"/>
-                <w:szCs w:val="21"/>
-                <w:lang w:eastAsia="zh-CN"/>
-              </w:rPr>
-            </w:pPr>
-            <w:r>
-              <w:rPr>
-                <w:rFonts w:hint="eastAsia" w:ascii="Times New Roman" w:hAnsi="Times New Roman" w:eastAsia="微软雅黑" w:cs="Times New Roman"/>
-                <w:sz w:val="21"/>
-                <w:szCs w:val="21"/>
-                <w:lang w:eastAsia="zh-CN"/>
-              </w:rPr>
-              <w:t xml:space="preserve">{%for </w:t>
-            </w:r>
-            <w:r>
-              <w:rPr>
-                <w:rFonts w:hint="default" w:ascii="Times New Roman" w:hAnsi="Times New Roman" w:eastAsia="微软雅黑" w:cs="Times New Roman"/>
-                <w:sz w:val="21"/>
-                <w:szCs w:val="21"/>
-                <w:lang w:val="en-US" w:eastAsia="zh-CN"/>
-              </w:rPr>
-              <w:t>i</w:t>
-            </w:r>
-            <w:r>
-              <w:rPr>
-                <w:rFonts w:hint="eastAsia" w:ascii="Times New Roman" w:hAnsi="Times New Roman" w:eastAsia="微软雅黑" w:cs="Times New Roman"/>
-                <w:sz w:val="21"/>
-                <w:szCs w:val="21"/>
-                <w:lang w:eastAsia="zh-CN"/>
-              </w:rPr>
-              <w:t xml:space="preserve"> in </w:t>
-            </w:r>
-            <w:r>
-              <w:rPr>
-                <w:rFonts w:hint="default" w:ascii="Times New Roman" w:hAnsi="Times New Roman" w:eastAsia="微软雅黑" w:cs="Times New Roman"/>
-                <w:sz w:val="21"/>
-                <w:szCs w:val="21"/>
-                <w:lang w:val="en-US" w:eastAsia="zh-CN"/>
-              </w:rPr>
-              <w:t>hpd.variant</w:t>
-            </w:r>
-            <w:r>
-              <w:rPr>
-                <w:rFonts w:hint="eastAsia" w:ascii="Times New Roman" w:hAnsi="Times New Roman" w:eastAsia="微软雅黑" w:cs="Times New Roman"/>
-                <w:sz w:val="21"/>
-                <w:szCs w:val="21"/>
-                <w:lang w:eastAsia="zh-CN"/>
-              </w:rPr>
-              <w:t xml:space="preserve">%}{%if loop.last%}{{ </w:t>
-            </w:r>
-            <w:r>
-              <w:rPr>
-                <w:rFonts w:hint="default" w:ascii="Times New Roman" w:hAnsi="Times New Roman" w:eastAsia="微软雅黑" w:cs="Times New Roman"/>
-                <w:sz w:val="21"/>
-                <w:szCs w:val="21"/>
-                <w:lang w:val="en-US" w:eastAsia="zh-CN"/>
-              </w:rPr>
-              <w:t>i</w:t>
-            </w:r>
-            <w:r>
-              <w:rPr>
-                <w:rFonts w:hint="eastAsia" w:ascii="Times New Roman" w:hAnsi="Times New Roman" w:eastAsia="微软雅黑" w:cs="Times New Roman"/>
-                <w:sz w:val="21"/>
-                <w:szCs w:val="21"/>
-                <w:lang w:eastAsia="zh-CN"/>
-              </w:rPr>
-              <w:t xml:space="preserve"> }}{%else%}{{ i }}</w:t>
-            </w:r>
-          </w:p>
-          <w:p>
-            <w:pPr>
-              <w:snapToGrid w:val="0"/>
-              <w:jc w:val="center"/>
-              <w:rPr>
-                <w:rFonts w:hint="default" w:ascii="Times New Roman" w:hAnsi="Times New Roman" w:eastAsia="微软雅黑" w:cs="Times New Roman"/>
-                <w:sz w:val="21"/>
-                <w:szCs w:val="21"/>
-                <w:lang w:val="en-US" w:eastAsia="zh-CN"/>
-              </w:rPr>
-            </w:pPr>
-            <w:r>
-              <w:rPr>
-                <w:rFonts w:hint="eastAsia" w:ascii="Times New Roman" w:hAnsi="Times New Roman" w:eastAsia="微软雅黑" w:cs="Times New Roman"/>
-                <w:sz w:val="21"/>
-                <w:szCs w:val="21"/>
-                <w:lang w:eastAsia="zh-CN"/>
-              </w:rPr>
-              <w:t>{%endif%}{% endfor %}</w:t>
-            </w:r>
-          </w:p>
-        </w:tc>
-        <w:tc>
-          <w:tcPr>
-            <w:tcW w:w="3445" w:type="dxa"/>
-            <w:vMerge w:val="continue"/>
-            <w:tcBorders>
-              <w:left w:val="single" w:color="D7D7D7" w:themeColor="background1" w:themeShade="D8" w:sz="4" w:space="0"/>
-              <w:right w:val="single" w:color="D7D7D7" w:themeColor="background1" w:themeShade="D8" w:sz="4" w:space="0"/>
-            </w:tcBorders>
-            <w:shd w:val="clear" w:color="auto" w:fill="auto"/>
-            <w:noWrap/>
-            <w:vAlign w:val="center"/>
-          </w:tcPr>
-          <w:p>
-            <w:pPr>
-              <w:snapToGrid w:val="0"/>
-              <w:jc w:val="center"/>
-              <w:rPr>
-                <w:rFonts w:hint="default" w:ascii="Times New Roman" w:hAnsi="Times New Roman" w:eastAsia="微软雅黑" w:cs="Times New Roman"/>
-                <w:sz w:val="21"/>
-                <w:szCs w:val="21"/>
-                <w:lang w:val="en-US" w:eastAsia="zh-CN"/>
-              </w:rPr>
-            </w:pPr>
-          </w:p>
-        </w:tc>
-      </w:tr>
-      <w:tr>
-        <w:trPr>
-          <w:trHeight w:val="397" w:hRule="atLeast"/>
-        </w:trPr>
-        <w:tc>
-          <w:tcPr>
-            <w:tcW w:w="1434" w:type="dxa"/>
-            <w:vMerge w:val="continue"/>
-            <w:tcBorders>
-              <w:left w:val="single" w:color="D7D7D7" w:themeColor="background1" w:themeShade="D8" w:sz="4" w:space="0"/>
-              <w:bottom w:val="single" w:color="D7D7D7" w:themeColor="background1" w:themeShade="D8" w:sz="4" w:space="0"/>
-              <w:right w:val="single" w:color="D7D7D7" w:themeColor="background1" w:themeShade="D8" w:sz="4" w:space="0"/>
-            </w:tcBorders>
-            <w:shd w:val="clear" w:color="auto" w:fill="auto"/>
-            <w:noWrap/>
-            <w:vAlign w:val="center"/>
-          </w:tcPr>
-          <w:p>
-            <w:pPr>
-              <w:snapToGrid w:val="0"/>
-              <w:jc w:val="center"/>
-              <w:rPr>
-                <w:rFonts w:hint="default" w:ascii="Times New Roman" w:hAnsi="Times New Roman" w:eastAsia="微软雅黑" w:cs="Times New Roman"/>
-                <w:sz w:val="21"/>
-                <w:szCs w:val="21"/>
-                <w:lang w:val="en-US" w:eastAsia="zh-CN"/>
-              </w:rPr>
-            </w:pPr>
-          </w:p>
-        </w:tc>
-        <w:tc>
-          <w:tcPr>
-            <w:tcW w:w="5059" w:type="dxa"/>
-            <w:gridSpan w:val="2"/>
-            <w:tcBorders>
-              <w:top w:val="single" w:color="D7D7D7" w:themeColor="background1" w:themeShade="D8" w:sz="4" w:space="0"/>
-              <w:left w:val="single" w:color="D7D7D7" w:themeColor="background1" w:themeShade="D8" w:sz="4" w:space="0"/>
-              <w:bottom w:val="single" w:color="D7D7D7" w:themeColor="background1" w:themeShade="D8" w:sz="4" w:space="0"/>
-              <w:right w:val="single" w:color="D7D7D7" w:themeColor="background1" w:themeShade="D8" w:sz="4" w:space="0"/>
-            </w:tcBorders>
-            <w:shd w:val="clear" w:color="auto" w:fill="auto"/>
-            <w:noWrap/>
-            <w:vAlign w:val="center"/>
-          </w:tcPr>
-          <w:p>
-            <w:pPr>
-              <w:snapToGrid w:val="0"/>
-              <w:jc w:val="center"/>
-              <w:rPr>
-                <w:rFonts w:hint="default" w:ascii="Times New Roman" w:hAnsi="Times New Roman" w:eastAsia="微软雅黑" w:cs="Times New Roman"/>
-                <w:sz w:val="21"/>
-                <w:szCs w:val="21"/>
-                <w:lang w:val="en-US" w:eastAsia="zh-CN"/>
-              </w:rPr>
-            </w:pPr>
-            <w:r>
-              <w:rPr>
-                <w:rFonts w:hint="default" w:ascii="Times New Roman" w:hAnsi="Times New Roman" w:eastAsia="微软雅黑" w:cs="Times New Roman"/>
-                <w:color w:val="000000"/>
-                <w:sz w:val="21"/>
-                <w:szCs w:val="21"/>
-                <w:lang w:val="en-US"/>
-              </w:rPr>
-              <w:t>{%tr endfor%}</w:t>
-            </w:r>
-          </w:p>
-        </w:tc>
-        <w:tc>
-          <w:tcPr>
-            <w:tcW w:w="3445" w:type="dxa"/>
-            <w:vMerge w:val="continue"/>
-            <w:tcBorders>
-              <w:left w:val="single" w:color="D7D7D7" w:themeColor="background1" w:themeShade="D8" w:sz="4" w:space="0"/>
-              <w:bottom w:val="single" w:color="D7D7D7" w:themeColor="background1" w:themeShade="D8" w:sz="4" w:space="0"/>
-              <w:right w:val="single" w:color="D7D7D7" w:themeColor="background1" w:themeShade="D8" w:sz="4" w:space="0"/>
-            </w:tcBorders>
-            <w:shd w:val="clear" w:color="auto" w:fill="auto"/>
-            <w:noWrap/>
-            <w:vAlign w:val="center"/>
-          </w:tcPr>
-          <w:p>
-            <w:pPr>
-              <w:snapToGrid w:val="0"/>
-              <w:jc w:val="center"/>
-              <w:rPr>
-                <w:rFonts w:hint="default" w:ascii="Times New Roman" w:hAnsi="Times New Roman" w:eastAsia="微软雅黑" w:cs="Times New Roman"/>
-                <w:sz w:val="21"/>
-                <w:szCs w:val="21"/>
-                <w:lang w:val="en-US" w:eastAsia="zh-CN"/>
-              </w:rPr>
-            </w:pPr>
-          </w:p>
-        </w:tc>
-      </w:tr>
-      <w:tr>
-        <w:trPr>
-          <w:trHeight w:val="397" w:hRule="atLeast"/>
-        </w:trPr>
-        <w:tc>
-          <w:tcPr>
-            <w:tcW w:w="9938" w:type="dxa"/>
-            <w:gridSpan w:val="4"/>
-            <w:tcBorders>
-              <w:top w:val="single" w:color="D7D7D7" w:themeColor="background1" w:themeShade="D8" w:sz="4" w:space="0"/>
-              <w:left w:val="single" w:color="D7D7D7" w:themeColor="background1" w:themeShade="D8" w:sz="4" w:space="0"/>
-              <w:bottom w:val="single" w:color="D7D7D7" w:themeColor="background1" w:themeShade="D8" w:sz="4" w:space="0"/>
-              <w:right w:val="single" w:color="D7D7D7" w:themeColor="background1" w:themeShade="D8" w:sz="4" w:space="0"/>
-            </w:tcBorders>
-            <w:shd w:val="clear" w:color="auto" w:fill="auto"/>
-            <w:noWrap/>
-            <w:vAlign w:val="center"/>
-          </w:tcPr>
-          <w:p>
-            <w:pPr>
-              <w:snapToGrid w:val="0"/>
-              <w:jc w:val="center"/>
-              <w:rPr>
-                <w:rFonts w:hint="default" w:ascii="Times New Roman" w:hAnsi="Times New Roman" w:eastAsia="微软雅黑" w:cs="Times New Roman"/>
-                <w:sz w:val="21"/>
-                <w:szCs w:val="21"/>
-                <w:lang w:val="en-US" w:eastAsia="zh-CN"/>
-              </w:rPr>
-            </w:pPr>
-            <w:r>
-              <w:rPr>
-                <w:rFonts w:hint="default" w:ascii="Times New Roman" w:hAnsi="Times New Roman" w:eastAsia="微软雅黑" w:cs="Times New Roman"/>
-                <w:sz w:val="21"/>
-                <w:szCs w:val="21"/>
-                <w:lang w:val="en-US" w:eastAsia="zh-CN"/>
-              </w:rPr>
-              <w:t>{%tr else %}</w:t>
-            </w:r>
-          </w:p>
-        </w:tc>
-      </w:tr>
-      <w:tr>
-        <w:trPr>
-          <w:trHeight w:val="397" w:hRule="atLeast"/>
-        </w:trPr>
-        <w:tc>
-          <w:tcPr>
-            <w:tcW w:w="1434" w:type="dxa"/>
-            <w:tcBorders>
-              <w:top w:val="single" w:color="D7D7D7" w:themeColor="background1" w:themeShade="D8" w:sz="4" w:space="0"/>
-              <w:left w:val="single" w:color="D7D7D7" w:themeColor="background1" w:themeShade="D8" w:sz="4" w:space="0"/>
-              <w:bottom w:val="single" w:color="D7D7D7" w:themeColor="background1" w:themeShade="D8" w:sz="4" w:space="0"/>
-              <w:right w:val="single" w:color="D7D7D7" w:themeColor="background1" w:themeShade="D8" w:sz="4" w:space="0"/>
-            </w:tcBorders>
-            <w:shd w:val="clear" w:color="auto" w:fill="auto"/>
-            <w:noWrap/>
-            <w:vAlign w:val="center"/>
-          </w:tcPr>
-          <w:p>
-            <w:pPr>
-              <w:snapToGrid w:val="0"/>
-              <w:jc w:val="center"/>
-              <w:rPr>
-                <w:rFonts w:hint="default" w:ascii="Times New Roman" w:hAnsi="Times New Roman" w:eastAsia="微软雅黑" w:cs="Times New Roman"/>
-                <w:sz w:val="21"/>
-                <w:szCs w:val="21"/>
-                <w:lang w:val="en-US" w:eastAsia="zh-CN"/>
-              </w:rPr>
-            </w:pPr>
-            <w:r>
-              <w:rPr>
-                <w:rFonts w:hint="eastAsia" w:ascii="Times New Roman" w:hAnsi="Times New Roman" w:eastAsia="微软雅黑" w:cs="Times New Roman"/>
-                <w:b/>
-                <w:bCs/>
-                <w:sz w:val="21"/>
-                <w:szCs w:val="21"/>
-                <w:lang w:val="en-US" w:eastAsia="zh-CN"/>
-              </w:rPr>
-              <w:t>免疫疗效超进展评估</w:t>
-            </w:r>
-          </w:p>
-        </w:tc>
-        <w:tc>
-          <w:tcPr>
-            <w:tcW w:w="2436" w:type="dxa"/>
-            <w:tcBorders>
-              <w:top w:val="single" w:color="D7D7D7" w:themeColor="background1" w:themeShade="D8" w:sz="4" w:space="0"/>
-              <w:left w:val="single" w:color="D7D7D7" w:themeColor="background1" w:themeShade="D8" w:sz="4" w:space="0"/>
-              <w:bottom w:val="single" w:color="D7D7D7" w:themeColor="background1" w:themeShade="D8" w:sz="4" w:space="0"/>
-              <w:right w:val="single" w:color="D7D7D7" w:themeColor="background1" w:themeShade="D8" w:sz="4" w:space="0"/>
-            </w:tcBorders>
-            <w:shd w:val="clear" w:color="auto" w:fill="auto"/>
-            <w:noWrap/>
-            <w:vAlign w:val="center"/>
-          </w:tcPr>
-          <w:p>
-            <w:pPr>
-              <w:snapToGrid w:val="0"/>
-              <w:jc w:val="center"/>
-              <w:rPr>
-                <w:rFonts w:hint="default" w:ascii="Times New Roman" w:hAnsi="Times New Roman" w:eastAsia="微软雅黑" w:cs="Times New Roman"/>
-                <w:sz w:val="21"/>
-                <w:szCs w:val="21"/>
-                <w:lang w:val="en-US" w:eastAsia="zh-CN"/>
-              </w:rPr>
-            </w:pPr>
-            <w:r>
-              <w:rPr>
-                <w:rFonts w:hint="default" w:ascii="Times New Roman" w:hAnsi="Times New Roman" w:eastAsia="微软雅黑" w:cs="Times New Roman"/>
-                <w:sz w:val="21"/>
-                <w:szCs w:val="21"/>
-                <w:lang w:val="en-US" w:eastAsia="zh-CN"/>
-              </w:rPr>
-              <w:t>--</w:t>
-            </w:r>
-          </w:p>
-        </w:tc>
-        <w:tc>
-          <w:tcPr>
-            <w:tcW w:w="2623" w:type="dxa"/>
-            <w:tcBorders>
-              <w:top w:val="single" w:color="D7D7D7" w:themeColor="background1" w:themeShade="D8" w:sz="4" w:space="0"/>
-              <w:left w:val="single" w:color="D7D7D7" w:themeColor="background1" w:themeShade="D8" w:sz="4" w:space="0"/>
-              <w:bottom w:val="single" w:color="D7D7D7" w:themeColor="background1" w:themeShade="D8" w:sz="4" w:space="0"/>
-              <w:right w:val="single" w:color="D7D7D7" w:themeColor="background1" w:themeShade="D8" w:sz="4" w:space="0"/>
-            </w:tcBorders>
-            <w:shd w:val="clear" w:color="auto" w:fill="auto"/>
-            <w:noWrap/>
-            <w:vAlign w:val="center"/>
-          </w:tcPr>
-          <w:p>
-            <w:pPr>
-              <w:snapToGrid w:val="0"/>
-              <w:jc w:val="center"/>
-              <w:rPr>
-                <w:rFonts w:hint="default" w:ascii="Times New Roman" w:hAnsi="Times New Roman" w:eastAsia="微软雅黑" w:cs="Times New Roman"/>
-                <w:sz w:val="21"/>
-                <w:szCs w:val="21"/>
-                <w:lang w:val="en-US" w:eastAsia="zh-CN"/>
-              </w:rPr>
-            </w:pPr>
-            <w:r>
-              <w:rPr>
-                <w:rFonts w:hint="default" w:ascii="Times New Roman" w:hAnsi="Times New Roman" w:eastAsia="微软雅黑" w:cs="Times New Roman"/>
-                <w:sz w:val="21"/>
-                <w:szCs w:val="21"/>
-                <w:lang w:val="en-US" w:eastAsia="zh-CN"/>
-              </w:rPr>
-              <w:t>--</w:t>
-            </w:r>
-          </w:p>
-        </w:tc>
-        <w:tc>
-          <w:tcPr>
-            <w:tcW w:w="3445" w:type="dxa"/>
-            <w:tcBorders>
-              <w:top w:val="single" w:color="D7D7D7" w:themeColor="background1" w:themeShade="D8" w:sz="4" w:space="0"/>
-              <w:left w:val="single" w:color="D7D7D7" w:themeColor="background1" w:themeShade="D8" w:sz="4" w:space="0"/>
-              <w:bottom w:val="single" w:color="D7D7D7" w:themeColor="background1" w:themeShade="D8" w:sz="4" w:space="0"/>
-              <w:right w:val="single" w:color="D7D7D7" w:themeColor="background1" w:themeShade="D8" w:sz="4" w:space="0"/>
-            </w:tcBorders>
-            <w:shd w:val="clear" w:color="auto" w:fill="auto"/>
-            <w:noWrap/>
-            <w:vAlign w:val="center"/>
-          </w:tcPr>
-          <w:p>
-            <w:pPr>
-              <w:snapToGrid w:val="0"/>
-              <w:jc w:val="center"/>
-              <w:rPr>
-                <w:rFonts w:hint="default" w:ascii="Times New Roman" w:hAnsi="Times New Roman" w:eastAsia="微软雅黑" w:cs="Times New Roman"/>
-                <w:sz w:val="21"/>
-                <w:szCs w:val="21"/>
-                <w:lang w:val="en-US" w:eastAsia="zh-CN"/>
-              </w:rPr>
-            </w:pPr>
-            <w:r>
-              <w:rPr>
-                <w:rFonts w:hint="default" w:ascii="Times New Roman" w:hAnsi="Times New Roman" w:eastAsia="微软雅黑" w:cs="Times New Roman"/>
-                <w:sz w:val="21"/>
-                <w:szCs w:val="21"/>
-                <w:lang w:val="en-US" w:eastAsia="zh-CN"/>
-              </w:rPr>
-              <w:t>--</w:t>
-            </w:r>
-          </w:p>
-        </w:tc>
-      </w:tr>
-      <w:tr>
-        <w:trPr>
-          <w:trHeight w:val="397" w:hRule="atLeast"/>
-        </w:trPr>
-        <w:tc>
-          <w:tcPr>
-            <w:tcW w:w="9938" w:type="dxa"/>
-            <w:gridSpan w:val="4"/>
-            <w:tcBorders>
-              <w:top w:val="single" w:color="D7D7D7" w:themeColor="background1" w:themeShade="D8" w:sz="4" w:space="0"/>
-              <w:left w:val="single" w:color="D7D7D7" w:themeColor="background1" w:themeShade="D8" w:sz="4" w:space="0"/>
-              <w:bottom w:val="single" w:color="D7D7D7" w:themeColor="background1" w:themeShade="D8" w:sz="4" w:space="0"/>
-              <w:right w:val="single" w:color="D7D7D7" w:themeColor="background1" w:themeShade="D8" w:sz="4" w:space="0"/>
-            </w:tcBorders>
-            <w:shd w:val="clear" w:color="auto" w:fill="auto"/>
-            <w:noWrap/>
-            <w:vAlign w:val="center"/>
-          </w:tcPr>
-          <w:p>
-            <w:pPr>
-              <w:snapToGrid w:val="0"/>
-              <w:jc w:val="center"/>
-              <w:rPr>
-                <w:rFonts w:hint="default" w:ascii="Times New Roman" w:hAnsi="Times New Roman" w:eastAsia="微软雅黑" w:cs="Times New Roman"/>
-                <w:sz w:val="21"/>
-                <w:szCs w:val="21"/>
-                <w:lang w:val="en-US" w:eastAsia="zh-CN"/>
-              </w:rPr>
-            </w:pPr>
-            <w:r>
-              <w:rPr>
-                <w:rFonts w:hint="default" w:ascii="Times New Roman" w:hAnsi="Times New Roman" w:eastAsia="微软雅黑" w:cs="Times New Roman"/>
-                <w:sz w:val="21"/>
-                <w:szCs w:val="21"/>
-                <w:lang w:val="en-US" w:eastAsia="zh-CN"/>
-              </w:rPr>
-              <w:t>{%tr endif %}</w:t>
-            </w:r>
-          </w:p>
-        </w:tc>
-      </w:tr>
-      <w:tr>
-        <w:trPr>
-          <w:trHeight w:val="397" w:hRule="atLeast"/>
-        </w:trPr>
-        <w:tc>
-          <w:tcPr>
-            <w:tcW w:w="9938" w:type="dxa"/>
-            <w:gridSpan w:val="4"/>
-            <w:tcBorders>
-              <w:top w:val="single" w:color="D7D7D7" w:themeColor="background1" w:themeShade="D8" w:sz="4" w:space="0"/>
-              <w:left w:val="single" w:color="D7D7D7" w:themeColor="background1" w:themeShade="D8" w:sz="4" w:space="0"/>
-              <w:bottom w:val="single" w:color="D7D7D7" w:themeColor="background1" w:themeShade="D8" w:sz="4" w:space="0"/>
-              <w:right w:val="single" w:color="D7D7D7" w:themeColor="background1" w:themeShade="D8" w:sz="4" w:space="0"/>
-            </w:tcBorders>
-            <w:shd w:val="clear" w:color="auto" w:fill="auto"/>
             <w:vAlign w:val="center"/>
           </w:tcPr>
           <w:p>
@@ -9817,6 +9144,7 @@
               </w:rPr>
               <w:t>{%</w:t>
             </w:r>
+            <w:bookmarkStart w:id="1" w:name="_GoBack"/>
             <w:r>
               <w:rPr>
                 <w:rFonts w:hint="default" w:ascii="Times New Roman" w:hAnsi="Times New Roman" w:eastAsia="微软雅黑" w:cs="Times New Roman"/>
@@ -9824,57 +9152,83 @@
                 <w:szCs w:val="24"/>
                 <w:lang w:val="en-US" w:eastAsia="zh-CN"/>
               </w:rPr>
-              <w:t xml:space="preserve">tr </w:t>
-            </w:r>
-            <w:r>
-              <w:rPr>
-                <w:rFonts w:hint="eastAsia" w:ascii="Times New Roman" w:hAnsi="Times New Roman" w:eastAsia="微软雅黑" w:cs="Times New Roman"/>
+              <w:t>tr</w:t>
+            </w:r>
+            <w:bookmarkEnd w:id="1"/>
+            <w:r>
+              <w:rPr>
+                <w:rFonts w:hint="default" w:ascii="Times New Roman" w:hAnsi="Times New Roman" w:eastAsia="微软雅黑" w:cs="Times New Roman"/>
                 <w:sz w:val="24"/>
                 <w:szCs w:val="24"/>
-                <w:lang w:eastAsia="zh-CN"/>
-              </w:rPr>
-              <w:t xml:space="preserve">if </w:t>
-            </w:r>
-            <w:r>
-              <w:rPr>
-                <w:rFonts w:ascii="Times New Roman" w:hAnsi="Times New Roman" w:eastAsia="微软雅黑" w:cs="Times New Roman"/>
+                <w:lang w:val="en-US" w:eastAsia="zh-CN"/>
+              </w:rPr>
+              <w:t xml:space="preserve"> </w:t>
+            </w:r>
+            <w:r>
+              <w:rPr>
+                <w:rFonts w:hint="eastAsia" w:ascii="Times New Roman" w:hAnsi="Times New Roman" w:eastAsia="微软雅黑" w:cs="Times New Roman"/>
                 <w:sz w:val="24"/>
                 <w:szCs w:val="24"/>
                 <w:lang w:eastAsia="zh-CN"/>
               </w:rPr>
-              <w:t>PDInfo</w:t>
-            </w:r>
-            <w:r>
-              <w:rPr>
-                <w:rFonts w:hint="eastAsia" w:ascii="Times New Roman" w:hAnsi="Times New Roman" w:eastAsia="微软雅黑" w:cs="Times New Roman"/>
+              <w:t xml:space="preserve">if </w:t>
+            </w:r>
+            <w:r>
+              <w:rPr>
+                <w:rFonts w:ascii="Times New Roman" w:hAnsi="Times New Roman" w:eastAsia="微软雅黑" w:cs="Times New Roman"/>
                 <w:sz w:val="24"/>
                 <w:szCs w:val="24"/>
                 <w:lang w:eastAsia="zh-CN"/>
               </w:rPr>
-              <w:t xml:space="preserve"> != </w:t>
-            </w:r>
-            <w:r>
-              <w:rPr>
-                <w:rFonts w:ascii="Times New Roman" w:hAnsi="Times New Roman" w:eastAsia="微软雅黑" w:cs="Times New Roman"/>
+              <w:t>PDInfo</w:t>
+            </w:r>
+            <w:r>
+              <w:rPr>
+                <w:rFonts w:hint="eastAsia" w:ascii="Times New Roman" w:hAnsi="Times New Roman" w:eastAsia="微软雅黑" w:cs="Times New Roman"/>
                 <w:sz w:val="24"/>
                 <w:szCs w:val="24"/>
                 <w:lang w:eastAsia="zh-CN"/>
               </w:rPr>
-              <w:t>undefined</w:t>
-            </w:r>
-            <w:r>
-              <w:rPr>
-                <w:rFonts w:hint="eastAsia" w:ascii="Times New Roman" w:hAnsi="Times New Roman" w:eastAsia="微软雅黑" w:cs="Times New Roman"/>
+              <w:t xml:space="preserve"> != </w:t>
+            </w:r>
+            <w:r>
+              <w:rPr>
+                <w:rFonts w:ascii="Times New Roman" w:hAnsi="Times New Roman" w:eastAsia="微软雅黑" w:cs="Times New Roman"/>
                 <w:sz w:val="24"/>
                 <w:szCs w:val="24"/>
                 <w:lang w:eastAsia="zh-CN"/>
               </w:rPr>
+              <w:t>undefined</w:t>
+            </w:r>
+            <w:r>
+              <w:rPr>
+                <w:rFonts w:hint="eastAsia" w:ascii="Times New Roman" w:hAnsi="Times New Roman" w:eastAsia="微软雅黑" w:cs="Times New Roman"/>
+                <w:sz w:val="24"/>
+                <w:szCs w:val="24"/>
+                <w:lang w:eastAsia="zh-CN"/>
+              </w:rPr>
               <w:t xml:space="preserve"> %}</w:t>
             </w:r>
           </w:p>
         </w:tc>
       </w:tr>
       <w:tr>
+        <w:tblPrEx>
+          <w:tblBorders>
+            <w:top w:val="single" w:color="A4A4A4" w:sz="4" w:space="0"/>
+            <w:left w:val="none" w:color="auto" w:sz="0" w:space="0"/>
+            <w:bottom w:val="single" w:color="A4A4A4" w:sz="4" w:space="0"/>
+            <w:right w:val="none" w:color="auto" w:sz="0" w:space="0"/>
+            <w:insideH w:val="single" w:color="A4A4A4" w:sz="4" w:space="0"/>
+            <w:insideV w:val="single" w:color="A4A4A4" w:sz="4" w:space="0"/>
+          </w:tblBorders>
+          <w:tblCellMar>
+            <w:top w:w="0" w:type="dxa"/>
+            <w:left w:w="108" w:type="dxa"/>
+            <w:bottom w:w="0" w:type="dxa"/>
+            <w:right w:w="108" w:type="dxa"/>
+          </w:tblCellMar>
+        </w:tblPrEx>
         <w:trPr>
           <w:trHeight w:val="397" w:hRule="atLeast"/>
         </w:trPr>
@@ -10078,6 +9432,22 @@
         </w:tc>
       </w:tr>
       <w:tr>
+        <w:tblPrEx>
+          <w:tblBorders>
+            <w:top w:val="single" w:color="A4A4A4" w:sz="4" w:space="0"/>
+            <w:left w:val="none" w:color="auto" w:sz="0" w:space="0"/>
+            <w:bottom w:val="single" w:color="A4A4A4" w:sz="4" w:space="0"/>
+            <w:right w:val="none" w:color="auto" w:sz="0" w:space="0"/>
+            <w:insideH w:val="single" w:color="A4A4A4" w:sz="4" w:space="0"/>
+            <w:insideV w:val="single" w:color="A4A4A4" w:sz="4" w:space="0"/>
+          </w:tblBorders>
+          <w:tblCellMar>
+            <w:top w:w="0" w:type="dxa"/>
+            <w:left w:w="108" w:type="dxa"/>
+            <w:bottom w:w="0" w:type="dxa"/>
+            <w:right w:w="108" w:type="dxa"/>
+          </w:tblCellMar>
+        </w:tblPrEx>
         <w:trPr>
           <w:trHeight w:val="397" w:hRule="atLeast"/>
         </w:trPr>
@@ -10299,6 +9669,22 @@
         <w:gridCol w:w="5610"/>
       </w:tblGrid>
       <w:tr>
+        <w:tblPrEx>
+          <w:tblBorders>
+            <w:top w:val="single" w:color="D7D7D7" w:themeColor="background1" w:themeShade="D8" w:sz="4" w:space="0"/>
+            <w:left w:val="single" w:color="D7D7D7" w:themeColor="background1" w:themeShade="D8" w:sz="4" w:space="0"/>
+            <w:bottom w:val="single" w:color="D7D7D7" w:themeColor="background1" w:themeShade="D8" w:sz="4" w:space="0"/>
+            <w:right w:val="single" w:color="D7D7D7" w:themeColor="background1" w:themeShade="D8" w:sz="4" w:space="0"/>
+            <w:insideH w:val="single" w:color="D7D7D7" w:themeColor="background1" w:themeShade="D8" w:sz="4" w:space="0"/>
+            <w:insideV w:val="single" w:color="D7D7D7" w:themeColor="background1" w:themeShade="D8" w:sz="4" w:space="0"/>
+          </w:tblBorders>
+          <w:tblCellMar>
+            <w:top w:w="0" w:type="dxa"/>
+            <w:left w:w="108" w:type="dxa"/>
+            <w:bottom w:w="0" w:type="dxa"/>
+            <w:right w:w="108" w:type="dxa"/>
+          </w:tblCellMar>
+        </w:tblPrEx>
         <w:trPr>
           <w:trHeight w:val="523" w:hRule="atLeast"/>
         </w:trPr>
@@ -10404,6 +9790,22 @@
         </w:tc>
       </w:tr>
       <w:tr>
+        <w:tblPrEx>
+          <w:tblBorders>
+            <w:top w:val="single" w:color="D7D7D7" w:themeColor="background1" w:themeShade="D8" w:sz="4" w:space="0"/>
+            <w:left w:val="single" w:color="D7D7D7" w:themeColor="background1" w:themeShade="D8" w:sz="4" w:space="0"/>
+            <w:bottom w:val="single" w:color="D7D7D7" w:themeColor="background1" w:themeShade="D8" w:sz="4" w:space="0"/>
+            <w:right w:val="single" w:color="D7D7D7" w:themeColor="background1" w:themeShade="D8" w:sz="4" w:space="0"/>
+            <w:insideH w:val="single" w:color="D7D7D7" w:themeColor="background1" w:themeShade="D8" w:sz="4" w:space="0"/>
+            <w:insideV w:val="single" w:color="D7D7D7" w:themeColor="background1" w:themeShade="D8" w:sz="4" w:space="0"/>
+          </w:tblBorders>
+          <w:tblCellMar>
+            <w:top w:w="0" w:type="dxa"/>
+            <w:left w:w="108" w:type="dxa"/>
+            <w:bottom w:w="0" w:type="dxa"/>
+            <w:right w:w="108" w:type="dxa"/>
+          </w:tblCellMar>
+        </w:tblPrEx>
         <w:tc>
           <w:tcPr>
             <w:tcW w:w="4301" w:type="dxa"/>
@@ -10499,6 +9901,22 @@
         </w:tc>
       </w:tr>
       <w:tr>
+        <w:tblPrEx>
+          <w:tblBorders>
+            <w:top w:val="single" w:color="D7D7D7" w:themeColor="background1" w:themeShade="D8" w:sz="4" w:space="0"/>
+            <w:left w:val="single" w:color="D7D7D7" w:themeColor="background1" w:themeShade="D8" w:sz="4" w:space="0"/>
+            <w:bottom w:val="single" w:color="D7D7D7" w:themeColor="background1" w:themeShade="D8" w:sz="4" w:space="0"/>
+            <w:right w:val="single" w:color="D7D7D7" w:themeColor="background1" w:themeShade="D8" w:sz="4" w:space="0"/>
+            <w:insideH w:val="single" w:color="D7D7D7" w:themeColor="background1" w:themeShade="D8" w:sz="4" w:space="0"/>
+            <w:insideV w:val="single" w:color="D7D7D7" w:themeColor="background1" w:themeShade="D8" w:sz="4" w:space="0"/>
+          </w:tblBorders>
+          <w:tblCellMar>
+            <w:top w:w="0" w:type="dxa"/>
+            <w:left w:w="108" w:type="dxa"/>
+            <w:bottom w:w="0" w:type="dxa"/>
+            <w:right w:w="108" w:type="dxa"/>
+          </w:tblCellMar>
+        </w:tblPrEx>
         <w:tc>
           <w:tcPr>
             <w:tcW w:w="4301" w:type="dxa"/>
@@ -10761,7 +10179,7 @@
       <w:pPr>
         <w:widowControl/>
         <w:spacing w:line="400" w:lineRule="exact"/>
-        <w:ind w:left="428" w:hanging="428" w:hangingChars="200"/>
+        <w:ind w:left="428" w:hanging="430" w:hangingChars="200"/>
         <w:rPr>
           <w:rFonts w:hint="eastAsia" w:ascii="苹方 中等" w:hAnsi="苹方 中等" w:eastAsia="苹方 中等" w:cs="苹方 中等"/>
           <w:b/>
@@ -10988,6 +10406,22 @@
         <w:gridCol w:w="1088"/>
       </w:tblGrid>
       <w:tr>
+        <w:tblPrEx>
+          <w:tblBorders>
+            <w:top w:val="single" w:color="D7D7D7" w:themeColor="background1" w:themeShade="D8" w:sz="4" w:space="0"/>
+            <w:left w:val="single" w:color="D7D7D7" w:themeColor="background1" w:themeShade="D8" w:sz="4" w:space="0"/>
+            <w:bottom w:val="single" w:color="D7D7D7" w:themeColor="background1" w:themeShade="D8" w:sz="4" w:space="0"/>
+            <w:right w:val="single" w:color="D7D7D7" w:themeColor="background1" w:themeShade="D8" w:sz="4" w:space="0"/>
+            <w:insideH w:val="single" w:color="D7D7D7" w:themeColor="background1" w:themeShade="D8" w:sz="4" w:space="0"/>
+            <w:insideV w:val="single" w:color="D7D7D7" w:themeColor="background1" w:themeShade="D8" w:sz="4" w:space="0"/>
+          </w:tblBorders>
+          <w:tblCellMar>
+            <w:top w:w="0" w:type="dxa"/>
+            <w:left w:w="108" w:type="dxa"/>
+            <w:bottom w:w="0" w:type="dxa"/>
+            <w:right w:w="108" w:type="dxa"/>
+          </w:tblCellMar>
+        </w:tblPrEx>
         <w:trPr>
           <w:cantSplit/>
           <w:trHeight w:val="702" w:hRule="atLeast"/>
@@ -11174,6 +10608,22 @@
         </w:tc>
       </w:tr>
       <w:tr>
+        <w:tblPrEx>
+          <w:tblBorders>
+            <w:top w:val="single" w:color="D7D7D7" w:themeColor="background1" w:themeShade="D8" w:sz="4" w:space="0"/>
+            <w:left w:val="single" w:color="D7D7D7" w:themeColor="background1" w:themeShade="D8" w:sz="4" w:space="0"/>
+            <w:bottom w:val="single" w:color="D7D7D7" w:themeColor="background1" w:themeShade="D8" w:sz="4" w:space="0"/>
+            <w:right w:val="single" w:color="D7D7D7" w:themeColor="background1" w:themeShade="D8" w:sz="4" w:space="0"/>
+            <w:insideH w:val="single" w:color="D7D7D7" w:themeColor="background1" w:themeShade="D8" w:sz="4" w:space="0"/>
+            <w:insideV w:val="single" w:color="D7D7D7" w:themeColor="background1" w:themeShade="D8" w:sz="4" w:space="0"/>
+          </w:tblBorders>
+          <w:tblCellMar>
+            <w:top w:w="0" w:type="dxa"/>
+            <w:left w:w="108" w:type="dxa"/>
+            <w:bottom w:w="0" w:type="dxa"/>
+            <w:right w:w="108" w:type="dxa"/>
+          </w:tblCellMar>
+        </w:tblPrEx>
         <w:trPr>
           <w:cantSplit/>
           <w:trHeight w:val="702" w:hRule="atLeast"/>
@@ -11256,18 +10706,7 @@
                 <w:szCs w:val="18"/>
                 <w:lang w:val="en-US" w:eastAsia="zh-CN" w:bidi="ar-SA"/>
               </w:rPr>
-              <w:t xml:space="preserve"> </w:t>
-            </w:r>
-            <w:r>
-              <w:rPr>
-                <w:rFonts w:hint="eastAsia" w:ascii="Times New Roman" w:hAnsi="Times New Roman" w:eastAsia="微软雅黑" w:cs="Times New Roman"/>
-                <w:bCs/>
-                <w:kern w:val="2"/>
-                <w:sz w:val="18"/>
-                <w:szCs w:val="18"/>
-                <w:lang w:val="en-US" w:eastAsia="zh-CN" w:bidi="ar-SA"/>
-              </w:rPr>
-              <w:t>== tr</w:t>
+              <w:t xml:space="preserve"> == tr</w:t>
             </w:r>
             <w:r>
               <w:rPr>
@@ -11294,6 +10733,22 @@
         </w:tc>
       </w:tr>
       <w:tr>
+        <w:tblPrEx>
+          <w:tblBorders>
+            <w:top w:val="single" w:color="D7D7D7" w:themeColor="background1" w:themeShade="D8" w:sz="4" w:space="0"/>
+            <w:left w:val="single" w:color="D7D7D7" w:themeColor="background1" w:themeShade="D8" w:sz="4" w:space="0"/>
+            <w:bottom w:val="single" w:color="D7D7D7" w:themeColor="background1" w:themeShade="D8" w:sz="4" w:space="0"/>
+            <w:right w:val="single" w:color="D7D7D7" w:themeColor="background1" w:themeShade="D8" w:sz="4" w:space="0"/>
+            <w:insideH w:val="single" w:color="D7D7D7" w:themeColor="background1" w:themeShade="D8" w:sz="4" w:space="0"/>
+            <w:insideV w:val="single" w:color="D7D7D7" w:themeColor="background1" w:themeShade="D8" w:sz="4" w:space="0"/>
+          </w:tblBorders>
+          <w:tblCellMar>
+            <w:top w:w="0" w:type="dxa"/>
+            <w:left w:w="108" w:type="dxa"/>
+            <w:bottom w:w="0" w:type="dxa"/>
+            <w:right w:w="108" w:type="dxa"/>
+          </w:tblCellMar>
+        </w:tblPrEx>
         <w:trPr>
           <w:cantSplit/>
           <w:trHeight w:val="702" w:hRule="atLeast"/>
@@ -11363,8 +10818,6 @@
               </w:rPr>
               <w:t xml:space="preserve">cti </w:t>
             </w:r>
-            <w:bookmarkStart w:id="12" w:name="_GoBack"/>
-            <w:bookmarkEnd w:id="12"/>
             <w:r>
               <w:rPr>
                 <w:rFonts w:hint="eastAsia" w:ascii="Times New Roman" w:hAnsi="Times New Roman" w:eastAsia="微软雅黑" w:cs="Times New Roman"/>
@@ -11384,18 +10837,7 @@
                 <w:szCs w:val="18"/>
                 <w:lang w:val="en-US" w:eastAsia="zh-CN" w:bidi="ar-SA"/>
               </w:rPr>
-              <w:t>JingsaiCustomInfo.</w:t>
-            </w:r>
-            <w:r>
-              <w:rPr>
-                <w:rFonts w:hint="default" w:ascii="Times New Roman" w:hAnsi="Times New Roman" w:eastAsia="微软雅黑" w:cs="Times New Roman"/>
-                <w:bCs/>
-                <w:kern w:val="2"/>
-                <w:sz w:val="18"/>
-                <w:szCs w:val="18"/>
-                <w:lang w:val="en-US" w:eastAsia="zh-CN" w:bidi="ar-SA"/>
-              </w:rPr>
-              <w:t>clinicalTrialInformationList</w:t>
+              <w:t>JingsaiCustomInfo.clinicalTrialInformationList</w:t>
             </w:r>
             <w:r>
               <w:rPr>
@@ -11443,6 +10885,22 @@
         <w:gridCol w:w="1086"/>
       </w:tblGrid>
       <w:tr>
+        <w:tblPrEx>
+          <w:tblBorders>
+            <w:top w:val="single" w:color="D7D7D7" w:themeColor="background1" w:themeShade="D8" w:sz="4" w:space="0"/>
+            <w:left w:val="single" w:color="D7D7D7" w:themeColor="background1" w:themeShade="D8" w:sz="4" w:space="0"/>
+            <w:bottom w:val="single" w:color="D7D7D7" w:themeColor="background1" w:themeShade="D8" w:sz="4" w:space="0"/>
+            <w:right w:val="single" w:color="D7D7D7" w:themeColor="background1" w:themeShade="D8" w:sz="4" w:space="0"/>
+            <w:insideH w:val="single" w:color="D7D7D7" w:themeColor="background1" w:themeShade="D8" w:sz="4" w:space="0"/>
+            <w:insideV w:val="single" w:color="A4A4A4" w:sz="4" w:space="0"/>
+          </w:tblBorders>
+          <w:tblCellMar>
+            <w:top w:w="0" w:type="dxa"/>
+            <w:left w:w="108" w:type="dxa"/>
+            <w:bottom w:w="0" w:type="dxa"/>
+            <w:right w:w="108" w:type="dxa"/>
+          </w:tblCellMar>
+        </w:tblPrEx>
         <w:trPr>
           <w:jc w:val="center"/>
         </w:trPr>
@@ -11687,6 +11145,22 @@
         </w:tc>
       </w:tr>
       <w:tr>
+        <w:tblPrEx>
+          <w:tblBorders>
+            <w:top w:val="single" w:color="D7D7D7" w:themeColor="background1" w:themeShade="D8" w:sz="4" w:space="0"/>
+            <w:left w:val="single" w:color="D7D7D7" w:themeColor="background1" w:themeShade="D8" w:sz="4" w:space="0"/>
+            <w:bottom w:val="single" w:color="D7D7D7" w:themeColor="background1" w:themeShade="D8" w:sz="4" w:space="0"/>
+            <w:right w:val="single" w:color="D7D7D7" w:themeColor="background1" w:themeShade="D8" w:sz="4" w:space="0"/>
+            <w:insideH w:val="single" w:color="D7D7D7" w:themeColor="background1" w:themeShade="D8" w:sz="4" w:space="0"/>
+            <w:insideV w:val="single" w:color="A4A4A4" w:sz="4" w:space="0"/>
+          </w:tblBorders>
+          <w:tblCellMar>
+            <w:top w:w="0" w:type="dxa"/>
+            <w:left w:w="108" w:type="dxa"/>
+            <w:bottom w:w="0" w:type="dxa"/>
+            <w:right w:w="108" w:type="dxa"/>
+          </w:tblCellMar>
+        </w:tblPrEx>
         <w:trPr>
           <w:jc w:val="center"/>
         </w:trPr>
@@ -11694,7 +11168,6 @@
           <w:tcPr>
             <w:tcW w:w="10010" w:type="dxa"/>
             <w:gridSpan w:val="6"/>
-            <w:tcBorders/>
             <w:vAlign w:val="center"/>
           </w:tcPr>
           <w:p>
@@ -11724,6 +11197,22 @@
         </w:tc>
       </w:tr>
       <w:tr>
+        <w:tblPrEx>
+          <w:tblBorders>
+            <w:top w:val="single" w:color="D7D7D7" w:themeColor="background1" w:themeShade="D8" w:sz="4" w:space="0"/>
+            <w:left w:val="single" w:color="D7D7D7" w:themeColor="background1" w:themeShade="D8" w:sz="4" w:space="0"/>
+            <w:bottom w:val="single" w:color="D7D7D7" w:themeColor="background1" w:themeShade="D8" w:sz="4" w:space="0"/>
+            <w:right w:val="single" w:color="D7D7D7" w:themeColor="background1" w:themeShade="D8" w:sz="4" w:space="0"/>
+            <w:insideH w:val="single" w:color="D7D7D7" w:themeColor="background1" w:themeShade="D8" w:sz="4" w:space="0"/>
+            <w:insideV w:val="single" w:color="A4A4A4" w:sz="4" w:space="0"/>
+          </w:tblBorders>
+          <w:tblCellMar>
+            <w:top w:w="0" w:type="dxa"/>
+            <w:left w:w="108" w:type="dxa"/>
+            <w:bottom w:w="0" w:type="dxa"/>
+            <w:right w:w="108" w:type="dxa"/>
+          </w:tblCellMar>
+        </w:tblPrEx>
         <w:trPr>
           <w:jc w:val="center"/>
         </w:trPr>
@@ -11764,6 +11253,22 @@
         </w:tc>
       </w:tr>
       <w:tr>
+        <w:tblPrEx>
+          <w:tblBorders>
+            <w:top w:val="single" w:color="D7D7D7" w:themeColor="background1" w:themeShade="D8" w:sz="4" w:space="0"/>
+            <w:left w:val="single" w:color="D7D7D7" w:themeColor="background1" w:themeShade="D8" w:sz="4" w:space="0"/>
+            <w:bottom w:val="single" w:color="D7D7D7" w:themeColor="background1" w:themeShade="D8" w:sz="4" w:space="0"/>
+            <w:right w:val="single" w:color="D7D7D7" w:themeColor="background1" w:themeShade="D8" w:sz="4" w:space="0"/>
+            <w:insideH w:val="single" w:color="D7D7D7" w:themeColor="background1" w:themeShade="D8" w:sz="4" w:space="0"/>
+            <w:insideV w:val="single" w:color="A4A4A4" w:sz="4" w:space="0"/>
+          </w:tblBorders>
+          <w:tblCellMar>
+            <w:top w:w="0" w:type="dxa"/>
+            <w:left w:w="108" w:type="dxa"/>
+            <w:bottom w:w="0" w:type="dxa"/>
+            <w:right w:w="108" w:type="dxa"/>
+          </w:tblCellMar>
+        </w:tblPrEx>
         <w:trPr>
           <w:jc w:val="center"/>
         </w:trPr>
@@ -11971,6 +11476,22 @@
         </w:tc>
       </w:tr>
       <w:tr>
+        <w:tblPrEx>
+          <w:tblBorders>
+            <w:top w:val="single" w:color="D7D7D7" w:themeColor="background1" w:themeShade="D8" w:sz="4" w:space="0"/>
+            <w:left w:val="single" w:color="D7D7D7" w:themeColor="background1" w:themeShade="D8" w:sz="4" w:space="0"/>
+            <w:bottom w:val="single" w:color="D7D7D7" w:themeColor="background1" w:themeShade="D8" w:sz="4" w:space="0"/>
+            <w:right w:val="single" w:color="D7D7D7" w:themeColor="background1" w:themeShade="D8" w:sz="4" w:space="0"/>
+            <w:insideH w:val="single" w:color="D7D7D7" w:themeColor="background1" w:themeShade="D8" w:sz="4" w:space="0"/>
+            <w:insideV w:val="single" w:color="A4A4A4" w:sz="4" w:space="0"/>
+          </w:tblBorders>
+          <w:tblCellMar>
+            <w:top w:w="0" w:type="dxa"/>
+            <w:left w:w="108" w:type="dxa"/>
+            <w:bottom w:w="0" w:type="dxa"/>
+            <w:right w:w="108" w:type="dxa"/>
+          </w:tblCellMar>
+        </w:tblPrEx>
         <w:trPr>
           <w:jc w:val="center"/>
         </w:trPr>
@@ -12026,7 +11547,7 @@
         <w:adjustRightInd/>
         <w:snapToGrid/>
         <w:spacing w:line="400" w:lineRule="exact"/>
-        <w:ind w:left="420" w:hanging="428" w:hangingChars="200"/>
+        <w:ind w:left="420" w:hanging="430" w:hangingChars="200"/>
         <w:textAlignment w:val="auto"/>
         <w:rPr>
           <w:rFonts w:hint="eastAsia" w:ascii="苹方 中等" w:hAnsi="苹方 中等" w:eastAsia="苹方 中等" w:cs="苹方 中等"/>
@@ -12182,7 +11703,7 @@
       <w:pPr>
         <w:widowControl/>
         <w:spacing w:line="400" w:lineRule="exact"/>
-        <w:ind w:left="321" w:hanging="321" w:hangingChars="150"/>
+        <w:ind w:left="321" w:hanging="322" w:hangingChars="150"/>
         <w:rPr>
           <w:rFonts w:hint="eastAsia" w:ascii="苹方 中等" w:hAnsi="苹方 中等" w:eastAsia="苹方 中等" w:cs="苹方 中等"/>
           <w:b/>
@@ -12206,7 +11727,7 @@
       <w:pPr>
         <w:widowControl/>
         <w:spacing w:line="400" w:lineRule="exact"/>
-        <w:ind w:left="321" w:hanging="321" w:hangingChars="150"/>
+        <w:ind w:left="321" w:hanging="322" w:hangingChars="150"/>
         <w:rPr>
           <w:rFonts w:hint="eastAsia" w:ascii="苹方 中等" w:hAnsi="苹方 中等" w:eastAsia="苹方 中等" w:cs="苹方 中等"/>
           <w:b/>
@@ -12230,7 +11751,7 @@
       <w:pPr>
         <w:widowControl/>
         <w:spacing w:line="400" w:lineRule="exact"/>
-        <w:ind w:left="321" w:hanging="321" w:hangingChars="150"/>
+        <w:ind w:left="321" w:hanging="322" w:hangingChars="150"/>
         <w:rPr>
           <w:rFonts w:hint="eastAsia" w:ascii="苹方 中等" w:hAnsi="苹方 中等" w:eastAsia="苹方 中等" w:cs="苹方 中等"/>
           <w:b/>
@@ -12287,8 +11808,6 @@
           </w14:textFill>
         </w:rPr>
       </w:pPr>
-      <w:bookmarkStart w:id="4" w:name="bookmark=id.17dp8vu" w:colFirst="0" w:colLast="0"/>
-      <w:bookmarkEnd w:id="4"/>
       <w:r>
         <w:rPr>
           <w:rStyle w:val="44"/>
@@ -12451,6 +11970,22 @@
         <w:gridCol w:w="1252"/>
       </w:tblGrid>
       <w:tr>
+        <w:tblPrEx>
+          <w:tblBorders>
+            <w:top w:val="single" w:color="CCCCCC" w:sz="4" w:space="0"/>
+            <w:left w:val="single" w:color="CCCCCC" w:sz="4" w:space="0"/>
+            <w:bottom w:val="single" w:color="CCCCCC" w:sz="4" w:space="0"/>
+            <w:right w:val="single" w:color="CCCCCC" w:sz="4" w:space="0"/>
+            <w:insideH w:val="single" w:color="CCCCCC" w:sz="4" w:space="0"/>
+            <w:insideV w:val="single" w:color="CCCCCC" w:sz="4" w:space="0"/>
+          </w:tblBorders>
+          <w:tblCellMar>
+            <w:top w:w="113" w:type="dxa"/>
+            <w:left w:w="113" w:type="dxa"/>
+            <w:bottom w:w="113" w:type="dxa"/>
+            <w:right w:w="113" w:type="dxa"/>
+          </w:tblCellMar>
+        </w:tblPrEx>
         <w:trPr>
           <w:jc w:val="center"/>
         </w:trPr>
@@ -12660,6 +12195,22 @@
         </w:tc>
       </w:tr>
       <w:tr>
+        <w:tblPrEx>
+          <w:tblBorders>
+            <w:top w:val="single" w:color="CCCCCC" w:sz="4" w:space="0"/>
+            <w:left w:val="single" w:color="CCCCCC" w:sz="4" w:space="0"/>
+            <w:bottom w:val="single" w:color="CCCCCC" w:sz="4" w:space="0"/>
+            <w:right w:val="single" w:color="CCCCCC" w:sz="4" w:space="0"/>
+            <w:insideH w:val="single" w:color="CCCCCC" w:sz="4" w:space="0"/>
+            <w:insideV w:val="single" w:color="CCCCCC" w:sz="4" w:space="0"/>
+          </w:tblBorders>
+          <w:tblCellMar>
+            <w:top w:w="113" w:type="dxa"/>
+            <w:left w:w="113" w:type="dxa"/>
+            <w:bottom w:w="113" w:type="dxa"/>
+            <w:right w:w="113" w:type="dxa"/>
+          </w:tblCellMar>
+        </w:tblPrEx>
         <w:trPr>
           <w:jc w:val="center"/>
         </w:trPr>
@@ -12710,6 +12261,22 @@
         </w:tc>
       </w:tr>
       <w:tr>
+        <w:tblPrEx>
+          <w:tblBorders>
+            <w:top w:val="single" w:color="CCCCCC" w:sz="4" w:space="0"/>
+            <w:left w:val="single" w:color="CCCCCC" w:sz="4" w:space="0"/>
+            <w:bottom w:val="single" w:color="CCCCCC" w:sz="4" w:space="0"/>
+            <w:right w:val="single" w:color="CCCCCC" w:sz="4" w:space="0"/>
+            <w:insideH w:val="single" w:color="CCCCCC" w:sz="4" w:space="0"/>
+            <w:insideV w:val="single" w:color="CCCCCC" w:sz="4" w:space="0"/>
+          </w:tblBorders>
+          <w:tblCellMar>
+            <w:top w:w="113" w:type="dxa"/>
+            <w:left w:w="113" w:type="dxa"/>
+            <w:bottom w:w="113" w:type="dxa"/>
+            <w:right w:w="113" w:type="dxa"/>
+          </w:tblCellMar>
+        </w:tblPrEx>
         <w:trPr>
           <w:trHeight w:val="0" w:hRule="atLeast"/>
           <w:jc w:val="center"/>
@@ -12954,6 +12521,22 @@
         </w:tc>
       </w:tr>
       <w:tr>
+        <w:tblPrEx>
+          <w:tblBorders>
+            <w:top w:val="single" w:color="CCCCCC" w:sz="4" w:space="0"/>
+            <w:left w:val="single" w:color="CCCCCC" w:sz="4" w:space="0"/>
+            <w:bottom w:val="single" w:color="CCCCCC" w:sz="4" w:space="0"/>
+            <w:right w:val="single" w:color="CCCCCC" w:sz="4" w:space="0"/>
+            <w:insideH w:val="single" w:color="CCCCCC" w:sz="4" w:space="0"/>
+            <w:insideV w:val="single" w:color="CCCCCC" w:sz="4" w:space="0"/>
+          </w:tblBorders>
+          <w:tblCellMar>
+            <w:top w:w="113" w:type="dxa"/>
+            <w:left w:w="113" w:type="dxa"/>
+            <w:bottom w:w="113" w:type="dxa"/>
+            <w:right w:w="113" w:type="dxa"/>
+          </w:tblCellMar>
+        </w:tblPrEx>
         <w:trPr>
           <w:trHeight w:val="0" w:hRule="atLeast"/>
           <w:jc w:val="center"/>
@@ -13131,6 +12714,22 @@
         <w:gridCol w:w="1252"/>
       </w:tblGrid>
       <w:tr>
+        <w:tblPrEx>
+          <w:tblBorders>
+            <w:top w:val="single" w:color="CCCCCC" w:sz="4" w:space="0"/>
+            <w:left w:val="single" w:color="CCCCCC" w:sz="4" w:space="0"/>
+            <w:bottom w:val="single" w:color="CCCCCC" w:sz="4" w:space="0"/>
+            <w:right w:val="single" w:color="CCCCCC" w:sz="4" w:space="0"/>
+            <w:insideH w:val="single" w:color="CCCCCC" w:sz="4" w:space="0"/>
+            <w:insideV w:val="single" w:color="CCCCCC" w:sz="4" w:space="0"/>
+          </w:tblBorders>
+          <w:tblCellMar>
+            <w:top w:w="113" w:type="dxa"/>
+            <w:left w:w="113" w:type="dxa"/>
+            <w:bottom w:w="113" w:type="dxa"/>
+            <w:right w:w="113" w:type="dxa"/>
+          </w:tblCellMar>
+        </w:tblPrEx>
         <w:trPr>
           <w:jc w:val="center"/>
         </w:trPr>
@@ -13294,6 +12893,22 @@
         </w:tc>
       </w:tr>
       <w:tr>
+        <w:tblPrEx>
+          <w:tblBorders>
+            <w:top w:val="single" w:color="CCCCCC" w:sz="4" w:space="0"/>
+            <w:left w:val="single" w:color="CCCCCC" w:sz="4" w:space="0"/>
+            <w:bottom w:val="single" w:color="CCCCCC" w:sz="4" w:space="0"/>
+            <w:right w:val="single" w:color="CCCCCC" w:sz="4" w:space="0"/>
+            <w:insideH w:val="single" w:color="CCCCCC" w:sz="4" w:space="0"/>
+            <w:insideV w:val="single" w:color="CCCCCC" w:sz="4" w:space="0"/>
+          </w:tblBorders>
+          <w:tblCellMar>
+            <w:top w:w="113" w:type="dxa"/>
+            <w:left w:w="113" w:type="dxa"/>
+            <w:bottom w:w="113" w:type="dxa"/>
+            <w:right w:w="113" w:type="dxa"/>
+          </w:tblCellMar>
+        </w:tblPrEx>
         <w:trPr>
           <w:jc w:val="center"/>
         </w:trPr>
@@ -13368,6 +12983,22 @@
         </w:tc>
       </w:tr>
       <w:tr>
+        <w:tblPrEx>
+          <w:tblBorders>
+            <w:top w:val="single" w:color="CCCCCC" w:sz="4" w:space="0"/>
+            <w:left w:val="single" w:color="CCCCCC" w:sz="4" w:space="0"/>
+            <w:bottom w:val="single" w:color="CCCCCC" w:sz="4" w:space="0"/>
+            <w:right w:val="single" w:color="CCCCCC" w:sz="4" w:space="0"/>
+            <w:insideH w:val="single" w:color="CCCCCC" w:sz="4" w:space="0"/>
+            <w:insideV w:val="single" w:color="CCCCCC" w:sz="4" w:space="0"/>
+          </w:tblBorders>
+          <w:tblCellMar>
+            <w:top w:w="113" w:type="dxa"/>
+            <w:left w:w="113" w:type="dxa"/>
+            <w:bottom w:w="113" w:type="dxa"/>
+            <w:right w:w="113" w:type="dxa"/>
+          </w:tblCellMar>
+        </w:tblPrEx>
         <w:trPr>
           <w:trHeight w:val="0" w:hRule="atLeast"/>
           <w:jc w:val="center"/>
@@ -13630,6 +13261,22 @@
         </w:tc>
       </w:tr>
       <w:tr>
+        <w:tblPrEx>
+          <w:tblBorders>
+            <w:top w:val="single" w:color="CCCCCC" w:sz="4" w:space="0"/>
+            <w:left w:val="single" w:color="CCCCCC" w:sz="4" w:space="0"/>
+            <w:bottom w:val="single" w:color="CCCCCC" w:sz="4" w:space="0"/>
+            <w:right w:val="single" w:color="CCCCCC" w:sz="4" w:space="0"/>
+            <w:insideH w:val="single" w:color="CCCCCC" w:sz="4" w:space="0"/>
+            <w:insideV w:val="single" w:color="CCCCCC" w:sz="4" w:space="0"/>
+          </w:tblBorders>
+          <w:tblCellMar>
+            <w:top w:w="113" w:type="dxa"/>
+            <w:left w:w="113" w:type="dxa"/>
+            <w:bottom w:w="113" w:type="dxa"/>
+            <w:right w:w="113" w:type="dxa"/>
+          </w:tblCellMar>
+        </w:tblPrEx>
         <w:trPr>
           <w:trHeight w:val="0" w:hRule="atLeast"/>
           <w:jc w:val="center"/>
@@ -13670,7 +13317,7 @@
       <w:pPr>
         <w:widowControl/>
         <w:spacing w:line="400" w:lineRule="exact"/>
-        <w:ind w:left="428" w:hanging="428" w:hangingChars="200"/>
+        <w:ind w:left="428" w:hanging="430" w:hangingChars="200"/>
         <w:rPr>
           <w:rFonts w:hint="default" w:ascii="苹方 中等" w:hAnsi="苹方 中等" w:eastAsia="苹方 中等" w:cs="苹方 中等"/>
           <w:b/>
@@ -13784,6 +13431,22 @@
         <w:gridCol w:w="1252"/>
       </w:tblGrid>
       <w:tr>
+        <w:tblPrEx>
+          <w:tblBorders>
+            <w:top w:val="single" w:color="CCCCCC" w:sz="4" w:space="0"/>
+            <w:left w:val="single" w:color="CCCCCC" w:sz="4" w:space="0"/>
+            <w:bottom w:val="single" w:color="CCCCCC" w:sz="4" w:space="0"/>
+            <w:right w:val="single" w:color="CCCCCC" w:sz="4" w:space="0"/>
+            <w:insideH w:val="single" w:color="CCCCCC" w:sz="4" w:space="0"/>
+            <w:insideV w:val="single" w:color="CCCCCC" w:sz="4" w:space="0"/>
+          </w:tblBorders>
+          <w:tblCellMar>
+            <w:top w:w="113" w:type="dxa"/>
+            <w:left w:w="113" w:type="dxa"/>
+            <w:bottom w:w="113" w:type="dxa"/>
+            <w:right w:w="113" w:type="dxa"/>
+          </w:tblCellMar>
+        </w:tblPrEx>
         <w:trPr>
           <w:jc w:val="center"/>
         </w:trPr>
@@ -13864,21 +13527,10 @@
             <w:pPr>
               <w:jc w:val="center"/>
               <w:rPr>
-                <w:rFonts w:hint="eastAsia" w:eastAsia="苹方 中等"/>
+                <w:rFonts w:hint="default" w:eastAsia="苹方 中等"/>
                 <w:lang w:val="en-US" w:eastAsia="zh-CN"/>
               </w:rPr>
             </w:pPr>
-            <w:r>
-              <w:rPr>
-                <w:rFonts w:hint="default" w:ascii="苹方 中等" w:hAnsi="苹方 中等" w:eastAsia="苹方 中等" w:cs="苹方 中等"/>
-                <w:b/>
-                <w:color w:val="FFFFFF"/>
-                <w:sz w:val="20"/>
-                <w:u w:color="auto"/>
-                <w:lang w:val="en-US"/>
-              </w:rPr>
-              <w:t>reads</w:t>
-            </w:r>
             <w:r>
               <w:rPr>
                 <w:rFonts w:hint="eastAsia" w:ascii="苹方 中等" w:hAnsi="苹方 中等" w:eastAsia="苹方 中等" w:cs="苹方 中等"/>
@@ -13888,7 +13540,7 @@
                 <w:u w:color="auto"/>
                 <w:lang w:val="en-US" w:eastAsia="zh-CN"/>
               </w:rPr>
-              <w:t>数</w:t>
+              <w:t>丰度</w:t>
             </w:r>
           </w:p>
         </w:tc>
@@ -13958,6 +13610,22 @@
         </w:tc>
       </w:tr>
       <w:tr>
+        <w:tblPrEx>
+          <w:tblBorders>
+            <w:top w:val="single" w:color="CCCCCC" w:sz="4" w:space="0"/>
+            <w:left w:val="single" w:color="CCCCCC" w:sz="4" w:space="0"/>
+            <w:bottom w:val="single" w:color="CCCCCC" w:sz="4" w:space="0"/>
+            <w:right w:val="single" w:color="CCCCCC" w:sz="4" w:space="0"/>
+            <w:insideH w:val="single" w:color="CCCCCC" w:sz="4" w:space="0"/>
+            <w:insideV w:val="single" w:color="CCCCCC" w:sz="4" w:space="0"/>
+          </w:tblBorders>
+          <w:tblCellMar>
+            <w:top w:w="113" w:type="dxa"/>
+            <w:left w:w="113" w:type="dxa"/>
+            <w:bottom w:w="113" w:type="dxa"/>
+            <w:right w:w="113" w:type="dxa"/>
+          </w:tblCellMar>
+        </w:tblPrEx>
         <w:trPr>
           <w:jc w:val="center"/>
         </w:trPr>
@@ -14008,6 +13676,22 @@
         </w:tc>
       </w:tr>
       <w:tr>
+        <w:tblPrEx>
+          <w:tblBorders>
+            <w:top w:val="single" w:color="CCCCCC" w:sz="4" w:space="0"/>
+            <w:left w:val="single" w:color="CCCCCC" w:sz="4" w:space="0"/>
+            <w:bottom w:val="single" w:color="CCCCCC" w:sz="4" w:space="0"/>
+            <w:right w:val="single" w:color="CCCCCC" w:sz="4" w:space="0"/>
+            <w:insideH w:val="single" w:color="CCCCCC" w:sz="4" w:space="0"/>
+            <w:insideV w:val="single" w:color="CCCCCC" w:sz="4" w:space="0"/>
+          </w:tblBorders>
+          <w:tblCellMar>
+            <w:top w:w="113" w:type="dxa"/>
+            <w:left w:w="113" w:type="dxa"/>
+            <w:bottom w:w="113" w:type="dxa"/>
+            <w:right w:w="113" w:type="dxa"/>
+          </w:tblCellMar>
+        </w:tblPrEx>
         <w:trPr>
           <w:trHeight w:val="0" w:hRule="atLeast"/>
           <w:jc w:val="center"/>
@@ -14268,6 +13952,22 @@
         </w:tc>
       </w:tr>
       <w:tr>
+        <w:tblPrEx>
+          <w:tblBorders>
+            <w:top w:val="single" w:color="CCCCCC" w:sz="4" w:space="0"/>
+            <w:left w:val="single" w:color="CCCCCC" w:sz="4" w:space="0"/>
+            <w:bottom w:val="single" w:color="CCCCCC" w:sz="4" w:space="0"/>
+            <w:right w:val="single" w:color="CCCCCC" w:sz="4" w:space="0"/>
+            <w:insideH w:val="single" w:color="CCCCCC" w:sz="4" w:space="0"/>
+            <w:insideV w:val="single" w:color="CCCCCC" w:sz="4" w:space="0"/>
+          </w:tblBorders>
+          <w:tblCellMar>
+            <w:top w:w="113" w:type="dxa"/>
+            <w:left w:w="113" w:type="dxa"/>
+            <w:bottom w:w="113" w:type="dxa"/>
+            <w:right w:w="113" w:type="dxa"/>
+          </w:tblCellMar>
+        </w:tblPrEx>
         <w:trPr>
           <w:trHeight w:val="0" w:hRule="atLeast"/>
           <w:jc w:val="center"/>
@@ -14308,7 +14008,7 @@
       <w:pPr>
         <w:widowControl/>
         <w:spacing w:line="400" w:lineRule="exact"/>
-        <w:ind w:left="428" w:hanging="428" w:hangingChars="200"/>
+        <w:ind w:left="428" w:hanging="430" w:hangingChars="200"/>
         <w:rPr>
           <w:rFonts w:hint="default" w:ascii="苹方 中等" w:hAnsi="苹方 中等" w:eastAsia="苹方 中等" w:cs="苹方 中等"/>
           <w:b/>
@@ -14334,7 +14034,7 @@
       <w:pPr>
         <w:widowControl/>
         <w:spacing w:line="400" w:lineRule="exact"/>
-        <w:ind w:left="428" w:hanging="428" w:hangingChars="200"/>
+        <w:ind w:left="428" w:hanging="430" w:hangingChars="200"/>
         <w:rPr>
           <w:rFonts w:hint="eastAsia" w:ascii="苹方 中等" w:hAnsi="苹方 中等" w:eastAsia="苹方 中等" w:cs="苹方 中等"/>
           <w:b/>
@@ -14544,6 +14244,22 @@
         <w:gridCol w:w="8247"/>
       </w:tblGrid>
       <w:tr>
+        <w:tblPrEx>
+          <w:tblBorders>
+            <w:top w:val="single" w:color="45A3A7" w:sz="18" w:space="0"/>
+            <w:left w:val="none" w:color="auto" w:sz="0" w:space="0"/>
+            <w:bottom w:val="dotted" w:color="45A3A7" w:sz="4" w:space="0"/>
+            <w:right w:val="none" w:color="auto" w:sz="0" w:space="0"/>
+            <w:insideH w:val="dotted" w:color="45A3A7" w:sz="4" w:space="0"/>
+            <w:insideV w:val="dotted" w:color="45A3A7" w:sz="4" w:space="0"/>
+          </w:tblBorders>
+          <w:tblCellMar>
+            <w:top w:w="0" w:type="dxa"/>
+            <w:left w:w="108" w:type="dxa"/>
+            <w:bottom w:w="0" w:type="dxa"/>
+            <w:right w:w="108" w:type="dxa"/>
+          </w:tblCellMar>
+        </w:tblPrEx>
         <w:trPr>
           <w:trHeight w:val="417" w:hRule="atLeast"/>
           <w:jc w:val="center"/>
@@ -14636,6 +14352,22 @@
         </w:tc>
       </w:tr>
       <w:tr>
+        <w:tblPrEx>
+          <w:tblBorders>
+            <w:top w:val="single" w:color="45A3A7" w:sz="18" w:space="0"/>
+            <w:left w:val="none" w:color="auto" w:sz="0" w:space="0"/>
+            <w:bottom w:val="dotted" w:color="45A3A7" w:sz="4" w:space="0"/>
+            <w:right w:val="none" w:color="auto" w:sz="0" w:space="0"/>
+            <w:insideH w:val="dotted" w:color="45A3A7" w:sz="4" w:space="0"/>
+            <w:insideV w:val="dotted" w:color="45A3A7" w:sz="4" w:space="0"/>
+          </w:tblBorders>
+          <w:tblCellMar>
+            <w:top w:w="0" w:type="dxa"/>
+            <w:left w:w="108" w:type="dxa"/>
+            <w:bottom w:w="0" w:type="dxa"/>
+            <w:right w:w="108" w:type="dxa"/>
+          </w:tblCellMar>
+        </w:tblPrEx>
         <w:trPr>
           <w:trHeight w:val="494" w:hRule="atLeast"/>
           <w:jc w:val="center"/>
@@ -14728,6 +14460,22 @@
         </w:tc>
       </w:tr>
       <w:tr>
+        <w:tblPrEx>
+          <w:tblBorders>
+            <w:top w:val="single" w:color="45A3A7" w:sz="18" w:space="0"/>
+            <w:left w:val="none" w:color="auto" w:sz="0" w:space="0"/>
+            <w:bottom w:val="dotted" w:color="45A3A7" w:sz="4" w:space="0"/>
+            <w:right w:val="none" w:color="auto" w:sz="0" w:space="0"/>
+            <w:insideH w:val="dotted" w:color="45A3A7" w:sz="4" w:space="0"/>
+            <w:insideV w:val="dotted" w:color="45A3A7" w:sz="4" w:space="0"/>
+          </w:tblBorders>
+          <w:tblCellMar>
+            <w:top w:w="0" w:type="dxa"/>
+            <w:left w:w="108" w:type="dxa"/>
+            <w:bottom w:w="0" w:type="dxa"/>
+            <w:right w:w="108" w:type="dxa"/>
+          </w:tblCellMar>
+        </w:tblPrEx>
         <w:trPr>
           <w:trHeight w:val="474" w:hRule="atLeast"/>
           <w:jc w:val="center"/>
@@ -14901,6 +14649,22 @@
         </w:tc>
       </w:tr>
       <w:tr>
+        <w:tblPrEx>
+          <w:tblBorders>
+            <w:top w:val="single" w:color="45A3A7" w:sz="18" w:space="0"/>
+            <w:left w:val="none" w:color="auto" w:sz="0" w:space="0"/>
+            <w:bottom w:val="dotted" w:color="45A3A7" w:sz="4" w:space="0"/>
+            <w:right w:val="none" w:color="auto" w:sz="0" w:space="0"/>
+            <w:insideH w:val="dotted" w:color="45A3A7" w:sz="4" w:space="0"/>
+            <w:insideV w:val="dotted" w:color="45A3A7" w:sz="4" w:space="0"/>
+          </w:tblBorders>
+          <w:tblCellMar>
+            <w:top w:w="0" w:type="dxa"/>
+            <w:left w:w="108" w:type="dxa"/>
+            <w:bottom w:w="0" w:type="dxa"/>
+            <w:right w:w="108" w:type="dxa"/>
+          </w:tblCellMar>
+        </w:tblPrEx>
         <w:trPr>
           <w:trHeight w:val="474" w:hRule="atLeast"/>
           <w:jc w:val="center"/>
@@ -15066,6 +14830,22 @@
         </w:tc>
       </w:tr>
       <w:tr>
+        <w:tblPrEx>
+          <w:tblBorders>
+            <w:top w:val="single" w:color="45A3A7" w:sz="18" w:space="0"/>
+            <w:left w:val="none" w:color="auto" w:sz="0" w:space="0"/>
+            <w:bottom w:val="dotted" w:color="45A3A7" w:sz="4" w:space="0"/>
+            <w:right w:val="none" w:color="auto" w:sz="0" w:space="0"/>
+            <w:insideH w:val="dotted" w:color="45A3A7" w:sz="4" w:space="0"/>
+            <w:insideV w:val="dotted" w:color="45A3A7" w:sz="4" w:space="0"/>
+          </w:tblBorders>
+          <w:tblCellMar>
+            <w:top w:w="0" w:type="dxa"/>
+            <w:left w:w="108" w:type="dxa"/>
+            <w:bottom w:w="0" w:type="dxa"/>
+            <w:right w:w="108" w:type="dxa"/>
+          </w:tblCellMar>
+        </w:tblPrEx>
         <w:trPr>
           <w:trHeight w:val="474" w:hRule="atLeast"/>
           <w:jc w:val="center"/>
@@ -15231,6 +15011,22 @@
         </w:tc>
       </w:tr>
       <w:tr>
+        <w:tblPrEx>
+          <w:tblBorders>
+            <w:top w:val="single" w:color="45A3A7" w:sz="18" w:space="0"/>
+            <w:left w:val="none" w:color="auto" w:sz="0" w:space="0"/>
+            <w:bottom w:val="dotted" w:color="45A3A7" w:sz="4" w:space="0"/>
+            <w:right w:val="none" w:color="auto" w:sz="0" w:space="0"/>
+            <w:insideH w:val="dotted" w:color="45A3A7" w:sz="4" w:space="0"/>
+            <w:insideV w:val="dotted" w:color="45A3A7" w:sz="4" w:space="0"/>
+          </w:tblBorders>
+          <w:tblCellMar>
+            <w:top w:w="0" w:type="dxa"/>
+            <w:left w:w="108" w:type="dxa"/>
+            <w:bottom w:w="0" w:type="dxa"/>
+            <w:right w:w="108" w:type="dxa"/>
+          </w:tblCellMar>
+        </w:tblPrEx>
         <w:trPr>
           <w:trHeight w:val="474" w:hRule="atLeast"/>
           <w:jc w:val="center"/>
@@ -15448,6 +15244,22 @@
         </w:tc>
       </w:tr>
       <w:tr>
+        <w:tblPrEx>
+          <w:tblBorders>
+            <w:top w:val="single" w:color="45A3A7" w:sz="18" w:space="0"/>
+            <w:left w:val="none" w:color="auto" w:sz="0" w:space="0"/>
+            <w:bottom w:val="dotted" w:color="45A3A7" w:sz="4" w:space="0"/>
+            <w:right w:val="none" w:color="auto" w:sz="0" w:space="0"/>
+            <w:insideH w:val="dotted" w:color="45A3A7" w:sz="4" w:space="0"/>
+            <w:insideV w:val="dotted" w:color="45A3A7" w:sz="4" w:space="0"/>
+          </w:tblBorders>
+          <w:tblCellMar>
+            <w:top w:w="0" w:type="dxa"/>
+            <w:left w:w="108" w:type="dxa"/>
+            <w:bottom w:w="0" w:type="dxa"/>
+            <w:right w:w="108" w:type="dxa"/>
+          </w:tblCellMar>
+        </w:tblPrEx>
         <w:trPr>
           <w:trHeight w:val="474" w:hRule="atLeast"/>
           <w:jc w:val="center"/>
@@ -15660,6 +15472,22 @@
         </w:tc>
       </w:tr>
       <w:tr>
+        <w:tblPrEx>
+          <w:tblBorders>
+            <w:top w:val="single" w:color="45A3A7" w:sz="18" w:space="0"/>
+            <w:left w:val="none" w:color="auto" w:sz="0" w:space="0"/>
+            <w:bottom w:val="dotted" w:color="45A3A7" w:sz="4" w:space="0"/>
+            <w:right w:val="none" w:color="auto" w:sz="0" w:space="0"/>
+            <w:insideH w:val="dotted" w:color="45A3A7" w:sz="4" w:space="0"/>
+            <w:insideV w:val="dotted" w:color="45A3A7" w:sz="4" w:space="0"/>
+          </w:tblBorders>
+          <w:tblCellMar>
+            <w:top w:w="0" w:type="dxa"/>
+            <w:left w:w="108" w:type="dxa"/>
+            <w:bottom w:w="0" w:type="dxa"/>
+            <w:right w:w="108" w:type="dxa"/>
+          </w:tblCellMar>
+        </w:tblPrEx>
         <w:trPr>
           <w:trHeight w:val="474" w:hRule="atLeast"/>
           <w:jc w:val="center"/>
@@ -15856,6 +15684,22 @@
         </w:tc>
       </w:tr>
       <w:tr>
+        <w:tblPrEx>
+          <w:tblBorders>
+            <w:top w:val="single" w:color="45A3A7" w:sz="18" w:space="0"/>
+            <w:left w:val="none" w:color="auto" w:sz="0" w:space="0"/>
+            <w:bottom w:val="dotted" w:color="45A3A7" w:sz="4" w:space="0"/>
+            <w:right w:val="none" w:color="auto" w:sz="0" w:space="0"/>
+            <w:insideH w:val="dotted" w:color="45A3A7" w:sz="4" w:space="0"/>
+            <w:insideV w:val="dotted" w:color="45A3A7" w:sz="4" w:space="0"/>
+          </w:tblBorders>
+          <w:tblCellMar>
+            <w:top w:w="0" w:type="dxa"/>
+            <w:left w:w="108" w:type="dxa"/>
+            <w:bottom w:w="0" w:type="dxa"/>
+            <w:right w:w="108" w:type="dxa"/>
+          </w:tblCellMar>
+        </w:tblPrEx>
         <w:trPr>
           <w:trHeight w:val="474" w:hRule="atLeast"/>
           <w:jc w:val="center"/>
@@ -16052,6 +15896,22 @@
         </w:tc>
       </w:tr>
       <w:tr>
+        <w:tblPrEx>
+          <w:tblBorders>
+            <w:top w:val="single" w:color="45A3A7" w:sz="18" w:space="0"/>
+            <w:left w:val="none" w:color="auto" w:sz="0" w:space="0"/>
+            <w:bottom w:val="dotted" w:color="45A3A7" w:sz="4" w:space="0"/>
+            <w:right w:val="none" w:color="auto" w:sz="0" w:space="0"/>
+            <w:insideH w:val="dotted" w:color="45A3A7" w:sz="4" w:space="0"/>
+            <w:insideV w:val="dotted" w:color="45A3A7" w:sz="4" w:space="0"/>
+          </w:tblBorders>
+          <w:tblCellMar>
+            <w:top w:w="0" w:type="dxa"/>
+            <w:left w:w="108" w:type="dxa"/>
+            <w:bottom w:w="0" w:type="dxa"/>
+            <w:right w:w="108" w:type="dxa"/>
+          </w:tblCellMar>
+        </w:tblPrEx>
         <w:trPr>
           <w:trHeight w:val="474" w:hRule="atLeast"/>
           <w:jc w:val="center"/>
@@ -16264,6 +16124,22 @@
         </w:tc>
       </w:tr>
       <w:tr>
+        <w:tblPrEx>
+          <w:tblBorders>
+            <w:top w:val="single" w:color="45A3A7" w:sz="18" w:space="0"/>
+            <w:left w:val="none" w:color="auto" w:sz="0" w:space="0"/>
+            <w:bottom w:val="dotted" w:color="45A3A7" w:sz="4" w:space="0"/>
+            <w:right w:val="none" w:color="auto" w:sz="0" w:space="0"/>
+            <w:insideH w:val="dotted" w:color="45A3A7" w:sz="4" w:space="0"/>
+            <w:insideV w:val="dotted" w:color="45A3A7" w:sz="4" w:space="0"/>
+          </w:tblBorders>
+          <w:tblCellMar>
+            <w:top w:w="0" w:type="dxa"/>
+            <w:left w:w="108" w:type="dxa"/>
+            <w:bottom w:w="0" w:type="dxa"/>
+            <w:right w:w="108" w:type="dxa"/>
+          </w:tblCellMar>
+        </w:tblPrEx>
         <w:trPr>
           <w:jc w:val="center"/>
         </w:trPr>
@@ -16504,6 +16380,22 @@
         <w:gridCol w:w="5695"/>
       </w:tblGrid>
       <w:tr>
+        <w:tblPrEx>
+          <w:tblBorders>
+            <w:top w:val="single" w:color="45A3A7" w:sz="18" w:space="0"/>
+            <w:left w:val="none" w:color="auto" w:sz="0" w:space="0"/>
+            <w:bottom w:val="dotted" w:color="45A3A7" w:sz="4" w:space="0"/>
+            <w:right w:val="none" w:color="auto" w:sz="0" w:space="0"/>
+            <w:insideH w:val="dotted" w:color="45A3A7" w:sz="4" w:space="0"/>
+            <w:insideV w:val="dotted" w:color="45A3A7" w:sz="4" w:space="0"/>
+          </w:tblBorders>
+          <w:tblCellMar>
+            <w:top w:w="0" w:type="dxa"/>
+            <w:left w:w="108" w:type="dxa"/>
+            <w:bottom w:w="0" w:type="dxa"/>
+            <w:right w:w="108" w:type="dxa"/>
+          </w:tblCellMar>
+        </w:tblPrEx>
         <w:trPr>
           <w:trHeight w:val="417" w:hRule="atLeast"/>
           <w:jc w:val="center"/>
@@ -16718,6 +16610,22 @@
         </w:tc>
       </w:tr>
       <w:tr>
+        <w:tblPrEx>
+          <w:tblBorders>
+            <w:top w:val="single" w:color="45A3A7" w:sz="18" w:space="0"/>
+            <w:left w:val="none" w:color="auto" w:sz="0" w:space="0"/>
+            <w:bottom w:val="dotted" w:color="45A3A7" w:sz="4" w:space="0"/>
+            <w:right w:val="none" w:color="auto" w:sz="0" w:space="0"/>
+            <w:insideH w:val="dotted" w:color="45A3A7" w:sz="4" w:space="0"/>
+            <w:insideV w:val="dotted" w:color="45A3A7" w:sz="4" w:space="0"/>
+          </w:tblBorders>
+          <w:tblCellMar>
+            <w:top w:w="0" w:type="dxa"/>
+            <w:left w:w="108" w:type="dxa"/>
+            <w:bottom w:w="0" w:type="dxa"/>
+            <w:right w:w="108" w:type="dxa"/>
+          </w:tblCellMar>
+        </w:tblPrEx>
         <w:trPr>
           <w:trHeight w:val="494" w:hRule="atLeast"/>
           <w:jc w:val="center"/>
@@ -16762,6 +16670,22 @@
         </w:tc>
       </w:tr>
       <w:tr>
+        <w:tblPrEx>
+          <w:tblBorders>
+            <w:top w:val="single" w:color="45A3A7" w:sz="18" w:space="0"/>
+            <w:left w:val="none" w:color="auto" w:sz="0" w:space="0"/>
+            <w:bottom w:val="dotted" w:color="45A3A7" w:sz="4" w:space="0"/>
+            <w:right w:val="none" w:color="auto" w:sz="0" w:space="0"/>
+            <w:insideH w:val="dotted" w:color="45A3A7" w:sz="4" w:space="0"/>
+            <w:insideV w:val="dotted" w:color="45A3A7" w:sz="4" w:space="0"/>
+          </w:tblBorders>
+          <w:tblCellMar>
+            <w:top w:w="0" w:type="dxa"/>
+            <w:left w:w="108" w:type="dxa"/>
+            <w:bottom w:w="0" w:type="dxa"/>
+            <w:right w:w="108" w:type="dxa"/>
+          </w:tblCellMar>
+        </w:tblPrEx>
         <w:trPr>
           <w:trHeight w:val="494" w:hRule="atLeast"/>
           <w:jc w:val="center"/>
@@ -16997,6 +16921,22 @@
         </w:tc>
       </w:tr>
       <w:tr>
+        <w:tblPrEx>
+          <w:tblBorders>
+            <w:top w:val="single" w:color="45A3A7" w:sz="18" w:space="0"/>
+            <w:left w:val="none" w:color="auto" w:sz="0" w:space="0"/>
+            <w:bottom w:val="dotted" w:color="45A3A7" w:sz="4" w:space="0"/>
+            <w:right w:val="none" w:color="auto" w:sz="0" w:space="0"/>
+            <w:insideH w:val="dotted" w:color="45A3A7" w:sz="4" w:space="0"/>
+            <w:insideV w:val="dotted" w:color="45A3A7" w:sz="4" w:space="0"/>
+          </w:tblBorders>
+          <w:tblCellMar>
+            <w:top w:w="0" w:type="dxa"/>
+            <w:left w:w="108" w:type="dxa"/>
+            <w:bottom w:w="0" w:type="dxa"/>
+            <w:right w:w="108" w:type="dxa"/>
+          </w:tblCellMar>
+        </w:tblPrEx>
         <w:trPr>
           <w:trHeight w:val="494" w:hRule="atLeast"/>
           <w:jc w:val="center"/>
@@ -17113,6 +17053,16 @@
         <w:gridCol w:w="5666"/>
       </w:tblGrid>
       <w:tr>
+        <w:tblPrEx>
+          <w:tblBorders>
+            <w:top w:val="single" w:color="45A3A7" w:sz="18" w:space="0"/>
+            <w:left w:val="none" w:color="auto" w:sz="0" w:space="0"/>
+            <w:bottom w:val="dotted" w:color="45A3A7" w:sz="4" w:space="0"/>
+            <w:right w:val="none" w:color="auto" w:sz="0" w:space="0"/>
+            <w:insideH w:val="dotted" w:color="45A3A7" w:sz="4" w:space="0"/>
+            <w:insideV w:val="dotted" w:color="45A3A7" w:sz="4" w:space="0"/>
+          </w:tblBorders>
+        </w:tblPrEx>
         <w:trPr>
           <w:trHeight w:val="417" w:hRule="atLeast"/>
           <w:jc w:val="center"/>
@@ -17327,6 +17277,22 @@
         </w:tc>
       </w:tr>
       <w:tr>
+        <w:tblPrEx>
+          <w:tblBorders>
+            <w:top w:val="single" w:color="45A3A7" w:sz="18" w:space="0"/>
+            <w:left w:val="none" w:color="auto" w:sz="0" w:space="0"/>
+            <w:bottom w:val="dotted" w:color="45A3A7" w:sz="4" w:space="0"/>
+            <w:right w:val="none" w:color="auto" w:sz="0" w:space="0"/>
+            <w:insideH w:val="dotted" w:color="45A3A7" w:sz="4" w:space="0"/>
+            <w:insideV w:val="dotted" w:color="45A3A7" w:sz="4" w:space="0"/>
+          </w:tblBorders>
+          <w:tblCellMar>
+            <w:top w:w="0" w:type="dxa"/>
+            <w:left w:w="108" w:type="dxa"/>
+            <w:bottom w:w="0" w:type="dxa"/>
+            <w:right w:w="108" w:type="dxa"/>
+          </w:tblCellMar>
+        </w:tblPrEx>
         <w:trPr>
           <w:trHeight w:val="494" w:hRule="atLeast"/>
           <w:jc w:val="center"/>
@@ -17391,6 +17357,22 @@
         </w:tc>
       </w:tr>
       <w:tr>
+        <w:tblPrEx>
+          <w:tblBorders>
+            <w:top w:val="single" w:color="45A3A7" w:sz="18" w:space="0"/>
+            <w:left w:val="none" w:color="auto" w:sz="0" w:space="0"/>
+            <w:bottom w:val="dotted" w:color="45A3A7" w:sz="4" w:space="0"/>
+            <w:right w:val="none" w:color="auto" w:sz="0" w:space="0"/>
+            <w:insideH w:val="dotted" w:color="45A3A7" w:sz="4" w:space="0"/>
+            <w:insideV w:val="dotted" w:color="45A3A7" w:sz="4" w:space="0"/>
+          </w:tblBorders>
+          <w:tblCellMar>
+            <w:top w:w="0" w:type="dxa"/>
+            <w:left w:w="108" w:type="dxa"/>
+            <w:bottom w:w="0" w:type="dxa"/>
+            <w:right w:w="108" w:type="dxa"/>
+          </w:tblCellMar>
+        </w:tblPrEx>
         <w:trPr>
           <w:trHeight w:val="494" w:hRule="atLeast"/>
           <w:jc w:val="center"/>
@@ -17626,6 +17608,22 @@
         </w:tc>
       </w:tr>
       <w:tr>
+        <w:tblPrEx>
+          <w:tblBorders>
+            <w:top w:val="single" w:color="45A3A7" w:sz="18" w:space="0"/>
+            <w:left w:val="none" w:color="auto" w:sz="0" w:space="0"/>
+            <w:bottom w:val="dotted" w:color="45A3A7" w:sz="4" w:space="0"/>
+            <w:right w:val="none" w:color="auto" w:sz="0" w:space="0"/>
+            <w:insideH w:val="dotted" w:color="45A3A7" w:sz="4" w:space="0"/>
+            <w:insideV w:val="dotted" w:color="45A3A7" w:sz="4" w:space="0"/>
+          </w:tblBorders>
+          <w:tblCellMar>
+            <w:top w:w="0" w:type="dxa"/>
+            <w:left w:w="108" w:type="dxa"/>
+            <w:bottom w:w="0" w:type="dxa"/>
+            <w:right w:w="108" w:type="dxa"/>
+          </w:tblCellMar>
+        </w:tblPrEx>
         <w:trPr>
           <w:trHeight w:val="494" w:hRule="atLeast"/>
           <w:jc w:val="center"/>
@@ -17744,6 +17742,22 @@
         <w:gridCol w:w="856"/>
       </w:tblGrid>
       <w:tr>
+        <w:tblPrEx>
+          <w:tblBorders>
+            <w:top w:val="single" w:color="45A3A7" w:sz="18" w:space="0"/>
+            <w:left w:val="none" w:color="auto" w:sz="0" w:space="0"/>
+            <w:bottom w:val="dotted" w:color="45A3A7" w:sz="4" w:space="0"/>
+            <w:right w:val="none" w:color="auto" w:sz="0" w:space="0"/>
+            <w:insideH w:val="dotted" w:color="45A3A7" w:sz="4" w:space="0"/>
+            <w:insideV w:val="dotted" w:color="45A3A7" w:sz="4" w:space="0"/>
+          </w:tblBorders>
+          <w:tblCellMar>
+            <w:top w:w="0" w:type="dxa"/>
+            <w:left w:w="108" w:type="dxa"/>
+            <w:bottom w:w="0" w:type="dxa"/>
+            <w:right w:w="108" w:type="dxa"/>
+          </w:tblCellMar>
+        </w:tblPrEx>
         <w:trPr>
           <w:trHeight w:val="420" w:hRule="atLeast"/>
           <w:jc w:val="center"/>
@@ -18044,6 +18058,22 @@
         </w:tc>
       </w:tr>
       <w:tr>
+        <w:tblPrEx>
+          <w:tblBorders>
+            <w:top w:val="single" w:color="45A3A7" w:sz="18" w:space="0"/>
+            <w:left w:val="none" w:color="auto" w:sz="0" w:space="0"/>
+            <w:bottom w:val="dotted" w:color="45A3A7" w:sz="4" w:space="0"/>
+            <w:right w:val="none" w:color="auto" w:sz="0" w:space="0"/>
+            <w:insideH w:val="dotted" w:color="45A3A7" w:sz="4" w:space="0"/>
+            <w:insideV w:val="dotted" w:color="45A3A7" w:sz="4" w:space="0"/>
+          </w:tblBorders>
+          <w:tblCellMar>
+            <w:top w:w="0" w:type="dxa"/>
+            <w:left w:w="108" w:type="dxa"/>
+            <w:bottom w:w="0" w:type="dxa"/>
+            <w:right w:w="108" w:type="dxa"/>
+          </w:tblCellMar>
+        </w:tblPrEx>
         <w:trPr>
           <w:jc w:val="center"/>
         </w:trPr>
@@ -18086,6 +18116,22 @@
         </w:tc>
       </w:tr>
       <w:tr>
+        <w:tblPrEx>
+          <w:tblBorders>
+            <w:top w:val="single" w:color="45A3A7" w:sz="18" w:space="0"/>
+            <w:left w:val="none" w:color="auto" w:sz="0" w:space="0"/>
+            <w:bottom w:val="dotted" w:color="45A3A7" w:sz="4" w:space="0"/>
+            <w:right w:val="none" w:color="auto" w:sz="0" w:space="0"/>
+            <w:insideH w:val="dotted" w:color="45A3A7" w:sz="4" w:space="0"/>
+            <w:insideV w:val="dotted" w:color="45A3A7" w:sz="4" w:space="0"/>
+          </w:tblBorders>
+          <w:tblCellMar>
+            <w:top w:w="0" w:type="dxa"/>
+            <w:left w:w="108" w:type="dxa"/>
+            <w:bottom w:w="0" w:type="dxa"/>
+            <w:right w:w="108" w:type="dxa"/>
+          </w:tblCellMar>
+        </w:tblPrEx>
         <w:trPr>
           <w:jc w:val="center"/>
         </w:trPr>
@@ -18344,6 +18390,22 @@
         </w:tc>
       </w:tr>
       <w:tr>
+        <w:tblPrEx>
+          <w:tblBorders>
+            <w:top w:val="single" w:color="45A3A7" w:sz="18" w:space="0"/>
+            <w:left w:val="none" w:color="auto" w:sz="0" w:space="0"/>
+            <w:bottom w:val="dotted" w:color="45A3A7" w:sz="4" w:space="0"/>
+            <w:right w:val="none" w:color="auto" w:sz="0" w:space="0"/>
+            <w:insideH w:val="dotted" w:color="45A3A7" w:sz="4" w:space="0"/>
+            <w:insideV w:val="dotted" w:color="45A3A7" w:sz="4" w:space="0"/>
+          </w:tblBorders>
+          <w:tblCellMar>
+            <w:top w:w="0" w:type="dxa"/>
+            <w:left w:w="108" w:type="dxa"/>
+            <w:bottom w:w="0" w:type="dxa"/>
+            <w:right w:w="108" w:type="dxa"/>
+          </w:tblCellMar>
+        </w:tblPrEx>
         <w:trPr>
           <w:jc w:val="center"/>
         </w:trPr>
@@ -18452,6 +18514,22 @@
         <w:gridCol w:w="8027"/>
       </w:tblGrid>
       <w:tr>
+        <w:tblPrEx>
+          <w:tblBorders>
+            <w:top w:val="single" w:color="45A3A7" w:sz="18" w:space="0"/>
+            <w:left w:val="none" w:color="auto" w:sz="0" w:space="0"/>
+            <w:bottom w:val="dotted" w:color="45A3A7" w:sz="4" w:space="0"/>
+            <w:right w:val="none" w:color="auto" w:sz="0" w:space="0"/>
+            <w:insideH w:val="dotted" w:color="45A3A7" w:sz="4" w:space="0"/>
+            <w:insideV w:val="dotted" w:color="45A3A7" w:sz="4" w:space="0"/>
+          </w:tblBorders>
+          <w:tblCellMar>
+            <w:top w:w="0" w:type="dxa"/>
+            <w:left w:w="108" w:type="dxa"/>
+            <w:bottom w:w="0" w:type="dxa"/>
+            <w:right w:w="108" w:type="dxa"/>
+          </w:tblCellMar>
+        </w:tblPrEx>
         <w:trPr>
           <w:trHeight w:val="329" w:hRule="atLeast"/>
         </w:trPr>
@@ -18537,6 +18615,22 @@
         </w:tc>
       </w:tr>
       <w:tr>
+        <w:tblPrEx>
+          <w:tblBorders>
+            <w:top w:val="single" w:color="45A3A7" w:sz="18" w:space="0"/>
+            <w:left w:val="none" w:color="auto" w:sz="0" w:space="0"/>
+            <w:bottom w:val="dotted" w:color="45A3A7" w:sz="4" w:space="0"/>
+            <w:right w:val="none" w:color="auto" w:sz="0" w:space="0"/>
+            <w:insideH w:val="dotted" w:color="45A3A7" w:sz="4" w:space="0"/>
+            <w:insideV w:val="dotted" w:color="45A3A7" w:sz="4" w:space="0"/>
+          </w:tblBorders>
+          <w:tblCellMar>
+            <w:top w:w="0" w:type="dxa"/>
+            <w:left w:w="108" w:type="dxa"/>
+            <w:bottom w:w="0" w:type="dxa"/>
+            <w:right w:w="108" w:type="dxa"/>
+          </w:tblCellMar>
+        </w:tblPrEx>
         <w:tc>
           <w:tcPr>
             <w:tcW w:w="1843" w:type="dxa"/>
@@ -18619,6 +18713,22 @@
         </w:tc>
       </w:tr>
       <w:tr>
+        <w:tblPrEx>
+          <w:tblBorders>
+            <w:top w:val="single" w:color="45A3A7" w:sz="18" w:space="0"/>
+            <w:left w:val="none" w:color="auto" w:sz="0" w:space="0"/>
+            <w:bottom w:val="dotted" w:color="45A3A7" w:sz="4" w:space="0"/>
+            <w:right w:val="none" w:color="auto" w:sz="0" w:space="0"/>
+            <w:insideH w:val="dotted" w:color="45A3A7" w:sz="4" w:space="0"/>
+            <w:insideV w:val="dotted" w:color="45A3A7" w:sz="4" w:space="0"/>
+          </w:tblBorders>
+          <w:tblCellMar>
+            <w:top w:w="0" w:type="dxa"/>
+            <w:left w:w="108" w:type="dxa"/>
+            <w:bottom w:w="0" w:type="dxa"/>
+            <w:right w:w="108" w:type="dxa"/>
+          </w:tblCellMar>
+        </w:tblPrEx>
         <w:tc>
           <w:tcPr>
             <w:tcW w:w="1843" w:type="dxa"/>
@@ -18773,6 +18883,22 @@
         <w:gridCol w:w="8247"/>
       </w:tblGrid>
       <w:tr>
+        <w:tblPrEx>
+          <w:tblBorders>
+            <w:top w:val="single" w:color="45A3A7" w:sz="18" w:space="0"/>
+            <w:left w:val="none" w:color="auto" w:sz="0" w:space="0"/>
+            <w:bottom w:val="dotted" w:color="45A3A7" w:sz="4" w:space="0"/>
+            <w:right w:val="none" w:color="auto" w:sz="0" w:space="0"/>
+            <w:insideH w:val="dotted" w:color="45A3A7" w:sz="4" w:space="0"/>
+            <w:insideV w:val="dotted" w:color="45A3A7" w:sz="4" w:space="0"/>
+          </w:tblBorders>
+          <w:tblCellMar>
+            <w:top w:w="0" w:type="dxa"/>
+            <w:left w:w="108" w:type="dxa"/>
+            <w:bottom w:w="0" w:type="dxa"/>
+            <w:right w:w="108" w:type="dxa"/>
+          </w:tblCellMar>
+        </w:tblPrEx>
         <w:trPr>
           <w:trHeight w:val="417" w:hRule="atLeast"/>
           <w:jc w:val="center"/>
@@ -18865,6 +18991,22 @@
         </w:tc>
       </w:tr>
       <w:tr>
+        <w:tblPrEx>
+          <w:tblBorders>
+            <w:top w:val="single" w:color="45A3A7" w:sz="18" w:space="0"/>
+            <w:left w:val="none" w:color="auto" w:sz="0" w:space="0"/>
+            <w:bottom w:val="dotted" w:color="45A3A7" w:sz="4" w:space="0"/>
+            <w:right w:val="none" w:color="auto" w:sz="0" w:space="0"/>
+            <w:insideH w:val="dotted" w:color="45A3A7" w:sz="4" w:space="0"/>
+            <w:insideV w:val="dotted" w:color="45A3A7" w:sz="4" w:space="0"/>
+          </w:tblBorders>
+          <w:tblCellMar>
+            <w:top w:w="0" w:type="dxa"/>
+            <w:left w:w="108" w:type="dxa"/>
+            <w:bottom w:w="0" w:type="dxa"/>
+            <w:right w:w="108" w:type="dxa"/>
+          </w:tblCellMar>
+        </w:tblPrEx>
         <w:trPr>
           <w:trHeight w:val="494" w:hRule="atLeast"/>
           <w:jc w:val="center"/>
@@ -18957,6 +19099,22 @@
         </w:tc>
       </w:tr>
       <w:tr>
+        <w:tblPrEx>
+          <w:tblBorders>
+            <w:top w:val="single" w:color="45A3A7" w:sz="18" w:space="0"/>
+            <w:left w:val="none" w:color="auto" w:sz="0" w:space="0"/>
+            <w:bottom w:val="dotted" w:color="45A3A7" w:sz="4" w:space="0"/>
+            <w:right w:val="none" w:color="auto" w:sz="0" w:space="0"/>
+            <w:insideH w:val="dotted" w:color="45A3A7" w:sz="4" w:space="0"/>
+            <w:insideV w:val="dotted" w:color="45A3A7" w:sz="4" w:space="0"/>
+          </w:tblBorders>
+          <w:tblCellMar>
+            <w:top w:w="0" w:type="dxa"/>
+            <w:left w:w="108" w:type="dxa"/>
+            <w:bottom w:w="0" w:type="dxa"/>
+            <w:right w:w="108" w:type="dxa"/>
+          </w:tblCellMar>
+        </w:tblPrEx>
         <w:trPr>
           <w:trHeight w:val="474" w:hRule="atLeast"/>
           <w:jc w:val="center"/>
@@ -19130,6 +19288,22 @@
         </w:tc>
       </w:tr>
       <w:tr>
+        <w:tblPrEx>
+          <w:tblBorders>
+            <w:top w:val="single" w:color="45A3A7" w:sz="18" w:space="0"/>
+            <w:left w:val="none" w:color="auto" w:sz="0" w:space="0"/>
+            <w:bottom w:val="dotted" w:color="45A3A7" w:sz="4" w:space="0"/>
+            <w:right w:val="none" w:color="auto" w:sz="0" w:space="0"/>
+            <w:insideH w:val="dotted" w:color="45A3A7" w:sz="4" w:space="0"/>
+            <w:insideV w:val="dotted" w:color="45A3A7" w:sz="4" w:space="0"/>
+          </w:tblBorders>
+          <w:tblCellMar>
+            <w:top w:w="0" w:type="dxa"/>
+            <w:left w:w="108" w:type="dxa"/>
+            <w:bottom w:w="0" w:type="dxa"/>
+            <w:right w:w="108" w:type="dxa"/>
+          </w:tblCellMar>
+        </w:tblPrEx>
         <w:trPr>
           <w:trHeight w:val="474" w:hRule="atLeast"/>
           <w:jc w:val="center"/>
@@ -19295,6 +19469,22 @@
         </w:tc>
       </w:tr>
       <w:tr>
+        <w:tblPrEx>
+          <w:tblBorders>
+            <w:top w:val="single" w:color="45A3A7" w:sz="18" w:space="0"/>
+            <w:left w:val="none" w:color="auto" w:sz="0" w:space="0"/>
+            <w:bottom w:val="dotted" w:color="45A3A7" w:sz="4" w:space="0"/>
+            <w:right w:val="none" w:color="auto" w:sz="0" w:space="0"/>
+            <w:insideH w:val="dotted" w:color="45A3A7" w:sz="4" w:space="0"/>
+            <w:insideV w:val="dotted" w:color="45A3A7" w:sz="4" w:space="0"/>
+          </w:tblBorders>
+          <w:tblCellMar>
+            <w:top w:w="0" w:type="dxa"/>
+            <w:left w:w="108" w:type="dxa"/>
+            <w:bottom w:w="0" w:type="dxa"/>
+            <w:right w:w="108" w:type="dxa"/>
+          </w:tblCellMar>
+        </w:tblPrEx>
         <w:trPr>
           <w:trHeight w:val="474" w:hRule="atLeast"/>
           <w:jc w:val="center"/>
@@ -19460,6 +19650,22 @@
         </w:tc>
       </w:tr>
       <w:tr>
+        <w:tblPrEx>
+          <w:tblBorders>
+            <w:top w:val="single" w:color="45A3A7" w:sz="18" w:space="0"/>
+            <w:left w:val="none" w:color="auto" w:sz="0" w:space="0"/>
+            <w:bottom w:val="dotted" w:color="45A3A7" w:sz="4" w:space="0"/>
+            <w:right w:val="none" w:color="auto" w:sz="0" w:space="0"/>
+            <w:insideH w:val="dotted" w:color="45A3A7" w:sz="4" w:space="0"/>
+            <w:insideV w:val="dotted" w:color="45A3A7" w:sz="4" w:space="0"/>
+          </w:tblBorders>
+          <w:tblCellMar>
+            <w:top w:w="0" w:type="dxa"/>
+            <w:left w:w="108" w:type="dxa"/>
+            <w:bottom w:w="0" w:type="dxa"/>
+            <w:right w:w="108" w:type="dxa"/>
+          </w:tblCellMar>
+        </w:tblPrEx>
         <w:trPr>
           <w:trHeight w:val="474" w:hRule="atLeast"/>
           <w:jc w:val="center"/>
@@ -19677,6 +19883,22 @@
         </w:tc>
       </w:tr>
       <w:tr>
+        <w:tblPrEx>
+          <w:tblBorders>
+            <w:top w:val="single" w:color="45A3A7" w:sz="18" w:space="0"/>
+            <w:left w:val="none" w:color="auto" w:sz="0" w:space="0"/>
+            <w:bottom w:val="dotted" w:color="45A3A7" w:sz="4" w:space="0"/>
+            <w:right w:val="none" w:color="auto" w:sz="0" w:space="0"/>
+            <w:insideH w:val="dotted" w:color="45A3A7" w:sz="4" w:space="0"/>
+            <w:insideV w:val="dotted" w:color="45A3A7" w:sz="4" w:space="0"/>
+          </w:tblBorders>
+          <w:tblCellMar>
+            <w:top w:w="0" w:type="dxa"/>
+            <w:left w:w="108" w:type="dxa"/>
+            <w:bottom w:w="0" w:type="dxa"/>
+            <w:right w:w="108" w:type="dxa"/>
+          </w:tblCellMar>
+        </w:tblPrEx>
         <w:trPr>
           <w:trHeight w:val="474" w:hRule="atLeast"/>
           <w:jc w:val="center"/>
@@ -19888,6 +20110,22 @@
         </w:tc>
       </w:tr>
       <w:tr>
+        <w:tblPrEx>
+          <w:tblBorders>
+            <w:top w:val="single" w:color="45A3A7" w:sz="18" w:space="0"/>
+            <w:left w:val="none" w:color="auto" w:sz="0" w:space="0"/>
+            <w:bottom w:val="dotted" w:color="45A3A7" w:sz="4" w:space="0"/>
+            <w:right w:val="none" w:color="auto" w:sz="0" w:space="0"/>
+            <w:insideH w:val="dotted" w:color="45A3A7" w:sz="4" w:space="0"/>
+            <w:insideV w:val="dotted" w:color="45A3A7" w:sz="4" w:space="0"/>
+          </w:tblBorders>
+          <w:tblCellMar>
+            <w:top w:w="0" w:type="dxa"/>
+            <w:left w:w="108" w:type="dxa"/>
+            <w:bottom w:w="0" w:type="dxa"/>
+            <w:right w:w="108" w:type="dxa"/>
+          </w:tblCellMar>
+        </w:tblPrEx>
         <w:trPr>
           <w:trHeight w:val="474" w:hRule="atLeast"/>
           <w:jc w:val="center"/>
@@ -20082,6 +20320,22 @@
         </w:tc>
       </w:tr>
       <w:tr>
+        <w:tblPrEx>
+          <w:tblBorders>
+            <w:top w:val="single" w:color="45A3A7" w:sz="18" w:space="0"/>
+            <w:left w:val="none" w:color="auto" w:sz="0" w:space="0"/>
+            <w:bottom w:val="dotted" w:color="45A3A7" w:sz="4" w:space="0"/>
+            <w:right w:val="none" w:color="auto" w:sz="0" w:space="0"/>
+            <w:insideH w:val="dotted" w:color="45A3A7" w:sz="4" w:space="0"/>
+            <w:insideV w:val="dotted" w:color="45A3A7" w:sz="4" w:space="0"/>
+          </w:tblBorders>
+          <w:tblCellMar>
+            <w:top w:w="0" w:type="dxa"/>
+            <w:left w:w="108" w:type="dxa"/>
+            <w:bottom w:w="0" w:type="dxa"/>
+            <w:right w:w="108" w:type="dxa"/>
+          </w:tblCellMar>
+        </w:tblPrEx>
         <w:trPr>
           <w:trHeight w:val="474" w:hRule="atLeast"/>
           <w:jc w:val="center"/>
@@ -20276,6 +20530,22 @@
         </w:tc>
       </w:tr>
       <w:tr>
+        <w:tblPrEx>
+          <w:tblBorders>
+            <w:top w:val="single" w:color="45A3A7" w:sz="18" w:space="0"/>
+            <w:left w:val="none" w:color="auto" w:sz="0" w:space="0"/>
+            <w:bottom w:val="dotted" w:color="45A3A7" w:sz="4" w:space="0"/>
+            <w:right w:val="none" w:color="auto" w:sz="0" w:space="0"/>
+            <w:insideH w:val="dotted" w:color="45A3A7" w:sz="4" w:space="0"/>
+            <w:insideV w:val="dotted" w:color="45A3A7" w:sz="4" w:space="0"/>
+          </w:tblBorders>
+          <w:tblCellMar>
+            <w:top w:w="0" w:type="dxa"/>
+            <w:left w:w="108" w:type="dxa"/>
+            <w:bottom w:w="0" w:type="dxa"/>
+            <w:right w:w="108" w:type="dxa"/>
+          </w:tblCellMar>
+        </w:tblPrEx>
         <w:trPr>
           <w:trHeight w:val="474" w:hRule="atLeast"/>
           <w:jc w:val="center"/>
@@ -20487,6 +20757,22 @@
         </w:tc>
       </w:tr>
       <w:tr>
+        <w:tblPrEx>
+          <w:tblBorders>
+            <w:top w:val="single" w:color="45A3A7" w:sz="18" w:space="0"/>
+            <w:left w:val="none" w:color="auto" w:sz="0" w:space="0"/>
+            <w:bottom w:val="dotted" w:color="45A3A7" w:sz="4" w:space="0"/>
+            <w:right w:val="none" w:color="auto" w:sz="0" w:space="0"/>
+            <w:insideH w:val="dotted" w:color="45A3A7" w:sz="4" w:space="0"/>
+            <w:insideV w:val="dotted" w:color="45A3A7" w:sz="4" w:space="0"/>
+          </w:tblBorders>
+          <w:tblCellMar>
+            <w:top w:w="0" w:type="dxa"/>
+            <w:left w:w="108" w:type="dxa"/>
+            <w:bottom w:w="0" w:type="dxa"/>
+            <w:right w:w="108" w:type="dxa"/>
+          </w:tblCellMar>
+        </w:tblPrEx>
         <w:trPr>
           <w:jc w:val="center"/>
         </w:trPr>
@@ -20726,6 +21012,22 @@
         <w:gridCol w:w="5695"/>
       </w:tblGrid>
       <w:tr>
+        <w:tblPrEx>
+          <w:tblBorders>
+            <w:top w:val="single" w:color="45A3A7" w:sz="18" w:space="0"/>
+            <w:left w:val="none" w:color="auto" w:sz="0" w:space="0"/>
+            <w:bottom w:val="dotted" w:color="45A3A7" w:sz="4" w:space="0"/>
+            <w:right w:val="none" w:color="auto" w:sz="0" w:space="0"/>
+            <w:insideH w:val="dotted" w:color="45A3A7" w:sz="4" w:space="0"/>
+            <w:insideV w:val="dotted" w:color="45A3A7" w:sz="4" w:space="0"/>
+          </w:tblBorders>
+          <w:tblCellMar>
+            <w:top w:w="0" w:type="dxa"/>
+            <w:left w:w="108" w:type="dxa"/>
+            <w:bottom w:w="0" w:type="dxa"/>
+            <w:right w:w="108" w:type="dxa"/>
+          </w:tblCellMar>
+        </w:tblPrEx>
         <w:trPr>
           <w:trHeight w:val="417" w:hRule="atLeast"/>
           <w:jc w:val="center"/>
@@ -20940,6 +21242,22 @@
         </w:tc>
       </w:tr>
       <w:tr>
+        <w:tblPrEx>
+          <w:tblBorders>
+            <w:top w:val="single" w:color="45A3A7" w:sz="18" w:space="0"/>
+            <w:left w:val="none" w:color="auto" w:sz="0" w:space="0"/>
+            <w:bottom w:val="dotted" w:color="45A3A7" w:sz="4" w:space="0"/>
+            <w:right w:val="none" w:color="auto" w:sz="0" w:space="0"/>
+            <w:insideH w:val="dotted" w:color="45A3A7" w:sz="4" w:space="0"/>
+            <w:insideV w:val="dotted" w:color="45A3A7" w:sz="4" w:space="0"/>
+          </w:tblBorders>
+          <w:tblCellMar>
+            <w:top w:w="0" w:type="dxa"/>
+            <w:left w:w="108" w:type="dxa"/>
+            <w:bottom w:w="0" w:type="dxa"/>
+            <w:right w:w="108" w:type="dxa"/>
+          </w:tblCellMar>
+        </w:tblPrEx>
         <w:trPr>
           <w:trHeight w:val="494" w:hRule="atLeast"/>
           <w:jc w:val="center"/>
@@ -20984,6 +21302,22 @@
         </w:tc>
       </w:tr>
       <w:tr>
+        <w:tblPrEx>
+          <w:tblBorders>
+            <w:top w:val="single" w:color="45A3A7" w:sz="18" w:space="0"/>
+            <w:left w:val="none" w:color="auto" w:sz="0" w:space="0"/>
+            <w:bottom w:val="dotted" w:color="45A3A7" w:sz="4" w:space="0"/>
+            <w:right w:val="none" w:color="auto" w:sz="0" w:space="0"/>
+            <w:insideH w:val="dotted" w:color="45A3A7" w:sz="4" w:space="0"/>
+            <w:insideV w:val="dotted" w:color="45A3A7" w:sz="4" w:space="0"/>
+          </w:tblBorders>
+          <w:tblCellMar>
+            <w:top w:w="0" w:type="dxa"/>
+            <w:left w:w="108" w:type="dxa"/>
+            <w:bottom w:w="0" w:type="dxa"/>
+            <w:right w:w="108" w:type="dxa"/>
+          </w:tblCellMar>
+        </w:tblPrEx>
         <w:trPr>
           <w:trHeight w:val="494" w:hRule="atLeast"/>
           <w:jc w:val="center"/>
@@ -21219,6 +21553,22 @@
         </w:tc>
       </w:tr>
       <w:tr>
+        <w:tblPrEx>
+          <w:tblBorders>
+            <w:top w:val="single" w:color="45A3A7" w:sz="18" w:space="0"/>
+            <w:left w:val="none" w:color="auto" w:sz="0" w:space="0"/>
+            <w:bottom w:val="dotted" w:color="45A3A7" w:sz="4" w:space="0"/>
+            <w:right w:val="none" w:color="auto" w:sz="0" w:space="0"/>
+            <w:insideH w:val="dotted" w:color="45A3A7" w:sz="4" w:space="0"/>
+            <w:insideV w:val="dotted" w:color="45A3A7" w:sz="4" w:space="0"/>
+          </w:tblBorders>
+          <w:tblCellMar>
+            <w:top w:w="0" w:type="dxa"/>
+            <w:left w:w="108" w:type="dxa"/>
+            <w:bottom w:w="0" w:type="dxa"/>
+            <w:right w:w="108" w:type="dxa"/>
+          </w:tblCellMar>
+        </w:tblPrEx>
         <w:trPr>
           <w:trHeight w:val="494" w:hRule="atLeast"/>
           <w:jc w:val="center"/>
@@ -21335,6 +21685,22 @@
         <w:gridCol w:w="5666"/>
       </w:tblGrid>
       <w:tr>
+        <w:tblPrEx>
+          <w:tblBorders>
+            <w:top w:val="single" w:color="45A3A7" w:sz="18" w:space="0"/>
+            <w:left w:val="none" w:color="auto" w:sz="0" w:space="0"/>
+            <w:bottom w:val="dotted" w:color="45A3A7" w:sz="4" w:space="0"/>
+            <w:right w:val="none" w:color="auto" w:sz="0" w:space="0"/>
+            <w:insideH w:val="dotted" w:color="45A3A7" w:sz="4" w:space="0"/>
+            <w:insideV w:val="dotted" w:color="45A3A7" w:sz="4" w:space="0"/>
+          </w:tblBorders>
+          <w:tblCellMar>
+            <w:top w:w="0" w:type="dxa"/>
+            <w:left w:w="108" w:type="dxa"/>
+            <w:bottom w:w="0" w:type="dxa"/>
+            <w:right w:w="108" w:type="dxa"/>
+          </w:tblCellMar>
+        </w:tblPrEx>
         <w:trPr>
           <w:trHeight w:val="417" w:hRule="atLeast"/>
           <w:jc w:val="center"/>
@@ -21549,6 +21915,22 @@
         </w:tc>
       </w:tr>
       <w:tr>
+        <w:tblPrEx>
+          <w:tblBorders>
+            <w:top w:val="single" w:color="45A3A7" w:sz="18" w:space="0"/>
+            <w:left w:val="none" w:color="auto" w:sz="0" w:space="0"/>
+            <w:bottom w:val="dotted" w:color="45A3A7" w:sz="4" w:space="0"/>
+            <w:right w:val="none" w:color="auto" w:sz="0" w:space="0"/>
+            <w:insideH w:val="dotted" w:color="45A3A7" w:sz="4" w:space="0"/>
+            <w:insideV w:val="dotted" w:color="45A3A7" w:sz="4" w:space="0"/>
+          </w:tblBorders>
+          <w:tblCellMar>
+            <w:top w:w="0" w:type="dxa"/>
+            <w:left w:w="108" w:type="dxa"/>
+            <w:bottom w:w="0" w:type="dxa"/>
+            <w:right w:w="108" w:type="dxa"/>
+          </w:tblCellMar>
+        </w:tblPrEx>
         <w:trPr>
           <w:trHeight w:val="494" w:hRule="atLeast"/>
           <w:jc w:val="center"/>
@@ -21613,6 +21995,22 @@
         </w:tc>
       </w:tr>
       <w:tr>
+        <w:tblPrEx>
+          <w:tblBorders>
+            <w:top w:val="single" w:color="45A3A7" w:sz="18" w:space="0"/>
+            <w:left w:val="none" w:color="auto" w:sz="0" w:space="0"/>
+            <w:bottom w:val="dotted" w:color="45A3A7" w:sz="4" w:space="0"/>
+            <w:right w:val="none" w:color="auto" w:sz="0" w:space="0"/>
+            <w:insideH w:val="dotted" w:color="45A3A7" w:sz="4" w:space="0"/>
+            <w:insideV w:val="dotted" w:color="45A3A7" w:sz="4" w:space="0"/>
+          </w:tblBorders>
+          <w:tblCellMar>
+            <w:top w:w="0" w:type="dxa"/>
+            <w:left w:w="108" w:type="dxa"/>
+            <w:bottom w:w="0" w:type="dxa"/>
+            <w:right w:w="108" w:type="dxa"/>
+          </w:tblCellMar>
+        </w:tblPrEx>
         <w:trPr>
           <w:trHeight w:val="494" w:hRule="atLeast"/>
           <w:jc w:val="center"/>
@@ -21848,6 +22246,22 @@
         </w:tc>
       </w:tr>
       <w:tr>
+        <w:tblPrEx>
+          <w:tblBorders>
+            <w:top w:val="single" w:color="45A3A7" w:sz="18" w:space="0"/>
+            <w:left w:val="none" w:color="auto" w:sz="0" w:space="0"/>
+            <w:bottom w:val="dotted" w:color="45A3A7" w:sz="4" w:space="0"/>
+            <w:right w:val="none" w:color="auto" w:sz="0" w:space="0"/>
+            <w:insideH w:val="dotted" w:color="45A3A7" w:sz="4" w:space="0"/>
+            <w:insideV w:val="dotted" w:color="45A3A7" w:sz="4" w:space="0"/>
+          </w:tblBorders>
+          <w:tblCellMar>
+            <w:top w:w="0" w:type="dxa"/>
+            <w:left w:w="108" w:type="dxa"/>
+            <w:bottom w:w="0" w:type="dxa"/>
+            <w:right w:w="108" w:type="dxa"/>
+          </w:tblCellMar>
+        </w:tblPrEx>
         <w:trPr>
           <w:trHeight w:val="494" w:hRule="atLeast"/>
           <w:jc w:val="center"/>
@@ -21966,6 +22380,16 @@
         <w:gridCol w:w="856"/>
       </w:tblGrid>
       <w:tr>
+        <w:tblPrEx>
+          <w:tblBorders>
+            <w:top w:val="single" w:color="45A3A7" w:sz="18" w:space="0"/>
+            <w:left w:val="none" w:color="auto" w:sz="0" w:space="0"/>
+            <w:bottom w:val="dotted" w:color="45A3A7" w:sz="4" w:space="0"/>
+            <w:right w:val="none" w:color="auto" w:sz="0" w:space="0"/>
+            <w:insideH w:val="dotted" w:color="45A3A7" w:sz="4" w:space="0"/>
+            <w:insideV w:val="dotted" w:color="45A3A7" w:sz="4" w:space="0"/>
+          </w:tblBorders>
+        </w:tblPrEx>
         <w:trPr>
           <w:trHeight w:val="420" w:hRule="atLeast"/>
           <w:jc w:val="center"/>
@@ -22266,6 +22690,22 @@
         </w:tc>
       </w:tr>
       <w:tr>
+        <w:tblPrEx>
+          <w:tblBorders>
+            <w:top w:val="single" w:color="45A3A7" w:sz="18" w:space="0"/>
+            <w:left w:val="none" w:color="auto" w:sz="0" w:space="0"/>
+            <w:bottom w:val="dotted" w:color="45A3A7" w:sz="4" w:space="0"/>
+            <w:right w:val="none" w:color="auto" w:sz="0" w:space="0"/>
+            <w:insideH w:val="dotted" w:color="45A3A7" w:sz="4" w:space="0"/>
+            <w:insideV w:val="dotted" w:color="45A3A7" w:sz="4" w:space="0"/>
+          </w:tblBorders>
+          <w:tblCellMar>
+            <w:top w:w="0" w:type="dxa"/>
+            <w:left w:w="108" w:type="dxa"/>
+            <w:bottom w:w="0" w:type="dxa"/>
+            <w:right w:w="108" w:type="dxa"/>
+          </w:tblCellMar>
+        </w:tblPrEx>
         <w:trPr>
           <w:jc w:val="center"/>
         </w:trPr>
@@ -22308,6 +22748,22 @@
         </w:tc>
       </w:tr>
       <w:tr>
+        <w:tblPrEx>
+          <w:tblBorders>
+            <w:top w:val="single" w:color="45A3A7" w:sz="18" w:space="0"/>
+            <w:left w:val="none" w:color="auto" w:sz="0" w:space="0"/>
+            <w:bottom w:val="dotted" w:color="45A3A7" w:sz="4" w:space="0"/>
+            <w:right w:val="none" w:color="auto" w:sz="0" w:space="0"/>
+            <w:insideH w:val="dotted" w:color="45A3A7" w:sz="4" w:space="0"/>
+            <w:insideV w:val="dotted" w:color="45A3A7" w:sz="4" w:space="0"/>
+          </w:tblBorders>
+          <w:tblCellMar>
+            <w:top w:w="0" w:type="dxa"/>
+            <w:left w:w="108" w:type="dxa"/>
+            <w:bottom w:w="0" w:type="dxa"/>
+            <w:right w:w="108" w:type="dxa"/>
+          </w:tblCellMar>
+        </w:tblPrEx>
         <w:trPr>
           <w:jc w:val="center"/>
         </w:trPr>
@@ -22566,6 +23022,22 @@
         </w:tc>
       </w:tr>
       <w:tr>
+        <w:tblPrEx>
+          <w:tblBorders>
+            <w:top w:val="single" w:color="45A3A7" w:sz="18" w:space="0"/>
+            <w:left w:val="none" w:color="auto" w:sz="0" w:space="0"/>
+            <w:bottom w:val="dotted" w:color="45A3A7" w:sz="4" w:space="0"/>
+            <w:right w:val="none" w:color="auto" w:sz="0" w:space="0"/>
+            <w:insideH w:val="dotted" w:color="45A3A7" w:sz="4" w:space="0"/>
+            <w:insideV w:val="dotted" w:color="45A3A7" w:sz="4" w:space="0"/>
+          </w:tblBorders>
+          <w:tblCellMar>
+            <w:top w:w="0" w:type="dxa"/>
+            <w:left w:w="108" w:type="dxa"/>
+            <w:bottom w:w="0" w:type="dxa"/>
+            <w:right w:w="108" w:type="dxa"/>
+          </w:tblCellMar>
+        </w:tblPrEx>
         <w:trPr>
           <w:jc w:val="center"/>
         </w:trPr>
@@ -22733,6 +23205,22 @@
         <w:gridCol w:w="2043"/>
       </w:tblGrid>
       <w:tr>
+        <w:tblPrEx>
+          <w:tblBorders>
+            <w:top w:val="single" w:color="A4A4A4" w:sz="4" w:space="0"/>
+            <w:left w:val="none" w:color="auto" w:sz="0" w:space="0"/>
+            <w:bottom w:val="single" w:color="A4A4A4" w:sz="4" w:space="0"/>
+            <w:right w:val="none" w:color="auto" w:sz="0" w:space="0"/>
+            <w:insideH w:val="single" w:color="A4A4A4" w:sz="4" w:space="0"/>
+            <w:insideV w:val="single" w:color="A4A4A4" w:sz="4" w:space="0"/>
+          </w:tblBorders>
+          <w:tblCellMar>
+            <w:top w:w="0" w:type="dxa"/>
+            <w:left w:w="108" w:type="dxa"/>
+            <w:bottom w:w="0" w:type="dxa"/>
+            <w:right w:w="108" w:type="dxa"/>
+          </w:tblCellMar>
+        </w:tblPrEx>
         <w:trPr>
           <w:trHeight w:val="454" w:hRule="atLeast"/>
         </w:trPr>
@@ -22896,6 +23384,22 @@
         </w:tc>
       </w:tr>
       <w:tr>
+        <w:tblPrEx>
+          <w:tblBorders>
+            <w:top w:val="single" w:color="A4A4A4" w:sz="4" w:space="0"/>
+            <w:left w:val="none" w:color="auto" w:sz="0" w:space="0"/>
+            <w:bottom w:val="single" w:color="A4A4A4" w:sz="4" w:space="0"/>
+            <w:right w:val="none" w:color="auto" w:sz="0" w:space="0"/>
+            <w:insideH w:val="single" w:color="A4A4A4" w:sz="4" w:space="0"/>
+            <w:insideV w:val="single" w:color="A4A4A4" w:sz="4" w:space="0"/>
+          </w:tblBorders>
+          <w:tblCellMar>
+            <w:top w:w="0" w:type="dxa"/>
+            <w:left w:w="108" w:type="dxa"/>
+            <w:bottom w:w="0" w:type="dxa"/>
+            <w:right w:w="108" w:type="dxa"/>
+          </w:tblCellMar>
+        </w:tblPrEx>
         <w:trPr>
           <w:trHeight w:val="397" w:hRule="atLeast"/>
         </w:trPr>
@@ -22936,6 +23440,22 @@
         </w:tc>
       </w:tr>
       <w:tr>
+        <w:tblPrEx>
+          <w:tblBorders>
+            <w:top w:val="single" w:color="A4A4A4" w:sz="4" w:space="0"/>
+            <w:left w:val="none" w:color="auto" w:sz="0" w:space="0"/>
+            <w:bottom w:val="single" w:color="A4A4A4" w:sz="4" w:space="0"/>
+            <w:right w:val="none" w:color="auto" w:sz="0" w:space="0"/>
+            <w:insideH w:val="single" w:color="A4A4A4" w:sz="4" w:space="0"/>
+            <w:insideV w:val="single" w:color="A4A4A4" w:sz="4" w:space="0"/>
+          </w:tblBorders>
+          <w:tblCellMar>
+            <w:top w:w="0" w:type="dxa"/>
+            <w:left w:w="108" w:type="dxa"/>
+            <w:bottom w:w="0" w:type="dxa"/>
+            <w:right w:w="108" w:type="dxa"/>
+          </w:tblCellMar>
+        </w:tblPrEx>
         <w:trPr>
           <w:trHeight w:val="397" w:hRule="atLeast"/>
         </w:trPr>
@@ -23179,6 +23699,22 @@
         </w:tc>
       </w:tr>
       <w:tr>
+        <w:tblPrEx>
+          <w:tblBorders>
+            <w:top w:val="single" w:color="A4A4A4" w:sz="4" w:space="0"/>
+            <w:left w:val="none" w:color="auto" w:sz="0" w:space="0"/>
+            <w:bottom w:val="single" w:color="A4A4A4" w:sz="4" w:space="0"/>
+            <w:right w:val="none" w:color="auto" w:sz="0" w:space="0"/>
+            <w:insideH w:val="single" w:color="A4A4A4" w:sz="4" w:space="0"/>
+            <w:insideV w:val="single" w:color="A4A4A4" w:sz="4" w:space="0"/>
+          </w:tblBorders>
+          <w:tblCellMar>
+            <w:top w:w="0" w:type="dxa"/>
+            <w:left w:w="108" w:type="dxa"/>
+            <w:bottom w:w="0" w:type="dxa"/>
+            <w:right w:w="108" w:type="dxa"/>
+          </w:tblCellMar>
+        </w:tblPrEx>
         <w:trPr>
           <w:trHeight w:val="397" w:hRule="atLeast"/>
         </w:trPr>
@@ -23266,6 +23802,22 @@
         <w:gridCol w:w="3340"/>
       </w:tblGrid>
       <w:tr>
+        <w:tblPrEx>
+          <w:tblBorders>
+            <w:top w:val="single" w:color="D7D7D7" w:themeColor="background1" w:themeShade="D8" w:sz="4" w:space="0"/>
+            <w:left w:val="single" w:color="D7D7D7" w:themeColor="background1" w:themeShade="D8" w:sz="4" w:space="0"/>
+            <w:bottom w:val="single" w:color="D7D7D7" w:themeColor="background1" w:themeShade="D8" w:sz="4" w:space="0"/>
+            <w:right w:val="single" w:color="D7D7D7" w:themeColor="background1" w:themeShade="D8" w:sz="4" w:space="0"/>
+            <w:insideH w:val="single" w:color="D7D7D7" w:themeColor="background1" w:themeShade="D8" w:sz="4" w:space="0"/>
+            <w:insideV w:val="single" w:color="D7D7D7" w:themeColor="background1" w:themeShade="D8" w:sz="4" w:space="0"/>
+          </w:tblBorders>
+          <w:tblCellMar>
+            <w:top w:w="0" w:type="dxa"/>
+            <w:left w:w="108" w:type="dxa"/>
+            <w:bottom w:w="0" w:type="dxa"/>
+            <w:right w:w="108" w:type="dxa"/>
+          </w:tblCellMar>
+        </w:tblPrEx>
         <w:trPr>
           <w:trHeight w:val="510" w:hRule="atLeast"/>
         </w:trPr>
@@ -23424,6 +23976,22 @@
         </w:tc>
       </w:tr>
       <w:tr>
+        <w:tblPrEx>
+          <w:tblBorders>
+            <w:top w:val="single" w:color="D7D7D7" w:themeColor="background1" w:themeShade="D8" w:sz="4" w:space="0"/>
+            <w:left w:val="single" w:color="D7D7D7" w:themeColor="background1" w:themeShade="D8" w:sz="4" w:space="0"/>
+            <w:bottom w:val="single" w:color="D7D7D7" w:themeColor="background1" w:themeShade="D8" w:sz="4" w:space="0"/>
+            <w:right w:val="single" w:color="D7D7D7" w:themeColor="background1" w:themeShade="D8" w:sz="4" w:space="0"/>
+            <w:insideH w:val="single" w:color="D7D7D7" w:themeColor="background1" w:themeShade="D8" w:sz="4" w:space="0"/>
+            <w:insideV w:val="single" w:color="D7D7D7" w:themeColor="background1" w:themeShade="D8" w:sz="4" w:space="0"/>
+          </w:tblBorders>
+          <w:tblCellMar>
+            <w:top w:w="0" w:type="dxa"/>
+            <w:left w:w="108" w:type="dxa"/>
+            <w:bottom w:w="0" w:type="dxa"/>
+            <w:right w:w="108" w:type="dxa"/>
+          </w:tblCellMar>
+        </w:tblPrEx>
         <w:trPr>
           <w:trHeight w:val="397" w:hRule="atLeast"/>
         </w:trPr>
@@ -23462,6 +24030,22 @@
         </w:tc>
       </w:tr>
       <w:tr>
+        <w:tblPrEx>
+          <w:tblBorders>
+            <w:top w:val="single" w:color="D7D7D7" w:themeColor="background1" w:themeShade="D8" w:sz="4" w:space="0"/>
+            <w:left w:val="single" w:color="D7D7D7" w:themeColor="background1" w:themeShade="D8" w:sz="4" w:space="0"/>
+            <w:bottom w:val="single" w:color="D7D7D7" w:themeColor="background1" w:themeShade="D8" w:sz="4" w:space="0"/>
+            <w:right w:val="single" w:color="D7D7D7" w:themeColor="background1" w:themeShade="D8" w:sz="4" w:space="0"/>
+            <w:insideH w:val="single" w:color="D7D7D7" w:themeColor="background1" w:themeShade="D8" w:sz="4" w:space="0"/>
+            <w:insideV w:val="single" w:color="D7D7D7" w:themeColor="background1" w:themeShade="D8" w:sz="4" w:space="0"/>
+          </w:tblBorders>
+          <w:tblCellMar>
+            <w:top w:w="0" w:type="dxa"/>
+            <w:left w:w="108" w:type="dxa"/>
+            <w:bottom w:w="0" w:type="dxa"/>
+            <w:right w:w="108" w:type="dxa"/>
+          </w:tblCellMar>
+        </w:tblPrEx>
         <w:trPr>
           <w:trHeight w:val="397" w:hRule="atLeast"/>
         </w:trPr>
@@ -23697,6 +24281,22 @@
         </w:tc>
       </w:tr>
       <w:tr>
+        <w:tblPrEx>
+          <w:tblBorders>
+            <w:top w:val="single" w:color="D7D7D7" w:themeColor="background1" w:themeShade="D8" w:sz="4" w:space="0"/>
+            <w:left w:val="single" w:color="D7D7D7" w:themeColor="background1" w:themeShade="D8" w:sz="4" w:space="0"/>
+            <w:bottom w:val="single" w:color="D7D7D7" w:themeColor="background1" w:themeShade="D8" w:sz="4" w:space="0"/>
+            <w:right w:val="single" w:color="D7D7D7" w:themeColor="background1" w:themeShade="D8" w:sz="4" w:space="0"/>
+            <w:insideH w:val="single" w:color="D7D7D7" w:themeColor="background1" w:themeShade="D8" w:sz="4" w:space="0"/>
+            <w:insideV w:val="single" w:color="D7D7D7" w:themeColor="background1" w:themeShade="D8" w:sz="4" w:space="0"/>
+          </w:tblBorders>
+          <w:tblCellMar>
+            <w:top w:w="0" w:type="dxa"/>
+            <w:left w:w="108" w:type="dxa"/>
+            <w:bottom w:w="0" w:type="dxa"/>
+            <w:right w:w="108" w:type="dxa"/>
+          </w:tblCellMar>
+        </w:tblPrEx>
         <w:trPr>
           <w:trHeight w:val="397" w:hRule="atLeast"/>
         </w:trPr>
@@ -23812,8 +24412,6 @@
           </w14:textFill>
         </w:rPr>
       </w:pPr>
-      <w:bookmarkStart w:id="5" w:name="bookmark=id.lnxbz9" w:colFirst="0" w:colLast="0"/>
-      <w:bookmarkEnd w:id="5"/>
       <w:r>
         <w:rPr>
           <w:rFonts w:hint="eastAsia" w:ascii="苹方 中等" w:hAnsi="苹方 中等" w:eastAsia="苹方 中等" w:cs="苹方 中等"/>
@@ -23965,6 +24563,22 @@
         <w:gridCol w:w="7303"/>
       </w:tblGrid>
       <w:tr>
+        <w:tblPrEx>
+          <w:tblBorders>
+            <w:top w:val="single" w:color="CCCCCC" w:sz="4" w:space="0"/>
+            <w:left w:val="single" w:color="CCCCCC" w:sz="4" w:space="0"/>
+            <w:bottom w:val="single" w:color="CCCCCC" w:sz="4" w:space="0"/>
+            <w:right w:val="single" w:color="CCCCCC" w:sz="4" w:space="0"/>
+            <w:insideH w:val="single" w:color="CCCCCC" w:sz="4" w:space="0"/>
+            <w:insideV w:val="single" w:color="CCCCCC" w:sz="4" w:space="0"/>
+          </w:tblBorders>
+          <w:tblCellMar>
+            <w:top w:w="113" w:type="dxa"/>
+            <w:left w:w="113" w:type="dxa"/>
+            <w:bottom w:w="113" w:type="dxa"/>
+            <w:right w:w="113" w:type="dxa"/>
+          </w:tblCellMar>
+        </w:tblPrEx>
         <w:trPr>
           <w:jc w:val="center"/>
         </w:trPr>
@@ -24024,6 +24638,22 @@
         </w:tc>
       </w:tr>
       <w:tr>
+        <w:tblPrEx>
+          <w:tblBorders>
+            <w:top w:val="single" w:color="CCCCCC" w:sz="4" w:space="0"/>
+            <w:left w:val="single" w:color="CCCCCC" w:sz="4" w:space="0"/>
+            <w:bottom w:val="single" w:color="CCCCCC" w:sz="4" w:space="0"/>
+            <w:right w:val="single" w:color="CCCCCC" w:sz="4" w:space="0"/>
+            <w:insideH w:val="single" w:color="CCCCCC" w:sz="4" w:space="0"/>
+            <w:insideV w:val="single" w:color="CCCCCC" w:sz="4" w:space="0"/>
+          </w:tblBorders>
+          <w:tblCellMar>
+            <w:top w:w="113" w:type="dxa"/>
+            <w:left w:w="113" w:type="dxa"/>
+            <w:bottom w:w="113" w:type="dxa"/>
+            <w:right w:w="113" w:type="dxa"/>
+          </w:tblCellMar>
+        </w:tblPrEx>
         <w:trPr>
           <w:jc w:val="center"/>
         </w:trPr>
@@ -24554,6 +25184,22 @@
         <w:gridCol w:w="3445"/>
       </w:tblGrid>
       <w:tr>
+        <w:tblPrEx>
+          <w:tblBorders>
+            <w:top w:val="single" w:color="A4A4A4" w:sz="4" w:space="0"/>
+            <w:left w:val="none" w:color="auto" w:sz="0" w:space="0"/>
+            <w:bottom w:val="single" w:color="A4A4A4" w:sz="4" w:space="0"/>
+            <w:right w:val="none" w:color="auto" w:sz="0" w:space="0"/>
+            <w:insideH w:val="single" w:color="A4A4A4" w:sz="4" w:space="0"/>
+            <w:insideV w:val="single" w:color="A4A4A4" w:sz="4" w:space="0"/>
+          </w:tblBorders>
+          <w:tblCellMar>
+            <w:top w:w="0" w:type="dxa"/>
+            <w:left w:w="108" w:type="dxa"/>
+            <w:bottom w:w="0" w:type="dxa"/>
+            <w:right w:w="108" w:type="dxa"/>
+          </w:tblCellMar>
+        </w:tblPrEx>
         <w:trPr>
           <w:trHeight w:val="510" w:hRule="atLeast"/>
         </w:trPr>
@@ -24674,6 +25320,22 @@
         </w:tc>
       </w:tr>
       <w:tr>
+        <w:tblPrEx>
+          <w:tblBorders>
+            <w:top w:val="single" w:color="A4A4A4" w:sz="4" w:space="0"/>
+            <w:left w:val="none" w:color="auto" w:sz="0" w:space="0"/>
+            <w:bottom w:val="single" w:color="A4A4A4" w:sz="4" w:space="0"/>
+            <w:right w:val="none" w:color="auto" w:sz="0" w:space="0"/>
+            <w:insideH w:val="single" w:color="A4A4A4" w:sz="4" w:space="0"/>
+            <w:insideV w:val="single" w:color="A4A4A4" w:sz="4" w:space="0"/>
+          </w:tblBorders>
+          <w:tblCellMar>
+            <w:top w:w="0" w:type="dxa"/>
+            <w:left w:w="108" w:type="dxa"/>
+            <w:bottom w:w="0" w:type="dxa"/>
+            <w:right w:w="108" w:type="dxa"/>
+          </w:tblCellMar>
+        </w:tblPrEx>
         <w:trPr>
           <w:trHeight w:val="397" w:hRule="atLeast"/>
         </w:trPr>
@@ -24785,6 +25447,22 @@
         </w:tc>
       </w:tr>
       <w:tr>
+        <w:tblPrEx>
+          <w:tblBorders>
+            <w:top w:val="single" w:color="A4A4A4" w:sz="4" w:space="0"/>
+            <w:left w:val="none" w:color="auto" w:sz="0" w:space="0"/>
+            <w:bottom w:val="single" w:color="A4A4A4" w:sz="4" w:space="0"/>
+            <w:right w:val="none" w:color="auto" w:sz="0" w:space="0"/>
+            <w:insideH w:val="single" w:color="A4A4A4" w:sz="4" w:space="0"/>
+            <w:insideV w:val="single" w:color="A4A4A4" w:sz="4" w:space="0"/>
+          </w:tblBorders>
+          <w:tblCellMar>
+            <w:top w:w="0" w:type="dxa"/>
+            <w:left w:w="108" w:type="dxa"/>
+            <w:bottom w:w="0" w:type="dxa"/>
+            <w:right w:w="108" w:type="dxa"/>
+          </w:tblCellMar>
+        </w:tblPrEx>
         <w:trPr>
           <w:trHeight w:val="397" w:hRule="atLeast"/>
         </w:trPr>
@@ -24971,6 +25649,22 @@
         </w:tc>
       </w:tr>
       <w:tr>
+        <w:tblPrEx>
+          <w:tblBorders>
+            <w:top w:val="single" w:color="A4A4A4" w:sz="4" w:space="0"/>
+            <w:left w:val="none" w:color="auto" w:sz="0" w:space="0"/>
+            <w:bottom w:val="single" w:color="A4A4A4" w:sz="4" w:space="0"/>
+            <w:right w:val="none" w:color="auto" w:sz="0" w:space="0"/>
+            <w:insideH w:val="single" w:color="A4A4A4" w:sz="4" w:space="0"/>
+            <w:insideV w:val="single" w:color="A4A4A4" w:sz="4" w:space="0"/>
+          </w:tblBorders>
+          <w:tblCellMar>
+            <w:top w:w="0" w:type="dxa"/>
+            <w:left w:w="108" w:type="dxa"/>
+            <w:bottom w:w="0" w:type="dxa"/>
+            <w:right w:w="108" w:type="dxa"/>
+          </w:tblCellMar>
+        </w:tblPrEx>
         <w:trPr>
           <w:trHeight w:val="397" w:hRule="atLeast"/>
         </w:trPr>
@@ -25144,6 +25838,22 @@
         </w:tc>
       </w:tr>
       <w:tr>
+        <w:tblPrEx>
+          <w:tblBorders>
+            <w:top w:val="single" w:color="A4A4A4" w:sz="4" w:space="0"/>
+            <w:left w:val="none" w:color="auto" w:sz="0" w:space="0"/>
+            <w:bottom w:val="single" w:color="A4A4A4" w:sz="4" w:space="0"/>
+            <w:right w:val="none" w:color="auto" w:sz="0" w:space="0"/>
+            <w:insideH w:val="single" w:color="A4A4A4" w:sz="4" w:space="0"/>
+            <w:insideV w:val="single" w:color="A4A4A4" w:sz="4" w:space="0"/>
+          </w:tblBorders>
+          <w:tblCellMar>
+            <w:top w:w="0" w:type="dxa"/>
+            <w:left w:w="108" w:type="dxa"/>
+            <w:bottom w:w="0" w:type="dxa"/>
+            <w:right w:w="108" w:type="dxa"/>
+          </w:tblCellMar>
+        </w:tblPrEx>
         <w:trPr>
           <w:trHeight w:val="397" w:hRule="atLeast"/>
         </w:trPr>
@@ -25317,6 +26027,22 @@
         </w:tc>
       </w:tr>
       <w:tr>
+        <w:tblPrEx>
+          <w:tblBorders>
+            <w:top w:val="single" w:color="A4A4A4" w:sz="4" w:space="0"/>
+            <w:left w:val="none" w:color="auto" w:sz="0" w:space="0"/>
+            <w:bottom w:val="single" w:color="A4A4A4" w:sz="4" w:space="0"/>
+            <w:right w:val="none" w:color="auto" w:sz="0" w:space="0"/>
+            <w:insideH w:val="single" w:color="A4A4A4" w:sz="4" w:space="0"/>
+            <w:insideV w:val="single" w:color="A4A4A4" w:sz="4" w:space="0"/>
+          </w:tblBorders>
+          <w:tblCellMar>
+            <w:top w:w="0" w:type="dxa"/>
+            <w:left w:w="108" w:type="dxa"/>
+            <w:bottom w:w="0" w:type="dxa"/>
+            <w:right w:w="108" w:type="dxa"/>
+          </w:tblCellMar>
+        </w:tblPrEx>
         <w:trPr>
           <w:trHeight w:val="397" w:hRule="atLeast"/>
         </w:trPr>
@@ -25490,6 +26216,22 @@
         </w:tc>
       </w:tr>
       <w:tr>
+        <w:tblPrEx>
+          <w:tblBorders>
+            <w:top w:val="single" w:color="A4A4A4" w:sz="4" w:space="0"/>
+            <w:left w:val="none" w:color="auto" w:sz="0" w:space="0"/>
+            <w:bottom w:val="single" w:color="A4A4A4" w:sz="4" w:space="0"/>
+            <w:right w:val="none" w:color="auto" w:sz="0" w:space="0"/>
+            <w:insideH w:val="single" w:color="A4A4A4" w:sz="4" w:space="0"/>
+            <w:insideV w:val="single" w:color="A4A4A4" w:sz="4" w:space="0"/>
+          </w:tblBorders>
+          <w:tblCellMar>
+            <w:top w:w="0" w:type="dxa"/>
+            <w:left w:w="108" w:type="dxa"/>
+            <w:bottom w:w="0" w:type="dxa"/>
+            <w:right w:w="108" w:type="dxa"/>
+          </w:tblCellMar>
+        </w:tblPrEx>
         <w:trPr>
           <w:trHeight w:val="397" w:hRule="atLeast"/>
         </w:trPr>
@@ -25664,6 +26406,22 @@
         </w:tc>
       </w:tr>
       <w:tr>
+        <w:tblPrEx>
+          <w:tblBorders>
+            <w:top w:val="single" w:color="A4A4A4" w:sz="4" w:space="0"/>
+            <w:left w:val="none" w:color="auto" w:sz="0" w:space="0"/>
+            <w:bottom w:val="single" w:color="A4A4A4" w:sz="4" w:space="0"/>
+            <w:right w:val="none" w:color="auto" w:sz="0" w:space="0"/>
+            <w:insideH w:val="single" w:color="A4A4A4" w:sz="4" w:space="0"/>
+            <w:insideV w:val="single" w:color="A4A4A4" w:sz="4" w:space="0"/>
+          </w:tblBorders>
+          <w:tblCellMar>
+            <w:top w:w="0" w:type="dxa"/>
+            <w:left w:w="108" w:type="dxa"/>
+            <w:bottom w:w="0" w:type="dxa"/>
+            <w:right w:w="108" w:type="dxa"/>
+          </w:tblCellMar>
+        </w:tblPrEx>
         <w:trPr>
           <w:trHeight w:val="397" w:hRule="atLeast"/>
         </w:trPr>
@@ -25838,6 +26596,22 @@
         </w:tc>
       </w:tr>
       <w:tr>
+        <w:tblPrEx>
+          <w:tblBorders>
+            <w:top w:val="single" w:color="A4A4A4" w:sz="4" w:space="0"/>
+            <w:left w:val="none" w:color="auto" w:sz="0" w:space="0"/>
+            <w:bottom w:val="single" w:color="A4A4A4" w:sz="4" w:space="0"/>
+            <w:right w:val="none" w:color="auto" w:sz="0" w:space="0"/>
+            <w:insideH w:val="single" w:color="A4A4A4" w:sz="4" w:space="0"/>
+            <w:insideV w:val="single" w:color="A4A4A4" w:sz="4" w:space="0"/>
+          </w:tblBorders>
+          <w:tblCellMar>
+            <w:top w:w="0" w:type="dxa"/>
+            <w:left w:w="108" w:type="dxa"/>
+            <w:bottom w:w="0" w:type="dxa"/>
+            <w:right w:w="108" w:type="dxa"/>
+          </w:tblCellMar>
+        </w:tblPrEx>
         <w:trPr>
           <w:trHeight w:val="397" w:hRule="atLeast"/>
         </w:trPr>
@@ -26012,6 +26786,22 @@
         </w:tc>
       </w:tr>
       <w:tr>
+        <w:tblPrEx>
+          <w:tblBorders>
+            <w:top w:val="single" w:color="A4A4A4" w:sz="4" w:space="0"/>
+            <w:left w:val="none" w:color="auto" w:sz="0" w:space="0"/>
+            <w:bottom w:val="single" w:color="A4A4A4" w:sz="4" w:space="0"/>
+            <w:right w:val="none" w:color="auto" w:sz="0" w:space="0"/>
+            <w:insideH w:val="single" w:color="A4A4A4" w:sz="4" w:space="0"/>
+            <w:insideV w:val="single" w:color="A4A4A4" w:sz="4" w:space="0"/>
+          </w:tblBorders>
+          <w:tblCellMar>
+            <w:top w:w="0" w:type="dxa"/>
+            <w:left w:w="108" w:type="dxa"/>
+            <w:bottom w:w="0" w:type="dxa"/>
+            <w:right w:w="108" w:type="dxa"/>
+          </w:tblCellMar>
+        </w:tblPrEx>
         <w:trPr>
           <w:trHeight w:val="397" w:hRule="atLeast"/>
         </w:trPr>
@@ -26186,6 +26976,22 @@
         </w:tc>
       </w:tr>
       <w:tr>
+        <w:tblPrEx>
+          <w:tblBorders>
+            <w:top w:val="single" w:color="A4A4A4" w:sz="4" w:space="0"/>
+            <w:left w:val="none" w:color="auto" w:sz="0" w:space="0"/>
+            <w:bottom w:val="single" w:color="A4A4A4" w:sz="4" w:space="0"/>
+            <w:right w:val="none" w:color="auto" w:sz="0" w:space="0"/>
+            <w:insideH w:val="single" w:color="A4A4A4" w:sz="4" w:space="0"/>
+            <w:insideV w:val="single" w:color="A4A4A4" w:sz="4" w:space="0"/>
+          </w:tblBorders>
+          <w:tblCellMar>
+            <w:top w:w="0" w:type="dxa"/>
+            <w:left w:w="108" w:type="dxa"/>
+            <w:bottom w:w="0" w:type="dxa"/>
+            <w:right w:w="108" w:type="dxa"/>
+          </w:tblCellMar>
+        </w:tblPrEx>
         <w:trPr>
           <w:trHeight w:val="397" w:hRule="atLeast"/>
         </w:trPr>
@@ -26360,6 +27166,22 @@
         </w:tc>
       </w:tr>
       <w:tr>
+        <w:tblPrEx>
+          <w:tblBorders>
+            <w:top w:val="single" w:color="A4A4A4" w:sz="4" w:space="0"/>
+            <w:left w:val="none" w:color="auto" w:sz="0" w:space="0"/>
+            <w:bottom w:val="single" w:color="A4A4A4" w:sz="4" w:space="0"/>
+            <w:right w:val="none" w:color="auto" w:sz="0" w:space="0"/>
+            <w:insideH w:val="single" w:color="A4A4A4" w:sz="4" w:space="0"/>
+            <w:insideV w:val="single" w:color="A4A4A4" w:sz="4" w:space="0"/>
+          </w:tblBorders>
+          <w:tblCellMar>
+            <w:top w:w="0" w:type="dxa"/>
+            <w:left w:w="108" w:type="dxa"/>
+            <w:bottom w:w="0" w:type="dxa"/>
+            <w:right w:w="108" w:type="dxa"/>
+          </w:tblCellMar>
+        </w:tblPrEx>
         <w:trPr>
           <w:trHeight w:val="397" w:hRule="atLeast"/>
         </w:trPr>
@@ -26534,6 +27356,22 @@
         </w:tc>
       </w:tr>
       <w:tr>
+        <w:tblPrEx>
+          <w:tblBorders>
+            <w:top w:val="single" w:color="A4A4A4" w:sz="4" w:space="0"/>
+            <w:left w:val="none" w:color="auto" w:sz="0" w:space="0"/>
+            <w:bottom w:val="single" w:color="A4A4A4" w:sz="4" w:space="0"/>
+            <w:right w:val="none" w:color="auto" w:sz="0" w:space="0"/>
+            <w:insideH w:val="single" w:color="A4A4A4" w:sz="4" w:space="0"/>
+            <w:insideV w:val="single" w:color="A4A4A4" w:sz="4" w:space="0"/>
+          </w:tblBorders>
+          <w:tblCellMar>
+            <w:top w:w="0" w:type="dxa"/>
+            <w:left w:w="108" w:type="dxa"/>
+            <w:bottom w:w="0" w:type="dxa"/>
+            <w:right w:w="108" w:type="dxa"/>
+          </w:tblCellMar>
+        </w:tblPrEx>
         <w:trPr>
           <w:trHeight w:val="397" w:hRule="atLeast"/>
         </w:trPr>
@@ -26708,6 +27546,22 @@
         </w:tc>
       </w:tr>
       <w:tr>
+        <w:tblPrEx>
+          <w:tblBorders>
+            <w:top w:val="single" w:color="A4A4A4" w:sz="4" w:space="0"/>
+            <w:left w:val="none" w:color="auto" w:sz="0" w:space="0"/>
+            <w:bottom w:val="single" w:color="A4A4A4" w:sz="4" w:space="0"/>
+            <w:right w:val="none" w:color="auto" w:sz="0" w:space="0"/>
+            <w:insideH w:val="single" w:color="A4A4A4" w:sz="4" w:space="0"/>
+            <w:insideV w:val="single" w:color="A4A4A4" w:sz="4" w:space="0"/>
+          </w:tblBorders>
+          <w:tblCellMar>
+            <w:top w:w="0" w:type="dxa"/>
+            <w:left w:w="108" w:type="dxa"/>
+            <w:bottom w:w="0" w:type="dxa"/>
+            <w:right w:w="108" w:type="dxa"/>
+          </w:tblCellMar>
+        </w:tblPrEx>
         <w:trPr>
           <w:trHeight w:val="397" w:hRule="atLeast"/>
         </w:trPr>
@@ -26882,6 +27736,22 @@
         </w:tc>
       </w:tr>
       <w:tr>
+        <w:tblPrEx>
+          <w:tblBorders>
+            <w:top w:val="single" w:color="A4A4A4" w:sz="4" w:space="0"/>
+            <w:left w:val="none" w:color="auto" w:sz="0" w:space="0"/>
+            <w:bottom w:val="single" w:color="A4A4A4" w:sz="4" w:space="0"/>
+            <w:right w:val="none" w:color="auto" w:sz="0" w:space="0"/>
+            <w:insideH w:val="single" w:color="A4A4A4" w:sz="4" w:space="0"/>
+            <w:insideV w:val="single" w:color="A4A4A4" w:sz="4" w:space="0"/>
+          </w:tblBorders>
+          <w:tblCellMar>
+            <w:top w:w="0" w:type="dxa"/>
+            <w:left w:w="108" w:type="dxa"/>
+            <w:bottom w:w="0" w:type="dxa"/>
+            <w:right w:w="108" w:type="dxa"/>
+          </w:tblCellMar>
+        </w:tblPrEx>
         <w:trPr>
           <w:trHeight w:val="397" w:hRule="atLeast"/>
         </w:trPr>
@@ -27064,6 +27934,22 @@
         </w:tc>
       </w:tr>
       <w:tr>
+        <w:tblPrEx>
+          <w:tblBorders>
+            <w:top w:val="single" w:color="A4A4A4" w:sz="4" w:space="0"/>
+            <w:left w:val="none" w:color="auto" w:sz="0" w:space="0"/>
+            <w:bottom w:val="single" w:color="A4A4A4" w:sz="4" w:space="0"/>
+            <w:right w:val="none" w:color="auto" w:sz="0" w:space="0"/>
+            <w:insideH w:val="single" w:color="A4A4A4" w:sz="4" w:space="0"/>
+            <w:insideV w:val="single" w:color="A4A4A4" w:sz="4" w:space="0"/>
+          </w:tblBorders>
+          <w:tblCellMar>
+            <w:top w:w="0" w:type="dxa"/>
+            <w:left w:w="108" w:type="dxa"/>
+            <w:bottom w:w="0" w:type="dxa"/>
+            <w:right w:w="108" w:type="dxa"/>
+          </w:tblCellMar>
+        </w:tblPrEx>
         <w:trPr>
           <w:trHeight w:val="397" w:hRule="atLeast"/>
         </w:trPr>
@@ -27238,6 +28124,22 @@
         </w:tc>
       </w:tr>
       <w:tr>
+        <w:tblPrEx>
+          <w:tblBorders>
+            <w:top w:val="single" w:color="A4A4A4" w:sz="4" w:space="0"/>
+            <w:left w:val="none" w:color="auto" w:sz="0" w:space="0"/>
+            <w:bottom w:val="single" w:color="A4A4A4" w:sz="4" w:space="0"/>
+            <w:right w:val="none" w:color="auto" w:sz="0" w:space="0"/>
+            <w:insideH w:val="single" w:color="A4A4A4" w:sz="4" w:space="0"/>
+            <w:insideV w:val="single" w:color="A4A4A4" w:sz="4" w:space="0"/>
+          </w:tblBorders>
+          <w:tblCellMar>
+            <w:top w:w="0" w:type="dxa"/>
+            <w:left w:w="108" w:type="dxa"/>
+            <w:bottom w:w="0" w:type="dxa"/>
+            <w:right w:w="108" w:type="dxa"/>
+          </w:tblCellMar>
+        </w:tblPrEx>
         <w:trPr>
           <w:trHeight w:val="397" w:hRule="atLeast"/>
         </w:trPr>
@@ -27412,6 +28314,22 @@
         </w:tc>
       </w:tr>
       <w:tr>
+        <w:tblPrEx>
+          <w:tblBorders>
+            <w:top w:val="single" w:color="A4A4A4" w:sz="4" w:space="0"/>
+            <w:left w:val="none" w:color="auto" w:sz="0" w:space="0"/>
+            <w:bottom w:val="single" w:color="A4A4A4" w:sz="4" w:space="0"/>
+            <w:right w:val="none" w:color="auto" w:sz="0" w:space="0"/>
+            <w:insideH w:val="single" w:color="A4A4A4" w:sz="4" w:space="0"/>
+            <w:insideV w:val="single" w:color="A4A4A4" w:sz="4" w:space="0"/>
+          </w:tblBorders>
+          <w:tblCellMar>
+            <w:top w:w="0" w:type="dxa"/>
+            <w:left w:w="108" w:type="dxa"/>
+            <w:bottom w:w="0" w:type="dxa"/>
+            <w:right w:w="108" w:type="dxa"/>
+          </w:tblCellMar>
+        </w:tblPrEx>
         <w:trPr>
           <w:trHeight w:val="397" w:hRule="atLeast"/>
         </w:trPr>
@@ -27586,6 +28504,22 @@
         </w:tc>
       </w:tr>
       <w:tr>
+        <w:tblPrEx>
+          <w:tblBorders>
+            <w:top w:val="single" w:color="A4A4A4" w:sz="4" w:space="0"/>
+            <w:left w:val="none" w:color="auto" w:sz="0" w:space="0"/>
+            <w:bottom w:val="single" w:color="A4A4A4" w:sz="4" w:space="0"/>
+            <w:right w:val="none" w:color="auto" w:sz="0" w:space="0"/>
+            <w:insideH w:val="single" w:color="A4A4A4" w:sz="4" w:space="0"/>
+            <w:insideV w:val="single" w:color="A4A4A4" w:sz="4" w:space="0"/>
+          </w:tblBorders>
+          <w:tblCellMar>
+            <w:top w:w="0" w:type="dxa"/>
+            <w:left w:w="108" w:type="dxa"/>
+            <w:bottom w:w="0" w:type="dxa"/>
+            <w:right w:w="108" w:type="dxa"/>
+          </w:tblCellMar>
+        </w:tblPrEx>
         <w:trPr>
           <w:trHeight w:val="397" w:hRule="atLeast"/>
         </w:trPr>
@@ -27762,6 +28696,22 @@
         </w:tc>
       </w:tr>
       <w:tr>
+        <w:tblPrEx>
+          <w:tblBorders>
+            <w:top w:val="single" w:color="A4A4A4" w:sz="4" w:space="0"/>
+            <w:left w:val="none" w:color="auto" w:sz="0" w:space="0"/>
+            <w:bottom w:val="single" w:color="A4A4A4" w:sz="4" w:space="0"/>
+            <w:right w:val="none" w:color="auto" w:sz="0" w:space="0"/>
+            <w:insideH w:val="single" w:color="A4A4A4" w:sz="4" w:space="0"/>
+            <w:insideV w:val="single" w:color="A4A4A4" w:sz="4" w:space="0"/>
+          </w:tblBorders>
+          <w:tblCellMar>
+            <w:top w:w="0" w:type="dxa"/>
+            <w:left w:w="108" w:type="dxa"/>
+            <w:bottom w:w="0" w:type="dxa"/>
+            <w:right w:w="108" w:type="dxa"/>
+          </w:tblCellMar>
+        </w:tblPrEx>
         <w:trPr>
           <w:trHeight w:val="397" w:hRule="atLeast"/>
         </w:trPr>
@@ -27938,6 +28888,22 @@
         </w:tc>
       </w:tr>
       <w:tr>
+        <w:tblPrEx>
+          <w:tblBorders>
+            <w:top w:val="single" w:color="A4A4A4" w:sz="4" w:space="0"/>
+            <w:left w:val="none" w:color="auto" w:sz="0" w:space="0"/>
+            <w:bottom w:val="single" w:color="A4A4A4" w:sz="4" w:space="0"/>
+            <w:right w:val="none" w:color="auto" w:sz="0" w:space="0"/>
+            <w:insideH w:val="single" w:color="A4A4A4" w:sz="4" w:space="0"/>
+            <w:insideV w:val="single" w:color="A4A4A4" w:sz="4" w:space="0"/>
+          </w:tblBorders>
+          <w:tblCellMar>
+            <w:top w:w="0" w:type="dxa"/>
+            <w:left w:w="108" w:type="dxa"/>
+            <w:bottom w:w="0" w:type="dxa"/>
+            <w:right w:w="108" w:type="dxa"/>
+          </w:tblCellMar>
+        </w:tblPrEx>
         <w:trPr>
           <w:trHeight w:val="397" w:hRule="atLeast"/>
         </w:trPr>
@@ -28112,6 +29078,22 @@
         </w:tc>
       </w:tr>
       <w:tr>
+        <w:tblPrEx>
+          <w:tblBorders>
+            <w:top w:val="single" w:color="A4A4A4" w:sz="4" w:space="0"/>
+            <w:left w:val="none" w:color="auto" w:sz="0" w:space="0"/>
+            <w:bottom w:val="single" w:color="A4A4A4" w:sz="4" w:space="0"/>
+            <w:right w:val="none" w:color="auto" w:sz="0" w:space="0"/>
+            <w:insideH w:val="single" w:color="A4A4A4" w:sz="4" w:space="0"/>
+            <w:insideV w:val="single" w:color="A4A4A4" w:sz="4" w:space="0"/>
+          </w:tblBorders>
+          <w:tblCellMar>
+            <w:top w:w="0" w:type="dxa"/>
+            <w:left w:w="108" w:type="dxa"/>
+            <w:bottom w:w="0" w:type="dxa"/>
+            <w:right w:w="108" w:type="dxa"/>
+          </w:tblCellMar>
+        </w:tblPrEx>
         <w:trPr>
           <w:trHeight w:val="397" w:hRule="atLeast"/>
         </w:trPr>
@@ -28286,6 +29268,22 @@
         </w:tc>
       </w:tr>
       <w:tr>
+        <w:tblPrEx>
+          <w:tblBorders>
+            <w:top w:val="single" w:color="A4A4A4" w:sz="4" w:space="0"/>
+            <w:left w:val="none" w:color="auto" w:sz="0" w:space="0"/>
+            <w:bottom w:val="single" w:color="A4A4A4" w:sz="4" w:space="0"/>
+            <w:right w:val="none" w:color="auto" w:sz="0" w:space="0"/>
+            <w:insideH w:val="single" w:color="A4A4A4" w:sz="4" w:space="0"/>
+            <w:insideV w:val="single" w:color="A4A4A4" w:sz="4" w:space="0"/>
+          </w:tblBorders>
+          <w:tblCellMar>
+            <w:top w:w="0" w:type="dxa"/>
+            <w:left w:w="108" w:type="dxa"/>
+            <w:bottom w:w="0" w:type="dxa"/>
+            <w:right w:w="108" w:type="dxa"/>
+          </w:tblCellMar>
+        </w:tblPrEx>
         <w:trPr>
           <w:trHeight w:val="397" w:hRule="atLeast"/>
         </w:trPr>
@@ -28474,6 +29472,22 @@
         </w:tc>
       </w:tr>
       <w:tr>
+        <w:tblPrEx>
+          <w:tblBorders>
+            <w:top w:val="single" w:color="A4A4A4" w:sz="4" w:space="0"/>
+            <w:left w:val="none" w:color="auto" w:sz="0" w:space="0"/>
+            <w:bottom w:val="single" w:color="A4A4A4" w:sz="4" w:space="0"/>
+            <w:right w:val="none" w:color="auto" w:sz="0" w:space="0"/>
+            <w:insideH w:val="single" w:color="A4A4A4" w:sz="4" w:space="0"/>
+            <w:insideV w:val="single" w:color="A4A4A4" w:sz="4" w:space="0"/>
+          </w:tblBorders>
+          <w:tblCellMar>
+            <w:top w:w="0" w:type="dxa"/>
+            <w:left w:w="108" w:type="dxa"/>
+            <w:bottom w:w="0" w:type="dxa"/>
+            <w:right w:w="108" w:type="dxa"/>
+          </w:tblCellMar>
+        </w:tblPrEx>
         <w:trPr>
           <w:trHeight w:val="397" w:hRule="atLeast"/>
         </w:trPr>
@@ -28648,6 +29662,22 @@
         </w:tc>
       </w:tr>
       <w:tr>
+        <w:tblPrEx>
+          <w:tblBorders>
+            <w:top w:val="single" w:color="A4A4A4" w:sz="4" w:space="0"/>
+            <w:left w:val="none" w:color="auto" w:sz="0" w:space="0"/>
+            <w:bottom w:val="single" w:color="A4A4A4" w:sz="4" w:space="0"/>
+            <w:right w:val="none" w:color="auto" w:sz="0" w:space="0"/>
+            <w:insideH w:val="single" w:color="A4A4A4" w:sz="4" w:space="0"/>
+            <w:insideV w:val="single" w:color="A4A4A4" w:sz="4" w:space="0"/>
+          </w:tblBorders>
+          <w:tblCellMar>
+            <w:top w:w="0" w:type="dxa"/>
+            <w:left w:w="108" w:type="dxa"/>
+            <w:bottom w:w="0" w:type="dxa"/>
+            <w:right w:w="108" w:type="dxa"/>
+          </w:tblCellMar>
+        </w:tblPrEx>
         <w:trPr>
           <w:trHeight w:val="397" w:hRule="atLeast"/>
         </w:trPr>
@@ -28719,6 +29749,22 @@
         </w:tc>
       </w:tr>
       <w:tr>
+        <w:tblPrEx>
+          <w:tblBorders>
+            <w:top w:val="single" w:color="A4A4A4" w:sz="4" w:space="0"/>
+            <w:left w:val="none" w:color="auto" w:sz="0" w:space="0"/>
+            <w:bottom w:val="single" w:color="A4A4A4" w:sz="4" w:space="0"/>
+            <w:right w:val="none" w:color="auto" w:sz="0" w:space="0"/>
+            <w:insideH w:val="single" w:color="A4A4A4" w:sz="4" w:space="0"/>
+            <w:insideV w:val="single" w:color="A4A4A4" w:sz="4" w:space="0"/>
+          </w:tblBorders>
+          <w:tblCellMar>
+            <w:top w:w="0" w:type="dxa"/>
+            <w:left w:w="108" w:type="dxa"/>
+            <w:bottom w:w="0" w:type="dxa"/>
+            <w:right w:w="108" w:type="dxa"/>
+          </w:tblCellMar>
+        </w:tblPrEx>
         <w:trPr>
           <w:trHeight w:val="397" w:hRule="atLeast"/>
         </w:trPr>
@@ -28894,6 +29940,22 @@
         </w:tc>
       </w:tr>
       <w:tr>
+        <w:tblPrEx>
+          <w:tblBorders>
+            <w:top w:val="single" w:color="A4A4A4" w:sz="4" w:space="0"/>
+            <w:left w:val="none" w:color="auto" w:sz="0" w:space="0"/>
+            <w:bottom w:val="single" w:color="A4A4A4" w:sz="4" w:space="0"/>
+            <w:right w:val="none" w:color="auto" w:sz="0" w:space="0"/>
+            <w:insideH w:val="single" w:color="A4A4A4" w:sz="4" w:space="0"/>
+            <w:insideV w:val="single" w:color="A4A4A4" w:sz="4" w:space="0"/>
+          </w:tblBorders>
+          <w:tblCellMar>
+            <w:top w:w="0" w:type="dxa"/>
+            <w:left w:w="108" w:type="dxa"/>
+            <w:bottom w:w="0" w:type="dxa"/>
+            <w:right w:w="108" w:type="dxa"/>
+          </w:tblCellMar>
+        </w:tblPrEx>
         <w:trPr>
           <w:trHeight w:val="397" w:hRule="atLeast"/>
         </w:trPr>
@@ -29071,6 +30133,22 @@
         </w:tc>
       </w:tr>
       <w:tr>
+        <w:tblPrEx>
+          <w:tblBorders>
+            <w:top w:val="single" w:color="A4A4A4" w:sz="4" w:space="0"/>
+            <w:left w:val="none" w:color="auto" w:sz="0" w:space="0"/>
+            <w:bottom w:val="single" w:color="A4A4A4" w:sz="4" w:space="0"/>
+            <w:right w:val="none" w:color="auto" w:sz="0" w:space="0"/>
+            <w:insideH w:val="single" w:color="A4A4A4" w:sz="4" w:space="0"/>
+            <w:insideV w:val="single" w:color="A4A4A4" w:sz="4" w:space="0"/>
+          </w:tblBorders>
+          <w:tblCellMar>
+            <w:top w:w="0" w:type="dxa"/>
+            <w:left w:w="108" w:type="dxa"/>
+            <w:bottom w:w="0" w:type="dxa"/>
+            <w:right w:w="108" w:type="dxa"/>
+          </w:tblCellMar>
+        </w:tblPrEx>
         <w:trPr>
           <w:trHeight w:val="397" w:hRule="atLeast"/>
         </w:trPr>
@@ -29235,6 +30313,22 @@
         </w:tc>
       </w:tr>
       <w:tr>
+        <w:tblPrEx>
+          <w:tblBorders>
+            <w:top w:val="single" w:color="A4A4A4" w:sz="4" w:space="0"/>
+            <w:left w:val="none" w:color="auto" w:sz="0" w:space="0"/>
+            <w:bottom w:val="single" w:color="A4A4A4" w:sz="4" w:space="0"/>
+            <w:right w:val="none" w:color="auto" w:sz="0" w:space="0"/>
+            <w:insideH w:val="single" w:color="A4A4A4" w:sz="4" w:space="0"/>
+            <w:insideV w:val="single" w:color="A4A4A4" w:sz="4" w:space="0"/>
+          </w:tblBorders>
+          <w:tblCellMar>
+            <w:top w:w="0" w:type="dxa"/>
+            <w:left w:w="108" w:type="dxa"/>
+            <w:bottom w:w="0" w:type="dxa"/>
+            <w:right w:w="108" w:type="dxa"/>
+          </w:tblCellMar>
+        </w:tblPrEx>
         <w:trPr>
           <w:trHeight w:val="397" w:hRule="atLeast"/>
         </w:trPr>
@@ -29410,6 +30504,22 @@
         </w:tc>
       </w:tr>
       <w:tr>
+        <w:tblPrEx>
+          <w:tblBorders>
+            <w:top w:val="single" w:color="A4A4A4" w:sz="4" w:space="0"/>
+            <w:left w:val="none" w:color="auto" w:sz="0" w:space="0"/>
+            <w:bottom w:val="single" w:color="A4A4A4" w:sz="4" w:space="0"/>
+            <w:right w:val="none" w:color="auto" w:sz="0" w:space="0"/>
+            <w:insideH w:val="single" w:color="A4A4A4" w:sz="4" w:space="0"/>
+            <w:insideV w:val="single" w:color="A4A4A4" w:sz="4" w:space="0"/>
+          </w:tblBorders>
+          <w:tblCellMar>
+            <w:top w:w="0" w:type="dxa"/>
+            <w:left w:w="108" w:type="dxa"/>
+            <w:bottom w:w="0" w:type="dxa"/>
+            <w:right w:w="108" w:type="dxa"/>
+          </w:tblCellMar>
+        </w:tblPrEx>
         <w:trPr>
           <w:trHeight w:val="397" w:hRule="atLeast"/>
         </w:trPr>
@@ -29585,6 +30695,22 @@
         </w:tc>
       </w:tr>
       <w:tr>
+        <w:tblPrEx>
+          <w:tblBorders>
+            <w:top w:val="single" w:color="A4A4A4" w:sz="4" w:space="0"/>
+            <w:left w:val="none" w:color="auto" w:sz="0" w:space="0"/>
+            <w:bottom w:val="single" w:color="A4A4A4" w:sz="4" w:space="0"/>
+            <w:right w:val="none" w:color="auto" w:sz="0" w:space="0"/>
+            <w:insideH w:val="single" w:color="A4A4A4" w:sz="4" w:space="0"/>
+            <w:insideV w:val="single" w:color="A4A4A4" w:sz="4" w:space="0"/>
+          </w:tblBorders>
+          <w:tblCellMar>
+            <w:top w:w="0" w:type="dxa"/>
+            <w:left w:w="108" w:type="dxa"/>
+            <w:bottom w:w="0" w:type="dxa"/>
+            <w:right w:w="108" w:type="dxa"/>
+          </w:tblCellMar>
+        </w:tblPrEx>
         <w:trPr>
           <w:trHeight w:val="397" w:hRule="atLeast"/>
         </w:trPr>
@@ -29901,6 +31027,22 @@
         <w:gridCol w:w="3445"/>
       </w:tblGrid>
       <w:tr>
+        <w:tblPrEx>
+          <w:tblBorders>
+            <w:top w:val="single" w:color="A4A4A4" w:sz="4" w:space="0"/>
+            <w:left w:val="none" w:color="auto" w:sz="0" w:space="0"/>
+            <w:bottom w:val="single" w:color="A4A4A4" w:sz="4" w:space="0"/>
+            <w:right w:val="none" w:color="auto" w:sz="0" w:space="0"/>
+            <w:insideH w:val="single" w:color="A4A4A4" w:sz="4" w:space="0"/>
+            <w:insideV w:val="single" w:color="A4A4A4" w:sz="4" w:space="0"/>
+          </w:tblBorders>
+          <w:tblCellMar>
+            <w:top w:w="0" w:type="dxa"/>
+            <w:left w:w="108" w:type="dxa"/>
+            <w:bottom w:w="0" w:type="dxa"/>
+            <w:right w:w="108" w:type="dxa"/>
+          </w:tblCellMar>
+        </w:tblPrEx>
         <w:trPr>
           <w:trHeight w:val="510" w:hRule="atLeast"/>
         </w:trPr>
@@ -30021,6 +31163,22 @@
         </w:tc>
       </w:tr>
       <w:tr>
+        <w:tblPrEx>
+          <w:tblBorders>
+            <w:top w:val="single" w:color="A4A4A4" w:sz="4" w:space="0"/>
+            <w:left w:val="none" w:color="auto" w:sz="0" w:space="0"/>
+            <w:bottom w:val="single" w:color="A4A4A4" w:sz="4" w:space="0"/>
+            <w:right w:val="none" w:color="auto" w:sz="0" w:space="0"/>
+            <w:insideH w:val="single" w:color="A4A4A4" w:sz="4" w:space="0"/>
+            <w:insideV w:val="single" w:color="A4A4A4" w:sz="4" w:space="0"/>
+          </w:tblBorders>
+          <w:tblCellMar>
+            <w:top w:w="0" w:type="dxa"/>
+            <w:left w:w="108" w:type="dxa"/>
+            <w:bottom w:w="0" w:type="dxa"/>
+            <w:right w:w="108" w:type="dxa"/>
+          </w:tblCellMar>
+        </w:tblPrEx>
         <w:trPr>
           <w:trHeight w:val="397" w:hRule="atLeast"/>
         </w:trPr>
@@ -30230,6 +31388,22 @@
         </w:tc>
       </w:tr>
       <w:tr>
+        <w:tblPrEx>
+          <w:tblBorders>
+            <w:top w:val="single" w:color="A4A4A4" w:sz="4" w:space="0"/>
+            <w:left w:val="none" w:color="auto" w:sz="0" w:space="0"/>
+            <w:bottom w:val="single" w:color="A4A4A4" w:sz="4" w:space="0"/>
+            <w:right w:val="none" w:color="auto" w:sz="0" w:space="0"/>
+            <w:insideH w:val="single" w:color="A4A4A4" w:sz="4" w:space="0"/>
+            <w:insideV w:val="single" w:color="A4A4A4" w:sz="4" w:space="0"/>
+          </w:tblBorders>
+          <w:tblCellMar>
+            <w:top w:w="0" w:type="dxa"/>
+            <w:left w:w="108" w:type="dxa"/>
+            <w:bottom w:w="0" w:type="dxa"/>
+            <w:right w:w="108" w:type="dxa"/>
+          </w:tblCellMar>
+        </w:tblPrEx>
         <w:trPr>
           <w:trHeight w:val="397" w:hRule="atLeast"/>
         </w:trPr>
@@ -30403,6 +31577,22 @@
         </w:tc>
       </w:tr>
       <w:tr>
+        <w:tblPrEx>
+          <w:tblBorders>
+            <w:top w:val="single" w:color="A4A4A4" w:sz="4" w:space="0"/>
+            <w:left w:val="none" w:color="auto" w:sz="0" w:space="0"/>
+            <w:bottom w:val="single" w:color="A4A4A4" w:sz="4" w:space="0"/>
+            <w:right w:val="none" w:color="auto" w:sz="0" w:space="0"/>
+            <w:insideH w:val="single" w:color="A4A4A4" w:sz="4" w:space="0"/>
+            <w:insideV w:val="single" w:color="A4A4A4" w:sz="4" w:space="0"/>
+          </w:tblBorders>
+          <w:tblCellMar>
+            <w:top w:w="0" w:type="dxa"/>
+            <w:left w:w="108" w:type="dxa"/>
+            <w:bottom w:w="0" w:type="dxa"/>
+            <w:right w:w="108" w:type="dxa"/>
+          </w:tblCellMar>
+        </w:tblPrEx>
         <w:trPr>
           <w:trHeight w:val="397" w:hRule="atLeast"/>
         </w:trPr>
@@ -30576,6 +31766,22 @@
         </w:tc>
       </w:tr>
       <w:tr>
+        <w:tblPrEx>
+          <w:tblBorders>
+            <w:top w:val="single" w:color="A4A4A4" w:sz="4" w:space="0"/>
+            <w:left w:val="none" w:color="auto" w:sz="0" w:space="0"/>
+            <w:bottom w:val="single" w:color="A4A4A4" w:sz="4" w:space="0"/>
+            <w:right w:val="none" w:color="auto" w:sz="0" w:space="0"/>
+            <w:insideH w:val="single" w:color="A4A4A4" w:sz="4" w:space="0"/>
+            <w:insideV w:val="single" w:color="A4A4A4" w:sz="4" w:space="0"/>
+          </w:tblBorders>
+          <w:tblCellMar>
+            <w:top w:w="0" w:type="dxa"/>
+            <w:left w:w="108" w:type="dxa"/>
+            <w:bottom w:w="0" w:type="dxa"/>
+            <w:right w:w="108" w:type="dxa"/>
+          </w:tblCellMar>
+        </w:tblPrEx>
         <w:trPr>
           <w:trHeight w:val="397" w:hRule="atLeast"/>
         </w:trPr>
@@ -30749,6 +31955,22 @@
         </w:tc>
       </w:tr>
       <w:tr>
+        <w:tblPrEx>
+          <w:tblBorders>
+            <w:top w:val="single" w:color="A4A4A4" w:sz="4" w:space="0"/>
+            <w:left w:val="none" w:color="auto" w:sz="0" w:space="0"/>
+            <w:bottom w:val="single" w:color="A4A4A4" w:sz="4" w:space="0"/>
+            <w:right w:val="none" w:color="auto" w:sz="0" w:space="0"/>
+            <w:insideH w:val="single" w:color="A4A4A4" w:sz="4" w:space="0"/>
+            <w:insideV w:val="single" w:color="A4A4A4" w:sz="4" w:space="0"/>
+          </w:tblBorders>
+          <w:tblCellMar>
+            <w:top w:w="0" w:type="dxa"/>
+            <w:left w:w="108" w:type="dxa"/>
+            <w:bottom w:w="0" w:type="dxa"/>
+            <w:right w:w="108" w:type="dxa"/>
+          </w:tblCellMar>
+        </w:tblPrEx>
         <w:trPr>
           <w:trHeight w:val="397" w:hRule="atLeast"/>
         </w:trPr>
@@ -30922,6 +32144,22 @@
         </w:tc>
       </w:tr>
       <w:tr>
+        <w:tblPrEx>
+          <w:tblBorders>
+            <w:top w:val="single" w:color="A4A4A4" w:sz="4" w:space="0"/>
+            <w:left w:val="none" w:color="auto" w:sz="0" w:space="0"/>
+            <w:bottom w:val="single" w:color="A4A4A4" w:sz="4" w:space="0"/>
+            <w:right w:val="none" w:color="auto" w:sz="0" w:space="0"/>
+            <w:insideH w:val="single" w:color="A4A4A4" w:sz="4" w:space="0"/>
+            <w:insideV w:val="single" w:color="A4A4A4" w:sz="4" w:space="0"/>
+          </w:tblBorders>
+          <w:tblCellMar>
+            <w:top w:w="0" w:type="dxa"/>
+            <w:left w:w="108" w:type="dxa"/>
+            <w:bottom w:w="0" w:type="dxa"/>
+            <w:right w:w="108" w:type="dxa"/>
+          </w:tblCellMar>
+        </w:tblPrEx>
         <w:trPr>
           <w:trHeight w:val="397" w:hRule="atLeast"/>
         </w:trPr>
@@ -31095,6 +32333,22 @@
         </w:tc>
       </w:tr>
       <w:tr>
+        <w:tblPrEx>
+          <w:tblBorders>
+            <w:top w:val="single" w:color="A4A4A4" w:sz="4" w:space="0"/>
+            <w:left w:val="none" w:color="auto" w:sz="0" w:space="0"/>
+            <w:bottom w:val="single" w:color="A4A4A4" w:sz="4" w:space="0"/>
+            <w:right w:val="none" w:color="auto" w:sz="0" w:space="0"/>
+            <w:insideH w:val="single" w:color="A4A4A4" w:sz="4" w:space="0"/>
+            <w:insideV w:val="single" w:color="A4A4A4" w:sz="4" w:space="0"/>
+          </w:tblBorders>
+          <w:tblCellMar>
+            <w:top w:w="0" w:type="dxa"/>
+            <w:left w:w="108" w:type="dxa"/>
+            <w:bottom w:w="0" w:type="dxa"/>
+            <w:right w:w="108" w:type="dxa"/>
+          </w:tblCellMar>
+        </w:tblPrEx>
         <w:trPr>
           <w:trHeight w:val="397" w:hRule="atLeast"/>
         </w:trPr>
@@ -31313,7 +32567,6 @@
           </w14:textFill>
         </w:rPr>
       </w:pPr>
-      <w:bookmarkStart w:id="6" w:name="chemotherapy"/>
       <w:r>
         <w:rPr>
           <w:rFonts w:hint="eastAsia" w:ascii="苹方 中等" w:hAnsi="苹方 中等" w:eastAsia="苹方 中等" w:cs="苹方 中等"/>
@@ -31335,7 +32588,6 @@
         <w:t>化疗基因及药物详细解读</w:t>
       </w:r>
     </w:p>
-    <w:bookmarkEnd w:id="6"/>
     <w:tbl>
       <w:tblPr>
         <w:tblStyle w:val="16"/>
@@ -31370,6 +32622,22 @@
         <w:gridCol w:w="712"/>
       </w:tblGrid>
       <w:tr>
+        <w:tblPrEx>
+          <w:tblBorders>
+            <w:top w:val="single" w:color="45A3A7" w:sz="18" w:space="0"/>
+            <w:left w:val="none" w:color="auto" w:sz="0" w:space="0"/>
+            <w:bottom w:val="single" w:color="A4A4A4" w:sz="4" w:space="0"/>
+            <w:right w:val="none" w:color="auto" w:sz="0" w:space="0"/>
+            <w:insideH w:val="single" w:color="A4A4A4" w:sz="4" w:space="0"/>
+            <w:insideV w:val="single" w:color="A4A4A4" w:sz="4" w:space="0"/>
+          </w:tblBorders>
+          <w:tblCellMar>
+            <w:top w:w="0" w:type="dxa"/>
+            <w:left w:w="0" w:type="dxa"/>
+            <w:bottom w:w="0" w:type="dxa"/>
+            <w:right w:w="0" w:type="dxa"/>
+          </w:tblCellMar>
+        </w:tblPrEx>
         <w:trPr>
           <w:trHeight w:val="510" w:hRule="atLeast"/>
           <w:tblHeader/>
@@ -31712,6 +32980,22 @@
         <w:gridCol w:w="703"/>
       </w:tblGrid>
       <w:tr>
+        <w:tblPrEx>
+          <w:tblBorders>
+            <w:top w:val="single" w:color="D7D7D7" w:themeColor="background1" w:themeShade="D8" w:sz="4" w:space="0"/>
+            <w:left w:val="single" w:color="D7D7D7" w:themeColor="background1" w:themeShade="D8" w:sz="4" w:space="0"/>
+            <w:bottom w:val="single" w:color="D7D7D7" w:themeColor="background1" w:themeShade="D8" w:sz="4" w:space="0"/>
+            <w:right w:val="single" w:color="D7D7D7" w:themeColor="background1" w:themeShade="D8" w:sz="4" w:space="0"/>
+            <w:insideH w:val="single" w:color="D7D7D7" w:themeColor="background1" w:themeShade="D8" w:sz="4" w:space="0"/>
+            <w:insideV w:val="single" w:color="D7D7D7" w:themeColor="background1" w:themeShade="D8" w:sz="4" w:space="0"/>
+          </w:tblBorders>
+          <w:tblCellMar>
+            <w:top w:w="0" w:type="dxa"/>
+            <w:left w:w="0" w:type="dxa"/>
+            <w:bottom w:w="0" w:type="dxa"/>
+            <w:right w:w="0" w:type="dxa"/>
+          </w:tblCellMar>
+        </w:tblPrEx>
         <w:trPr>
           <w:trHeight w:val="420" w:hRule="atLeast"/>
           <w:jc w:val="center"/>
@@ -31753,6 +33037,22 @@
         </w:tc>
       </w:tr>
       <w:tr>
+        <w:tblPrEx>
+          <w:tblBorders>
+            <w:top w:val="single" w:color="D7D7D7" w:themeColor="background1" w:themeShade="D8" w:sz="4" w:space="0"/>
+            <w:left w:val="single" w:color="D7D7D7" w:themeColor="background1" w:themeShade="D8" w:sz="4" w:space="0"/>
+            <w:bottom w:val="single" w:color="D7D7D7" w:themeColor="background1" w:themeShade="D8" w:sz="4" w:space="0"/>
+            <w:right w:val="single" w:color="D7D7D7" w:themeColor="background1" w:themeShade="D8" w:sz="4" w:space="0"/>
+            <w:insideH w:val="single" w:color="D7D7D7" w:themeColor="background1" w:themeShade="D8" w:sz="4" w:space="0"/>
+            <w:insideV w:val="single" w:color="D7D7D7" w:themeColor="background1" w:themeShade="D8" w:sz="4" w:space="0"/>
+          </w:tblBorders>
+          <w:tblCellMar>
+            <w:top w:w="0" w:type="dxa"/>
+            <w:left w:w="0" w:type="dxa"/>
+            <w:bottom w:w="0" w:type="dxa"/>
+            <w:right w:w="0" w:type="dxa"/>
+          </w:tblCellMar>
+        </w:tblPrEx>
         <w:trPr>
           <w:trHeight w:val="420" w:hRule="atLeast"/>
           <w:jc w:val="center"/>
@@ -31794,6 +33094,22 @@
         </w:tc>
       </w:tr>
       <w:tr>
+        <w:tblPrEx>
+          <w:tblBorders>
+            <w:top w:val="single" w:color="D7D7D7" w:themeColor="background1" w:themeShade="D8" w:sz="4" w:space="0"/>
+            <w:left w:val="single" w:color="D7D7D7" w:themeColor="background1" w:themeShade="D8" w:sz="4" w:space="0"/>
+            <w:bottom w:val="single" w:color="D7D7D7" w:themeColor="background1" w:themeShade="D8" w:sz="4" w:space="0"/>
+            <w:right w:val="single" w:color="D7D7D7" w:themeColor="background1" w:themeShade="D8" w:sz="4" w:space="0"/>
+            <w:insideH w:val="single" w:color="D7D7D7" w:themeColor="background1" w:themeShade="D8" w:sz="4" w:space="0"/>
+            <w:insideV w:val="single" w:color="D7D7D7" w:themeColor="background1" w:themeShade="D8" w:sz="4" w:space="0"/>
+          </w:tblBorders>
+          <w:tblCellMar>
+            <w:top w:w="0" w:type="dxa"/>
+            <w:left w:w="0" w:type="dxa"/>
+            <w:bottom w:w="0" w:type="dxa"/>
+            <w:right w:w="0" w:type="dxa"/>
+          </w:tblCellMar>
+        </w:tblPrEx>
         <w:trPr>
           <w:trHeight w:val="422" w:hRule="atLeast"/>
           <w:jc w:val="center"/>
@@ -32102,6 +33418,22 @@
         </w:tc>
       </w:tr>
       <w:tr>
+        <w:tblPrEx>
+          <w:tblBorders>
+            <w:top w:val="single" w:color="D7D7D7" w:themeColor="background1" w:themeShade="D8" w:sz="4" w:space="0"/>
+            <w:left w:val="single" w:color="D7D7D7" w:themeColor="background1" w:themeShade="D8" w:sz="4" w:space="0"/>
+            <w:bottom w:val="single" w:color="D7D7D7" w:themeColor="background1" w:themeShade="D8" w:sz="4" w:space="0"/>
+            <w:right w:val="single" w:color="D7D7D7" w:themeColor="background1" w:themeShade="D8" w:sz="4" w:space="0"/>
+            <w:insideH w:val="single" w:color="D7D7D7" w:themeColor="background1" w:themeShade="D8" w:sz="4" w:space="0"/>
+            <w:insideV w:val="single" w:color="D7D7D7" w:themeColor="background1" w:themeShade="D8" w:sz="4" w:space="0"/>
+          </w:tblBorders>
+          <w:tblCellMar>
+            <w:top w:w="0" w:type="dxa"/>
+            <w:left w:w="0" w:type="dxa"/>
+            <w:bottom w:w="0" w:type="dxa"/>
+            <w:right w:w="0" w:type="dxa"/>
+          </w:tblCellMar>
+        </w:tblPrEx>
         <w:trPr>
           <w:trHeight w:val="420" w:hRule="atLeast"/>
           <w:jc w:val="center"/>
@@ -32147,6 +33479,22 @@
         </w:tc>
       </w:tr>
       <w:tr>
+        <w:tblPrEx>
+          <w:tblBorders>
+            <w:top w:val="single" w:color="D7D7D7" w:themeColor="background1" w:themeShade="D8" w:sz="4" w:space="0"/>
+            <w:left w:val="single" w:color="D7D7D7" w:themeColor="background1" w:themeShade="D8" w:sz="4" w:space="0"/>
+            <w:bottom w:val="single" w:color="D7D7D7" w:themeColor="background1" w:themeShade="D8" w:sz="4" w:space="0"/>
+            <w:right w:val="single" w:color="D7D7D7" w:themeColor="background1" w:themeShade="D8" w:sz="4" w:space="0"/>
+            <w:insideH w:val="single" w:color="D7D7D7" w:themeColor="background1" w:themeShade="D8" w:sz="4" w:space="0"/>
+            <w:insideV w:val="single" w:color="D7D7D7" w:themeColor="background1" w:themeShade="D8" w:sz="4" w:space="0"/>
+          </w:tblBorders>
+          <w:tblCellMar>
+            <w:top w:w="0" w:type="dxa"/>
+            <w:left w:w="0" w:type="dxa"/>
+            <w:bottom w:w="0" w:type="dxa"/>
+            <w:right w:w="0" w:type="dxa"/>
+          </w:tblCellMar>
+        </w:tblPrEx>
         <w:trPr>
           <w:trHeight w:val="420" w:hRule="atLeast"/>
           <w:jc w:val="center"/>
@@ -32226,7 +33574,7 @@
       <w:pPr>
         <w:widowControl/>
         <w:spacing w:line="400" w:lineRule="exact"/>
-        <w:ind w:left="428" w:hanging="428" w:hangingChars="200"/>
+        <w:ind w:left="428" w:hanging="430" w:hangingChars="200"/>
         <w:rPr>
           <w:rFonts w:hint="eastAsia" w:ascii="苹方 中等" w:hAnsi="苹方 中等" w:eastAsia="苹方 中等" w:cs="苹方 中等"/>
           <w:b/>
@@ -32605,7 +33953,6 @@
           </w14:textFill>
         </w:rPr>
       </w:pPr>
-      <w:bookmarkStart w:id="7" w:name="mmr"/>
       <w:r>
         <w:rPr>
           <w:rFonts w:hint="eastAsia" w:ascii="苹方 中等" w:hAnsi="苹方 中等" w:eastAsia="苹方 中等" w:cs="苹方 中等"/>
@@ -32627,7 +33974,6 @@
         <w:t>MMR胚系评估</w:t>
       </w:r>
     </w:p>
-    <w:bookmarkEnd w:id="7"/>
     <w:p>
       <w:pPr>
         <w:widowControl/>
@@ -32639,8 +33985,6 @@
           <w:szCs w:val="21"/>
         </w:rPr>
       </w:pPr>
-      <w:bookmarkStart w:id="8" w:name="bookmark=id.2jxsxqh" w:colFirst="0" w:colLast="0"/>
-      <w:bookmarkEnd w:id="8"/>
       <w:r>
         <w:rPr>
           <w:rFonts w:hint="eastAsia" w:ascii="苹方 中等" w:hAnsi="苹方 中等" w:eastAsia="苹方 中等" w:cs="苹方 中等"/>
@@ -32731,6 +34075,22 @@
         <w:gridCol w:w="2319"/>
       </w:tblGrid>
       <w:tr>
+        <w:tblPrEx>
+          <w:tblBorders>
+            <w:top w:val="single" w:color="CCCCCC" w:sz="4" w:space="0"/>
+            <w:left w:val="single" w:color="CCCCCC" w:sz="4" w:space="0"/>
+            <w:bottom w:val="single" w:color="CCCCCC" w:sz="4" w:space="0"/>
+            <w:right w:val="single" w:color="CCCCCC" w:sz="4" w:space="0"/>
+            <w:insideH w:val="single" w:color="CCCCCC" w:sz="4" w:space="0"/>
+            <w:insideV w:val="single" w:color="CCCCCC" w:sz="4" w:space="0"/>
+          </w:tblBorders>
+          <w:tblCellMar>
+            <w:top w:w="113" w:type="dxa"/>
+            <w:left w:w="113" w:type="dxa"/>
+            <w:bottom w:w="113" w:type="dxa"/>
+            <w:right w:w="113" w:type="dxa"/>
+          </w:tblCellMar>
+        </w:tblPrEx>
         <w:trPr>
           <w:jc w:val="center"/>
         </w:trPr>
@@ -32886,6 +34246,22 @@
         </w:tc>
       </w:tr>
       <w:tr>
+        <w:tblPrEx>
+          <w:tblBorders>
+            <w:top w:val="single" w:color="CCCCCC" w:sz="4" w:space="0"/>
+            <w:left w:val="single" w:color="CCCCCC" w:sz="4" w:space="0"/>
+            <w:bottom w:val="single" w:color="CCCCCC" w:sz="4" w:space="0"/>
+            <w:right w:val="single" w:color="CCCCCC" w:sz="4" w:space="0"/>
+            <w:insideH w:val="single" w:color="CCCCCC" w:sz="4" w:space="0"/>
+            <w:insideV w:val="single" w:color="CCCCCC" w:sz="4" w:space="0"/>
+          </w:tblBorders>
+          <w:tblCellMar>
+            <w:top w:w="113" w:type="dxa"/>
+            <w:left w:w="113" w:type="dxa"/>
+            <w:bottom w:w="113" w:type="dxa"/>
+            <w:right w:w="113" w:type="dxa"/>
+          </w:tblCellMar>
+        </w:tblPrEx>
         <w:trPr>
           <w:jc w:val="center"/>
         </w:trPr>
@@ -32942,6 +34318,22 @@
         </w:tc>
       </w:tr>
       <w:tr>
+        <w:tblPrEx>
+          <w:tblBorders>
+            <w:top w:val="single" w:color="CCCCCC" w:sz="4" w:space="0"/>
+            <w:left w:val="single" w:color="CCCCCC" w:sz="4" w:space="0"/>
+            <w:bottom w:val="single" w:color="CCCCCC" w:sz="4" w:space="0"/>
+            <w:right w:val="single" w:color="CCCCCC" w:sz="4" w:space="0"/>
+            <w:insideH w:val="single" w:color="CCCCCC" w:sz="4" w:space="0"/>
+            <w:insideV w:val="single" w:color="CCCCCC" w:sz="4" w:space="0"/>
+          </w:tblBorders>
+          <w:tblCellMar>
+            <w:top w:w="113" w:type="dxa"/>
+            <w:left w:w="113" w:type="dxa"/>
+            <w:bottom w:w="113" w:type="dxa"/>
+            <w:right w:w="113" w:type="dxa"/>
+          </w:tblCellMar>
+        </w:tblPrEx>
         <w:trPr>
           <w:jc w:val="center"/>
         </w:trPr>
@@ -33171,6 +34563,22 @@
         </w:tc>
       </w:tr>
       <w:tr>
+        <w:tblPrEx>
+          <w:tblBorders>
+            <w:top w:val="single" w:color="CCCCCC" w:sz="4" w:space="0"/>
+            <w:left w:val="single" w:color="CCCCCC" w:sz="4" w:space="0"/>
+            <w:bottom w:val="single" w:color="CCCCCC" w:sz="4" w:space="0"/>
+            <w:right w:val="single" w:color="CCCCCC" w:sz="4" w:space="0"/>
+            <w:insideH w:val="single" w:color="CCCCCC" w:sz="4" w:space="0"/>
+            <w:insideV w:val="single" w:color="CCCCCC" w:sz="4" w:space="0"/>
+          </w:tblBorders>
+          <w:tblCellMar>
+            <w:top w:w="113" w:type="dxa"/>
+            <w:left w:w="113" w:type="dxa"/>
+            <w:bottom w:w="113" w:type="dxa"/>
+            <w:right w:w="113" w:type="dxa"/>
+          </w:tblCellMar>
+        </w:tblPrEx>
         <w:trPr>
           <w:jc w:val="center"/>
         </w:trPr>
@@ -33533,6 +34941,22 @@
         <w:gridCol w:w="1527"/>
       </w:tblGrid>
       <w:tr>
+        <w:tblPrEx>
+          <w:tblBorders>
+            <w:top w:val="single" w:color="A4A4A4" w:sz="4" w:space="0"/>
+            <w:left w:val="none" w:color="auto" w:sz="0" w:space="0"/>
+            <w:bottom w:val="single" w:color="A4A4A4" w:sz="4" w:space="0"/>
+            <w:right w:val="none" w:color="auto" w:sz="0" w:space="0"/>
+            <w:insideH w:val="single" w:color="A4A4A4" w:sz="4" w:space="0"/>
+            <w:insideV w:val="single" w:color="A4A4A4" w:sz="4" w:space="0"/>
+          </w:tblBorders>
+          <w:tblCellMar>
+            <w:top w:w="0" w:type="dxa"/>
+            <w:left w:w="0" w:type="dxa"/>
+            <w:bottom w:w="0" w:type="dxa"/>
+            <w:right w:w="0" w:type="dxa"/>
+          </w:tblCellMar>
+        </w:tblPrEx>
         <w:trPr>
           <w:trHeight w:val="510" w:hRule="exact"/>
           <w:jc w:val="center"/>
@@ -33975,6 +35399,22 @@
         </w:tc>
       </w:tr>
       <w:tr>
+        <w:tblPrEx>
+          <w:tblBorders>
+            <w:top w:val="single" w:color="A4A4A4" w:sz="4" w:space="0"/>
+            <w:left w:val="none" w:color="auto" w:sz="0" w:space="0"/>
+            <w:bottom w:val="single" w:color="A4A4A4" w:sz="4" w:space="0"/>
+            <w:right w:val="none" w:color="auto" w:sz="0" w:space="0"/>
+            <w:insideH w:val="single" w:color="A4A4A4" w:sz="4" w:space="0"/>
+            <w:insideV w:val="single" w:color="A4A4A4" w:sz="4" w:space="0"/>
+          </w:tblBorders>
+          <w:tblCellMar>
+            <w:top w:w="0" w:type="dxa"/>
+            <w:left w:w="0" w:type="dxa"/>
+            <w:bottom w:w="0" w:type="dxa"/>
+            <w:right w:w="0" w:type="dxa"/>
+          </w:tblCellMar>
+        </w:tblPrEx>
         <w:trPr>
           <w:trHeight w:val="487" w:hRule="atLeast"/>
           <w:jc w:val="center"/>
@@ -34016,6 +35456,22 @@
         </w:tc>
       </w:tr>
       <w:tr>
+        <w:tblPrEx>
+          <w:tblBorders>
+            <w:top w:val="single" w:color="A4A4A4" w:sz="4" w:space="0"/>
+            <w:left w:val="none" w:color="auto" w:sz="0" w:space="0"/>
+            <w:bottom w:val="single" w:color="A4A4A4" w:sz="4" w:space="0"/>
+            <w:right w:val="none" w:color="auto" w:sz="0" w:space="0"/>
+            <w:insideH w:val="single" w:color="A4A4A4" w:sz="4" w:space="0"/>
+            <w:insideV w:val="single" w:color="A4A4A4" w:sz="4" w:space="0"/>
+          </w:tblBorders>
+          <w:tblCellMar>
+            <w:top w:w="0" w:type="dxa"/>
+            <w:left w:w="0" w:type="dxa"/>
+            <w:bottom w:w="0" w:type="dxa"/>
+            <w:right w:w="0" w:type="dxa"/>
+          </w:tblCellMar>
+        </w:tblPrEx>
         <w:trPr>
           <w:trHeight w:val="510" w:hRule="atLeast"/>
           <w:jc w:val="center"/>
@@ -34057,6 +35513,22 @@
         </w:tc>
       </w:tr>
       <w:tr>
+        <w:tblPrEx>
+          <w:tblBorders>
+            <w:top w:val="single" w:color="A4A4A4" w:sz="4" w:space="0"/>
+            <w:left w:val="none" w:color="auto" w:sz="0" w:space="0"/>
+            <w:bottom w:val="single" w:color="A4A4A4" w:sz="4" w:space="0"/>
+            <w:right w:val="none" w:color="auto" w:sz="0" w:space="0"/>
+            <w:insideH w:val="single" w:color="A4A4A4" w:sz="4" w:space="0"/>
+            <w:insideV w:val="single" w:color="A4A4A4" w:sz="4" w:space="0"/>
+          </w:tblBorders>
+          <w:tblCellMar>
+            <w:top w:w="0" w:type="dxa"/>
+            <w:left w:w="0" w:type="dxa"/>
+            <w:bottom w:w="0" w:type="dxa"/>
+            <w:right w:w="0" w:type="dxa"/>
+          </w:tblCellMar>
+        </w:tblPrEx>
         <w:trPr>
           <w:trHeight w:val="510" w:hRule="atLeast"/>
           <w:jc w:val="center"/>
@@ -34391,6 +35863,22 @@
         </w:tc>
       </w:tr>
       <w:tr>
+        <w:tblPrEx>
+          <w:tblBorders>
+            <w:top w:val="single" w:color="A4A4A4" w:sz="4" w:space="0"/>
+            <w:left w:val="none" w:color="auto" w:sz="0" w:space="0"/>
+            <w:bottom w:val="single" w:color="A4A4A4" w:sz="4" w:space="0"/>
+            <w:right w:val="none" w:color="auto" w:sz="0" w:space="0"/>
+            <w:insideH w:val="single" w:color="A4A4A4" w:sz="4" w:space="0"/>
+            <w:insideV w:val="single" w:color="A4A4A4" w:sz="4" w:space="0"/>
+          </w:tblBorders>
+          <w:tblCellMar>
+            <w:top w:w="0" w:type="dxa"/>
+            <w:left w:w="0" w:type="dxa"/>
+            <w:bottom w:w="0" w:type="dxa"/>
+            <w:right w:w="0" w:type="dxa"/>
+          </w:tblCellMar>
+        </w:tblPrEx>
         <w:trPr>
           <w:trHeight w:val="510" w:hRule="atLeast"/>
           <w:jc w:val="center"/>
@@ -34432,6 +35920,22 @@
         </w:tc>
       </w:tr>
       <w:tr>
+        <w:tblPrEx>
+          <w:tblBorders>
+            <w:top w:val="single" w:color="A4A4A4" w:sz="4" w:space="0"/>
+            <w:left w:val="none" w:color="auto" w:sz="0" w:space="0"/>
+            <w:bottom w:val="single" w:color="A4A4A4" w:sz="4" w:space="0"/>
+            <w:right w:val="none" w:color="auto" w:sz="0" w:space="0"/>
+            <w:insideH w:val="single" w:color="A4A4A4" w:sz="4" w:space="0"/>
+            <w:insideV w:val="single" w:color="A4A4A4" w:sz="4" w:space="0"/>
+          </w:tblBorders>
+          <w:tblCellMar>
+            <w:top w:w="0" w:type="dxa"/>
+            <w:left w:w="0" w:type="dxa"/>
+            <w:bottom w:w="0" w:type="dxa"/>
+            <w:right w:w="0" w:type="dxa"/>
+          </w:tblCellMar>
+        </w:tblPrEx>
         <w:trPr>
           <w:trHeight w:val="510" w:hRule="atLeast"/>
           <w:jc w:val="center"/>
@@ -34473,6 +35977,22 @@
         </w:tc>
       </w:tr>
       <w:tr>
+        <w:tblPrEx>
+          <w:tblBorders>
+            <w:top w:val="single" w:color="A4A4A4" w:sz="4" w:space="0"/>
+            <w:left w:val="none" w:color="auto" w:sz="0" w:space="0"/>
+            <w:bottom w:val="single" w:color="A4A4A4" w:sz="4" w:space="0"/>
+            <w:right w:val="none" w:color="auto" w:sz="0" w:space="0"/>
+            <w:insideH w:val="single" w:color="A4A4A4" w:sz="4" w:space="0"/>
+            <w:insideV w:val="single" w:color="A4A4A4" w:sz="4" w:space="0"/>
+          </w:tblBorders>
+          <w:tblCellMar>
+            <w:top w:w="0" w:type="dxa"/>
+            <w:left w:w="0" w:type="dxa"/>
+            <w:bottom w:w="0" w:type="dxa"/>
+            <w:right w:w="0" w:type="dxa"/>
+          </w:tblCellMar>
+        </w:tblPrEx>
         <w:trPr>
           <w:trHeight w:val="510" w:hRule="atLeast"/>
           <w:jc w:val="center"/>
@@ -34787,6 +36307,22 @@
         </w:tc>
       </w:tr>
       <w:tr>
+        <w:tblPrEx>
+          <w:tblBorders>
+            <w:top w:val="single" w:color="A4A4A4" w:sz="4" w:space="0"/>
+            <w:left w:val="none" w:color="auto" w:sz="0" w:space="0"/>
+            <w:bottom w:val="single" w:color="A4A4A4" w:sz="4" w:space="0"/>
+            <w:right w:val="none" w:color="auto" w:sz="0" w:space="0"/>
+            <w:insideH w:val="single" w:color="A4A4A4" w:sz="4" w:space="0"/>
+            <w:insideV w:val="single" w:color="A4A4A4" w:sz="4" w:space="0"/>
+          </w:tblBorders>
+          <w:tblCellMar>
+            <w:top w:w="0" w:type="dxa"/>
+            <w:left w:w="0" w:type="dxa"/>
+            <w:bottom w:w="0" w:type="dxa"/>
+            <w:right w:w="0" w:type="dxa"/>
+          </w:tblCellMar>
+        </w:tblPrEx>
         <w:trPr>
           <w:trHeight w:val="510" w:hRule="atLeast"/>
           <w:jc w:val="center"/>
@@ -35020,8 +36556,6 @@
           </w14:textFill>
         </w:rPr>
       </w:pPr>
-      <w:bookmarkStart w:id="9" w:name="bookmark=id.z337ya" w:colFirst="0" w:colLast="0"/>
-      <w:bookmarkEnd w:id="9"/>
       <w:r>
         <w:rPr>
           <w:rStyle w:val="44"/>
@@ -35184,6 +36718,22 @@
         <w:gridCol w:w="19"/>
       </w:tblGrid>
       <w:tr>
+        <w:tblPrEx>
+          <w:tblBorders>
+            <w:top w:val="single" w:color="416AAB" w:sz="24" w:space="0"/>
+            <w:left w:val="single" w:color="416AAB" w:sz="24" w:space="0"/>
+            <w:bottom w:val="single" w:color="416AAB" w:sz="24" w:space="0"/>
+            <w:right w:val="single" w:color="416AAB" w:sz="24" w:space="0"/>
+            <w:insideH w:val="single" w:color="416AAB" w:sz="24" w:space="0"/>
+            <w:insideV w:val="single" w:color="416AAB" w:sz="24" w:space="0"/>
+          </w:tblBorders>
+          <w:tblCellMar>
+            <w:top w:w="0" w:type="dxa"/>
+            <w:left w:w="0" w:type="dxa"/>
+            <w:bottom w:w="0" w:type="dxa"/>
+            <w:right w:w="0" w:type="dxa"/>
+          </w:tblCellMar>
+        </w:tblPrEx>
         <w:trPr>
           <w:trHeight w:val="513" w:hRule="atLeast"/>
           <w:jc w:val="center"/>
@@ -35387,6 +36937,22 @@
         </w:tc>
       </w:tr>
       <w:tr>
+        <w:tblPrEx>
+          <w:tblBorders>
+            <w:top w:val="single" w:color="416AAB" w:sz="24" w:space="0"/>
+            <w:left w:val="single" w:color="416AAB" w:sz="24" w:space="0"/>
+            <w:bottom w:val="single" w:color="416AAB" w:sz="24" w:space="0"/>
+            <w:right w:val="single" w:color="416AAB" w:sz="24" w:space="0"/>
+            <w:insideH w:val="single" w:color="416AAB" w:sz="24" w:space="0"/>
+            <w:insideV w:val="single" w:color="416AAB" w:sz="24" w:space="0"/>
+          </w:tblBorders>
+          <w:tblCellMar>
+            <w:top w:w="0" w:type="dxa"/>
+            <w:left w:w="0" w:type="dxa"/>
+            <w:bottom w:w="0" w:type="dxa"/>
+            <w:right w:w="0" w:type="dxa"/>
+          </w:tblCellMar>
+        </w:tblPrEx>
         <w:trPr>
           <w:trHeight w:val="512" w:hRule="atLeast"/>
           <w:jc w:val="center"/>
@@ -35550,6 +37116,22 @@
         </w:tc>
       </w:tr>
       <w:tr>
+        <w:tblPrEx>
+          <w:tblBorders>
+            <w:top w:val="single" w:color="416AAB" w:sz="24" w:space="0"/>
+            <w:left w:val="single" w:color="416AAB" w:sz="24" w:space="0"/>
+            <w:bottom w:val="single" w:color="416AAB" w:sz="24" w:space="0"/>
+            <w:right w:val="single" w:color="416AAB" w:sz="24" w:space="0"/>
+            <w:insideH w:val="single" w:color="416AAB" w:sz="24" w:space="0"/>
+            <w:insideV w:val="single" w:color="416AAB" w:sz="24" w:space="0"/>
+          </w:tblBorders>
+          <w:tblCellMar>
+            <w:top w:w="0" w:type="dxa"/>
+            <w:left w:w="0" w:type="dxa"/>
+            <w:bottom w:w="0" w:type="dxa"/>
+            <w:right w:w="0" w:type="dxa"/>
+          </w:tblCellMar>
+        </w:tblPrEx>
         <w:trPr>
           <w:trHeight w:val="512" w:hRule="atLeast"/>
           <w:jc w:val="center"/>
@@ -35813,6 +37395,22 @@
         </w:tc>
       </w:tr>
       <w:tr>
+        <w:tblPrEx>
+          <w:tblBorders>
+            <w:top w:val="single" w:color="416AAB" w:sz="24" w:space="0"/>
+            <w:left w:val="single" w:color="416AAB" w:sz="24" w:space="0"/>
+            <w:bottom w:val="single" w:color="416AAB" w:sz="24" w:space="0"/>
+            <w:right w:val="single" w:color="416AAB" w:sz="24" w:space="0"/>
+            <w:insideH w:val="single" w:color="416AAB" w:sz="24" w:space="0"/>
+            <w:insideV w:val="single" w:color="416AAB" w:sz="24" w:space="0"/>
+          </w:tblBorders>
+          <w:tblCellMar>
+            <w:top w:w="0" w:type="dxa"/>
+            <w:left w:w="0" w:type="dxa"/>
+            <w:bottom w:w="0" w:type="dxa"/>
+            <w:right w:w="0" w:type="dxa"/>
+          </w:tblCellMar>
+        </w:tblPrEx>
         <w:trPr>
           <w:trHeight w:val="512" w:hRule="atLeast"/>
           <w:jc w:val="center"/>
@@ -35979,6 +37577,22 @@
         </w:tc>
       </w:tr>
       <w:tr>
+        <w:tblPrEx>
+          <w:tblBorders>
+            <w:top w:val="single" w:color="416AAB" w:sz="24" w:space="0"/>
+            <w:left w:val="single" w:color="416AAB" w:sz="24" w:space="0"/>
+            <w:bottom w:val="single" w:color="416AAB" w:sz="24" w:space="0"/>
+            <w:right w:val="single" w:color="416AAB" w:sz="24" w:space="0"/>
+            <w:insideH w:val="single" w:color="416AAB" w:sz="24" w:space="0"/>
+            <w:insideV w:val="single" w:color="416AAB" w:sz="24" w:space="0"/>
+          </w:tblBorders>
+          <w:tblCellMar>
+            <w:top w:w="0" w:type="dxa"/>
+            <w:left w:w="0" w:type="dxa"/>
+            <w:bottom w:w="0" w:type="dxa"/>
+            <w:right w:w="0" w:type="dxa"/>
+          </w:tblCellMar>
+        </w:tblPrEx>
         <w:trPr>
           <w:trHeight w:val="512" w:hRule="atLeast"/>
           <w:jc w:val="center"/>
@@ -36154,6 +37768,22 @@
         </w:tc>
       </w:tr>
       <w:tr>
+        <w:tblPrEx>
+          <w:tblBorders>
+            <w:top w:val="single" w:color="416AAB" w:sz="24" w:space="0"/>
+            <w:left w:val="single" w:color="416AAB" w:sz="24" w:space="0"/>
+            <w:bottom w:val="single" w:color="416AAB" w:sz="24" w:space="0"/>
+            <w:right w:val="single" w:color="416AAB" w:sz="24" w:space="0"/>
+            <w:insideH w:val="single" w:color="416AAB" w:sz="24" w:space="0"/>
+            <w:insideV w:val="single" w:color="416AAB" w:sz="24" w:space="0"/>
+          </w:tblBorders>
+          <w:tblCellMar>
+            <w:top w:w="0" w:type="dxa"/>
+            <w:left w:w="0" w:type="dxa"/>
+            <w:bottom w:w="0" w:type="dxa"/>
+            <w:right w:w="0" w:type="dxa"/>
+          </w:tblCellMar>
+        </w:tblPrEx>
         <w:trPr>
           <w:trHeight w:val="512" w:hRule="atLeast"/>
           <w:jc w:val="center"/>
@@ -36326,6 +37956,22 @@
         </w:tc>
       </w:tr>
       <w:tr>
+        <w:tblPrEx>
+          <w:tblBorders>
+            <w:top w:val="single" w:color="416AAB" w:sz="24" w:space="0"/>
+            <w:left w:val="single" w:color="416AAB" w:sz="24" w:space="0"/>
+            <w:bottom w:val="single" w:color="416AAB" w:sz="24" w:space="0"/>
+            <w:right w:val="single" w:color="416AAB" w:sz="24" w:space="0"/>
+            <w:insideH w:val="single" w:color="416AAB" w:sz="24" w:space="0"/>
+            <w:insideV w:val="single" w:color="416AAB" w:sz="24" w:space="0"/>
+          </w:tblBorders>
+          <w:tblCellMar>
+            <w:top w:w="0" w:type="dxa"/>
+            <w:left w:w="0" w:type="dxa"/>
+            <w:bottom w:w="0" w:type="dxa"/>
+            <w:right w:w="0" w:type="dxa"/>
+          </w:tblCellMar>
+        </w:tblPrEx>
         <w:trPr>
           <w:trHeight w:val="512" w:hRule="atLeast"/>
           <w:jc w:val="center"/>
@@ -36536,6 +38182,22 @@
         </w:tc>
       </w:tr>
       <w:tr>
+        <w:tblPrEx>
+          <w:tblBorders>
+            <w:top w:val="single" w:color="416AAB" w:sz="24" w:space="0"/>
+            <w:left w:val="single" w:color="416AAB" w:sz="24" w:space="0"/>
+            <w:bottom w:val="single" w:color="416AAB" w:sz="24" w:space="0"/>
+            <w:right w:val="single" w:color="416AAB" w:sz="24" w:space="0"/>
+            <w:insideH w:val="single" w:color="416AAB" w:sz="24" w:space="0"/>
+            <w:insideV w:val="single" w:color="416AAB" w:sz="24" w:space="0"/>
+          </w:tblBorders>
+          <w:tblCellMar>
+            <w:top w:w="0" w:type="dxa"/>
+            <w:left w:w="0" w:type="dxa"/>
+            <w:bottom w:w="0" w:type="dxa"/>
+            <w:right w:w="0" w:type="dxa"/>
+          </w:tblCellMar>
+        </w:tblPrEx>
         <w:trPr>
           <w:trHeight w:val="620" w:hRule="atLeast"/>
           <w:jc w:val="center"/>
@@ -36678,6 +38340,22 @@
         </w:tc>
       </w:tr>
       <w:tr>
+        <w:tblPrEx>
+          <w:tblBorders>
+            <w:top w:val="single" w:color="416AAB" w:sz="24" w:space="0"/>
+            <w:left w:val="single" w:color="416AAB" w:sz="24" w:space="0"/>
+            <w:bottom w:val="single" w:color="416AAB" w:sz="24" w:space="0"/>
+            <w:right w:val="single" w:color="416AAB" w:sz="24" w:space="0"/>
+            <w:insideH w:val="single" w:color="416AAB" w:sz="24" w:space="0"/>
+            <w:insideV w:val="single" w:color="416AAB" w:sz="24" w:space="0"/>
+          </w:tblBorders>
+          <w:tblCellMar>
+            <w:top w:w="0" w:type="dxa"/>
+            <w:left w:w="0" w:type="dxa"/>
+            <w:bottom w:w="0" w:type="dxa"/>
+            <w:right w:w="0" w:type="dxa"/>
+          </w:tblCellMar>
+        </w:tblPrEx>
         <w:trPr>
           <w:trHeight w:val="620" w:hRule="atLeast"/>
           <w:jc w:val="center"/>
@@ -36839,6 +38517,22 @@
         </w:tc>
       </w:tr>
       <w:tr>
+        <w:tblPrEx>
+          <w:tblBorders>
+            <w:top w:val="single" w:color="416AAB" w:sz="24" w:space="0"/>
+            <w:left w:val="single" w:color="416AAB" w:sz="24" w:space="0"/>
+            <w:bottom w:val="single" w:color="416AAB" w:sz="24" w:space="0"/>
+            <w:right w:val="single" w:color="416AAB" w:sz="24" w:space="0"/>
+            <w:insideH w:val="single" w:color="416AAB" w:sz="24" w:space="0"/>
+            <w:insideV w:val="single" w:color="416AAB" w:sz="24" w:space="0"/>
+          </w:tblBorders>
+          <w:tblCellMar>
+            <w:top w:w="0" w:type="dxa"/>
+            <w:left w:w="0" w:type="dxa"/>
+            <w:bottom w:w="0" w:type="dxa"/>
+            <w:right w:w="0" w:type="dxa"/>
+          </w:tblCellMar>
+        </w:tblPrEx>
         <w:trPr>
           <w:gridAfter w:val="1"/>
           <w:wAfter w:w="19" w:type="dxa"/>
@@ -37241,99 +38935,8 @@
           <w:spacing w:val="2"/>
           <w:szCs w:val="21"/>
         </w:rPr>
-        <w:t>实验室已经获取医疗认可资质，并依据《医疗机构临床基因扩增检验实验室管理办法》</w:t>
+        <w:t>实验室已经获取医疗认可资质，并依据《医疗机构临床基因扩增检验实验室管理办法》（卫办医政发〔2010〕194号）和《山西省卫生厅关于印发医疗机构临床基因扩增检验实验室技术审核办法（试行）通知》（晋卫医政〔2012〕95号），评审专家委员会组织专家现场审核，晶赛医学检验实验室临床基因扩增检验实验室符合相关技术要求，所有相关资质见附录六。</w:t>
       </w:r>
-      <w:bookmarkStart w:id="10" w:name="bookmark=id.3j2qqm3" w:colFirst="0" w:colLast="0"/>
-      <w:bookmarkEnd w:id="10"/>
-      <w:r>
-        <w:rPr>
-          <w:rFonts w:hint="eastAsia" w:ascii="苹方 中等" w:hAnsi="苹方 中等" w:eastAsia="苹方 中等" w:cs="苹方 中等"/>
-          <w:color w:val="000000"/>
-          <w:spacing w:val="2"/>
-          <w:szCs w:val="21"/>
-        </w:rPr>
-        <w:t>（卫办医政发〔2010〕194号）和《山西省卫生厅关于印发医疗机构临床基因扩增检验实验室技术审核办法（试行）通知》（晋卫医政〔2012〕95号），评审专家委员会组织专家现场审核，晶赛医学检验实验室临床基因扩增检验实验室符合相关技术要求，所有相关资质见附录六。</w:t>
-      </w:r>
-    </w:p>
-    <w:p>
-      <w:pPr>
-        <w:spacing w:line="400" w:lineRule="exact"/>
-        <w:rPr>
-          <w:rFonts w:hint="eastAsia" w:ascii="苹方 中等" w:hAnsi="苹方 中等" w:eastAsia="苹方 中等" w:cs="苹方 中等"/>
-          <w:spacing w:val="2"/>
-          <w:sz w:val="24"/>
-        </w:rPr>
-      </w:pPr>
-    </w:p>
-    <w:p>
-      <w:pPr>
-        <w:spacing w:line="400" w:lineRule="exact"/>
-        <w:rPr>
-          <w:rFonts w:hint="eastAsia" w:ascii="苹方 中等" w:hAnsi="苹方 中等" w:eastAsia="苹方 中等" w:cs="苹方 中等"/>
-          <w:spacing w:val="2"/>
-          <w:sz w:val="24"/>
-        </w:rPr>
-      </w:pPr>
-    </w:p>
-    <w:p>
-      <w:pPr>
-        <w:spacing w:line="400" w:lineRule="exact"/>
-        <w:rPr>
-          <w:rFonts w:hint="eastAsia" w:ascii="苹方 中等" w:hAnsi="苹方 中等" w:eastAsia="苹方 中等" w:cs="苹方 中等"/>
-          <w:spacing w:val="2"/>
-          <w:sz w:val="24"/>
-        </w:rPr>
-      </w:pPr>
-    </w:p>
-    <w:p>
-      <w:pPr>
-        <w:spacing w:line="400" w:lineRule="exact"/>
-        <w:rPr>
-          <w:rFonts w:hint="eastAsia" w:ascii="苹方 中等" w:hAnsi="苹方 中等" w:eastAsia="苹方 中等" w:cs="苹方 中等"/>
-          <w:spacing w:val="2"/>
-          <w:sz w:val="24"/>
-        </w:rPr>
-      </w:pPr>
-    </w:p>
-    <w:p>
-      <w:pPr>
-        <w:spacing w:line="400" w:lineRule="exact"/>
-        <w:rPr>
-          <w:rFonts w:hint="eastAsia" w:ascii="苹方 中等" w:hAnsi="苹方 中等" w:eastAsia="苹方 中等" w:cs="苹方 中等"/>
-          <w:spacing w:val="2"/>
-          <w:sz w:val="24"/>
-        </w:rPr>
-      </w:pPr>
-    </w:p>
-    <w:p>
-      <w:pPr>
-        <w:spacing w:line="400" w:lineRule="exact"/>
-        <w:rPr>
-          <w:rFonts w:hint="eastAsia" w:ascii="苹方 中等" w:hAnsi="苹方 中等" w:eastAsia="苹方 中等" w:cs="苹方 中等"/>
-          <w:spacing w:val="2"/>
-          <w:sz w:val="24"/>
-        </w:rPr>
-      </w:pPr>
-    </w:p>
-    <w:p>
-      <w:pPr>
-        <w:spacing w:line="400" w:lineRule="exact"/>
-        <w:rPr>
-          <w:rFonts w:hint="eastAsia" w:ascii="苹方 中等" w:hAnsi="苹方 中等" w:eastAsia="苹方 中等" w:cs="苹方 中等"/>
-          <w:spacing w:val="2"/>
-          <w:sz w:val="24"/>
-        </w:rPr>
-      </w:pPr>
-    </w:p>
-    <w:p>
-      <w:pPr>
-        <w:spacing w:line="400" w:lineRule="exact"/>
-        <w:rPr>
-          <w:rFonts w:hint="eastAsia" w:ascii="苹方 中等" w:hAnsi="苹方 中等" w:eastAsia="苹方 中等" w:cs="苹方 中等"/>
-          <w:spacing w:val="2"/>
-          <w:sz w:val="24"/>
-        </w:rPr>
-      </w:pPr>
     </w:p>
     <w:p>
       <w:pPr>
@@ -37792,8 +39395,6 @@
           <w:sz w:val="24"/>
         </w:rPr>
       </w:pPr>
-      <w:bookmarkStart w:id="11" w:name="bookmark=id.1y810tw" w:colFirst="0" w:colLast="0"/>
-      <w:bookmarkEnd w:id="11"/>
       <w:r>
         <w:rPr>
           <w:rFonts w:hint="eastAsia" w:ascii="苹方 中等" w:hAnsi="苹方 中等" w:eastAsia="苹方 中等" w:cs="苹方 中等"/>
@@ -38270,12 +39871,12 @@
             <wp:anchor distT="0" distB="0" distL="114300" distR="114300" simplePos="0" relativeHeight="251663360" behindDoc="0" locked="0" layoutInCell="1" allowOverlap="1">
               <wp:simplePos x="0" y="0"/>
               <wp:positionH relativeFrom="margin">
-                <wp:align>center</wp:align>
+                <wp:posOffset>3179445</wp:posOffset>
               </wp:positionH>
               <wp:positionV relativeFrom="paragraph">
                 <wp:posOffset>0</wp:posOffset>
               </wp:positionV>
-              <wp:extent cx="1828800" cy="1828800"/>
+              <wp:extent cx="324485" cy="171450"/>
               <wp:effectExtent l="0" t="0" r="0" b="0"/>
               <wp:wrapNone/>
               <wp:docPr id="4" name="文本框 4"/>
@@ -38287,7 +39888,7 @@
                     <wps:spPr>
                       <a:xfrm>
                         <a:off x="0" y="0"/>
-                        <a:ext cx="1828800" cy="1828800"/>
+                        <a:ext cx="324485" cy="171450"/>
                       </a:xfrm>
                       <a:prstGeom prst="rect">
                         <a:avLst/>
@@ -38316,6 +39917,7 @@
                         <w:p>
                           <w:pPr>
                             <w:pStyle w:val="10"/>
+                            <w:jc w:val="center"/>
                           </w:pPr>
                           <w:r>
                             <w:fldChar w:fldCharType="begin"/>
@@ -38335,8 +39937,8 @@
                         </w:p>
                       </w:txbxContent>
                     </wps:txbx>
-                    <wps:bodyPr rot="0" spcFirstLastPara="0" vertOverflow="overflow" horzOverflow="overflow" vert="horz" wrap="none" lIns="0" tIns="0" rIns="0" bIns="0" numCol="1" spcCol="0" rtlCol="0" fromWordArt="0" anchor="t" anchorCtr="0" forceAA="0" compatLnSpc="1">
-                      <a:spAutoFit/>
+                    <wps:bodyPr rot="0" spcFirstLastPara="0" vertOverflow="overflow" horzOverflow="overflow" vert="horz" wrap="square" lIns="0" tIns="0" rIns="0" bIns="0" numCol="1" spcCol="0" rtlCol="0" fromWordArt="0" anchor="t" anchorCtr="0" forceAA="0" compatLnSpc="1">
+                      <a:noAutofit/>
                     </wps:bodyPr>
                   </wps:wsp>
                 </a:graphicData>
@@ -38346,16 +39948,17 @@
         </mc:Choice>
         <mc:Fallback>
           <w:pict>
-            <v:shape id="_x0000_s1026" o:spid="_x0000_s1026" o:spt="202" type="#_x0000_t202" style="position:absolute;left:0pt;margin-top:0pt;height:144pt;width:144pt;mso-position-horizontal:center;mso-position-horizontal-relative:margin;mso-wrap-style:none;z-index:251663360;mso-width-relative:page;mso-height-relative:page;" filled="f" stroked="f" coordsize="21600,21600" o:gfxdata="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">
+            <v:shape id="_x0000_s1026" o:spid="_x0000_s1026" o:spt="202" type="#_x0000_t202" style="position:absolute;left:0pt;margin-left:250.35pt;margin-top:0pt;height:13.5pt;width:25.55pt;mso-position-horizontal-relative:margin;z-index:251663360;mso-width-relative:page;mso-height-relative:page;" filled="f" stroked="f" coordsize="21600,21600" o:gfxdata="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">
               <v:fill on="f" focussize="0,0"/>
               <v:stroke on="f" weight="0.5pt"/>
               <v:imagedata o:title=""/>
               <o:lock v:ext="edit" aspectratio="f"/>
-              <v:textbox inset="0mm,0mm,0mm,0mm" style="mso-fit-shape-to-text:t;">
+              <v:textbox inset="0mm,0mm,0mm,0mm">
                 <w:txbxContent>
                   <w:p>
                     <w:pPr>
                       <w:pStyle w:val="10"/>
+                      <w:jc w:val="center"/>
                     </w:pPr>
                     <w:r>
                       <w:fldChar w:fldCharType="begin"/>

--- a/WebContent/docx/泛实体瘤188基因报告-晶赛.docx
+++ b/WebContent/docx/泛实体瘤188基因报告-晶赛.docx
@@ -3407,6 +3407,7 @@
                 <w:rFonts w:hint="eastAsia" w:ascii="苹方 中等" w:hAnsi="苹方 中等" w:eastAsia="苹方 中等" w:cs="苹方 中等"/>
                 <w:spacing w:val="2"/>
                 <w:szCs w:val="21"/>
+                <w:lang w:eastAsia="zh-CN"/>
               </w:rPr>
             </w:pPr>
             <w:r>
@@ -3419,12 +3420,15 @@
             </w:r>
             <w:r>
               <w:rPr>
-                <w:rFonts w:ascii="苹方 中等" w:hAnsi="苹方 中等" w:eastAsia="苹方 中等" w:cs="苹方 中等"/>
+                <w:rFonts w:hint="eastAsia" w:ascii="苹方 中等" w:hAnsi="苹方 中等" w:eastAsia="苹方 中等" w:cs="苹方 中等"/>
                 <w:spacing w:val="2"/>
                 <w:u w:color="auto"/>
-              </w:rPr>
-              <w:t>某替尼</w:t>
-            </w:r>
+                <w:lang w:val="en-US" w:eastAsia="zh-CN"/>
+              </w:rPr>
+              <w:t>-</w:t>
+            </w:r>
+            <w:bookmarkStart w:id="1" w:name="_GoBack"/>
+            <w:bookmarkEnd w:id="1"/>
           </w:p>
         </w:tc>
         <w:tc>
@@ -3923,12 +3927,12 @@
         <w:tblW w:w="10211" w:type="dxa"/>
         <w:tblInd w:w="0" w:type="dxa"/>
         <w:tblBorders>
-          <w:top w:val="single" w:color="1AA4A8" w:sz="4" w:space="0"/>
-          <w:left w:val="single" w:color="1AA4A8" w:sz="4" w:space="0"/>
-          <w:bottom w:val="single" w:color="1AA4A8" w:sz="4" w:space="0"/>
-          <w:right w:val="single" w:color="1AA4A8" w:sz="4" w:space="0"/>
-          <w:insideH w:val="single" w:color="1AA4A8" w:sz="4" w:space="0"/>
-          <w:insideV w:val="single" w:color="1AA4A8" w:sz="4" w:space="0"/>
+          <w:top w:val="single" w:color="D7D7D7" w:sz="4" w:space="0"/>
+          <w:left w:val="single" w:color="D7D7D7" w:sz="4" w:space="0"/>
+          <w:bottom w:val="single" w:color="D7D7D7" w:sz="4" w:space="0"/>
+          <w:right w:val="single" w:color="D7D7D7" w:sz="4" w:space="0"/>
+          <w:insideH w:val="single" w:color="D7D7D7" w:sz="4" w:space="0"/>
+          <w:insideV w:val="single" w:color="D7D7D7" w:sz="4" w:space="0"/>
         </w:tblBorders>
         <w:tblLayout w:type="fixed"/>
         <w:tblCellMar>
@@ -3939,20 +3943,26 @@
         </w:tblCellMar>
       </w:tblPr>
       <w:tblGrid>
-        <w:gridCol w:w="1910"/>
-        <w:gridCol w:w="2829"/>
+        <w:gridCol w:w="1527"/>
+        <w:gridCol w:w="3212"/>
         <w:gridCol w:w="5472"/>
       </w:tblGrid>
       <w:tr>
         <w:tblPrEx>
           <w:tblBorders>
-            <w:top w:val="single" w:color="1AA4A8" w:sz="4" w:space="0"/>
-            <w:left w:val="single" w:color="1AA4A8" w:sz="4" w:space="0"/>
-            <w:bottom w:val="single" w:color="1AA4A8" w:sz="4" w:space="0"/>
-            <w:right w:val="single" w:color="1AA4A8" w:sz="4" w:space="0"/>
-            <w:insideH w:val="single" w:color="1AA4A8" w:sz="4" w:space="0"/>
-            <w:insideV w:val="single" w:color="1AA4A8" w:sz="4" w:space="0"/>
+            <w:top w:val="single" w:color="D7D7D7" w:sz="4" w:space="0"/>
+            <w:left w:val="single" w:color="D7D7D7" w:sz="4" w:space="0"/>
+            <w:bottom w:val="single" w:color="D7D7D7" w:sz="4" w:space="0"/>
+            <w:right w:val="single" w:color="D7D7D7" w:sz="4" w:space="0"/>
+            <w:insideH w:val="single" w:color="D7D7D7" w:sz="4" w:space="0"/>
+            <w:insideV w:val="single" w:color="D7D7D7" w:sz="4" w:space="0"/>
           </w:tblBorders>
+          <w:tblCellMar>
+            <w:top w:w="0" w:type="dxa"/>
+            <w:left w:w="0" w:type="dxa"/>
+            <w:bottom w:w="0" w:type="dxa"/>
+            <w:right w:w="0" w:type="dxa"/>
+          </w:tblCellMar>
         </w:tblPrEx>
         <w:trPr>
           <w:trHeight w:val="490" w:hRule="atLeast"/>
@@ -3961,9 +3971,6 @@
           <w:tcPr>
             <w:tcW w:w="4739" w:type="dxa"/>
             <w:gridSpan w:val="2"/>
-            <w:tcBorders>
-              <w:bottom w:val="single" w:color="1AA4A8" w:sz="4" w:space="0"/>
-            </w:tcBorders>
             <w:shd w:val="clear" w:color="auto" w:fill="1AA4A8"/>
             <w:vAlign w:val="center"/>
           </w:tcPr>
@@ -4007,9 +4014,6 @@
         <w:tc>
           <w:tcPr>
             <w:tcW w:w="5472" w:type="dxa"/>
-            <w:tcBorders>
-              <w:bottom w:val="single" w:color="1AA4A8" w:sz="4" w:space="0"/>
-            </w:tcBorders>
             <w:shd w:val="clear" w:color="auto" w:fill="1AA4A8"/>
             <w:vAlign w:val="center"/>
           </w:tcPr>
@@ -4042,13 +4046,19 @@
       <w:tr>
         <w:tblPrEx>
           <w:tblBorders>
-            <w:top w:val="single" w:color="1AA4A8" w:sz="4" w:space="0"/>
-            <w:left w:val="single" w:color="1AA4A8" w:sz="4" w:space="0"/>
-            <w:bottom w:val="single" w:color="1AA4A8" w:sz="4" w:space="0"/>
-            <w:right w:val="single" w:color="1AA4A8" w:sz="4" w:space="0"/>
-            <w:insideH w:val="single" w:color="1AA4A8" w:sz="4" w:space="0"/>
-            <w:insideV w:val="single" w:color="1AA4A8" w:sz="4" w:space="0"/>
+            <w:top w:val="single" w:color="D7D7D7" w:sz="4" w:space="0"/>
+            <w:left w:val="single" w:color="D7D7D7" w:sz="4" w:space="0"/>
+            <w:bottom w:val="single" w:color="D7D7D7" w:sz="4" w:space="0"/>
+            <w:right w:val="single" w:color="D7D7D7" w:sz="4" w:space="0"/>
+            <w:insideH w:val="single" w:color="D7D7D7" w:sz="4" w:space="0"/>
+            <w:insideV w:val="single" w:color="D7D7D7" w:sz="4" w:space="0"/>
           </w:tblBorders>
+          <w:tblCellMar>
+            <w:top w:w="0" w:type="dxa"/>
+            <w:left w:w="0" w:type="dxa"/>
+            <w:bottom w:w="0" w:type="dxa"/>
+            <w:right w:w="0" w:type="dxa"/>
+          </w:tblCellMar>
         </w:tblPrEx>
         <w:trPr>
           <w:trHeight w:val="397" w:hRule="atLeast"/>
@@ -4057,12 +4067,6 @@
           <w:tcPr>
             <w:tcW w:w="4739" w:type="dxa"/>
             <w:gridSpan w:val="2"/>
-            <w:tcBorders>
-              <w:top w:val="single" w:color="1AA4A8" w:sz="4" w:space="0"/>
-              <w:left w:val="single" w:color="D7D7D7" w:themeColor="background1" w:themeShade="D8" w:sz="4" w:space="0"/>
-              <w:bottom w:val="single" w:color="D7D7D7" w:themeColor="background1" w:themeShade="D8" w:sz="4" w:space="0"/>
-              <w:right w:val="single" w:color="D7D7D7" w:themeColor="background1" w:themeShade="D8" w:sz="4" w:space="0"/>
-            </w:tcBorders>
             <w:shd w:val="pct15" w:color="FFFFFF" w:themeColor="background1" w:fill="auto"/>
             <w:vAlign w:val="center"/>
           </w:tcPr>
@@ -4109,12 +4113,6 @@
         <w:tc>
           <w:tcPr>
             <w:tcW w:w="5472" w:type="dxa"/>
-            <w:tcBorders>
-              <w:top w:val="single" w:color="1AA4A8" w:sz="4" w:space="0"/>
-              <w:left w:val="single" w:color="D7D7D7" w:themeColor="background1" w:themeShade="D8" w:sz="4" w:space="0"/>
-              <w:bottom w:val="single" w:color="D7D7D7" w:themeColor="background1" w:themeShade="D8" w:sz="4" w:space="0"/>
-              <w:right w:val="single" w:color="D7D7D7" w:themeColor="background1" w:themeShade="D8" w:sz="4" w:space="0"/>
-            </w:tcBorders>
             <w:shd w:val="pct15" w:color="FFFFFF" w:themeColor="background1" w:fill="auto"/>
             <w:vAlign w:val="center"/>
           </w:tcPr>
@@ -4200,12 +4198,12 @@
       <w:tr>
         <w:tblPrEx>
           <w:tblBorders>
-            <w:top w:val="single" w:color="1AA4A8" w:sz="4" w:space="0"/>
-            <w:left w:val="single" w:color="1AA4A8" w:sz="4" w:space="0"/>
-            <w:bottom w:val="single" w:color="1AA4A8" w:sz="4" w:space="0"/>
-            <w:right w:val="single" w:color="1AA4A8" w:sz="4" w:space="0"/>
-            <w:insideH w:val="single" w:color="1AA4A8" w:sz="4" w:space="0"/>
-            <w:insideV w:val="single" w:color="1AA4A8" w:sz="4" w:space="0"/>
+            <w:top w:val="single" w:color="D7D7D7" w:sz="4" w:space="0"/>
+            <w:left w:val="single" w:color="D7D7D7" w:sz="4" w:space="0"/>
+            <w:bottom w:val="single" w:color="D7D7D7" w:sz="4" w:space="0"/>
+            <w:right w:val="single" w:color="D7D7D7" w:sz="4" w:space="0"/>
+            <w:insideH w:val="single" w:color="D7D7D7" w:sz="4" w:space="0"/>
+            <w:insideV w:val="single" w:color="D7D7D7" w:sz="4" w:space="0"/>
           </w:tblBorders>
           <w:tblCellMar>
             <w:top w:w="0" w:type="dxa"/>
@@ -4219,14 +4217,8 @@
         </w:trPr>
         <w:tc>
           <w:tcPr>
-            <w:tcW w:w="1910" w:type="dxa"/>
+            <w:tcW w:w="1527" w:type="dxa"/>
             <w:vMerge w:val="restart"/>
-            <w:tcBorders>
-              <w:top w:val="single" w:color="D7D7D7" w:themeColor="background1" w:themeShade="D8" w:sz="4" w:space="0"/>
-              <w:left w:val="single" w:color="D7D7D7" w:themeColor="background1" w:themeShade="D8" w:sz="4" w:space="0"/>
-              <w:bottom w:val="single" w:color="D7D7D7" w:themeColor="background1" w:themeShade="D8" w:sz="4" w:space="0"/>
-              <w:right w:val="single" w:color="D7D7D7" w:themeColor="background1" w:themeShade="D8" w:sz="4" w:space="0"/>
-            </w:tcBorders>
             <w:shd w:val="pct15" w:color="FFFFFF" w:themeColor="background1" w:fill="auto"/>
             <w:vAlign w:val="center"/>
           </w:tcPr>
@@ -4273,13 +4265,7 @@
         </w:tc>
         <w:tc>
           <w:tcPr>
-            <w:tcW w:w="2829" w:type="dxa"/>
-            <w:tcBorders>
-              <w:top w:val="single" w:color="D7D7D7" w:themeColor="background1" w:themeShade="D8" w:sz="4" w:space="0"/>
-              <w:left w:val="single" w:color="D7D7D7" w:themeColor="background1" w:themeShade="D8" w:sz="4" w:space="0"/>
-              <w:bottom w:val="single" w:color="D7D7D7" w:themeColor="background1" w:themeShade="D8" w:sz="4" w:space="0"/>
-              <w:right w:val="single" w:color="D7D7D7" w:themeColor="background1" w:themeShade="D8" w:sz="4" w:space="0"/>
-            </w:tcBorders>
+            <w:tcW w:w="3212" w:type="dxa"/>
             <w:shd w:val="pct15" w:color="FFFFFF" w:themeColor="background1" w:fill="auto"/>
             <w:vAlign w:val="center"/>
           </w:tcPr>
@@ -4327,12 +4313,6 @@
         <w:tc>
           <w:tcPr>
             <w:tcW w:w="5472" w:type="dxa"/>
-            <w:tcBorders>
-              <w:top w:val="single" w:color="D7D7D7" w:themeColor="background1" w:themeShade="D8" w:sz="4" w:space="0"/>
-              <w:left w:val="single" w:color="D7D7D7" w:themeColor="background1" w:themeShade="D8" w:sz="4" w:space="0"/>
-              <w:bottom w:val="single" w:color="D7D7D7" w:themeColor="background1" w:themeShade="D8" w:sz="4" w:space="0"/>
-              <w:right w:val="single" w:color="D7D7D7" w:themeColor="background1" w:themeShade="D8" w:sz="4" w:space="0"/>
-            </w:tcBorders>
             <w:shd w:val="pct15" w:color="FFFFFF" w:themeColor="background1" w:fill="auto"/>
             <w:vAlign w:val="center"/>
           </w:tcPr>
@@ -4377,12 +4357,12 @@
       <w:tr>
         <w:tblPrEx>
           <w:tblBorders>
-            <w:top w:val="single" w:color="1AA4A8" w:sz="4" w:space="0"/>
-            <w:left w:val="single" w:color="1AA4A8" w:sz="4" w:space="0"/>
-            <w:bottom w:val="single" w:color="1AA4A8" w:sz="4" w:space="0"/>
-            <w:right w:val="single" w:color="1AA4A8" w:sz="4" w:space="0"/>
-            <w:insideH w:val="single" w:color="1AA4A8" w:sz="4" w:space="0"/>
-            <w:insideV w:val="single" w:color="1AA4A8" w:sz="4" w:space="0"/>
+            <w:top w:val="single" w:color="D7D7D7" w:sz="4" w:space="0"/>
+            <w:left w:val="single" w:color="D7D7D7" w:sz="4" w:space="0"/>
+            <w:bottom w:val="single" w:color="D7D7D7" w:sz="4" w:space="0"/>
+            <w:right w:val="single" w:color="D7D7D7" w:sz="4" w:space="0"/>
+            <w:insideH w:val="single" w:color="D7D7D7" w:sz="4" w:space="0"/>
+            <w:insideV w:val="single" w:color="D7D7D7" w:sz="4" w:space="0"/>
           </w:tblBorders>
           <w:tblCellMar>
             <w:top w:w="0" w:type="dxa"/>
@@ -4396,14 +4376,8 @@
         </w:trPr>
         <w:tc>
           <w:tcPr>
-            <w:tcW w:w="1910" w:type="dxa"/>
+            <w:tcW w:w="1527" w:type="dxa"/>
             <w:vMerge w:val="continue"/>
-            <w:tcBorders>
-              <w:top w:val="single" w:color="D7D7D7" w:themeColor="background1" w:themeShade="D8" w:sz="4" w:space="0"/>
-              <w:left w:val="single" w:color="D7D7D7" w:themeColor="background1" w:themeShade="D8" w:sz="4" w:space="0"/>
-              <w:bottom w:val="single" w:color="D7D7D7" w:themeColor="background1" w:themeShade="D8" w:sz="4" w:space="0"/>
-              <w:right w:val="single" w:color="D7D7D7" w:themeColor="background1" w:themeShade="D8" w:sz="4" w:space="0"/>
-            </w:tcBorders>
             <w:shd w:val="pct15" w:color="FFFFFF" w:themeColor="background1" w:fill="auto"/>
             <w:vAlign w:val="center"/>
           </w:tcPr>
@@ -4438,13 +4412,7 @@
         </w:tc>
         <w:tc>
           <w:tcPr>
-            <w:tcW w:w="2829" w:type="dxa"/>
-            <w:tcBorders>
-              <w:top w:val="single" w:color="D7D7D7" w:themeColor="background1" w:themeShade="D8" w:sz="4" w:space="0"/>
-              <w:left w:val="single" w:color="D7D7D7" w:themeColor="background1" w:themeShade="D8" w:sz="4" w:space="0"/>
-              <w:bottom w:val="single" w:color="D7D7D7" w:themeColor="background1" w:themeShade="D8" w:sz="4" w:space="0"/>
-              <w:right w:val="single" w:color="D7D7D7" w:themeColor="background1" w:themeShade="D8" w:sz="4" w:space="0"/>
-            </w:tcBorders>
+            <w:tcW w:w="3212" w:type="dxa"/>
             <w:shd w:val="pct15" w:color="FFFFFF" w:themeColor="background1" w:fill="auto"/>
             <w:vAlign w:val="center"/>
           </w:tcPr>
@@ -4492,12 +4460,6 @@
         <w:tc>
           <w:tcPr>
             <w:tcW w:w="5472" w:type="dxa"/>
-            <w:tcBorders>
-              <w:top w:val="single" w:color="D7D7D7" w:themeColor="background1" w:themeShade="D8" w:sz="4" w:space="0"/>
-              <w:left w:val="single" w:color="D7D7D7" w:themeColor="background1" w:themeShade="D8" w:sz="4" w:space="0"/>
-              <w:bottom w:val="single" w:color="D7D7D7" w:themeColor="background1" w:themeShade="D8" w:sz="4" w:space="0"/>
-              <w:right w:val="single" w:color="D7D7D7" w:themeColor="background1" w:themeShade="D8" w:sz="4" w:space="0"/>
-            </w:tcBorders>
             <w:shd w:val="pct15" w:color="FFFFFF" w:themeColor="background1" w:fill="auto"/>
             <w:vAlign w:val="center"/>
           </w:tcPr>
@@ -4596,12 +4558,12 @@
       <w:tr>
         <w:tblPrEx>
           <w:tblBorders>
-            <w:top w:val="single" w:color="1AA4A8" w:sz="4" w:space="0"/>
-            <w:left w:val="single" w:color="1AA4A8" w:sz="4" w:space="0"/>
-            <w:bottom w:val="single" w:color="1AA4A8" w:sz="4" w:space="0"/>
-            <w:right w:val="single" w:color="1AA4A8" w:sz="4" w:space="0"/>
-            <w:insideH w:val="single" w:color="1AA4A8" w:sz="4" w:space="0"/>
-            <w:insideV w:val="single" w:color="1AA4A8" w:sz="4" w:space="0"/>
+            <w:top w:val="single" w:color="D7D7D7" w:sz="4" w:space="0"/>
+            <w:left w:val="single" w:color="D7D7D7" w:sz="4" w:space="0"/>
+            <w:bottom w:val="single" w:color="D7D7D7" w:sz="4" w:space="0"/>
+            <w:right w:val="single" w:color="D7D7D7" w:sz="4" w:space="0"/>
+            <w:insideH w:val="single" w:color="D7D7D7" w:sz="4" w:space="0"/>
+            <w:insideV w:val="single" w:color="D7D7D7" w:sz="4" w:space="0"/>
           </w:tblBorders>
           <w:tblCellMar>
             <w:top w:w="0" w:type="dxa"/>
@@ -4615,14 +4577,8 @@
         </w:trPr>
         <w:tc>
           <w:tcPr>
-            <w:tcW w:w="1910" w:type="dxa"/>
+            <w:tcW w:w="1527" w:type="dxa"/>
             <w:vMerge w:val="continue"/>
-            <w:tcBorders>
-              <w:top w:val="single" w:color="D7D7D7" w:themeColor="background1" w:themeShade="D8" w:sz="4" w:space="0"/>
-              <w:left w:val="single" w:color="D7D7D7" w:themeColor="background1" w:themeShade="D8" w:sz="4" w:space="0"/>
-              <w:bottom w:val="single" w:color="D7D7D7" w:themeColor="background1" w:themeShade="D8" w:sz="4" w:space="0"/>
-              <w:right w:val="single" w:color="D7D7D7" w:themeColor="background1" w:themeShade="D8" w:sz="4" w:space="0"/>
-            </w:tcBorders>
             <w:shd w:val="pct15" w:color="FFFFFF" w:themeColor="background1" w:fill="auto"/>
             <w:vAlign w:val="center"/>
           </w:tcPr>
@@ -4657,13 +4613,7 @@
         </w:tc>
         <w:tc>
           <w:tcPr>
-            <w:tcW w:w="2829" w:type="dxa"/>
-            <w:tcBorders>
-              <w:top w:val="single" w:color="D7D7D7" w:themeColor="background1" w:themeShade="D8" w:sz="4" w:space="0"/>
-              <w:left w:val="single" w:color="D7D7D7" w:themeColor="background1" w:themeShade="D8" w:sz="4" w:space="0"/>
-              <w:bottom w:val="single" w:color="D7D7D7" w:themeColor="background1" w:themeShade="D8" w:sz="4" w:space="0"/>
-              <w:right w:val="single" w:color="D7D7D7" w:themeColor="background1" w:themeShade="D8" w:sz="4" w:space="0"/>
-            </w:tcBorders>
+            <w:tcW w:w="3212" w:type="dxa"/>
             <w:shd w:val="pct15" w:color="FFFFFF" w:themeColor="background1" w:fill="auto"/>
             <w:vAlign w:val="center"/>
           </w:tcPr>
@@ -4727,12 +4677,6 @@
         <w:tc>
           <w:tcPr>
             <w:tcW w:w="5472" w:type="dxa"/>
-            <w:tcBorders>
-              <w:top w:val="single" w:color="D7D7D7" w:themeColor="background1" w:themeShade="D8" w:sz="4" w:space="0"/>
-              <w:left w:val="single" w:color="D7D7D7" w:themeColor="background1" w:themeShade="D8" w:sz="4" w:space="0"/>
-              <w:bottom w:val="single" w:color="D7D7D7" w:themeColor="background1" w:themeShade="D8" w:sz="4" w:space="0"/>
-              <w:right w:val="single" w:color="D7D7D7" w:themeColor="background1" w:themeShade="D8" w:sz="4" w:space="0"/>
-            </w:tcBorders>
             <w:shd w:val="pct15" w:color="FFFFFF" w:themeColor="background1" w:fill="auto"/>
             <w:vAlign w:val="center"/>
           </w:tcPr>
@@ -4815,12 +4759,12 @@
       <w:tr>
         <w:tblPrEx>
           <w:tblBorders>
-            <w:top w:val="single" w:color="1AA4A8" w:sz="4" w:space="0"/>
-            <w:left w:val="single" w:color="1AA4A8" w:sz="4" w:space="0"/>
-            <w:bottom w:val="single" w:color="1AA4A8" w:sz="4" w:space="0"/>
-            <w:right w:val="single" w:color="1AA4A8" w:sz="4" w:space="0"/>
-            <w:insideH w:val="single" w:color="1AA4A8" w:sz="4" w:space="0"/>
-            <w:insideV w:val="single" w:color="1AA4A8" w:sz="4" w:space="0"/>
+            <w:top w:val="single" w:color="D7D7D7" w:sz="4" w:space="0"/>
+            <w:left w:val="single" w:color="D7D7D7" w:sz="4" w:space="0"/>
+            <w:bottom w:val="single" w:color="D7D7D7" w:sz="4" w:space="0"/>
+            <w:right w:val="single" w:color="D7D7D7" w:sz="4" w:space="0"/>
+            <w:insideH w:val="single" w:color="D7D7D7" w:sz="4" w:space="0"/>
+            <w:insideV w:val="single" w:color="D7D7D7" w:sz="4" w:space="0"/>
           </w:tblBorders>
           <w:tblCellMar>
             <w:top w:w="0" w:type="dxa"/>
@@ -4834,14 +4778,8 @@
         </w:trPr>
         <w:tc>
           <w:tcPr>
-            <w:tcW w:w="1910" w:type="dxa"/>
+            <w:tcW w:w="1527" w:type="dxa"/>
             <w:vMerge w:val="continue"/>
-            <w:tcBorders>
-              <w:top w:val="single" w:color="D7D7D7" w:themeColor="background1" w:themeShade="D8" w:sz="4" w:space="0"/>
-              <w:left w:val="single" w:color="D7D7D7" w:themeColor="background1" w:themeShade="D8" w:sz="4" w:space="0"/>
-              <w:bottom w:val="single" w:color="D7D7D7" w:themeColor="background1" w:themeShade="D8" w:sz="4" w:space="0"/>
-              <w:right w:val="single" w:color="D7D7D7" w:themeColor="background1" w:themeShade="D8" w:sz="4" w:space="0"/>
-            </w:tcBorders>
             <w:shd w:val="pct15" w:color="FFFFFF" w:themeColor="background1" w:fill="auto"/>
             <w:vAlign w:val="center"/>
           </w:tcPr>
@@ -4876,13 +4814,7 @@
         </w:tc>
         <w:tc>
           <w:tcPr>
-            <w:tcW w:w="2829" w:type="dxa"/>
-            <w:tcBorders>
-              <w:top w:val="single" w:color="D7D7D7" w:themeColor="background1" w:themeShade="D8" w:sz="4" w:space="0"/>
-              <w:left w:val="single" w:color="D7D7D7" w:themeColor="background1" w:themeShade="D8" w:sz="4" w:space="0"/>
-              <w:bottom w:val="single" w:color="D7D7D7" w:themeColor="background1" w:themeShade="D8" w:sz="4" w:space="0"/>
-              <w:right w:val="single" w:color="D7D7D7" w:themeColor="background1" w:themeShade="D8" w:sz="4" w:space="0"/>
-            </w:tcBorders>
+            <w:tcW w:w="3212" w:type="dxa"/>
             <w:shd w:val="pct15" w:color="FFFFFF" w:themeColor="background1" w:fill="auto"/>
             <w:vAlign w:val="center"/>
           </w:tcPr>
@@ -4946,12 +4878,6 @@
         <w:tc>
           <w:tcPr>
             <w:tcW w:w="5472" w:type="dxa"/>
-            <w:tcBorders>
-              <w:top w:val="single" w:color="D7D7D7" w:themeColor="background1" w:themeShade="D8" w:sz="4" w:space="0"/>
-              <w:left w:val="single" w:color="D7D7D7" w:themeColor="background1" w:themeShade="D8" w:sz="4" w:space="0"/>
-              <w:bottom w:val="single" w:color="D7D7D7" w:themeColor="background1" w:themeShade="D8" w:sz="4" w:space="0"/>
-              <w:right w:val="single" w:color="D7D7D7" w:themeColor="background1" w:themeShade="D8" w:sz="4" w:space="0"/>
-            </w:tcBorders>
             <w:shd w:val="pct15" w:color="FFFFFF" w:themeColor="background1" w:fill="auto"/>
             <w:vAlign w:val="center"/>
           </w:tcPr>
@@ -5034,12 +4960,12 @@
       <w:tr>
         <w:tblPrEx>
           <w:tblBorders>
-            <w:top w:val="single" w:color="1AA4A8" w:sz="4" w:space="0"/>
-            <w:left w:val="single" w:color="1AA4A8" w:sz="4" w:space="0"/>
-            <w:bottom w:val="single" w:color="1AA4A8" w:sz="4" w:space="0"/>
-            <w:right w:val="single" w:color="1AA4A8" w:sz="4" w:space="0"/>
-            <w:insideH w:val="single" w:color="1AA4A8" w:sz="4" w:space="0"/>
-            <w:insideV w:val="single" w:color="1AA4A8" w:sz="4" w:space="0"/>
+            <w:top w:val="single" w:color="D7D7D7" w:sz="4" w:space="0"/>
+            <w:left w:val="single" w:color="D7D7D7" w:sz="4" w:space="0"/>
+            <w:bottom w:val="single" w:color="D7D7D7" w:sz="4" w:space="0"/>
+            <w:right w:val="single" w:color="D7D7D7" w:sz="4" w:space="0"/>
+            <w:insideH w:val="single" w:color="D7D7D7" w:sz="4" w:space="0"/>
+            <w:insideV w:val="single" w:color="D7D7D7" w:sz="4" w:space="0"/>
           </w:tblBorders>
           <w:tblCellMar>
             <w:top w:w="0" w:type="dxa"/>
@@ -5053,14 +4979,43 @@
         </w:trPr>
         <w:tc>
           <w:tcPr>
-            <w:tcW w:w="4739" w:type="dxa"/>
-            <w:gridSpan w:val="2"/>
-            <w:tcBorders>
-              <w:top w:val="single" w:color="D7D7D7" w:themeColor="background1" w:themeShade="D8" w:sz="4" w:space="0"/>
-              <w:left w:val="single" w:color="D7D7D7" w:themeColor="background1" w:themeShade="D8" w:sz="4" w:space="0"/>
-              <w:bottom w:val="single" w:color="D7D7D7" w:themeColor="background1" w:themeShade="D8" w:sz="4" w:space="0"/>
-              <w:right w:val="single" w:color="D7D7D7" w:themeColor="background1" w:themeShade="D8" w:sz="4" w:space="0"/>
-            </w:tcBorders>
+            <w:tcW w:w="1527" w:type="dxa"/>
+            <w:vMerge w:val="continue"/>
+            <w:shd w:val="pct15" w:color="FFFFFF" w:themeColor="background1" w:fill="auto"/>
+            <w:vAlign w:val="center"/>
+          </w:tcPr>
+          <w:p>
+            <w:pPr>
+              <w:keepNext w:val="0"/>
+              <w:keepLines w:val="0"/>
+              <w:pageBreakBefore w:val="0"/>
+              <w:widowControl w:val="0"/>
+              <w:kinsoku/>
+              <w:wordWrap/>
+              <w:overflowPunct/>
+              <w:topLinePunct w:val="0"/>
+              <w:autoSpaceDE/>
+              <w:autoSpaceDN/>
+              <w:bidi w:val="0"/>
+              <w:adjustRightInd/>
+              <w:snapToGrid/>
+              <w:ind w:left="119"/>
+              <w:textAlignment w:val="auto"/>
+              <w:rPr>
+                <w:rFonts w:ascii="Times New Roman" w:hAnsi="Times New Roman" w:eastAsia="微软雅黑" w:cs="Times New Roman"/>
+                <w:b/>
+                <w:bCs/>
+                <w:sz w:val="21"/>
+                <w:szCs w:val="21"/>
+                <w:highlight w:val="none"/>
+                <w:lang w:eastAsia="zh-CN"/>
+              </w:rPr>
+            </w:pPr>
+          </w:p>
+        </w:tc>
+        <w:tc>
+          <w:tcPr>
+            <w:tcW w:w="3212" w:type="dxa"/>
             <w:shd w:val="pct15" w:color="FFFFFF" w:themeColor="background1" w:fill="auto"/>
             <w:vAlign w:val="center"/>
           </w:tcPr>
@@ -5083,23 +5038,190 @@
               <w:ind w:left="119"/>
               <w:textAlignment w:val="auto"/>
               <w:rPr>
-                <w:rFonts w:ascii="Times New Roman" w:hAnsi="Times New Roman" w:eastAsia="微软雅黑" w:cs="Times New Roman"/>
+                <w:rFonts w:hint="eastAsia" w:ascii="Times New Roman" w:hAnsi="Times New Roman" w:eastAsia="微软雅黑" w:cs="Times New Roman"/>
                 <w:b/>
                 <w:bCs/>
+                <w:color w:val="auto"/>
                 <w:sz w:val="21"/>
                 <w:szCs w:val="21"/>
                 <w:highlight w:val="none"/>
-              </w:rPr>
-            </w:pPr>
-            <w:r>
-              <w:rPr>
-                <w:rFonts w:ascii="Times New Roman" w:hAnsi="Times New Roman" w:eastAsia="微软雅黑" w:cs="Times New Roman"/>
+                <w:lang w:eastAsia="zh-CN"/>
+              </w:rPr>
+            </w:pPr>
+            <w:r>
+              <w:rPr>
+                <w:rFonts w:hint="eastAsia" w:ascii="Times New Roman" w:hAnsi="Times New Roman" w:eastAsia="微软雅黑" w:cs="Times New Roman"/>
                 <w:b/>
                 <w:bCs/>
                 <w:sz w:val="21"/>
                 <w:szCs w:val="21"/>
+                <w:lang w:eastAsia="zh-CN"/>
+              </w:rPr>
+              <w:t>免疫超进展相关基因（HPD）</w:t>
+            </w:r>
+          </w:p>
+        </w:tc>
+        <w:tc>
+          <w:tcPr>
+            <w:tcW w:w="5472" w:type="dxa"/>
+            <w:shd w:val="pct15" w:color="FFFFFF" w:themeColor="background1" w:fill="auto"/>
+            <w:vAlign w:val="center"/>
+          </w:tcPr>
+          <w:p>
+            <w:pPr>
+              <w:pStyle w:val="45"/>
+              <w:keepNext w:val="0"/>
+              <w:keepLines w:val="0"/>
+              <w:pageBreakBefore w:val="0"/>
+              <w:widowControl w:val="0"/>
+              <w:kinsoku/>
+              <w:wordWrap/>
+              <w:overflowPunct/>
+              <w:topLinePunct w:val="0"/>
+              <w:autoSpaceDE/>
+              <w:autoSpaceDN/>
+              <w:bidi w:val="0"/>
+              <w:adjustRightInd/>
+              <w:snapToGrid/>
+              <w:spacing w:before="100" w:line="187" w:lineRule="auto"/>
+              <w:ind w:left="119" w:right="119"/>
+              <w:jc w:val="both"/>
+              <w:textAlignment w:val="auto"/>
+              <w:rPr>
+                <w:rFonts w:ascii="Times New Roman" w:hAnsi="Times New Roman" w:eastAsia="微软雅黑" w:cs="Times New Roman"/>
+                <w:sz w:val="21"/>
+                <w:szCs w:val="21"/>
+                <w:lang w:eastAsia="zh-CN"/>
+              </w:rPr>
+            </w:pPr>
+            <w:r>
+              <w:rPr>
+                <w:rFonts w:ascii="Times New Roman" w:hAnsi="Times New Roman" w:eastAsia="微软雅黑" w:cs="Times New Roman"/>
+                <w:sz w:val="21"/>
+                <w:szCs w:val="21"/>
+                <w:lang w:eastAsia="zh-CN"/>
+              </w:rPr>
+              <w:t>共检出</w:t>
+            </w:r>
+            <w:r>
+              <w:rPr>
+                <w:rFonts w:hint="eastAsia" w:ascii="Times New Roman" w:hAnsi="Times New Roman" w:eastAsia="微软雅黑" w:cs="Times New Roman"/>
+                <w:sz w:val="21"/>
+                <w:szCs w:val="21"/>
+                <w:lang w:eastAsia="zh-CN"/>
+              </w:rPr>
+              <w:t>{{</w:t>
+            </w:r>
+            <w:r>
+              <w:rPr>
+                <w:rFonts w:hint="eastAsia" w:ascii="Times New Roman" w:hAnsi="Times New Roman" w:eastAsia="微软雅黑" w:cs="黑体"/>
+                <w:sz w:val="21"/>
+                <w:lang w:eastAsia="zh-CN"/>
+              </w:rPr>
+              <w:t>summaryOfRresults.</w:t>
+            </w:r>
+            <w:r>
+              <w:rPr>
+                <w:rFonts w:hint="eastAsia" w:ascii="Times New Roman" w:hAnsi="Times New Roman" w:eastAsia="微软雅黑" w:cs="Times New Roman"/>
+                <w:sz w:val="21"/>
+                <w:szCs w:val="21"/>
+                <w:lang w:eastAsia="zh-CN"/>
+              </w:rPr>
+              <w:t>hpdImmnueNum}}</w:t>
+            </w:r>
+            <w:r>
+              <w:rPr>
+                <w:rFonts w:ascii="Times New Roman" w:hAnsi="Times New Roman" w:eastAsia="微软雅黑" w:cs="Times New Roman"/>
+                <w:sz w:val="21"/>
+                <w:szCs w:val="21"/>
+                <w:lang w:eastAsia="zh-CN"/>
+              </w:rPr>
+              <w:t>个</w:t>
+            </w:r>
+            <w:r>
+              <w:rPr>
+                <w:rFonts w:hint="eastAsia" w:ascii="Times New Roman" w:hAnsi="Times New Roman" w:eastAsia="微软雅黑" w:cs="Times New Roman"/>
+                <w:sz w:val="21"/>
+                <w:szCs w:val="21"/>
+                <w:lang w:eastAsia="zh-CN"/>
+              </w:rPr>
+              <w:t>超进展相关基因</w:t>
+            </w:r>
+            <w:r>
+              <w:rPr>
+                <w:rFonts w:ascii="Times New Roman" w:hAnsi="Times New Roman" w:eastAsia="微软雅黑" w:cs="Times New Roman"/>
+                <w:sz w:val="21"/>
+                <w:szCs w:val="21"/>
+                <w:lang w:eastAsia="zh-CN"/>
+              </w:rPr>
+              <w:t>突变</w:t>
+            </w:r>
+          </w:p>
+        </w:tc>
+      </w:tr>
+      <w:tr>
+        <w:tblPrEx>
+          <w:tblBorders>
+            <w:top w:val="single" w:color="D7D7D7" w:sz="4" w:space="0"/>
+            <w:left w:val="single" w:color="D7D7D7" w:sz="4" w:space="0"/>
+            <w:bottom w:val="single" w:color="D7D7D7" w:sz="4" w:space="0"/>
+            <w:right w:val="single" w:color="D7D7D7" w:sz="4" w:space="0"/>
+            <w:insideH w:val="single" w:color="D7D7D7" w:sz="4" w:space="0"/>
+            <w:insideV w:val="single" w:color="D7D7D7" w:sz="4" w:space="0"/>
+          </w:tblBorders>
+          <w:tblCellMar>
+            <w:top w:w="0" w:type="dxa"/>
+            <w:left w:w="0" w:type="dxa"/>
+            <w:bottom w:w="0" w:type="dxa"/>
+            <w:right w:w="0" w:type="dxa"/>
+          </w:tblCellMar>
+        </w:tblPrEx>
+        <w:trPr>
+          <w:trHeight w:val="397" w:hRule="atLeast"/>
+        </w:trPr>
+        <w:tc>
+          <w:tcPr>
+            <w:tcW w:w="4739" w:type="dxa"/>
+            <w:gridSpan w:val="2"/>
+            <w:shd w:val="pct15" w:color="FFFFFF" w:themeColor="background1" w:fill="auto"/>
+            <w:vAlign w:val="center"/>
+          </w:tcPr>
+          <w:p>
+            <w:pPr>
+              <w:pStyle w:val="45"/>
+              <w:keepNext w:val="0"/>
+              <w:keepLines w:val="0"/>
+              <w:pageBreakBefore w:val="0"/>
+              <w:widowControl w:val="0"/>
+              <w:kinsoku/>
+              <w:wordWrap/>
+              <w:overflowPunct/>
+              <w:topLinePunct w:val="0"/>
+              <w:autoSpaceDE/>
+              <w:autoSpaceDN/>
+              <w:bidi w:val="0"/>
+              <w:adjustRightInd/>
+              <w:snapToGrid/>
+              <w:ind w:left="119"/>
+              <w:textAlignment w:val="auto"/>
+              <w:rPr>
+                <w:rFonts w:ascii="Times New Roman" w:hAnsi="Times New Roman" w:eastAsia="微软雅黑" w:cs="Times New Roman"/>
+                <w:b/>
+                <w:bCs/>
+                <w:sz w:val="21"/>
+                <w:szCs w:val="21"/>
                 <w:highlight w:val="none"/>
               </w:rPr>
+            </w:pPr>
+            <w:r>
+              <w:rPr>
+                <w:rFonts w:ascii="Times New Roman" w:hAnsi="Times New Roman" w:eastAsia="微软雅黑" w:cs="Times New Roman"/>
+                <w:b/>
+                <w:bCs/>
+                <w:sz w:val="21"/>
+                <w:szCs w:val="21"/>
+                <w:highlight w:val="none"/>
+              </w:rPr>
               <w:t>肿瘤遗传风险检测</w:t>
             </w:r>
           </w:p>
@@ -5107,12 +5229,6 @@
         <w:tc>
           <w:tcPr>
             <w:tcW w:w="5472" w:type="dxa"/>
-            <w:tcBorders>
-              <w:top w:val="single" w:color="D7D7D7" w:themeColor="background1" w:themeShade="D8" w:sz="4" w:space="0"/>
-              <w:left w:val="single" w:color="D7D7D7" w:themeColor="background1" w:themeShade="D8" w:sz="4" w:space="0"/>
-              <w:bottom w:val="single" w:color="D7D7D7" w:themeColor="background1" w:themeShade="D8" w:sz="4" w:space="0"/>
-              <w:right w:val="single" w:color="D7D7D7" w:themeColor="background1" w:themeShade="D8" w:sz="4" w:space="0"/>
-            </w:tcBorders>
             <w:shd w:val="pct15" w:color="FFFFFF" w:themeColor="background1" w:fill="auto"/>
           </w:tcPr>
           <w:p>
@@ -5255,12 +5371,12 @@
       <w:tr>
         <w:tblPrEx>
           <w:tblBorders>
-            <w:top w:val="single" w:color="1AA4A8" w:sz="4" w:space="0"/>
-            <w:left w:val="single" w:color="1AA4A8" w:sz="4" w:space="0"/>
-            <w:bottom w:val="single" w:color="1AA4A8" w:sz="4" w:space="0"/>
-            <w:right w:val="single" w:color="1AA4A8" w:sz="4" w:space="0"/>
-            <w:insideH w:val="single" w:color="1AA4A8" w:sz="4" w:space="0"/>
-            <w:insideV w:val="single" w:color="1AA4A8" w:sz="4" w:space="0"/>
+            <w:top w:val="single" w:color="D7D7D7" w:sz="4" w:space="0"/>
+            <w:left w:val="single" w:color="D7D7D7" w:sz="4" w:space="0"/>
+            <w:bottom w:val="single" w:color="D7D7D7" w:sz="4" w:space="0"/>
+            <w:right w:val="single" w:color="D7D7D7" w:sz="4" w:space="0"/>
+            <w:insideH w:val="single" w:color="D7D7D7" w:sz="4" w:space="0"/>
+            <w:insideV w:val="single" w:color="D7D7D7" w:sz="4" w:space="0"/>
           </w:tblBorders>
           <w:tblCellMar>
             <w:top w:w="0" w:type="dxa"/>
@@ -5274,16 +5390,57 @@
         </w:trPr>
         <w:tc>
           <w:tcPr>
-            <w:tcW w:w="10211" w:type="dxa"/>
-            <w:gridSpan w:val="3"/>
-            <w:tcBorders>
-              <w:top w:val="single" w:color="D7D7D7" w:themeColor="background1" w:themeShade="D8" w:sz="4" w:space="0"/>
-              <w:left w:val="single" w:color="D7D7D7" w:themeColor="background1" w:themeShade="D8" w:sz="4" w:space="0"/>
-              <w:bottom w:val="single" w:color="D7D7D7" w:themeColor="background1" w:themeShade="D8" w:sz="4" w:space="0"/>
-              <w:right w:val="single" w:color="D7D7D7" w:themeColor="background1" w:themeShade="D8" w:sz="4" w:space="0"/>
-            </w:tcBorders>
+            <w:tcW w:w="4739" w:type="dxa"/>
+            <w:gridSpan w:val="2"/>
             <w:shd w:val="pct15" w:color="FFFFFF" w:themeColor="background1" w:fill="auto"/>
             <w:vAlign w:val="center"/>
+          </w:tcPr>
+          <w:p>
+            <w:pPr>
+              <w:pStyle w:val="45"/>
+              <w:keepNext w:val="0"/>
+              <w:keepLines w:val="0"/>
+              <w:pageBreakBefore w:val="0"/>
+              <w:widowControl w:val="0"/>
+              <w:kinsoku/>
+              <w:wordWrap/>
+              <w:overflowPunct/>
+              <w:topLinePunct w:val="0"/>
+              <w:autoSpaceDE/>
+              <w:autoSpaceDN/>
+              <w:bidi w:val="0"/>
+              <w:adjustRightInd/>
+              <w:snapToGrid/>
+              <w:ind w:left="119"/>
+              <w:textAlignment w:val="auto"/>
+              <w:rPr>
+                <w:rFonts w:ascii="Times New Roman" w:hAnsi="Times New Roman" w:eastAsia="微软雅黑" w:cs="Times New Roman"/>
+                <w:b/>
+                <w:bCs/>
+                <w:sz w:val="21"/>
+                <w:szCs w:val="21"/>
+                <w:highlight w:val="none"/>
+                <w:lang w:eastAsia="zh-CN"/>
+              </w:rPr>
+            </w:pPr>
+            <w:r>
+              <w:rPr>
+                <w:rFonts w:ascii="Times New Roman" w:hAnsi="Times New Roman" w:eastAsia="微软雅黑" w:cs="Times New Roman"/>
+                <w:b/>
+                <w:bCs/>
+                <w:sz w:val="21"/>
+                <w:szCs w:val="21"/>
+                <w:highlight w:val="none"/>
+                <w:lang w:eastAsia="zh-CN"/>
+              </w:rPr>
+              <w:t>化疗药物检测</w:t>
+            </w:r>
+          </w:p>
+        </w:tc>
+        <w:tc>
+          <w:tcPr>
+            <w:tcW w:w="5472" w:type="dxa"/>
+            <w:shd w:val="pct15" w:color="FFFFFF" w:themeColor="background1" w:fill="auto"/>
           </w:tcPr>
           <w:p>
             <w:pPr>
@@ -5314,14 +5471,53 @@
             </w:pPr>
             <w:r>
               <w:rPr>
-                <w:rFonts w:hint="eastAsia" w:ascii="Times New Roman" w:hAnsi="Times New Roman" w:eastAsia="微软雅黑" w:cs="Times New Roman"/>
-                <w:b/>
-                <w:bCs/>
-                <w:sz w:val="21"/>
-                <w:szCs w:val="21"/>
-                <w:lang w:eastAsia="zh-CN"/>
-              </w:rPr>
-              <w:t>{%tr if gastrointestinalStromalTumor == True %}</w:t>
+                <w:rFonts w:ascii="Times New Roman" w:hAnsi="Times New Roman" w:eastAsia="微软雅黑" w:cs="Times New Roman"/>
+                <w:sz w:val="21"/>
+                <w:szCs w:val="21"/>
+                <w:highlight w:val="none"/>
+                <w:lang w:eastAsia="zh-CN"/>
+              </w:rPr>
+              <w:t>详见</w:t>
+            </w:r>
+            <w:r>
+              <w:rPr>
+                <w:rFonts w:hint="eastAsia" w:ascii="微软雅黑" w:hAnsi="微软雅黑" w:eastAsia="微软雅黑" w:cs="微软雅黑"/>
+                <w:sz w:val="21"/>
+                <w:szCs w:val="21"/>
+                <w:highlight w:val="none"/>
+                <w:lang w:eastAsia="zh-CN"/>
+              </w:rPr>
+              <w:t>“</w:t>
+            </w:r>
+            <w:r>
+              <w:rPr>
+                <w:rFonts w:ascii="Times New Roman" w:hAnsi="Times New Roman" w:eastAsia="微软雅黑" w:cs="Times New Roman"/>
+                <w:sz w:val="21"/>
+                <w:szCs w:val="21"/>
+                <w:highlight w:val="none"/>
+                <w:lang w:eastAsia="zh-CN"/>
+              </w:rPr>
+              <w:t>化疗药物检测解析</w:t>
+            </w:r>
+            <w:r>
+              <w:rPr>
+                <w:rFonts w:hint="eastAsia" w:ascii="微软雅黑" w:hAnsi="微软雅黑" w:eastAsia="微软雅黑" w:cs="微软雅黑"/>
+                <w:sz w:val="21"/>
+                <w:szCs w:val="21"/>
+                <w:highlight w:val="none"/>
+                <w:lang w:eastAsia="zh-CN"/>
+              </w:rPr>
+              <w:t>”</w:t>
+            </w:r>
+            <w:r>
+              <w:rPr>
+                <w:rFonts w:ascii="Times New Roman" w:hAnsi="Times New Roman" w:eastAsia="微软雅黑" w:cs="Times New Roman"/>
+                <w:sz w:val="21"/>
+                <w:szCs w:val="21"/>
+                <w:highlight w:val="none"/>
+                <w:lang w:eastAsia="zh-CN"/>
+              </w:rPr>
+              <w:t>部分</w:t>
             </w:r>
           </w:p>
         </w:tc>
@@ -5329,12 +5525,12 @@
       <w:tr>
         <w:tblPrEx>
           <w:tblBorders>
-            <w:top w:val="single" w:color="1AA4A8" w:sz="4" w:space="0"/>
-            <w:left w:val="single" w:color="1AA4A8" w:sz="4" w:space="0"/>
-            <w:bottom w:val="single" w:color="1AA4A8" w:sz="4" w:space="0"/>
-            <w:right w:val="single" w:color="1AA4A8" w:sz="4" w:space="0"/>
-            <w:insideH w:val="single" w:color="1AA4A8" w:sz="4" w:space="0"/>
-            <w:insideV w:val="single" w:color="1AA4A8" w:sz="4" w:space="0"/>
+            <w:top w:val="single" w:color="D7D7D7" w:sz="4" w:space="0"/>
+            <w:left w:val="single" w:color="D7D7D7" w:sz="4" w:space="0"/>
+            <w:bottom w:val="single" w:color="D7D7D7" w:sz="4" w:space="0"/>
+            <w:right w:val="single" w:color="D7D7D7" w:sz="4" w:space="0"/>
+            <w:insideH w:val="single" w:color="D7D7D7" w:sz="4" w:space="0"/>
+            <w:insideV w:val="single" w:color="D7D7D7" w:sz="4" w:space="0"/>
           </w:tblBorders>
           <w:tblCellMar>
             <w:top w:w="0" w:type="dxa"/>
@@ -5350,12 +5546,6 @@
           <w:tcPr>
             <w:tcW w:w="4739" w:type="dxa"/>
             <w:gridSpan w:val="2"/>
-            <w:tcBorders>
-              <w:top w:val="single" w:color="D7D7D7" w:themeColor="background1" w:themeShade="D8" w:sz="4" w:space="0"/>
-              <w:left w:val="single" w:color="D7D7D7" w:themeColor="background1" w:themeShade="D8" w:sz="4" w:space="0"/>
-              <w:bottom w:val="single" w:color="D7D7D7" w:themeColor="background1" w:themeShade="D8" w:sz="4" w:space="0"/>
-              <w:right w:val="single" w:color="D7D7D7" w:themeColor="background1" w:themeShade="D8" w:sz="4" w:space="0"/>
-            </w:tcBorders>
             <w:shd w:val="pct15" w:color="FFFFFF" w:themeColor="background1" w:fill="auto"/>
             <w:vAlign w:val="center"/>
           </w:tcPr>
@@ -5379,272 +5569,27 @@
               <w:textAlignment w:val="auto"/>
               <w:rPr>
                 <w:rFonts w:ascii="Times New Roman" w:hAnsi="Times New Roman" w:eastAsia="微软雅黑" w:cs="Times New Roman"/>
+                <w:sz w:val="21"/>
+                <w:szCs w:val="21"/>
+                <w:highlight w:val="none"/>
+              </w:rPr>
+            </w:pPr>
+            <w:r>
+              <w:rPr>
+                <w:rFonts w:ascii="Times New Roman" w:hAnsi="Times New Roman" w:eastAsia="微软雅黑" w:cs="Times New Roman"/>
                 <w:b/>
                 <w:bCs/>
                 <w:sz w:val="21"/>
                 <w:szCs w:val="21"/>
                 <w:highlight w:val="none"/>
-                <w:lang w:eastAsia="zh-CN"/>
-              </w:rPr>
-            </w:pPr>
-            <w:r>
-              <w:rPr>
-                <w:rFonts w:ascii="Times New Roman" w:hAnsi="Times New Roman" w:eastAsia="微软雅黑" w:cs="Times New Roman"/>
-                <w:b/>
-                <w:bCs/>
-                <w:sz w:val="21"/>
-                <w:szCs w:val="21"/>
-                <w:highlight w:val="none"/>
-                <w:lang w:eastAsia="zh-CN"/>
-              </w:rPr>
-              <w:t>化疗药物检测</w:t>
+              </w:rPr>
+              <w:t>样品总体质量评估</w:t>
             </w:r>
           </w:p>
         </w:tc>
         <w:tc>
           <w:tcPr>
             <w:tcW w:w="5472" w:type="dxa"/>
-            <w:tcBorders>
-              <w:top w:val="single" w:color="D7D7D7" w:themeColor="background1" w:themeShade="D8" w:sz="4" w:space="0"/>
-              <w:left w:val="single" w:color="D7D7D7" w:themeColor="background1" w:themeShade="D8" w:sz="4" w:space="0"/>
-              <w:bottom w:val="single" w:color="D7D7D7" w:themeColor="background1" w:themeShade="D8" w:sz="4" w:space="0"/>
-              <w:right w:val="single" w:color="D7D7D7" w:themeColor="background1" w:themeShade="D8" w:sz="4" w:space="0"/>
-            </w:tcBorders>
-            <w:shd w:val="pct15" w:color="FFFFFF" w:themeColor="background1" w:fill="auto"/>
-          </w:tcPr>
-          <w:p>
-            <w:pPr>
-              <w:pStyle w:val="45"/>
-              <w:keepNext w:val="0"/>
-              <w:keepLines w:val="0"/>
-              <w:pageBreakBefore w:val="0"/>
-              <w:widowControl w:val="0"/>
-              <w:kinsoku/>
-              <w:wordWrap/>
-              <w:overflowPunct/>
-              <w:topLinePunct w:val="0"/>
-              <w:autoSpaceDE/>
-              <w:autoSpaceDN/>
-              <w:bidi w:val="0"/>
-              <w:adjustRightInd/>
-              <w:snapToGrid/>
-              <w:spacing w:before="77"/>
-              <w:ind w:left="119" w:right="119"/>
-              <w:textAlignment w:val="auto"/>
-              <w:rPr>
-                <w:rFonts w:ascii="Times New Roman" w:hAnsi="Times New Roman" w:eastAsia="微软雅黑" w:cs="Times New Roman"/>
-                <w:sz w:val="21"/>
-                <w:szCs w:val="21"/>
-                <w:highlight w:val="none"/>
-                <w:lang w:eastAsia="zh-CN"/>
-              </w:rPr>
-            </w:pPr>
-            <w:r>
-              <w:rPr>
-                <w:rFonts w:ascii="Times New Roman" w:hAnsi="Times New Roman" w:eastAsia="微软雅黑" w:cs="Times New Roman"/>
-                <w:sz w:val="21"/>
-                <w:szCs w:val="21"/>
-                <w:highlight w:val="none"/>
-                <w:lang w:eastAsia="zh-CN"/>
-              </w:rPr>
-              <w:t>详见</w:t>
-            </w:r>
-            <w:r>
-              <w:rPr>
-                <w:rFonts w:hint="eastAsia" w:ascii="微软雅黑" w:hAnsi="微软雅黑" w:eastAsia="微软雅黑" w:cs="微软雅黑"/>
-                <w:sz w:val="21"/>
-                <w:szCs w:val="21"/>
-                <w:highlight w:val="none"/>
-                <w:lang w:eastAsia="zh-CN"/>
-              </w:rPr>
-              <w:t>“</w:t>
-            </w:r>
-            <w:r>
-              <w:rPr>
-                <w:rFonts w:ascii="Times New Roman" w:hAnsi="Times New Roman" w:eastAsia="微软雅黑" w:cs="Times New Roman"/>
-                <w:sz w:val="21"/>
-                <w:szCs w:val="21"/>
-                <w:highlight w:val="none"/>
-                <w:lang w:eastAsia="zh-CN"/>
-              </w:rPr>
-              <w:t>化疗药物检测解析</w:t>
-            </w:r>
-            <w:r>
-              <w:rPr>
-                <w:rFonts w:hint="eastAsia" w:ascii="微软雅黑" w:hAnsi="微软雅黑" w:eastAsia="微软雅黑" w:cs="微软雅黑"/>
-                <w:sz w:val="21"/>
-                <w:szCs w:val="21"/>
-                <w:highlight w:val="none"/>
-                <w:lang w:eastAsia="zh-CN"/>
-              </w:rPr>
-              <w:t>”</w:t>
-            </w:r>
-            <w:r>
-              <w:rPr>
-                <w:rFonts w:ascii="Times New Roman" w:hAnsi="Times New Roman" w:eastAsia="微软雅黑" w:cs="Times New Roman"/>
-                <w:sz w:val="21"/>
-                <w:szCs w:val="21"/>
-                <w:highlight w:val="none"/>
-                <w:lang w:eastAsia="zh-CN"/>
-              </w:rPr>
-              <w:t>部分</w:t>
-            </w:r>
-          </w:p>
-        </w:tc>
-      </w:tr>
-      <w:tr>
-        <w:tblPrEx>
-          <w:tblBorders>
-            <w:top w:val="single" w:color="1AA4A8" w:sz="4" w:space="0"/>
-            <w:left w:val="single" w:color="1AA4A8" w:sz="4" w:space="0"/>
-            <w:bottom w:val="single" w:color="1AA4A8" w:sz="4" w:space="0"/>
-            <w:right w:val="single" w:color="1AA4A8" w:sz="4" w:space="0"/>
-            <w:insideH w:val="single" w:color="1AA4A8" w:sz="4" w:space="0"/>
-            <w:insideV w:val="single" w:color="1AA4A8" w:sz="4" w:space="0"/>
-          </w:tblBorders>
-          <w:tblCellMar>
-            <w:top w:w="0" w:type="dxa"/>
-            <w:left w:w="0" w:type="dxa"/>
-            <w:bottom w:w="0" w:type="dxa"/>
-            <w:right w:w="0" w:type="dxa"/>
-          </w:tblCellMar>
-        </w:tblPrEx>
-        <w:trPr>
-          <w:trHeight w:val="397" w:hRule="atLeast"/>
-        </w:trPr>
-        <w:tc>
-          <w:tcPr>
-            <w:tcW w:w="10211" w:type="dxa"/>
-            <w:gridSpan w:val="3"/>
-            <w:tcBorders>
-              <w:top w:val="single" w:color="D7D7D7" w:themeColor="background1" w:themeShade="D8" w:sz="4" w:space="0"/>
-              <w:left w:val="single" w:color="D7D7D7" w:themeColor="background1" w:themeShade="D8" w:sz="4" w:space="0"/>
-              <w:bottom w:val="single" w:color="D7D7D7" w:themeColor="background1" w:themeShade="D8" w:sz="4" w:space="0"/>
-              <w:right w:val="single" w:color="D7D7D7" w:themeColor="background1" w:themeShade="D8" w:sz="4" w:space="0"/>
-            </w:tcBorders>
-            <w:shd w:val="pct15" w:color="FFFFFF" w:themeColor="background1" w:fill="auto"/>
-            <w:vAlign w:val="center"/>
-          </w:tcPr>
-          <w:p>
-            <w:pPr>
-              <w:pStyle w:val="45"/>
-              <w:keepNext w:val="0"/>
-              <w:keepLines w:val="0"/>
-              <w:pageBreakBefore w:val="0"/>
-              <w:widowControl w:val="0"/>
-              <w:kinsoku/>
-              <w:wordWrap/>
-              <w:overflowPunct/>
-              <w:topLinePunct w:val="0"/>
-              <w:autoSpaceDE/>
-              <w:autoSpaceDN/>
-              <w:bidi w:val="0"/>
-              <w:adjustRightInd/>
-              <w:snapToGrid/>
-              <w:spacing w:before="77"/>
-              <w:ind w:left="119" w:right="119"/>
-              <w:textAlignment w:val="auto"/>
-              <w:rPr>
-                <w:rFonts w:ascii="Times New Roman" w:hAnsi="Times New Roman" w:eastAsia="微软雅黑" w:cs="Times New Roman"/>
-                <w:sz w:val="21"/>
-                <w:szCs w:val="21"/>
-                <w:highlight w:val="none"/>
-                <w:lang w:eastAsia="zh-CN"/>
-              </w:rPr>
-            </w:pPr>
-            <w:r>
-              <w:rPr>
-                <w:rFonts w:hint="eastAsia" w:ascii="Times New Roman" w:hAnsi="Times New Roman" w:eastAsia="微软雅黑" w:cs="黑体"/>
-                <w:b/>
-                <w:bCs/>
-                <w:sz w:val="21"/>
-                <w:lang w:eastAsia="zh-CN"/>
-              </w:rPr>
-              <w:t>{%tr endif %}</w:t>
-            </w:r>
-          </w:p>
-        </w:tc>
-      </w:tr>
-      <w:tr>
-        <w:tblPrEx>
-          <w:tblBorders>
-            <w:top w:val="single" w:color="1AA4A8" w:sz="4" w:space="0"/>
-            <w:left w:val="single" w:color="1AA4A8" w:sz="4" w:space="0"/>
-            <w:bottom w:val="single" w:color="1AA4A8" w:sz="4" w:space="0"/>
-            <w:right w:val="single" w:color="1AA4A8" w:sz="4" w:space="0"/>
-            <w:insideH w:val="single" w:color="1AA4A8" w:sz="4" w:space="0"/>
-            <w:insideV w:val="single" w:color="1AA4A8" w:sz="4" w:space="0"/>
-          </w:tblBorders>
-          <w:tblCellMar>
-            <w:top w:w="0" w:type="dxa"/>
-            <w:left w:w="0" w:type="dxa"/>
-            <w:bottom w:w="0" w:type="dxa"/>
-            <w:right w:w="0" w:type="dxa"/>
-          </w:tblCellMar>
-        </w:tblPrEx>
-        <w:trPr>
-          <w:trHeight w:val="397" w:hRule="atLeast"/>
-        </w:trPr>
-        <w:tc>
-          <w:tcPr>
-            <w:tcW w:w="4739" w:type="dxa"/>
-            <w:gridSpan w:val="2"/>
-            <w:tcBorders>
-              <w:top w:val="single" w:color="D7D7D7" w:themeColor="background1" w:themeShade="D8" w:sz="4" w:space="0"/>
-              <w:left w:val="single" w:color="D7D7D7" w:themeColor="background1" w:themeShade="D8" w:sz="4" w:space="0"/>
-              <w:bottom w:val="single" w:color="D7D7D7" w:themeColor="background1" w:themeShade="D8" w:sz="4" w:space="0"/>
-              <w:right w:val="single" w:color="D7D7D7" w:themeColor="background1" w:themeShade="D8" w:sz="4" w:space="0"/>
-            </w:tcBorders>
-            <w:shd w:val="pct15" w:color="FFFFFF" w:themeColor="background1" w:fill="auto"/>
-            <w:vAlign w:val="center"/>
-          </w:tcPr>
-          <w:p>
-            <w:pPr>
-              <w:pStyle w:val="45"/>
-              <w:keepNext w:val="0"/>
-              <w:keepLines w:val="0"/>
-              <w:pageBreakBefore w:val="0"/>
-              <w:widowControl w:val="0"/>
-              <w:kinsoku/>
-              <w:wordWrap/>
-              <w:overflowPunct/>
-              <w:topLinePunct w:val="0"/>
-              <w:autoSpaceDE/>
-              <w:autoSpaceDN/>
-              <w:bidi w:val="0"/>
-              <w:adjustRightInd/>
-              <w:snapToGrid/>
-              <w:ind w:left="119"/>
-              <w:textAlignment w:val="auto"/>
-              <w:rPr>
-                <w:rFonts w:ascii="Times New Roman" w:hAnsi="Times New Roman" w:eastAsia="微软雅黑" w:cs="Times New Roman"/>
-                <w:sz w:val="21"/>
-                <w:szCs w:val="21"/>
-                <w:highlight w:val="none"/>
-              </w:rPr>
-            </w:pPr>
-            <w:r>
-              <w:rPr>
-                <w:rFonts w:ascii="Times New Roman" w:hAnsi="Times New Roman" w:eastAsia="微软雅黑" w:cs="Times New Roman"/>
-                <w:b/>
-                <w:bCs/>
-                <w:sz w:val="21"/>
-                <w:szCs w:val="21"/>
-                <w:highlight w:val="none"/>
-              </w:rPr>
-              <w:t>样品总体质量评估</w:t>
-            </w:r>
-          </w:p>
-        </w:tc>
-        <w:tc>
-          <w:tcPr>
-            <w:tcW w:w="5472" w:type="dxa"/>
-            <w:tcBorders>
-              <w:top w:val="single" w:color="D7D7D7" w:themeColor="background1" w:themeShade="D8" w:sz="4" w:space="0"/>
-              <w:left w:val="single" w:color="D7D7D7" w:themeColor="background1" w:themeShade="D8" w:sz="4" w:space="0"/>
-              <w:bottom w:val="single" w:color="D7D7D7" w:themeColor="background1" w:themeShade="D8" w:sz="4" w:space="0"/>
-              <w:right w:val="single" w:color="D7D7D7" w:themeColor="background1" w:themeShade="D8" w:sz="4" w:space="0"/>
-            </w:tcBorders>
             <w:shd w:val="pct15" w:color="FFFFFF" w:themeColor="background1" w:fill="auto"/>
             <w:vAlign w:val="center"/>
           </w:tcPr>
@@ -5854,12 +5799,6 @@
             <w:insideH w:val="single" w:color="CCCCCC" w:sz="4" w:space="0"/>
             <w:insideV w:val="none" w:color="auto" w:sz="0" w:space="0"/>
           </w:tblBorders>
-          <w:tblCellMar>
-            <w:top w:w="113" w:type="dxa"/>
-            <w:left w:w="113" w:type="dxa"/>
-            <w:bottom w:w="113" w:type="dxa"/>
-            <w:right w:w="113" w:type="dxa"/>
-          </w:tblCellMar>
         </w:tblPrEx>
         <w:trPr>
           <w:jc w:val="center"/>
@@ -9144,7 +9083,6 @@
               </w:rPr>
               <w:t>{%</w:t>
             </w:r>
-            <w:bookmarkStart w:id="1" w:name="_GoBack"/>
             <w:r>
               <w:rPr>
                 <w:rFonts w:hint="default" w:ascii="Times New Roman" w:hAnsi="Times New Roman" w:eastAsia="微软雅黑" w:cs="Times New Roman"/>
@@ -9152,17 +9090,7 @@
                 <w:szCs w:val="24"/>
                 <w:lang w:val="en-US" w:eastAsia="zh-CN"/>
               </w:rPr>
-              <w:t>tr</w:t>
-            </w:r>
-            <w:bookmarkEnd w:id="1"/>
-            <w:r>
-              <w:rPr>
-                <w:rFonts w:hint="default" w:ascii="Times New Roman" w:hAnsi="Times New Roman" w:eastAsia="微软雅黑" w:cs="Times New Roman"/>
-                <w:sz w:val="24"/>
-                <w:szCs w:val="24"/>
-                <w:lang w:val="en-US" w:eastAsia="zh-CN"/>
-              </w:rPr>
-              <w:t xml:space="preserve"> </w:t>
+              <w:t xml:space="preserve">tr </w:t>
             </w:r>
             <w:r>
               <w:rPr>
@@ -17062,6 +16990,12 @@
             <w:insideH w:val="dotted" w:color="45A3A7" w:sz="4" w:space="0"/>
             <w:insideV w:val="dotted" w:color="45A3A7" w:sz="4" w:space="0"/>
           </w:tblBorders>
+          <w:tblCellMar>
+            <w:top w:w="0" w:type="dxa"/>
+            <w:left w:w="108" w:type="dxa"/>
+            <w:bottom w:w="0" w:type="dxa"/>
+            <w:right w:w="108" w:type="dxa"/>
+          </w:tblCellMar>
         </w:tblPrEx>
         <w:trPr>
           <w:trHeight w:val="417" w:hRule="atLeast"/>
@@ -18862,12 +18796,12 @@
         <w:tblW w:w="9870" w:type="dxa"/>
         <w:jc w:val="center"/>
         <w:tblBorders>
-          <w:top w:val="single" w:color="45A3A7" w:sz="18" w:space="0"/>
-          <w:left w:val="none" w:color="auto" w:sz="0" w:space="0"/>
-          <w:bottom w:val="dotted" w:color="45A3A7" w:sz="4" w:space="0"/>
-          <w:right w:val="none" w:color="auto" w:sz="0" w:space="0"/>
-          <w:insideH w:val="dotted" w:color="45A3A7" w:sz="4" w:space="0"/>
-          <w:insideV w:val="dotted" w:color="45A3A7" w:sz="4" w:space="0"/>
+          <w:top w:val="single" w:color="D7D7D7" w:sz="4" w:space="0"/>
+          <w:left w:val="single" w:color="D7D7D7" w:sz="4" w:space="0"/>
+          <w:bottom w:val="single" w:color="D7D7D7" w:sz="4" w:space="0"/>
+          <w:right w:val="single" w:color="D7D7D7" w:sz="4" w:space="0"/>
+          <w:insideH w:val="single" w:color="D7D7D7" w:sz="4" w:space="0"/>
+          <w:insideV w:val="single" w:color="D7D7D7" w:sz="4" w:space="0"/>
         </w:tblBorders>
         <w:tblLayout w:type="fixed"/>
         <w:tblCellMar>
@@ -18885,12 +18819,12 @@
       <w:tr>
         <w:tblPrEx>
           <w:tblBorders>
-            <w:top w:val="single" w:color="45A3A7" w:sz="18" w:space="0"/>
-            <w:left w:val="none" w:color="auto" w:sz="0" w:space="0"/>
-            <w:bottom w:val="dotted" w:color="45A3A7" w:sz="4" w:space="0"/>
-            <w:right w:val="none" w:color="auto" w:sz="0" w:space="0"/>
-            <w:insideH w:val="dotted" w:color="45A3A7" w:sz="4" w:space="0"/>
-            <w:insideV w:val="dotted" w:color="45A3A7" w:sz="4" w:space="0"/>
+            <w:top w:val="single" w:color="D7D7D7" w:sz="4" w:space="0"/>
+            <w:left w:val="single" w:color="D7D7D7" w:sz="4" w:space="0"/>
+            <w:bottom w:val="single" w:color="D7D7D7" w:sz="4" w:space="0"/>
+            <w:right w:val="single" w:color="D7D7D7" w:sz="4" w:space="0"/>
+            <w:insideH w:val="single" w:color="D7D7D7" w:sz="4" w:space="0"/>
+            <w:insideV w:val="single" w:color="D7D7D7" w:sz="4" w:space="0"/>
           </w:tblBorders>
           <w:tblCellMar>
             <w:top w:w="0" w:type="dxa"/>
@@ -18907,12 +18841,6 @@
           <w:tcPr>
             <w:tcW w:w="1623" w:type="dxa"/>
             <w:gridSpan w:val="2"/>
-            <w:tcBorders>
-              <w:top w:val="nil"/>
-              <w:left w:val="nil"/>
-              <w:bottom w:val="single" w:color="FFFFFF" w:themeColor="background1" w:sz="18" w:space="0"/>
-              <w:right w:val="nil"/>
-            </w:tcBorders>
             <w:shd w:val="clear" w:color="auto" w:fill="1AA4A8"/>
             <w:vAlign w:val="center"/>
           </w:tcPr>
@@ -18956,12 +18884,6 @@
         <w:tc>
           <w:tcPr>
             <w:tcW w:w="8247" w:type="dxa"/>
-            <w:tcBorders>
-              <w:top w:val="single" w:color="BFBFBF" w:sz="4" w:space="0"/>
-              <w:left w:val="nil"/>
-              <w:bottom w:val="single" w:color="A4A4A4" w:sz="4" w:space="0"/>
-              <w:right w:val="nil"/>
-            </w:tcBorders>
             <w:vAlign w:val="center"/>
           </w:tcPr>
           <w:p>
@@ -18993,12 +18915,12 @@
       <w:tr>
         <w:tblPrEx>
           <w:tblBorders>
-            <w:top w:val="single" w:color="45A3A7" w:sz="18" w:space="0"/>
-            <w:left w:val="none" w:color="auto" w:sz="0" w:space="0"/>
-            <w:bottom w:val="dotted" w:color="45A3A7" w:sz="4" w:space="0"/>
-            <w:right w:val="none" w:color="auto" w:sz="0" w:space="0"/>
-            <w:insideH w:val="dotted" w:color="45A3A7" w:sz="4" w:space="0"/>
-            <w:insideV w:val="dotted" w:color="45A3A7" w:sz="4" w:space="0"/>
+            <w:top w:val="single" w:color="D7D7D7" w:sz="4" w:space="0"/>
+            <w:left w:val="single" w:color="D7D7D7" w:sz="4" w:space="0"/>
+            <w:bottom w:val="single" w:color="D7D7D7" w:sz="4" w:space="0"/>
+            <w:right w:val="single" w:color="D7D7D7" w:sz="4" w:space="0"/>
+            <w:insideH w:val="single" w:color="D7D7D7" w:sz="4" w:space="0"/>
+            <w:insideV w:val="single" w:color="D7D7D7" w:sz="4" w:space="0"/>
           </w:tblBorders>
           <w:tblCellMar>
             <w:top w:w="0" w:type="dxa"/>
@@ -19015,12 +18937,6 @@
           <w:tcPr>
             <w:tcW w:w="1623" w:type="dxa"/>
             <w:gridSpan w:val="2"/>
-            <w:tcBorders>
-              <w:top w:val="single" w:color="FFFFFF" w:themeColor="background1" w:sz="18" w:space="0"/>
-              <w:left w:val="nil"/>
-              <w:bottom w:val="single" w:color="FFFFFF" w:themeColor="background1" w:sz="18" w:space="0"/>
-              <w:right w:val="nil"/>
-            </w:tcBorders>
             <w:shd w:val="clear" w:color="auto" w:fill="1AA4A8"/>
             <w:vAlign w:val="center"/>
           </w:tcPr>
@@ -19064,12 +18980,6 @@
         <w:tc>
           <w:tcPr>
             <w:tcW w:w="8247" w:type="dxa"/>
-            <w:tcBorders>
-              <w:top w:val="single" w:color="A4A4A4" w:sz="4" w:space="0"/>
-              <w:left w:val="nil"/>
-              <w:bottom w:val="single" w:color="A4A4A4" w:sz="4" w:space="0"/>
-              <w:right w:val="nil"/>
-            </w:tcBorders>
             <w:vAlign w:val="center"/>
           </w:tcPr>
           <w:p>
@@ -19101,12 +19011,12 @@
       <w:tr>
         <w:tblPrEx>
           <w:tblBorders>
-            <w:top w:val="single" w:color="45A3A7" w:sz="18" w:space="0"/>
-            <w:left w:val="none" w:color="auto" w:sz="0" w:space="0"/>
-            <w:bottom w:val="dotted" w:color="45A3A7" w:sz="4" w:space="0"/>
-            <w:right w:val="none" w:color="auto" w:sz="0" w:space="0"/>
-            <w:insideH w:val="dotted" w:color="45A3A7" w:sz="4" w:space="0"/>
-            <w:insideV w:val="dotted" w:color="45A3A7" w:sz="4" w:space="0"/>
+            <w:top w:val="single" w:color="D7D7D7" w:sz="4" w:space="0"/>
+            <w:left w:val="single" w:color="D7D7D7" w:sz="4" w:space="0"/>
+            <w:bottom w:val="single" w:color="D7D7D7" w:sz="4" w:space="0"/>
+            <w:right w:val="single" w:color="D7D7D7" w:sz="4" w:space="0"/>
+            <w:insideH w:val="single" w:color="D7D7D7" w:sz="4" w:space="0"/>
+            <w:insideV w:val="single" w:color="D7D7D7" w:sz="4" w:space="0"/>
           </w:tblBorders>
           <w:tblCellMar>
             <w:top w:w="0" w:type="dxa"/>
@@ -19123,12 +19033,6 @@
           <w:tcPr>
             <w:tcW w:w="432" w:type="dxa"/>
             <w:vMerge w:val="restart"/>
-            <w:tcBorders>
-              <w:top w:val="single" w:color="FFFFFF" w:themeColor="background1" w:sz="18" w:space="0"/>
-              <w:left w:val="nil"/>
-              <w:bottom w:val="single" w:color="FFFFFF" w:themeColor="background1" w:sz="18" w:space="0"/>
-              <w:right w:val="single" w:color="FFFFFF" w:themeColor="background1" w:sz="18" w:space="0"/>
-            </w:tcBorders>
             <w:shd w:val="clear" w:color="auto" w:fill="1AA4A8"/>
             <w:vAlign w:val="center"/>
           </w:tcPr>
@@ -19164,12 +19068,6 @@
         <w:tc>
           <w:tcPr>
             <w:tcW w:w="1191" w:type="dxa"/>
-            <w:tcBorders>
-              <w:top w:val="single" w:color="FFFFFF" w:themeColor="background1" w:sz="18" w:space="0"/>
-              <w:left w:val="single" w:color="FFFFFF" w:themeColor="background1" w:sz="18" w:space="0"/>
-              <w:bottom w:val="single" w:color="FFFFFF" w:themeColor="background1" w:sz="18" w:space="0"/>
-              <w:right w:val="nil"/>
-            </w:tcBorders>
             <w:shd w:val="clear" w:color="auto" w:fill="1AA4A8"/>
             <w:vAlign w:val="center"/>
           </w:tcPr>
@@ -19212,12 +19110,6 @@
         <w:tc>
           <w:tcPr>
             <w:tcW w:w="8247" w:type="dxa"/>
-            <w:tcBorders>
-              <w:top w:val="single" w:color="A4A4A4" w:sz="4" w:space="0"/>
-              <w:left w:val="nil"/>
-              <w:bottom w:val="single" w:color="A4A4A4" w:sz="4" w:space="0"/>
-              <w:right w:val="nil"/>
-            </w:tcBorders>
             <w:shd w:val="clear" w:color="auto" w:fill="auto"/>
             <w:vAlign w:val="center"/>
           </w:tcPr>
@@ -19290,12 +19182,12 @@
       <w:tr>
         <w:tblPrEx>
           <w:tblBorders>
-            <w:top w:val="single" w:color="45A3A7" w:sz="18" w:space="0"/>
-            <w:left w:val="none" w:color="auto" w:sz="0" w:space="0"/>
-            <w:bottom w:val="dotted" w:color="45A3A7" w:sz="4" w:space="0"/>
-            <w:right w:val="none" w:color="auto" w:sz="0" w:space="0"/>
-            <w:insideH w:val="dotted" w:color="45A3A7" w:sz="4" w:space="0"/>
-            <w:insideV w:val="dotted" w:color="45A3A7" w:sz="4" w:space="0"/>
+            <w:top w:val="single" w:color="D7D7D7" w:sz="4" w:space="0"/>
+            <w:left w:val="single" w:color="D7D7D7" w:sz="4" w:space="0"/>
+            <w:bottom w:val="single" w:color="D7D7D7" w:sz="4" w:space="0"/>
+            <w:right w:val="single" w:color="D7D7D7" w:sz="4" w:space="0"/>
+            <w:insideH w:val="single" w:color="D7D7D7" w:sz="4" w:space="0"/>
+            <w:insideV w:val="single" w:color="D7D7D7" w:sz="4" w:space="0"/>
           </w:tblBorders>
           <w:tblCellMar>
             <w:top w:w="0" w:type="dxa"/>
@@ -19312,12 +19204,6 @@
           <w:tcPr>
             <w:tcW w:w="432" w:type="dxa"/>
             <w:vMerge w:val="continue"/>
-            <w:tcBorders>
-              <w:top w:val="single" w:color="FFFFFF" w:themeColor="background1" w:sz="18" w:space="0"/>
-              <w:left w:val="nil"/>
-              <w:bottom w:val="single" w:color="FFFFFF" w:themeColor="background1" w:sz="18" w:space="0"/>
-              <w:right w:val="single" w:color="FFFFFF" w:themeColor="background1" w:sz="18" w:space="0"/>
-            </w:tcBorders>
             <w:shd w:val="clear" w:color="auto" w:fill="1AA4A8"/>
             <w:vAlign w:val="center"/>
           </w:tcPr>
@@ -19344,12 +19230,6 @@
         <w:tc>
           <w:tcPr>
             <w:tcW w:w="1191" w:type="dxa"/>
-            <w:tcBorders>
-              <w:top w:val="single" w:color="FFFFFF" w:themeColor="background1" w:sz="18" w:space="0"/>
-              <w:left w:val="single" w:color="FFFFFF" w:themeColor="background1" w:sz="18" w:space="0"/>
-              <w:bottom w:val="single" w:color="FFFFFF" w:themeColor="background1" w:sz="18" w:space="0"/>
-              <w:right w:val="nil"/>
-            </w:tcBorders>
             <w:shd w:val="clear" w:color="auto" w:fill="1AA4A8"/>
             <w:vAlign w:val="center"/>
           </w:tcPr>
@@ -19392,12 +19272,6 @@
         <w:tc>
           <w:tcPr>
             <w:tcW w:w="8247" w:type="dxa"/>
-            <w:tcBorders>
-              <w:top w:val="single" w:color="A4A4A4" w:sz="4" w:space="0"/>
-              <w:left w:val="nil"/>
-              <w:bottom w:val="single" w:color="A4A4A4" w:sz="4" w:space="0"/>
-              <w:right w:val="nil"/>
-            </w:tcBorders>
             <w:shd w:val="clear" w:color="auto" w:fill="auto"/>
             <w:vAlign w:val="center"/>
           </w:tcPr>
@@ -19471,12 +19345,12 @@
       <w:tr>
         <w:tblPrEx>
           <w:tblBorders>
-            <w:top w:val="single" w:color="45A3A7" w:sz="18" w:space="0"/>
-            <w:left w:val="none" w:color="auto" w:sz="0" w:space="0"/>
-            <w:bottom w:val="dotted" w:color="45A3A7" w:sz="4" w:space="0"/>
-            <w:right w:val="none" w:color="auto" w:sz="0" w:space="0"/>
-            <w:insideH w:val="dotted" w:color="45A3A7" w:sz="4" w:space="0"/>
-            <w:insideV w:val="dotted" w:color="45A3A7" w:sz="4" w:space="0"/>
+            <w:top w:val="single" w:color="D7D7D7" w:sz="4" w:space="0"/>
+            <w:left w:val="single" w:color="D7D7D7" w:sz="4" w:space="0"/>
+            <w:bottom w:val="single" w:color="D7D7D7" w:sz="4" w:space="0"/>
+            <w:right w:val="single" w:color="D7D7D7" w:sz="4" w:space="0"/>
+            <w:insideH w:val="single" w:color="D7D7D7" w:sz="4" w:space="0"/>
+            <w:insideV w:val="single" w:color="D7D7D7" w:sz="4" w:space="0"/>
           </w:tblBorders>
           <w:tblCellMar>
             <w:top w:w="0" w:type="dxa"/>
@@ -19493,12 +19367,6 @@
           <w:tcPr>
             <w:tcW w:w="432" w:type="dxa"/>
             <w:vMerge w:val="continue"/>
-            <w:tcBorders>
-              <w:top w:val="single" w:color="FFFFFF" w:themeColor="background1" w:sz="18" w:space="0"/>
-              <w:left w:val="nil"/>
-              <w:bottom w:val="single" w:color="FFFFFF" w:themeColor="background1" w:sz="18" w:space="0"/>
-              <w:right w:val="single" w:color="FFFFFF" w:themeColor="background1" w:sz="18" w:space="0"/>
-            </w:tcBorders>
             <w:shd w:val="clear" w:color="auto" w:fill="1AA4A8"/>
             <w:vAlign w:val="center"/>
           </w:tcPr>
@@ -19525,12 +19393,6 @@
         <w:tc>
           <w:tcPr>
             <w:tcW w:w="1191" w:type="dxa"/>
-            <w:tcBorders>
-              <w:top w:val="single" w:color="FFFFFF" w:themeColor="background1" w:sz="18" w:space="0"/>
-              <w:left w:val="single" w:color="FFFFFF" w:themeColor="background1" w:sz="18" w:space="0"/>
-              <w:bottom w:val="single" w:color="FFFFFF" w:themeColor="background1" w:sz="18" w:space="0"/>
-              <w:right w:val="nil"/>
-            </w:tcBorders>
             <w:shd w:val="clear" w:color="auto" w:fill="1AA4A8"/>
             <w:vAlign w:val="center"/>
           </w:tcPr>
@@ -19573,12 +19435,6 @@
         <w:tc>
           <w:tcPr>
             <w:tcW w:w="8247" w:type="dxa"/>
-            <w:tcBorders>
-              <w:top w:val="single" w:color="A4A4A4" w:sz="4" w:space="0"/>
-              <w:left w:val="nil"/>
-              <w:bottom w:val="single" w:color="A4A4A4" w:sz="4" w:space="0"/>
-              <w:right w:val="nil"/>
-            </w:tcBorders>
             <w:shd w:val="clear" w:color="auto" w:fill="auto"/>
             <w:vAlign w:val="center"/>
           </w:tcPr>
@@ -19652,12 +19508,12 @@
       <w:tr>
         <w:tblPrEx>
           <w:tblBorders>
-            <w:top w:val="single" w:color="45A3A7" w:sz="18" w:space="0"/>
-            <w:left w:val="none" w:color="auto" w:sz="0" w:space="0"/>
-            <w:bottom w:val="dotted" w:color="45A3A7" w:sz="4" w:space="0"/>
-            <w:right w:val="none" w:color="auto" w:sz="0" w:space="0"/>
-            <w:insideH w:val="dotted" w:color="45A3A7" w:sz="4" w:space="0"/>
-            <w:insideV w:val="dotted" w:color="45A3A7" w:sz="4" w:space="0"/>
+            <w:top w:val="single" w:color="D7D7D7" w:sz="4" w:space="0"/>
+            <w:left w:val="single" w:color="D7D7D7" w:sz="4" w:space="0"/>
+            <w:bottom w:val="single" w:color="D7D7D7" w:sz="4" w:space="0"/>
+            <w:right w:val="single" w:color="D7D7D7" w:sz="4" w:space="0"/>
+            <w:insideH w:val="single" w:color="D7D7D7" w:sz="4" w:space="0"/>
+            <w:insideV w:val="single" w:color="D7D7D7" w:sz="4" w:space="0"/>
           </w:tblBorders>
           <w:tblCellMar>
             <w:top w:w="0" w:type="dxa"/>
@@ -19674,12 +19530,6 @@
           <w:tcPr>
             <w:tcW w:w="432" w:type="dxa"/>
             <w:vMerge w:val="continue"/>
-            <w:tcBorders>
-              <w:top w:val="single" w:color="FFFFFF" w:themeColor="background1" w:sz="18" w:space="0"/>
-              <w:left w:val="nil"/>
-              <w:bottom w:val="single" w:color="FFFFFF" w:themeColor="background1" w:sz="18" w:space="0"/>
-              <w:right w:val="single" w:color="FFFFFF" w:themeColor="background1" w:sz="18" w:space="0"/>
-            </w:tcBorders>
             <w:shd w:val="clear" w:color="auto" w:fill="1AA4A8"/>
             <w:vAlign w:val="center"/>
           </w:tcPr>
@@ -19706,12 +19556,6 @@
         <w:tc>
           <w:tcPr>
             <w:tcW w:w="1191" w:type="dxa"/>
-            <w:tcBorders>
-              <w:top w:val="single" w:color="FFFFFF" w:themeColor="background1" w:sz="18" w:space="0"/>
-              <w:left w:val="single" w:color="FFFFFF" w:themeColor="background1" w:sz="18" w:space="0"/>
-              <w:bottom w:val="single" w:color="FFFFFF" w:themeColor="background1" w:sz="18" w:space="0"/>
-              <w:right w:val="nil"/>
-            </w:tcBorders>
             <w:shd w:val="clear" w:color="auto" w:fill="1AA4A8"/>
             <w:vAlign w:val="center"/>
           </w:tcPr>
@@ -19770,12 +19614,6 @@
         <w:tc>
           <w:tcPr>
             <w:tcW w:w="8247" w:type="dxa"/>
-            <w:tcBorders>
-              <w:top w:val="single" w:color="A4A4A4" w:sz="4" w:space="0"/>
-              <w:left w:val="nil"/>
-              <w:bottom w:val="single" w:color="A4A4A4" w:sz="4" w:space="0"/>
-              <w:right w:val="nil"/>
-            </w:tcBorders>
             <w:shd w:val="clear" w:color="auto" w:fill="auto"/>
             <w:vAlign w:val="center"/>
           </w:tcPr>
@@ -19885,12 +19723,12 @@
       <w:tr>
         <w:tblPrEx>
           <w:tblBorders>
-            <w:top w:val="single" w:color="45A3A7" w:sz="18" w:space="0"/>
-            <w:left w:val="none" w:color="auto" w:sz="0" w:space="0"/>
-            <w:bottom w:val="dotted" w:color="45A3A7" w:sz="4" w:space="0"/>
-            <w:right w:val="none" w:color="auto" w:sz="0" w:space="0"/>
-            <w:insideH w:val="dotted" w:color="45A3A7" w:sz="4" w:space="0"/>
-            <w:insideV w:val="dotted" w:color="45A3A7" w:sz="4" w:space="0"/>
+            <w:top w:val="single" w:color="D7D7D7" w:sz="4" w:space="0"/>
+            <w:left w:val="single" w:color="D7D7D7" w:sz="4" w:space="0"/>
+            <w:bottom w:val="single" w:color="D7D7D7" w:sz="4" w:space="0"/>
+            <w:right w:val="single" w:color="D7D7D7" w:sz="4" w:space="0"/>
+            <w:insideH w:val="single" w:color="D7D7D7" w:sz="4" w:space="0"/>
+            <w:insideV w:val="single" w:color="D7D7D7" w:sz="4" w:space="0"/>
           </w:tblBorders>
           <w:tblCellMar>
             <w:top w:w="0" w:type="dxa"/>
@@ -19907,11 +19745,6 @@
           <w:tcPr>
             <w:tcW w:w="432" w:type="dxa"/>
             <w:vMerge w:val="restart"/>
-            <w:tcBorders>
-              <w:top w:val="single" w:color="FFFFFF" w:themeColor="background1" w:sz="18" w:space="0"/>
-              <w:left w:val="nil"/>
-              <w:right w:val="single" w:color="FFFFFF" w:themeColor="background1" w:sz="18" w:space="0"/>
-            </w:tcBorders>
             <w:shd w:val="clear" w:color="auto" w:fill="1AA4A8"/>
             <w:vAlign w:val="center"/>
           </w:tcPr>
@@ -19955,12 +19788,6 @@
         <w:tc>
           <w:tcPr>
             <w:tcW w:w="1191" w:type="dxa"/>
-            <w:tcBorders>
-              <w:top w:val="single" w:color="FFFFFF" w:themeColor="background1" w:sz="18" w:space="0"/>
-              <w:left w:val="single" w:color="FFFFFF" w:themeColor="background1" w:sz="18" w:space="0"/>
-              <w:bottom w:val="single" w:color="FFFFFF" w:themeColor="background1" w:sz="18" w:space="0"/>
-              <w:right w:val="nil"/>
-            </w:tcBorders>
             <w:shd w:val="clear" w:color="auto" w:fill="1AA4A8"/>
             <w:vAlign w:val="center"/>
           </w:tcPr>
@@ -20004,12 +19831,6 @@
         <w:tc>
           <w:tcPr>
             <w:tcW w:w="8247" w:type="dxa"/>
-            <w:tcBorders>
-              <w:top w:val="single" w:color="A4A4A4" w:sz="4" w:space="0"/>
-              <w:left w:val="nil"/>
-              <w:bottom w:val="single" w:color="A4A4A4" w:sz="4" w:space="0"/>
-              <w:right w:val="nil"/>
-            </w:tcBorders>
             <w:shd w:val="clear" w:color="auto" w:fill="auto"/>
             <w:vAlign w:val="center"/>
           </w:tcPr>
@@ -20112,12 +19933,12 @@
       <w:tr>
         <w:tblPrEx>
           <w:tblBorders>
-            <w:top w:val="single" w:color="45A3A7" w:sz="18" w:space="0"/>
-            <w:left w:val="none" w:color="auto" w:sz="0" w:space="0"/>
-            <w:bottom w:val="dotted" w:color="45A3A7" w:sz="4" w:space="0"/>
-            <w:right w:val="none" w:color="auto" w:sz="0" w:space="0"/>
-            <w:insideH w:val="dotted" w:color="45A3A7" w:sz="4" w:space="0"/>
-            <w:insideV w:val="dotted" w:color="45A3A7" w:sz="4" w:space="0"/>
+            <w:top w:val="single" w:color="D7D7D7" w:sz="4" w:space="0"/>
+            <w:left w:val="single" w:color="D7D7D7" w:sz="4" w:space="0"/>
+            <w:bottom w:val="single" w:color="D7D7D7" w:sz="4" w:space="0"/>
+            <w:right w:val="single" w:color="D7D7D7" w:sz="4" w:space="0"/>
+            <w:insideH w:val="single" w:color="D7D7D7" w:sz="4" w:space="0"/>
+            <w:insideV w:val="single" w:color="D7D7D7" w:sz="4" w:space="0"/>
           </w:tblBorders>
           <w:tblCellMar>
             <w:top w:w="0" w:type="dxa"/>
@@ -20134,10 +19955,6 @@
           <w:tcPr>
             <w:tcW w:w="432" w:type="dxa"/>
             <w:vMerge w:val="continue"/>
-            <w:tcBorders>
-              <w:left w:val="nil"/>
-              <w:right w:val="single" w:color="FFFFFF" w:themeColor="background1" w:sz="18" w:space="0"/>
-            </w:tcBorders>
             <w:shd w:val="clear" w:color="auto" w:fill="1AA4A8"/>
             <w:vAlign w:val="center"/>
           </w:tcPr>
@@ -20165,12 +19982,6 @@
         <w:tc>
           <w:tcPr>
             <w:tcW w:w="1191" w:type="dxa"/>
-            <w:tcBorders>
-              <w:top w:val="single" w:color="FFFFFF" w:themeColor="background1" w:sz="18" w:space="0"/>
-              <w:left w:val="single" w:color="FFFFFF" w:themeColor="background1" w:sz="18" w:space="0"/>
-              <w:bottom w:val="single" w:color="FFFFFF" w:themeColor="background1" w:sz="18" w:space="0"/>
-              <w:right w:val="nil"/>
-            </w:tcBorders>
             <w:shd w:val="clear" w:color="auto" w:fill="1AA4A8"/>
             <w:vAlign w:val="center"/>
           </w:tcPr>
@@ -20214,12 +20025,6 @@
         <w:tc>
           <w:tcPr>
             <w:tcW w:w="8247" w:type="dxa"/>
-            <w:tcBorders>
-              <w:top w:val="single" w:color="A4A4A4" w:sz="4" w:space="0"/>
-              <w:left w:val="nil"/>
-              <w:bottom w:val="single" w:color="A4A4A4" w:sz="4" w:space="0"/>
-              <w:right w:val="nil"/>
-            </w:tcBorders>
             <w:shd w:val="clear" w:color="auto" w:fill="auto"/>
             <w:vAlign w:val="center"/>
           </w:tcPr>
@@ -20322,12 +20127,12 @@
       <w:tr>
         <w:tblPrEx>
           <w:tblBorders>
-            <w:top w:val="single" w:color="45A3A7" w:sz="18" w:space="0"/>
-            <w:left w:val="none" w:color="auto" w:sz="0" w:space="0"/>
-            <w:bottom w:val="dotted" w:color="45A3A7" w:sz="4" w:space="0"/>
-            <w:right w:val="none" w:color="auto" w:sz="0" w:space="0"/>
-            <w:insideH w:val="dotted" w:color="45A3A7" w:sz="4" w:space="0"/>
-            <w:insideV w:val="dotted" w:color="45A3A7" w:sz="4" w:space="0"/>
+            <w:top w:val="single" w:color="D7D7D7" w:sz="4" w:space="0"/>
+            <w:left w:val="single" w:color="D7D7D7" w:sz="4" w:space="0"/>
+            <w:bottom w:val="single" w:color="D7D7D7" w:sz="4" w:space="0"/>
+            <w:right w:val="single" w:color="D7D7D7" w:sz="4" w:space="0"/>
+            <w:insideH w:val="single" w:color="D7D7D7" w:sz="4" w:space="0"/>
+            <w:insideV w:val="single" w:color="D7D7D7" w:sz="4" w:space="0"/>
           </w:tblBorders>
           <w:tblCellMar>
             <w:top w:w="0" w:type="dxa"/>
@@ -20344,10 +20149,6 @@
           <w:tcPr>
             <w:tcW w:w="432" w:type="dxa"/>
             <w:vMerge w:val="continue"/>
-            <w:tcBorders>
-              <w:left w:val="nil"/>
-              <w:right w:val="single" w:color="FFFFFF" w:themeColor="background1" w:sz="18" w:space="0"/>
-            </w:tcBorders>
             <w:shd w:val="clear" w:color="auto" w:fill="1AA4A8"/>
             <w:vAlign w:val="center"/>
           </w:tcPr>
@@ -20375,12 +20176,6 @@
         <w:tc>
           <w:tcPr>
             <w:tcW w:w="1191" w:type="dxa"/>
-            <w:tcBorders>
-              <w:top w:val="single" w:color="FFFFFF" w:themeColor="background1" w:sz="18" w:space="0"/>
-              <w:left w:val="single" w:color="FFFFFF" w:themeColor="background1" w:sz="18" w:space="0"/>
-              <w:bottom w:val="single" w:color="FFFFFF" w:themeColor="background1" w:sz="18" w:space="0"/>
-              <w:right w:val="nil"/>
-            </w:tcBorders>
             <w:shd w:val="clear" w:color="auto" w:fill="1AA4A8"/>
             <w:vAlign w:val="center"/>
           </w:tcPr>
@@ -20424,12 +20219,6 @@
         <w:tc>
           <w:tcPr>
             <w:tcW w:w="8247" w:type="dxa"/>
-            <w:tcBorders>
-              <w:top w:val="single" w:color="A4A4A4" w:sz="4" w:space="0"/>
-              <w:left w:val="nil"/>
-              <w:bottom w:val="single" w:color="A4A4A4" w:sz="4" w:space="0"/>
-              <w:right w:val="nil"/>
-            </w:tcBorders>
             <w:shd w:val="clear" w:color="auto" w:fill="auto"/>
             <w:vAlign w:val="center"/>
           </w:tcPr>
@@ -20532,12 +20321,12 @@
       <w:tr>
         <w:tblPrEx>
           <w:tblBorders>
-            <w:top w:val="single" w:color="45A3A7" w:sz="18" w:space="0"/>
-            <w:left w:val="none" w:color="auto" w:sz="0" w:space="0"/>
-            <w:bottom w:val="dotted" w:color="45A3A7" w:sz="4" w:space="0"/>
-            <w:right w:val="none" w:color="auto" w:sz="0" w:space="0"/>
-            <w:insideH w:val="dotted" w:color="45A3A7" w:sz="4" w:space="0"/>
-            <w:insideV w:val="dotted" w:color="45A3A7" w:sz="4" w:space="0"/>
+            <w:top w:val="single" w:color="D7D7D7" w:sz="4" w:space="0"/>
+            <w:left w:val="single" w:color="D7D7D7" w:sz="4" w:space="0"/>
+            <w:bottom w:val="single" w:color="D7D7D7" w:sz="4" w:space="0"/>
+            <w:right w:val="single" w:color="D7D7D7" w:sz="4" w:space="0"/>
+            <w:insideH w:val="single" w:color="D7D7D7" w:sz="4" w:space="0"/>
+            <w:insideV w:val="single" w:color="D7D7D7" w:sz="4" w:space="0"/>
           </w:tblBorders>
           <w:tblCellMar>
             <w:top w:w="0" w:type="dxa"/>
@@ -20554,11 +20343,6 @@
           <w:tcPr>
             <w:tcW w:w="432" w:type="dxa"/>
             <w:vMerge w:val="continue"/>
-            <w:tcBorders>
-              <w:left w:val="nil"/>
-              <w:bottom w:val="single" w:color="FFFFFF" w:themeColor="background1" w:sz="18" w:space="0"/>
-              <w:right w:val="single" w:color="FFFFFF" w:themeColor="background1" w:sz="18" w:space="0"/>
-            </w:tcBorders>
             <w:shd w:val="clear" w:color="auto" w:fill="1AA4A8"/>
             <w:vAlign w:val="center"/>
           </w:tcPr>
@@ -20586,12 +20370,6 @@
         <w:tc>
           <w:tcPr>
             <w:tcW w:w="1191" w:type="dxa"/>
-            <w:tcBorders>
-              <w:top w:val="single" w:color="FFFFFF" w:themeColor="background1" w:sz="18" w:space="0"/>
-              <w:left w:val="single" w:color="FFFFFF" w:themeColor="background1" w:sz="18" w:space="0"/>
-              <w:bottom w:val="single" w:color="FFFFFF" w:themeColor="background1" w:sz="18" w:space="0"/>
-              <w:right w:val="nil"/>
-            </w:tcBorders>
             <w:shd w:val="clear" w:color="auto" w:fill="1AA4A8"/>
             <w:vAlign w:val="center"/>
           </w:tcPr>
@@ -20651,12 +20429,6 @@
         <w:tc>
           <w:tcPr>
             <w:tcW w:w="8247" w:type="dxa"/>
-            <w:tcBorders>
-              <w:top w:val="single" w:color="A4A4A4" w:sz="4" w:space="0"/>
-              <w:left w:val="nil"/>
-              <w:bottom w:val="single" w:color="A4A4A4" w:sz="4" w:space="0"/>
-              <w:right w:val="nil"/>
-            </w:tcBorders>
             <w:shd w:val="clear" w:color="auto" w:fill="auto"/>
             <w:vAlign w:val="center"/>
           </w:tcPr>
@@ -20759,12 +20531,12 @@
       <w:tr>
         <w:tblPrEx>
           <w:tblBorders>
-            <w:top w:val="single" w:color="45A3A7" w:sz="18" w:space="0"/>
-            <w:left w:val="none" w:color="auto" w:sz="0" w:space="0"/>
-            <w:bottom w:val="dotted" w:color="45A3A7" w:sz="4" w:space="0"/>
-            <w:right w:val="none" w:color="auto" w:sz="0" w:space="0"/>
-            <w:insideH w:val="dotted" w:color="45A3A7" w:sz="4" w:space="0"/>
-            <w:insideV w:val="dotted" w:color="45A3A7" w:sz="4" w:space="0"/>
+            <w:top w:val="single" w:color="D7D7D7" w:sz="4" w:space="0"/>
+            <w:left w:val="single" w:color="D7D7D7" w:sz="4" w:space="0"/>
+            <w:bottom w:val="single" w:color="D7D7D7" w:sz="4" w:space="0"/>
+            <w:right w:val="single" w:color="D7D7D7" w:sz="4" w:space="0"/>
+            <w:insideH w:val="single" w:color="D7D7D7" w:sz="4" w:space="0"/>
+            <w:insideV w:val="single" w:color="D7D7D7" w:sz="4" w:space="0"/>
           </w:tblBorders>
           <w:tblCellMar>
             <w:top w:w="0" w:type="dxa"/>
@@ -20780,11 +20552,6 @@
           <w:tcPr>
             <w:tcW w:w="1623" w:type="dxa"/>
             <w:gridSpan w:val="2"/>
-            <w:tcBorders>
-              <w:top w:val="single" w:color="FFFFFF" w:themeColor="background1" w:sz="18" w:space="0"/>
-              <w:left w:val="nil"/>
-              <w:right w:val="nil"/>
-            </w:tcBorders>
             <w:shd w:val="clear" w:color="auto" w:fill="1AA4A8"/>
             <w:vAlign w:val="center"/>
           </w:tcPr>
@@ -20828,12 +20595,6 @@
         <w:tc>
           <w:tcPr>
             <w:tcW w:w="8247" w:type="dxa"/>
-            <w:tcBorders>
-              <w:top w:val="single" w:color="A4A4A4" w:sz="4" w:space="0"/>
-              <w:left w:val="nil"/>
-              <w:bottom w:val="single" w:color="A4A4A4" w:sz="4" w:space="0"/>
-              <w:right w:val="nil"/>
-            </w:tcBorders>
             <w:vAlign w:val="center"/>
           </w:tcPr>
           <w:p>
@@ -20990,12 +20751,12 @@
         <w:tblW w:w="9870" w:type="dxa"/>
         <w:jc w:val="center"/>
         <w:tblBorders>
-          <w:top w:val="single" w:color="45A3A7" w:sz="18" w:space="0"/>
-          <w:left w:val="none" w:color="auto" w:sz="0" w:space="0"/>
-          <w:bottom w:val="dotted" w:color="45A3A7" w:sz="4" w:space="0"/>
-          <w:right w:val="none" w:color="auto" w:sz="0" w:space="0"/>
-          <w:insideH w:val="dotted" w:color="45A3A7" w:sz="4" w:space="0"/>
-          <w:insideV w:val="dotted" w:color="45A3A7" w:sz="4" w:space="0"/>
+          <w:top w:val="single" w:color="D7D7D7" w:sz="4" w:space="0"/>
+          <w:left w:val="single" w:color="D7D7D7" w:sz="4" w:space="0"/>
+          <w:bottom w:val="single" w:color="D7D7D7" w:sz="4" w:space="0"/>
+          <w:right w:val="single" w:color="D7D7D7" w:sz="4" w:space="0"/>
+          <w:insideH w:val="single" w:color="D7D7D7" w:sz="4" w:space="0"/>
+          <w:insideV w:val="single" w:color="D7D7D7" w:sz="4" w:space="0"/>
         </w:tblBorders>
         <w:tblLayout w:type="fixed"/>
         <w:tblCellMar>
@@ -21014,19 +20775,13 @@
       <w:tr>
         <w:tblPrEx>
           <w:tblBorders>
-            <w:top w:val="single" w:color="45A3A7" w:sz="18" w:space="0"/>
-            <w:left w:val="none" w:color="auto" w:sz="0" w:space="0"/>
-            <w:bottom w:val="dotted" w:color="45A3A7" w:sz="4" w:space="0"/>
-            <w:right w:val="none" w:color="auto" w:sz="0" w:space="0"/>
-            <w:insideH w:val="dotted" w:color="45A3A7" w:sz="4" w:space="0"/>
-            <w:insideV w:val="dotted" w:color="45A3A7" w:sz="4" w:space="0"/>
+            <w:top w:val="single" w:color="D7D7D7" w:sz="4" w:space="0"/>
+            <w:left w:val="single" w:color="D7D7D7" w:sz="4" w:space="0"/>
+            <w:bottom w:val="single" w:color="D7D7D7" w:sz="4" w:space="0"/>
+            <w:right w:val="single" w:color="D7D7D7" w:sz="4" w:space="0"/>
+            <w:insideH w:val="single" w:color="D7D7D7" w:sz="4" w:space="0"/>
+            <w:insideV w:val="single" w:color="D7D7D7" w:sz="4" w:space="0"/>
           </w:tblBorders>
-          <w:tblCellMar>
-            <w:top w:w="0" w:type="dxa"/>
-            <w:left w:w="108" w:type="dxa"/>
-            <w:bottom w:w="0" w:type="dxa"/>
-            <w:right w:w="108" w:type="dxa"/>
-          </w:tblCellMar>
         </w:tblPrEx>
         <w:trPr>
           <w:trHeight w:val="417" w:hRule="atLeast"/>
@@ -21035,12 +20790,6 @@
         <w:tc>
           <w:tcPr>
             <w:tcW w:w="1526" w:type="dxa"/>
-            <w:tcBorders>
-              <w:top w:val="nil"/>
-              <w:left w:val="nil"/>
-              <w:bottom w:val="single" w:color="BEBEBE" w:themeColor="background1" w:themeShade="BF" w:sz="4" w:space="0"/>
-              <w:right w:val="single" w:color="FFFFFF" w:sz="18" w:space="0"/>
-            </w:tcBorders>
             <w:shd w:val="clear" w:color="auto" w:fill="1AA4A8"/>
             <w:vAlign w:val="center"/>
           </w:tcPr>
@@ -21083,12 +20832,6 @@
         <w:tc>
           <w:tcPr>
             <w:tcW w:w="1417" w:type="dxa"/>
-            <w:tcBorders>
-              <w:top w:val="nil"/>
-              <w:left w:val="single" w:color="FFFFFF" w:sz="18" w:space="0"/>
-              <w:bottom w:val="single" w:color="BEBEBE" w:themeColor="background1" w:themeShade="BF" w:sz="4" w:space="0"/>
-              <w:right w:val="single" w:color="FFFFFF" w:sz="18" w:space="0"/>
-            </w:tcBorders>
             <w:shd w:val="clear" w:color="auto" w:fill="1AA4A8"/>
             <w:vAlign w:val="center"/>
           </w:tcPr>
@@ -21131,12 +20874,6 @@
         <w:tc>
           <w:tcPr>
             <w:tcW w:w="1232" w:type="dxa"/>
-            <w:tcBorders>
-              <w:top w:val="nil"/>
-              <w:left w:val="single" w:color="FFFFFF" w:sz="18" w:space="0"/>
-              <w:bottom w:val="single" w:color="BEBEBE" w:themeColor="background1" w:themeShade="BF" w:sz="4" w:space="0"/>
-              <w:right w:val="single" w:color="FFFFFF" w:sz="18" w:space="0"/>
-            </w:tcBorders>
             <w:shd w:val="clear" w:color="auto" w:fill="1AA4A8"/>
             <w:vAlign w:val="center"/>
           </w:tcPr>
@@ -21195,12 +20932,6 @@
         <w:tc>
           <w:tcPr>
             <w:tcW w:w="5695" w:type="dxa"/>
-            <w:tcBorders>
-              <w:top w:val="nil"/>
-              <w:left w:val="single" w:color="FFFFFF" w:sz="18" w:space="0"/>
-              <w:bottom w:val="single" w:color="BEBEBE" w:themeColor="background1" w:themeShade="BF" w:sz="4" w:space="0"/>
-              <w:right w:val="nil"/>
-            </w:tcBorders>
             <w:shd w:val="clear" w:color="auto" w:fill="1AA4A8"/>
             <w:vAlign w:val="center"/>
           </w:tcPr>
@@ -21244,12 +20975,12 @@
       <w:tr>
         <w:tblPrEx>
           <w:tblBorders>
-            <w:top w:val="single" w:color="45A3A7" w:sz="18" w:space="0"/>
-            <w:left w:val="none" w:color="auto" w:sz="0" w:space="0"/>
-            <w:bottom w:val="dotted" w:color="45A3A7" w:sz="4" w:space="0"/>
-            <w:right w:val="none" w:color="auto" w:sz="0" w:space="0"/>
-            <w:insideH w:val="dotted" w:color="45A3A7" w:sz="4" w:space="0"/>
-            <w:insideV w:val="dotted" w:color="45A3A7" w:sz="4" w:space="0"/>
+            <w:top w:val="single" w:color="D7D7D7" w:sz="4" w:space="0"/>
+            <w:left w:val="single" w:color="D7D7D7" w:sz="4" w:space="0"/>
+            <w:bottom w:val="single" w:color="D7D7D7" w:sz="4" w:space="0"/>
+            <w:right w:val="single" w:color="D7D7D7" w:sz="4" w:space="0"/>
+            <w:insideH w:val="single" w:color="D7D7D7" w:sz="4" w:space="0"/>
+            <w:insideV w:val="single" w:color="D7D7D7" w:sz="4" w:space="0"/>
           </w:tblBorders>
           <w:tblCellMar>
             <w:top w:w="0" w:type="dxa"/>
@@ -21266,12 +20997,6 @@
           <w:tcPr>
             <w:tcW w:w="9870" w:type="dxa"/>
             <w:gridSpan w:val="4"/>
-            <w:tcBorders>
-              <w:top w:val="single" w:color="BEBEBE" w:themeColor="background1" w:themeShade="BF" w:sz="4" w:space="0"/>
-              <w:left w:val="single" w:color="BEBEBE" w:themeColor="background1" w:themeShade="BF" w:sz="4" w:space="0"/>
-              <w:bottom w:val="single" w:color="BEBEBE" w:themeColor="background1" w:themeShade="BF" w:sz="4" w:space="0"/>
-              <w:right w:val="single" w:color="BEBEBE" w:themeColor="background1" w:themeShade="BF" w:sz="4" w:space="0"/>
-            </w:tcBorders>
             <w:vAlign w:val="center"/>
           </w:tcPr>
           <w:p>
@@ -21304,12 +21029,12 @@
       <w:tr>
         <w:tblPrEx>
           <w:tblBorders>
-            <w:top w:val="single" w:color="45A3A7" w:sz="18" w:space="0"/>
-            <w:left w:val="none" w:color="auto" w:sz="0" w:space="0"/>
-            <w:bottom w:val="dotted" w:color="45A3A7" w:sz="4" w:space="0"/>
-            <w:right w:val="none" w:color="auto" w:sz="0" w:space="0"/>
-            <w:insideH w:val="dotted" w:color="45A3A7" w:sz="4" w:space="0"/>
-            <w:insideV w:val="dotted" w:color="45A3A7" w:sz="4" w:space="0"/>
+            <w:top w:val="single" w:color="D7D7D7" w:sz="4" w:space="0"/>
+            <w:left w:val="single" w:color="D7D7D7" w:sz="4" w:space="0"/>
+            <w:bottom w:val="single" w:color="D7D7D7" w:sz="4" w:space="0"/>
+            <w:right w:val="single" w:color="D7D7D7" w:sz="4" w:space="0"/>
+            <w:insideH w:val="single" w:color="D7D7D7" w:sz="4" w:space="0"/>
+            <w:insideV w:val="single" w:color="D7D7D7" w:sz="4" w:space="0"/>
           </w:tblBorders>
           <w:tblCellMar>
             <w:top w:w="0" w:type="dxa"/>
@@ -21325,12 +21050,6 @@
         <w:tc>
           <w:tcPr>
             <w:tcW w:w="1526" w:type="dxa"/>
-            <w:tcBorders>
-              <w:top w:val="single" w:color="BEBEBE" w:themeColor="background1" w:themeShade="BF" w:sz="4" w:space="0"/>
-              <w:left w:val="single" w:color="BEBEBE" w:themeColor="background1" w:themeShade="BF" w:sz="4" w:space="0"/>
-              <w:bottom w:val="single" w:color="BEBEBE" w:themeColor="background1" w:themeShade="BF" w:sz="4" w:space="0"/>
-              <w:right w:val="single" w:color="BEBEBE" w:themeColor="background1" w:themeShade="BF" w:sz="4" w:space="0"/>
-            </w:tcBorders>
             <w:vAlign w:val="center"/>
           </w:tcPr>
           <w:p>
@@ -21389,12 +21108,6 @@
         <w:tc>
           <w:tcPr>
             <w:tcW w:w="1417" w:type="dxa"/>
-            <w:tcBorders>
-              <w:top w:val="single" w:color="BEBEBE" w:themeColor="background1" w:themeShade="BF" w:sz="4" w:space="0"/>
-              <w:left w:val="single" w:color="BEBEBE" w:themeColor="background1" w:themeShade="BF" w:sz="4" w:space="0"/>
-              <w:bottom w:val="single" w:color="BEBEBE" w:themeColor="background1" w:themeShade="BF" w:sz="4" w:space="0"/>
-              <w:right w:val="single" w:color="BEBEBE" w:themeColor="background1" w:themeShade="BF" w:sz="4" w:space="0"/>
-            </w:tcBorders>
             <w:vAlign w:val="center"/>
           </w:tcPr>
           <w:p>
@@ -21444,12 +21157,6 @@
         <w:tc>
           <w:tcPr>
             <w:tcW w:w="1232" w:type="dxa"/>
-            <w:tcBorders>
-              <w:top w:val="single" w:color="BEBEBE" w:themeColor="background1" w:themeShade="BF" w:sz="4" w:space="0"/>
-              <w:left w:val="single" w:color="BEBEBE" w:themeColor="background1" w:themeShade="BF" w:sz="4" w:space="0"/>
-              <w:bottom w:val="single" w:color="BEBEBE" w:themeColor="background1" w:themeShade="BF" w:sz="4" w:space="0"/>
-              <w:right w:val="single" w:color="BEBEBE" w:themeColor="background1" w:themeShade="BF" w:sz="4" w:space="0"/>
-            </w:tcBorders>
             <w:vAlign w:val="center"/>
           </w:tcPr>
           <w:p>
@@ -21499,12 +21206,6 @@
         <w:tc>
           <w:tcPr>
             <w:tcW w:w="5695" w:type="dxa"/>
-            <w:tcBorders>
-              <w:top w:val="single" w:color="BEBEBE" w:themeColor="background1" w:themeShade="BF" w:sz="4" w:space="0"/>
-              <w:left w:val="single" w:color="BEBEBE" w:themeColor="background1" w:themeShade="BF" w:sz="4" w:space="0"/>
-              <w:bottom w:val="single" w:color="BEBEBE" w:themeColor="background1" w:themeShade="BF" w:sz="4" w:space="0"/>
-              <w:right w:val="single" w:color="BEBEBE" w:themeColor="background1" w:themeShade="BF" w:sz="4" w:space="0"/>
-            </w:tcBorders>
             <w:vAlign w:val="center"/>
           </w:tcPr>
           <w:p>
@@ -21555,12 +21256,12 @@
       <w:tr>
         <w:tblPrEx>
           <w:tblBorders>
-            <w:top w:val="single" w:color="45A3A7" w:sz="18" w:space="0"/>
-            <w:left w:val="none" w:color="auto" w:sz="0" w:space="0"/>
-            <w:bottom w:val="dotted" w:color="45A3A7" w:sz="4" w:space="0"/>
-            <w:right w:val="none" w:color="auto" w:sz="0" w:space="0"/>
-            <w:insideH w:val="dotted" w:color="45A3A7" w:sz="4" w:space="0"/>
-            <w:insideV w:val="dotted" w:color="45A3A7" w:sz="4" w:space="0"/>
+            <w:top w:val="single" w:color="D7D7D7" w:sz="4" w:space="0"/>
+            <w:left w:val="single" w:color="D7D7D7" w:sz="4" w:space="0"/>
+            <w:bottom w:val="single" w:color="D7D7D7" w:sz="4" w:space="0"/>
+            <w:right w:val="single" w:color="D7D7D7" w:sz="4" w:space="0"/>
+            <w:insideH w:val="single" w:color="D7D7D7" w:sz="4" w:space="0"/>
+            <w:insideV w:val="single" w:color="D7D7D7" w:sz="4" w:space="0"/>
           </w:tblBorders>
           <w:tblCellMar>
             <w:top w:w="0" w:type="dxa"/>
@@ -21577,12 +21278,6 @@
           <w:tcPr>
             <w:tcW w:w="9870" w:type="dxa"/>
             <w:gridSpan w:val="4"/>
-            <w:tcBorders>
-              <w:top w:val="single" w:color="BEBEBE" w:themeColor="background1" w:themeShade="BF" w:sz="4" w:space="0"/>
-              <w:left w:val="single" w:color="BEBEBE" w:themeColor="background1" w:themeShade="BF" w:sz="4" w:space="0"/>
-              <w:bottom w:val="single" w:color="BEBEBE" w:themeColor="background1" w:themeShade="BF" w:sz="4" w:space="0"/>
-              <w:right w:val="single" w:color="BEBEBE" w:themeColor="background1" w:themeShade="BF" w:sz="4" w:space="0"/>
-            </w:tcBorders>
             <w:vAlign w:val="center"/>
           </w:tcPr>
           <w:p>
@@ -21663,12 +21358,12 @@
         <w:tblW w:w="9870" w:type="dxa"/>
         <w:jc w:val="center"/>
         <w:tblBorders>
-          <w:top w:val="single" w:color="45A3A7" w:sz="18" w:space="0"/>
-          <w:left w:val="none" w:color="auto" w:sz="0" w:space="0"/>
-          <w:bottom w:val="dotted" w:color="45A3A7" w:sz="4" w:space="0"/>
-          <w:right w:val="none" w:color="auto" w:sz="0" w:space="0"/>
-          <w:insideH w:val="dotted" w:color="45A3A7" w:sz="4" w:space="0"/>
-          <w:insideV w:val="dotted" w:color="45A3A7" w:sz="4" w:space="0"/>
+          <w:top w:val="single" w:color="D7D7D7" w:sz="4" w:space="0"/>
+          <w:left w:val="single" w:color="D7D7D7" w:sz="4" w:space="0"/>
+          <w:bottom w:val="single" w:color="D7D7D7" w:sz="4" w:space="0"/>
+          <w:right w:val="single" w:color="D7D7D7" w:sz="4" w:space="0"/>
+          <w:insideH w:val="single" w:color="D7D7D7" w:sz="4" w:space="0"/>
+          <w:insideV w:val="single" w:color="D7D7D7" w:sz="4" w:space="0"/>
         </w:tblBorders>
         <w:tblLayout w:type="fixed"/>
         <w:tblCellMar>
@@ -21687,12 +21382,12 @@
       <w:tr>
         <w:tblPrEx>
           <w:tblBorders>
-            <w:top w:val="single" w:color="45A3A7" w:sz="18" w:space="0"/>
-            <w:left w:val="none" w:color="auto" w:sz="0" w:space="0"/>
-            <w:bottom w:val="dotted" w:color="45A3A7" w:sz="4" w:space="0"/>
-            <w:right w:val="none" w:color="auto" w:sz="0" w:space="0"/>
-            <w:insideH w:val="dotted" w:color="45A3A7" w:sz="4" w:space="0"/>
-            <w:insideV w:val="dotted" w:color="45A3A7" w:sz="4" w:space="0"/>
+            <w:top w:val="single" w:color="D7D7D7" w:sz="4" w:space="0"/>
+            <w:left w:val="single" w:color="D7D7D7" w:sz="4" w:space="0"/>
+            <w:bottom w:val="single" w:color="D7D7D7" w:sz="4" w:space="0"/>
+            <w:right w:val="single" w:color="D7D7D7" w:sz="4" w:space="0"/>
+            <w:insideH w:val="single" w:color="D7D7D7" w:sz="4" w:space="0"/>
+            <w:insideV w:val="single" w:color="D7D7D7" w:sz="4" w:space="0"/>
           </w:tblBorders>
           <w:tblCellMar>
             <w:top w:w="0" w:type="dxa"/>
@@ -21708,12 +21403,6 @@
         <w:tc>
           <w:tcPr>
             <w:tcW w:w="1526" w:type="dxa"/>
-            <w:tcBorders>
-              <w:top w:val="nil"/>
-              <w:left w:val="nil"/>
-              <w:bottom w:val="single" w:color="D7D7D7" w:themeColor="background1" w:themeShade="D8" w:sz="4" w:space="0"/>
-              <w:right w:val="single" w:color="FFFFFF" w:sz="18" w:space="0"/>
-            </w:tcBorders>
             <w:shd w:val="clear" w:color="auto" w:fill="1AA4A8"/>
             <w:vAlign w:val="center"/>
           </w:tcPr>
@@ -21756,12 +21445,6 @@
         <w:tc>
           <w:tcPr>
             <w:tcW w:w="1417" w:type="dxa"/>
-            <w:tcBorders>
-              <w:top w:val="nil"/>
-              <w:left w:val="single" w:color="FFFFFF" w:sz="18" w:space="0"/>
-              <w:bottom w:val="single" w:color="D7D7D7" w:themeColor="background1" w:themeShade="D8" w:sz="4" w:space="0"/>
-              <w:right w:val="single" w:color="FFFFFF" w:sz="18" w:space="0"/>
-            </w:tcBorders>
             <w:shd w:val="clear" w:color="auto" w:fill="1AA4A8"/>
             <w:vAlign w:val="center"/>
           </w:tcPr>
@@ -21804,12 +21487,6 @@
         <w:tc>
           <w:tcPr>
             <w:tcW w:w="1261" w:type="dxa"/>
-            <w:tcBorders>
-              <w:top w:val="nil"/>
-              <w:left w:val="single" w:color="FFFFFF" w:sz="18" w:space="0"/>
-              <w:bottom w:val="single" w:color="D7D7D7" w:themeColor="background1" w:themeShade="D8" w:sz="4" w:space="0"/>
-              <w:right w:val="single" w:color="FFFFFF" w:sz="18" w:space="0"/>
-            </w:tcBorders>
             <w:shd w:val="clear" w:color="auto" w:fill="1AA4A8"/>
             <w:vAlign w:val="center"/>
           </w:tcPr>
@@ -21868,12 +21545,6 @@
         <w:tc>
           <w:tcPr>
             <w:tcW w:w="5666" w:type="dxa"/>
-            <w:tcBorders>
-              <w:top w:val="nil"/>
-              <w:left w:val="single" w:color="FFFFFF" w:sz="18" w:space="0"/>
-              <w:bottom w:val="single" w:color="D7D7D7" w:themeColor="background1" w:themeShade="D8" w:sz="4" w:space="0"/>
-              <w:right w:val="nil"/>
-            </w:tcBorders>
             <w:shd w:val="clear" w:color="auto" w:fill="1AA4A8"/>
             <w:vAlign w:val="center"/>
           </w:tcPr>
@@ -21917,12 +21588,12 @@
       <w:tr>
         <w:tblPrEx>
           <w:tblBorders>
-            <w:top w:val="single" w:color="45A3A7" w:sz="18" w:space="0"/>
-            <w:left w:val="none" w:color="auto" w:sz="0" w:space="0"/>
-            <w:bottom w:val="dotted" w:color="45A3A7" w:sz="4" w:space="0"/>
-            <w:right w:val="none" w:color="auto" w:sz="0" w:space="0"/>
-            <w:insideH w:val="dotted" w:color="45A3A7" w:sz="4" w:space="0"/>
-            <w:insideV w:val="dotted" w:color="45A3A7" w:sz="4" w:space="0"/>
+            <w:top w:val="single" w:color="D7D7D7" w:sz="4" w:space="0"/>
+            <w:left w:val="single" w:color="D7D7D7" w:sz="4" w:space="0"/>
+            <w:bottom w:val="single" w:color="D7D7D7" w:sz="4" w:space="0"/>
+            <w:right w:val="single" w:color="D7D7D7" w:sz="4" w:space="0"/>
+            <w:insideH w:val="single" w:color="D7D7D7" w:sz="4" w:space="0"/>
+            <w:insideV w:val="single" w:color="D7D7D7" w:sz="4" w:space="0"/>
           </w:tblBorders>
           <w:tblCellMar>
             <w:top w:w="0" w:type="dxa"/>
@@ -21939,12 +21610,6 @@
           <w:tcPr>
             <w:tcW w:w="9870" w:type="dxa"/>
             <w:gridSpan w:val="4"/>
-            <w:tcBorders>
-              <w:top w:val="single" w:color="D7D7D7" w:themeColor="background1" w:themeShade="D8" w:sz="4" w:space="0"/>
-              <w:left w:val="single" w:color="D7D7D7" w:themeColor="background1" w:themeShade="D8" w:sz="4" w:space="0"/>
-              <w:bottom w:val="single" w:color="D7D7D7" w:themeColor="background1" w:themeShade="D8" w:sz="4" w:space="0"/>
-              <w:right w:val="single" w:color="D7D7D7" w:themeColor="background1" w:themeShade="D8" w:sz="4" w:space="0"/>
-            </w:tcBorders>
             <w:vAlign w:val="center"/>
           </w:tcPr>
           <w:p>
@@ -21997,12 +21662,12 @@
       <w:tr>
         <w:tblPrEx>
           <w:tblBorders>
-            <w:top w:val="single" w:color="45A3A7" w:sz="18" w:space="0"/>
-            <w:left w:val="none" w:color="auto" w:sz="0" w:space="0"/>
-            <w:bottom w:val="dotted" w:color="45A3A7" w:sz="4" w:space="0"/>
-            <w:right w:val="none" w:color="auto" w:sz="0" w:space="0"/>
-            <w:insideH w:val="dotted" w:color="45A3A7" w:sz="4" w:space="0"/>
-            <w:insideV w:val="dotted" w:color="45A3A7" w:sz="4" w:space="0"/>
+            <w:top w:val="single" w:color="D7D7D7" w:sz="4" w:space="0"/>
+            <w:left w:val="single" w:color="D7D7D7" w:sz="4" w:space="0"/>
+            <w:bottom w:val="single" w:color="D7D7D7" w:sz="4" w:space="0"/>
+            <w:right w:val="single" w:color="D7D7D7" w:sz="4" w:space="0"/>
+            <w:insideH w:val="single" w:color="D7D7D7" w:sz="4" w:space="0"/>
+            <w:insideV w:val="single" w:color="D7D7D7" w:sz="4" w:space="0"/>
           </w:tblBorders>
           <w:tblCellMar>
             <w:top w:w="0" w:type="dxa"/>
@@ -22018,12 +21683,6 @@
         <w:tc>
           <w:tcPr>
             <w:tcW w:w="1526" w:type="dxa"/>
-            <w:tcBorders>
-              <w:top w:val="single" w:color="D7D7D7" w:themeColor="background1" w:themeShade="D8" w:sz="4" w:space="0"/>
-              <w:left w:val="single" w:color="D7D7D7" w:themeColor="background1" w:themeShade="D8" w:sz="4" w:space="0"/>
-              <w:bottom w:val="single" w:color="D7D7D7" w:themeColor="background1" w:themeShade="D8" w:sz="4" w:space="0"/>
-              <w:right w:val="single" w:color="D7D7D7" w:themeColor="background1" w:themeShade="D8" w:sz="4" w:space="0"/>
-            </w:tcBorders>
             <w:vAlign w:val="center"/>
           </w:tcPr>
           <w:p>
@@ -22082,12 +21741,6 @@
         <w:tc>
           <w:tcPr>
             <w:tcW w:w="1417" w:type="dxa"/>
-            <w:tcBorders>
-              <w:top w:val="single" w:color="D7D7D7" w:themeColor="background1" w:themeShade="D8" w:sz="4" w:space="0"/>
-              <w:left w:val="single" w:color="D7D7D7" w:themeColor="background1" w:themeShade="D8" w:sz="4" w:space="0"/>
-              <w:bottom w:val="single" w:color="D7D7D7" w:themeColor="background1" w:themeShade="D8" w:sz="4" w:space="0"/>
-              <w:right w:val="single" w:color="D7D7D7" w:themeColor="background1" w:themeShade="D8" w:sz="4" w:space="0"/>
-            </w:tcBorders>
             <w:vAlign w:val="center"/>
           </w:tcPr>
           <w:p>
@@ -22137,12 +21790,6 @@
         <w:tc>
           <w:tcPr>
             <w:tcW w:w="1261" w:type="dxa"/>
-            <w:tcBorders>
-              <w:top w:val="single" w:color="D7D7D7" w:themeColor="background1" w:themeShade="D8" w:sz="4" w:space="0"/>
-              <w:left w:val="single" w:color="D7D7D7" w:themeColor="background1" w:themeShade="D8" w:sz="4" w:space="0"/>
-              <w:bottom w:val="single" w:color="D7D7D7" w:themeColor="background1" w:themeShade="D8" w:sz="4" w:space="0"/>
-              <w:right w:val="single" w:color="D7D7D7" w:themeColor="background1" w:themeShade="D8" w:sz="4" w:space="0"/>
-            </w:tcBorders>
             <w:vAlign w:val="center"/>
           </w:tcPr>
           <w:p>
@@ -22192,12 +21839,6 @@
         <w:tc>
           <w:tcPr>
             <w:tcW w:w="5666" w:type="dxa"/>
-            <w:tcBorders>
-              <w:top w:val="single" w:color="D7D7D7" w:themeColor="background1" w:themeShade="D8" w:sz="4" w:space="0"/>
-              <w:left w:val="single" w:color="D7D7D7" w:themeColor="background1" w:themeShade="D8" w:sz="4" w:space="0"/>
-              <w:bottom w:val="single" w:color="D7D7D7" w:themeColor="background1" w:themeShade="D8" w:sz="4" w:space="0"/>
-              <w:right w:val="single" w:color="D7D7D7" w:themeColor="background1" w:themeShade="D8" w:sz="4" w:space="0"/>
-            </w:tcBorders>
             <w:vAlign w:val="center"/>
           </w:tcPr>
           <w:p>
@@ -22248,12 +21889,12 @@
       <w:tr>
         <w:tblPrEx>
           <w:tblBorders>
-            <w:top w:val="single" w:color="45A3A7" w:sz="18" w:space="0"/>
-            <w:left w:val="none" w:color="auto" w:sz="0" w:space="0"/>
-            <w:bottom w:val="dotted" w:color="45A3A7" w:sz="4" w:space="0"/>
-            <w:right w:val="none" w:color="auto" w:sz="0" w:space="0"/>
-            <w:insideH w:val="dotted" w:color="45A3A7" w:sz="4" w:space="0"/>
-            <w:insideV w:val="dotted" w:color="45A3A7" w:sz="4" w:space="0"/>
+            <w:top w:val="single" w:color="D7D7D7" w:sz="4" w:space="0"/>
+            <w:left w:val="single" w:color="D7D7D7" w:sz="4" w:space="0"/>
+            <w:bottom w:val="single" w:color="D7D7D7" w:sz="4" w:space="0"/>
+            <w:right w:val="single" w:color="D7D7D7" w:sz="4" w:space="0"/>
+            <w:insideH w:val="single" w:color="D7D7D7" w:sz="4" w:space="0"/>
+            <w:insideV w:val="single" w:color="D7D7D7" w:sz="4" w:space="0"/>
           </w:tblBorders>
           <w:tblCellMar>
             <w:top w:w="0" w:type="dxa"/>
@@ -22270,12 +21911,6 @@
           <w:tcPr>
             <w:tcW w:w="9870" w:type="dxa"/>
             <w:gridSpan w:val="4"/>
-            <w:tcBorders>
-              <w:top w:val="single" w:color="D7D7D7" w:themeColor="background1" w:themeShade="D8" w:sz="4" w:space="0"/>
-              <w:left w:val="single" w:color="D7D7D7" w:themeColor="background1" w:themeShade="D8" w:sz="4" w:space="0"/>
-              <w:bottom w:val="single" w:color="D7D7D7" w:themeColor="background1" w:themeShade="D8" w:sz="4" w:space="0"/>
-              <w:right w:val="single" w:color="D7D7D7" w:themeColor="background1" w:themeShade="D8" w:sz="4" w:space="0"/>
-            </w:tcBorders>
             <w:vAlign w:val="center"/>
           </w:tcPr>
           <w:p>
@@ -22356,12 +21991,12 @@
         <w:tblW w:w="9870" w:type="dxa"/>
         <w:jc w:val="center"/>
         <w:tblBorders>
-          <w:top w:val="single" w:color="45A3A7" w:sz="18" w:space="0"/>
-          <w:left w:val="none" w:color="auto" w:sz="0" w:space="0"/>
-          <w:bottom w:val="dotted" w:color="45A3A7" w:sz="4" w:space="0"/>
-          <w:right w:val="none" w:color="auto" w:sz="0" w:space="0"/>
-          <w:insideH w:val="dotted" w:color="45A3A7" w:sz="4" w:space="0"/>
-          <w:insideV w:val="dotted" w:color="45A3A7" w:sz="4" w:space="0"/>
+          <w:top w:val="single" w:color="D7D7D7" w:sz="4" w:space="0"/>
+          <w:left w:val="single" w:color="D7D7D7" w:sz="4" w:space="0"/>
+          <w:bottom w:val="single" w:color="D7D7D7" w:sz="4" w:space="0"/>
+          <w:right w:val="single" w:color="D7D7D7" w:sz="4" w:space="0"/>
+          <w:insideH w:val="single" w:color="D7D7D7" w:sz="4" w:space="0"/>
+          <w:insideV w:val="single" w:color="D7D7D7" w:sz="4" w:space="0"/>
         </w:tblBorders>
         <w:tblLayout w:type="fixed"/>
         <w:tblCellMar>
@@ -22382,13 +22017,19 @@
       <w:tr>
         <w:tblPrEx>
           <w:tblBorders>
-            <w:top w:val="single" w:color="45A3A7" w:sz="18" w:space="0"/>
-            <w:left w:val="none" w:color="auto" w:sz="0" w:space="0"/>
-            <w:bottom w:val="dotted" w:color="45A3A7" w:sz="4" w:space="0"/>
-            <w:right w:val="none" w:color="auto" w:sz="0" w:space="0"/>
-            <w:insideH w:val="dotted" w:color="45A3A7" w:sz="4" w:space="0"/>
-            <w:insideV w:val="dotted" w:color="45A3A7" w:sz="4" w:space="0"/>
+            <w:top w:val="single" w:color="D7D7D7" w:sz="4" w:space="0"/>
+            <w:left w:val="single" w:color="D7D7D7" w:sz="4" w:space="0"/>
+            <w:bottom w:val="single" w:color="D7D7D7" w:sz="4" w:space="0"/>
+            <w:right w:val="single" w:color="D7D7D7" w:sz="4" w:space="0"/>
+            <w:insideH w:val="single" w:color="D7D7D7" w:sz="4" w:space="0"/>
+            <w:insideV w:val="single" w:color="D7D7D7" w:sz="4" w:space="0"/>
           </w:tblBorders>
+          <w:tblCellMar>
+            <w:top w:w="0" w:type="dxa"/>
+            <w:left w:w="108" w:type="dxa"/>
+            <w:bottom w:w="0" w:type="dxa"/>
+            <w:right w:w="108" w:type="dxa"/>
+          </w:tblCellMar>
         </w:tblPrEx>
         <w:trPr>
           <w:trHeight w:val="420" w:hRule="atLeast"/>
@@ -22397,12 +22038,6 @@
         <w:tc>
           <w:tcPr>
             <w:tcW w:w="1645" w:type="dxa"/>
-            <w:tcBorders>
-              <w:top w:val="nil"/>
-              <w:left w:val="nil"/>
-              <w:bottom w:val="single" w:color="D7D7D7" w:themeColor="background1" w:themeShade="D8" w:sz="4" w:space="0"/>
-              <w:right w:val="single" w:color="FFFFFF" w:sz="18" w:space="0"/>
-            </w:tcBorders>
             <w:shd w:val="clear" w:color="auto" w:fill="1AA4A8"/>
             <w:vAlign w:val="center"/>
           </w:tcPr>
@@ -22446,12 +22081,6 @@
         <w:tc>
           <w:tcPr>
             <w:tcW w:w="3884" w:type="dxa"/>
-            <w:tcBorders>
-              <w:top w:val="nil"/>
-              <w:left w:val="single" w:color="FFFFFF" w:sz="18" w:space="0"/>
-              <w:bottom w:val="single" w:color="D7D7D7" w:themeColor="background1" w:themeShade="D8" w:sz="4" w:space="0"/>
-              <w:right w:val="single" w:color="FFFFFF" w:sz="18" w:space="0"/>
-            </w:tcBorders>
             <w:shd w:val="clear" w:color="auto" w:fill="1AA4A8"/>
             <w:vAlign w:val="center"/>
           </w:tcPr>
@@ -22495,12 +22124,6 @@
         <w:tc>
           <w:tcPr>
             <w:tcW w:w="1246" w:type="dxa"/>
-            <w:tcBorders>
-              <w:top w:val="nil"/>
-              <w:left w:val="single" w:color="FFFFFF" w:sz="18" w:space="0"/>
-              <w:bottom w:val="single" w:color="D7D7D7" w:themeColor="background1" w:themeShade="D8" w:sz="4" w:space="0"/>
-              <w:right w:val="single" w:color="FFFFFF" w:sz="18" w:space="0"/>
-            </w:tcBorders>
             <w:shd w:val="clear" w:color="auto" w:fill="1AA4A8"/>
             <w:vAlign w:val="center"/>
           </w:tcPr>
@@ -22544,12 +22167,6 @@
         <w:tc>
           <w:tcPr>
             <w:tcW w:w="1035" w:type="dxa"/>
-            <w:tcBorders>
-              <w:top w:val="nil"/>
-              <w:left w:val="single" w:color="FFFFFF" w:sz="18" w:space="0"/>
-              <w:bottom w:val="single" w:color="D7D7D7" w:themeColor="background1" w:themeShade="D8" w:sz="4" w:space="0"/>
-              <w:right w:val="single" w:color="FFFFFF" w:sz="18" w:space="0"/>
-            </w:tcBorders>
             <w:shd w:val="clear" w:color="auto" w:fill="1AA4A8"/>
             <w:vAlign w:val="center"/>
           </w:tcPr>
@@ -22593,12 +22210,6 @@
         <w:tc>
           <w:tcPr>
             <w:tcW w:w="1204" w:type="dxa"/>
-            <w:tcBorders>
-              <w:top w:val="nil"/>
-              <w:left w:val="single" w:color="FFFFFF" w:sz="18" w:space="0"/>
-              <w:bottom w:val="single" w:color="D7D7D7" w:themeColor="background1" w:themeShade="D8" w:sz="4" w:space="0"/>
-              <w:right w:val="single" w:color="FFFFFF" w:sz="18" w:space="0"/>
-            </w:tcBorders>
             <w:shd w:val="clear" w:color="auto" w:fill="1AA4A8"/>
             <w:vAlign w:val="center"/>
           </w:tcPr>
@@ -22642,12 +22253,6 @@
         <w:tc>
           <w:tcPr>
             <w:tcW w:w="856" w:type="dxa"/>
-            <w:tcBorders>
-              <w:top w:val="nil"/>
-              <w:left w:val="single" w:color="FFFFFF" w:sz="18" w:space="0"/>
-              <w:bottom w:val="single" w:color="D7D7D7" w:themeColor="background1" w:themeShade="D8" w:sz="4" w:space="0"/>
-              <w:right w:val="nil"/>
-            </w:tcBorders>
             <w:shd w:val="clear" w:color="auto" w:fill="1AA4A8"/>
             <w:vAlign w:val="center"/>
           </w:tcPr>
@@ -22692,12 +22297,12 @@
       <w:tr>
         <w:tblPrEx>
           <w:tblBorders>
-            <w:top w:val="single" w:color="45A3A7" w:sz="18" w:space="0"/>
-            <w:left w:val="none" w:color="auto" w:sz="0" w:space="0"/>
-            <w:bottom w:val="dotted" w:color="45A3A7" w:sz="4" w:space="0"/>
-            <w:right w:val="none" w:color="auto" w:sz="0" w:space="0"/>
-            <w:insideH w:val="dotted" w:color="45A3A7" w:sz="4" w:space="0"/>
-            <w:insideV w:val="dotted" w:color="45A3A7" w:sz="4" w:space="0"/>
+            <w:top w:val="single" w:color="D7D7D7" w:sz="4" w:space="0"/>
+            <w:left w:val="single" w:color="D7D7D7" w:sz="4" w:space="0"/>
+            <w:bottom w:val="single" w:color="D7D7D7" w:sz="4" w:space="0"/>
+            <w:right w:val="single" w:color="D7D7D7" w:sz="4" w:space="0"/>
+            <w:insideH w:val="single" w:color="D7D7D7" w:sz="4" w:space="0"/>
+            <w:insideV w:val="single" w:color="D7D7D7" w:sz="4" w:space="0"/>
           </w:tblBorders>
           <w:tblCellMar>
             <w:top w:w="0" w:type="dxa"/>
@@ -22713,12 +22318,6 @@
           <w:tcPr>
             <w:tcW w:w="9870" w:type="dxa"/>
             <w:gridSpan w:val="6"/>
-            <w:tcBorders>
-              <w:top w:val="single" w:color="D7D7D7" w:themeColor="background1" w:themeShade="D8" w:sz="4" w:space="0"/>
-              <w:left w:val="single" w:color="D7D7D7" w:themeColor="background1" w:themeShade="D8" w:sz="4" w:space="0"/>
-              <w:bottom w:val="single" w:color="D7D7D7" w:themeColor="background1" w:themeShade="D8" w:sz="4" w:space="0"/>
-              <w:right w:val="single" w:color="D7D7D7" w:themeColor="background1" w:themeShade="D8" w:sz="4" w:space="0"/>
-            </w:tcBorders>
             <w:vAlign w:val="center"/>
           </w:tcPr>
           <w:p>
@@ -22750,12 +22349,12 @@
       <w:tr>
         <w:tblPrEx>
           <w:tblBorders>
-            <w:top w:val="single" w:color="45A3A7" w:sz="18" w:space="0"/>
-            <w:left w:val="none" w:color="auto" w:sz="0" w:space="0"/>
-            <w:bottom w:val="dotted" w:color="45A3A7" w:sz="4" w:space="0"/>
-            <w:right w:val="none" w:color="auto" w:sz="0" w:space="0"/>
-            <w:insideH w:val="dotted" w:color="45A3A7" w:sz="4" w:space="0"/>
-            <w:insideV w:val="dotted" w:color="45A3A7" w:sz="4" w:space="0"/>
+            <w:top w:val="single" w:color="D7D7D7" w:sz="4" w:space="0"/>
+            <w:left w:val="single" w:color="D7D7D7" w:sz="4" w:space="0"/>
+            <w:bottom w:val="single" w:color="D7D7D7" w:sz="4" w:space="0"/>
+            <w:right w:val="single" w:color="D7D7D7" w:sz="4" w:space="0"/>
+            <w:insideH w:val="single" w:color="D7D7D7" w:sz="4" w:space="0"/>
+            <w:insideV w:val="single" w:color="D7D7D7" w:sz="4" w:space="0"/>
           </w:tblBorders>
           <w:tblCellMar>
             <w:top w:w="0" w:type="dxa"/>
@@ -22770,12 +22369,6 @@
         <w:tc>
           <w:tcPr>
             <w:tcW w:w="1645" w:type="dxa"/>
-            <w:tcBorders>
-              <w:top w:val="single" w:color="D7D7D7" w:themeColor="background1" w:themeShade="D8" w:sz="4" w:space="0"/>
-              <w:left w:val="single" w:color="D7D7D7" w:themeColor="background1" w:themeShade="D8" w:sz="4" w:space="0"/>
-              <w:bottom w:val="single" w:color="D7D7D7" w:themeColor="background1" w:themeShade="D8" w:sz="4" w:space="0"/>
-              <w:right w:val="single" w:color="D7D7D7" w:themeColor="background1" w:themeShade="D8" w:sz="4" w:space="0"/>
-            </w:tcBorders>
             <w:vAlign w:val="center"/>
           </w:tcPr>
           <w:p>
@@ -22806,12 +22399,6 @@
         <w:tc>
           <w:tcPr>
             <w:tcW w:w="3884" w:type="dxa"/>
-            <w:tcBorders>
-              <w:top w:val="single" w:color="D7D7D7" w:themeColor="background1" w:themeShade="D8" w:sz="4" w:space="0"/>
-              <w:left w:val="single" w:color="D7D7D7" w:themeColor="background1" w:themeShade="D8" w:sz="4" w:space="0"/>
-              <w:bottom w:val="single" w:color="D7D7D7" w:themeColor="background1" w:themeShade="D8" w:sz="4" w:space="0"/>
-              <w:right w:val="single" w:color="D7D7D7" w:themeColor="background1" w:themeShade="D8" w:sz="4" w:space="0"/>
-            </w:tcBorders>
             <w:vAlign w:val="center"/>
           </w:tcPr>
           <w:p>
@@ -22841,12 +22428,6 @@
         <w:tc>
           <w:tcPr>
             <w:tcW w:w="1246" w:type="dxa"/>
-            <w:tcBorders>
-              <w:top w:val="single" w:color="D7D7D7" w:themeColor="background1" w:themeShade="D8" w:sz="4" w:space="0"/>
-              <w:left w:val="single" w:color="D7D7D7" w:themeColor="background1" w:themeShade="D8" w:sz="4" w:space="0"/>
-              <w:bottom w:val="single" w:color="D7D7D7" w:themeColor="background1" w:themeShade="D8" w:sz="4" w:space="0"/>
-              <w:right w:val="single" w:color="D7D7D7" w:themeColor="background1" w:themeShade="D8" w:sz="4" w:space="0"/>
-            </w:tcBorders>
             <w:vAlign w:val="center"/>
           </w:tcPr>
           <w:p>
@@ -22877,12 +22458,6 @@
         <w:tc>
           <w:tcPr>
             <w:tcW w:w="1035" w:type="dxa"/>
-            <w:tcBorders>
-              <w:top w:val="single" w:color="D7D7D7" w:themeColor="background1" w:themeShade="D8" w:sz="4" w:space="0"/>
-              <w:left w:val="single" w:color="D7D7D7" w:themeColor="background1" w:themeShade="D8" w:sz="4" w:space="0"/>
-              <w:bottom w:val="single" w:color="D7D7D7" w:themeColor="background1" w:themeShade="D8" w:sz="4" w:space="0"/>
-              <w:right w:val="single" w:color="D7D7D7" w:themeColor="background1" w:themeShade="D8" w:sz="4" w:space="0"/>
-            </w:tcBorders>
             <w:vAlign w:val="center"/>
           </w:tcPr>
           <w:p>
@@ -22913,12 +22488,6 @@
         <w:tc>
           <w:tcPr>
             <w:tcW w:w="1204" w:type="dxa"/>
-            <w:tcBorders>
-              <w:top w:val="single" w:color="D7D7D7" w:themeColor="background1" w:themeShade="D8" w:sz="4" w:space="0"/>
-              <w:left w:val="single" w:color="D7D7D7" w:themeColor="background1" w:themeShade="D8" w:sz="4" w:space="0"/>
-              <w:bottom w:val="single" w:color="D7D7D7" w:themeColor="background1" w:themeShade="D8" w:sz="4" w:space="0"/>
-              <w:right w:val="single" w:color="D7D7D7" w:themeColor="background1" w:themeShade="D8" w:sz="4" w:space="0"/>
-            </w:tcBorders>
             <w:vAlign w:val="center"/>
           </w:tcPr>
           <w:p>
@@ -22987,12 +22556,6 @@
         <w:tc>
           <w:tcPr>
             <w:tcW w:w="856" w:type="dxa"/>
-            <w:tcBorders>
-              <w:top w:val="single" w:color="D7D7D7" w:themeColor="background1" w:themeShade="D8" w:sz="4" w:space="0"/>
-              <w:left w:val="single" w:color="D7D7D7" w:themeColor="background1" w:themeShade="D8" w:sz="4" w:space="0"/>
-              <w:bottom w:val="single" w:color="D7D7D7" w:themeColor="background1" w:themeShade="D8" w:sz="4" w:space="0"/>
-              <w:right w:val="single" w:color="D7D7D7" w:themeColor="background1" w:themeShade="D8" w:sz="4" w:space="0"/>
-            </w:tcBorders>
             <w:vAlign w:val="center"/>
           </w:tcPr>
           <w:p>
@@ -23024,12 +22587,12 @@
       <w:tr>
         <w:tblPrEx>
           <w:tblBorders>
-            <w:top w:val="single" w:color="45A3A7" w:sz="18" w:space="0"/>
-            <w:left w:val="none" w:color="auto" w:sz="0" w:space="0"/>
-            <w:bottom w:val="dotted" w:color="45A3A7" w:sz="4" w:space="0"/>
-            <w:right w:val="none" w:color="auto" w:sz="0" w:space="0"/>
-            <w:insideH w:val="dotted" w:color="45A3A7" w:sz="4" w:space="0"/>
-            <w:insideV w:val="dotted" w:color="45A3A7" w:sz="4" w:space="0"/>
+            <w:top w:val="single" w:color="D7D7D7" w:sz="4" w:space="0"/>
+            <w:left w:val="single" w:color="D7D7D7" w:sz="4" w:space="0"/>
+            <w:bottom w:val="single" w:color="D7D7D7" w:sz="4" w:space="0"/>
+            <w:right w:val="single" w:color="D7D7D7" w:sz="4" w:space="0"/>
+            <w:insideH w:val="single" w:color="D7D7D7" w:sz="4" w:space="0"/>
+            <w:insideV w:val="single" w:color="D7D7D7" w:sz="4" w:space="0"/>
           </w:tblBorders>
           <w:tblCellMar>
             <w:top w:w="0" w:type="dxa"/>
@@ -23045,12 +22608,6 @@
           <w:tcPr>
             <w:tcW w:w="9870" w:type="dxa"/>
             <w:gridSpan w:val="6"/>
-            <w:tcBorders>
-              <w:top w:val="single" w:color="D7D7D7" w:themeColor="background1" w:themeShade="D8" w:sz="4" w:space="0"/>
-              <w:left w:val="single" w:color="D7D7D7" w:themeColor="background1" w:themeShade="D8" w:sz="4" w:space="0"/>
-              <w:bottom w:val="single" w:color="D7D7D7" w:themeColor="background1" w:themeShade="D8" w:sz="4" w:space="0"/>
-              <w:right w:val="single" w:color="D7D7D7" w:themeColor="background1" w:themeShade="D8" w:sz="4" w:space="0"/>
-            </w:tcBorders>
             <w:vAlign w:val="center"/>
           </w:tcPr>
           <w:p>
@@ -23183,12 +22740,12 @@
         <w:tblW w:w="9859" w:type="dxa"/>
         <w:tblInd w:w="96" w:type="dxa"/>
         <w:tblBorders>
-          <w:top w:val="single" w:color="A4A4A4" w:sz="4" w:space="0"/>
-          <w:left w:val="none" w:color="auto" w:sz="0" w:space="0"/>
-          <w:bottom w:val="single" w:color="A4A4A4" w:sz="4" w:space="0"/>
-          <w:right w:val="none" w:color="auto" w:sz="0" w:space="0"/>
-          <w:insideH w:val="single" w:color="A4A4A4" w:sz="4" w:space="0"/>
-          <w:insideV w:val="single" w:color="A4A4A4" w:sz="4" w:space="0"/>
+          <w:top w:val="single" w:color="D7D7D7" w:sz="4" w:space="0"/>
+          <w:left w:val="single" w:color="D7D7D7" w:sz="4" w:space="0"/>
+          <w:bottom w:val="single" w:color="D7D7D7" w:sz="4" w:space="0"/>
+          <w:right w:val="single" w:color="D7D7D7" w:sz="4" w:space="0"/>
+          <w:insideH w:val="single" w:color="D7D7D7" w:sz="4" w:space="0"/>
+          <w:insideV w:val="single" w:color="D7D7D7" w:sz="4" w:space="0"/>
         </w:tblBorders>
         <w:tblLayout w:type="fixed"/>
         <w:tblCellMar>
@@ -23207,12 +22764,12 @@
       <w:tr>
         <w:tblPrEx>
           <w:tblBorders>
-            <w:top w:val="single" w:color="A4A4A4" w:sz="4" w:space="0"/>
-            <w:left w:val="none" w:color="auto" w:sz="0" w:space="0"/>
-            <w:bottom w:val="single" w:color="A4A4A4" w:sz="4" w:space="0"/>
-            <w:right w:val="none" w:color="auto" w:sz="0" w:space="0"/>
-            <w:insideH w:val="single" w:color="A4A4A4" w:sz="4" w:space="0"/>
-            <w:insideV w:val="single" w:color="A4A4A4" w:sz="4" w:space="0"/>
+            <w:top w:val="single" w:color="D7D7D7" w:sz="4" w:space="0"/>
+            <w:left w:val="single" w:color="D7D7D7" w:sz="4" w:space="0"/>
+            <w:bottom w:val="single" w:color="D7D7D7" w:sz="4" w:space="0"/>
+            <w:right w:val="single" w:color="D7D7D7" w:sz="4" w:space="0"/>
+            <w:insideH w:val="single" w:color="D7D7D7" w:sz="4" w:space="0"/>
+            <w:insideV w:val="single" w:color="D7D7D7" w:sz="4" w:space="0"/>
           </w:tblBorders>
           <w:tblCellMar>
             <w:top w:w="0" w:type="dxa"/>
@@ -23227,11 +22784,6 @@
         <w:tc>
           <w:tcPr>
             <w:tcW w:w="2017" w:type="dxa"/>
-            <w:tcBorders>
-              <w:top w:val="nil"/>
-              <w:bottom w:val="single" w:color="D7D7D7" w:themeColor="background1" w:themeShade="D8" w:sz="4" w:space="0"/>
-              <w:right w:val="single" w:color="FFFFFF" w:sz="18" w:space="0"/>
-            </w:tcBorders>
             <w:shd w:val="clear" w:color="auto" w:fill="1AA4A8"/>
             <w:vAlign w:val="center"/>
           </w:tcPr>
@@ -23266,12 +22818,6 @@
         <w:tc>
           <w:tcPr>
             <w:tcW w:w="1871" w:type="dxa"/>
-            <w:tcBorders>
-              <w:top w:val="nil"/>
-              <w:left w:val="single" w:color="FFFFFF" w:sz="18" w:space="0"/>
-              <w:bottom w:val="single" w:color="D7D7D7" w:themeColor="background1" w:themeShade="D8" w:sz="4" w:space="0"/>
-              <w:right w:val="single" w:color="FFFFFF" w:sz="18" w:space="0"/>
-            </w:tcBorders>
             <w:shd w:val="clear" w:color="auto" w:fill="1AA4A8"/>
             <w:vAlign w:val="center"/>
           </w:tcPr>
@@ -23306,12 +22852,6 @@
         <w:tc>
           <w:tcPr>
             <w:tcW w:w="3981" w:type="dxa"/>
-            <w:tcBorders>
-              <w:top w:val="nil"/>
-              <w:left w:val="single" w:color="FFFFFF" w:sz="18" w:space="0"/>
-              <w:bottom w:val="single" w:color="D7D7D7" w:themeColor="background1" w:themeShade="D8" w:sz="4" w:space="0"/>
-              <w:right w:val="single" w:color="FFFFFF" w:sz="18" w:space="0"/>
-            </w:tcBorders>
             <w:shd w:val="clear" w:color="auto" w:fill="1AA4A8"/>
             <w:vAlign w:val="center"/>
           </w:tcPr>
@@ -23346,11 +22886,6 @@
         <w:tc>
           <w:tcPr>
             <w:tcW w:w="2056" w:type="dxa"/>
-            <w:tcBorders>
-              <w:top w:val="nil"/>
-              <w:left w:val="single" w:color="FFFFFF" w:sz="18" w:space="0"/>
-              <w:bottom w:val="single" w:color="D7D7D7" w:themeColor="background1" w:themeShade="D8" w:sz="4" w:space="0"/>
-            </w:tcBorders>
             <w:shd w:val="clear" w:color="auto" w:fill="1AA4A8"/>
             <w:vAlign w:val="center"/>
           </w:tcPr>
@@ -23386,12 +22921,12 @@
       <w:tr>
         <w:tblPrEx>
           <w:tblBorders>
-            <w:top w:val="single" w:color="A4A4A4" w:sz="4" w:space="0"/>
-            <w:left w:val="none" w:color="auto" w:sz="0" w:space="0"/>
-            <w:bottom w:val="single" w:color="A4A4A4" w:sz="4" w:space="0"/>
-            <w:right w:val="none" w:color="auto" w:sz="0" w:space="0"/>
-            <w:insideH w:val="single" w:color="A4A4A4" w:sz="4" w:space="0"/>
-            <w:insideV w:val="single" w:color="A4A4A4" w:sz="4" w:space="0"/>
+            <w:top w:val="single" w:color="D7D7D7" w:sz="4" w:space="0"/>
+            <w:left w:val="single" w:color="D7D7D7" w:sz="4" w:space="0"/>
+            <w:bottom w:val="single" w:color="D7D7D7" w:sz="4" w:space="0"/>
+            <w:right w:val="single" w:color="D7D7D7" w:sz="4" w:space="0"/>
+            <w:insideH w:val="single" w:color="D7D7D7" w:sz="4" w:space="0"/>
+            <w:insideV w:val="single" w:color="D7D7D7" w:sz="4" w:space="0"/>
           </w:tblBorders>
           <w:tblCellMar>
             <w:top w:w="0" w:type="dxa"/>
@@ -23407,12 +22942,6 @@
           <w:tcPr>
             <w:tcW w:w="9925" w:type="dxa"/>
             <w:gridSpan w:val="4"/>
-            <w:tcBorders>
-              <w:top w:val="single" w:color="D7D7D7" w:themeColor="background1" w:themeShade="D8" w:sz="4" w:space="0"/>
-              <w:left w:val="single" w:color="D7D7D7" w:themeColor="background1" w:themeShade="D8" w:sz="4" w:space="0"/>
-              <w:bottom w:val="single" w:color="D7D7D7" w:themeColor="background1" w:themeShade="D8" w:sz="4" w:space="0"/>
-              <w:right w:val="single" w:color="D7D7D7" w:themeColor="background1" w:themeShade="D8" w:sz="4" w:space="0"/>
-            </w:tcBorders>
             <w:shd w:val="clear" w:color="auto" w:fill="auto"/>
             <w:noWrap/>
             <w:vAlign w:val="center"/>
@@ -23442,12 +22971,12 @@
       <w:tr>
         <w:tblPrEx>
           <w:tblBorders>
-            <w:top w:val="single" w:color="A4A4A4" w:sz="4" w:space="0"/>
-            <w:left w:val="none" w:color="auto" w:sz="0" w:space="0"/>
-            <w:bottom w:val="single" w:color="A4A4A4" w:sz="4" w:space="0"/>
-            <w:right w:val="none" w:color="auto" w:sz="0" w:space="0"/>
-            <w:insideH w:val="single" w:color="A4A4A4" w:sz="4" w:space="0"/>
-            <w:insideV w:val="single" w:color="A4A4A4" w:sz="4" w:space="0"/>
+            <w:top w:val="single" w:color="D7D7D7" w:sz="4" w:space="0"/>
+            <w:left w:val="single" w:color="D7D7D7" w:sz="4" w:space="0"/>
+            <w:bottom w:val="single" w:color="D7D7D7" w:sz="4" w:space="0"/>
+            <w:right w:val="single" w:color="D7D7D7" w:sz="4" w:space="0"/>
+            <w:insideH w:val="single" w:color="D7D7D7" w:sz="4" w:space="0"/>
+            <w:insideV w:val="single" w:color="D7D7D7" w:sz="4" w:space="0"/>
           </w:tblBorders>
           <w:tblCellMar>
             <w:top w:w="0" w:type="dxa"/>
@@ -23462,12 +22991,6 @@
         <w:tc>
           <w:tcPr>
             <w:tcW w:w="2017" w:type="dxa"/>
-            <w:tcBorders>
-              <w:top w:val="single" w:color="D7D7D7" w:themeColor="background1" w:themeShade="D8" w:sz="4" w:space="0"/>
-              <w:left w:val="single" w:color="D7D7D7" w:themeColor="background1" w:themeShade="D8" w:sz="4" w:space="0"/>
-              <w:bottom w:val="single" w:color="D7D7D7" w:themeColor="background1" w:themeShade="D8" w:sz="4" w:space="0"/>
-              <w:right w:val="single" w:color="D7D7D7" w:themeColor="background1" w:themeShade="D8" w:sz="4" w:space="0"/>
-            </w:tcBorders>
             <w:shd w:val="clear" w:color="auto" w:fill="auto"/>
             <w:noWrap/>
             <w:vAlign w:val="center"/>
@@ -23496,12 +23019,6 @@
         <w:tc>
           <w:tcPr>
             <w:tcW w:w="1871" w:type="dxa"/>
-            <w:tcBorders>
-              <w:top w:val="single" w:color="D7D7D7" w:themeColor="background1" w:themeShade="D8" w:sz="4" w:space="0"/>
-              <w:left w:val="single" w:color="D7D7D7" w:themeColor="background1" w:themeShade="D8" w:sz="4" w:space="0"/>
-              <w:bottom w:val="single" w:color="D7D7D7" w:themeColor="background1" w:themeShade="D8" w:sz="4" w:space="0"/>
-              <w:right w:val="single" w:color="D7D7D7" w:themeColor="background1" w:themeShade="D8" w:sz="4" w:space="0"/>
-            </w:tcBorders>
             <w:shd w:val="clear" w:color="auto" w:fill="auto"/>
             <w:noWrap/>
             <w:vAlign w:val="center"/>
@@ -23530,12 +23047,6 @@
         <w:tc>
           <w:tcPr>
             <w:tcW w:w="3981" w:type="dxa"/>
-            <w:tcBorders>
-              <w:top w:val="single" w:color="D7D7D7" w:themeColor="background1" w:themeShade="D8" w:sz="4" w:space="0"/>
-              <w:left w:val="single" w:color="D7D7D7" w:themeColor="background1" w:themeShade="D8" w:sz="4" w:space="0"/>
-              <w:bottom w:val="single" w:color="D7D7D7" w:themeColor="background1" w:themeShade="D8" w:sz="4" w:space="0"/>
-              <w:right w:val="single" w:color="D7D7D7" w:themeColor="background1" w:themeShade="D8" w:sz="4" w:space="0"/>
-            </w:tcBorders>
             <w:shd w:val="clear" w:color="auto" w:fill="auto"/>
             <w:vAlign w:val="center"/>
           </w:tcPr>
@@ -23616,12 +23127,6 @@
         <w:tc>
           <w:tcPr>
             <w:tcW w:w="2056" w:type="dxa"/>
-            <w:tcBorders>
-              <w:top w:val="single" w:color="D7D7D7" w:themeColor="background1" w:themeShade="D8" w:sz="4" w:space="0"/>
-              <w:left w:val="single" w:color="D7D7D7" w:themeColor="background1" w:themeShade="D8" w:sz="4" w:space="0"/>
-              <w:bottom w:val="single" w:color="D7D7D7" w:themeColor="background1" w:themeShade="D8" w:sz="4" w:space="0"/>
-              <w:right w:val="single" w:color="D7D7D7" w:themeColor="background1" w:themeShade="D8" w:sz="4" w:space="0"/>
-            </w:tcBorders>
             <w:shd w:val="clear" w:color="auto" w:fill="auto"/>
             <w:vAlign w:val="center"/>
           </w:tcPr>
@@ -23701,12 +23206,12 @@
       <w:tr>
         <w:tblPrEx>
           <w:tblBorders>
-            <w:top w:val="single" w:color="A4A4A4" w:sz="4" w:space="0"/>
-            <w:left w:val="none" w:color="auto" w:sz="0" w:space="0"/>
-            <w:bottom w:val="single" w:color="A4A4A4" w:sz="4" w:space="0"/>
-            <w:right w:val="none" w:color="auto" w:sz="0" w:space="0"/>
-            <w:insideH w:val="single" w:color="A4A4A4" w:sz="4" w:space="0"/>
-            <w:insideV w:val="single" w:color="A4A4A4" w:sz="4" w:space="0"/>
+            <w:top w:val="single" w:color="D7D7D7" w:sz="4" w:space="0"/>
+            <w:left w:val="single" w:color="D7D7D7" w:sz="4" w:space="0"/>
+            <w:bottom w:val="single" w:color="D7D7D7" w:sz="4" w:space="0"/>
+            <w:right w:val="single" w:color="D7D7D7" w:sz="4" w:space="0"/>
+            <w:insideH w:val="single" w:color="D7D7D7" w:sz="4" w:space="0"/>
+            <w:insideV w:val="single" w:color="D7D7D7" w:sz="4" w:space="0"/>
           </w:tblBorders>
           <w:tblCellMar>
             <w:top w:w="0" w:type="dxa"/>
@@ -23722,12 +23227,6 @@
           <w:tcPr>
             <w:tcW w:w="9925" w:type="dxa"/>
             <w:gridSpan w:val="4"/>
-            <w:tcBorders>
-              <w:top w:val="single" w:color="D7D7D7" w:themeColor="background1" w:themeShade="D8" w:sz="4" w:space="0"/>
-              <w:left w:val="single" w:color="D7D7D7" w:themeColor="background1" w:themeShade="D8" w:sz="4" w:space="0"/>
-              <w:bottom w:val="single" w:color="D7D7D7" w:themeColor="background1" w:themeShade="D8" w:sz="4" w:space="0"/>
-              <w:right w:val="single" w:color="D7D7D7" w:themeColor="background1" w:themeShade="D8" w:sz="4" w:space="0"/>
-            </w:tcBorders>
             <w:shd w:val="clear" w:color="auto" w:fill="auto"/>
             <w:noWrap/>
             <w:vAlign w:val="center"/>
@@ -25162,12 +24661,12 @@
         <w:tblW w:w="9938" w:type="dxa"/>
         <w:tblInd w:w="98" w:type="dxa"/>
         <w:tblBorders>
-          <w:top w:val="single" w:color="A4A4A4" w:sz="4" w:space="0"/>
-          <w:left w:val="none" w:color="auto" w:sz="0" w:space="0"/>
-          <w:bottom w:val="single" w:color="A4A4A4" w:sz="4" w:space="0"/>
-          <w:right w:val="none" w:color="auto" w:sz="0" w:space="0"/>
-          <w:insideH w:val="single" w:color="A4A4A4" w:sz="4" w:space="0"/>
-          <w:insideV w:val="single" w:color="A4A4A4" w:sz="4" w:space="0"/>
+          <w:top w:val="single" w:color="D7D7D7" w:sz="4" w:space="0"/>
+          <w:left w:val="single" w:color="D7D7D7" w:sz="4" w:space="0"/>
+          <w:bottom w:val="single" w:color="D7D7D7" w:sz="4" w:space="0"/>
+          <w:right w:val="single" w:color="D7D7D7" w:sz="4" w:space="0"/>
+          <w:insideH w:val="single" w:color="D7D7D7" w:sz="4" w:space="0"/>
+          <w:insideV w:val="single" w:color="D7D7D7" w:sz="4" w:space="0"/>
         </w:tblBorders>
         <w:tblLayout w:type="fixed"/>
         <w:tblCellMar>
@@ -25186,12 +24685,12 @@
       <w:tr>
         <w:tblPrEx>
           <w:tblBorders>
-            <w:top w:val="single" w:color="A4A4A4" w:sz="4" w:space="0"/>
-            <w:left w:val="none" w:color="auto" w:sz="0" w:space="0"/>
-            <w:bottom w:val="single" w:color="A4A4A4" w:sz="4" w:space="0"/>
-            <w:right w:val="none" w:color="auto" w:sz="0" w:space="0"/>
-            <w:insideH w:val="single" w:color="A4A4A4" w:sz="4" w:space="0"/>
-            <w:insideV w:val="single" w:color="A4A4A4" w:sz="4" w:space="0"/>
+            <w:top w:val="single" w:color="D7D7D7" w:sz="4" w:space="0"/>
+            <w:left w:val="single" w:color="D7D7D7" w:sz="4" w:space="0"/>
+            <w:bottom w:val="single" w:color="D7D7D7" w:sz="4" w:space="0"/>
+            <w:right w:val="single" w:color="D7D7D7" w:sz="4" w:space="0"/>
+            <w:insideH w:val="single" w:color="D7D7D7" w:sz="4" w:space="0"/>
+            <w:insideV w:val="single" w:color="D7D7D7" w:sz="4" w:space="0"/>
           </w:tblBorders>
           <w:tblCellMar>
             <w:top w:w="0" w:type="dxa"/>
@@ -25207,11 +24706,6 @@
           <w:tcPr>
             <w:tcW w:w="3870" w:type="dxa"/>
             <w:gridSpan w:val="2"/>
-            <w:tcBorders>
-              <w:top w:val="nil"/>
-              <w:bottom w:val="single" w:color="D7D7D7" w:themeColor="background1" w:themeShade="D8" w:sz="4" w:space="0"/>
-              <w:right w:val="single" w:color="FFFFFF" w:sz="18" w:space="0"/>
-            </w:tcBorders>
             <w:shd w:val="clear" w:color="auto" w:fill="1AA4A8"/>
             <w:vAlign w:val="center"/>
           </w:tcPr>
@@ -25248,12 +24742,6 @@
         <w:tc>
           <w:tcPr>
             <w:tcW w:w="2623" w:type="dxa"/>
-            <w:tcBorders>
-              <w:top w:val="nil"/>
-              <w:left w:val="single" w:color="FFFFFF" w:sz="18" w:space="0"/>
-              <w:bottom w:val="single" w:color="D7D7D7" w:themeColor="background1" w:themeShade="D8" w:sz="4" w:space="0"/>
-              <w:right w:val="single" w:color="FFFFFF" w:sz="18" w:space="0"/>
-            </w:tcBorders>
             <w:shd w:val="clear" w:color="auto" w:fill="1AA4A8"/>
             <w:vAlign w:val="center"/>
           </w:tcPr>
@@ -25285,11 +24773,6 @@
         <w:tc>
           <w:tcPr>
             <w:tcW w:w="3445" w:type="dxa"/>
-            <w:tcBorders>
-              <w:top w:val="nil"/>
-              <w:left w:val="single" w:color="FFFFFF" w:sz="18" w:space="0"/>
-              <w:bottom w:val="single" w:color="D7D7D7" w:themeColor="background1" w:themeShade="D8" w:sz="4" w:space="0"/>
-            </w:tcBorders>
             <w:shd w:val="clear" w:color="auto" w:fill="1AA4A8"/>
             <w:vAlign w:val="center"/>
           </w:tcPr>
@@ -25322,12 +24805,12 @@
       <w:tr>
         <w:tblPrEx>
           <w:tblBorders>
-            <w:top w:val="single" w:color="A4A4A4" w:sz="4" w:space="0"/>
-            <w:left w:val="none" w:color="auto" w:sz="0" w:space="0"/>
-            <w:bottom w:val="single" w:color="A4A4A4" w:sz="4" w:space="0"/>
-            <w:right w:val="none" w:color="auto" w:sz="0" w:space="0"/>
-            <w:insideH w:val="single" w:color="A4A4A4" w:sz="4" w:space="0"/>
-            <w:insideV w:val="single" w:color="A4A4A4" w:sz="4" w:space="0"/>
+            <w:top w:val="single" w:color="D7D7D7" w:sz="4" w:space="0"/>
+            <w:left w:val="single" w:color="D7D7D7" w:sz="4" w:space="0"/>
+            <w:bottom w:val="single" w:color="D7D7D7" w:sz="4" w:space="0"/>
+            <w:right w:val="single" w:color="D7D7D7" w:sz="4" w:space="0"/>
+            <w:insideH w:val="single" w:color="D7D7D7" w:sz="4" w:space="0"/>
+            <w:insideV w:val="single" w:color="D7D7D7" w:sz="4" w:space="0"/>
           </w:tblBorders>
           <w:tblCellMar>
             <w:top w:w="0" w:type="dxa"/>
@@ -25343,12 +24826,6 @@
           <w:tcPr>
             <w:tcW w:w="1434" w:type="dxa"/>
             <w:vMerge w:val="restart"/>
-            <w:tcBorders>
-              <w:top w:val="single" w:color="D7D7D7" w:themeColor="background1" w:themeShade="D8" w:sz="4" w:space="0"/>
-              <w:left w:val="single" w:color="D7D7D7" w:themeColor="background1" w:themeShade="D8" w:sz="4" w:space="0"/>
-              <w:bottom w:val="single" w:color="D7D7D7" w:themeColor="background1" w:themeShade="D8" w:sz="4" w:space="0"/>
-              <w:right w:val="single" w:color="D7D7D7" w:themeColor="background1" w:themeShade="D8" w:sz="4" w:space="0"/>
-            </w:tcBorders>
             <w:shd w:val="clear" w:color="auto" w:fill="auto"/>
             <w:vAlign w:val="center"/>
           </w:tcPr>
@@ -25395,12 +24872,6 @@
           <w:tcPr>
             <w:tcW w:w="8504" w:type="dxa"/>
             <w:gridSpan w:val="3"/>
-            <w:tcBorders>
-              <w:top w:val="single" w:color="D7D7D7" w:themeColor="background1" w:themeShade="D8" w:sz="4" w:space="0"/>
-              <w:left w:val="single" w:color="D7D7D7" w:themeColor="background1" w:themeShade="D8" w:sz="4" w:space="0"/>
-              <w:bottom w:val="single" w:color="D7D7D7" w:themeColor="background1" w:themeShade="D8" w:sz="4" w:space="0"/>
-              <w:right w:val="single" w:color="D7D7D7" w:themeColor="background1" w:themeShade="D8" w:sz="4" w:space="0"/>
-            </w:tcBorders>
             <w:shd w:val="clear" w:color="auto" w:fill="auto"/>
             <w:noWrap/>
             <w:vAlign w:val="center"/>
@@ -25449,12 +24920,12 @@
       <w:tr>
         <w:tblPrEx>
           <w:tblBorders>
-            <w:top w:val="single" w:color="A4A4A4" w:sz="4" w:space="0"/>
-            <w:left w:val="none" w:color="auto" w:sz="0" w:space="0"/>
-            <w:bottom w:val="single" w:color="A4A4A4" w:sz="4" w:space="0"/>
-            <w:right w:val="none" w:color="auto" w:sz="0" w:space="0"/>
-            <w:insideH w:val="single" w:color="A4A4A4" w:sz="4" w:space="0"/>
-            <w:insideV w:val="single" w:color="A4A4A4" w:sz="4" w:space="0"/>
+            <w:top w:val="single" w:color="D7D7D7" w:sz="4" w:space="0"/>
+            <w:left w:val="single" w:color="D7D7D7" w:sz="4" w:space="0"/>
+            <w:bottom w:val="single" w:color="D7D7D7" w:sz="4" w:space="0"/>
+            <w:right w:val="single" w:color="D7D7D7" w:sz="4" w:space="0"/>
+            <w:insideH w:val="single" w:color="D7D7D7" w:sz="4" w:space="0"/>
+            <w:insideV w:val="single" w:color="D7D7D7" w:sz="4" w:space="0"/>
           </w:tblBorders>
           <w:tblCellMar>
             <w:top w:w="0" w:type="dxa"/>
@@ -25470,12 +24941,6 @@
           <w:tcPr>
             <w:tcW w:w="1434" w:type="dxa"/>
             <w:vMerge w:val="continue"/>
-            <w:tcBorders>
-              <w:top w:val="single" w:color="D7D7D7" w:themeColor="background1" w:themeShade="D8" w:sz="4" w:space="0"/>
-              <w:left w:val="single" w:color="D7D7D7" w:themeColor="background1" w:themeShade="D8" w:sz="4" w:space="0"/>
-              <w:bottom w:val="single" w:color="D7D7D7" w:themeColor="background1" w:themeShade="D8" w:sz="4" w:space="0"/>
-              <w:right w:val="single" w:color="D7D7D7" w:themeColor="background1" w:themeShade="D8" w:sz="4" w:space="0"/>
-            </w:tcBorders>
             <w:shd w:val="clear" w:color="auto" w:fill="auto"/>
             <w:vAlign w:val="center"/>
           </w:tcPr>
@@ -25498,12 +24963,6 @@
         <w:tc>
           <w:tcPr>
             <w:tcW w:w="2436" w:type="dxa"/>
-            <w:tcBorders>
-              <w:top w:val="single" w:color="D7D7D7" w:themeColor="background1" w:themeShade="D8" w:sz="4" w:space="0"/>
-              <w:left w:val="single" w:color="D7D7D7" w:themeColor="background1" w:themeShade="D8" w:sz="4" w:space="0"/>
-              <w:bottom w:val="single" w:color="D7D7D7" w:themeColor="background1" w:themeShade="D8" w:sz="4" w:space="0"/>
-              <w:right w:val="single" w:color="D7D7D7" w:themeColor="background1" w:themeShade="D8" w:sz="4" w:space="0"/>
-            </w:tcBorders>
             <w:shd w:val="clear" w:color="auto" w:fill="auto"/>
             <w:noWrap/>
             <w:vAlign w:val="center"/>
@@ -25532,12 +24991,6 @@
         <w:tc>
           <w:tcPr>
             <w:tcW w:w="2623" w:type="dxa"/>
-            <w:tcBorders>
-              <w:top w:val="single" w:color="D7D7D7" w:themeColor="background1" w:themeShade="D8" w:sz="4" w:space="0"/>
-              <w:left w:val="single" w:color="D7D7D7" w:themeColor="background1" w:themeShade="D8" w:sz="4" w:space="0"/>
-              <w:bottom w:val="single" w:color="D7D7D7" w:themeColor="background1" w:themeShade="D8" w:sz="4" w:space="0"/>
-              <w:right w:val="single" w:color="D7D7D7" w:themeColor="background1" w:themeShade="D8" w:sz="4" w:space="0"/>
-            </w:tcBorders>
             <w:shd w:val="clear" w:color="auto" w:fill="auto"/>
             <w:vAlign w:val="center"/>
           </w:tcPr>
@@ -25616,12 +25069,6 @@
           <w:tcPr>
             <w:tcW w:w="3445" w:type="dxa"/>
             <w:vMerge w:val="restart"/>
-            <w:tcBorders>
-              <w:top w:val="single" w:color="D7D7D7" w:themeColor="background1" w:themeShade="D8" w:sz="4" w:space="0"/>
-              <w:left w:val="single" w:color="D7D7D7" w:themeColor="background1" w:themeShade="D8" w:sz="4" w:space="0"/>
-              <w:bottom w:val="single" w:color="D7D7D7" w:themeColor="background1" w:themeShade="D8" w:sz="4" w:space="0"/>
-              <w:right w:val="single" w:color="D7D7D7" w:themeColor="background1" w:themeShade="D8" w:sz="4" w:space="0"/>
-            </w:tcBorders>
             <w:shd w:val="clear" w:color="auto" w:fill="auto"/>
             <w:vAlign w:val="center"/>
           </w:tcPr>
@@ -25651,12 +25098,12 @@
       <w:tr>
         <w:tblPrEx>
           <w:tblBorders>
-            <w:top w:val="single" w:color="A4A4A4" w:sz="4" w:space="0"/>
-            <w:left w:val="none" w:color="auto" w:sz="0" w:space="0"/>
-            <w:bottom w:val="single" w:color="A4A4A4" w:sz="4" w:space="0"/>
-            <w:right w:val="none" w:color="auto" w:sz="0" w:space="0"/>
-            <w:insideH w:val="single" w:color="A4A4A4" w:sz="4" w:space="0"/>
-            <w:insideV w:val="single" w:color="A4A4A4" w:sz="4" w:space="0"/>
+            <w:top w:val="single" w:color="D7D7D7" w:sz="4" w:space="0"/>
+            <w:left w:val="single" w:color="D7D7D7" w:sz="4" w:space="0"/>
+            <w:bottom w:val="single" w:color="D7D7D7" w:sz="4" w:space="0"/>
+            <w:right w:val="single" w:color="D7D7D7" w:sz="4" w:space="0"/>
+            <w:insideH w:val="single" w:color="D7D7D7" w:sz="4" w:space="0"/>
+            <w:insideV w:val="single" w:color="D7D7D7" w:sz="4" w:space="0"/>
           </w:tblBorders>
           <w:tblCellMar>
             <w:top w:w="0" w:type="dxa"/>
@@ -25672,12 +25119,6 @@
           <w:tcPr>
             <w:tcW w:w="1434" w:type="dxa"/>
             <w:vMerge w:val="continue"/>
-            <w:tcBorders>
-              <w:top w:val="single" w:color="D7D7D7" w:themeColor="background1" w:themeShade="D8" w:sz="4" w:space="0"/>
-              <w:left w:val="single" w:color="D7D7D7" w:themeColor="background1" w:themeShade="D8" w:sz="4" w:space="0"/>
-              <w:bottom w:val="single" w:color="D7D7D7" w:themeColor="background1" w:themeShade="D8" w:sz="4" w:space="0"/>
-              <w:right w:val="single" w:color="D7D7D7" w:themeColor="background1" w:themeShade="D8" w:sz="4" w:space="0"/>
-            </w:tcBorders>
             <w:shd w:val="clear" w:color="auto" w:fill="auto"/>
             <w:vAlign w:val="center"/>
           </w:tcPr>
@@ -25697,12 +25138,6 @@
         <w:tc>
           <w:tcPr>
             <w:tcW w:w="2436" w:type="dxa"/>
-            <w:tcBorders>
-              <w:top w:val="single" w:color="D7D7D7" w:themeColor="background1" w:themeShade="D8" w:sz="4" w:space="0"/>
-              <w:left w:val="single" w:color="D7D7D7" w:themeColor="background1" w:themeShade="D8" w:sz="4" w:space="0"/>
-              <w:bottom w:val="single" w:color="D7D7D7" w:themeColor="background1" w:themeShade="D8" w:sz="4" w:space="0"/>
-              <w:right w:val="single" w:color="D7D7D7" w:themeColor="background1" w:themeShade="D8" w:sz="4" w:space="0"/>
-            </w:tcBorders>
             <w:shd w:val="clear" w:color="auto" w:fill="auto"/>
             <w:noWrap/>
             <w:vAlign w:val="center"/>
@@ -25731,12 +25166,6 @@
         <w:tc>
           <w:tcPr>
             <w:tcW w:w="2623" w:type="dxa"/>
-            <w:tcBorders>
-              <w:top w:val="single" w:color="D7D7D7" w:themeColor="background1" w:themeShade="D8" w:sz="4" w:space="0"/>
-              <w:left w:val="single" w:color="D7D7D7" w:themeColor="background1" w:themeShade="D8" w:sz="4" w:space="0"/>
-              <w:bottom w:val="single" w:color="D7D7D7" w:themeColor="background1" w:themeShade="D8" w:sz="4" w:space="0"/>
-              <w:right w:val="single" w:color="D7D7D7" w:themeColor="background1" w:themeShade="D8" w:sz="4" w:space="0"/>
-            </w:tcBorders>
             <w:shd w:val="clear" w:color="auto" w:fill="auto"/>
             <w:vAlign w:val="center"/>
           </w:tcPr>
@@ -25815,12 +25244,6 @@
           <w:tcPr>
             <w:tcW w:w="3445" w:type="dxa"/>
             <w:vMerge w:val="continue"/>
-            <w:tcBorders>
-              <w:top w:val="single" w:color="D7D7D7" w:themeColor="background1" w:themeShade="D8" w:sz="4" w:space="0"/>
-              <w:left w:val="single" w:color="D7D7D7" w:themeColor="background1" w:themeShade="D8" w:sz="4" w:space="0"/>
-              <w:bottom w:val="single" w:color="D7D7D7" w:themeColor="background1" w:themeShade="D8" w:sz="4" w:space="0"/>
-              <w:right w:val="single" w:color="D7D7D7" w:themeColor="background1" w:themeShade="D8" w:sz="4" w:space="0"/>
-            </w:tcBorders>
             <w:shd w:val="clear" w:color="auto" w:fill="auto"/>
             <w:vAlign w:val="center"/>
           </w:tcPr>
@@ -25840,12 +25263,12 @@
       <w:tr>
         <w:tblPrEx>
           <w:tblBorders>
-            <w:top w:val="single" w:color="A4A4A4" w:sz="4" w:space="0"/>
-            <w:left w:val="none" w:color="auto" w:sz="0" w:space="0"/>
-            <w:bottom w:val="single" w:color="A4A4A4" w:sz="4" w:space="0"/>
-            <w:right w:val="none" w:color="auto" w:sz="0" w:space="0"/>
-            <w:insideH w:val="single" w:color="A4A4A4" w:sz="4" w:space="0"/>
-            <w:insideV w:val="single" w:color="A4A4A4" w:sz="4" w:space="0"/>
+            <w:top w:val="single" w:color="D7D7D7" w:sz="4" w:space="0"/>
+            <w:left w:val="single" w:color="D7D7D7" w:sz="4" w:space="0"/>
+            <w:bottom w:val="single" w:color="D7D7D7" w:sz="4" w:space="0"/>
+            <w:right w:val="single" w:color="D7D7D7" w:sz="4" w:space="0"/>
+            <w:insideH w:val="single" w:color="D7D7D7" w:sz="4" w:space="0"/>
+            <w:insideV w:val="single" w:color="D7D7D7" w:sz="4" w:space="0"/>
           </w:tblBorders>
           <w:tblCellMar>
             <w:top w:w="0" w:type="dxa"/>
@@ -25861,12 +25284,6 @@
           <w:tcPr>
             <w:tcW w:w="1434" w:type="dxa"/>
             <w:vMerge w:val="continue"/>
-            <w:tcBorders>
-              <w:top w:val="single" w:color="D7D7D7" w:themeColor="background1" w:themeShade="D8" w:sz="4" w:space="0"/>
-              <w:left w:val="single" w:color="D7D7D7" w:themeColor="background1" w:themeShade="D8" w:sz="4" w:space="0"/>
-              <w:bottom w:val="single" w:color="D7D7D7" w:themeColor="background1" w:themeShade="D8" w:sz="4" w:space="0"/>
-              <w:right w:val="single" w:color="D7D7D7" w:themeColor="background1" w:themeShade="D8" w:sz="4" w:space="0"/>
-            </w:tcBorders>
             <w:shd w:val="clear" w:color="auto" w:fill="auto"/>
             <w:vAlign w:val="center"/>
           </w:tcPr>
@@ -25886,12 +25303,6 @@
         <w:tc>
           <w:tcPr>
             <w:tcW w:w="2436" w:type="dxa"/>
-            <w:tcBorders>
-              <w:top w:val="single" w:color="D7D7D7" w:themeColor="background1" w:themeShade="D8" w:sz="4" w:space="0"/>
-              <w:left w:val="single" w:color="D7D7D7" w:themeColor="background1" w:themeShade="D8" w:sz="4" w:space="0"/>
-              <w:bottom w:val="single" w:color="D7D7D7" w:themeColor="background1" w:themeShade="D8" w:sz="4" w:space="0"/>
-              <w:right w:val="single" w:color="D7D7D7" w:themeColor="background1" w:themeShade="D8" w:sz="4" w:space="0"/>
-            </w:tcBorders>
             <w:shd w:val="clear" w:color="auto" w:fill="auto"/>
             <w:noWrap/>
             <w:vAlign w:val="center"/>
@@ -25920,12 +25331,6 @@
         <w:tc>
           <w:tcPr>
             <w:tcW w:w="2623" w:type="dxa"/>
-            <w:tcBorders>
-              <w:top w:val="single" w:color="D7D7D7" w:themeColor="background1" w:themeShade="D8" w:sz="4" w:space="0"/>
-              <w:left w:val="single" w:color="D7D7D7" w:themeColor="background1" w:themeShade="D8" w:sz="4" w:space="0"/>
-              <w:bottom w:val="single" w:color="D7D7D7" w:themeColor="background1" w:themeShade="D8" w:sz="4" w:space="0"/>
-              <w:right w:val="single" w:color="D7D7D7" w:themeColor="background1" w:themeShade="D8" w:sz="4" w:space="0"/>
-            </w:tcBorders>
             <w:shd w:val="clear" w:color="auto" w:fill="auto"/>
             <w:vAlign w:val="center"/>
           </w:tcPr>
@@ -26004,12 +25409,6 @@
           <w:tcPr>
             <w:tcW w:w="3445" w:type="dxa"/>
             <w:vMerge w:val="continue"/>
-            <w:tcBorders>
-              <w:top w:val="single" w:color="D7D7D7" w:themeColor="background1" w:themeShade="D8" w:sz="4" w:space="0"/>
-              <w:left w:val="single" w:color="D7D7D7" w:themeColor="background1" w:themeShade="D8" w:sz="4" w:space="0"/>
-              <w:bottom w:val="single" w:color="D7D7D7" w:themeColor="background1" w:themeShade="D8" w:sz="4" w:space="0"/>
-              <w:right w:val="single" w:color="D7D7D7" w:themeColor="background1" w:themeShade="D8" w:sz="4" w:space="0"/>
-            </w:tcBorders>
             <w:shd w:val="clear" w:color="auto" w:fill="auto"/>
             <w:vAlign w:val="center"/>
           </w:tcPr>
@@ -26029,12 +25428,12 @@
       <w:tr>
         <w:tblPrEx>
           <w:tblBorders>
-            <w:top w:val="single" w:color="A4A4A4" w:sz="4" w:space="0"/>
-            <w:left w:val="none" w:color="auto" w:sz="0" w:space="0"/>
-            <w:bottom w:val="single" w:color="A4A4A4" w:sz="4" w:space="0"/>
-            <w:right w:val="none" w:color="auto" w:sz="0" w:space="0"/>
-            <w:insideH w:val="single" w:color="A4A4A4" w:sz="4" w:space="0"/>
-            <w:insideV w:val="single" w:color="A4A4A4" w:sz="4" w:space="0"/>
+            <w:top w:val="single" w:color="D7D7D7" w:sz="4" w:space="0"/>
+            <w:left w:val="single" w:color="D7D7D7" w:sz="4" w:space="0"/>
+            <w:bottom w:val="single" w:color="D7D7D7" w:sz="4" w:space="0"/>
+            <w:right w:val="single" w:color="D7D7D7" w:sz="4" w:space="0"/>
+            <w:insideH w:val="single" w:color="D7D7D7" w:sz="4" w:space="0"/>
+            <w:insideV w:val="single" w:color="D7D7D7" w:sz="4" w:space="0"/>
           </w:tblBorders>
           <w:tblCellMar>
             <w:top w:w="0" w:type="dxa"/>
@@ -26050,12 +25449,6 @@
           <w:tcPr>
             <w:tcW w:w="1434" w:type="dxa"/>
             <w:vMerge w:val="continue"/>
-            <w:tcBorders>
-              <w:top w:val="single" w:color="D7D7D7" w:themeColor="background1" w:themeShade="D8" w:sz="4" w:space="0"/>
-              <w:left w:val="single" w:color="D7D7D7" w:themeColor="background1" w:themeShade="D8" w:sz="4" w:space="0"/>
-              <w:bottom w:val="single" w:color="D7D7D7" w:themeColor="background1" w:themeShade="D8" w:sz="4" w:space="0"/>
-              <w:right w:val="single" w:color="D7D7D7" w:themeColor="background1" w:themeShade="D8" w:sz="4" w:space="0"/>
-            </w:tcBorders>
             <w:shd w:val="clear" w:color="auto" w:fill="auto"/>
             <w:vAlign w:val="center"/>
           </w:tcPr>
@@ -26075,12 +25468,6 @@
         <w:tc>
           <w:tcPr>
             <w:tcW w:w="2436" w:type="dxa"/>
-            <w:tcBorders>
-              <w:top w:val="single" w:color="D7D7D7" w:themeColor="background1" w:themeShade="D8" w:sz="4" w:space="0"/>
-              <w:left w:val="single" w:color="D7D7D7" w:themeColor="background1" w:themeShade="D8" w:sz="4" w:space="0"/>
-              <w:bottom w:val="single" w:color="D7D7D7" w:themeColor="background1" w:themeShade="D8" w:sz="4" w:space="0"/>
-              <w:right w:val="single" w:color="D7D7D7" w:themeColor="background1" w:themeShade="D8" w:sz="4" w:space="0"/>
-            </w:tcBorders>
             <w:shd w:val="clear" w:color="auto" w:fill="auto"/>
             <w:noWrap/>
             <w:vAlign w:val="center"/>
@@ -26109,12 +25496,6 @@
         <w:tc>
           <w:tcPr>
             <w:tcW w:w="2623" w:type="dxa"/>
-            <w:tcBorders>
-              <w:top w:val="single" w:color="D7D7D7" w:themeColor="background1" w:themeShade="D8" w:sz="4" w:space="0"/>
-              <w:left w:val="single" w:color="D7D7D7" w:themeColor="background1" w:themeShade="D8" w:sz="4" w:space="0"/>
-              <w:bottom w:val="single" w:color="D7D7D7" w:themeColor="background1" w:themeShade="D8" w:sz="4" w:space="0"/>
-              <w:right w:val="single" w:color="D7D7D7" w:themeColor="background1" w:themeShade="D8" w:sz="4" w:space="0"/>
-            </w:tcBorders>
             <w:shd w:val="clear" w:color="auto" w:fill="auto"/>
             <w:noWrap/>
             <w:vAlign w:val="center"/>
@@ -26193,12 +25574,6 @@
           <w:tcPr>
             <w:tcW w:w="3445" w:type="dxa"/>
             <w:vMerge w:val="continue"/>
-            <w:tcBorders>
-              <w:top w:val="single" w:color="D7D7D7" w:themeColor="background1" w:themeShade="D8" w:sz="4" w:space="0"/>
-              <w:left w:val="single" w:color="D7D7D7" w:themeColor="background1" w:themeShade="D8" w:sz="4" w:space="0"/>
-              <w:bottom w:val="single" w:color="D7D7D7" w:themeColor="background1" w:themeShade="D8" w:sz="4" w:space="0"/>
-              <w:right w:val="single" w:color="D7D7D7" w:themeColor="background1" w:themeShade="D8" w:sz="4" w:space="0"/>
-            </w:tcBorders>
             <w:shd w:val="clear" w:color="auto" w:fill="auto"/>
             <w:vAlign w:val="center"/>
           </w:tcPr>
@@ -26218,12 +25593,12 @@
       <w:tr>
         <w:tblPrEx>
           <w:tblBorders>
-            <w:top w:val="single" w:color="A4A4A4" w:sz="4" w:space="0"/>
-            <w:left w:val="none" w:color="auto" w:sz="0" w:space="0"/>
-            <w:bottom w:val="single" w:color="A4A4A4" w:sz="4" w:space="0"/>
-            <w:right w:val="none" w:color="auto" w:sz="0" w:space="0"/>
-            <w:insideH w:val="single" w:color="A4A4A4" w:sz="4" w:space="0"/>
-            <w:insideV w:val="single" w:color="A4A4A4" w:sz="4" w:space="0"/>
+            <w:top w:val="single" w:color="D7D7D7" w:sz="4" w:space="0"/>
+            <w:left w:val="single" w:color="D7D7D7" w:sz="4" w:space="0"/>
+            <w:bottom w:val="single" w:color="D7D7D7" w:sz="4" w:space="0"/>
+            <w:right w:val="single" w:color="D7D7D7" w:sz="4" w:space="0"/>
+            <w:insideH w:val="single" w:color="D7D7D7" w:sz="4" w:space="0"/>
+            <w:insideV w:val="single" w:color="D7D7D7" w:sz="4" w:space="0"/>
           </w:tblBorders>
           <w:tblCellMar>
             <w:top w:w="0" w:type="dxa"/>
@@ -26239,12 +25614,6 @@
           <w:tcPr>
             <w:tcW w:w="1434" w:type="dxa"/>
             <w:vMerge w:val="continue"/>
-            <w:tcBorders>
-              <w:top w:val="single" w:color="D7D7D7" w:themeColor="background1" w:themeShade="D8" w:sz="4" w:space="0"/>
-              <w:left w:val="single" w:color="D7D7D7" w:themeColor="background1" w:themeShade="D8" w:sz="4" w:space="0"/>
-              <w:bottom w:val="single" w:color="D7D7D7" w:themeColor="background1" w:themeShade="D8" w:sz="4" w:space="0"/>
-              <w:right w:val="single" w:color="D7D7D7" w:themeColor="background1" w:themeShade="D8" w:sz="4" w:space="0"/>
-            </w:tcBorders>
             <w:shd w:val="clear" w:color="auto" w:fill="auto"/>
             <w:vAlign w:val="center"/>
           </w:tcPr>
@@ -26264,12 +25633,6 @@
         <w:tc>
           <w:tcPr>
             <w:tcW w:w="2436" w:type="dxa"/>
-            <w:tcBorders>
-              <w:top w:val="single" w:color="D7D7D7" w:themeColor="background1" w:themeShade="D8" w:sz="4" w:space="0"/>
-              <w:left w:val="single" w:color="D7D7D7" w:themeColor="background1" w:themeShade="D8" w:sz="4" w:space="0"/>
-              <w:bottom w:val="single" w:color="D7D7D7" w:themeColor="background1" w:themeShade="D8" w:sz="4" w:space="0"/>
-              <w:right w:val="single" w:color="D7D7D7" w:themeColor="background1" w:themeShade="D8" w:sz="4" w:space="0"/>
-            </w:tcBorders>
             <w:shd w:val="clear" w:color="auto" w:fill="auto"/>
             <w:noWrap/>
             <w:vAlign w:val="center"/>
@@ -26298,12 +25661,6 @@
         <w:tc>
           <w:tcPr>
             <w:tcW w:w="2623" w:type="dxa"/>
-            <w:tcBorders>
-              <w:top w:val="single" w:color="D7D7D7" w:themeColor="background1" w:themeShade="D8" w:sz="4" w:space="0"/>
-              <w:left w:val="single" w:color="D7D7D7" w:themeColor="background1" w:themeShade="D8" w:sz="4" w:space="0"/>
-              <w:bottom w:val="single" w:color="D7D7D7" w:themeColor="background1" w:themeShade="D8" w:sz="4" w:space="0"/>
-              <w:right w:val="single" w:color="D7D7D7" w:themeColor="background1" w:themeShade="D8" w:sz="4" w:space="0"/>
-            </w:tcBorders>
             <w:shd w:val="clear" w:color="auto" w:fill="auto"/>
             <w:noWrap/>
             <w:vAlign w:val="center"/>
@@ -26383,12 +25740,6 @@
           <w:tcPr>
             <w:tcW w:w="3445" w:type="dxa"/>
             <w:vMerge w:val="continue"/>
-            <w:tcBorders>
-              <w:top w:val="single" w:color="D7D7D7" w:themeColor="background1" w:themeShade="D8" w:sz="4" w:space="0"/>
-              <w:left w:val="single" w:color="D7D7D7" w:themeColor="background1" w:themeShade="D8" w:sz="4" w:space="0"/>
-              <w:bottom w:val="single" w:color="D7D7D7" w:themeColor="background1" w:themeShade="D8" w:sz="4" w:space="0"/>
-              <w:right w:val="single" w:color="D7D7D7" w:themeColor="background1" w:themeShade="D8" w:sz="4" w:space="0"/>
-            </w:tcBorders>
             <w:shd w:val="clear" w:color="auto" w:fill="auto"/>
             <w:vAlign w:val="center"/>
           </w:tcPr>
@@ -26408,12 +25759,12 @@
       <w:tr>
         <w:tblPrEx>
           <w:tblBorders>
-            <w:top w:val="single" w:color="A4A4A4" w:sz="4" w:space="0"/>
-            <w:left w:val="none" w:color="auto" w:sz="0" w:space="0"/>
-            <w:bottom w:val="single" w:color="A4A4A4" w:sz="4" w:space="0"/>
-            <w:right w:val="none" w:color="auto" w:sz="0" w:space="0"/>
-            <w:insideH w:val="single" w:color="A4A4A4" w:sz="4" w:space="0"/>
-            <w:insideV w:val="single" w:color="A4A4A4" w:sz="4" w:space="0"/>
+            <w:top w:val="single" w:color="D7D7D7" w:sz="4" w:space="0"/>
+            <w:left w:val="single" w:color="D7D7D7" w:sz="4" w:space="0"/>
+            <w:bottom w:val="single" w:color="D7D7D7" w:sz="4" w:space="0"/>
+            <w:right w:val="single" w:color="D7D7D7" w:sz="4" w:space="0"/>
+            <w:insideH w:val="single" w:color="D7D7D7" w:sz="4" w:space="0"/>
+            <w:insideV w:val="single" w:color="D7D7D7" w:sz="4" w:space="0"/>
           </w:tblBorders>
           <w:tblCellMar>
             <w:top w:w="0" w:type="dxa"/>
@@ -26429,12 +25780,6 @@
           <w:tcPr>
             <w:tcW w:w="1434" w:type="dxa"/>
             <w:vMerge w:val="continue"/>
-            <w:tcBorders>
-              <w:top w:val="single" w:color="D7D7D7" w:themeColor="background1" w:themeShade="D8" w:sz="4" w:space="0"/>
-              <w:left w:val="single" w:color="D7D7D7" w:themeColor="background1" w:themeShade="D8" w:sz="4" w:space="0"/>
-              <w:bottom w:val="single" w:color="D7D7D7" w:themeColor="background1" w:themeShade="D8" w:sz="4" w:space="0"/>
-              <w:right w:val="single" w:color="D7D7D7" w:themeColor="background1" w:themeShade="D8" w:sz="4" w:space="0"/>
-            </w:tcBorders>
             <w:shd w:val="clear" w:color="auto" w:fill="auto"/>
             <w:vAlign w:val="center"/>
           </w:tcPr>
@@ -26454,12 +25799,6 @@
         <w:tc>
           <w:tcPr>
             <w:tcW w:w="2436" w:type="dxa"/>
-            <w:tcBorders>
-              <w:top w:val="single" w:color="D7D7D7" w:themeColor="background1" w:themeShade="D8" w:sz="4" w:space="0"/>
-              <w:left w:val="single" w:color="D7D7D7" w:themeColor="background1" w:themeShade="D8" w:sz="4" w:space="0"/>
-              <w:bottom w:val="single" w:color="D7D7D7" w:themeColor="background1" w:themeShade="D8" w:sz="4" w:space="0"/>
-              <w:right w:val="single" w:color="D7D7D7" w:themeColor="background1" w:themeShade="D8" w:sz="4" w:space="0"/>
-            </w:tcBorders>
             <w:shd w:val="clear" w:color="auto" w:fill="auto"/>
             <w:noWrap/>
             <w:vAlign w:val="center"/>
@@ -26488,12 +25827,6 @@
         <w:tc>
           <w:tcPr>
             <w:tcW w:w="2623" w:type="dxa"/>
-            <w:tcBorders>
-              <w:top w:val="single" w:color="D7D7D7" w:themeColor="background1" w:themeShade="D8" w:sz="4" w:space="0"/>
-              <w:left w:val="single" w:color="D7D7D7" w:themeColor="background1" w:themeShade="D8" w:sz="4" w:space="0"/>
-              <w:bottom w:val="single" w:color="D7D7D7" w:themeColor="background1" w:themeShade="D8" w:sz="4" w:space="0"/>
-              <w:right w:val="single" w:color="D7D7D7" w:themeColor="background1" w:themeShade="D8" w:sz="4" w:space="0"/>
-            </w:tcBorders>
             <w:shd w:val="clear" w:color="auto" w:fill="auto"/>
             <w:noWrap/>
             <w:vAlign w:val="center"/>
@@ -26573,12 +25906,6 @@
           <w:tcPr>
             <w:tcW w:w="3445" w:type="dxa"/>
             <w:vMerge w:val="continue"/>
-            <w:tcBorders>
-              <w:top w:val="single" w:color="D7D7D7" w:themeColor="background1" w:themeShade="D8" w:sz="4" w:space="0"/>
-              <w:left w:val="single" w:color="D7D7D7" w:themeColor="background1" w:themeShade="D8" w:sz="4" w:space="0"/>
-              <w:bottom w:val="single" w:color="D7D7D7" w:themeColor="background1" w:themeShade="D8" w:sz="4" w:space="0"/>
-              <w:right w:val="single" w:color="D7D7D7" w:themeColor="background1" w:themeShade="D8" w:sz="4" w:space="0"/>
-            </w:tcBorders>
             <w:shd w:val="clear" w:color="auto" w:fill="auto"/>
             <w:vAlign w:val="center"/>
           </w:tcPr>
@@ -26598,12 +25925,12 @@
       <w:tr>
         <w:tblPrEx>
           <w:tblBorders>
-            <w:top w:val="single" w:color="A4A4A4" w:sz="4" w:space="0"/>
-            <w:left w:val="none" w:color="auto" w:sz="0" w:space="0"/>
-            <w:bottom w:val="single" w:color="A4A4A4" w:sz="4" w:space="0"/>
-            <w:right w:val="none" w:color="auto" w:sz="0" w:space="0"/>
-            <w:insideH w:val="single" w:color="A4A4A4" w:sz="4" w:space="0"/>
-            <w:insideV w:val="single" w:color="A4A4A4" w:sz="4" w:space="0"/>
+            <w:top w:val="single" w:color="D7D7D7" w:sz="4" w:space="0"/>
+            <w:left w:val="single" w:color="D7D7D7" w:sz="4" w:space="0"/>
+            <w:bottom w:val="single" w:color="D7D7D7" w:sz="4" w:space="0"/>
+            <w:right w:val="single" w:color="D7D7D7" w:sz="4" w:space="0"/>
+            <w:insideH w:val="single" w:color="D7D7D7" w:sz="4" w:space="0"/>
+            <w:insideV w:val="single" w:color="D7D7D7" w:sz="4" w:space="0"/>
           </w:tblBorders>
           <w:tblCellMar>
             <w:top w:w="0" w:type="dxa"/>
@@ -26619,12 +25946,6 @@
           <w:tcPr>
             <w:tcW w:w="1434" w:type="dxa"/>
             <w:vMerge w:val="continue"/>
-            <w:tcBorders>
-              <w:top w:val="single" w:color="D7D7D7" w:themeColor="background1" w:themeShade="D8" w:sz="4" w:space="0"/>
-              <w:left w:val="single" w:color="D7D7D7" w:themeColor="background1" w:themeShade="D8" w:sz="4" w:space="0"/>
-              <w:bottom w:val="single" w:color="D7D7D7" w:themeColor="background1" w:themeShade="D8" w:sz="4" w:space="0"/>
-              <w:right w:val="single" w:color="D7D7D7" w:themeColor="background1" w:themeShade="D8" w:sz="4" w:space="0"/>
-            </w:tcBorders>
             <w:shd w:val="clear" w:color="auto" w:fill="auto"/>
             <w:vAlign w:val="center"/>
           </w:tcPr>
@@ -26644,12 +25965,6 @@
         <w:tc>
           <w:tcPr>
             <w:tcW w:w="2436" w:type="dxa"/>
-            <w:tcBorders>
-              <w:top w:val="single" w:color="D7D7D7" w:themeColor="background1" w:themeShade="D8" w:sz="4" w:space="0"/>
-              <w:left w:val="single" w:color="D7D7D7" w:themeColor="background1" w:themeShade="D8" w:sz="4" w:space="0"/>
-              <w:bottom w:val="single" w:color="D7D7D7" w:themeColor="background1" w:themeShade="D8" w:sz="4" w:space="0"/>
-              <w:right w:val="single" w:color="D7D7D7" w:themeColor="background1" w:themeShade="D8" w:sz="4" w:space="0"/>
-            </w:tcBorders>
             <w:shd w:val="clear" w:color="auto" w:fill="auto"/>
             <w:noWrap/>
             <w:vAlign w:val="center"/>
@@ -26678,12 +25993,6 @@
         <w:tc>
           <w:tcPr>
             <w:tcW w:w="2623" w:type="dxa"/>
-            <w:tcBorders>
-              <w:top w:val="single" w:color="D7D7D7" w:themeColor="background1" w:themeShade="D8" w:sz="4" w:space="0"/>
-              <w:left w:val="single" w:color="D7D7D7" w:themeColor="background1" w:themeShade="D8" w:sz="4" w:space="0"/>
-              <w:bottom w:val="single" w:color="D7D7D7" w:themeColor="background1" w:themeShade="D8" w:sz="4" w:space="0"/>
-              <w:right w:val="single" w:color="D7D7D7" w:themeColor="background1" w:themeShade="D8" w:sz="4" w:space="0"/>
-            </w:tcBorders>
             <w:shd w:val="clear" w:color="auto" w:fill="auto"/>
             <w:noWrap/>
             <w:vAlign w:val="center"/>
@@ -26763,12 +26072,6 @@
           <w:tcPr>
             <w:tcW w:w="3445" w:type="dxa"/>
             <w:vMerge w:val="continue"/>
-            <w:tcBorders>
-              <w:top w:val="single" w:color="D7D7D7" w:themeColor="background1" w:themeShade="D8" w:sz="4" w:space="0"/>
-              <w:left w:val="single" w:color="D7D7D7" w:themeColor="background1" w:themeShade="D8" w:sz="4" w:space="0"/>
-              <w:bottom w:val="single" w:color="D7D7D7" w:themeColor="background1" w:themeShade="D8" w:sz="4" w:space="0"/>
-              <w:right w:val="single" w:color="D7D7D7" w:themeColor="background1" w:themeShade="D8" w:sz="4" w:space="0"/>
-            </w:tcBorders>
             <w:shd w:val="clear" w:color="auto" w:fill="auto"/>
             <w:vAlign w:val="center"/>
           </w:tcPr>
@@ -26788,12 +26091,12 @@
       <w:tr>
         <w:tblPrEx>
           <w:tblBorders>
-            <w:top w:val="single" w:color="A4A4A4" w:sz="4" w:space="0"/>
-            <w:left w:val="none" w:color="auto" w:sz="0" w:space="0"/>
-            <w:bottom w:val="single" w:color="A4A4A4" w:sz="4" w:space="0"/>
-            <w:right w:val="none" w:color="auto" w:sz="0" w:space="0"/>
-            <w:insideH w:val="single" w:color="A4A4A4" w:sz="4" w:space="0"/>
-            <w:insideV w:val="single" w:color="A4A4A4" w:sz="4" w:space="0"/>
+            <w:top w:val="single" w:color="D7D7D7" w:sz="4" w:space="0"/>
+            <w:left w:val="single" w:color="D7D7D7" w:sz="4" w:space="0"/>
+            <w:bottom w:val="single" w:color="D7D7D7" w:sz="4" w:space="0"/>
+            <w:right w:val="single" w:color="D7D7D7" w:sz="4" w:space="0"/>
+            <w:insideH w:val="single" w:color="D7D7D7" w:sz="4" w:space="0"/>
+            <w:insideV w:val="single" w:color="D7D7D7" w:sz="4" w:space="0"/>
           </w:tblBorders>
           <w:tblCellMar>
             <w:top w:w="0" w:type="dxa"/>
@@ -26809,12 +26112,6 @@
           <w:tcPr>
             <w:tcW w:w="1434" w:type="dxa"/>
             <w:vMerge w:val="continue"/>
-            <w:tcBorders>
-              <w:top w:val="single" w:color="D7D7D7" w:themeColor="background1" w:themeShade="D8" w:sz="4" w:space="0"/>
-              <w:left w:val="single" w:color="D7D7D7" w:themeColor="background1" w:themeShade="D8" w:sz="4" w:space="0"/>
-              <w:bottom w:val="single" w:color="D7D7D7" w:themeColor="background1" w:themeShade="D8" w:sz="4" w:space="0"/>
-              <w:right w:val="single" w:color="D7D7D7" w:themeColor="background1" w:themeShade="D8" w:sz="4" w:space="0"/>
-            </w:tcBorders>
             <w:shd w:val="clear" w:color="auto" w:fill="auto"/>
             <w:vAlign w:val="center"/>
           </w:tcPr>
@@ -26834,12 +26131,6 @@
         <w:tc>
           <w:tcPr>
             <w:tcW w:w="2436" w:type="dxa"/>
-            <w:tcBorders>
-              <w:top w:val="single" w:color="D7D7D7" w:themeColor="background1" w:themeShade="D8" w:sz="4" w:space="0"/>
-              <w:left w:val="single" w:color="D7D7D7" w:themeColor="background1" w:themeShade="D8" w:sz="4" w:space="0"/>
-              <w:bottom w:val="single" w:color="D7D7D7" w:themeColor="background1" w:themeShade="D8" w:sz="4" w:space="0"/>
-              <w:right w:val="single" w:color="D7D7D7" w:themeColor="background1" w:themeShade="D8" w:sz="4" w:space="0"/>
-            </w:tcBorders>
             <w:shd w:val="clear" w:color="auto" w:fill="auto"/>
             <w:noWrap/>
             <w:vAlign w:val="center"/>
@@ -26868,12 +26159,6 @@
         <w:tc>
           <w:tcPr>
             <w:tcW w:w="2623" w:type="dxa"/>
-            <w:tcBorders>
-              <w:top w:val="single" w:color="D7D7D7" w:themeColor="background1" w:themeShade="D8" w:sz="4" w:space="0"/>
-              <w:left w:val="single" w:color="D7D7D7" w:themeColor="background1" w:themeShade="D8" w:sz="4" w:space="0"/>
-              <w:bottom w:val="single" w:color="D7D7D7" w:themeColor="background1" w:themeShade="D8" w:sz="4" w:space="0"/>
-              <w:right w:val="single" w:color="D7D7D7" w:themeColor="background1" w:themeShade="D8" w:sz="4" w:space="0"/>
-            </w:tcBorders>
             <w:shd w:val="clear" w:color="auto" w:fill="auto"/>
             <w:noWrap/>
             <w:vAlign w:val="center"/>
@@ -26952,12 +26237,6 @@
           <w:tcPr>
             <w:tcW w:w="3445" w:type="dxa"/>
             <w:vMerge w:val="continue"/>
-            <w:tcBorders>
-              <w:top w:val="single" w:color="D7D7D7" w:themeColor="background1" w:themeShade="D8" w:sz="4" w:space="0"/>
-              <w:left w:val="single" w:color="D7D7D7" w:themeColor="background1" w:themeShade="D8" w:sz="4" w:space="0"/>
-              <w:bottom w:val="single" w:color="D7D7D7" w:themeColor="background1" w:themeShade="D8" w:sz="4" w:space="0"/>
-              <w:right w:val="single" w:color="D7D7D7" w:themeColor="background1" w:themeShade="D8" w:sz="4" w:space="0"/>
-            </w:tcBorders>
             <w:shd w:val="clear" w:color="auto" w:fill="auto"/>
             <w:noWrap/>
             <w:vAlign w:val="center"/>
@@ -26978,12 +26257,12 @@
       <w:tr>
         <w:tblPrEx>
           <w:tblBorders>
-            <w:top w:val="single" w:color="A4A4A4" w:sz="4" w:space="0"/>
-            <w:left w:val="none" w:color="auto" w:sz="0" w:space="0"/>
-            <w:bottom w:val="single" w:color="A4A4A4" w:sz="4" w:space="0"/>
-            <w:right w:val="none" w:color="auto" w:sz="0" w:space="0"/>
-            <w:insideH w:val="single" w:color="A4A4A4" w:sz="4" w:space="0"/>
-            <w:insideV w:val="single" w:color="A4A4A4" w:sz="4" w:space="0"/>
+            <w:top w:val="single" w:color="D7D7D7" w:sz="4" w:space="0"/>
+            <w:left w:val="single" w:color="D7D7D7" w:sz="4" w:space="0"/>
+            <w:bottom w:val="single" w:color="D7D7D7" w:sz="4" w:space="0"/>
+            <w:right w:val="single" w:color="D7D7D7" w:sz="4" w:space="0"/>
+            <w:insideH w:val="single" w:color="D7D7D7" w:sz="4" w:space="0"/>
+            <w:insideV w:val="single" w:color="D7D7D7" w:sz="4" w:space="0"/>
           </w:tblBorders>
           <w:tblCellMar>
             <w:top w:w="0" w:type="dxa"/>
@@ -26999,12 +26278,6 @@
           <w:tcPr>
             <w:tcW w:w="1434" w:type="dxa"/>
             <w:vMerge w:val="continue"/>
-            <w:tcBorders>
-              <w:top w:val="single" w:color="D7D7D7" w:themeColor="background1" w:themeShade="D8" w:sz="4" w:space="0"/>
-              <w:left w:val="single" w:color="D7D7D7" w:themeColor="background1" w:themeShade="D8" w:sz="4" w:space="0"/>
-              <w:bottom w:val="single" w:color="D7D7D7" w:themeColor="background1" w:themeShade="D8" w:sz="4" w:space="0"/>
-              <w:right w:val="single" w:color="D7D7D7" w:themeColor="background1" w:themeShade="D8" w:sz="4" w:space="0"/>
-            </w:tcBorders>
             <w:shd w:val="clear" w:color="auto" w:fill="auto"/>
             <w:vAlign w:val="center"/>
           </w:tcPr>
@@ -27024,12 +26297,6 @@
         <w:tc>
           <w:tcPr>
             <w:tcW w:w="2436" w:type="dxa"/>
-            <w:tcBorders>
-              <w:top w:val="single" w:color="D7D7D7" w:themeColor="background1" w:themeShade="D8" w:sz="4" w:space="0"/>
-              <w:left w:val="single" w:color="D7D7D7" w:themeColor="background1" w:themeShade="D8" w:sz="4" w:space="0"/>
-              <w:bottom w:val="single" w:color="D7D7D7" w:themeColor="background1" w:themeShade="D8" w:sz="4" w:space="0"/>
-              <w:right w:val="single" w:color="D7D7D7" w:themeColor="background1" w:themeShade="D8" w:sz="4" w:space="0"/>
-            </w:tcBorders>
             <w:shd w:val="clear" w:color="auto" w:fill="auto"/>
             <w:noWrap/>
             <w:vAlign w:val="center"/>
@@ -27058,12 +26325,6 @@
         <w:tc>
           <w:tcPr>
             <w:tcW w:w="2623" w:type="dxa"/>
-            <w:tcBorders>
-              <w:top w:val="single" w:color="D7D7D7" w:themeColor="background1" w:themeShade="D8" w:sz="4" w:space="0"/>
-              <w:left w:val="single" w:color="D7D7D7" w:themeColor="background1" w:themeShade="D8" w:sz="4" w:space="0"/>
-              <w:bottom w:val="single" w:color="D7D7D7" w:themeColor="background1" w:themeShade="D8" w:sz="4" w:space="0"/>
-              <w:right w:val="single" w:color="D7D7D7" w:themeColor="background1" w:themeShade="D8" w:sz="4" w:space="0"/>
-            </w:tcBorders>
             <w:shd w:val="clear" w:color="auto" w:fill="auto"/>
             <w:noWrap/>
             <w:vAlign w:val="center"/>
@@ -27142,12 +26403,6 @@
           <w:tcPr>
             <w:tcW w:w="3445" w:type="dxa"/>
             <w:vMerge w:val="continue"/>
-            <w:tcBorders>
-              <w:top w:val="single" w:color="D7D7D7" w:themeColor="background1" w:themeShade="D8" w:sz="4" w:space="0"/>
-              <w:left w:val="single" w:color="D7D7D7" w:themeColor="background1" w:themeShade="D8" w:sz="4" w:space="0"/>
-              <w:bottom w:val="single" w:color="D7D7D7" w:themeColor="background1" w:themeShade="D8" w:sz="4" w:space="0"/>
-              <w:right w:val="single" w:color="D7D7D7" w:themeColor="background1" w:themeShade="D8" w:sz="4" w:space="0"/>
-            </w:tcBorders>
             <w:shd w:val="clear" w:color="auto" w:fill="auto"/>
             <w:noWrap/>
             <w:vAlign w:val="center"/>
@@ -27168,12 +26423,12 @@
       <w:tr>
         <w:tblPrEx>
           <w:tblBorders>
-            <w:top w:val="single" w:color="A4A4A4" w:sz="4" w:space="0"/>
-            <w:left w:val="none" w:color="auto" w:sz="0" w:space="0"/>
-            <w:bottom w:val="single" w:color="A4A4A4" w:sz="4" w:space="0"/>
-            <w:right w:val="none" w:color="auto" w:sz="0" w:space="0"/>
-            <w:insideH w:val="single" w:color="A4A4A4" w:sz="4" w:space="0"/>
-            <w:insideV w:val="single" w:color="A4A4A4" w:sz="4" w:space="0"/>
+            <w:top w:val="single" w:color="D7D7D7" w:sz="4" w:space="0"/>
+            <w:left w:val="single" w:color="D7D7D7" w:sz="4" w:space="0"/>
+            <w:bottom w:val="single" w:color="D7D7D7" w:sz="4" w:space="0"/>
+            <w:right w:val="single" w:color="D7D7D7" w:sz="4" w:space="0"/>
+            <w:insideH w:val="single" w:color="D7D7D7" w:sz="4" w:space="0"/>
+            <w:insideV w:val="single" w:color="D7D7D7" w:sz="4" w:space="0"/>
           </w:tblBorders>
           <w:tblCellMar>
             <w:top w:w="0" w:type="dxa"/>
@@ -27189,12 +26444,6 @@
           <w:tcPr>
             <w:tcW w:w="1434" w:type="dxa"/>
             <w:vMerge w:val="continue"/>
-            <w:tcBorders>
-              <w:top w:val="single" w:color="D7D7D7" w:themeColor="background1" w:themeShade="D8" w:sz="4" w:space="0"/>
-              <w:left w:val="single" w:color="D7D7D7" w:themeColor="background1" w:themeShade="D8" w:sz="4" w:space="0"/>
-              <w:bottom w:val="single" w:color="D7D7D7" w:themeColor="background1" w:themeShade="D8" w:sz="4" w:space="0"/>
-              <w:right w:val="single" w:color="D7D7D7" w:themeColor="background1" w:themeShade="D8" w:sz="4" w:space="0"/>
-            </w:tcBorders>
             <w:shd w:val="clear" w:color="auto" w:fill="auto"/>
             <w:vAlign w:val="center"/>
           </w:tcPr>
@@ -27214,12 +26463,6 @@
         <w:tc>
           <w:tcPr>
             <w:tcW w:w="2436" w:type="dxa"/>
-            <w:tcBorders>
-              <w:top w:val="single" w:color="D7D7D7" w:themeColor="background1" w:themeShade="D8" w:sz="4" w:space="0"/>
-              <w:left w:val="single" w:color="D7D7D7" w:themeColor="background1" w:themeShade="D8" w:sz="4" w:space="0"/>
-              <w:bottom w:val="single" w:color="D7D7D7" w:themeColor="background1" w:themeShade="D8" w:sz="4" w:space="0"/>
-              <w:right w:val="single" w:color="D7D7D7" w:themeColor="background1" w:themeShade="D8" w:sz="4" w:space="0"/>
-            </w:tcBorders>
             <w:shd w:val="clear" w:color="auto" w:fill="auto"/>
             <w:noWrap/>
             <w:vAlign w:val="center"/>
@@ -27248,12 +26491,6 @@
         <w:tc>
           <w:tcPr>
             <w:tcW w:w="2623" w:type="dxa"/>
-            <w:tcBorders>
-              <w:top w:val="single" w:color="D7D7D7" w:themeColor="background1" w:themeShade="D8" w:sz="4" w:space="0"/>
-              <w:left w:val="single" w:color="D7D7D7" w:themeColor="background1" w:themeShade="D8" w:sz="4" w:space="0"/>
-              <w:bottom w:val="single" w:color="D7D7D7" w:themeColor="background1" w:themeShade="D8" w:sz="4" w:space="0"/>
-              <w:right w:val="single" w:color="D7D7D7" w:themeColor="background1" w:themeShade="D8" w:sz="4" w:space="0"/>
-            </w:tcBorders>
             <w:shd w:val="clear" w:color="auto" w:fill="auto"/>
             <w:noWrap/>
             <w:vAlign w:val="center"/>
@@ -27332,12 +26569,6 @@
           <w:tcPr>
             <w:tcW w:w="3445" w:type="dxa"/>
             <w:vMerge w:val="continue"/>
-            <w:tcBorders>
-              <w:top w:val="single" w:color="D7D7D7" w:themeColor="background1" w:themeShade="D8" w:sz="4" w:space="0"/>
-              <w:left w:val="single" w:color="D7D7D7" w:themeColor="background1" w:themeShade="D8" w:sz="4" w:space="0"/>
-              <w:bottom w:val="single" w:color="D7D7D7" w:themeColor="background1" w:themeShade="D8" w:sz="4" w:space="0"/>
-              <w:right w:val="single" w:color="D7D7D7" w:themeColor="background1" w:themeShade="D8" w:sz="4" w:space="0"/>
-            </w:tcBorders>
             <w:shd w:val="clear" w:color="auto" w:fill="auto"/>
             <w:noWrap/>
             <w:vAlign w:val="center"/>
@@ -27358,12 +26589,12 @@
       <w:tr>
         <w:tblPrEx>
           <w:tblBorders>
-            <w:top w:val="single" w:color="A4A4A4" w:sz="4" w:space="0"/>
-            <w:left w:val="none" w:color="auto" w:sz="0" w:space="0"/>
-            <w:bottom w:val="single" w:color="A4A4A4" w:sz="4" w:space="0"/>
-            <w:right w:val="none" w:color="auto" w:sz="0" w:space="0"/>
-            <w:insideH w:val="single" w:color="A4A4A4" w:sz="4" w:space="0"/>
-            <w:insideV w:val="single" w:color="A4A4A4" w:sz="4" w:space="0"/>
+            <w:top w:val="single" w:color="D7D7D7" w:sz="4" w:space="0"/>
+            <w:left w:val="single" w:color="D7D7D7" w:sz="4" w:space="0"/>
+            <w:bottom w:val="single" w:color="D7D7D7" w:sz="4" w:space="0"/>
+            <w:right w:val="single" w:color="D7D7D7" w:sz="4" w:space="0"/>
+            <w:insideH w:val="single" w:color="D7D7D7" w:sz="4" w:space="0"/>
+            <w:insideV w:val="single" w:color="D7D7D7" w:sz="4" w:space="0"/>
           </w:tblBorders>
           <w:tblCellMar>
             <w:top w:w="0" w:type="dxa"/>
@@ -27379,12 +26610,6 @@
           <w:tcPr>
             <w:tcW w:w="1434" w:type="dxa"/>
             <w:vMerge w:val="continue"/>
-            <w:tcBorders>
-              <w:top w:val="single" w:color="D7D7D7" w:themeColor="background1" w:themeShade="D8" w:sz="4" w:space="0"/>
-              <w:left w:val="single" w:color="D7D7D7" w:themeColor="background1" w:themeShade="D8" w:sz="4" w:space="0"/>
-              <w:bottom w:val="single" w:color="D7D7D7" w:themeColor="background1" w:themeShade="D8" w:sz="4" w:space="0"/>
-              <w:right w:val="single" w:color="D7D7D7" w:themeColor="background1" w:themeShade="D8" w:sz="4" w:space="0"/>
-            </w:tcBorders>
             <w:shd w:val="clear" w:color="auto" w:fill="auto"/>
             <w:vAlign w:val="center"/>
           </w:tcPr>
@@ -27404,12 +26629,6 @@
         <w:tc>
           <w:tcPr>
             <w:tcW w:w="2436" w:type="dxa"/>
-            <w:tcBorders>
-              <w:top w:val="single" w:color="D7D7D7" w:themeColor="background1" w:themeShade="D8" w:sz="4" w:space="0"/>
-              <w:left w:val="single" w:color="D7D7D7" w:themeColor="background1" w:themeShade="D8" w:sz="4" w:space="0"/>
-              <w:bottom w:val="single" w:color="D7D7D7" w:themeColor="background1" w:themeShade="D8" w:sz="4" w:space="0"/>
-              <w:right w:val="single" w:color="D7D7D7" w:themeColor="background1" w:themeShade="D8" w:sz="4" w:space="0"/>
-            </w:tcBorders>
             <w:shd w:val="clear" w:color="auto" w:fill="auto"/>
             <w:noWrap/>
             <w:vAlign w:val="center"/>
@@ -27438,12 +26657,6 @@
         <w:tc>
           <w:tcPr>
             <w:tcW w:w="2623" w:type="dxa"/>
-            <w:tcBorders>
-              <w:top w:val="single" w:color="D7D7D7" w:themeColor="background1" w:themeShade="D8" w:sz="4" w:space="0"/>
-              <w:left w:val="single" w:color="D7D7D7" w:themeColor="background1" w:themeShade="D8" w:sz="4" w:space="0"/>
-              <w:bottom w:val="single" w:color="D7D7D7" w:themeColor="background1" w:themeShade="D8" w:sz="4" w:space="0"/>
-              <w:right w:val="single" w:color="D7D7D7" w:themeColor="background1" w:themeShade="D8" w:sz="4" w:space="0"/>
-            </w:tcBorders>
             <w:shd w:val="clear" w:color="auto" w:fill="auto"/>
             <w:noWrap/>
             <w:vAlign w:val="center"/>
@@ -27522,12 +26735,6 @@
           <w:tcPr>
             <w:tcW w:w="3445" w:type="dxa"/>
             <w:vMerge w:val="continue"/>
-            <w:tcBorders>
-              <w:top w:val="single" w:color="D7D7D7" w:themeColor="background1" w:themeShade="D8" w:sz="4" w:space="0"/>
-              <w:left w:val="single" w:color="D7D7D7" w:themeColor="background1" w:themeShade="D8" w:sz="4" w:space="0"/>
-              <w:bottom w:val="single" w:color="D7D7D7" w:themeColor="background1" w:themeShade="D8" w:sz="4" w:space="0"/>
-              <w:right w:val="single" w:color="D7D7D7" w:themeColor="background1" w:themeShade="D8" w:sz="4" w:space="0"/>
-            </w:tcBorders>
             <w:shd w:val="clear" w:color="auto" w:fill="auto"/>
             <w:noWrap/>
             <w:vAlign w:val="center"/>
@@ -27548,12 +26755,12 @@
       <w:tr>
         <w:tblPrEx>
           <w:tblBorders>
-            <w:top w:val="single" w:color="A4A4A4" w:sz="4" w:space="0"/>
-            <w:left w:val="none" w:color="auto" w:sz="0" w:space="0"/>
-            <w:bottom w:val="single" w:color="A4A4A4" w:sz="4" w:space="0"/>
-            <w:right w:val="none" w:color="auto" w:sz="0" w:space="0"/>
-            <w:insideH w:val="single" w:color="A4A4A4" w:sz="4" w:space="0"/>
-            <w:insideV w:val="single" w:color="A4A4A4" w:sz="4" w:space="0"/>
+            <w:top w:val="single" w:color="D7D7D7" w:sz="4" w:space="0"/>
+            <w:left w:val="single" w:color="D7D7D7" w:sz="4" w:space="0"/>
+            <w:bottom w:val="single" w:color="D7D7D7" w:sz="4" w:space="0"/>
+            <w:right w:val="single" w:color="D7D7D7" w:sz="4" w:space="0"/>
+            <w:insideH w:val="single" w:color="D7D7D7" w:sz="4" w:space="0"/>
+            <w:insideV w:val="single" w:color="D7D7D7" w:sz="4" w:space="0"/>
           </w:tblBorders>
           <w:tblCellMar>
             <w:top w:w="0" w:type="dxa"/>
@@ -27569,12 +26776,6 @@
           <w:tcPr>
             <w:tcW w:w="1434" w:type="dxa"/>
             <w:vMerge w:val="continue"/>
-            <w:tcBorders>
-              <w:top w:val="single" w:color="D7D7D7" w:themeColor="background1" w:themeShade="D8" w:sz="4" w:space="0"/>
-              <w:left w:val="single" w:color="D7D7D7" w:themeColor="background1" w:themeShade="D8" w:sz="4" w:space="0"/>
-              <w:bottom w:val="single" w:color="D7D7D7" w:themeColor="background1" w:themeShade="D8" w:sz="4" w:space="0"/>
-              <w:right w:val="single" w:color="D7D7D7" w:themeColor="background1" w:themeShade="D8" w:sz="4" w:space="0"/>
-            </w:tcBorders>
             <w:shd w:val="clear" w:color="auto" w:fill="auto"/>
             <w:vAlign w:val="center"/>
           </w:tcPr>
@@ -27594,12 +26795,6 @@
         <w:tc>
           <w:tcPr>
             <w:tcW w:w="2436" w:type="dxa"/>
-            <w:tcBorders>
-              <w:top w:val="single" w:color="D7D7D7" w:themeColor="background1" w:themeShade="D8" w:sz="4" w:space="0"/>
-              <w:left w:val="single" w:color="D7D7D7" w:themeColor="background1" w:themeShade="D8" w:sz="4" w:space="0"/>
-              <w:bottom w:val="single" w:color="D7D7D7" w:themeColor="background1" w:themeShade="D8" w:sz="4" w:space="0"/>
-              <w:right w:val="single" w:color="D7D7D7" w:themeColor="background1" w:themeShade="D8" w:sz="4" w:space="0"/>
-            </w:tcBorders>
             <w:shd w:val="clear" w:color="auto" w:fill="auto"/>
             <w:noWrap/>
             <w:vAlign w:val="center"/>
@@ -27628,12 +26823,6 @@
         <w:tc>
           <w:tcPr>
             <w:tcW w:w="2623" w:type="dxa"/>
-            <w:tcBorders>
-              <w:top w:val="single" w:color="D7D7D7" w:themeColor="background1" w:themeShade="D8" w:sz="4" w:space="0"/>
-              <w:left w:val="single" w:color="D7D7D7" w:themeColor="background1" w:themeShade="D8" w:sz="4" w:space="0"/>
-              <w:bottom w:val="single" w:color="D7D7D7" w:themeColor="background1" w:themeShade="D8" w:sz="4" w:space="0"/>
-              <w:right w:val="single" w:color="D7D7D7" w:themeColor="background1" w:themeShade="D8" w:sz="4" w:space="0"/>
-            </w:tcBorders>
             <w:shd w:val="clear" w:color="auto" w:fill="auto"/>
             <w:noWrap/>
             <w:vAlign w:val="center"/>
@@ -27712,12 +26901,6 @@
           <w:tcPr>
             <w:tcW w:w="3445" w:type="dxa"/>
             <w:vMerge w:val="continue"/>
-            <w:tcBorders>
-              <w:top w:val="single" w:color="D7D7D7" w:themeColor="background1" w:themeShade="D8" w:sz="4" w:space="0"/>
-              <w:left w:val="single" w:color="D7D7D7" w:themeColor="background1" w:themeShade="D8" w:sz="4" w:space="0"/>
-              <w:bottom w:val="single" w:color="D7D7D7" w:themeColor="background1" w:themeShade="D8" w:sz="4" w:space="0"/>
-              <w:right w:val="single" w:color="D7D7D7" w:themeColor="background1" w:themeShade="D8" w:sz="4" w:space="0"/>
-            </w:tcBorders>
             <w:shd w:val="clear" w:color="auto" w:fill="auto"/>
             <w:noWrap/>
             <w:vAlign w:val="center"/>
@@ -27738,12 +26921,12 @@
       <w:tr>
         <w:tblPrEx>
           <w:tblBorders>
-            <w:top w:val="single" w:color="A4A4A4" w:sz="4" w:space="0"/>
-            <w:left w:val="none" w:color="auto" w:sz="0" w:space="0"/>
-            <w:bottom w:val="single" w:color="A4A4A4" w:sz="4" w:space="0"/>
-            <w:right w:val="none" w:color="auto" w:sz="0" w:space="0"/>
-            <w:insideH w:val="single" w:color="A4A4A4" w:sz="4" w:space="0"/>
-            <w:insideV w:val="single" w:color="A4A4A4" w:sz="4" w:space="0"/>
+            <w:top w:val="single" w:color="D7D7D7" w:sz="4" w:space="0"/>
+            <w:left w:val="single" w:color="D7D7D7" w:sz="4" w:space="0"/>
+            <w:bottom w:val="single" w:color="D7D7D7" w:sz="4" w:space="0"/>
+            <w:right w:val="single" w:color="D7D7D7" w:sz="4" w:space="0"/>
+            <w:insideH w:val="single" w:color="D7D7D7" w:sz="4" w:space="0"/>
+            <w:insideV w:val="single" w:color="D7D7D7" w:sz="4" w:space="0"/>
           </w:tblBorders>
           <w:tblCellMar>
             <w:top w:w="0" w:type="dxa"/>
@@ -27759,12 +26942,6 @@
           <w:tcPr>
             <w:tcW w:w="1434" w:type="dxa"/>
             <w:vMerge w:val="continue"/>
-            <w:tcBorders>
-              <w:top w:val="single" w:color="D7D7D7" w:themeColor="background1" w:themeShade="D8" w:sz="4" w:space="0"/>
-              <w:left w:val="single" w:color="D7D7D7" w:themeColor="background1" w:themeShade="D8" w:sz="4" w:space="0"/>
-              <w:bottom w:val="single" w:color="D7D7D7" w:themeColor="background1" w:themeShade="D8" w:sz="4" w:space="0"/>
-              <w:right w:val="single" w:color="D7D7D7" w:themeColor="background1" w:themeShade="D8" w:sz="4" w:space="0"/>
-            </w:tcBorders>
             <w:shd w:val="clear" w:color="auto" w:fill="auto"/>
             <w:vAlign w:val="center"/>
           </w:tcPr>
@@ -27784,12 +26961,6 @@
         <w:tc>
           <w:tcPr>
             <w:tcW w:w="2436" w:type="dxa"/>
-            <w:tcBorders>
-              <w:top w:val="single" w:color="D7D7D7" w:themeColor="background1" w:themeShade="D8" w:sz="4" w:space="0"/>
-              <w:left w:val="single" w:color="D7D7D7" w:themeColor="background1" w:themeShade="D8" w:sz="4" w:space="0"/>
-              <w:bottom w:val="single" w:color="D7D7D7" w:themeColor="background1" w:themeShade="D8" w:sz="4" w:space="0"/>
-              <w:right w:val="single" w:color="D7D7D7" w:themeColor="background1" w:themeShade="D8" w:sz="4" w:space="0"/>
-            </w:tcBorders>
             <w:shd w:val="clear" w:color="auto" w:fill="auto"/>
             <w:noWrap/>
             <w:vAlign w:val="center"/>
@@ -27826,12 +26997,6 @@
         <w:tc>
           <w:tcPr>
             <w:tcW w:w="2623" w:type="dxa"/>
-            <w:tcBorders>
-              <w:top w:val="single" w:color="D7D7D7" w:themeColor="background1" w:themeShade="D8" w:sz="4" w:space="0"/>
-              <w:left w:val="single" w:color="D7D7D7" w:themeColor="background1" w:themeShade="D8" w:sz="4" w:space="0"/>
-              <w:bottom w:val="single" w:color="D7D7D7" w:themeColor="background1" w:themeShade="D8" w:sz="4" w:space="0"/>
-              <w:right w:val="single" w:color="D7D7D7" w:themeColor="background1" w:themeShade="D8" w:sz="4" w:space="0"/>
-            </w:tcBorders>
             <w:shd w:val="clear" w:color="auto" w:fill="auto"/>
             <w:noWrap/>
             <w:vAlign w:val="center"/>
@@ -27910,12 +27075,6 @@
           <w:tcPr>
             <w:tcW w:w="3445" w:type="dxa"/>
             <w:vMerge w:val="continue"/>
-            <w:tcBorders>
-              <w:top w:val="single" w:color="D7D7D7" w:themeColor="background1" w:themeShade="D8" w:sz="4" w:space="0"/>
-              <w:left w:val="single" w:color="D7D7D7" w:themeColor="background1" w:themeShade="D8" w:sz="4" w:space="0"/>
-              <w:bottom w:val="single" w:color="D7D7D7" w:themeColor="background1" w:themeShade="D8" w:sz="4" w:space="0"/>
-              <w:right w:val="single" w:color="D7D7D7" w:themeColor="background1" w:themeShade="D8" w:sz="4" w:space="0"/>
-            </w:tcBorders>
             <w:shd w:val="clear" w:color="auto" w:fill="auto"/>
             <w:noWrap/>
             <w:vAlign w:val="center"/>
@@ -27936,12 +27095,12 @@
       <w:tr>
         <w:tblPrEx>
           <w:tblBorders>
-            <w:top w:val="single" w:color="A4A4A4" w:sz="4" w:space="0"/>
-            <w:left w:val="none" w:color="auto" w:sz="0" w:space="0"/>
-            <w:bottom w:val="single" w:color="A4A4A4" w:sz="4" w:space="0"/>
-            <w:right w:val="none" w:color="auto" w:sz="0" w:space="0"/>
-            <w:insideH w:val="single" w:color="A4A4A4" w:sz="4" w:space="0"/>
-            <w:insideV w:val="single" w:color="A4A4A4" w:sz="4" w:space="0"/>
+            <w:top w:val="single" w:color="D7D7D7" w:sz="4" w:space="0"/>
+            <w:left w:val="single" w:color="D7D7D7" w:sz="4" w:space="0"/>
+            <w:bottom w:val="single" w:color="D7D7D7" w:sz="4" w:space="0"/>
+            <w:right w:val="single" w:color="D7D7D7" w:sz="4" w:space="0"/>
+            <w:insideH w:val="single" w:color="D7D7D7" w:sz="4" w:space="0"/>
+            <w:insideV w:val="single" w:color="D7D7D7" w:sz="4" w:space="0"/>
           </w:tblBorders>
           <w:tblCellMar>
             <w:top w:w="0" w:type="dxa"/>
@@ -27957,12 +27116,6 @@
           <w:tcPr>
             <w:tcW w:w="1434" w:type="dxa"/>
             <w:vMerge w:val="continue"/>
-            <w:tcBorders>
-              <w:top w:val="single" w:color="D7D7D7" w:themeColor="background1" w:themeShade="D8" w:sz="4" w:space="0"/>
-              <w:left w:val="single" w:color="D7D7D7" w:themeColor="background1" w:themeShade="D8" w:sz="4" w:space="0"/>
-              <w:bottom w:val="single" w:color="D7D7D7" w:themeColor="background1" w:themeShade="D8" w:sz="4" w:space="0"/>
-              <w:right w:val="single" w:color="D7D7D7" w:themeColor="background1" w:themeShade="D8" w:sz="4" w:space="0"/>
-            </w:tcBorders>
             <w:shd w:val="clear" w:color="auto" w:fill="auto"/>
             <w:vAlign w:val="center"/>
           </w:tcPr>
@@ -27982,12 +27135,6 @@
         <w:tc>
           <w:tcPr>
             <w:tcW w:w="2436" w:type="dxa"/>
-            <w:tcBorders>
-              <w:top w:val="single" w:color="D7D7D7" w:themeColor="background1" w:themeShade="D8" w:sz="4" w:space="0"/>
-              <w:left w:val="single" w:color="D7D7D7" w:themeColor="background1" w:themeShade="D8" w:sz="4" w:space="0"/>
-              <w:bottom w:val="single" w:color="D7D7D7" w:themeColor="background1" w:themeShade="D8" w:sz="4" w:space="0"/>
-              <w:right w:val="single" w:color="D7D7D7" w:themeColor="background1" w:themeShade="D8" w:sz="4" w:space="0"/>
-            </w:tcBorders>
             <w:shd w:val="clear" w:color="auto" w:fill="auto"/>
             <w:noWrap/>
             <w:vAlign w:val="center"/>
@@ -28016,12 +27163,6 @@
         <w:tc>
           <w:tcPr>
             <w:tcW w:w="2623" w:type="dxa"/>
-            <w:tcBorders>
-              <w:top w:val="single" w:color="D7D7D7" w:themeColor="background1" w:themeShade="D8" w:sz="4" w:space="0"/>
-              <w:left w:val="single" w:color="D7D7D7" w:themeColor="background1" w:themeShade="D8" w:sz="4" w:space="0"/>
-              <w:bottom w:val="single" w:color="D7D7D7" w:themeColor="background1" w:themeShade="D8" w:sz="4" w:space="0"/>
-              <w:right w:val="single" w:color="D7D7D7" w:themeColor="background1" w:themeShade="D8" w:sz="4" w:space="0"/>
-            </w:tcBorders>
             <w:shd w:val="clear" w:color="auto" w:fill="auto"/>
             <w:noWrap/>
             <w:vAlign w:val="center"/>
@@ -28100,12 +27241,6 @@
           <w:tcPr>
             <w:tcW w:w="3445" w:type="dxa"/>
             <w:vMerge w:val="continue"/>
-            <w:tcBorders>
-              <w:top w:val="single" w:color="D7D7D7" w:themeColor="background1" w:themeShade="D8" w:sz="4" w:space="0"/>
-              <w:left w:val="single" w:color="D7D7D7" w:themeColor="background1" w:themeShade="D8" w:sz="4" w:space="0"/>
-              <w:bottom w:val="single" w:color="D7D7D7" w:themeColor="background1" w:themeShade="D8" w:sz="4" w:space="0"/>
-              <w:right w:val="single" w:color="D7D7D7" w:themeColor="background1" w:themeShade="D8" w:sz="4" w:space="0"/>
-            </w:tcBorders>
             <w:shd w:val="clear" w:color="auto" w:fill="auto"/>
             <w:noWrap/>
             <w:vAlign w:val="center"/>
@@ -28126,12 +27261,12 @@
       <w:tr>
         <w:tblPrEx>
           <w:tblBorders>
-            <w:top w:val="single" w:color="A4A4A4" w:sz="4" w:space="0"/>
-            <w:left w:val="none" w:color="auto" w:sz="0" w:space="0"/>
-            <w:bottom w:val="single" w:color="A4A4A4" w:sz="4" w:space="0"/>
-            <w:right w:val="none" w:color="auto" w:sz="0" w:space="0"/>
-            <w:insideH w:val="single" w:color="A4A4A4" w:sz="4" w:space="0"/>
-            <w:insideV w:val="single" w:color="A4A4A4" w:sz="4" w:space="0"/>
+            <w:top w:val="single" w:color="D7D7D7" w:sz="4" w:space="0"/>
+            <w:left w:val="single" w:color="D7D7D7" w:sz="4" w:space="0"/>
+            <w:bottom w:val="single" w:color="D7D7D7" w:sz="4" w:space="0"/>
+            <w:right w:val="single" w:color="D7D7D7" w:sz="4" w:space="0"/>
+            <w:insideH w:val="single" w:color="D7D7D7" w:sz="4" w:space="0"/>
+            <w:insideV w:val="single" w:color="D7D7D7" w:sz="4" w:space="0"/>
           </w:tblBorders>
           <w:tblCellMar>
             <w:top w:w="0" w:type="dxa"/>
@@ -28147,12 +27282,6 @@
           <w:tcPr>
             <w:tcW w:w="1434" w:type="dxa"/>
             <w:vMerge w:val="continue"/>
-            <w:tcBorders>
-              <w:top w:val="single" w:color="D7D7D7" w:themeColor="background1" w:themeShade="D8" w:sz="4" w:space="0"/>
-              <w:left w:val="single" w:color="D7D7D7" w:themeColor="background1" w:themeShade="D8" w:sz="4" w:space="0"/>
-              <w:bottom w:val="single" w:color="D7D7D7" w:themeColor="background1" w:themeShade="D8" w:sz="4" w:space="0"/>
-              <w:right w:val="single" w:color="D7D7D7" w:themeColor="background1" w:themeShade="D8" w:sz="4" w:space="0"/>
-            </w:tcBorders>
             <w:shd w:val="clear" w:color="auto" w:fill="auto"/>
             <w:vAlign w:val="center"/>
           </w:tcPr>
@@ -28172,12 +27301,6 @@
         <w:tc>
           <w:tcPr>
             <w:tcW w:w="2436" w:type="dxa"/>
-            <w:tcBorders>
-              <w:top w:val="single" w:color="D7D7D7" w:themeColor="background1" w:themeShade="D8" w:sz="4" w:space="0"/>
-              <w:left w:val="single" w:color="D7D7D7" w:themeColor="background1" w:themeShade="D8" w:sz="4" w:space="0"/>
-              <w:bottom w:val="single" w:color="D7D7D7" w:themeColor="background1" w:themeShade="D8" w:sz="4" w:space="0"/>
-              <w:right w:val="single" w:color="D7D7D7" w:themeColor="background1" w:themeShade="D8" w:sz="4" w:space="0"/>
-            </w:tcBorders>
             <w:shd w:val="clear" w:color="auto" w:fill="auto"/>
             <w:noWrap/>
             <w:vAlign w:val="center"/>
@@ -28206,12 +27329,6 @@
         <w:tc>
           <w:tcPr>
             <w:tcW w:w="2623" w:type="dxa"/>
-            <w:tcBorders>
-              <w:top w:val="single" w:color="D7D7D7" w:themeColor="background1" w:themeShade="D8" w:sz="4" w:space="0"/>
-              <w:left w:val="single" w:color="D7D7D7" w:themeColor="background1" w:themeShade="D8" w:sz="4" w:space="0"/>
-              <w:bottom w:val="single" w:color="D7D7D7" w:themeColor="background1" w:themeShade="D8" w:sz="4" w:space="0"/>
-              <w:right w:val="single" w:color="D7D7D7" w:themeColor="background1" w:themeShade="D8" w:sz="4" w:space="0"/>
-            </w:tcBorders>
             <w:shd w:val="clear" w:color="auto" w:fill="auto"/>
             <w:noWrap/>
             <w:vAlign w:val="center"/>
@@ -28290,12 +27407,6 @@
           <w:tcPr>
             <w:tcW w:w="3445" w:type="dxa"/>
             <w:vMerge w:val="continue"/>
-            <w:tcBorders>
-              <w:top w:val="single" w:color="D7D7D7" w:themeColor="background1" w:themeShade="D8" w:sz="4" w:space="0"/>
-              <w:left w:val="single" w:color="D7D7D7" w:themeColor="background1" w:themeShade="D8" w:sz="4" w:space="0"/>
-              <w:bottom w:val="single" w:color="D7D7D7" w:themeColor="background1" w:themeShade="D8" w:sz="4" w:space="0"/>
-              <w:right w:val="single" w:color="D7D7D7" w:themeColor="background1" w:themeShade="D8" w:sz="4" w:space="0"/>
-            </w:tcBorders>
             <w:shd w:val="clear" w:color="auto" w:fill="auto"/>
             <w:noWrap/>
             <w:vAlign w:val="center"/>
@@ -28316,12 +27427,12 @@
       <w:tr>
         <w:tblPrEx>
           <w:tblBorders>
-            <w:top w:val="single" w:color="A4A4A4" w:sz="4" w:space="0"/>
-            <w:left w:val="none" w:color="auto" w:sz="0" w:space="0"/>
-            <w:bottom w:val="single" w:color="A4A4A4" w:sz="4" w:space="0"/>
-            <w:right w:val="none" w:color="auto" w:sz="0" w:space="0"/>
-            <w:insideH w:val="single" w:color="A4A4A4" w:sz="4" w:space="0"/>
-            <w:insideV w:val="single" w:color="A4A4A4" w:sz="4" w:space="0"/>
+            <w:top w:val="single" w:color="D7D7D7" w:sz="4" w:space="0"/>
+            <w:left w:val="single" w:color="D7D7D7" w:sz="4" w:space="0"/>
+            <w:bottom w:val="single" w:color="D7D7D7" w:sz="4" w:space="0"/>
+            <w:right w:val="single" w:color="D7D7D7" w:sz="4" w:space="0"/>
+            <w:insideH w:val="single" w:color="D7D7D7" w:sz="4" w:space="0"/>
+            <w:insideV w:val="single" w:color="D7D7D7" w:sz="4" w:space="0"/>
           </w:tblBorders>
           <w:tblCellMar>
             <w:top w:w="0" w:type="dxa"/>
@@ -28337,12 +27448,6 @@
           <w:tcPr>
             <w:tcW w:w="1434" w:type="dxa"/>
             <w:vMerge w:val="continue"/>
-            <w:tcBorders>
-              <w:top w:val="single" w:color="D7D7D7" w:themeColor="background1" w:themeShade="D8" w:sz="4" w:space="0"/>
-              <w:left w:val="single" w:color="D7D7D7" w:themeColor="background1" w:themeShade="D8" w:sz="4" w:space="0"/>
-              <w:bottom w:val="single" w:color="D7D7D7" w:themeColor="background1" w:themeShade="D8" w:sz="4" w:space="0"/>
-              <w:right w:val="single" w:color="D7D7D7" w:themeColor="background1" w:themeShade="D8" w:sz="4" w:space="0"/>
-            </w:tcBorders>
             <w:shd w:val="clear" w:color="auto" w:fill="auto"/>
             <w:vAlign w:val="center"/>
           </w:tcPr>
@@ -28362,12 +27467,6 @@
         <w:tc>
           <w:tcPr>
             <w:tcW w:w="2436" w:type="dxa"/>
-            <w:tcBorders>
-              <w:top w:val="single" w:color="D7D7D7" w:themeColor="background1" w:themeShade="D8" w:sz="4" w:space="0"/>
-              <w:left w:val="single" w:color="D7D7D7" w:themeColor="background1" w:themeShade="D8" w:sz="4" w:space="0"/>
-              <w:bottom w:val="single" w:color="D7D7D7" w:themeColor="background1" w:themeShade="D8" w:sz="4" w:space="0"/>
-              <w:right w:val="single" w:color="D7D7D7" w:themeColor="background1" w:themeShade="D8" w:sz="4" w:space="0"/>
-            </w:tcBorders>
             <w:shd w:val="clear" w:color="auto" w:fill="auto"/>
             <w:noWrap/>
             <w:vAlign w:val="center"/>
@@ -28396,12 +27495,6 @@
         <w:tc>
           <w:tcPr>
             <w:tcW w:w="2623" w:type="dxa"/>
-            <w:tcBorders>
-              <w:top w:val="single" w:color="D7D7D7" w:themeColor="background1" w:themeShade="D8" w:sz="4" w:space="0"/>
-              <w:left w:val="single" w:color="D7D7D7" w:themeColor="background1" w:themeShade="D8" w:sz="4" w:space="0"/>
-              <w:bottom w:val="single" w:color="D7D7D7" w:themeColor="background1" w:themeShade="D8" w:sz="4" w:space="0"/>
-              <w:right w:val="single" w:color="D7D7D7" w:themeColor="background1" w:themeShade="D8" w:sz="4" w:space="0"/>
-            </w:tcBorders>
             <w:shd w:val="clear" w:color="auto" w:fill="auto"/>
             <w:noWrap/>
             <w:vAlign w:val="center"/>
@@ -28480,12 +27573,6 @@
           <w:tcPr>
             <w:tcW w:w="3445" w:type="dxa"/>
             <w:vMerge w:val="continue"/>
-            <w:tcBorders>
-              <w:top w:val="single" w:color="D7D7D7" w:themeColor="background1" w:themeShade="D8" w:sz="4" w:space="0"/>
-              <w:left w:val="single" w:color="D7D7D7" w:themeColor="background1" w:themeShade="D8" w:sz="4" w:space="0"/>
-              <w:bottom w:val="single" w:color="D7D7D7" w:themeColor="background1" w:themeShade="D8" w:sz="4" w:space="0"/>
-              <w:right w:val="single" w:color="D7D7D7" w:themeColor="background1" w:themeShade="D8" w:sz="4" w:space="0"/>
-            </w:tcBorders>
             <w:shd w:val="clear" w:color="auto" w:fill="auto"/>
             <w:noWrap/>
             <w:vAlign w:val="center"/>
@@ -28506,12 +27593,12 @@
       <w:tr>
         <w:tblPrEx>
           <w:tblBorders>
-            <w:top w:val="single" w:color="A4A4A4" w:sz="4" w:space="0"/>
-            <w:left w:val="none" w:color="auto" w:sz="0" w:space="0"/>
-            <w:bottom w:val="single" w:color="A4A4A4" w:sz="4" w:space="0"/>
-            <w:right w:val="none" w:color="auto" w:sz="0" w:space="0"/>
-            <w:insideH w:val="single" w:color="A4A4A4" w:sz="4" w:space="0"/>
-            <w:insideV w:val="single" w:color="A4A4A4" w:sz="4" w:space="0"/>
+            <w:top w:val="single" w:color="D7D7D7" w:sz="4" w:space="0"/>
+            <w:left w:val="single" w:color="D7D7D7" w:sz="4" w:space="0"/>
+            <w:bottom w:val="single" w:color="D7D7D7" w:sz="4" w:space="0"/>
+            <w:right w:val="single" w:color="D7D7D7" w:sz="4" w:space="0"/>
+            <w:insideH w:val="single" w:color="D7D7D7" w:sz="4" w:space="0"/>
+            <w:insideV w:val="single" w:color="D7D7D7" w:sz="4" w:space="0"/>
           </w:tblBorders>
           <w:tblCellMar>
             <w:top w:w="0" w:type="dxa"/>
@@ -28527,12 +27614,6 @@
           <w:tcPr>
             <w:tcW w:w="1434" w:type="dxa"/>
             <w:vMerge w:val="continue"/>
-            <w:tcBorders>
-              <w:top w:val="single" w:color="D7D7D7" w:themeColor="background1" w:themeShade="D8" w:sz="4" w:space="0"/>
-              <w:left w:val="single" w:color="D7D7D7" w:themeColor="background1" w:themeShade="D8" w:sz="4" w:space="0"/>
-              <w:bottom w:val="single" w:color="D7D7D7" w:themeColor="background1" w:themeShade="D8" w:sz="4" w:space="0"/>
-              <w:right w:val="single" w:color="D7D7D7" w:themeColor="background1" w:themeShade="D8" w:sz="4" w:space="0"/>
-            </w:tcBorders>
             <w:shd w:val="clear" w:color="auto" w:fill="auto"/>
             <w:vAlign w:val="center"/>
           </w:tcPr>
@@ -28552,12 +27633,6 @@
         <w:tc>
           <w:tcPr>
             <w:tcW w:w="2436" w:type="dxa"/>
-            <w:tcBorders>
-              <w:top w:val="single" w:color="D7D7D7" w:themeColor="background1" w:themeShade="D8" w:sz="4" w:space="0"/>
-              <w:left w:val="single" w:color="D7D7D7" w:themeColor="background1" w:themeShade="D8" w:sz="4" w:space="0"/>
-              <w:bottom w:val="single" w:color="D7D7D7" w:themeColor="background1" w:themeShade="D8" w:sz="4" w:space="0"/>
-              <w:right w:val="single" w:color="D7D7D7" w:themeColor="background1" w:themeShade="D8" w:sz="4" w:space="0"/>
-            </w:tcBorders>
             <w:shd w:val="clear" w:color="auto" w:fill="auto"/>
             <w:noWrap/>
             <w:vAlign w:val="center"/>
@@ -28586,12 +27661,6 @@
         <w:tc>
           <w:tcPr>
             <w:tcW w:w="2623" w:type="dxa"/>
-            <w:tcBorders>
-              <w:top w:val="single" w:color="D7D7D7" w:themeColor="background1" w:themeShade="D8" w:sz="4" w:space="0"/>
-              <w:left w:val="single" w:color="D7D7D7" w:themeColor="background1" w:themeShade="D8" w:sz="4" w:space="0"/>
-              <w:bottom w:val="single" w:color="D7D7D7" w:themeColor="background1" w:themeShade="D8" w:sz="4" w:space="0"/>
-              <w:right w:val="single" w:color="D7D7D7" w:themeColor="background1" w:themeShade="D8" w:sz="4" w:space="0"/>
-            </w:tcBorders>
             <w:shd w:val="clear" w:color="auto" w:fill="auto"/>
             <w:noWrap/>
             <w:vAlign w:val="center"/>
@@ -28672,12 +27741,6 @@
           <w:tcPr>
             <w:tcW w:w="3445" w:type="dxa"/>
             <w:vMerge w:val="continue"/>
-            <w:tcBorders>
-              <w:top w:val="single" w:color="D7D7D7" w:themeColor="background1" w:themeShade="D8" w:sz="4" w:space="0"/>
-              <w:left w:val="single" w:color="D7D7D7" w:themeColor="background1" w:themeShade="D8" w:sz="4" w:space="0"/>
-              <w:bottom w:val="single" w:color="D7D7D7" w:themeColor="background1" w:themeShade="D8" w:sz="4" w:space="0"/>
-              <w:right w:val="single" w:color="D7D7D7" w:themeColor="background1" w:themeShade="D8" w:sz="4" w:space="0"/>
-            </w:tcBorders>
             <w:shd w:val="clear" w:color="auto" w:fill="auto"/>
             <w:noWrap/>
             <w:vAlign w:val="center"/>
@@ -28698,12 +27761,12 @@
       <w:tr>
         <w:tblPrEx>
           <w:tblBorders>
-            <w:top w:val="single" w:color="A4A4A4" w:sz="4" w:space="0"/>
-            <w:left w:val="none" w:color="auto" w:sz="0" w:space="0"/>
-            <w:bottom w:val="single" w:color="A4A4A4" w:sz="4" w:space="0"/>
-            <w:right w:val="none" w:color="auto" w:sz="0" w:space="0"/>
-            <w:insideH w:val="single" w:color="A4A4A4" w:sz="4" w:space="0"/>
-            <w:insideV w:val="single" w:color="A4A4A4" w:sz="4" w:space="0"/>
+            <w:top w:val="single" w:color="D7D7D7" w:sz="4" w:space="0"/>
+            <w:left w:val="single" w:color="D7D7D7" w:sz="4" w:space="0"/>
+            <w:bottom w:val="single" w:color="D7D7D7" w:sz="4" w:space="0"/>
+            <w:right w:val="single" w:color="D7D7D7" w:sz="4" w:space="0"/>
+            <w:insideH w:val="single" w:color="D7D7D7" w:sz="4" w:space="0"/>
+            <w:insideV w:val="single" w:color="D7D7D7" w:sz="4" w:space="0"/>
           </w:tblBorders>
           <w:tblCellMar>
             <w:top w:w="0" w:type="dxa"/>
@@ -28719,12 +27782,6 @@
           <w:tcPr>
             <w:tcW w:w="1434" w:type="dxa"/>
             <w:vMerge w:val="continue"/>
-            <w:tcBorders>
-              <w:top w:val="single" w:color="D7D7D7" w:themeColor="background1" w:themeShade="D8" w:sz="4" w:space="0"/>
-              <w:left w:val="single" w:color="D7D7D7" w:themeColor="background1" w:themeShade="D8" w:sz="4" w:space="0"/>
-              <w:bottom w:val="single" w:color="D7D7D7" w:themeColor="background1" w:themeShade="D8" w:sz="4" w:space="0"/>
-              <w:right w:val="single" w:color="D7D7D7" w:themeColor="background1" w:themeShade="D8" w:sz="4" w:space="0"/>
-            </w:tcBorders>
             <w:shd w:val="clear" w:color="auto" w:fill="auto"/>
             <w:vAlign w:val="center"/>
           </w:tcPr>
@@ -28744,12 +27801,6 @@
         <w:tc>
           <w:tcPr>
             <w:tcW w:w="2436" w:type="dxa"/>
-            <w:tcBorders>
-              <w:top w:val="single" w:color="D7D7D7" w:themeColor="background1" w:themeShade="D8" w:sz="4" w:space="0"/>
-              <w:left w:val="single" w:color="D7D7D7" w:themeColor="background1" w:themeShade="D8" w:sz="4" w:space="0"/>
-              <w:bottom w:val="single" w:color="D7D7D7" w:themeColor="background1" w:themeShade="D8" w:sz="4" w:space="0"/>
-              <w:right w:val="single" w:color="D7D7D7" w:themeColor="background1" w:themeShade="D8" w:sz="4" w:space="0"/>
-            </w:tcBorders>
             <w:shd w:val="clear" w:color="auto" w:fill="auto"/>
             <w:noWrap/>
             <w:vAlign w:val="center"/>
@@ -28778,12 +27829,6 @@
         <w:tc>
           <w:tcPr>
             <w:tcW w:w="2623" w:type="dxa"/>
-            <w:tcBorders>
-              <w:top w:val="single" w:color="D7D7D7" w:themeColor="background1" w:themeShade="D8" w:sz="4" w:space="0"/>
-              <w:left w:val="single" w:color="D7D7D7" w:themeColor="background1" w:themeShade="D8" w:sz="4" w:space="0"/>
-              <w:bottom w:val="single" w:color="D7D7D7" w:themeColor="background1" w:themeShade="D8" w:sz="4" w:space="0"/>
-              <w:right w:val="single" w:color="D7D7D7" w:themeColor="background1" w:themeShade="D8" w:sz="4" w:space="0"/>
-            </w:tcBorders>
             <w:shd w:val="clear" w:color="auto" w:fill="auto"/>
             <w:noWrap/>
             <w:vAlign w:val="center"/>
@@ -28864,12 +27909,6 @@
           <w:tcPr>
             <w:tcW w:w="3445" w:type="dxa"/>
             <w:vMerge w:val="continue"/>
-            <w:tcBorders>
-              <w:top w:val="single" w:color="D7D7D7" w:themeColor="background1" w:themeShade="D8" w:sz="4" w:space="0"/>
-              <w:left w:val="single" w:color="D7D7D7" w:themeColor="background1" w:themeShade="D8" w:sz="4" w:space="0"/>
-              <w:bottom w:val="single" w:color="D7D7D7" w:themeColor="background1" w:themeShade="D8" w:sz="4" w:space="0"/>
-              <w:right w:val="single" w:color="D7D7D7" w:themeColor="background1" w:themeShade="D8" w:sz="4" w:space="0"/>
-            </w:tcBorders>
             <w:shd w:val="clear" w:color="auto" w:fill="auto"/>
             <w:noWrap/>
             <w:vAlign w:val="center"/>
@@ -28890,12 +27929,12 @@
       <w:tr>
         <w:tblPrEx>
           <w:tblBorders>
-            <w:top w:val="single" w:color="A4A4A4" w:sz="4" w:space="0"/>
-            <w:left w:val="none" w:color="auto" w:sz="0" w:space="0"/>
-            <w:bottom w:val="single" w:color="A4A4A4" w:sz="4" w:space="0"/>
-            <w:right w:val="none" w:color="auto" w:sz="0" w:space="0"/>
-            <w:insideH w:val="single" w:color="A4A4A4" w:sz="4" w:space="0"/>
-            <w:insideV w:val="single" w:color="A4A4A4" w:sz="4" w:space="0"/>
+            <w:top w:val="single" w:color="D7D7D7" w:sz="4" w:space="0"/>
+            <w:left w:val="single" w:color="D7D7D7" w:sz="4" w:space="0"/>
+            <w:bottom w:val="single" w:color="D7D7D7" w:sz="4" w:space="0"/>
+            <w:right w:val="single" w:color="D7D7D7" w:sz="4" w:space="0"/>
+            <w:insideH w:val="single" w:color="D7D7D7" w:sz="4" w:space="0"/>
+            <w:insideV w:val="single" w:color="D7D7D7" w:sz="4" w:space="0"/>
           </w:tblBorders>
           <w:tblCellMar>
             <w:top w:w="0" w:type="dxa"/>
@@ -28911,12 +27950,6 @@
           <w:tcPr>
             <w:tcW w:w="1434" w:type="dxa"/>
             <w:vMerge w:val="continue"/>
-            <w:tcBorders>
-              <w:top w:val="single" w:color="D7D7D7" w:themeColor="background1" w:themeShade="D8" w:sz="4" w:space="0"/>
-              <w:left w:val="single" w:color="D7D7D7" w:themeColor="background1" w:themeShade="D8" w:sz="4" w:space="0"/>
-              <w:bottom w:val="single" w:color="D7D7D7" w:themeColor="background1" w:themeShade="D8" w:sz="4" w:space="0"/>
-              <w:right w:val="single" w:color="D7D7D7" w:themeColor="background1" w:themeShade="D8" w:sz="4" w:space="0"/>
-            </w:tcBorders>
             <w:shd w:val="clear" w:color="auto" w:fill="auto"/>
             <w:vAlign w:val="center"/>
           </w:tcPr>
@@ -28936,12 +27969,6 @@
         <w:tc>
           <w:tcPr>
             <w:tcW w:w="2436" w:type="dxa"/>
-            <w:tcBorders>
-              <w:top w:val="single" w:color="D7D7D7" w:themeColor="background1" w:themeShade="D8" w:sz="4" w:space="0"/>
-              <w:left w:val="single" w:color="D7D7D7" w:themeColor="background1" w:themeShade="D8" w:sz="4" w:space="0"/>
-              <w:bottom w:val="single" w:color="D7D7D7" w:themeColor="background1" w:themeShade="D8" w:sz="4" w:space="0"/>
-              <w:right w:val="single" w:color="D7D7D7" w:themeColor="background1" w:themeShade="D8" w:sz="4" w:space="0"/>
-            </w:tcBorders>
             <w:shd w:val="clear" w:color="auto" w:fill="auto"/>
             <w:noWrap/>
             <w:vAlign w:val="center"/>
@@ -28970,12 +27997,6 @@
         <w:tc>
           <w:tcPr>
             <w:tcW w:w="2623" w:type="dxa"/>
-            <w:tcBorders>
-              <w:top w:val="single" w:color="D7D7D7" w:themeColor="background1" w:themeShade="D8" w:sz="4" w:space="0"/>
-              <w:left w:val="single" w:color="D7D7D7" w:themeColor="background1" w:themeShade="D8" w:sz="4" w:space="0"/>
-              <w:bottom w:val="single" w:color="D7D7D7" w:themeColor="background1" w:themeShade="D8" w:sz="4" w:space="0"/>
-              <w:right w:val="single" w:color="D7D7D7" w:themeColor="background1" w:themeShade="D8" w:sz="4" w:space="0"/>
-            </w:tcBorders>
             <w:shd w:val="clear" w:color="auto" w:fill="auto"/>
             <w:noWrap/>
             <w:vAlign w:val="center"/>
@@ -29054,12 +28075,6 @@
           <w:tcPr>
             <w:tcW w:w="3445" w:type="dxa"/>
             <w:vMerge w:val="continue"/>
-            <w:tcBorders>
-              <w:top w:val="single" w:color="D7D7D7" w:themeColor="background1" w:themeShade="D8" w:sz="4" w:space="0"/>
-              <w:left w:val="single" w:color="D7D7D7" w:themeColor="background1" w:themeShade="D8" w:sz="4" w:space="0"/>
-              <w:bottom w:val="single" w:color="D7D7D7" w:themeColor="background1" w:themeShade="D8" w:sz="4" w:space="0"/>
-              <w:right w:val="single" w:color="D7D7D7" w:themeColor="background1" w:themeShade="D8" w:sz="4" w:space="0"/>
-            </w:tcBorders>
             <w:shd w:val="clear" w:color="auto" w:fill="auto"/>
             <w:noWrap/>
             <w:vAlign w:val="center"/>
@@ -29080,12 +28095,12 @@
       <w:tr>
         <w:tblPrEx>
           <w:tblBorders>
-            <w:top w:val="single" w:color="A4A4A4" w:sz="4" w:space="0"/>
-            <w:left w:val="none" w:color="auto" w:sz="0" w:space="0"/>
-            <w:bottom w:val="single" w:color="A4A4A4" w:sz="4" w:space="0"/>
-            <w:right w:val="none" w:color="auto" w:sz="0" w:space="0"/>
-            <w:insideH w:val="single" w:color="A4A4A4" w:sz="4" w:space="0"/>
-            <w:insideV w:val="single" w:color="A4A4A4" w:sz="4" w:space="0"/>
+            <w:top w:val="single" w:color="D7D7D7" w:sz="4" w:space="0"/>
+            <w:left w:val="single" w:color="D7D7D7" w:sz="4" w:space="0"/>
+            <w:bottom w:val="single" w:color="D7D7D7" w:sz="4" w:space="0"/>
+            <w:right w:val="single" w:color="D7D7D7" w:sz="4" w:space="0"/>
+            <w:insideH w:val="single" w:color="D7D7D7" w:sz="4" w:space="0"/>
+            <w:insideV w:val="single" w:color="D7D7D7" w:sz="4" w:space="0"/>
           </w:tblBorders>
           <w:tblCellMar>
             <w:top w:w="0" w:type="dxa"/>
@@ -29101,12 +28116,6 @@
           <w:tcPr>
             <w:tcW w:w="1434" w:type="dxa"/>
             <w:vMerge w:val="continue"/>
-            <w:tcBorders>
-              <w:top w:val="single" w:color="D7D7D7" w:themeColor="background1" w:themeShade="D8" w:sz="4" w:space="0"/>
-              <w:left w:val="single" w:color="D7D7D7" w:themeColor="background1" w:themeShade="D8" w:sz="4" w:space="0"/>
-              <w:bottom w:val="single" w:color="D7D7D7" w:themeColor="background1" w:themeShade="D8" w:sz="4" w:space="0"/>
-              <w:right w:val="single" w:color="D7D7D7" w:themeColor="background1" w:themeShade="D8" w:sz="4" w:space="0"/>
-            </w:tcBorders>
             <w:shd w:val="clear" w:color="auto" w:fill="auto"/>
             <w:vAlign w:val="center"/>
           </w:tcPr>
@@ -29126,12 +28135,6 @@
         <w:tc>
           <w:tcPr>
             <w:tcW w:w="2436" w:type="dxa"/>
-            <w:tcBorders>
-              <w:top w:val="single" w:color="D7D7D7" w:themeColor="background1" w:themeShade="D8" w:sz="4" w:space="0"/>
-              <w:left w:val="single" w:color="D7D7D7" w:themeColor="background1" w:themeShade="D8" w:sz="4" w:space="0"/>
-              <w:bottom w:val="single" w:color="D7D7D7" w:themeColor="background1" w:themeShade="D8" w:sz="4" w:space="0"/>
-              <w:right w:val="single" w:color="D7D7D7" w:themeColor="background1" w:themeShade="D8" w:sz="4" w:space="0"/>
-            </w:tcBorders>
             <w:shd w:val="clear" w:color="auto" w:fill="auto"/>
             <w:noWrap/>
             <w:vAlign w:val="center"/>
@@ -29160,12 +28163,6 @@
         <w:tc>
           <w:tcPr>
             <w:tcW w:w="2623" w:type="dxa"/>
-            <w:tcBorders>
-              <w:top w:val="single" w:color="D7D7D7" w:themeColor="background1" w:themeShade="D8" w:sz="4" w:space="0"/>
-              <w:left w:val="single" w:color="D7D7D7" w:themeColor="background1" w:themeShade="D8" w:sz="4" w:space="0"/>
-              <w:bottom w:val="single" w:color="D7D7D7" w:themeColor="background1" w:themeShade="D8" w:sz="4" w:space="0"/>
-              <w:right w:val="single" w:color="D7D7D7" w:themeColor="background1" w:themeShade="D8" w:sz="4" w:space="0"/>
-            </w:tcBorders>
             <w:shd w:val="clear" w:color="auto" w:fill="auto"/>
             <w:noWrap/>
             <w:vAlign w:val="center"/>
@@ -29244,12 +28241,6 @@
           <w:tcPr>
             <w:tcW w:w="3445" w:type="dxa"/>
             <w:vMerge w:val="continue"/>
-            <w:tcBorders>
-              <w:top w:val="single" w:color="D7D7D7" w:themeColor="background1" w:themeShade="D8" w:sz="4" w:space="0"/>
-              <w:left w:val="single" w:color="D7D7D7" w:themeColor="background1" w:themeShade="D8" w:sz="4" w:space="0"/>
-              <w:bottom w:val="single" w:color="D7D7D7" w:themeColor="background1" w:themeShade="D8" w:sz="4" w:space="0"/>
-              <w:right w:val="single" w:color="D7D7D7" w:themeColor="background1" w:themeShade="D8" w:sz="4" w:space="0"/>
-            </w:tcBorders>
             <w:shd w:val="clear" w:color="auto" w:fill="auto"/>
             <w:noWrap/>
             <w:vAlign w:val="center"/>
@@ -29270,12 +28261,12 @@
       <w:tr>
         <w:tblPrEx>
           <w:tblBorders>
-            <w:top w:val="single" w:color="A4A4A4" w:sz="4" w:space="0"/>
-            <w:left w:val="none" w:color="auto" w:sz="0" w:space="0"/>
-            <w:bottom w:val="single" w:color="A4A4A4" w:sz="4" w:space="0"/>
-            <w:right w:val="none" w:color="auto" w:sz="0" w:space="0"/>
-            <w:insideH w:val="single" w:color="A4A4A4" w:sz="4" w:space="0"/>
-            <w:insideV w:val="single" w:color="A4A4A4" w:sz="4" w:space="0"/>
+            <w:top w:val="single" w:color="D7D7D7" w:sz="4" w:space="0"/>
+            <w:left w:val="single" w:color="D7D7D7" w:sz="4" w:space="0"/>
+            <w:bottom w:val="single" w:color="D7D7D7" w:sz="4" w:space="0"/>
+            <w:right w:val="single" w:color="D7D7D7" w:sz="4" w:space="0"/>
+            <w:insideH w:val="single" w:color="D7D7D7" w:sz="4" w:space="0"/>
+            <w:insideV w:val="single" w:color="D7D7D7" w:sz="4" w:space="0"/>
           </w:tblBorders>
           <w:tblCellMar>
             <w:top w:w="0" w:type="dxa"/>
@@ -29291,12 +28282,6 @@
           <w:tcPr>
             <w:tcW w:w="1434" w:type="dxa"/>
             <w:vMerge w:val="continue"/>
-            <w:tcBorders>
-              <w:top w:val="single" w:color="D7D7D7" w:themeColor="background1" w:themeShade="D8" w:sz="4" w:space="0"/>
-              <w:left w:val="single" w:color="D7D7D7" w:themeColor="background1" w:themeShade="D8" w:sz="4" w:space="0"/>
-              <w:bottom w:val="single" w:color="D7D7D7" w:themeColor="background1" w:themeShade="D8" w:sz="4" w:space="0"/>
-              <w:right w:val="single" w:color="D7D7D7" w:themeColor="background1" w:themeShade="D8" w:sz="4" w:space="0"/>
-            </w:tcBorders>
             <w:shd w:val="clear" w:color="auto" w:fill="auto"/>
             <w:vAlign w:val="center"/>
           </w:tcPr>
@@ -29316,12 +28301,6 @@
         <w:tc>
           <w:tcPr>
             <w:tcW w:w="2436" w:type="dxa"/>
-            <w:tcBorders>
-              <w:top w:val="single" w:color="D7D7D7" w:themeColor="background1" w:themeShade="D8" w:sz="4" w:space="0"/>
-              <w:left w:val="single" w:color="D7D7D7" w:themeColor="background1" w:themeShade="D8" w:sz="4" w:space="0"/>
-              <w:bottom w:val="single" w:color="D7D7D7" w:themeColor="background1" w:themeShade="D8" w:sz="4" w:space="0"/>
-              <w:right w:val="single" w:color="D7D7D7" w:themeColor="background1" w:themeShade="D8" w:sz="4" w:space="0"/>
-            </w:tcBorders>
             <w:shd w:val="clear" w:color="auto" w:fill="auto"/>
             <w:noWrap/>
             <w:vAlign w:val="center"/>
@@ -29350,12 +28329,6 @@
         <w:tc>
           <w:tcPr>
             <w:tcW w:w="2623" w:type="dxa"/>
-            <w:tcBorders>
-              <w:top w:val="single" w:color="D7D7D7" w:themeColor="background1" w:themeShade="D8" w:sz="4" w:space="0"/>
-              <w:left w:val="single" w:color="D7D7D7" w:themeColor="background1" w:themeShade="D8" w:sz="4" w:space="0"/>
-              <w:bottom w:val="single" w:color="D7D7D7" w:themeColor="background1" w:themeShade="D8" w:sz="4" w:space="0"/>
-              <w:right w:val="single" w:color="D7D7D7" w:themeColor="background1" w:themeShade="D8" w:sz="4" w:space="0"/>
-            </w:tcBorders>
             <w:shd w:val="clear" w:color="auto" w:fill="auto"/>
             <w:noWrap/>
             <w:vAlign w:val="center"/>
@@ -29448,12 +28421,6 @@
           <w:tcPr>
             <w:tcW w:w="3445" w:type="dxa"/>
             <w:vMerge w:val="continue"/>
-            <w:tcBorders>
-              <w:top w:val="single" w:color="D7D7D7" w:themeColor="background1" w:themeShade="D8" w:sz="4" w:space="0"/>
-              <w:left w:val="single" w:color="D7D7D7" w:themeColor="background1" w:themeShade="D8" w:sz="4" w:space="0"/>
-              <w:bottom w:val="single" w:color="D7D7D7" w:themeColor="background1" w:themeShade="D8" w:sz="4" w:space="0"/>
-              <w:right w:val="single" w:color="D7D7D7" w:themeColor="background1" w:themeShade="D8" w:sz="4" w:space="0"/>
-            </w:tcBorders>
             <w:shd w:val="clear" w:color="auto" w:fill="auto"/>
             <w:noWrap/>
             <w:vAlign w:val="center"/>
@@ -29474,12 +28441,12 @@
       <w:tr>
         <w:tblPrEx>
           <w:tblBorders>
-            <w:top w:val="single" w:color="A4A4A4" w:sz="4" w:space="0"/>
-            <w:left w:val="none" w:color="auto" w:sz="0" w:space="0"/>
-            <w:bottom w:val="single" w:color="A4A4A4" w:sz="4" w:space="0"/>
-            <w:right w:val="none" w:color="auto" w:sz="0" w:space="0"/>
-            <w:insideH w:val="single" w:color="A4A4A4" w:sz="4" w:space="0"/>
-            <w:insideV w:val="single" w:color="A4A4A4" w:sz="4" w:space="0"/>
+            <w:top w:val="single" w:color="D7D7D7" w:sz="4" w:space="0"/>
+            <w:left w:val="single" w:color="D7D7D7" w:sz="4" w:space="0"/>
+            <w:bottom w:val="single" w:color="D7D7D7" w:sz="4" w:space="0"/>
+            <w:right w:val="single" w:color="D7D7D7" w:sz="4" w:space="0"/>
+            <w:insideH w:val="single" w:color="D7D7D7" w:sz="4" w:space="0"/>
+            <w:insideV w:val="single" w:color="D7D7D7" w:sz="4" w:space="0"/>
           </w:tblBorders>
           <w:tblCellMar>
             <w:top w:w="0" w:type="dxa"/>
@@ -29495,12 +28462,6 @@
           <w:tcPr>
             <w:tcW w:w="1434" w:type="dxa"/>
             <w:vMerge w:val="continue"/>
-            <w:tcBorders>
-              <w:top w:val="single" w:color="D7D7D7" w:themeColor="background1" w:themeShade="D8" w:sz="4" w:space="0"/>
-              <w:left w:val="single" w:color="D7D7D7" w:themeColor="background1" w:themeShade="D8" w:sz="4" w:space="0"/>
-              <w:bottom w:val="single" w:color="D7D7D7" w:themeColor="background1" w:themeShade="D8" w:sz="4" w:space="0"/>
-              <w:right w:val="single" w:color="D7D7D7" w:themeColor="background1" w:themeShade="D8" w:sz="4" w:space="0"/>
-            </w:tcBorders>
             <w:shd w:val="clear" w:color="auto" w:fill="auto"/>
             <w:vAlign w:val="center"/>
           </w:tcPr>
@@ -29520,12 +28481,6 @@
         <w:tc>
           <w:tcPr>
             <w:tcW w:w="2436" w:type="dxa"/>
-            <w:tcBorders>
-              <w:top w:val="single" w:color="D7D7D7" w:themeColor="background1" w:themeShade="D8" w:sz="4" w:space="0"/>
-              <w:left w:val="single" w:color="D7D7D7" w:themeColor="background1" w:themeShade="D8" w:sz="4" w:space="0"/>
-              <w:bottom w:val="single" w:color="D7D7D7" w:themeColor="background1" w:themeShade="D8" w:sz="4" w:space="0"/>
-              <w:right w:val="single" w:color="D7D7D7" w:themeColor="background1" w:themeShade="D8" w:sz="4" w:space="0"/>
-            </w:tcBorders>
             <w:shd w:val="clear" w:color="auto" w:fill="auto"/>
             <w:noWrap/>
             <w:vAlign w:val="center"/>
@@ -29554,12 +28509,6 @@
         <w:tc>
           <w:tcPr>
             <w:tcW w:w="2623" w:type="dxa"/>
-            <w:tcBorders>
-              <w:top w:val="single" w:color="D7D7D7" w:themeColor="background1" w:themeShade="D8" w:sz="4" w:space="0"/>
-              <w:left w:val="single" w:color="D7D7D7" w:themeColor="background1" w:themeShade="D8" w:sz="4" w:space="0"/>
-              <w:bottom w:val="single" w:color="D7D7D7" w:themeColor="background1" w:themeShade="D8" w:sz="4" w:space="0"/>
-              <w:right w:val="single" w:color="D7D7D7" w:themeColor="background1" w:themeShade="D8" w:sz="4" w:space="0"/>
-            </w:tcBorders>
             <w:shd w:val="clear" w:color="auto" w:fill="auto"/>
             <w:noWrap/>
             <w:vAlign w:val="center"/>
@@ -29638,12 +28587,6 @@
           <w:tcPr>
             <w:tcW w:w="3445" w:type="dxa"/>
             <w:vMerge w:val="continue"/>
-            <w:tcBorders>
-              <w:top w:val="single" w:color="D7D7D7" w:themeColor="background1" w:themeShade="D8" w:sz="4" w:space="0"/>
-              <w:left w:val="single" w:color="D7D7D7" w:themeColor="background1" w:themeShade="D8" w:sz="4" w:space="0"/>
-              <w:bottom w:val="single" w:color="D7D7D7" w:themeColor="background1" w:themeShade="D8" w:sz="4" w:space="0"/>
-              <w:right w:val="single" w:color="D7D7D7" w:themeColor="background1" w:themeShade="D8" w:sz="4" w:space="0"/>
-            </w:tcBorders>
             <w:shd w:val="clear" w:color="auto" w:fill="auto"/>
             <w:noWrap/>
             <w:vAlign w:val="center"/>
@@ -29664,12 +28607,12 @@
       <w:tr>
         <w:tblPrEx>
           <w:tblBorders>
-            <w:top w:val="single" w:color="A4A4A4" w:sz="4" w:space="0"/>
-            <w:left w:val="none" w:color="auto" w:sz="0" w:space="0"/>
-            <w:bottom w:val="single" w:color="A4A4A4" w:sz="4" w:space="0"/>
-            <w:right w:val="none" w:color="auto" w:sz="0" w:space="0"/>
-            <w:insideH w:val="single" w:color="A4A4A4" w:sz="4" w:space="0"/>
-            <w:insideV w:val="single" w:color="A4A4A4" w:sz="4" w:space="0"/>
+            <w:top w:val="single" w:color="D7D7D7" w:sz="4" w:space="0"/>
+            <w:left w:val="single" w:color="D7D7D7" w:sz="4" w:space="0"/>
+            <w:bottom w:val="single" w:color="D7D7D7" w:sz="4" w:space="0"/>
+            <w:right w:val="single" w:color="D7D7D7" w:sz="4" w:space="0"/>
+            <w:insideH w:val="single" w:color="D7D7D7" w:sz="4" w:space="0"/>
+            <w:insideV w:val="single" w:color="D7D7D7" w:sz="4" w:space="0"/>
           </w:tblBorders>
           <w:tblCellMar>
             <w:top w:w="0" w:type="dxa"/>
@@ -29685,12 +28628,6 @@
           <w:tcPr>
             <w:tcW w:w="1434" w:type="dxa"/>
             <w:vMerge w:val="continue"/>
-            <w:tcBorders>
-              <w:top w:val="single" w:color="D7D7D7" w:themeColor="background1" w:themeShade="D8" w:sz="4" w:space="0"/>
-              <w:left w:val="single" w:color="D7D7D7" w:themeColor="background1" w:themeShade="D8" w:sz="4" w:space="0"/>
-              <w:bottom w:val="single" w:color="D7D7D7" w:themeColor="background1" w:themeShade="D8" w:sz="4" w:space="0"/>
-              <w:right w:val="single" w:color="D7D7D7" w:themeColor="background1" w:themeShade="D8" w:sz="4" w:space="0"/>
-            </w:tcBorders>
             <w:shd w:val="clear" w:color="auto" w:fill="auto"/>
             <w:noWrap/>
             <w:vAlign w:val="center"/>
@@ -29716,12 +28653,6 @@
           <w:tcPr>
             <w:tcW w:w="8504" w:type="dxa"/>
             <w:gridSpan w:val="3"/>
-            <w:tcBorders>
-              <w:top w:val="single" w:color="D7D7D7" w:themeColor="background1" w:themeShade="D8" w:sz="4" w:space="0"/>
-              <w:left w:val="single" w:color="D7D7D7" w:themeColor="background1" w:themeShade="D8" w:sz="4" w:space="0"/>
-              <w:bottom w:val="single" w:color="D7D7D7" w:themeColor="background1" w:themeShade="D8" w:sz="4" w:space="0"/>
-              <w:right w:val="single" w:color="D7D7D7" w:themeColor="background1" w:themeShade="D8" w:sz="4" w:space="0"/>
-            </w:tcBorders>
             <w:shd w:val="clear" w:color="auto" w:fill="auto"/>
             <w:noWrap/>
             <w:vAlign w:val="center"/>
@@ -29751,12 +28682,12 @@
       <w:tr>
         <w:tblPrEx>
           <w:tblBorders>
-            <w:top w:val="single" w:color="A4A4A4" w:sz="4" w:space="0"/>
-            <w:left w:val="none" w:color="auto" w:sz="0" w:space="0"/>
-            <w:bottom w:val="single" w:color="A4A4A4" w:sz="4" w:space="0"/>
-            <w:right w:val="none" w:color="auto" w:sz="0" w:space="0"/>
-            <w:insideH w:val="single" w:color="A4A4A4" w:sz="4" w:space="0"/>
-            <w:insideV w:val="single" w:color="A4A4A4" w:sz="4" w:space="0"/>
+            <w:top w:val="single" w:color="D7D7D7" w:sz="4" w:space="0"/>
+            <w:left w:val="single" w:color="D7D7D7" w:sz="4" w:space="0"/>
+            <w:bottom w:val="single" w:color="D7D7D7" w:sz="4" w:space="0"/>
+            <w:right w:val="single" w:color="D7D7D7" w:sz="4" w:space="0"/>
+            <w:insideH w:val="single" w:color="D7D7D7" w:sz="4" w:space="0"/>
+            <w:insideV w:val="single" w:color="D7D7D7" w:sz="4" w:space="0"/>
           </w:tblBorders>
           <w:tblCellMar>
             <w:top w:w="0" w:type="dxa"/>
@@ -29772,12 +28703,6 @@
           <w:tcPr>
             <w:tcW w:w="1434" w:type="dxa"/>
             <w:vMerge w:val="continue"/>
-            <w:tcBorders>
-              <w:top w:val="single" w:color="D7D7D7" w:themeColor="background1" w:themeShade="D8" w:sz="4" w:space="0"/>
-              <w:left w:val="single" w:color="D7D7D7" w:themeColor="background1" w:themeShade="D8" w:sz="4" w:space="0"/>
-              <w:bottom w:val="single" w:color="D7D7D7" w:themeColor="background1" w:themeShade="D8" w:sz="4" w:space="0"/>
-              <w:right w:val="single" w:color="D7D7D7" w:themeColor="background1" w:themeShade="D8" w:sz="4" w:space="0"/>
-            </w:tcBorders>
             <w:shd w:val="clear" w:color="auto" w:fill="auto"/>
             <w:noWrap/>
             <w:vAlign w:val="center"/>
@@ -29801,12 +28726,6 @@
         <w:tc>
           <w:tcPr>
             <w:tcW w:w="2436" w:type="dxa"/>
-            <w:tcBorders>
-              <w:top w:val="single" w:color="D7D7D7" w:themeColor="background1" w:themeShade="D8" w:sz="4" w:space="0"/>
-              <w:left w:val="single" w:color="D7D7D7" w:themeColor="background1" w:themeShade="D8" w:sz="4" w:space="0"/>
-              <w:bottom w:val="single" w:color="D7D7D7" w:themeColor="background1" w:themeShade="D8" w:sz="4" w:space="0"/>
-              <w:right w:val="single" w:color="D7D7D7" w:themeColor="background1" w:themeShade="D8" w:sz="4" w:space="0"/>
-            </w:tcBorders>
             <w:shd w:val="clear" w:color="auto" w:fill="auto"/>
             <w:noWrap/>
             <w:vAlign w:val="center"/>
@@ -29849,12 +28768,6 @@
         <w:tc>
           <w:tcPr>
             <w:tcW w:w="2623" w:type="dxa"/>
-            <w:tcBorders>
-              <w:top w:val="single" w:color="D7D7D7" w:themeColor="background1" w:themeShade="D8" w:sz="4" w:space="0"/>
-              <w:left w:val="single" w:color="D7D7D7" w:themeColor="background1" w:themeShade="D8" w:sz="4" w:space="0"/>
-              <w:bottom w:val="single" w:color="D7D7D7" w:themeColor="background1" w:themeShade="D8" w:sz="4" w:space="0"/>
-              <w:right w:val="single" w:color="D7D7D7" w:themeColor="background1" w:themeShade="D8" w:sz="4" w:space="0"/>
-            </w:tcBorders>
             <w:shd w:val="clear" w:color="auto" w:fill="auto"/>
             <w:noWrap/>
             <w:vAlign w:val="center"/>
@@ -29906,12 +28819,6 @@
           <w:tcPr>
             <w:tcW w:w="3445" w:type="dxa"/>
             <w:vMerge w:val="restart"/>
-            <w:tcBorders>
-              <w:top w:val="single" w:color="D7D7D7" w:themeColor="background1" w:themeShade="D8" w:sz="4" w:space="0"/>
-              <w:left w:val="single" w:color="D7D7D7" w:themeColor="background1" w:themeShade="D8" w:sz="4" w:space="0"/>
-              <w:bottom w:val="single" w:color="D7D7D7" w:themeColor="background1" w:themeShade="D8" w:sz="4" w:space="0"/>
-              <w:right w:val="single" w:color="D7D7D7" w:themeColor="background1" w:themeShade="D8" w:sz="4" w:space="0"/>
-            </w:tcBorders>
             <w:shd w:val="clear" w:color="auto" w:fill="auto"/>
             <w:noWrap/>
             <w:vAlign w:val="center"/>
@@ -29942,12 +28849,12 @@
       <w:tr>
         <w:tblPrEx>
           <w:tblBorders>
-            <w:top w:val="single" w:color="A4A4A4" w:sz="4" w:space="0"/>
-            <w:left w:val="none" w:color="auto" w:sz="0" w:space="0"/>
-            <w:bottom w:val="single" w:color="A4A4A4" w:sz="4" w:space="0"/>
-            <w:right w:val="none" w:color="auto" w:sz="0" w:space="0"/>
-            <w:insideH w:val="single" w:color="A4A4A4" w:sz="4" w:space="0"/>
-            <w:insideV w:val="single" w:color="A4A4A4" w:sz="4" w:space="0"/>
+            <w:top w:val="single" w:color="D7D7D7" w:sz="4" w:space="0"/>
+            <w:left w:val="single" w:color="D7D7D7" w:sz="4" w:space="0"/>
+            <w:bottom w:val="single" w:color="D7D7D7" w:sz="4" w:space="0"/>
+            <w:right w:val="single" w:color="D7D7D7" w:sz="4" w:space="0"/>
+            <w:insideH w:val="single" w:color="D7D7D7" w:sz="4" w:space="0"/>
+            <w:insideV w:val="single" w:color="D7D7D7" w:sz="4" w:space="0"/>
           </w:tblBorders>
           <w:tblCellMar>
             <w:top w:w="0" w:type="dxa"/>
@@ -29963,12 +28870,6 @@
           <w:tcPr>
             <w:tcW w:w="1434" w:type="dxa"/>
             <w:vMerge w:val="continue"/>
-            <w:tcBorders>
-              <w:top w:val="single" w:color="D7D7D7" w:themeColor="background1" w:themeShade="D8" w:sz="4" w:space="0"/>
-              <w:left w:val="single" w:color="D7D7D7" w:themeColor="background1" w:themeShade="D8" w:sz="4" w:space="0"/>
-              <w:bottom w:val="single" w:color="D7D7D7" w:themeColor="background1" w:themeShade="D8" w:sz="4" w:space="0"/>
-              <w:right w:val="single" w:color="D7D7D7" w:themeColor="background1" w:themeShade="D8" w:sz="4" w:space="0"/>
-            </w:tcBorders>
             <w:shd w:val="clear" w:color="auto" w:fill="auto"/>
             <w:noWrap/>
             <w:vAlign w:val="center"/>
@@ -29991,12 +28892,6 @@
         <w:tc>
           <w:tcPr>
             <w:tcW w:w="2436" w:type="dxa"/>
-            <w:tcBorders>
-              <w:top w:val="single" w:color="D7D7D7" w:themeColor="background1" w:themeShade="D8" w:sz="4" w:space="0"/>
-              <w:left w:val="single" w:color="D7D7D7" w:themeColor="background1" w:themeShade="D8" w:sz="4" w:space="0"/>
-              <w:bottom w:val="single" w:color="D7D7D7" w:themeColor="background1" w:themeShade="D8" w:sz="4" w:space="0"/>
-              <w:right w:val="single" w:color="D7D7D7" w:themeColor="background1" w:themeShade="D8" w:sz="4" w:space="0"/>
-            </w:tcBorders>
             <w:shd w:val="clear" w:color="auto" w:fill="auto"/>
             <w:noWrap/>
             <w:vAlign w:val="center"/>
@@ -30029,12 +28924,6 @@
         <w:tc>
           <w:tcPr>
             <w:tcW w:w="2623" w:type="dxa"/>
-            <w:tcBorders>
-              <w:top w:val="single" w:color="D7D7D7" w:themeColor="background1" w:themeShade="D8" w:sz="4" w:space="0"/>
-              <w:left w:val="single" w:color="D7D7D7" w:themeColor="background1" w:themeShade="D8" w:sz="4" w:space="0"/>
-              <w:bottom w:val="single" w:color="D7D7D7" w:themeColor="background1" w:themeShade="D8" w:sz="4" w:space="0"/>
-              <w:right w:val="single" w:color="D7D7D7" w:themeColor="background1" w:themeShade="D8" w:sz="4" w:space="0"/>
-            </w:tcBorders>
             <w:shd w:val="clear" w:color="auto" w:fill="auto"/>
             <w:noWrap/>
             <w:vAlign w:val="center"/>
@@ -30109,12 +28998,6 @@
           <w:tcPr>
             <w:tcW w:w="3445" w:type="dxa"/>
             <w:vMerge w:val="continue"/>
-            <w:tcBorders>
-              <w:top w:val="single" w:color="D7D7D7" w:themeColor="background1" w:themeShade="D8" w:sz="4" w:space="0"/>
-              <w:left w:val="single" w:color="D7D7D7" w:themeColor="background1" w:themeShade="D8" w:sz="4" w:space="0"/>
-              <w:bottom w:val="single" w:color="D7D7D7" w:themeColor="background1" w:themeShade="D8" w:sz="4" w:space="0"/>
-              <w:right w:val="single" w:color="D7D7D7" w:themeColor="background1" w:themeShade="D8" w:sz="4" w:space="0"/>
-            </w:tcBorders>
             <w:shd w:val="clear" w:color="auto" w:fill="auto"/>
             <w:noWrap/>
             <w:vAlign w:val="center"/>
@@ -30135,12 +29018,12 @@
       <w:tr>
         <w:tblPrEx>
           <w:tblBorders>
-            <w:top w:val="single" w:color="A4A4A4" w:sz="4" w:space="0"/>
-            <w:left w:val="none" w:color="auto" w:sz="0" w:space="0"/>
-            <w:bottom w:val="single" w:color="A4A4A4" w:sz="4" w:space="0"/>
-            <w:right w:val="none" w:color="auto" w:sz="0" w:space="0"/>
-            <w:insideH w:val="single" w:color="A4A4A4" w:sz="4" w:space="0"/>
-            <w:insideV w:val="single" w:color="A4A4A4" w:sz="4" w:space="0"/>
+            <w:top w:val="single" w:color="D7D7D7" w:sz="4" w:space="0"/>
+            <w:left w:val="single" w:color="D7D7D7" w:sz="4" w:space="0"/>
+            <w:bottom w:val="single" w:color="D7D7D7" w:sz="4" w:space="0"/>
+            <w:right w:val="single" w:color="D7D7D7" w:sz="4" w:space="0"/>
+            <w:insideH w:val="single" w:color="D7D7D7" w:sz="4" w:space="0"/>
+            <w:insideV w:val="single" w:color="D7D7D7" w:sz="4" w:space="0"/>
           </w:tblBorders>
           <w:tblCellMar>
             <w:top w:w="0" w:type="dxa"/>
@@ -30156,12 +29039,6 @@
           <w:tcPr>
             <w:tcW w:w="1434" w:type="dxa"/>
             <w:vMerge w:val="continue"/>
-            <w:tcBorders>
-              <w:top w:val="single" w:color="D7D7D7" w:themeColor="background1" w:themeShade="D8" w:sz="4" w:space="0"/>
-              <w:left w:val="single" w:color="D7D7D7" w:themeColor="background1" w:themeShade="D8" w:sz="4" w:space="0"/>
-              <w:bottom w:val="single" w:color="D7D7D7" w:themeColor="background1" w:themeShade="D8" w:sz="4" w:space="0"/>
-              <w:right w:val="single" w:color="D7D7D7" w:themeColor="background1" w:themeShade="D8" w:sz="4" w:space="0"/>
-            </w:tcBorders>
             <w:shd w:val="clear" w:color="auto" w:fill="auto"/>
             <w:noWrap/>
             <w:vAlign w:val="center"/>
@@ -30185,12 +29062,6 @@
         <w:tc>
           <w:tcPr>
             <w:tcW w:w="2436" w:type="dxa"/>
-            <w:tcBorders>
-              <w:top w:val="single" w:color="D7D7D7" w:themeColor="background1" w:themeShade="D8" w:sz="4" w:space="0"/>
-              <w:left w:val="single" w:color="D7D7D7" w:themeColor="background1" w:themeShade="D8" w:sz="4" w:space="0"/>
-              <w:bottom w:val="single" w:color="D7D7D7" w:themeColor="background1" w:themeShade="D8" w:sz="4" w:space="0"/>
-              <w:right w:val="single" w:color="D7D7D7" w:themeColor="background1" w:themeShade="D8" w:sz="4" w:space="0"/>
-            </w:tcBorders>
             <w:shd w:val="clear" w:color="auto" w:fill="auto"/>
             <w:noWrap/>
             <w:vAlign w:val="center"/>
@@ -30232,12 +29103,6 @@
         <w:tc>
           <w:tcPr>
             <w:tcW w:w="2623" w:type="dxa"/>
-            <w:tcBorders>
-              <w:top w:val="single" w:color="D7D7D7" w:themeColor="background1" w:themeShade="D8" w:sz="4" w:space="0"/>
-              <w:left w:val="single" w:color="D7D7D7" w:themeColor="background1" w:themeShade="D8" w:sz="4" w:space="0"/>
-              <w:bottom w:val="single" w:color="D7D7D7" w:themeColor="background1" w:themeShade="D8" w:sz="4" w:space="0"/>
-              <w:right w:val="single" w:color="D7D7D7" w:themeColor="background1" w:themeShade="D8" w:sz="4" w:space="0"/>
-            </w:tcBorders>
             <w:shd w:val="clear" w:color="auto" w:fill="auto"/>
             <w:noWrap/>
             <w:vAlign w:val="center"/>
@@ -30289,12 +29154,6 @@
           <w:tcPr>
             <w:tcW w:w="3445" w:type="dxa"/>
             <w:vMerge w:val="continue"/>
-            <w:tcBorders>
-              <w:top w:val="single" w:color="D7D7D7" w:themeColor="background1" w:themeShade="D8" w:sz="4" w:space="0"/>
-              <w:left w:val="single" w:color="D7D7D7" w:themeColor="background1" w:themeShade="D8" w:sz="4" w:space="0"/>
-              <w:bottom w:val="single" w:color="D7D7D7" w:themeColor="background1" w:themeShade="D8" w:sz="4" w:space="0"/>
-              <w:right w:val="single" w:color="D7D7D7" w:themeColor="background1" w:themeShade="D8" w:sz="4" w:space="0"/>
-            </w:tcBorders>
             <w:shd w:val="clear" w:color="auto" w:fill="auto"/>
             <w:noWrap/>
             <w:vAlign w:val="center"/>
@@ -30315,12 +29174,173 @@
       <w:tr>
         <w:tblPrEx>
           <w:tblBorders>
-            <w:top w:val="single" w:color="A4A4A4" w:sz="4" w:space="0"/>
-            <w:left w:val="none" w:color="auto" w:sz="0" w:space="0"/>
-            <w:bottom w:val="single" w:color="A4A4A4" w:sz="4" w:space="0"/>
-            <w:right w:val="none" w:color="auto" w:sz="0" w:space="0"/>
-            <w:insideH w:val="single" w:color="A4A4A4" w:sz="4" w:space="0"/>
-            <w:insideV w:val="single" w:color="A4A4A4" w:sz="4" w:space="0"/>
+            <w:top w:val="single" w:color="D7D7D7" w:sz="4" w:space="0"/>
+            <w:left w:val="single" w:color="D7D7D7" w:sz="4" w:space="0"/>
+            <w:bottom w:val="single" w:color="D7D7D7" w:sz="4" w:space="0"/>
+            <w:right w:val="single" w:color="D7D7D7" w:sz="4" w:space="0"/>
+            <w:insideH w:val="single" w:color="D7D7D7" w:sz="4" w:space="0"/>
+            <w:insideV w:val="single" w:color="D7D7D7" w:sz="4" w:space="0"/>
+          </w:tblBorders>
+        </w:tblPrEx>
+        <w:trPr>
+          <w:trHeight w:val="397" w:hRule="atLeast"/>
+        </w:trPr>
+        <w:tc>
+          <w:tcPr>
+            <w:tcW w:w="1434" w:type="dxa"/>
+            <w:vMerge w:val="continue"/>
+            <w:shd w:val="clear" w:color="auto" w:fill="auto"/>
+            <w:noWrap/>
+            <w:vAlign w:val="center"/>
+          </w:tcPr>
+          <w:p>
+            <w:pPr>
+              <w:widowControl/>
+              <w:snapToGrid w:val="0"/>
+              <w:jc w:val="center"/>
+              <w:textAlignment w:val="center"/>
+              <w:rPr>
+                <w:rFonts w:ascii="Times New Roman" w:hAnsi="Times New Roman" w:eastAsia="微软雅黑" w:cs="Times New Roman"/>
+                <w:color w:val="000000"/>
+                <w:sz w:val="21"/>
+                <w:szCs w:val="21"/>
+              </w:rPr>
+            </w:pPr>
+          </w:p>
+        </w:tc>
+        <w:tc>
+          <w:tcPr>
+            <w:tcW w:w="2436" w:type="dxa"/>
+            <w:shd w:val="clear" w:color="auto" w:fill="auto"/>
+            <w:noWrap/>
+            <w:vAlign w:val="center"/>
+          </w:tcPr>
+          <w:p>
+            <w:pPr>
+              <w:widowControl/>
+              <w:snapToGrid w:val="0"/>
+              <w:textAlignment w:val="center"/>
+              <w:rPr>
+                <w:rFonts w:ascii="Times New Roman" w:hAnsi="Times New Roman" w:eastAsia="微软雅黑" w:cs="Times New Roman"/>
+                <w:color w:val="000000"/>
+                <w:sz w:val="21"/>
+                <w:szCs w:val="21"/>
+              </w:rPr>
+            </w:pPr>
+            <w:r>
+              <w:rPr>
+                <w:rFonts w:ascii="Times New Roman" w:hAnsi="Times New Roman" w:eastAsia="微软雅黑" w:cs="Times New Roman"/>
+                <w:color w:val="000000"/>
+                <w:sz w:val="21"/>
+                <w:szCs w:val="21"/>
+                <w:lang w:eastAsia="zh-CN" w:bidi="ar"/>
+              </w:rPr>
+              <w:t>POLD1突变</w:t>
+            </w:r>
+          </w:p>
+        </w:tc>
+        <w:tc>
+          <w:tcPr>
+            <w:tcW w:w="2623" w:type="dxa"/>
+            <w:shd w:val="clear" w:color="auto" w:fill="auto"/>
+            <w:noWrap/>
+            <w:vAlign w:val="center"/>
+          </w:tcPr>
+          <w:p>
+            <w:pPr>
+              <w:widowControl/>
+              <w:snapToGrid w:val="0"/>
+              <w:jc w:val="center"/>
+              <w:textAlignment w:val="center"/>
+              <w:rPr>
+                <w:rFonts w:ascii="Times New Roman" w:hAnsi="Times New Roman" w:eastAsia="微软雅黑" w:cs="Times New Roman"/>
+                <w:sz w:val="21"/>
+                <w:szCs w:val="21"/>
+                <w:lang w:eastAsia="zh-CN"/>
+              </w:rPr>
+            </w:pPr>
+            <w:r>
+              <w:rPr>
+                <w:rFonts w:hint="eastAsia" w:ascii="Times New Roman" w:hAnsi="Times New Roman" w:eastAsia="微软雅黑" w:cs="Times New Roman"/>
+                <w:sz w:val="21"/>
+                <w:szCs w:val="21"/>
+                <w:lang w:eastAsia="zh-CN"/>
+              </w:rPr>
+              <w:t>{%for i in positiveOther.positiveOther</w:t>
+            </w:r>
+            <w:r>
+              <w:rPr>
+                <w:rFonts w:ascii="Times New Roman" w:hAnsi="Times New Roman" w:eastAsia="微软雅黑" w:cs="Times New Roman"/>
+                <w:sz w:val="21"/>
+                <w:szCs w:val="21"/>
+                <w:lang w:eastAsia="zh-CN" w:bidi="ar"/>
+              </w:rPr>
+              <w:t>POLD1</w:t>
+            </w:r>
+            <w:r>
+              <w:rPr>
+                <w:rFonts w:hint="eastAsia" w:ascii="Times New Roman" w:hAnsi="Times New Roman" w:eastAsia="微软雅黑" w:cs="Times New Roman"/>
+                <w:sz w:val="21"/>
+                <w:szCs w:val="21"/>
+                <w:lang w:eastAsia="zh-CN"/>
+              </w:rPr>
+              <w:t xml:space="preserve"> %}{%if loop.last%}{{ i }}{%else%}{{ i }}</w:t>
+            </w:r>
+          </w:p>
+          <w:p>
+            <w:pPr>
+              <w:widowControl/>
+              <w:snapToGrid w:val="0"/>
+              <w:jc w:val="center"/>
+              <w:textAlignment w:val="center"/>
+              <w:rPr>
+                <w:rFonts w:ascii="Times New Roman" w:hAnsi="Times New Roman" w:eastAsia="微软雅黑" w:cs="Times New Roman"/>
+                <w:color w:val="000000"/>
+                <w:sz w:val="21"/>
+                <w:szCs w:val="21"/>
+              </w:rPr>
+            </w:pPr>
+            <w:r>
+              <w:rPr>
+                <w:rFonts w:hint="eastAsia" w:ascii="Times New Roman" w:hAnsi="Times New Roman" w:eastAsia="微软雅黑" w:cs="Times New Roman"/>
+                <w:sz w:val="21"/>
+                <w:szCs w:val="21"/>
+                <w:lang w:eastAsia="zh-CN"/>
+              </w:rPr>
+              <w:t>{%endif%}{% endfor %}</w:t>
+            </w:r>
+          </w:p>
+        </w:tc>
+        <w:tc>
+          <w:tcPr>
+            <w:tcW w:w="3445" w:type="dxa"/>
+            <w:vMerge w:val="continue"/>
+            <w:shd w:val="clear" w:color="auto" w:fill="auto"/>
+            <w:noWrap/>
+            <w:vAlign w:val="center"/>
+          </w:tcPr>
+          <w:p>
+            <w:pPr>
+              <w:snapToGrid w:val="0"/>
+              <w:rPr>
+                <w:rFonts w:ascii="Times New Roman" w:hAnsi="Times New Roman" w:eastAsia="微软雅黑" w:cs="Times New Roman"/>
+                <w:sz w:val="21"/>
+                <w:szCs w:val="21"/>
+                <w:lang w:eastAsia="zh-CN"/>
+              </w:rPr>
+            </w:pPr>
+          </w:p>
+        </w:tc>
+      </w:tr>
+      <w:tr>
+        <w:tblPrEx>
+          <w:tblBorders>
+            <w:top w:val="single" w:color="D7D7D7" w:sz="4" w:space="0"/>
+            <w:left w:val="single" w:color="D7D7D7" w:sz="4" w:space="0"/>
+            <w:bottom w:val="single" w:color="D7D7D7" w:sz="4" w:space="0"/>
+            <w:right w:val="single" w:color="D7D7D7" w:sz="4" w:space="0"/>
+            <w:insideH w:val="single" w:color="D7D7D7" w:sz="4" w:space="0"/>
+            <w:insideV w:val="single" w:color="D7D7D7" w:sz="4" w:space="0"/>
           </w:tblBorders>
           <w:tblCellMar>
             <w:top w:w="0" w:type="dxa"/>
@@ -30336,12 +29356,6 @@
           <w:tcPr>
             <w:tcW w:w="1434" w:type="dxa"/>
             <w:vMerge w:val="continue"/>
-            <w:tcBorders>
-              <w:top w:val="single" w:color="D7D7D7" w:themeColor="background1" w:themeShade="D8" w:sz="4" w:space="0"/>
-              <w:left w:val="single" w:color="D7D7D7" w:themeColor="background1" w:themeShade="D8" w:sz="4" w:space="0"/>
-              <w:bottom w:val="single" w:color="D7D7D7" w:themeColor="background1" w:themeShade="D8" w:sz="4" w:space="0"/>
-              <w:right w:val="single" w:color="D7D7D7" w:themeColor="background1" w:themeShade="D8" w:sz="4" w:space="0"/>
-            </w:tcBorders>
             <w:shd w:val="clear" w:color="auto" w:fill="auto"/>
             <w:noWrap/>
             <w:vAlign w:val="center"/>
@@ -30364,12 +29378,6 @@
         <w:tc>
           <w:tcPr>
             <w:tcW w:w="2436" w:type="dxa"/>
-            <w:tcBorders>
-              <w:top w:val="single" w:color="D7D7D7" w:themeColor="background1" w:themeShade="D8" w:sz="4" w:space="0"/>
-              <w:left w:val="single" w:color="D7D7D7" w:themeColor="background1" w:themeShade="D8" w:sz="4" w:space="0"/>
-              <w:bottom w:val="single" w:color="D7D7D7" w:themeColor="background1" w:themeShade="D8" w:sz="4" w:space="0"/>
-              <w:right w:val="single" w:color="D7D7D7" w:themeColor="background1" w:themeShade="D8" w:sz="4" w:space="0"/>
-            </w:tcBorders>
             <w:shd w:val="clear" w:color="auto" w:fill="auto"/>
             <w:noWrap/>
             <w:vAlign w:val="center"/>
@@ -30394,19 +29402,13 @@
                 <w:szCs w:val="21"/>
                 <w:lang w:eastAsia="zh-CN" w:bidi="ar"/>
               </w:rPr>
-              <w:t>POLD1突变</w:t>
+              <w:t>POLE突变</w:t>
             </w:r>
           </w:p>
         </w:tc>
         <w:tc>
           <w:tcPr>
             <w:tcW w:w="2623" w:type="dxa"/>
-            <w:tcBorders>
-              <w:top w:val="single" w:color="D7D7D7" w:themeColor="background1" w:themeShade="D8" w:sz="4" w:space="0"/>
-              <w:left w:val="single" w:color="D7D7D7" w:themeColor="background1" w:themeShade="D8" w:sz="4" w:space="0"/>
-              <w:bottom w:val="single" w:color="D7D7D7" w:themeColor="background1" w:themeShade="D8" w:sz="4" w:space="0"/>
-              <w:right w:val="single" w:color="D7D7D7" w:themeColor="background1" w:themeShade="D8" w:sz="4" w:space="0"/>
-            </w:tcBorders>
             <w:shd w:val="clear" w:color="auto" w:fill="auto"/>
             <w:noWrap/>
             <w:vAlign w:val="center"/>
@@ -30440,7 +29442,7 @@
                 <w:szCs w:val="21"/>
                 <w:lang w:eastAsia="zh-CN" w:bidi="ar"/>
               </w:rPr>
-              <w:t>POLD1</w:t>
+              <w:t>POLE</w:t>
             </w:r>
             <w:r>
               <w:rPr>
@@ -30480,12 +29482,6 @@
           <w:tcPr>
             <w:tcW w:w="3445" w:type="dxa"/>
             <w:vMerge w:val="continue"/>
-            <w:tcBorders>
-              <w:top w:val="single" w:color="D7D7D7" w:themeColor="background1" w:themeShade="D8" w:sz="4" w:space="0"/>
-              <w:left w:val="single" w:color="D7D7D7" w:themeColor="background1" w:themeShade="D8" w:sz="4" w:space="0"/>
-              <w:bottom w:val="single" w:color="D7D7D7" w:themeColor="background1" w:themeShade="D8" w:sz="4" w:space="0"/>
-              <w:right w:val="single" w:color="D7D7D7" w:themeColor="background1" w:themeShade="D8" w:sz="4" w:space="0"/>
-            </w:tcBorders>
             <w:shd w:val="clear" w:color="auto" w:fill="auto"/>
             <w:noWrap/>
             <w:vAlign w:val="center"/>
@@ -30506,12 +29502,12 @@
       <w:tr>
         <w:tblPrEx>
           <w:tblBorders>
-            <w:top w:val="single" w:color="A4A4A4" w:sz="4" w:space="0"/>
-            <w:left w:val="none" w:color="auto" w:sz="0" w:space="0"/>
-            <w:bottom w:val="single" w:color="A4A4A4" w:sz="4" w:space="0"/>
-            <w:right w:val="none" w:color="auto" w:sz="0" w:space="0"/>
-            <w:insideH w:val="single" w:color="A4A4A4" w:sz="4" w:space="0"/>
-            <w:insideV w:val="single" w:color="A4A4A4" w:sz="4" w:space="0"/>
+            <w:top w:val="single" w:color="D7D7D7" w:sz="4" w:space="0"/>
+            <w:left w:val="single" w:color="D7D7D7" w:sz="4" w:space="0"/>
+            <w:bottom w:val="single" w:color="D7D7D7" w:sz="4" w:space="0"/>
+            <w:right w:val="single" w:color="D7D7D7" w:sz="4" w:space="0"/>
+            <w:insideH w:val="single" w:color="D7D7D7" w:sz="4" w:space="0"/>
+            <w:insideV w:val="single" w:color="D7D7D7" w:sz="4" w:space="0"/>
           </w:tblBorders>
           <w:tblCellMar>
             <w:top w:w="0" w:type="dxa"/>
@@ -30527,12 +29523,6 @@
           <w:tcPr>
             <w:tcW w:w="1434" w:type="dxa"/>
             <w:vMerge w:val="continue"/>
-            <w:tcBorders>
-              <w:top w:val="single" w:color="D7D7D7" w:themeColor="background1" w:themeShade="D8" w:sz="4" w:space="0"/>
-              <w:left w:val="single" w:color="D7D7D7" w:themeColor="background1" w:themeShade="D8" w:sz="4" w:space="0"/>
-              <w:bottom w:val="single" w:color="D7D7D7" w:themeColor="background1" w:themeShade="D8" w:sz="4" w:space="0"/>
-              <w:right w:val="single" w:color="D7D7D7" w:themeColor="background1" w:themeShade="D8" w:sz="4" w:space="0"/>
-            </w:tcBorders>
             <w:shd w:val="clear" w:color="auto" w:fill="auto"/>
             <w:noWrap/>
             <w:vAlign w:val="center"/>
@@ -30555,12 +29545,6 @@
         <w:tc>
           <w:tcPr>
             <w:tcW w:w="2436" w:type="dxa"/>
-            <w:tcBorders>
-              <w:top w:val="single" w:color="D7D7D7" w:themeColor="background1" w:themeShade="D8" w:sz="4" w:space="0"/>
-              <w:left w:val="single" w:color="D7D7D7" w:themeColor="background1" w:themeShade="D8" w:sz="4" w:space="0"/>
-              <w:bottom w:val="single" w:color="D7D7D7" w:themeColor="background1" w:themeShade="D8" w:sz="4" w:space="0"/>
-              <w:right w:val="single" w:color="D7D7D7" w:themeColor="background1" w:themeShade="D8" w:sz="4" w:space="0"/>
-            </w:tcBorders>
             <w:shd w:val="clear" w:color="auto" w:fill="auto"/>
             <w:noWrap/>
             <w:vAlign w:val="center"/>
@@ -30585,19 +29569,13 @@
                 <w:szCs w:val="21"/>
                 <w:lang w:eastAsia="zh-CN" w:bidi="ar"/>
               </w:rPr>
-              <w:t>POLE突变</w:t>
+              <w:t>TP53突变</w:t>
             </w:r>
           </w:p>
         </w:tc>
         <w:tc>
           <w:tcPr>
             <w:tcW w:w="2623" w:type="dxa"/>
-            <w:tcBorders>
-              <w:top w:val="single" w:color="D7D7D7" w:themeColor="background1" w:themeShade="D8" w:sz="4" w:space="0"/>
-              <w:left w:val="single" w:color="D7D7D7" w:themeColor="background1" w:themeShade="D8" w:sz="4" w:space="0"/>
-              <w:bottom w:val="single" w:color="D7D7D7" w:themeColor="background1" w:themeShade="D8" w:sz="4" w:space="0"/>
-              <w:right w:val="single" w:color="D7D7D7" w:themeColor="background1" w:themeShade="D8" w:sz="4" w:space="0"/>
-            </w:tcBorders>
             <w:shd w:val="clear" w:color="auto" w:fill="auto"/>
             <w:noWrap/>
             <w:vAlign w:val="center"/>
@@ -30631,7 +29609,7 @@
                 <w:szCs w:val="21"/>
                 <w:lang w:eastAsia="zh-CN" w:bidi="ar"/>
               </w:rPr>
-              <w:t>POLE</w:t>
+              <w:t>TP53</w:t>
             </w:r>
             <w:r>
               <w:rPr>
@@ -30671,203 +29649,6 @@
           <w:tcPr>
             <w:tcW w:w="3445" w:type="dxa"/>
             <w:vMerge w:val="continue"/>
-            <w:tcBorders>
-              <w:top w:val="single" w:color="D7D7D7" w:themeColor="background1" w:themeShade="D8" w:sz="4" w:space="0"/>
-              <w:left w:val="single" w:color="D7D7D7" w:themeColor="background1" w:themeShade="D8" w:sz="4" w:space="0"/>
-              <w:bottom w:val="single" w:color="D7D7D7" w:themeColor="background1" w:themeShade="D8" w:sz="4" w:space="0"/>
-              <w:right w:val="single" w:color="D7D7D7" w:themeColor="background1" w:themeShade="D8" w:sz="4" w:space="0"/>
-            </w:tcBorders>
-            <w:shd w:val="clear" w:color="auto" w:fill="auto"/>
-            <w:noWrap/>
-            <w:vAlign w:val="center"/>
-          </w:tcPr>
-          <w:p>
-            <w:pPr>
-              <w:snapToGrid w:val="0"/>
-              <w:rPr>
-                <w:rFonts w:ascii="Times New Roman" w:hAnsi="Times New Roman" w:eastAsia="微软雅黑" w:cs="Times New Roman"/>
-                <w:sz w:val="21"/>
-                <w:szCs w:val="21"/>
-                <w:lang w:eastAsia="zh-CN"/>
-              </w:rPr>
-            </w:pPr>
-          </w:p>
-        </w:tc>
-      </w:tr>
-      <w:tr>
-        <w:tblPrEx>
-          <w:tblBorders>
-            <w:top w:val="single" w:color="A4A4A4" w:sz="4" w:space="0"/>
-            <w:left w:val="none" w:color="auto" w:sz="0" w:space="0"/>
-            <w:bottom w:val="single" w:color="A4A4A4" w:sz="4" w:space="0"/>
-            <w:right w:val="none" w:color="auto" w:sz="0" w:space="0"/>
-            <w:insideH w:val="single" w:color="A4A4A4" w:sz="4" w:space="0"/>
-            <w:insideV w:val="single" w:color="A4A4A4" w:sz="4" w:space="0"/>
-          </w:tblBorders>
-          <w:tblCellMar>
-            <w:top w:w="0" w:type="dxa"/>
-            <w:left w:w="108" w:type="dxa"/>
-            <w:bottom w:w="0" w:type="dxa"/>
-            <w:right w:w="108" w:type="dxa"/>
-          </w:tblCellMar>
-        </w:tblPrEx>
-        <w:trPr>
-          <w:trHeight w:val="397" w:hRule="atLeast"/>
-        </w:trPr>
-        <w:tc>
-          <w:tcPr>
-            <w:tcW w:w="1434" w:type="dxa"/>
-            <w:vMerge w:val="continue"/>
-            <w:tcBorders>
-              <w:top w:val="single" w:color="D7D7D7" w:themeColor="background1" w:themeShade="D8" w:sz="4" w:space="0"/>
-              <w:left w:val="single" w:color="D7D7D7" w:themeColor="background1" w:themeShade="D8" w:sz="4" w:space="0"/>
-              <w:bottom w:val="single" w:color="D7D7D7" w:themeColor="background1" w:themeShade="D8" w:sz="4" w:space="0"/>
-              <w:right w:val="single" w:color="D7D7D7" w:themeColor="background1" w:themeShade="D8" w:sz="4" w:space="0"/>
-            </w:tcBorders>
-            <w:shd w:val="clear" w:color="auto" w:fill="auto"/>
-            <w:noWrap/>
-            <w:vAlign w:val="center"/>
-          </w:tcPr>
-          <w:p>
-            <w:pPr>
-              <w:widowControl/>
-              <w:snapToGrid w:val="0"/>
-              <w:jc w:val="center"/>
-              <w:textAlignment w:val="center"/>
-              <w:rPr>
-                <w:rFonts w:ascii="Times New Roman" w:hAnsi="Times New Roman" w:eastAsia="微软雅黑" w:cs="Times New Roman"/>
-                <w:color w:val="000000"/>
-                <w:sz w:val="21"/>
-                <w:szCs w:val="21"/>
-              </w:rPr>
-            </w:pPr>
-          </w:p>
-        </w:tc>
-        <w:tc>
-          <w:tcPr>
-            <w:tcW w:w="2436" w:type="dxa"/>
-            <w:tcBorders>
-              <w:top w:val="single" w:color="D7D7D7" w:themeColor="background1" w:themeShade="D8" w:sz="4" w:space="0"/>
-              <w:left w:val="single" w:color="D7D7D7" w:themeColor="background1" w:themeShade="D8" w:sz="4" w:space="0"/>
-              <w:bottom w:val="single" w:color="D7D7D7" w:themeColor="background1" w:themeShade="D8" w:sz="4" w:space="0"/>
-              <w:right w:val="single" w:color="D7D7D7" w:themeColor="background1" w:themeShade="D8" w:sz="4" w:space="0"/>
-            </w:tcBorders>
-            <w:shd w:val="clear" w:color="auto" w:fill="auto"/>
-            <w:noWrap/>
-            <w:vAlign w:val="center"/>
-          </w:tcPr>
-          <w:p>
-            <w:pPr>
-              <w:widowControl/>
-              <w:snapToGrid w:val="0"/>
-              <w:textAlignment w:val="center"/>
-              <w:rPr>
-                <w:rFonts w:ascii="Times New Roman" w:hAnsi="Times New Roman" w:eastAsia="微软雅黑" w:cs="Times New Roman"/>
-                <w:color w:val="000000"/>
-                <w:sz w:val="21"/>
-                <w:szCs w:val="21"/>
-              </w:rPr>
-            </w:pPr>
-            <w:r>
-              <w:rPr>
-                <w:rFonts w:ascii="Times New Roman" w:hAnsi="Times New Roman" w:eastAsia="微软雅黑" w:cs="Times New Roman"/>
-                <w:color w:val="000000"/>
-                <w:sz w:val="21"/>
-                <w:szCs w:val="21"/>
-                <w:lang w:eastAsia="zh-CN" w:bidi="ar"/>
-              </w:rPr>
-              <w:t>TP53突变</w:t>
-            </w:r>
-          </w:p>
-        </w:tc>
-        <w:tc>
-          <w:tcPr>
-            <w:tcW w:w="2623" w:type="dxa"/>
-            <w:tcBorders>
-              <w:top w:val="single" w:color="D7D7D7" w:themeColor="background1" w:themeShade="D8" w:sz="4" w:space="0"/>
-              <w:left w:val="single" w:color="D7D7D7" w:themeColor="background1" w:themeShade="D8" w:sz="4" w:space="0"/>
-              <w:bottom w:val="single" w:color="D7D7D7" w:themeColor="background1" w:themeShade="D8" w:sz="4" w:space="0"/>
-              <w:right w:val="single" w:color="D7D7D7" w:themeColor="background1" w:themeShade="D8" w:sz="4" w:space="0"/>
-            </w:tcBorders>
-            <w:shd w:val="clear" w:color="auto" w:fill="auto"/>
-            <w:noWrap/>
-            <w:vAlign w:val="center"/>
-          </w:tcPr>
-          <w:p>
-            <w:pPr>
-              <w:widowControl/>
-              <w:snapToGrid w:val="0"/>
-              <w:jc w:val="center"/>
-              <w:textAlignment w:val="center"/>
-              <w:rPr>
-                <w:rFonts w:ascii="Times New Roman" w:hAnsi="Times New Roman" w:eastAsia="微软雅黑" w:cs="Times New Roman"/>
-                <w:sz w:val="21"/>
-                <w:szCs w:val="21"/>
-                <w:lang w:eastAsia="zh-CN"/>
-              </w:rPr>
-            </w:pPr>
-            <w:r>
-              <w:rPr>
-                <w:rFonts w:hint="eastAsia" w:ascii="Times New Roman" w:hAnsi="Times New Roman" w:eastAsia="微软雅黑" w:cs="Times New Roman"/>
-                <w:sz w:val="21"/>
-                <w:szCs w:val="21"/>
-                <w:lang w:eastAsia="zh-CN"/>
-              </w:rPr>
-              <w:t>{%for i in positiveOther.positiveOther</w:t>
-            </w:r>
-            <w:r>
-              <w:rPr>
-                <w:rFonts w:ascii="Times New Roman" w:hAnsi="Times New Roman" w:eastAsia="微软雅黑" w:cs="Times New Roman"/>
-                <w:sz w:val="21"/>
-                <w:szCs w:val="21"/>
-                <w:lang w:eastAsia="zh-CN" w:bidi="ar"/>
-              </w:rPr>
-              <w:t>TP53</w:t>
-            </w:r>
-            <w:r>
-              <w:rPr>
-                <w:rFonts w:hint="eastAsia" w:ascii="Times New Roman" w:hAnsi="Times New Roman" w:eastAsia="微软雅黑" w:cs="Times New Roman"/>
-                <w:sz w:val="21"/>
-                <w:szCs w:val="21"/>
-                <w:lang w:eastAsia="zh-CN"/>
-              </w:rPr>
-              <w:t xml:space="preserve"> %}{%if loop.last%}{{ i }}{%else%}{{ i }}</w:t>
-            </w:r>
-          </w:p>
-          <w:p>
-            <w:pPr>
-              <w:widowControl/>
-              <w:snapToGrid w:val="0"/>
-              <w:jc w:val="center"/>
-              <w:textAlignment w:val="center"/>
-              <w:rPr>
-                <w:rFonts w:ascii="Times New Roman" w:hAnsi="Times New Roman" w:eastAsia="微软雅黑" w:cs="Times New Roman"/>
-                <w:color w:val="000000"/>
-                <w:sz w:val="21"/>
-                <w:szCs w:val="21"/>
-              </w:rPr>
-            </w:pPr>
-            <w:r>
-              <w:rPr>
-                <w:rFonts w:hint="eastAsia" w:ascii="Times New Roman" w:hAnsi="Times New Roman" w:eastAsia="微软雅黑" w:cs="Times New Roman"/>
-                <w:sz w:val="21"/>
-                <w:szCs w:val="21"/>
-                <w:lang w:eastAsia="zh-CN"/>
-              </w:rPr>
-              <w:t>{%endif%}{% endfor %}</w:t>
-            </w:r>
-          </w:p>
-        </w:tc>
-        <w:tc>
-          <w:tcPr>
-            <w:tcW w:w="3445" w:type="dxa"/>
-            <w:vMerge w:val="continue"/>
-            <w:tcBorders>
-              <w:top w:val="single" w:color="D7D7D7" w:themeColor="background1" w:themeShade="D8" w:sz="4" w:space="0"/>
-              <w:left w:val="single" w:color="D7D7D7" w:themeColor="background1" w:themeShade="D8" w:sz="4" w:space="0"/>
-              <w:bottom w:val="single" w:color="D7D7D7" w:themeColor="background1" w:themeShade="D8" w:sz="4" w:space="0"/>
-              <w:right w:val="single" w:color="D7D7D7" w:themeColor="background1" w:themeShade="D8" w:sz="4" w:space="0"/>
-            </w:tcBorders>
             <w:shd w:val="clear" w:color="auto" w:fill="auto"/>
             <w:noWrap/>
             <w:vAlign w:val="center"/>
@@ -31005,12 +29786,12 @@
         <w:tblW w:w="9938" w:type="dxa"/>
         <w:tblInd w:w="98" w:type="dxa"/>
         <w:tblBorders>
-          <w:top w:val="single" w:color="A4A4A4" w:sz="4" w:space="0"/>
-          <w:left w:val="none" w:color="auto" w:sz="0" w:space="0"/>
-          <w:bottom w:val="single" w:color="A4A4A4" w:sz="4" w:space="0"/>
-          <w:right w:val="none" w:color="auto" w:sz="0" w:space="0"/>
-          <w:insideH w:val="single" w:color="A4A4A4" w:sz="4" w:space="0"/>
-          <w:insideV w:val="single" w:color="A4A4A4" w:sz="4" w:space="0"/>
+          <w:top w:val="single" w:color="D7D7D7" w:sz="4" w:space="0"/>
+          <w:left w:val="single" w:color="D7D7D7" w:sz="4" w:space="0"/>
+          <w:bottom w:val="single" w:color="D7D7D7" w:sz="4" w:space="0"/>
+          <w:right w:val="single" w:color="D7D7D7" w:sz="4" w:space="0"/>
+          <w:insideH w:val="single" w:color="D7D7D7" w:sz="4" w:space="0"/>
+          <w:insideV w:val="single" w:color="D7D7D7" w:sz="4" w:space="0"/>
         </w:tblBorders>
         <w:tblLayout w:type="fixed"/>
         <w:tblCellMar>
@@ -31029,12 +29810,12 @@
       <w:tr>
         <w:tblPrEx>
           <w:tblBorders>
-            <w:top w:val="single" w:color="A4A4A4" w:sz="4" w:space="0"/>
-            <w:left w:val="none" w:color="auto" w:sz="0" w:space="0"/>
-            <w:bottom w:val="single" w:color="A4A4A4" w:sz="4" w:space="0"/>
-            <w:right w:val="none" w:color="auto" w:sz="0" w:space="0"/>
-            <w:insideH w:val="single" w:color="A4A4A4" w:sz="4" w:space="0"/>
-            <w:insideV w:val="single" w:color="A4A4A4" w:sz="4" w:space="0"/>
+            <w:top w:val="single" w:color="D7D7D7" w:sz="4" w:space="0"/>
+            <w:left w:val="single" w:color="D7D7D7" w:sz="4" w:space="0"/>
+            <w:bottom w:val="single" w:color="D7D7D7" w:sz="4" w:space="0"/>
+            <w:right w:val="single" w:color="D7D7D7" w:sz="4" w:space="0"/>
+            <w:insideH w:val="single" w:color="D7D7D7" w:sz="4" w:space="0"/>
+            <w:insideV w:val="single" w:color="D7D7D7" w:sz="4" w:space="0"/>
           </w:tblBorders>
           <w:tblCellMar>
             <w:top w:w="0" w:type="dxa"/>
@@ -31050,11 +29831,6 @@
           <w:tcPr>
             <w:tcW w:w="3870" w:type="dxa"/>
             <w:gridSpan w:val="2"/>
-            <w:tcBorders>
-              <w:top w:val="nil"/>
-              <w:bottom w:val="single" w:color="D7D7D7" w:themeColor="background1" w:themeShade="D8" w:sz="4" w:space="0"/>
-              <w:right w:val="single" w:color="FFFFFF" w:sz="18" w:space="0"/>
-            </w:tcBorders>
             <w:shd w:val="clear" w:color="auto" w:fill="1AA4A8"/>
             <w:vAlign w:val="center"/>
           </w:tcPr>
@@ -31091,12 +29867,6 @@
         <w:tc>
           <w:tcPr>
             <w:tcW w:w="2623" w:type="dxa"/>
-            <w:tcBorders>
-              <w:top w:val="nil"/>
-              <w:left w:val="single" w:color="FFFFFF" w:sz="18" w:space="0"/>
-              <w:bottom w:val="single" w:color="D7D7D7" w:themeColor="background1" w:themeShade="D8" w:sz="4" w:space="0"/>
-              <w:right w:val="single" w:color="FFFFFF" w:sz="18" w:space="0"/>
-            </w:tcBorders>
             <w:shd w:val="clear" w:color="auto" w:fill="1AA4A8"/>
             <w:vAlign w:val="center"/>
           </w:tcPr>
@@ -31128,11 +29898,6 @@
         <w:tc>
           <w:tcPr>
             <w:tcW w:w="3445" w:type="dxa"/>
-            <w:tcBorders>
-              <w:top w:val="nil"/>
-              <w:left w:val="single" w:color="FFFFFF" w:sz="18" w:space="0"/>
-              <w:bottom w:val="single" w:color="D7D7D7" w:themeColor="background1" w:themeShade="D8" w:sz="4" w:space="0"/>
-            </w:tcBorders>
             <w:shd w:val="clear" w:color="auto" w:fill="1AA4A8"/>
             <w:vAlign w:val="center"/>
           </w:tcPr>
@@ -31165,12 +29930,12 @@
       <w:tr>
         <w:tblPrEx>
           <w:tblBorders>
-            <w:top w:val="single" w:color="A4A4A4" w:sz="4" w:space="0"/>
-            <w:left w:val="none" w:color="auto" w:sz="0" w:space="0"/>
-            <w:bottom w:val="single" w:color="A4A4A4" w:sz="4" w:space="0"/>
-            <w:right w:val="none" w:color="auto" w:sz="0" w:space="0"/>
-            <w:insideH w:val="single" w:color="A4A4A4" w:sz="4" w:space="0"/>
-            <w:insideV w:val="single" w:color="A4A4A4" w:sz="4" w:space="0"/>
+            <w:top w:val="single" w:color="D7D7D7" w:sz="4" w:space="0"/>
+            <w:left w:val="single" w:color="D7D7D7" w:sz="4" w:space="0"/>
+            <w:bottom w:val="single" w:color="D7D7D7" w:sz="4" w:space="0"/>
+            <w:right w:val="single" w:color="D7D7D7" w:sz="4" w:space="0"/>
+            <w:insideH w:val="single" w:color="D7D7D7" w:sz="4" w:space="0"/>
+            <w:insideV w:val="single" w:color="D7D7D7" w:sz="4" w:space="0"/>
           </w:tblBorders>
           <w:tblCellMar>
             <w:top w:w="0" w:type="dxa"/>
@@ -31186,12 +29951,6 @@
           <w:tcPr>
             <w:tcW w:w="1434" w:type="dxa"/>
             <w:vMerge w:val="restart"/>
-            <w:tcBorders>
-              <w:top w:val="single" w:color="D7D7D7" w:themeColor="background1" w:themeShade="D8" w:sz="4" w:space="0"/>
-              <w:left w:val="single" w:color="D7D7D7" w:themeColor="background1" w:themeShade="D8" w:sz="4" w:space="0"/>
-              <w:bottom w:val="single" w:color="D7D7D7" w:themeColor="background1" w:themeShade="D8" w:sz="4" w:space="0"/>
-              <w:right w:val="single" w:color="D7D7D7" w:themeColor="background1" w:themeShade="D8" w:sz="4" w:space="0"/>
-            </w:tcBorders>
             <w:shd w:val="clear" w:color="auto" w:fill="auto"/>
             <w:noWrap/>
             <w:vAlign w:val="center"/>
@@ -31238,12 +29997,6 @@
         <w:tc>
           <w:tcPr>
             <w:tcW w:w="2436" w:type="dxa"/>
-            <w:tcBorders>
-              <w:top w:val="single" w:color="D7D7D7" w:themeColor="background1" w:themeShade="D8" w:sz="4" w:space="0"/>
-              <w:left w:val="single" w:color="D7D7D7" w:themeColor="background1" w:themeShade="D8" w:sz="4" w:space="0"/>
-              <w:bottom w:val="single" w:color="D7D7D7" w:themeColor="background1" w:themeShade="D8" w:sz="4" w:space="0"/>
-              <w:right w:val="single" w:color="D7D7D7" w:themeColor="background1" w:themeShade="D8" w:sz="4" w:space="0"/>
-            </w:tcBorders>
             <w:shd w:val="clear" w:color="auto" w:fill="auto"/>
             <w:noWrap/>
             <w:vAlign w:val="center"/>
@@ -31276,12 +30029,6 @@
         <w:tc>
           <w:tcPr>
             <w:tcW w:w="2623" w:type="dxa"/>
-            <w:tcBorders>
-              <w:top w:val="single" w:color="D7D7D7" w:themeColor="background1" w:themeShade="D8" w:sz="4" w:space="0"/>
-              <w:left w:val="single" w:color="D7D7D7" w:themeColor="background1" w:themeShade="D8" w:sz="4" w:space="0"/>
-              <w:bottom w:val="single" w:color="D7D7D7" w:themeColor="background1" w:themeShade="D8" w:sz="4" w:space="0"/>
-              <w:right w:val="single" w:color="D7D7D7" w:themeColor="background1" w:themeShade="D8" w:sz="4" w:space="0"/>
-            </w:tcBorders>
             <w:shd w:val="clear" w:color="auto" w:fill="auto"/>
             <w:noWrap/>
             <w:vAlign w:val="center"/>
@@ -31354,12 +30101,6 @@
           <w:tcPr>
             <w:tcW w:w="3445" w:type="dxa"/>
             <w:vMerge w:val="restart"/>
-            <w:tcBorders>
-              <w:top w:val="single" w:color="D7D7D7" w:themeColor="background1" w:themeShade="D8" w:sz="4" w:space="0"/>
-              <w:left w:val="single" w:color="D7D7D7" w:themeColor="background1" w:themeShade="D8" w:sz="4" w:space="0"/>
-              <w:bottom w:val="single" w:color="D7D7D7" w:themeColor="background1" w:themeShade="D8" w:sz="4" w:space="0"/>
-              <w:right w:val="single" w:color="D7D7D7" w:themeColor="background1" w:themeShade="D8" w:sz="4" w:space="0"/>
-            </w:tcBorders>
             <w:shd w:val="clear" w:color="auto" w:fill="auto"/>
             <w:noWrap/>
             <w:vAlign w:val="center"/>
@@ -31390,12 +30131,12 @@
       <w:tr>
         <w:tblPrEx>
           <w:tblBorders>
-            <w:top w:val="single" w:color="A4A4A4" w:sz="4" w:space="0"/>
-            <w:left w:val="none" w:color="auto" w:sz="0" w:space="0"/>
-            <w:bottom w:val="single" w:color="A4A4A4" w:sz="4" w:space="0"/>
-            <w:right w:val="none" w:color="auto" w:sz="0" w:space="0"/>
-            <w:insideH w:val="single" w:color="A4A4A4" w:sz="4" w:space="0"/>
-            <w:insideV w:val="single" w:color="A4A4A4" w:sz="4" w:space="0"/>
+            <w:top w:val="single" w:color="D7D7D7" w:sz="4" w:space="0"/>
+            <w:left w:val="single" w:color="D7D7D7" w:sz="4" w:space="0"/>
+            <w:bottom w:val="single" w:color="D7D7D7" w:sz="4" w:space="0"/>
+            <w:right w:val="single" w:color="D7D7D7" w:sz="4" w:space="0"/>
+            <w:insideH w:val="single" w:color="D7D7D7" w:sz="4" w:space="0"/>
+            <w:insideV w:val="single" w:color="D7D7D7" w:sz="4" w:space="0"/>
           </w:tblBorders>
           <w:tblCellMar>
             <w:top w:w="0" w:type="dxa"/>
@@ -31411,12 +30152,6 @@
           <w:tcPr>
             <w:tcW w:w="1434" w:type="dxa"/>
             <w:vMerge w:val="continue"/>
-            <w:tcBorders>
-              <w:top w:val="single" w:color="D7D7D7" w:themeColor="background1" w:themeShade="D8" w:sz="4" w:space="0"/>
-              <w:left w:val="single" w:color="D7D7D7" w:themeColor="background1" w:themeShade="D8" w:sz="4" w:space="0"/>
-              <w:bottom w:val="single" w:color="D7D7D7" w:themeColor="background1" w:themeShade="D8" w:sz="4" w:space="0"/>
-              <w:right w:val="single" w:color="D7D7D7" w:themeColor="background1" w:themeShade="D8" w:sz="4" w:space="0"/>
-            </w:tcBorders>
             <w:shd w:val="clear" w:color="auto" w:fill="auto"/>
             <w:noWrap/>
             <w:vAlign w:val="center"/>
@@ -31438,12 +30173,6 @@
         <w:tc>
           <w:tcPr>
             <w:tcW w:w="2436" w:type="dxa"/>
-            <w:tcBorders>
-              <w:top w:val="single" w:color="D7D7D7" w:themeColor="background1" w:themeShade="D8" w:sz="4" w:space="0"/>
-              <w:left w:val="single" w:color="D7D7D7" w:themeColor="background1" w:themeShade="D8" w:sz="4" w:space="0"/>
-              <w:bottom w:val="single" w:color="D7D7D7" w:themeColor="background1" w:themeShade="D8" w:sz="4" w:space="0"/>
-              <w:right w:val="single" w:color="D7D7D7" w:themeColor="background1" w:themeShade="D8" w:sz="4" w:space="0"/>
-            </w:tcBorders>
             <w:shd w:val="clear" w:color="auto" w:fill="auto"/>
             <w:noWrap/>
             <w:vAlign w:val="center"/>
@@ -31476,12 +30205,6 @@
         <w:tc>
           <w:tcPr>
             <w:tcW w:w="2623" w:type="dxa"/>
-            <w:tcBorders>
-              <w:top w:val="single" w:color="D7D7D7" w:themeColor="background1" w:themeShade="D8" w:sz="4" w:space="0"/>
-              <w:left w:val="single" w:color="D7D7D7" w:themeColor="background1" w:themeShade="D8" w:sz="4" w:space="0"/>
-              <w:bottom w:val="single" w:color="D7D7D7" w:themeColor="background1" w:themeShade="D8" w:sz="4" w:space="0"/>
-              <w:right w:val="single" w:color="D7D7D7" w:themeColor="background1" w:themeShade="D8" w:sz="4" w:space="0"/>
-            </w:tcBorders>
             <w:shd w:val="clear" w:color="auto" w:fill="auto"/>
             <w:noWrap/>
             <w:vAlign w:val="center"/>
@@ -31553,12 +30276,6 @@
           <w:tcPr>
             <w:tcW w:w="3445" w:type="dxa"/>
             <w:vMerge w:val="continue"/>
-            <w:tcBorders>
-              <w:top w:val="single" w:color="D7D7D7" w:themeColor="background1" w:themeShade="D8" w:sz="4" w:space="0"/>
-              <w:left w:val="single" w:color="D7D7D7" w:themeColor="background1" w:themeShade="D8" w:sz="4" w:space="0"/>
-              <w:bottom w:val="single" w:color="D7D7D7" w:themeColor="background1" w:themeShade="D8" w:sz="4" w:space="0"/>
-              <w:right w:val="single" w:color="D7D7D7" w:themeColor="background1" w:themeShade="D8" w:sz="4" w:space="0"/>
-            </w:tcBorders>
             <w:shd w:val="clear" w:color="auto" w:fill="auto"/>
             <w:noWrap/>
             <w:vAlign w:val="center"/>
@@ -31579,12 +30296,12 @@
       <w:tr>
         <w:tblPrEx>
           <w:tblBorders>
-            <w:top w:val="single" w:color="A4A4A4" w:sz="4" w:space="0"/>
-            <w:left w:val="none" w:color="auto" w:sz="0" w:space="0"/>
-            <w:bottom w:val="single" w:color="A4A4A4" w:sz="4" w:space="0"/>
-            <w:right w:val="none" w:color="auto" w:sz="0" w:space="0"/>
-            <w:insideH w:val="single" w:color="A4A4A4" w:sz="4" w:space="0"/>
-            <w:insideV w:val="single" w:color="A4A4A4" w:sz="4" w:space="0"/>
+            <w:top w:val="single" w:color="D7D7D7" w:sz="4" w:space="0"/>
+            <w:left w:val="single" w:color="D7D7D7" w:sz="4" w:space="0"/>
+            <w:bottom w:val="single" w:color="D7D7D7" w:sz="4" w:space="0"/>
+            <w:right w:val="single" w:color="D7D7D7" w:sz="4" w:space="0"/>
+            <w:insideH w:val="single" w:color="D7D7D7" w:sz="4" w:space="0"/>
+            <w:insideV w:val="single" w:color="D7D7D7" w:sz="4" w:space="0"/>
           </w:tblBorders>
           <w:tblCellMar>
             <w:top w:w="0" w:type="dxa"/>
@@ -31600,12 +30317,6 @@
           <w:tcPr>
             <w:tcW w:w="1434" w:type="dxa"/>
             <w:vMerge w:val="continue"/>
-            <w:tcBorders>
-              <w:top w:val="single" w:color="D7D7D7" w:themeColor="background1" w:themeShade="D8" w:sz="4" w:space="0"/>
-              <w:left w:val="single" w:color="D7D7D7" w:themeColor="background1" w:themeShade="D8" w:sz="4" w:space="0"/>
-              <w:bottom w:val="single" w:color="D7D7D7" w:themeColor="background1" w:themeShade="D8" w:sz="4" w:space="0"/>
-              <w:right w:val="single" w:color="D7D7D7" w:themeColor="background1" w:themeShade="D8" w:sz="4" w:space="0"/>
-            </w:tcBorders>
             <w:shd w:val="clear" w:color="auto" w:fill="auto"/>
             <w:noWrap/>
             <w:vAlign w:val="center"/>
@@ -31627,12 +30338,6 @@
         <w:tc>
           <w:tcPr>
             <w:tcW w:w="2436" w:type="dxa"/>
-            <w:tcBorders>
-              <w:top w:val="single" w:color="D7D7D7" w:themeColor="background1" w:themeShade="D8" w:sz="4" w:space="0"/>
-              <w:left w:val="single" w:color="D7D7D7" w:themeColor="background1" w:themeShade="D8" w:sz="4" w:space="0"/>
-              <w:bottom w:val="single" w:color="D7D7D7" w:themeColor="background1" w:themeShade="D8" w:sz="4" w:space="0"/>
-              <w:right w:val="single" w:color="D7D7D7" w:themeColor="background1" w:themeShade="D8" w:sz="4" w:space="0"/>
-            </w:tcBorders>
             <w:shd w:val="clear" w:color="auto" w:fill="auto"/>
             <w:noWrap/>
             <w:vAlign w:val="center"/>
@@ -31665,12 +30370,6 @@
         <w:tc>
           <w:tcPr>
             <w:tcW w:w="2623" w:type="dxa"/>
-            <w:tcBorders>
-              <w:top w:val="single" w:color="D7D7D7" w:themeColor="background1" w:themeShade="D8" w:sz="4" w:space="0"/>
-              <w:left w:val="single" w:color="D7D7D7" w:themeColor="background1" w:themeShade="D8" w:sz="4" w:space="0"/>
-              <w:bottom w:val="single" w:color="D7D7D7" w:themeColor="background1" w:themeShade="D8" w:sz="4" w:space="0"/>
-              <w:right w:val="single" w:color="D7D7D7" w:themeColor="background1" w:themeShade="D8" w:sz="4" w:space="0"/>
-            </w:tcBorders>
             <w:shd w:val="clear" w:color="auto" w:fill="auto"/>
             <w:noWrap/>
             <w:vAlign w:val="center"/>
@@ -31742,12 +30441,6 @@
           <w:tcPr>
             <w:tcW w:w="3445" w:type="dxa"/>
             <w:vMerge w:val="continue"/>
-            <w:tcBorders>
-              <w:top w:val="single" w:color="D7D7D7" w:themeColor="background1" w:themeShade="D8" w:sz="4" w:space="0"/>
-              <w:left w:val="single" w:color="D7D7D7" w:themeColor="background1" w:themeShade="D8" w:sz="4" w:space="0"/>
-              <w:bottom w:val="single" w:color="D7D7D7" w:themeColor="background1" w:themeShade="D8" w:sz="4" w:space="0"/>
-              <w:right w:val="single" w:color="D7D7D7" w:themeColor="background1" w:themeShade="D8" w:sz="4" w:space="0"/>
-            </w:tcBorders>
             <w:shd w:val="clear" w:color="auto" w:fill="auto"/>
             <w:noWrap/>
             <w:vAlign w:val="center"/>
@@ -31768,12 +30461,12 @@
       <w:tr>
         <w:tblPrEx>
           <w:tblBorders>
-            <w:top w:val="single" w:color="A4A4A4" w:sz="4" w:space="0"/>
-            <w:left w:val="none" w:color="auto" w:sz="0" w:space="0"/>
-            <w:bottom w:val="single" w:color="A4A4A4" w:sz="4" w:space="0"/>
-            <w:right w:val="none" w:color="auto" w:sz="0" w:space="0"/>
-            <w:insideH w:val="single" w:color="A4A4A4" w:sz="4" w:space="0"/>
-            <w:insideV w:val="single" w:color="A4A4A4" w:sz="4" w:space="0"/>
+            <w:top w:val="single" w:color="D7D7D7" w:sz="4" w:space="0"/>
+            <w:left w:val="single" w:color="D7D7D7" w:sz="4" w:space="0"/>
+            <w:bottom w:val="single" w:color="D7D7D7" w:sz="4" w:space="0"/>
+            <w:right w:val="single" w:color="D7D7D7" w:sz="4" w:space="0"/>
+            <w:insideH w:val="single" w:color="D7D7D7" w:sz="4" w:space="0"/>
+            <w:insideV w:val="single" w:color="D7D7D7" w:sz="4" w:space="0"/>
           </w:tblBorders>
           <w:tblCellMar>
             <w:top w:w="0" w:type="dxa"/>
@@ -31789,12 +30482,6 @@
           <w:tcPr>
             <w:tcW w:w="1434" w:type="dxa"/>
             <w:vMerge w:val="continue"/>
-            <w:tcBorders>
-              <w:top w:val="single" w:color="D7D7D7" w:themeColor="background1" w:themeShade="D8" w:sz="4" w:space="0"/>
-              <w:left w:val="single" w:color="D7D7D7" w:themeColor="background1" w:themeShade="D8" w:sz="4" w:space="0"/>
-              <w:bottom w:val="single" w:color="D7D7D7" w:themeColor="background1" w:themeShade="D8" w:sz="4" w:space="0"/>
-              <w:right w:val="single" w:color="D7D7D7" w:themeColor="background1" w:themeShade="D8" w:sz="4" w:space="0"/>
-            </w:tcBorders>
             <w:shd w:val="clear" w:color="auto" w:fill="auto"/>
             <w:noWrap/>
             <w:vAlign w:val="center"/>
@@ -31816,12 +30503,6 @@
         <w:tc>
           <w:tcPr>
             <w:tcW w:w="2436" w:type="dxa"/>
-            <w:tcBorders>
-              <w:top w:val="single" w:color="D7D7D7" w:themeColor="background1" w:themeShade="D8" w:sz="4" w:space="0"/>
-              <w:left w:val="single" w:color="D7D7D7" w:themeColor="background1" w:themeShade="D8" w:sz="4" w:space="0"/>
-              <w:bottom w:val="single" w:color="D7D7D7" w:themeColor="background1" w:themeShade="D8" w:sz="4" w:space="0"/>
-              <w:right w:val="single" w:color="D7D7D7" w:themeColor="background1" w:themeShade="D8" w:sz="4" w:space="0"/>
-            </w:tcBorders>
             <w:shd w:val="clear" w:color="auto" w:fill="auto"/>
             <w:noWrap/>
             <w:vAlign w:val="center"/>
@@ -31854,12 +30535,6 @@
         <w:tc>
           <w:tcPr>
             <w:tcW w:w="2623" w:type="dxa"/>
-            <w:tcBorders>
-              <w:top w:val="single" w:color="D7D7D7" w:themeColor="background1" w:themeShade="D8" w:sz="4" w:space="0"/>
-              <w:left w:val="single" w:color="D7D7D7" w:themeColor="background1" w:themeShade="D8" w:sz="4" w:space="0"/>
-              <w:bottom w:val="single" w:color="D7D7D7" w:themeColor="background1" w:themeShade="D8" w:sz="4" w:space="0"/>
-              <w:right w:val="single" w:color="D7D7D7" w:themeColor="background1" w:themeShade="D8" w:sz="4" w:space="0"/>
-            </w:tcBorders>
             <w:shd w:val="clear" w:color="auto" w:fill="auto"/>
             <w:noWrap/>
             <w:vAlign w:val="center"/>
@@ -31931,12 +30606,6 @@
           <w:tcPr>
             <w:tcW w:w="3445" w:type="dxa"/>
             <w:vMerge w:val="continue"/>
-            <w:tcBorders>
-              <w:top w:val="single" w:color="D7D7D7" w:themeColor="background1" w:themeShade="D8" w:sz="4" w:space="0"/>
-              <w:left w:val="single" w:color="D7D7D7" w:themeColor="background1" w:themeShade="D8" w:sz="4" w:space="0"/>
-              <w:bottom w:val="single" w:color="D7D7D7" w:themeColor="background1" w:themeShade="D8" w:sz="4" w:space="0"/>
-              <w:right w:val="single" w:color="D7D7D7" w:themeColor="background1" w:themeShade="D8" w:sz="4" w:space="0"/>
-            </w:tcBorders>
             <w:shd w:val="clear" w:color="auto" w:fill="auto"/>
             <w:noWrap/>
             <w:vAlign w:val="center"/>
@@ -31957,12 +30626,12 @@
       <w:tr>
         <w:tblPrEx>
           <w:tblBorders>
-            <w:top w:val="single" w:color="A4A4A4" w:sz="4" w:space="0"/>
-            <w:left w:val="none" w:color="auto" w:sz="0" w:space="0"/>
-            <w:bottom w:val="single" w:color="A4A4A4" w:sz="4" w:space="0"/>
-            <w:right w:val="none" w:color="auto" w:sz="0" w:space="0"/>
-            <w:insideH w:val="single" w:color="A4A4A4" w:sz="4" w:space="0"/>
-            <w:insideV w:val="single" w:color="A4A4A4" w:sz="4" w:space="0"/>
+            <w:top w:val="single" w:color="D7D7D7" w:sz="4" w:space="0"/>
+            <w:left w:val="single" w:color="D7D7D7" w:sz="4" w:space="0"/>
+            <w:bottom w:val="single" w:color="D7D7D7" w:sz="4" w:space="0"/>
+            <w:right w:val="single" w:color="D7D7D7" w:sz="4" w:space="0"/>
+            <w:insideH w:val="single" w:color="D7D7D7" w:sz="4" w:space="0"/>
+            <w:insideV w:val="single" w:color="D7D7D7" w:sz="4" w:space="0"/>
           </w:tblBorders>
           <w:tblCellMar>
             <w:top w:w="0" w:type="dxa"/>
@@ -31978,12 +30647,6 @@
           <w:tcPr>
             <w:tcW w:w="1434" w:type="dxa"/>
             <w:vMerge w:val="continue"/>
-            <w:tcBorders>
-              <w:top w:val="single" w:color="D7D7D7" w:themeColor="background1" w:themeShade="D8" w:sz="4" w:space="0"/>
-              <w:left w:val="single" w:color="D7D7D7" w:themeColor="background1" w:themeShade="D8" w:sz="4" w:space="0"/>
-              <w:bottom w:val="single" w:color="D7D7D7" w:themeColor="background1" w:themeShade="D8" w:sz="4" w:space="0"/>
-              <w:right w:val="single" w:color="D7D7D7" w:themeColor="background1" w:themeShade="D8" w:sz="4" w:space="0"/>
-            </w:tcBorders>
             <w:shd w:val="clear" w:color="auto" w:fill="auto"/>
             <w:noWrap/>
             <w:vAlign w:val="center"/>
@@ -32005,12 +30668,6 @@
         <w:tc>
           <w:tcPr>
             <w:tcW w:w="2436" w:type="dxa"/>
-            <w:tcBorders>
-              <w:top w:val="single" w:color="D7D7D7" w:themeColor="background1" w:themeShade="D8" w:sz="4" w:space="0"/>
-              <w:left w:val="single" w:color="D7D7D7" w:themeColor="background1" w:themeShade="D8" w:sz="4" w:space="0"/>
-              <w:bottom w:val="single" w:color="D7D7D7" w:themeColor="background1" w:themeShade="D8" w:sz="4" w:space="0"/>
-              <w:right w:val="single" w:color="D7D7D7" w:themeColor="background1" w:themeShade="D8" w:sz="4" w:space="0"/>
-            </w:tcBorders>
             <w:shd w:val="clear" w:color="auto" w:fill="auto"/>
             <w:noWrap/>
             <w:vAlign w:val="center"/>
@@ -32043,12 +30700,6 @@
         <w:tc>
           <w:tcPr>
             <w:tcW w:w="2623" w:type="dxa"/>
-            <w:tcBorders>
-              <w:top w:val="single" w:color="D7D7D7" w:themeColor="background1" w:themeShade="D8" w:sz="4" w:space="0"/>
-              <w:left w:val="single" w:color="D7D7D7" w:themeColor="background1" w:themeShade="D8" w:sz="4" w:space="0"/>
-              <w:bottom w:val="single" w:color="D7D7D7" w:themeColor="background1" w:themeShade="D8" w:sz="4" w:space="0"/>
-              <w:right w:val="single" w:color="D7D7D7" w:themeColor="background1" w:themeShade="D8" w:sz="4" w:space="0"/>
-            </w:tcBorders>
             <w:shd w:val="clear" w:color="auto" w:fill="auto"/>
             <w:noWrap/>
             <w:vAlign w:val="center"/>
@@ -32120,12 +30771,6 @@
           <w:tcPr>
             <w:tcW w:w="3445" w:type="dxa"/>
             <w:vMerge w:val="continue"/>
-            <w:tcBorders>
-              <w:top w:val="single" w:color="D7D7D7" w:themeColor="background1" w:themeShade="D8" w:sz="4" w:space="0"/>
-              <w:left w:val="single" w:color="D7D7D7" w:themeColor="background1" w:themeShade="D8" w:sz="4" w:space="0"/>
-              <w:bottom w:val="single" w:color="D7D7D7" w:themeColor="background1" w:themeShade="D8" w:sz="4" w:space="0"/>
-              <w:right w:val="single" w:color="D7D7D7" w:themeColor="background1" w:themeShade="D8" w:sz="4" w:space="0"/>
-            </w:tcBorders>
             <w:shd w:val="clear" w:color="auto" w:fill="auto"/>
             <w:noWrap/>
             <w:vAlign w:val="center"/>
@@ -32146,12 +30791,12 @@
       <w:tr>
         <w:tblPrEx>
           <w:tblBorders>
-            <w:top w:val="single" w:color="A4A4A4" w:sz="4" w:space="0"/>
-            <w:left w:val="none" w:color="auto" w:sz="0" w:space="0"/>
-            <w:bottom w:val="single" w:color="A4A4A4" w:sz="4" w:space="0"/>
-            <w:right w:val="none" w:color="auto" w:sz="0" w:space="0"/>
-            <w:insideH w:val="single" w:color="A4A4A4" w:sz="4" w:space="0"/>
-            <w:insideV w:val="single" w:color="A4A4A4" w:sz="4" w:space="0"/>
+            <w:top w:val="single" w:color="D7D7D7" w:sz="4" w:space="0"/>
+            <w:left w:val="single" w:color="D7D7D7" w:sz="4" w:space="0"/>
+            <w:bottom w:val="single" w:color="D7D7D7" w:sz="4" w:space="0"/>
+            <w:right w:val="single" w:color="D7D7D7" w:sz="4" w:space="0"/>
+            <w:insideH w:val="single" w:color="D7D7D7" w:sz="4" w:space="0"/>
+            <w:insideV w:val="single" w:color="D7D7D7" w:sz="4" w:space="0"/>
           </w:tblBorders>
           <w:tblCellMar>
             <w:top w:w="0" w:type="dxa"/>
@@ -32167,12 +30812,6 @@
           <w:tcPr>
             <w:tcW w:w="1434" w:type="dxa"/>
             <w:vMerge w:val="continue"/>
-            <w:tcBorders>
-              <w:top w:val="single" w:color="D7D7D7" w:themeColor="background1" w:themeShade="D8" w:sz="4" w:space="0"/>
-              <w:left w:val="single" w:color="D7D7D7" w:themeColor="background1" w:themeShade="D8" w:sz="4" w:space="0"/>
-              <w:bottom w:val="single" w:color="D7D7D7" w:themeColor="background1" w:themeShade="D8" w:sz="4" w:space="0"/>
-              <w:right w:val="single" w:color="D7D7D7" w:themeColor="background1" w:themeShade="D8" w:sz="4" w:space="0"/>
-            </w:tcBorders>
             <w:shd w:val="clear" w:color="auto" w:fill="auto"/>
             <w:noWrap/>
             <w:vAlign w:val="center"/>
@@ -32194,12 +30833,6 @@
         <w:tc>
           <w:tcPr>
             <w:tcW w:w="2436" w:type="dxa"/>
-            <w:tcBorders>
-              <w:top w:val="single" w:color="D7D7D7" w:themeColor="background1" w:themeShade="D8" w:sz="4" w:space="0"/>
-              <w:left w:val="single" w:color="D7D7D7" w:themeColor="background1" w:themeShade="D8" w:sz="4" w:space="0"/>
-              <w:bottom w:val="single" w:color="D7D7D7" w:themeColor="background1" w:themeShade="D8" w:sz="4" w:space="0"/>
-              <w:right w:val="single" w:color="D7D7D7" w:themeColor="background1" w:themeShade="D8" w:sz="4" w:space="0"/>
-            </w:tcBorders>
             <w:shd w:val="clear" w:color="auto" w:fill="auto"/>
             <w:noWrap/>
             <w:vAlign w:val="center"/>
@@ -32232,12 +30865,6 @@
         <w:tc>
           <w:tcPr>
             <w:tcW w:w="2623" w:type="dxa"/>
-            <w:tcBorders>
-              <w:top w:val="single" w:color="D7D7D7" w:themeColor="background1" w:themeShade="D8" w:sz="4" w:space="0"/>
-              <w:left w:val="single" w:color="D7D7D7" w:themeColor="background1" w:themeShade="D8" w:sz="4" w:space="0"/>
-              <w:bottom w:val="single" w:color="D7D7D7" w:themeColor="background1" w:themeShade="D8" w:sz="4" w:space="0"/>
-              <w:right w:val="single" w:color="D7D7D7" w:themeColor="background1" w:themeShade="D8" w:sz="4" w:space="0"/>
-            </w:tcBorders>
             <w:shd w:val="clear" w:color="auto" w:fill="auto"/>
             <w:noWrap/>
             <w:vAlign w:val="center"/>
@@ -32309,12 +30936,6 @@
           <w:tcPr>
             <w:tcW w:w="3445" w:type="dxa"/>
             <w:vMerge w:val="continue"/>
-            <w:tcBorders>
-              <w:top w:val="single" w:color="D7D7D7" w:themeColor="background1" w:themeShade="D8" w:sz="4" w:space="0"/>
-              <w:left w:val="single" w:color="D7D7D7" w:themeColor="background1" w:themeShade="D8" w:sz="4" w:space="0"/>
-              <w:bottom w:val="single" w:color="D7D7D7" w:themeColor="background1" w:themeShade="D8" w:sz="4" w:space="0"/>
-              <w:right w:val="single" w:color="D7D7D7" w:themeColor="background1" w:themeShade="D8" w:sz="4" w:space="0"/>
-            </w:tcBorders>
             <w:shd w:val="clear" w:color="auto" w:fill="auto"/>
             <w:noWrap/>
             <w:vAlign w:val="center"/>
@@ -32335,12 +30956,12 @@
       <w:tr>
         <w:tblPrEx>
           <w:tblBorders>
-            <w:top w:val="single" w:color="A4A4A4" w:sz="4" w:space="0"/>
-            <w:left w:val="none" w:color="auto" w:sz="0" w:space="0"/>
-            <w:bottom w:val="single" w:color="A4A4A4" w:sz="4" w:space="0"/>
-            <w:right w:val="none" w:color="auto" w:sz="0" w:space="0"/>
-            <w:insideH w:val="single" w:color="A4A4A4" w:sz="4" w:space="0"/>
-            <w:insideV w:val="single" w:color="A4A4A4" w:sz="4" w:space="0"/>
+            <w:top w:val="single" w:color="D7D7D7" w:sz="4" w:space="0"/>
+            <w:left w:val="single" w:color="D7D7D7" w:sz="4" w:space="0"/>
+            <w:bottom w:val="single" w:color="D7D7D7" w:sz="4" w:space="0"/>
+            <w:right w:val="single" w:color="D7D7D7" w:sz="4" w:space="0"/>
+            <w:insideH w:val="single" w:color="D7D7D7" w:sz="4" w:space="0"/>
+            <w:insideV w:val="single" w:color="D7D7D7" w:sz="4" w:space="0"/>
           </w:tblBorders>
           <w:tblCellMar>
             <w:top w:w="0" w:type="dxa"/>
@@ -32356,12 +30977,6 @@
           <w:tcPr>
             <w:tcW w:w="1434" w:type="dxa"/>
             <w:vMerge w:val="continue"/>
-            <w:tcBorders>
-              <w:top w:val="single" w:color="D7D7D7" w:themeColor="background1" w:themeShade="D8" w:sz="4" w:space="0"/>
-              <w:left w:val="single" w:color="D7D7D7" w:themeColor="background1" w:themeShade="D8" w:sz="4" w:space="0"/>
-              <w:bottom w:val="single" w:color="D7D7D7" w:themeColor="background1" w:themeShade="D8" w:sz="4" w:space="0"/>
-              <w:right w:val="single" w:color="D7D7D7" w:themeColor="background1" w:themeShade="D8" w:sz="4" w:space="0"/>
-            </w:tcBorders>
             <w:shd w:val="clear" w:color="auto" w:fill="auto"/>
             <w:noWrap/>
             <w:vAlign w:val="center"/>
@@ -32383,12 +30998,6 @@
         <w:tc>
           <w:tcPr>
             <w:tcW w:w="2436" w:type="dxa"/>
-            <w:tcBorders>
-              <w:top w:val="single" w:color="D7D7D7" w:themeColor="background1" w:themeShade="D8" w:sz="4" w:space="0"/>
-              <w:left w:val="single" w:color="D7D7D7" w:themeColor="background1" w:themeShade="D8" w:sz="4" w:space="0"/>
-              <w:bottom w:val="single" w:color="D7D7D7" w:themeColor="background1" w:themeShade="D8" w:sz="4" w:space="0"/>
-              <w:right w:val="single" w:color="D7D7D7" w:themeColor="background1" w:themeShade="D8" w:sz="4" w:space="0"/>
-            </w:tcBorders>
             <w:shd w:val="clear" w:color="auto" w:fill="auto"/>
             <w:noWrap/>
             <w:vAlign w:val="center"/>
@@ -32421,12 +31030,6 @@
         <w:tc>
           <w:tcPr>
             <w:tcW w:w="2623" w:type="dxa"/>
-            <w:tcBorders>
-              <w:top w:val="single" w:color="D7D7D7" w:themeColor="background1" w:themeShade="D8" w:sz="4" w:space="0"/>
-              <w:left w:val="single" w:color="D7D7D7" w:themeColor="background1" w:themeShade="D8" w:sz="4" w:space="0"/>
-              <w:bottom w:val="single" w:color="D7D7D7" w:themeColor="background1" w:themeShade="D8" w:sz="4" w:space="0"/>
-              <w:right w:val="single" w:color="D7D7D7" w:themeColor="background1" w:themeShade="D8" w:sz="4" w:space="0"/>
-            </w:tcBorders>
             <w:shd w:val="clear" w:color="auto" w:fill="auto"/>
             <w:noWrap/>
             <w:vAlign w:val="center"/>
@@ -32498,12 +31101,6 @@
           <w:tcPr>
             <w:tcW w:w="3445" w:type="dxa"/>
             <w:vMerge w:val="continue"/>
-            <w:tcBorders>
-              <w:top w:val="single" w:color="D7D7D7" w:themeColor="background1" w:themeShade="D8" w:sz="4" w:space="0"/>
-              <w:left w:val="single" w:color="D7D7D7" w:themeColor="background1" w:themeShade="D8" w:sz="4" w:space="0"/>
-              <w:bottom w:val="single" w:color="D7D7D7" w:themeColor="background1" w:themeShade="D8" w:sz="4" w:space="0"/>
-              <w:right w:val="single" w:color="D7D7D7" w:themeColor="background1" w:themeShade="D8" w:sz="4" w:space="0"/>
-            </w:tcBorders>
             <w:shd w:val="clear" w:color="auto" w:fill="auto"/>
             <w:noWrap/>
             <w:vAlign w:val="center"/>
@@ -32540,6 +31137,1253 @@
         </w:rPr>
         <w:t>本次检测主要针对已报道的与免疫检查点抑制剂耐药相关基因突变，全面评估耐药发生可能性，对免疫治疗不良反应进行提前预警，为临床治疗方案提供更多参考依据。</w:t>
       </w:r>
+    </w:p>
+    <w:p>
+      <w:pPr>
+        <w:spacing w:line="400" w:lineRule="exact"/>
+        <w:ind w:firstLine="420"/>
+        <w:rPr>
+          <w:rFonts w:hint="eastAsia" w:ascii="苹方 中等" w:hAnsi="苹方 中等" w:eastAsia="苹方 中等" w:cs="苹方 中等"/>
+          <w:spacing w:val="2"/>
+          <w:szCs w:val="21"/>
+        </w:rPr>
+      </w:pPr>
+    </w:p>
+    <w:p>
+      <w:pPr>
+        <w:spacing w:before="120" w:beforeLines="50" w:after="120" w:afterLines="50" w:line="400" w:lineRule="exact"/>
+        <w:ind w:right="210" w:rightChars="100"/>
+        <w:rPr>
+          <w:rFonts w:hint="eastAsia" w:ascii="苹方 中等" w:hAnsi="苹方 中等" w:eastAsia="苹方 中等" w:cs="苹方 中等"/>
+          <w:b/>
+          <w:bCs/>
+          <w:color w:val="595959" w:themeColor="text1" w:themeTint="A6"/>
+          <w:spacing w:val="2"/>
+          <w:sz w:val="24"/>
+          <w:lang w:eastAsia="zh"/>
+          <w14:textFill>
+            <w14:solidFill>
+              <w14:schemeClr w14:val="tx1">
+                <w14:lumMod w14:val="65000"/>
+                <w14:lumOff w14:val="35000"/>
+              </w14:schemeClr>
+            </w14:solidFill>
+          </w14:textFill>
+        </w:rPr>
+      </w:pPr>
+      <w:r>
+        <w:rPr>
+          <w:rFonts w:hint="eastAsia" w:ascii="苹方 中等" w:hAnsi="苹方 中等" w:eastAsia="苹方 中等" w:cs="苹方 中等"/>
+          <w:b/>
+          <w:bCs/>
+          <w:color w:val="595959" w:themeColor="text1" w:themeTint="A6"/>
+          <w:spacing w:val="2"/>
+          <w:sz w:val="24"/>
+          <w:lang w:eastAsia="zh"/>
+          <w14:textFill>
+            <w14:solidFill>
+              <w14:schemeClr w14:val="tx1">
+                <w14:lumMod w14:val="65000"/>
+                <w14:lumOff w14:val="35000"/>
+              </w14:schemeClr>
+            </w14:solidFill>
+          </w14:textFill>
+        </w:rPr>
+        <w:t>5.</w:t>
+      </w:r>
+      <w:r>
+        <w:rPr>
+          <w:rFonts w:hint="eastAsia" w:ascii="苹方 中等" w:hAnsi="苹方 中等" w:eastAsia="苹方 中等" w:cs="苹方 中等"/>
+          <w:b/>
+          <w:bCs/>
+          <w:color w:val="595959" w:themeColor="text1" w:themeTint="A6"/>
+          <w:spacing w:val="2"/>
+          <w:sz w:val="24"/>
+          <w:lang w:val="en-US" w:eastAsia="zh-CN"/>
+          <w14:textFill>
+            <w14:solidFill>
+              <w14:schemeClr w14:val="tx1">
+                <w14:lumMod w14:val="65000"/>
+                <w14:lumOff w14:val="35000"/>
+              </w14:schemeClr>
+            </w14:solidFill>
+          </w14:textFill>
+        </w:rPr>
+        <w:t>4</w:t>
+      </w:r>
+      <w:r>
+        <w:rPr>
+          <w:rFonts w:hint="eastAsia" w:ascii="苹方 中等" w:hAnsi="苹方 中等" w:eastAsia="苹方 中等" w:cs="苹方 中等"/>
+          <w:b/>
+          <w:bCs/>
+          <w:color w:val="595959" w:themeColor="text1" w:themeTint="A6"/>
+          <w:spacing w:val="2"/>
+          <w:sz w:val="24"/>
+          <w:lang w:eastAsia="zh"/>
+          <w14:textFill>
+            <w14:solidFill>
+              <w14:schemeClr w14:val="tx1">
+                <w14:lumMod w14:val="65000"/>
+                <w14:lumOff w14:val="35000"/>
+              </w14:schemeClr>
+            </w14:solidFill>
+          </w14:textFill>
+        </w:rPr>
+        <w:t xml:space="preserve"> 免疫治疗超进展相关基因</w:t>
+      </w:r>
+    </w:p>
+    <w:p>
+      <w:pPr>
+        <w:spacing w:line="400" w:lineRule="exact"/>
+        <w:ind w:firstLine="420"/>
+        <w:rPr>
+          <w:rFonts w:hint="eastAsia" w:ascii="苹方 中等" w:hAnsi="苹方 中等" w:eastAsia="苹方 中等" w:cs="苹方 中等"/>
+          <w:spacing w:val="2"/>
+          <w:szCs w:val="21"/>
+        </w:rPr>
+      </w:pPr>
+      <w:r>
+        <w:rPr>
+          <w:rFonts w:hint="eastAsia" w:ascii="苹方 中等" w:hAnsi="苹方 中等" w:eastAsia="苹方 中等" w:cs="苹方 中等"/>
+          <w:spacing w:val="2"/>
+          <w:szCs w:val="21"/>
+        </w:rPr>
+        <w:t>疾病超进展（Hyperprogressive Disease, HPD）的判定参考以下标准：</w:t>
+      </w:r>
+    </w:p>
+    <w:p>
+      <w:pPr>
+        <w:spacing w:line="400" w:lineRule="exact"/>
+        <w:ind w:firstLine="420"/>
+        <w:rPr>
+          <w:rFonts w:hint="eastAsia" w:ascii="苹方 中等" w:hAnsi="苹方 中等" w:eastAsia="苹方 中等" w:cs="苹方 中等"/>
+          <w:spacing w:val="2"/>
+          <w:szCs w:val="21"/>
+        </w:rPr>
+      </w:pPr>
+      <w:r>
+        <w:rPr>
+          <w:rFonts w:hint="eastAsia" w:ascii="苹方 中等" w:hAnsi="苹方 中等" w:eastAsia="苹方 中等" w:cs="苹方 中等"/>
+          <w:spacing w:val="2"/>
+          <w:szCs w:val="21"/>
+        </w:rPr>
+        <w:t>1. 在治疗后第一次评价时进展，或至治疗失败时间（TTF）&lt;2 个月</w:t>
+      </w:r>
+    </w:p>
+    <w:p>
+      <w:pPr>
+        <w:spacing w:line="400" w:lineRule="exact"/>
+        <w:ind w:firstLine="420"/>
+        <w:rPr>
+          <w:rFonts w:hint="eastAsia" w:ascii="苹方 中等" w:hAnsi="苹方 中等" w:eastAsia="苹方 中等" w:cs="苹方 中等"/>
+          <w:spacing w:val="2"/>
+          <w:szCs w:val="21"/>
+        </w:rPr>
+      </w:pPr>
+      <w:r>
+        <w:rPr>
+          <w:rFonts w:hint="eastAsia" w:ascii="苹方 中等" w:hAnsi="苹方 中等" w:eastAsia="苹方 中等" w:cs="苹方 中等"/>
+          <w:spacing w:val="2"/>
+          <w:szCs w:val="21"/>
+        </w:rPr>
+        <w:t>2. 肿瘤体积增加&gt;50%</w:t>
+      </w:r>
+    </w:p>
+    <w:p>
+      <w:pPr>
+        <w:spacing w:line="400" w:lineRule="exact"/>
+        <w:ind w:firstLine="420"/>
+        <w:rPr>
+          <w:rFonts w:hint="eastAsia" w:ascii="苹方 中等" w:hAnsi="苹方 中等" w:eastAsia="苹方 中等" w:cs="苹方 中等"/>
+          <w:spacing w:val="2"/>
+          <w:szCs w:val="21"/>
+        </w:rPr>
+      </w:pPr>
+      <w:r>
+        <w:rPr>
+          <w:rFonts w:hint="eastAsia" w:ascii="苹方 中等" w:hAnsi="苹方 中等" w:eastAsia="苹方 中等" w:cs="苹方 中等"/>
+          <w:spacing w:val="2"/>
+          <w:szCs w:val="21"/>
+        </w:rPr>
+        <w:t>3. 肿瘤增长速度（TGR）增加&gt;2倍</w:t>
+      </w:r>
+    </w:p>
+    <w:p>
+      <w:pPr>
+        <w:spacing w:line="400" w:lineRule="exact"/>
+        <w:ind w:firstLine="420"/>
+        <w:rPr>
+          <w:rFonts w:hint="eastAsia" w:ascii="苹方 中等" w:hAnsi="苹方 中等" w:eastAsia="苹方 中等" w:cs="苹方 中等"/>
+          <w:spacing w:val="2"/>
+          <w:szCs w:val="21"/>
+        </w:rPr>
+      </w:pPr>
+      <w:r>
+        <w:rPr>
+          <w:rFonts w:hint="eastAsia" w:ascii="苹方 中等" w:hAnsi="苹方 中等" w:eastAsia="苹方 中等" w:cs="苹方 中等"/>
+          <w:spacing w:val="2"/>
+          <w:szCs w:val="21"/>
+        </w:rPr>
+        <w:t>本次检测主要针对已报道的与免疫检查点抑制剂超进展相关基因突变，全面评估超进展发生可能性，对免疫治疗不良反应进行提前预警，为临床治疗方案提供更多参考依据。</w:t>
+      </w:r>
+    </w:p>
+    <w:tbl>
+      <w:tblPr>
+        <w:tblStyle w:val="16"/>
+        <w:tblW w:w="4835" w:type="pct"/>
+        <w:jc w:val="center"/>
+        <w:tblBorders>
+          <w:top w:val="single" w:color="D7D7D7" w:sz="4" w:space="0"/>
+          <w:left w:val="single" w:color="D7D7D7" w:sz="4" w:space="0"/>
+          <w:bottom w:val="single" w:color="D7D7D7" w:sz="4" w:space="0"/>
+          <w:right w:val="single" w:color="D7D7D7" w:sz="4" w:space="0"/>
+          <w:insideH w:val="single" w:color="D7D7D7" w:sz="4" w:space="0"/>
+          <w:insideV w:val="single" w:color="D7D7D7" w:sz="4" w:space="0"/>
+        </w:tblBorders>
+        <w:tblLayout w:type="fixed"/>
+        <w:tblCellMar>
+          <w:top w:w="113" w:type="dxa"/>
+          <w:left w:w="113" w:type="dxa"/>
+          <w:bottom w:w="113" w:type="dxa"/>
+          <w:right w:w="113" w:type="dxa"/>
+        </w:tblCellMar>
+      </w:tblPr>
+      <w:tblGrid>
+        <w:gridCol w:w="1535"/>
+        <w:gridCol w:w="2436"/>
+        <w:gridCol w:w="2623"/>
+        <w:gridCol w:w="3494"/>
+      </w:tblGrid>
+      <w:tr>
+        <w:tblPrEx>
+          <w:tblBorders>
+            <w:top w:val="single" w:color="D7D7D7" w:sz="4" w:space="0"/>
+            <w:left w:val="single" w:color="D7D7D7" w:sz="4" w:space="0"/>
+            <w:bottom w:val="single" w:color="D7D7D7" w:sz="4" w:space="0"/>
+            <w:right w:val="single" w:color="D7D7D7" w:sz="4" w:space="0"/>
+            <w:insideH w:val="single" w:color="D7D7D7" w:sz="4" w:space="0"/>
+            <w:insideV w:val="single" w:color="D7D7D7" w:sz="4" w:space="0"/>
+          </w:tblBorders>
+          <w:tblCellMar>
+            <w:top w:w="113" w:type="dxa"/>
+            <w:left w:w="113" w:type="dxa"/>
+            <w:bottom w:w="113" w:type="dxa"/>
+            <w:right w:w="113" w:type="dxa"/>
+          </w:tblCellMar>
+        </w:tblPrEx>
+        <w:trPr>
+          <w:jc w:val="center"/>
+        </w:trPr>
+        <w:tc>
+          <w:tcPr>
+            <w:tcW w:w="1968" w:type="pct"/>
+            <w:gridSpan w:val="2"/>
+            <w:shd w:val="clear" w:color="auto" w:fill="1AA4A8"/>
+            <w:vAlign w:val="center"/>
+          </w:tcPr>
+          <w:p>
+            <w:pPr>
+              <w:jc w:val="center"/>
+            </w:pPr>
+            <w:r>
+              <w:rPr>
+                <w:rFonts w:ascii="苹方 中等" w:hAnsi="苹方 中等" w:eastAsia="苹方 中等" w:cs="苹方 中等"/>
+                <w:b/>
+                <w:color w:val="FFFFFF"/>
+                <w:sz w:val="20"/>
+                <w:u w:color="auto"/>
+              </w:rPr>
+              <w:t>基因</w:t>
+            </w:r>
+          </w:p>
+        </w:tc>
+        <w:tc>
+          <w:tcPr>
+            <w:tcW w:w="1300" w:type="pct"/>
+            <w:shd w:val="clear" w:color="auto" w:fill="1AA4A8"/>
+            <w:vAlign w:val="center"/>
+          </w:tcPr>
+          <w:p>
+            <w:pPr>
+              <w:jc w:val="center"/>
+              <w:rPr>
+                <w:rFonts w:hint="default" w:eastAsiaTheme="minorEastAsia"/>
+                <w:lang w:val="en-US" w:eastAsia="zh-CN"/>
+              </w:rPr>
+            </w:pPr>
+            <w:r>
+              <w:rPr>
+                <w:rFonts w:hint="eastAsia" w:ascii="苹方 中等" w:hAnsi="苹方 中等" w:eastAsia="苹方 中等" w:cs="苹方 中等"/>
+                <w:b/>
+                <w:color w:val="FFFFFF"/>
+                <w:sz w:val="20"/>
+                <w:u w:color="auto"/>
+                <w:lang w:val="en-US" w:eastAsia="zh-CN"/>
+              </w:rPr>
+              <w:t>检测结果</w:t>
+            </w:r>
+          </w:p>
+        </w:tc>
+        <w:tc>
+          <w:tcPr>
+            <w:tcW w:w="1731" w:type="pct"/>
+            <w:shd w:val="clear" w:color="auto" w:fill="1AA4A8"/>
+            <w:vAlign w:val="center"/>
+          </w:tcPr>
+          <w:p>
+            <w:pPr>
+              <w:jc w:val="center"/>
+              <w:rPr>
+                <w:rFonts w:hint="default" w:ascii="苹方 中等" w:hAnsi="苹方 中等" w:eastAsia="苹方 中等" w:cs="苹方 中等"/>
+                <w:b/>
+                <w:color w:val="FFFFFF"/>
+                <w:sz w:val="20"/>
+                <w:u w:color="auto"/>
+                <w:lang w:val="en-US" w:eastAsia="zh-CN"/>
+              </w:rPr>
+            </w:pPr>
+            <w:r>
+              <w:rPr>
+                <w:rFonts w:hint="eastAsia" w:ascii="苹方 中等" w:hAnsi="苹方 中等" w:eastAsia="苹方 中等" w:cs="苹方 中等"/>
+                <w:b/>
+                <w:color w:val="FFFFFF"/>
+                <w:sz w:val="20"/>
+                <w:u w:color="auto"/>
+                <w:lang w:val="en-US" w:eastAsia="zh-CN"/>
+              </w:rPr>
+              <w:t>检测意义</w:t>
+            </w:r>
+          </w:p>
+        </w:tc>
+      </w:tr>
+      <w:tr>
+        <w:tblPrEx>
+          <w:tblBorders>
+            <w:top w:val="single" w:color="D7D7D7" w:sz="4" w:space="0"/>
+            <w:left w:val="single" w:color="D7D7D7" w:sz="4" w:space="0"/>
+            <w:bottom w:val="single" w:color="D7D7D7" w:sz="4" w:space="0"/>
+            <w:right w:val="single" w:color="D7D7D7" w:sz="4" w:space="0"/>
+            <w:insideH w:val="single" w:color="D7D7D7" w:sz="4" w:space="0"/>
+            <w:insideV w:val="single" w:color="D7D7D7" w:sz="4" w:space="0"/>
+          </w:tblBorders>
+          <w:tblCellMar>
+            <w:top w:w="0" w:type="dxa"/>
+            <w:left w:w="108" w:type="dxa"/>
+            <w:bottom w:w="0" w:type="dxa"/>
+            <w:right w:w="108" w:type="dxa"/>
+          </w:tblCellMar>
+        </w:tblPrEx>
+        <w:trPr>
+          <w:trHeight w:val="397" w:hRule="atLeast"/>
+          <w:jc w:val="center"/>
+        </w:trPr>
+        <w:tc>
+          <w:tcPr>
+            <w:tcW w:w="760" w:type="pct"/>
+            <w:vMerge w:val="restart"/>
+            <w:shd w:val="clear" w:color="auto" w:fill="auto"/>
+            <w:noWrap/>
+            <w:vAlign w:val="center"/>
+          </w:tcPr>
+          <w:p>
+            <w:pPr>
+              <w:widowControl/>
+              <w:snapToGrid w:val="0"/>
+              <w:jc w:val="center"/>
+              <w:textAlignment w:val="center"/>
+              <w:rPr>
+                <w:rFonts w:ascii="Times New Roman" w:hAnsi="Times New Roman" w:eastAsia="微软雅黑" w:cs="Times New Roman"/>
+                <w:color w:val="000000"/>
+                <w:sz w:val="21"/>
+                <w:szCs w:val="21"/>
+              </w:rPr>
+            </w:pPr>
+            <w:r>
+              <w:rPr>
+                <w:rFonts w:hint="eastAsia" w:ascii="Times New Roman" w:hAnsi="Times New Roman" w:eastAsia="微软雅黑" w:cs="Times New Roman"/>
+                <w:b/>
+                <w:bCs/>
+                <w:sz w:val="21"/>
+                <w:szCs w:val="21"/>
+                <w:lang w:eastAsia="zh-CN" w:bidi="ar"/>
+              </w:rPr>
+              <w:t>免疫</w:t>
+            </w:r>
+            <w:r>
+              <w:rPr>
+                <w:rFonts w:ascii="Times New Roman" w:hAnsi="Times New Roman" w:eastAsia="微软雅黑" w:cs="Times New Roman"/>
+                <w:b/>
+                <w:bCs/>
+                <w:sz w:val="21"/>
+                <w:szCs w:val="21"/>
+                <w:lang w:eastAsia="zh-CN" w:bidi="ar"/>
+              </w:rPr>
+              <w:t>超进展相关基因(HPD)</w:t>
+            </w:r>
+          </w:p>
+        </w:tc>
+        <w:tc>
+          <w:tcPr>
+            <w:tcW w:w="1207" w:type="pct"/>
+            <w:shd w:val="clear" w:color="auto" w:fill="auto"/>
+            <w:noWrap/>
+            <w:vAlign w:val="center"/>
+          </w:tcPr>
+          <w:p>
+            <w:pPr>
+              <w:widowControl/>
+              <w:snapToGrid w:val="0"/>
+              <w:textAlignment w:val="center"/>
+              <w:rPr>
+                <w:rFonts w:ascii="Times New Roman" w:hAnsi="Times New Roman" w:eastAsia="微软雅黑" w:cs="Times New Roman"/>
+                <w:color w:val="000000"/>
+                <w:sz w:val="21"/>
+                <w:szCs w:val="21"/>
+                <w:lang w:eastAsia="zh-CN"/>
+              </w:rPr>
+            </w:pPr>
+            <w:r>
+              <w:rPr>
+                <w:rFonts w:ascii="Times New Roman" w:hAnsi="Times New Roman" w:eastAsia="微软雅黑" w:cs="Times New Roman"/>
+                <w:color w:val="000000"/>
+                <w:sz w:val="21"/>
+                <w:szCs w:val="21"/>
+                <w:lang w:eastAsia="zh-CN" w:bidi="ar"/>
+              </w:rPr>
+              <w:t>FGF3扩增</w:t>
+            </w:r>
+          </w:p>
+        </w:tc>
+        <w:tc>
+          <w:tcPr>
+            <w:tcW w:w="1300" w:type="pct"/>
+            <w:shd w:val="clear" w:color="auto" w:fill="auto"/>
+            <w:noWrap/>
+            <w:vAlign w:val="center"/>
+          </w:tcPr>
+          <w:p>
+            <w:pPr>
+              <w:snapToGrid w:val="0"/>
+              <w:jc w:val="center"/>
+              <w:rPr>
+                <w:rFonts w:ascii="Times New Roman" w:hAnsi="Times New Roman" w:eastAsia="微软雅黑" w:cs="Times New Roman"/>
+                <w:color w:val="000000"/>
+                <w:sz w:val="21"/>
+                <w:szCs w:val="21"/>
+              </w:rPr>
+            </w:pPr>
+            <w:r>
+              <w:rPr>
+                <w:rFonts w:hint="eastAsia" w:ascii="Times New Roman" w:hAnsi="Times New Roman" w:eastAsia="微软雅黑" w:cs="Times New Roman"/>
+                <w:sz w:val="21"/>
+                <w:szCs w:val="21"/>
+                <w:lang w:eastAsia="zh-CN"/>
+              </w:rPr>
+              <w:t>{{ hpd.hpd</w:t>
+            </w:r>
+            <w:r>
+              <w:rPr>
+                <w:rFonts w:ascii="Times New Roman" w:hAnsi="Times New Roman" w:eastAsia="微软雅黑" w:cs="Times New Roman"/>
+                <w:sz w:val="21"/>
+                <w:szCs w:val="21"/>
+                <w:lang w:eastAsia="zh-CN" w:bidi="ar"/>
+              </w:rPr>
+              <w:t>FGF3</w:t>
+            </w:r>
+            <w:r>
+              <w:rPr>
+                <w:rFonts w:hint="eastAsia" w:ascii="Times New Roman" w:hAnsi="Times New Roman" w:eastAsia="微软雅黑" w:cs="Times New Roman"/>
+                <w:sz w:val="21"/>
+                <w:szCs w:val="21"/>
+                <w:lang w:eastAsia="zh-CN"/>
+              </w:rPr>
+              <w:t xml:space="preserve"> }}</w:t>
+            </w:r>
+          </w:p>
+        </w:tc>
+        <w:tc>
+          <w:tcPr>
+            <w:tcW w:w="1731" w:type="pct"/>
+            <w:vMerge w:val="restart"/>
+            <w:shd w:val="clear" w:color="auto" w:fill="auto"/>
+            <w:noWrap/>
+            <w:vAlign w:val="center"/>
+          </w:tcPr>
+          <w:p>
+            <w:pPr>
+              <w:jc w:val="center"/>
+              <w:rPr>
+                <w:rFonts w:hint="eastAsia" w:ascii="苹方 中等" w:hAnsi="苹方 中等" w:eastAsia="苹方 中等" w:cs="苹方 中等"/>
+                <w:b/>
+                <w:color w:val="FFFFFF"/>
+                <w:sz w:val="20"/>
+                <w:u w:color="auto"/>
+                <w:lang w:val="en-US" w:eastAsia="zh-CN"/>
+              </w:rPr>
+            </w:pPr>
+            <w:r>
+              <w:rPr>
+                <w:rFonts w:hint="eastAsia" w:ascii="Times New Roman" w:hAnsi="Times New Roman" w:eastAsia="微软雅黑" w:cs="Times New Roman"/>
+                <w:sz w:val="21"/>
+                <w:szCs w:val="21"/>
+                <w:lang w:eastAsia="zh-CN"/>
+              </w:rPr>
+              <w:t>{{ hpd.detectionSignificance }}</w:t>
+            </w:r>
+          </w:p>
+        </w:tc>
+      </w:tr>
+      <w:tr>
+        <w:tblPrEx>
+          <w:tblBorders>
+            <w:top w:val="single" w:color="D7D7D7" w:sz="4" w:space="0"/>
+            <w:left w:val="single" w:color="D7D7D7" w:sz="4" w:space="0"/>
+            <w:bottom w:val="single" w:color="D7D7D7" w:sz="4" w:space="0"/>
+            <w:right w:val="single" w:color="D7D7D7" w:sz="4" w:space="0"/>
+            <w:insideH w:val="single" w:color="D7D7D7" w:sz="4" w:space="0"/>
+            <w:insideV w:val="single" w:color="D7D7D7" w:sz="4" w:space="0"/>
+          </w:tblBorders>
+          <w:tblCellMar>
+            <w:top w:w="0" w:type="dxa"/>
+            <w:left w:w="108" w:type="dxa"/>
+            <w:bottom w:w="0" w:type="dxa"/>
+            <w:right w:w="108" w:type="dxa"/>
+          </w:tblCellMar>
+        </w:tblPrEx>
+        <w:trPr>
+          <w:trHeight w:val="397" w:hRule="atLeast"/>
+          <w:jc w:val="center"/>
+        </w:trPr>
+        <w:tc>
+          <w:tcPr>
+            <w:tcW w:w="760" w:type="pct"/>
+            <w:vMerge w:val="continue"/>
+            <w:shd w:val="clear" w:color="auto" w:fill="auto"/>
+            <w:noWrap/>
+            <w:vAlign w:val="center"/>
+          </w:tcPr>
+          <w:p>
+            <w:pPr>
+              <w:widowControl/>
+              <w:snapToGrid w:val="0"/>
+              <w:jc w:val="center"/>
+              <w:textAlignment w:val="center"/>
+              <w:rPr>
+                <w:rFonts w:ascii="Times New Roman" w:hAnsi="Times New Roman" w:eastAsia="微软雅黑" w:cs="Times New Roman"/>
+                <w:color w:val="000000"/>
+                <w:sz w:val="21"/>
+                <w:szCs w:val="21"/>
+              </w:rPr>
+            </w:pPr>
+          </w:p>
+        </w:tc>
+        <w:tc>
+          <w:tcPr>
+            <w:tcW w:w="1207" w:type="pct"/>
+            <w:shd w:val="clear" w:color="auto" w:fill="auto"/>
+            <w:noWrap/>
+            <w:vAlign w:val="center"/>
+          </w:tcPr>
+          <w:p>
+            <w:pPr>
+              <w:widowControl/>
+              <w:snapToGrid w:val="0"/>
+              <w:textAlignment w:val="center"/>
+              <w:rPr>
+                <w:rFonts w:ascii="Times New Roman" w:hAnsi="Times New Roman" w:eastAsia="微软雅黑" w:cs="Times New Roman"/>
+                <w:color w:val="000000"/>
+                <w:sz w:val="21"/>
+                <w:szCs w:val="21"/>
+                <w:lang w:eastAsia="zh-CN"/>
+              </w:rPr>
+            </w:pPr>
+            <w:r>
+              <w:rPr>
+                <w:rFonts w:ascii="Times New Roman" w:hAnsi="Times New Roman" w:eastAsia="微软雅黑" w:cs="Times New Roman"/>
+                <w:color w:val="000000"/>
+                <w:sz w:val="21"/>
+                <w:szCs w:val="21"/>
+                <w:lang w:eastAsia="zh-CN" w:bidi="ar"/>
+              </w:rPr>
+              <w:t>FGF4扩增</w:t>
+            </w:r>
+          </w:p>
+        </w:tc>
+        <w:tc>
+          <w:tcPr>
+            <w:tcW w:w="1300" w:type="pct"/>
+            <w:shd w:val="clear" w:color="auto" w:fill="auto"/>
+            <w:noWrap/>
+            <w:vAlign w:val="center"/>
+          </w:tcPr>
+          <w:p>
+            <w:pPr>
+              <w:snapToGrid w:val="0"/>
+              <w:jc w:val="center"/>
+              <w:rPr>
+                <w:rFonts w:ascii="Times New Roman" w:hAnsi="Times New Roman" w:eastAsia="微软雅黑" w:cs="Times New Roman"/>
+                <w:color w:val="000000"/>
+                <w:sz w:val="21"/>
+                <w:szCs w:val="21"/>
+              </w:rPr>
+            </w:pPr>
+            <w:r>
+              <w:rPr>
+                <w:rFonts w:hint="eastAsia" w:ascii="Times New Roman" w:hAnsi="Times New Roman" w:eastAsia="微软雅黑" w:cs="Times New Roman"/>
+                <w:sz w:val="21"/>
+                <w:szCs w:val="21"/>
+                <w:lang w:eastAsia="zh-CN"/>
+              </w:rPr>
+              <w:t>{{ hpd.hpd</w:t>
+            </w:r>
+            <w:r>
+              <w:rPr>
+                <w:rFonts w:ascii="Times New Roman" w:hAnsi="Times New Roman" w:eastAsia="微软雅黑" w:cs="Times New Roman"/>
+                <w:sz w:val="21"/>
+                <w:szCs w:val="21"/>
+                <w:lang w:eastAsia="zh-CN" w:bidi="ar"/>
+              </w:rPr>
+              <w:t>FGF4</w:t>
+            </w:r>
+            <w:r>
+              <w:rPr>
+                <w:rFonts w:hint="eastAsia" w:ascii="Times New Roman" w:hAnsi="Times New Roman" w:eastAsia="微软雅黑" w:cs="Times New Roman"/>
+                <w:sz w:val="21"/>
+                <w:szCs w:val="21"/>
+                <w:lang w:eastAsia="zh-CN"/>
+              </w:rPr>
+              <w:t xml:space="preserve"> }}</w:t>
+            </w:r>
+          </w:p>
+        </w:tc>
+        <w:tc>
+          <w:tcPr>
+            <w:tcW w:w="1731" w:type="pct"/>
+            <w:vMerge w:val="continue"/>
+            <w:shd w:val="clear" w:color="auto" w:fill="auto"/>
+            <w:noWrap/>
+            <w:vAlign w:val="center"/>
+          </w:tcPr>
+          <w:p>
+            <w:pPr>
+              <w:jc w:val="center"/>
+              <w:rPr>
+                <w:rFonts w:hint="eastAsia" w:ascii="苹方 中等" w:hAnsi="苹方 中等" w:eastAsia="苹方 中等" w:cs="苹方 中等"/>
+                <w:b/>
+                <w:color w:val="FFFFFF"/>
+                <w:sz w:val="20"/>
+                <w:u w:color="auto"/>
+                <w:lang w:val="en-US" w:eastAsia="zh-CN"/>
+              </w:rPr>
+            </w:pPr>
+          </w:p>
+        </w:tc>
+      </w:tr>
+      <w:tr>
+        <w:tblPrEx>
+          <w:tblBorders>
+            <w:top w:val="single" w:color="D7D7D7" w:sz="4" w:space="0"/>
+            <w:left w:val="single" w:color="D7D7D7" w:sz="4" w:space="0"/>
+            <w:bottom w:val="single" w:color="D7D7D7" w:sz="4" w:space="0"/>
+            <w:right w:val="single" w:color="D7D7D7" w:sz="4" w:space="0"/>
+            <w:insideH w:val="single" w:color="D7D7D7" w:sz="4" w:space="0"/>
+            <w:insideV w:val="single" w:color="D7D7D7" w:sz="4" w:space="0"/>
+          </w:tblBorders>
+          <w:tblCellMar>
+            <w:top w:w="0" w:type="dxa"/>
+            <w:left w:w="108" w:type="dxa"/>
+            <w:bottom w:w="0" w:type="dxa"/>
+            <w:right w:w="108" w:type="dxa"/>
+          </w:tblCellMar>
+        </w:tblPrEx>
+        <w:trPr>
+          <w:trHeight w:val="397" w:hRule="atLeast"/>
+          <w:jc w:val="center"/>
+        </w:trPr>
+        <w:tc>
+          <w:tcPr>
+            <w:tcW w:w="760" w:type="pct"/>
+            <w:vMerge w:val="continue"/>
+            <w:shd w:val="clear" w:color="auto" w:fill="auto"/>
+            <w:noWrap/>
+            <w:vAlign w:val="center"/>
+          </w:tcPr>
+          <w:p>
+            <w:pPr>
+              <w:widowControl/>
+              <w:snapToGrid w:val="0"/>
+              <w:jc w:val="center"/>
+              <w:textAlignment w:val="center"/>
+              <w:rPr>
+                <w:rFonts w:ascii="Times New Roman" w:hAnsi="Times New Roman" w:eastAsia="微软雅黑" w:cs="Times New Roman"/>
+                <w:color w:val="000000"/>
+                <w:sz w:val="21"/>
+                <w:szCs w:val="21"/>
+              </w:rPr>
+            </w:pPr>
+          </w:p>
+        </w:tc>
+        <w:tc>
+          <w:tcPr>
+            <w:tcW w:w="1207" w:type="pct"/>
+            <w:shd w:val="clear" w:color="auto" w:fill="auto"/>
+            <w:noWrap/>
+            <w:vAlign w:val="center"/>
+          </w:tcPr>
+          <w:p>
+            <w:pPr>
+              <w:widowControl/>
+              <w:snapToGrid w:val="0"/>
+              <w:textAlignment w:val="center"/>
+              <w:rPr>
+                <w:rFonts w:ascii="Times New Roman" w:hAnsi="Times New Roman" w:eastAsia="微软雅黑" w:cs="Times New Roman"/>
+                <w:color w:val="000000"/>
+                <w:sz w:val="21"/>
+                <w:szCs w:val="21"/>
+                <w:lang w:eastAsia="zh-CN"/>
+              </w:rPr>
+            </w:pPr>
+            <w:r>
+              <w:rPr>
+                <w:rFonts w:ascii="Times New Roman" w:hAnsi="Times New Roman" w:eastAsia="微软雅黑" w:cs="Times New Roman"/>
+                <w:color w:val="000000"/>
+                <w:sz w:val="21"/>
+                <w:szCs w:val="21"/>
+                <w:lang w:eastAsia="zh-CN" w:bidi="ar"/>
+              </w:rPr>
+              <w:t>FGF19扩增</w:t>
+            </w:r>
+          </w:p>
+        </w:tc>
+        <w:tc>
+          <w:tcPr>
+            <w:tcW w:w="1300" w:type="pct"/>
+            <w:shd w:val="clear" w:color="auto" w:fill="auto"/>
+            <w:noWrap/>
+            <w:vAlign w:val="center"/>
+          </w:tcPr>
+          <w:p>
+            <w:pPr>
+              <w:snapToGrid w:val="0"/>
+              <w:jc w:val="center"/>
+              <w:rPr>
+                <w:rFonts w:ascii="Times New Roman" w:hAnsi="Times New Roman" w:eastAsia="微软雅黑" w:cs="Times New Roman"/>
+                <w:color w:val="000000"/>
+                <w:sz w:val="21"/>
+                <w:szCs w:val="21"/>
+              </w:rPr>
+            </w:pPr>
+            <w:r>
+              <w:rPr>
+                <w:rFonts w:hint="eastAsia" w:ascii="Times New Roman" w:hAnsi="Times New Roman" w:eastAsia="微软雅黑" w:cs="Times New Roman"/>
+                <w:sz w:val="21"/>
+                <w:szCs w:val="21"/>
+                <w:lang w:eastAsia="zh-CN"/>
+              </w:rPr>
+              <w:t>{{ hpd.hpd</w:t>
+            </w:r>
+            <w:r>
+              <w:rPr>
+                <w:rFonts w:ascii="Times New Roman" w:hAnsi="Times New Roman" w:eastAsia="微软雅黑" w:cs="Times New Roman"/>
+                <w:sz w:val="21"/>
+                <w:szCs w:val="21"/>
+                <w:lang w:eastAsia="zh-CN" w:bidi="ar"/>
+              </w:rPr>
+              <w:t>FGF19</w:t>
+            </w:r>
+            <w:r>
+              <w:rPr>
+                <w:rFonts w:hint="eastAsia" w:ascii="Times New Roman" w:hAnsi="Times New Roman" w:eastAsia="微软雅黑" w:cs="Times New Roman"/>
+                <w:sz w:val="21"/>
+                <w:szCs w:val="21"/>
+                <w:lang w:eastAsia="zh-CN"/>
+              </w:rPr>
+              <w:t xml:space="preserve"> }}</w:t>
+            </w:r>
+          </w:p>
+        </w:tc>
+        <w:tc>
+          <w:tcPr>
+            <w:tcW w:w="1731" w:type="pct"/>
+            <w:vMerge w:val="continue"/>
+            <w:shd w:val="clear" w:color="auto" w:fill="auto"/>
+            <w:noWrap/>
+            <w:vAlign w:val="center"/>
+          </w:tcPr>
+          <w:p>
+            <w:pPr>
+              <w:jc w:val="center"/>
+              <w:rPr>
+                <w:rFonts w:hint="eastAsia" w:ascii="苹方 中等" w:hAnsi="苹方 中等" w:eastAsia="苹方 中等" w:cs="苹方 中等"/>
+                <w:b/>
+                <w:color w:val="FFFFFF"/>
+                <w:sz w:val="20"/>
+                <w:u w:color="auto"/>
+                <w:lang w:val="en-US" w:eastAsia="zh-CN"/>
+              </w:rPr>
+            </w:pPr>
+          </w:p>
+        </w:tc>
+      </w:tr>
+      <w:tr>
+        <w:tblPrEx>
+          <w:tblBorders>
+            <w:top w:val="single" w:color="D7D7D7" w:sz="4" w:space="0"/>
+            <w:left w:val="single" w:color="D7D7D7" w:sz="4" w:space="0"/>
+            <w:bottom w:val="single" w:color="D7D7D7" w:sz="4" w:space="0"/>
+            <w:right w:val="single" w:color="D7D7D7" w:sz="4" w:space="0"/>
+            <w:insideH w:val="single" w:color="D7D7D7" w:sz="4" w:space="0"/>
+            <w:insideV w:val="single" w:color="D7D7D7" w:sz="4" w:space="0"/>
+          </w:tblBorders>
+          <w:tblCellMar>
+            <w:top w:w="0" w:type="dxa"/>
+            <w:left w:w="108" w:type="dxa"/>
+            <w:bottom w:w="0" w:type="dxa"/>
+            <w:right w:w="108" w:type="dxa"/>
+          </w:tblCellMar>
+        </w:tblPrEx>
+        <w:trPr>
+          <w:trHeight w:val="397" w:hRule="atLeast"/>
+          <w:jc w:val="center"/>
+        </w:trPr>
+        <w:tc>
+          <w:tcPr>
+            <w:tcW w:w="760" w:type="pct"/>
+            <w:vMerge w:val="continue"/>
+            <w:shd w:val="clear" w:color="auto" w:fill="auto"/>
+            <w:noWrap/>
+            <w:vAlign w:val="center"/>
+          </w:tcPr>
+          <w:p>
+            <w:pPr>
+              <w:widowControl/>
+              <w:snapToGrid w:val="0"/>
+              <w:jc w:val="center"/>
+              <w:textAlignment w:val="center"/>
+              <w:rPr>
+                <w:rFonts w:ascii="Times New Roman" w:hAnsi="Times New Roman" w:eastAsia="微软雅黑" w:cs="Times New Roman"/>
+                <w:color w:val="000000"/>
+                <w:sz w:val="21"/>
+                <w:szCs w:val="21"/>
+                <w:lang w:eastAsia="zh-CN" w:bidi="ar"/>
+              </w:rPr>
+            </w:pPr>
+          </w:p>
+        </w:tc>
+        <w:tc>
+          <w:tcPr>
+            <w:tcW w:w="1207" w:type="pct"/>
+            <w:shd w:val="clear" w:color="auto" w:fill="auto"/>
+            <w:noWrap/>
+            <w:vAlign w:val="center"/>
+          </w:tcPr>
+          <w:p>
+            <w:pPr>
+              <w:widowControl/>
+              <w:snapToGrid w:val="0"/>
+              <w:textAlignment w:val="center"/>
+              <w:rPr>
+                <w:rFonts w:ascii="Times New Roman" w:hAnsi="Times New Roman" w:eastAsia="微软雅黑" w:cs="Times New Roman"/>
+                <w:color w:val="000000"/>
+                <w:sz w:val="21"/>
+                <w:szCs w:val="21"/>
+                <w:lang w:eastAsia="zh-CN" w:bidi="ar"/>
+              </w:rPr>
+            </w:pPr>
+            <w:r>
+              <w:rPr>
+                <w:rFonts w:ascii="Times New Roman" w:hAnsi="Times New Roman" w:eastAsia="微软雅黑" w:cs="Times New Roman"/>
+                <w:color w:val="000000"/>
+                <w:sz w:val="21"/>
+                <w:szCs w:val="21"/>
+              </w:rPr>
+              <w:t>EGFR</w:t>
+            </w:r>
+            <w:r>
+              <w:rPr>
+                <w:rFonts w:hint="eastAsia" w:ascii="Times New Roman" w:hAnsi="Times New Roman" w:eastAsia="微软雅黑" w:cs="Times New Roman"/>
+                <w:color w:val="000000"/>
+                <w:sz w:val="21"/>
+                <w:szCs w:val="21"/>
+                <w:lang w:eastAsia="zh-CN"/>
+              </w:rPr>
+              <w:t>扩增</w:t>
+            </w:r>
+          </w:p>
+        </w:tc>
+        <w:tc>
+          <w:tcPr>
+            <w:tcW w:w="1300" w:type="pct"/>
+            <w:shd w:val="clear" w:color="auto" w:fill="auto"/>
+            <w:noWrap/>
+            <w:vAlign w:val="center"/>
+          </w:tcPr>
+          <w:p>
+            <w:pPr>
+              <w:snapToGrid w:val="0"/>
+              <w:jc w:val="center"/>
+              <w:rPr>
+                <w:rFonts w:ascii="Times New Roman" w:hAnsi="Times New Roman" w:eastAsia="微软雅黑" w:cs="Times New Roman"/>
+                <w:color w:val="000000"/>
+                <w:sz w:val="21"/>
+                <w:szCs w:val="21"/>
+              </w:rPr>
+            </w:pPr>
+            <w:r>
+              <w:rPr>
+                <w:rFonts w:hint="eastAsia" w:ascii="Times New Roman" w:hAnsi="Times New Roman" w:eastAsia="微软雅黑" w:cs="Times New Roman"/>
+                <w:sz w:val="21"/>
+                <w:szCs w:val="21"/>
+                <w:lang w:eastAsia="zh-CN"/>
+              </w:rPr>
+              <w:t>{{ hpd.hpd</w:t>
+            </w:r>
+            <w:r>
+              <w:rPr>
+                <w:rFonts w:ascii="Times New Roman" w:hAnsi="Times New Roman" w:eastAsia="微软雅黑" w:cs="Times New Roman"/>
+                <w:sz w:val="21"/>
+                <w:szCs w:val="21"/>
+              </w:rPr>
+              <w:t>EGFR</w:t>
+            </w:r>
+            <w:r>
+              <w:rPr>
+                <w:rFonts w:hint="eastAsia" w:ascii="Times New Roman" w:hAnsi="Times New Roman" w:eastAsia="微软雅黑" w:cs="Times New Roman"/>
+                <w:sz w:val="21"/>
+                <w:szCs w:val="21"/>
+                <w:lang w:eastAsia="zh-CN"/>
+              </w:rPr>
+              <w:t xml:space="preserve"> }}</w:t>
+            </w:r>
+          </w:p>
+        </w:tc>
+        <w:tc>
+          <w:tcPr>
+            <w:tcW w:w="1731" w:type="pct"/>
+            <w:vMerge w:val="continue"/>
+            <w:shd w:val="clear" w:color="auto" w:fill="auto"/>
+            <w:noWrap/>
+            <w:vAlign w:val="center"/>
+          </w:tcPr>
+          <w:p>
+            <w:pPr>
+              <w:jc w:val="center"/>
+              <w:rPr>
+                <w:rFonts w:hint="eastAsia" w:ascii="苹方 中等" w:hAnsi="苹方 中等" w:eastAsia="苹方 中等" w:cs="苹方 中等"/>
+                <w:b/>
+                <w:color w:val="FFFFFF"/>
+                <w:sz w:val="20"/>
+                <w:u w:color="auto"/>
+                <w:lang w:val="en-US" w:eastAsia="zh-CN"/>
+              </w:rPr>
+            </w:pPr>
+          </w:p>
+        </w:tc>
+      </w:tr>
+      <w:tr>
+        <w:tblPrEx>
+          <w:tblBorders>
+            <w:top w:val="single" w:color="D7D7D7" w:sz="4" w:space="0"/>
+            <w:left w:val="single" w:color="D7D7D7" w:sz="4" w:space="0"/>
+            <w:bottom w:val="single" w:color="D7D7D7" w:sz="4" w:space="0"/>
+            <w:right w:val="single" w:color="D7D7D7" w:sz="4" w:space="0"/>
+            <w:insideH w:val="single" w:color="D7D7D7" w:sz="4" w:space="0"/>
+            <w:insideV w:val="single" w:color="D7D7D7" w:sz="4" w:space="0"/>
+          </w:tblBorders>
+          <w:tblCellMar>
+            <w:top w:w="0" w:type="dxa"/>
+            <w:left w:w="108" w:type="dxa"/>
+            <w:bottom w:w="0" w:type="dxa"/>
+            <w:right w:w="108" w:type="dxa"/>
+          </w:tblCellMar>
+        </w:tblPrEx>
+        <w:trPr>
+          <w:trHeight w:val="397" w:hRule="atLeast"/>
+          <w:jc w:val="center"/>
+        </w:trPr>
+        <w:tc>
+          <w:tcPr>
+            <w:tcW w:w="760" w:type="pct"/>
+            <w:vMerge w:val="continue"/>
+            <w:shd w:val="clear" w:color="auto" w:fill="auto"/>
+            <w:noWrap/>
+            <w:vAlign w:val="center"/>
+          </w:tcPr>
+          <w:p>
+            <w:pPr>
+              <w:widowControl/>
+              <w:snapToGrid w:val="0"/>
+              <w:jc w:val="center"/>
+              <w:textAlignment w:val="center"/>
+              <w:rPr>
+                <w:rFonts w:ascii="Times New Roman" w:hAnsi="Times New Roman" w:eastAsia="微软雅黑" w:cs="Times New Roman"/>
+                <w:color w:val="000000"/>
+                <w:sz w:val="21"/>
+                <w:szCs w:val="21"/>
+                <w:lang w:eastAsia="zh-CN"/>
+              </w:rPr>
+            </w:pPr>
+          </w:p>
+        </w:tc>
+        <w:tc>
+          <w:tcPr>
+            <w:tcW w:w="1207" w:type="pct"/>
+            <w:shd w:val="clear" w:color="auto" w:fill="auto"/>
+            <w:noWrap/>
+            <w:vAlign w:val="center"/>
+          </w:tcPr>
+          <w:p>
+            <w:pPr>
+              <w:widowControl/>
+              <w:snapToGrid w:val="0"/>
+              <w:textAlignment w:val="center"/>
+              <w:rPr>
+                <w:rFonts w:ascii="Times New Roman" w:hAnsi="Times New Roman" w:eastAsia="微软雅黑" w:cs="Times New Roman"/>
+                <w:color w:val="000000"/>
+                <w:sz w:val="21"/>
+                <w:szCs w:val="21"/>
+                <w:lang w:eastAsia="zh-CN"/>
+              </w:rPr>
+            </w:pPr>
+            <w:r>
+              <w:rPr>
+                <w:rFonts w:ascii="Times New Roman" w:hAnsi="Times New Roman" w:eastAsia="微软雅黑" w:cs="Times New Roman"/>
+                <w:color w:val="000000"/>
+                <w:sz w:val="21"/>
+                <w:szCs w:val="21"/>
+                <w:lang w:eastAsia="zh-CN" w:bidi="ar"/>
+              </w:rPr>
+              <w:t>MDM2扩增</w:t>
+            </w:r>
+          </w:p>
+        </w:tc>
+        <w:tc>
+          <w:tcPr>
+            <w:tcW w:w="1300" w:type="pct"/>
+            <w:shd w:val="clear" w:color="auto" w:fill="auto"/>
+            <w:noWrap/>
+            <w:vAlign w:val="center"/>
+          </w:tcPr>
+          <w:p>
+            <w:pPr>
+              <w:snapToGrid w:val="0"/>
+              <w:jc w:val="center"/>
+              <w:rPr>
+                <w:rFonts w:ascii="Times New Roman" w:hAnsi="Times New Roman" w:eastAsia="微软雅黑" w:cs="Times New Roman"/>
+                <w:color w:val="000000"/>
+                <w:sz w:val="21"/>
+                <w:szCs w:val="21"/>
+              </w:rPr>
+            </w:pPr>
+            <w:r>
+              <w:rPr>
+                <w:rFonts w:hint="eastAsia" w:ascii="Times New Roman" w:hAnsi="Times New Roman" w:eastAsia="微软雅黑" w:cs="Times New Roman"/>
+                <w:sz w:val="21"/>
+                <w:szCs w:val="21"/>
+                <w:lang w:eastAsia="zh-CN"/>
+              </w:rPr>
+              <w:t>{{ hpd.hpd</w:t>
+            </w:r>
+            <w:r>
+              <w:rPr>
+                <w:rFonts w:ascii="Times New Roman" w:hAnsi="Times New Roman" w:eastAsia="微软雅黑" w:cs="Times New Roman"/>
+                <w:sz w:val="21"/>
+                <w:szCs w:val="21"/>
+                <w:lang w:eastAsia="zh-CN" w:bidi="ar"/>
+              </w:rPr>
+              <w:t>MDM2</w:t>
+            </w:r>
+            <w:r>
+              <w:rPr>
+                <w:rFonts w:hint="eastAsia" w:ascii="Times New Roman" w:hAnsi="Times New Roman" w:eastAsia="微软雅黑" w:cs="Times New Roman"/>
+                <w:sz w:val="21"/>
+                <w:szCs w:val="21"/>
+                <w:lang w:eastAsia="zh-CN"/>
+              </w:rPr>
+              <w:t xml:space="preserve"> }}</w:t>
+            </w:r>
+          </w:p>
+        </w:tc>
+        <w:tc>
+          <w:tcPr>
+            <w:tcW w:w="1731" w:type="pct"/>
+            <w:vMerge w:val="continue"/>
+            <w:shd w:val="clear" w:color="auto" w:fill="auto"/>
+            <w:noWrap/>
+            <w:vAlign w:val="center"/>
+          </w:tcPr>
+          <w:p>
+            <w:pPr>
+              <w:jc w:val="center"/>
+              <w:rPr>
+                <w:rFonts w:hint="eastAsia" w:ascii="苹方 中等" w:hAnsi="苹方 中等" w:eastAsia="苹方 中等" w:cs="苹方 中等"/>
+                <w:b/>
+                <w:color w:val="FFFFFF"/>
+                <w:sz w:val="20"/>
+                <w:u w:color="auto"/>
+                <w:lang w:val="en-US" w:eastAsia="zh-CN"/>
+              </w:rPr>
+            </w:pPr>
+          </w:p>
+        </w:tc>
+      </w:tr>
+      <w:tr>
+        <w:tblPrEx>
+          <w:tblBorders>
+            <w:top w:val="single" w:color="D7D7D7" w:sz="4" w:space="0"/>
+            <w:left w:val="single" w:color="D7D7D7" w:sz="4" w:space="0"/>
+            <w:bottom w:val="single" w:color="D7D7D7" w:sz="4" w:space="0"/>
+            <w:right w:val="single" w:color="D7D7D7" w:sz="4" w:space="0"/>
+            <w:insideH w:val="single" w:color="D7D7D7" w:sz="4" w:space="0"/>
+            <w:insideV w:val="single" w:color="D7D7D7" w:sz="4" w:space="0"/>
+          </w:tblBorders>
+          <w:tblCellMar>
+            <w:top w:w="0" w:type="dxa"/>
+            <w:left w:w="108" w:type="dxa"/>
+            <w:bottom w:w="0" w:type="dxa"/>
+            <w:right w:w="108" w:type="dxa"/>
+          </w:tblCellMar>
+        </w:tblPrEx>
+        <w:trPr>
+          <w:trHeight w:val="397" w:hRule="atLeast"/>
+          <w:jc w:val="center"/>
+        </w:trPr>
+        <w:tc>
+          <w:tcPr>
+            <w:tcW w:w="760" w:type="pct"/>
+            <w:vMerge w:val="continue"/>
+            <w:shd w:val="clear" w:color="auto" w:fill="auto"/>
+            <w:noWrap/>
+            <w:vAlign w:val="center"/>
+          </w:tcPr>
+          <w:p>
+            <w:pPr>
+              <w:widowControl/>
+              <w:snapToGrid w:val="0"/>
+              <w:jc w:val="center"/>
+              <w:textAlignment w:val="center"/>
+              <w:rPr>
+                <w:rFonts w:ascii="Times New Roman" w:hAnsi="Times New Roman" w:eastAsia="微软雅黑" w:cs="Times New Roman"/>
+                <w:color w:val="000000"/>
+                <w:sz w:val="21"/>
+                <w:szCs w:val="21"/>
+              </w:rPr>
+            </w:pPr>
+          </w:p>
+        </w:tc>
+        <w:tc>
+          <w:tcPr>
+            <w:tcW w:w="1207" w:type="pct"/>
+            <w:shd w:val="clear" w:color="auto" w:fill="auto"/>
+            <w:noWrap/>
+            <w:vAlign w:val="center"/>
+          </w:tcPr>
+          <w:p>
+            <w:pPr>
+              <w:widowControl/>
+              <w:snapToGrid w:val="0"/>
+              <w:textAlignment w:val="center"/>
+              <w:rPr>
+                <w:rFonts w:ascii="Times New Roman" w:hAnsi="Times New Roman" w:eastAsia="微软雅黑" w:cs="Times New Roman"/>
+                <w:color w:val="000000"/>
+                <w:sz w:val="21"/>
+                <w:szCs w:val="21"/>
+                <w:lang w:eastAsia="zh-CN"/>
+              </w:rPr>
+            </w:pPr>
+            <w:r>
+              <w:rPr>
+                <w:rFonts w:ascii="Times New Roman" w:hAnsi="Times New Roman" w:eastAsia="微软雅黑" w:cs="Times New Roman"/>
+                <w:color w:val="000000"/>
+                <w:sz w:val="21"/>
+                <w:szCs w:val="21"/>
+                <w:lang w:eastAsia="zh-CN" w:bidi="ar"/>
+              </w:rPr>
+              <w:t>MDM4扩增</w:t>
+            </w:r>
+          </w:p>
+        </w:tc>
+        <w:tc>
+          <w:tcPr>
+            <w:tcW w:w="1300" w:type="pct"/>
+            <w:shd w:val="clear" w:color="auto" w:fill="auto"/>
+            <w:noWrap/>
+            <w:vAlign w:val="center"/>
+          </w:tcPr>
+          <w:p>
+            <w:pPr>
+              <w:snapToGrid w:val="0"/>
+              <w:jc w:val="center"/>
+              <w:rPr>
+                <w:rFonts w:ascii="Times New Roman" w:hAnsi="Times New Roman" w:eastAsia="微软雅黑" w:cs="Times New Roman"/>
+                <w:color w:val="000000"/>
+                <w:sz w:val="21"/>
+                <w:szCs w:val="21"/>
+              </w:rPr>
+            </w:pPr>
+            <w:r>
+              <w:rPr>
+                <w:rFonts w:hint="eastAsia" w:ascii="Times New Roman" w:hAnsi="Times New Roman" w:eastAsia="微软雅黑" w:cs="Times New Roman"/>
+                <w:sz w:val="21"/>
+                <w:szCs w:val="21"/>
+                <w:lang w:eastAsia="zh-CN"/>
+              </w:rPr>
+              <w:t>{{ hpd.hpd</w:t>
+            </w:r>
+            <w:r>
+              <w:rPr>
+                <w:rFonts w:ascii="Times New Roman" w:hAnsi="Times New Roman" w:eastAsia="微软雅黑" w:cs="Times New Roman"/>
+                <w:sz w:val="21"/>
+                <w:szCs w:val="21"/>
+                <w:lang w:eastAsia="zh-CN" w:bidi="ar"/>
+              </w:rPr>
+              <w:t>MDM4</w:t>
+            </w:r>
+            <w:r>
+              <w:rPr>
+                <w:rFonts w:hint="eastAsia" w:ascii="Times New Roman" w:hAnsi="Times New Roman" w:eastAsia="微软雅黑" w:cs="Times New Roman"/>
+                <w:sz w:val="21"/>
+                <w:szCs w:val="21"/>
+                <w:lang w:eastAsia="zh-CN"/>
+              </w:rPr>
+              <w:t xml:space="preserve"> }}</w:t>
+            </w:r>
+          </w:p>
+        </w:tc>
+        <w:tc>
+          <w:tcPr>
+            <w:tcW w:w="1731" w:type="pct"/>
+            <w:vMerge w:val="continue"/>
+            <w:shd w:val="clear" w:color="auto" w:fill="auto"/>
+            <w:noWrap/>
+            <w:vAlign w:val="center"/>
+          </w:tcPr>
+          <w:p>
+            <w:pPr>
+              <w:jc w:val="center"/>
+              <w:rPr>
+                <w:rFonts w:hint="eastAsia" w:ascii="苹方 中等" w:hAnsi="苹方 中等" w:eastAsia="苹方 中等" w:cs="苹方 中等"/>
+                <w:b/>
+                <w:color w:val="FFFFFF"/>
+                <w:sz w:val="20"/>
+                <w:u w:color="auto"/>
+                <w:lang w:val="en-US" w:eastAsia="zh-CN"/>
+              </w:rPr>
+            </w:pPr>
+          </w:p>
+        </w:tc>
+      </w:tr>
+    </w:tbl>
+    <w:p>
+      <w:pPr>
+        <w:spacing w:line="400" w:lineRule="exact"/>
+        <w:ind w:firstLine="420"/>
+        <w:rPr>
+          <w:rFonts w:hint="eastAsia" w:ascii="苹方 中等" w:hAnsi="苹方 中等" w:eastAsia="苹方 中等" w:cs="苹方 中等"/>
+          <w:spacing w:val="2"/>
+          <w:szCs w:val="21"/>
+        </w:rPr>
+      </w:pPr>
     </w:p>
     <w:p>
       <w:pPr>
@@ -32596,12 +32440,12 @@
         <w:tblW w:w="10112" w:type="dxa"/>
         <w:tblInd w:w="0" w:type="dxa"/>
         <w:tblBorders>
-          <w:top w:val="single" w:color="45A3A7" w:sz="18" w:space="0"/>
-          <w:left w:val="none" w:color="auto" w:sz="0" w:space="0"/>
-          <w:bottom w:val="single" w:color="A4A4A4" w:sz="4" w:space="0"/>
-          <w:right w:val="none" w:color="auto" w:sz="0" w:space="0"/>
-          <w:insideH w:val="single" w:color="A4A4A4" w:sz="4" w:space="0"/>
-          <w:insideV w:val="single" w:color="A4A4A4" w:sz="4" w:space="0"/>
+          <w:top w:val="single" w:color="D7D7D7" w:sz="4" w:space="0"/>
+          <w:left w:val="single" w:color="D7D7D7" w:sz="4" w:space="0"/>
+          <w:bottom w:val="single" w:color="D7D7D7" w:sz="4" w:space="0"/>
+          <w:right w:val="single" w:color="D7D7D7" w:sz="4" w:space="0"/>
+          <w:insideH w:val="single" w:color="D7D7D7" w:sz="4" w:space="0"/>
+          <w:insideV w:val="single" w:color="D7D7D7" w:sz="4" w:space="0"/>
         </w:tblBorders>
         <w:tblLayout w:type="fixed"/>
         <w:tblCellMar>
@@ -32624,12 +32468,12 @@
       <w:tr>
         <w:tblPrEx>
           <w:tblBorders>
-            <w:top w:val="single" w:color="45A3A7" w:sz="18" w:space="0"/>
-            <w:left w:val="none" w:color="auto" w:sz="0" w:space="0"/>
-            <w:bottom w:val="single" w:color="A4A4A4" w:sz="4" w:space="0"/>
-            <w:right w:val="none" w:color="auto" w:sz="0" w:space="0"/>
-            <w:insideH w:val="single" w:color="A4A4A4" w:sz="4" w:space="0"/>
-            <w:insideV w:val="single" w:color="A4A4A4" w:sz="4" w:space="0"/>
+            <w:top w:val="single" w:color="D7D7D7" w:sz="4" w:space="0"/>
+            <w:left w:val="single" w:color="D7D7D7" w:sz="4" w:space="0"/>
+            <w:bottom w:val="single" w:color="D7D7D7" w:sz="4" w:space="0"/>
+            <w:right w:val="single" w:color="D7D7D7" w:sz="4" w:space="0"/>
+            <w:insideH w:val="single" w:color="D7D7D7" w:sz="4" w:space="0"/>
+            <w:insideV w:val="single" w:color="D7D7D7" w:sz="4" w:space="0"/>
           </w:tblBorders>
           <w:tblCellMar>
             <w:top w:w="0" w:type="dxa"/>
@@ -32645,11 +32489,6 @@
         <w:tc>
           <w:tcPr>
             <w:tcW w:w="987" w:type="dxa"/>
-            <w:tcBorders>
-              <w:top w:val="nil"/>
-              <w:bottom w:val="nil"/>
-              <w:right w:val="single" w:color="FFFFFF" w:sz="18" w:space="0"/>
-            </w:tcBorders>
             <w:shd w:val="clear" w:color="auto" w:fill="1AA4A8"/>
             <w:vAlign w:val="center"/>
           </w:tcPr>
@@ -32681,11 +32520,6 @@
         <w:tc>
           <w:tcPr>
             <w:tcW w:w="2863" w:type="dxa"/>
-            <w:tcBorders>
-              <w:top w:val="nil"/>
-              <w:bottom w:val="nil"/>
-              <w:right w:val="single" w:color="FFFFFF" w:sz="18" w:space="0"/>
-            </w:tcBorders>
             <w:shd w:val="clear" w:color="auto" w:fill="1AA4A8"/>
             <w:vAlign w:val="center"/>
           </w:tcPr>
@@ -32716,12 +32550,6 @@
         <w:tc>
           <w:tcPr>
             <w:tcW w:w="1087" w:type="dxa"/>
-            <w:tcBorders>
-              <w:top w:val="nil"/>
-              <w:left w:val="single" w:color="FFFFFF" w:sz="18" w:space="0"/>
-              <w:bottom w:val="nil"/>
-              <w:right w:val="single" w:color="FFFFFF" w:sz="18" w:space="0"/>
-            </w:tcBorders>
             <w:shd w:val="clear" w:color="auto" w:fill="1AA4A8"/>
             <w:vAlign w:val="center"/>
           </w:tcPr>
@@ -32753,12 +32581,6 @@
         <w:tc>
           <w:tcPr>
             <w:tcW w:w="950" w:type="dxa"/>
-            <w:tcBorders>
-              <w:top w:val="nil"/>
-              <w:left w:val="single" w:color="FFFFFF" w:sz="18" w:space="0"/>
-              <w:bottom w:val="nil"/>
-              <w:right w:val="single" w:color="FFFFFF" w:sz="18" w:space="0"/>
-            </w:tcBorders>
             <w:shd w:val="clear" w:color="auto" w:fill="1AA4A8"/>
             <w:vAlign w:val="center"/>
           </w:tcPr>
@@ -32790,12 +32612,6 @@
         <w:tc>
           <w:tcPr>
             <w:tcW w:w="938" w:type="dxa"/>
-            <w:tcBorders>
-              <w:top w:val="nil"/>
-              <w:left w:val="single" w:color="FFFFFF" w:sz="18" w:space="0"/>
-              <w:bottom w:val="nil"/>
-              <w:right w:val="single" w:color="FFFFFF" w:sz="18" w:space="0"/>
-            </w:tcBorders>
             <w:shd w:val="clear" w:color="auto" w:fill="1AA4A8"/>
             <w:vAlign w:val="center"/>
           </w:tcPr>
@@ -32827,11 +32643,6 @@
         <w:tc>
           <w:tcPr>
             <w:tcW w:w="1425" w:type="dxa"/>
-            <w:tcBorders>
-              <w:top w:val="nil"/>
-              <w:left w:val="single" w:color="FFFFFF" w:sz="18" w:space="0"/>
-              <w:bottom w:val="nil"/>
-            </w:tcBorders>
             <w:shd w:val="clear" w:color="auto" w:fill="1AA4A8"/>
             <w:vAlign w:val="center"/>
           </w:tcPr>
@@ -32863,11 +32674,6 @@
         <w:tc>
           <w:tcPr>
             <w:tcW w:w="1150" w:type="dxa"/>
-            <w:tcBorders>
-              <w:top w:val="nil"/>
-              <w:left w:val="single" w:color="FFFFFF" w:sz="18" w:space="0"/>
-              <w:bottom w:val="nil"/>
-            </w:tcBorders>
             <w:shd w:val="clear" w:color="auto" w:fill="1AA4A8"/>
             <w:vAlign w:val="center"/>
           </w:tcPr>
@@ -32899,11 +32705,6 @@
         <w:tc>
           <w:tcPr>
             <w:tcW w:w="712" w:type="dxa"/>
-            <w:tcBorders>
-              <w:top w:val="nil"/>
-              <w:left w:val="single" w:color="FFFFFF" w:sz="18" w:space="0"/>
-              <w:bottom w:val="nil"/>
-            </w:tcBorders>
             <w:shd w:val="clear" w:color="auto" w:fill="1AA4A8"/>
             <w:vAlign w:val="center"/>
           </w:tcPr>
@@ -32954,12 +32755,12 @@
         <w:tblW w:w="4952" w:type="pct"/>
         <w:jc w:val="center"/>
         <w:tblBorders>
-          <w:top w:val="single" w:color="D7D7D7" w:themeColor="background1" w:themeShade="D8" w:sz="4" w:space="0"/>
-          <w:left w:val="single" w:color="D7D7D7" w:themeColor="background1" w:themeShade="D8" w:sz="4" w:space="0"/>
-          <w:bottom w:val="single" w:color="D7D7D7" w:themeColor="background1" w:themeShade="D8" w:sz="4" w:space="0"/>
-          <w:right w:val="single" w:color="D7D7D7" w:themeColor="background1" w:themeShade="D8" w:sz="4" w:space="0"/>
-          <w:insideH w:val="single" w:color="D7D7D7" w:themeColor="background1" w:themeShade="D8" w:sz="4" w:space="0"/>
-          <w:insideV w:val="single" w:color="D7D7D7" w:themeColor="background1" w:themeShade="D8" w:sz="4" w:space="0"/>
+          <w:top w:val="single" w:color="D7D7D7" w:sz="4" w:space="0"/>
+          <w:left w:val="single" w:color="D7D7D7" w:sz="4" w:space="0"/>
+          <w:bottom w:val="single" w:color="D7D7D7" w:sz="4" w:space="0"/>
+          <w:right w:val="single" w:color="D7D7D7" w:sz="4" w:space="0"/>
+          <w:insideH w:val="single" w:color="D7D7D7" w:sz="4" w:space="0"/>
+          <w:insideV w:val="single" w:color="D7D7D7" w:sz="4" w:space="0"/>
         </w:tblBorders>
         <w:tblLayout w:type="fixed"/>
         <w:tblCellMar>
@@ -32975,19 +32776,19 @@
         <w:gridCol w:w="1089"/>
         <w:gridCol w:w="976"/>
         <w:gridCol w:w="951"/>
-        <w:gridCol w:w="1388"/>
+        <w:gridCol w:w="1387"/>
         <w:gridCol w:w="1176"/>
         <w:gridCol w:w="703"/>
       </w:tblGrid>
       <w:tr>
         <w:tblPrEx>
           <w:tblBorders>
-            <w:top w:val="single" w:color="D7D7D7" w:themeColor="background1" w:themeShade="D8" w:sz="4" w:space="0"/>
-            <w:left w:val="single" w:color="D7D7D7" w:themeColor="background1" w:themeShade="D8" w:sz="4" w:space="0"/>
-            <w:bottom w:val="single" w:color="D7D7D7" w:themeColor="background1" w:themeShade="D8" w:sz="4" w:space="0"/>
-            <w:right w:val="single" w:color="D7D7D7" w:themeColor="background1" w:themeShade="D8" w:sz="4" w:space="0"/>
-            <w:insideH w:val="single" w:color="D7D7D7" w:themeColor="background1" w:themeShade="D8" w:sz="4" w:space="0"/>
-            <w:insideV w:val="single" w:color="D7D7D7" w:themeColor="background1" w:themeShade="D8" w:sz="4" w:space="0"/>
+            <w:top w:val="single" w:color="D7D7D7" w:sz="4" w:space="0"/>
+            <w:left w:val="single" w:color="D7D7D7" w:sz="4" w:space="0"/>
+            <w:bottom w:val="single" w:color="D7D7D7" w:sz="4" w:space="0"/>
+            <w:right w:val="single" w:color="D7D7D7" w:sz="4" w:space="0"/>
+            <w:insideH w:val="single" w:color="D7D7D7" w:sz="4" w:space="0"/>
+            <w:insideV w:val="single" w:color="D7D7D7" w:sz="4" w:space="0"/>
           </w:tblBorders>
           <w:tblCellMar>
             <w:top w:w="0" w:type="dxa"/>
@@ -33039,12 +32840,12 @@
       <w:tr>
         <w:tblPrEx>
           <w:tblBorders>
-            <w:top w:val="single" w:color="D7D7D7" w:themeColor="background1" w:themeShade="D8" w:sz="4" w:space="0"/>
-            <w:left w:val="single" w:color="D7D7D7" w:themeColor="background1" w:themeShade="D8" w:sz="4" w:space="0"/>
-            <w:bottom w:val="single" w:color="D7D7D7" w:themeColor="background1" w:themeShade="D8" w:sz="4" w:space="0"/>
-            <w:right w:val="single" w:color="D7D7D7" w:themeColor="background1" w:themeShade="D8" w:sz="4" w:space="0"/>
-            <w:insideH w:val="single" w:color="D7D7D7" w:themeColor="background1" w:themeShade="D8" w:sz="4" w:space="0"/>
-            <w:insideV w:val="single" w:color="D7D7D7" w:themeColor="background1" w:themeShade="D8" w:sz="4" w:space="0"/>
+            <w:top w:val="single" w:color="D7D7D7" w:sz="4" w:space="0"/>
+            <w:left w:val="single" w:color="D7D7D7" w:sz="4" w:space="0"/>
+            <w:bottom w:val="single" w:color="D7D7D7" w:sz="4" w:space="0"/>
+            <w:right w:val="single" w:color="D7D7D7" w:sz="4" w:space="0"/>
+            <w:insideH w:val="single" w:color="D7D7D7" w:sz="4" w:space="0"/>
+            <w:insideV w:val="single" w:color="D7D7D7" w:sz="4" w:space="0"/>
           </w:tblBorders>
           <w:tblCellMar>
             <w:top w:w="0" w:type="dxa"/>
@@ -33096,12 +32897,12 @@
       <w:tr>
         <w:tblPrEx>
           <w:tblBorders>
-            <w:top w:val="single" w:color="D7D7D7" w:themeColor="background1" w:themeShade="D8" w:sz="4" w:space="0"/>
-            <w:left w:val="single" w:color="D7D7D7" w:themeColor="background1" w:themeShade="D8" w:sz="4" w:space="0"/>
-            <w:bottom w:val="single" w:color="D7D7D7" w:themeColor="background1" w:themeShade="D8" w:sz="4" w:space="0"/>
-            <w:right w:val="single" w:color="D7D7D7" w:themeColor="background1" w:themeShade="D8" w:sz="4" w:space="0"/>
-            <w:insideH w:val="single" w:color="D7D7D7" w:themeColor="background1" w:themeShade="D8" w:sz="4" w:space="0"/>
-            <w:insideV w:val="single" w:color="D7D7D7" w:themeColor="background1" w:themeShade="D8" w:sz="4" w:space="0"/>
+            <w:top w:val="single" w:color="D7D7D7" w:sz="4" w:space="0"/>
+            <w:left w:val="single" w:color="D7D7D7" w:sz="4" w:space="0"/>
+            <w:bottom w:val="single" w:color="D7D7D7" w:sz="4" w:space="0"/>
+            <w:right w:val="single" w:color="D7D7D7" w:sz="4" w:space="0"/>
+            <w:insideH w:val="single" w:color="D7D7D7" w:sz="4" w:space="0"/>
+            <w:insideV w:val="single" w:color="D7D7D7" w:sz="4" w:space="0"/>
           </w:tblBorders>
           <w:tblCellMar>
             <w:top w:w="0" w:type="dxa"/>
@@ -33420,12 +33221,12 @@
       <w:tr>
         <w:tblPrEx>
           <w:tblBorders>
-            <w:top w:val="single" w:color="D7D7D7" w:themeColor="background1" w:themeShade="D8" w:sz="4" w:space="0"/>
-            <w:left w:val="single" w:color="D7D7D7" w:themeColor="background1" w:themeShade="D8" w:sz="4" w:space="0"/>
-            <w:bottom w:val="single" w:color="D7D7D7" w:themeColor="background1" w:themeShade="D8" w:sz="4" w:space="0"/>
-            <w:right w:val="single" w:color="D7D7D7" w:themeColor="background1" w:themeShade="D8" w:sz="4" w:space="0"/>
-            <w:insideH w:val="single" w:color="D7D7D7" w:themeColor="background1" w:themeShade="D8" w:sz="4" w:space="0"/>
-            <w:insideV w:val="single" w:color="D7D7D7" w:themeColor="background1" w:themeShade="D8" w:sz="4" w:space="0"/>
+            <w:top w:val="single" w:color="D7D7D7" w:sz="4" w:space="0"/>
+            <w:left w:val="single" w:color="D7D7D7" w:sz="4" w:space="0"/>
+            <w:bottom w:val="single" w:color="D7D7D7" w:sz="4" w:space="0"/>
+            <w:right w:val="single" w:color="D7D7D7" w:sz="4" w:space="0"/>
+            <w:insideH w:val="single" w:color="D7D7D7" w:sz="4" w:space="0"/>
+            <w:insideV w:val="single" w:color="D7D7D7" w:sz="4" w:space="0"/>
           </w:tblBorders>
           <w:tblCellMar>
             <w:top w:w="0" w:type="dxa"/>
@@ -33481,12 +33282,12 @@
       <w:tr>
         <w:tblPrEx>
           <w:tblBorders>
-            <w:top w:val="single" w:color="D7D7D7" w:themeColor="background1" w:themeShade="D8" w:sz="4" w:space="0"/>
-            <w:left w:val="single" w:color="D7D7D7" w:themeColor="background1" w:themeShade="D8" w:sz="4" w:space="0"/>
-            <w:bottom w:val="single" w:color="D7D7D7" w:themeColor="background1" w:themeShade="D8" w:sz="4" w:space="0"/>
-            <w:right w:val="single" w:color="D7D7D7" w:themeColor="background1" w:themeShade="D8" w:sz="4" w:space="0"/>
-            <w:insideH w:val="single" w:color="D7D7D7" w:themeColor="background1" w:themeShade="D8" w:sz="4" w:space="0"/>
-            <w:insideV w:val="single" w:color="D7D7D7" w:themeColor="background1" w:themeShade="D8" w:sz="4" w:space="0"/>
+            <w:top w:val="single" w:color="D7D7D7" w:sz="4" w:space="0"/>
+            <w:left w:val="single" w:color="D7D7D7" w:sz="4" w:space="0"/>
+            <w:bottom w:val="single" w:color="D7D7D7" w:sz="4" w:space="0"/>
+            <w:right w:val="single" w:color="D7D7D7" w:sz="4" w:space="0"/>
+            <w:insideH w:val="single" w:color="D7D7D7" w:sz="4" w:space="0"/>
+            <w:insideV w:val="single" w:color="D7D7D7" w:sz="4" w:space="0"/>
           </w:tblBorders>
           <w:tblCellMar>
             <w:top w:w="0" w:type="dxa"/>
@@ -34914,12 +34715,12 @@
         <w:tblW w:w="9844" w:type="dxa"/>
         <w:jc w:val="center"/>
         <w:tblBorders>
-          <w:top w:val="single" w:color="A4A4A4" w:sz="4" w:space="0"/>
-          <w:left w:val="none" w:color="auto" w:sz="0" w:space="0"/>
-          <w:bottom w:val="single" w:color="A4A4A4" w:sz="4" w:space="0"/>
-          <w:right w:val="none" w:color="auto" w:sz="0" w:space="0"/>
-          <w:insideH w:val="single" w:color="A4A4A4" w:sz="4" w:space="0"/>
-          <w:insideV w:val="single" w:color="A4A4A4" w:sz="4" w:space="0"/>
+          <w:top w:val="single" w:color="D7D7D7" w:sz="4" w:space="0"/>
+          <w:left w:val="single" w:color="D7D7D7" w:sz="4" w:space="0"/>
+          <w:bottom w:val="single" w:color="D7D7D7" w:sz="4" w:space="0"/>
+          <w:right w:val="single" w:color="D7D7D7" w:sz="4" w:space="0"/>
+          <w:insideH w:val="single" w:color="D7D7D7" w:sz="4" w:space="0"/>
+          <w:insideV w:val="single" w:color="D7D7D7" w:sz="4" w:space="0"/>
         </w:tblBorders>
         <w:tblLayout w:type="fixed"/>
         <w:tblCellMar>
@@ -34943,12 +34744,12 @@
       <w:tr>
         <w:tblPrEx>
           <w:tblBorders>
-            <w:top w:val="single" w:color="A4A4A4" w:sz="4" w:space="0"/>
-            <w:left w:val="none" w:color="auto" w:sz="0" w:space="0"/>
-            <w:bottom w:val="single" w:color="A4A4A4" w:sz="4" w:space="0"/>
-            <w:right w:val="none" w:color="auto" w:sz="0" w:space="0"/>
-            <w:insideH w:val="single" w:color="A4A4A4" w:sz="4" w:space="0"/>
-            <w:insideV w:val="single" w:color="A4A4A4" w:sz="4" w:space="0"/>
+            <w:top w:val="single" w:color="D7D7D7" w:sz="4" w:space="0"/>
+            <w:left w:val="single" w:color="D7D7D7" w:sz="4" w:space="0"/>
+            <w:bottom w:val="single" w:color="D7D7D7" w:sz="4" w:space="0"/>
+            <w:right w:val="single" w:color="D7D7D7" w:sz="4" w:space="0"/>
+            <w:insideH w:val="single" w:color="D7D7D7" w:sz="4" w:space="0"/>
+            <w:insideV w:val="single" w:color="D7D7D7" w:sz="4" w:space="0"/>
           </w:tblBorders>
           <w:tblCellMar>
             <w:top w:w="0" w:type="dxa"/>
@@ -34964,11 +34765,6 @@
         <w:tc>
           <w:tcPr>
             <w:tcW w:w="1255" w:type="dxa"/>
-            <w:tcBorders>
-              <w:top w:val="nil"/>
-              <w:bottom w:val="single" w:color="D7D7D7" w:themeColor="background1" w:themeShade="D8" w:sz="4" w:space="0"/>
-              <w:right w:val="single" w:color="FFFFFF" w:sz="18" w:space="0"/>
-            </w:tcBorders>
             <w:shd w:val="clear" w:color="auto" w:fill="1AA4A8"/>
             <w:vAlign w:val="center"/>
           </w:tcPr>
@@ -35028,12 +34824,6 @@
         <w:tc>
           <w:tcPr>
             <w:tcW w:w="825" w:type="dxa"/>
-            <w:tcBorders>
-              <w:top w:val="nil"/>
-              <w:left w:val="single" w:color="FFFFFF" w:sz="18" w:space="0"/>
-              <w:bottom w:val="single" w:color="D7D7D7" w:themeColor="background1" w:themeShade="D8" w:sz="4" w:space="0"/>
-              <w:right w:val="single" w:color="FFFFFF" w:sz="18" w:space="0"/>
-            </w:tcBorders>
             <w:shd w:val="clear" w:color="auto" w:fill="1AA4A8"/>
             <w:vAlign w:val="center"/>
           </w:tcPr>
@@ -35074,12 +34864,6 @@
         <w:tc>
           <w:tcPr>
             <w:tcW w:w="825" w:type="dxa"/>
-            <w:tcBorders>
-              <w:top w:val="nil"/>
-              <w:left w:val="single" w:color="FFFFFF" w:sz="18" w:space="0"/>
-              <w:bottom w:val="single" w:color="D7D7D7" w:themeColor="background1" w:themeShade="D8" w:sz="4" w:space="0"/>
-              <w:right w:val="single" w:color="FFFFFF" w:sz="18" w:space="0"/>
-            </w:tcBorders>
             <w:shd w:val="clear" w:color="auto" w:fill="1AA4A8"/>
             <w:vAlign w:val="center"/>
           </w:tcPr>
@@ -35120,12 +34904,6 @@
         <w:tc>
           <w:tcPr>
             <w:tcW w:w="1146" w:type="dxa"/>
-            <w:tcBorders>
-              <w:top w:val="nil"/>
-              <w:left w:val="single" w:color="FFFFFF" w:sz="18" w:space="0"/>
-              <w:bottom w:val="single" w:color="D7D7D7" w:themeColor="background1" w:themeShade="D8" w:sz="4" w:space="0"/>
-              <w:right w:val="single" w:color="FFFFFF" w:sz="18" w:space="0"/>
-            </w:tcBorders>
             <w:shd w:val="clear" w:color="auto" w:fill="1AA4A8"/>
             <w:vAlign w:val="center"/>
           </w:tcPr>
@@ -35166,12 +34944,6 @@
         <w:tc>
           <w:tcPr>
             <w:tcW w:w="1056" w:type="dxa"/>
-            <w:tcBorders>
-              <w:top w:val="nil"/>
-              <w:left w:val="single" w:color="FFFFFF" w:sz="18" w:space="0"/>
-              <w:bottom w:val="single" w:color="D7D7D7" w:themeColor="background1" w:themeShade="D8" w:sz="4" w:space="0"/>
-              <w:right w:val="single" w:color="FFFFFF" w:sz="18" w:space="0"/>
-            </w:tcBorders>
             <w:shd w:val="clear" w:color="auto" w:fill="1AA4A8"/>
             <w:vAlign w:val="center"/>
           </w:tcPr>
@@ -35212,12 +34984,6 @@
         <w:tc>
           <w:tcPr>
             <w:tcW w:w="1140" w:type="dxa"/>
-            <w:tcBorders>
-              <w:top w:val="nil"/>
-              <w:left w:val="single" w:color="FFFFFF" w:sz="18" w:space="0"/>
-              <w:bottom w:val="single" w:color="D7D7D7" w:themeColor="background1" w:themeShade="D8" w:sz="4" w:space="0"/>
-              <w:right w:val="single" w:color="FFFFFF" w:sz="18" w:space="0"/>
-            </w:tcBorders>
             <w:shd w:val="clear" w:color="auto" w:fill="1AA4A8"/>
             <w:vAlign w:val="center"/>
           </w:tcPr>
@@ -35261,12 +35027,6 @@
         <w:tc>
           <w:tcPr>
             <w:tcW w:w="1140" w:type="dxa"/>
-            <w:tcBorders>
-              <w:top w:val="nil"/>
-              <w:left w:val="single" w:color="FFFFFF" w:sz="18" w:space="0"/>
-              <w:bottom w:val="single" w:color="D7D7D7" w:themeColor="background1" w:themeShade="D8" w:sz="4" w:space="0"/>
-              <w:right w:val="single" w:color="FFFFFF" w:sz="18" w:space="0"/>
-            </w:tcBorders>
             <w:shd w:val="clear" w:color="auto" w:fill="1AA4A8"/>
             <w:vAlign w:val="center"/>
           </w:tcPr>
@@ -35308,12 +35068,6 @@
         <w:tc>
           <w:tcPr>
             <w:tcW w:w="930" w:type="dxa"/>
-            <w:tcBorders>
-              <w:top w:val="nil"/>
-              <w:left w:val="single" w:color="FFFFFF" w:sz="18" w:space="0"/>
-              <w:bottom w:val="single" w:color="D7D7D7" w:themeColor="background1" w:themeShade="D8" w:sz="4" w:space="0"/>
-              <w:right w:val="single" w:color="FFFFFF" w:sz="18" w:space="0"/>
-            </w:tcBorders>
             <w:shd w:val="clear" w:color="auto" w:fill="1AA4A8"/>
             <w:vAlign w:val="center"/>
           </w:tcPr>
@@ -35354,11 +35108,6 @@
         <w:tc>
           <w:tcPr>
             <w:tcW w:w="1527" w:type="dxa"/>
-            <w:tcBorders>
-              <w:top w:val="nil"/>
-              <w:left w:val="single" w:color="FFFFFF" w:sz="18" w:space="0"/>
-              <w:bottom w:val="single" w:color="D7D7D7" w:themeColor="background1" w:themeShade="D8" w:sz="4" w:space="0"/>
-            </w:tcBorders>
             <w:shd w:val="clear" w:color="auto" w:fill="1AA4A8"/>
             <w:vAlign w:val="center"/>
           </w:tcPr>
@@ -35401,12 +35150,12 @@
       <w:tr>
         <w:tblPrEx>
           <w:tblBorders>
-            <w:top w:val="single" w:color="A4A4A4" w:sz="4" w:space="0"/>
-            <w:left w:val="none" w:color="auto" w:sz="0" w:space="0"/>
-            <w:bottom w:val="single" w:color="A4A4A4" w:sz="4" w:space="0"/>
-            <w:right w:val="none" w:color="auto" w:sz="0" w:space="0"/>
-            <w:insideH w:val="single" w:color="A4A4A4" w:sz="4" w:space="0"/>
-            <w:insideV w:val="single" w:color="A4A4A4" w:sz="4" w:space="0"/>
+            <w:top w:val="single" w:color="D7D7D7" w:sz="4" w:space="0"/>
+            <w:left w:val="single" w:color="D7D7D7" w:sz="4" w:space="0"/>
+            <w:bottom w:val="single" w:color="D7D7D7" w:sz="4" w:space="0"/>
+            <w:right w:val="single" w:color="D7D7D7" w:sz="4" w:space="0"/>
+            <w:insideH w:val="single" w:color="D7D7D7" w:sz="4" w:space="0"/>
+            <w:insideV w:val="single" w:color="D7D7D7" w:sz="4" w:space="0"/>
           </w:tblBorders>
           <w:tblCellMar>
             <w:top w:w="0" w:type="dxa"/>
@@ -35423,12 +35172,6 @@
           <w:tcPr>
             <w:tcW w:w="9844" w:type="dxa"/>
             <w:gridSpan w:val="9"/>
-            <w:tcBorders>
-              <w:top w:val="single" w:color="D7D7D7" w:themeColor="background1" w:themeShade="D8" w:sz="4" w:space="0"/>
-              <w:left w:val="single" w:color="D7D7D7" w:themeColor="background1" w:themeShade="D8" w:sz="4" w:space="0"/>
-              <w:bottom w:val="single" w:color="D7D7D7" w:themeColor="background1" w:themeShade="D8" w:sz="4" w:space="0"/>
-              <w:right w:val="single" w:color="D7D7D7" w:themeColor="background1" w:themeShade="D8" w:sz="4" w:space="0"/>
-            </w:tcBorders>
             <w:shd w:val="clear" w:color="auto" w:fill="auto"/>
             <w:vAlign w:val="center"/>
           </w:tcPr>
@@ -35458,12 +35201,12 @@
       <w:tr>
         <w:tblPrEx>
           <w:tblBorders>
-            <w:top w:val="single" w:color="A4A4A4" w:sz="4" w:space="0"/>
-            <w:left w:val="none" w:color="auto" w:sz="0" w:space="0"/>
-            <w:bottom w:val="single" w:color="A4A4A4" w:sz="4" w:space="0"/>
-            <w:right w:val="none" w:color="auto" w:sz="0" w:space="0"/>
-            <w:insideH w:val="single" w:color="A4A4A4" w:sz="4" w:space="0"/>
-            <w:insideV w:val="single" w:color="A4A4A4" w:sz="4" w:space="0"/>
+            <w:top w:val="single" w:color="D7D7D7" w:sz="4" w:space="0"/>
+            <w:left w:val="single" w:color="D7D7D7" w:sz="4" w:space="0"/>
+            <w:bottom w:val="single" w:color="D7D7D7" w:sz="4" w:space="0"/>
+            <w:right w:val="single" w:color="D7D7D7" w:sz="4" w:space="0"/>
+            <w:insideH w:val="single" w:color="D7D7D7" w:sz="4" w:space="0"/>
+            <w:insideV w:val="single" w:color="D7D7D7" w:sz="4" w:space="0"/>
           </w:tblBorders>
           <w:tblCellMar>
             <w:top w:w="0" w:type="dxa"/>
@@ -35480,12 +35223,6 @@
           <w:tcPr>
             <w:tcW w:w="9844" w:type="dxa"/>
             <w:gridSpan w:val="9"/>
-            <w:tcBorders>
-              <w:top w:val="single" w:color="D7D7D7" w:themeColor="background1" w:themeShade="D8" w:sz="4" w:space="0"/>
-              <w:left w:val="single" w:color="D7D7D7" w:themeColor="background1" w:themeShade="D8" w:sz="4" w:space="0"/>
-              <w:bottom w:val="single" w:color="D7D7D7" w:themeColor="background1" w:themeShade="D8" w:sz="4" w:space="0"/>
-              <w:right w:val="single" w:color="D7D7D7" w:themeColor="background1" w:themeShade="D8" w:sz="4" w:space="0"/>
-            </w:tcBorders>
             <w:shd w:val="clear" w:color="auto" w:fill="auto"/>
             <w:vAlign w:val="center"/>
           </w:tcPr>
@@ -35515,12 +35252,12 @@
       <w:tr>
         <w:tblPrEx>
           <w:tblBorders>
-            <w:top w:val="single" w:color="A4A4A4" w:sz="4" w:space="0"/>
-            <w:left w:val="none" w:color="auto" w:sz="0" w:space="0"/>
-            <w:bottom w:val="single" w:color="A4A4A4" w:sz="4" w:space="0"/>
-            <w:right w:val="none" w:color="auto" w:sz="0" w:space="0"/>
-            <w:insideH w:val="single" w:color="A4A4A4" w:sz="4" w:space="0"/>
-            <w:insideV w:val="single" w:color="A4A4A4" w:sz="4" w:space="0"/>
+            <w:top w:val="single" w:color="D7D7D7" w:sz="4" w:space="0"/>
+            <w:left w:val="single" w:color="D7D7D7" w:sz="4" w:space="0"/>
+            <w:bottom w:val="single" w:color="D7D7D7" w:sz="4" w:space="0"/>
+            <w:right w:val="single" w:color="D7D7D7" w:sz="4" w:space="0"/>
+            <w:insideH w:val="single" w:color="D7D7D7" w:sz="4" w:space="0"/>
+            <w:insideV w:val="single" w:color="D7D7D7" w:sz="4" w:space="0"/>
           </w:tblBorders>
           <w:tblCellMar>
             <w:top w:w="0" w:type="dxa"/>
@@ -35536,12 +35273,6 @@
         <w:tc>
           <w:tcPr>
             <w:tcW w:w="1255" w:type="dxa"/>
-            <w:tcBorders>
-              <w:top w:val="single" w:color="D7D7D7" w:themeColor="background1" w:themeShade="D8" w:sz="4" w:space="0"/>
-              <w:left w:val="single" w:color="D7D7D7" w:themeColor="background1" w:themeShade="D8" w:sz="4" w:space="0"/>
-              <w:bottom w:val="single" w:color="D7D7D7" w:themeColor="background1" w:themeShade="D8" w:sz="4" w:space="0"/>
-              <w:right w:val="single" w:color="D7D7D7" w:themeColor="background1" w:themeShade="D8" w:sz="4" w:space="0"/>
-            </w:tcBorders>
             <w:shd w:val="clear" w:color="auto" w:fill="auto"/>
             <w:vAlign w:val="center"/>
           </w:tcPr>
@@ -35574,12 +35305,6 @@
         <w:tc>
           <w:tcPr>
             <w:tcW w:w="825" w:type="dxa"/>
-            <w:tcBorders>
-              <w:top w:val="single" w:color="D7D7D7" w:themeColor="background1" w:themeShade="D8" w:sz="4" w:space="0"/>
-              <w:left w:val="single" w:color="D7D7D7" w:themeColor="background1" w:themeShade="D8" w:sz="4" w:space="0"/>
-              <w:bottom w:val="single" w:color="D7D7D7" w:themeColor="background1" w:themeShade="D8" w:sz="4" w:space="0"/>
-              <w:right w:val="single" w:color="D7D7D7" w:themeColor="background1" w:themeShade="D8" w:sz="4" w:space="0"/>
-            </w:tcBorders>
             <w:shd w:val="clear" w:color="auto" w:fill="auto"/>
             <w:vAlign w:val="center"/>
           </w:tcPr>
@@ -35608,12 +35333,6 @@
         <w:tc>
           <w:tcPr>
             <w:tcW w:w="825" w:type="dxa"/>
-            <w:tcBorders>
-              <w:top w:val="single" w:color="D7D7D7" w:themeColor="background1" w:themeShade="D8" w:sz="4" w:space="0"/>
-              <w:left w:val="single" w:color="D7D7D7" w:themeColor="background1" w:themeShade="D8" w:sz="4" w:space="0"/>
-              <w:bottom w:val="single" w:color="D7D7D7" w:themeColor="background1" w:themeShade="D8" w:sz="4" w:space="0"/>
-              <w:right w:val="single" w:color="D7D7D7" w:themeColor="background1" w:themeShade="D8" w:sz="4" w:space="0"/>
-            </w:tcBorders>
             <w:shd w:val="clear" w:color="auto" w:fill="auto"/>
             <w:vAlign w:val="center"/>
           </w:tcPr>
@@ -35660,12 +35379,6 @@
         <w:tc>
           <w:tcPr>
             <w:tcW w:w="1146" w:type="dxa"/>
-            <w:tcBorders>
-              <w:top w:val="single" w:color="D7D7D7" w:themeColor="background1" w:themeShade="D8" w:sz="4" w:space="0"/>
-              <w:left w:val="single" w:color="D7D7D7" w:themeColor="background1" w:themeShade="D8" w:sz="4" w:space="0"/>
-              <w:bottom w:val="single" w:color="D7D7D7" w:themeColor="background1" w:themeShade="D8" w:sz="4" w:space="0"/>
-              <w:right w:val="single" w:color="D7D7D7" w:themeColor="background1" w:themeShade="D8" w:sz="4" w:space="0"/>
-            </w:tcBorders>
             <w:shd w:val="clear" w:color="auto" w:fill="auto"/>
             <w:vAlign w:val="center"/>
           </w:tcPr>
@@ -35694,12 +35407,6 @@
         <w:tc>
           <w:tcPr>
             <w:tcW w:w="1056" w:type="dxa"/>
-            <w:tcBorders>
-              <w:top w:val="single" w:color="D7D7D7" w:themeColor="background1" w:themeShade="D8" w:sz="4" w:space="0"/>
-              <w:left w:val="single" w:color="D7D7D7" w:themeColor="background1" w:themeShade="D8" w:sz="4" w:space="0"/>
-              <w:bottom w:val="single" w:color="D7D7D7" w:themeColor="background1" w:themeShade="D8" w:sz="4" w:space="0"/>
-              <w:right w:val="single" w:color="D7D7D7" w:themeColor="background1" w:themeShade="D8" w:sz="4" w:space="0"/>
-            </w:tcBorders>
             <w:shd w:val="clear" w:color="auto" w:fill="auto"/>
             <w:vAlign w:val="center"/>
           </w:tcPr>
@@ -35728,12 +35435,6 @@
         <w:tc>
           <w:tcPr>
             <w:tcW w:w="1140" w:type="dxa"/>
-            <w:tcBorders>
-              <w:top w:val="single" w:color="D7D7D7" w:themeColor="background1" w:themeShade="D8" w:sz="4" w:space="0"/>
-              <w:left w:val="single" w:color="D7D7D7" w:themeColor="background1" w:themeShade="D8" w:sz="4" w:space="0"/>
-              <w:bottom w:val="single" w:color="D7D7D7" w:themeColor="background1" w:themeShade="D8" w:sz="4" w:space="0"/>
-              <w:right w:val="single" w:color="D7D7D7" w:themeColor="background1" w:themeShade="D8" w:sz="4" w:space="0"/>
-            </w:tcBorders>
             <w:shd w:val="clear" w:color="auto" w:fill="auto"/>
             <w:vAlign w:val="center"/>
           </w:tcPr>
@@ -35762,12 +35463,6 @@
         <w:tc>
           <w:tcPr>
             <w:tcW w:w="1140" w:type="dxa"/>
-            <w:tcBorders>
-              <w:top w:val="single" w:color="D7D7D7" w:themeColor="background1" w:themeShade="D8" w:sz="4" w:space="0"/>
-              <w:left w:val="single" w:color="D7D7D7" w:themeColor="background1" w:themeShade="D8" w:sz="4" w:space="0"/>
-              <w:bottom w:val="single" w:color="D7D7D7" w:themeColor="background1" w:themeShade="D8" w:sz="4" w:space="0"/>
-              <w:right w:val="single" w:color="D7D7D7" w:themeColor="background1" w:themeShade="D8" w:sz="4" w:space="0"/>
-            </w:tcBorders>
             <w:shd w:val="clear" w:color="auto" w:fill="auto"/>
             <w:vAlign w:val="center"/>
           </w:tcPr>
@@ -35796,12 +35491,6 @@
         <w:tc>
           <w:tcPr>
             <w:tcW w:w="930" w:type="dxa"/>
-            <w:tcBorders>
-              <w:top w:val="single" w:color="D7D7D7" w:themeColor="background1" w:themeShade="D8" w:sz="4" w:space="0"/>
-              <w:left w:val="single" w:color="D7D7D7" w:themeColor="background1" w:themeShade="D8" w:sz="4" w:space="0"/>
-              <w:bottom w:val="single" w:color="D7D7D7" w:themeColor="background1" w:themeShade="D8" w:sz="4" w:space="0"/>
-              <w:right w:val="single" w:color="D7D7D7" w:themeColor="background1" w:themeShade="D8" w:sz="4" w:space="0"/>
-            </w:tcBorders>
             <w:shd w:val="clear" w:color="auto" w:fill="auto"/>
             <w:vAlign w:val="center"/>
           </w:tcPr>
@@ -35830,12 +35519,6 @@
         <w:tc>
           <w:tcPr>
             <w:tcW w:w="1527" w:type="dxa"/>
-            <w:tcBorders>
-              <w:top w:val="single" w:color="D7D7D7" w:themeColor="background1" w:themeShade="D8" w:sz="4" w:space="0"/>
-              <w:left w:val="single" w:color="D7D7D7" w:themeColor="background1" w:themeShade="D8" w:sz="4" w:space="0"/>
-              <w:bottom w:val="single" w:color="D7D7D7" w:themeColor="background1" w:themeShade="D8" w:sz="4" w:space="0"/>
-              <w:right w:val="single" w:color="D7D7D7" w:themeColor="background1" w:themeShade="D8" w:sz="4" w:space="0"/>
-            </w:tcBorders>
             <w:shd w:val="clear" w:color="auto" w:fill="auto"/>
             <w:vAlign w:val="center"/>
           </w:tcPr>
@@ -35865,12 +35548,12 @@
       <w:tr>
         <w:tblPrEx>
           <w:tblBorders>
-            <w:top w:val="single" w:color="A4A4A4" w:sz="4" w:space="0"/>
-            <w:left w:val="none" w:color="auto" w:sz="0" w:space="0"/>
-            <w:bottom w:val="single" w:color="A4A4A4" w:sz="4" w:space="0"/>
-            <w:right w:val="none" w:color="auto" w:sz="0" w:space="0"/>
-            <w:insideH w:val="single" w:color="A4A4A4" w:sz="4" w:space="0"/>
-            <w:insideV w:val="single" w:color="A4A4A4" w:sz="4" w:space="0"/>
+            <w:top w:val="single" w:color="D7D7D7" w:sz="4" w:space="0"/>
+            <w:left w:val="single" w:color="D7D7D7" w:sz="4" w:space="0"/>
+            <w:bottom w:val="single" w:color="D7D7D7" w:sz="4" w:space="0"/>
+            <w:right w:val="single" w:color="D7D7D7" w:sz="4" w:space="0"/>
+            <w:insideH w:val="single" w:color="D7D7D7" w:sz="4" w:space="0"/>
+            <w:insideV w:val="single" w:color="D7D7D7" w:sz="4" w:space="0"/>
           </w:tblBorders>
           <w:tblCellMar>
             <w:top w:w="0" w:type="dxa"/>
@@ -35887,12 +35570,6 @@
           <w:tcPr>
             <w:tcW w:w="9844" w:type="dxa"/>
             <w:gridSpan w:val="9"/>
-            <w:tcBorders>
-              <w:top w:val="single" w:color="D7D7D7" w:themeColor="background1" w:themeShade="D8" w:sz="4" w:space="0"/>
-              <w:left w:val="single" w:color="D7D7D7" w:themeColor="background1" w:themeShade="D8" w:sz="4" w:space="0"/>
-              <w:bottom w:val="single" w:color="D7D7D7" w:themeColor="background1" w:themeShade="D8" w:sz="4" w:space="0"/>
-              <w:right w:val="single" w:color="D7D7D7" w:themeColor="background1" w:themeShade="D8" w:sz="4" w:space="0"/>
-            </w:tcBorders>
             <w:shd w:val="clear" w:color="auto" w:fill="auto"/>
             <w:vAlign w:val="center"/>
           </w:tcPr>
@@ -35922,12 +35599,12 @@
       <w:tr>
         <w:tblPrEx>
           <w:tblBorders>
-            <w:top w:val="single" w:color="A4A4A4" w:sz="4" w:space="0"/>
-            <w:left w:val="none" w:color="auto" w:sz="0" w:space="0"/>
-            <w:bottom w:val="single" w:color="A4A4A4" w:sz="4" w:space="0"/>
-            <w:right w:val="none" w:color="auto" w:sz="0" w:space="0"/>
-            <w:insideH w:val="single" w:color="A4A4A4" w:sz="4" w:space="0"/>
-            <w:insideV w:val="single" w:color="A4A4A4" w:sz="4" w:space="0"/>
+            <w:top w:val="single" w:color="D7D7D7" w:sz="4" w:space="0"/>
+            <w:left w:val="single" w:color="D7D7D7" w:sz="4" w:space="0"/>
+            <w:bottom w:val="single" w:color="D7D7D7" w:sz="4" w:space="0"/>
+            <w:right w:val="single" w:color="D7D7D7" w:sz="4" w:space="0"/>
+            <w:insideH w:val="single" w:color="D7D7D7" w:sz="4" w:space="0"/>
+            <w:insideV w:val="single" w:color="D7D7D7" w:sz="4" w:space="0"/>
           </w:tblBorders>
           <w:tblCellMar>
             <w:top w:w="0" w:type="dxa"/>
@@ -35944,12 +35621,6 @@
           <w:tcPr>
             <w:tcW w:w="9844" w:type="dxa"/>
             <w:gridSpan w:val="9"/>
-            <w:tcBorders>
-              <w:top w:val="single" w:color="D7D7D7" w:themeColor="background1" w:themeShade="D8" w:sz="4" w:space="0"/>
-              <w:left w:val="single" w:color="D7D7D7" w:themeColor="background1" w:themeShade="D8" w:sz="4" w:space="0"/>
-              <w:bottom w:val="single" w:color="D7D7D7" w:themeColor="background1" w:themeShade="D8" w:sz="4" w:space="0"/>
-              <w:right w:val="single" w:color="D7D7D7" w:themeColor="background1" w:themeShade="D8" w:sz="4" w:space="0"/>
-            </w:tcBorders>
             <w:shd w:val="clear" w:color="auto" w:fill="auto"/>
             <w:vAlign w:val="center"/>
           </w:tcPr>
@@ -35979,12 +35650,12 @@
       <w:tr>
         <w:tblPrEx>
           <w:tblBorders>
-            <w:top w:val="single" w:color="A4A4A4" w:sz="4" w:space="0"/>
-            <w:left w:val="none" w:color="auto" w:sz="0" w:space="0"/>
-            <w:bottom w:val="single" w:color="A4A4A4" w:sz="4" w:space="0"/>
-            <w:right w:val="none" w:color="auto" w:sz="0" w:space="0"/>
-            <w:insideH w:val="single" w:color="A4A4A4" w:sz="4" w:space="0"/>
-            <w:insideV w:val="single" w:color="A4A4A4" w:sz="4" w:space="0"/>
+            <w:top w:val="single" w:color="D7D7D7" w:sz="4" w:space="0"/>
+            <w:left w:val="single" w:color="D7D7D7" w:sz="4" w:space="0"/>
+            <w:bottom w:val="single" w:color="D7D7D7" w:sz="4" w:space="0"/>
+            <w:right w:val="single" w:color="D7D7D7" w:sz="4" w:space="0"/>
+            <w:insideH w:val="single" w:color="D7D7D7" w:sz="4" w:space="0"/>
+            <w:insideV w:val="single" w:color="D7D7D7" w:sz="4" w:space="0"/>
           </w:tblBorders>
           <w:tblCellMar>
             <w:top w:w="0" w:type="dxa"/>
@@ -36000,12 +35671,6 @@
         <w:tc>
           <w:tcPr>
             <w:tcW w:w="1255" w:type="dxa"/>
-            <w:tcBorders>
-              <w:top w:val="single" w:color="D7D7D7" w:themeColor="background1" w:themeShade="D8" w:sz="4" w:space="0"/>
-              <w:left w:val="single" w:color="D7D7D7" w:themeColor="background1" w:themeShade="D8" w:sz="4" w:space="0"/>
-              <w:bottom w:val="single" w:color="D7D7D7" w:themeColor="background1" w:themeShade="D8" w:sz="4" w:space="0"/>
-              <w:right w:val="single" w:color="D7D7D7" w:themeColor="background1" w:themeShade="D8" w:sz="4" w:space="0"/>
-            </w:tcBorders>
             <w:shd w:val="clear" w:color="auto" w:fill="auto"/>
             <w:vAlign w:val="center"/>
           </w:tcPr>
@@ -36036,12 +35701,6 @@
         <w:tc>
           <w:tcPr>
             <w:tcW w:w="825" w:type="dxa"/>
-            <w:tcBorders>
-              <w:top w:val="single" w:color="D7D7D7" w:themeColor="background1" w:themeShade="D8" w:sz="4" w:space="0"/>
-              <w:left w:val="single" w:color="D7D7D7" w:themeColor="background1" w:themeShade="D8" w:sz="4" w:space="0"/>
-              <w:bottom w:val="single" w:color="D7D7D7" w:themeColor="background1" w:themeShade="D8" w:sz="4" w:space="0"/>
-              <w:right w:val="single" w:color="D7D7D7" w:themeColor="background1" w:themeShade="D8" w:sz="4" w:space="0"/>
-            </w:tcBorders>
             <w:shd w:val="clear" w:color="auto" w:fill="auto"/>
             <w:vAlign w:val="center"/>
           </w:tcPr>
@@ -36070,12 +35729,6 @@
         <w:tc>
           <w:tcPr>
             <w:tcW w:w="825" w:type="dxa"/>
-            <w:tcBorders>
-              <w:top w:val="single" w:color="D7D7D7" w:themeColor="background1" w:themeShade="D8" w:sz="4" w:space="0"/>
-              <w:left w:val="single" w:color="D7D7D7" w:themeColor="background1" w:themeShade="D8" w:sz="4" w:space="0"/>
-              <w:bottom w:val="single" w:color="D7D7D7" w:themeColor="background1" w:themeShade="D8" w:sz="4" w:space="0"/>
-              <w:right w:val="single" w:color="D7D7D7" w:themeColor="background1" w:themeShade="D8" w:sz="4" w:space="0"/>
-            </w:tcBorders>
             <w:shd w:val="clear" w:color="auto" w:fill="auto"/>
             <w:vAlign w:val="center"/>
           </w:tcPr>
@@ -36104,12 +35757,6 @@
         <w:tc>
           <w:tcPr>
             <w:tcW w:w="1146" w:type="dxa"/>
-            <w:tcBorders>
-              <w:top w:val="single" w:color="D7D7D7" w:themeColor="background1" w:themeShade="D8" w:sz="4" w:space="0"/>
-              <w:left w:val="single" w:color="D7D7D7" w:themeColor="background1" w:themeShade="D8" w:sz="4" w:space="0"/>
-              <w:bottom w:val="single" w:color="D7D7D7" w:themeColor="background1" w:themeShade="D8" w:sz="4" w:space="0"/>
-              <w:right w:val="single" w:color="D7D7D7" w:themeColor="background1" w:themeShade="D8" w:sz="4" w:space="0"/>
-            </w:tcBorders>
             <w:shd w:val="clear" w:color="auto" w:fill="auto"/>
             <w:vAlign w:val="center"/>
           </w:tcPr>
@@ -36138,12 +35785,6 @@
         <w:tc>
           <w:tcPr>
             <w:tcW w:w="1056" w:type="dxa"/>
-            <w:tcBorders>
-              <w:top w:val="single" w:color="D7D7D7" w:themeColor="background1" w:themeShade="D8" w:sz="4" w:space="0"/>
-              <w:left w:val="single" w:color="D7D7D7" w:themeColor="background1" w:themeShade="D8" w:sz="4" w:space="0"/>
-              <w:bottom w:val="single" w:color="D7D7D7" w:themeColor="background1" w:themeShade="D8" w:sz="4" w:space="0"/>
-              <w:right w:val="single" w:color="D7D7D7" w:themeColor="background1" w:themeShade="D8" w:sz="4" w:space="0"/>
-            </w:tcBorders>
             <w:shd w:val="clear" w:color="auto" w:fill="auto"/>
             <w:vAlign w:val="center"/>
           </w:tcPr>
@@ -36172,12 +35813,6 @@
         <w:tc>
           <w:tcPr>
             <w:tcW w:w="1140" w:type="dxa"/>
-            <w:tcBorders>
-              <w:top w:val="single" w:color="D7D7D7" w:themeColor="background1" w:themeShade="D8" w:sz="4" w:space="0"/>
-              <w:left w:val="single" w:color="D7D7D7" w:themeColor="background1" w:themeShade="D8" w:sz="4" w:space="0"/>
-              <w:bottom w:val="single" w:color="D7D7D7" w:themeColor="background1" w:themeShade="D8" w:sz="4" w:space="0"/>
-              <w:right w:val="single" w:color="D7D7D7" w:themeColor="background1" w:themeShade="D8" w:sz="4" w:space="0"/>
-            </w:tcBorders>
             <w:shd w:val="clear" w:color="auto" w:fill="auto"/>
             <w:vAlign w:val="center"/>
           </w:tcPr>
@@ -36206,12 +35841,6 @@
         <w:tc>
           <w:tcPr>
             <w:tcW w:w="1140" w:type="dxa"/>
-            <w:tcBorders>
-              <w:top w:val="single" w:color="D7D7D7" w:themeColor="background1" w:themeShade="D8" w:sz="4" w:space="0"/>
-              <w:left w:val="single" w:color="D7D7D7" w:themeColor="background1" w:themeShade="D8" w:sz="4" w:space="0"/>
-              <w:bottom w:val="single" w:color="D7D7D7" w:themeColor="background1" w:themeShade="D8" w:sz="4" w:space="0"/>
-              <w:right w:val="single" w:color="D7D7D7" w:themeColor="background1" w:themeShade="D8" w:sz="4" w:space="0"/>
-            </w:tcBorders>
             <w:shd w:val="clear" w:color="auto" w:fill="auto"/>
             <w:vAlign w:val="center"/>
           </w:tcPr>
@@ -36240,12 +35869,6 @@
         <w:tc>
           <w:tcPr>
             <w:tcW w:w="930" w:type="dxa"/>
-            <w:tcBorders>
-              <w:top w:val="single" w:color="D7D7D7" w:themeColor="background1" w:themeShade="D8" w:sz="4" w:space="0"/>
-              <w:left w:val="single" w:color="D7D7D7" w:themeColor="background1" w:themeShade="D8" w:sz="4" w:space="0"/>
-              <w:bottom w:val="single" w:color="D7D7D7" w:themeColor="background1" w:themeShade="D8" w:sz="4" w:space="0"/>
-              <w:right w:val="single" w:color="D7D7D7" w:themeColor="background1" w:themeShade="D8" w:sz="4" w:space="0"/>
-            </w:tcBorders>
             <w:shd w:val="clear" w:color="auto" w:fill="auto"/>
             <w:vAlign w:val="center"/>
           </w:tcPr>
@@ -36274,12 +35897,6 @@
         <w:tc>
           <w:tcPr>
             <w:tcW w:w="1527" w:type="dxa"/>
-            <w:tcBorders>
-              <w:top w:val="single" w:color="D7D7D7" w:themeColor="background1" w:themeShade="D8" w:sz="4" w:space="0"/>
-              <w:left w:val="single" w:color="D7D7D7" w:themeColor="background1" w:themeShade="D8" w:sz="4" w:space="0"/>
-              <w:bottom w:val="single" w:color="D7D7D7" w:themeColor="background1" w:themeShade="D8" w:sz="4" w:space="0"/>
-              <w:right w:val="single" w:color="D7D7D7" w:themeColor="background1" w:themeShade="D8" w:sz="4" w:space="0"/>
-            </w:tcBorders>
             <w:shd w:val="clear" w:color="auto" w:fill="auto"/>
             <w:vAlign w:val="center"/>
           </w:tcPr>
@@ -36309,12 +35926,12 @@
       <w:tr>
         <w:tblPrEx>
           <w:tblBorders>
-            <w:top w:val="single" w:color="A4A4A4" w:sz="4" w:space="0"/>
-            <w:left w:val="none" w:color="auto" w:sz="0" w:space="0"/>
-            <w:bottom w:val="single" w:color="A4A4A4" w:sz="4" w:space="0"/>
-            <w:right w:val="none" w:color="auto" w:sz="0" w:space="0"/>
-            <w:insideH w:val="single" w:color="A4A4A4" w:sz="4" w:space="0"/>
-            <w:insideV w:val="single" w:color="A4A4A4" w:sz="4" w:space="0"/>
+            <w:top w:val="single" w:color="D7D7D7" w:sz="4" w:space="0"/>
+            <w:left w:val="single" w:color="D7D7D7" w:sz="4" w:space="0"/>
+            <w:bottom w:val="single" w:color="D7D7D7" w:sz="4" w:space="0"/>
+            <w:right w:val="single" w:color="D7D7D7" w:sz="4" w:space="0"/>
+            <w:insideH w:val="single" w:color="D7D7D7" w:sz="4" w:space="0"/>
+            <w:insideV w:val="single" w:color="D7D7D7" w:sz="4" w:space="0"/>
           </w:tblBorders>
           <w:tblCellMar>
             <w:top w:w="0" w:type="dxa"/>
@@ -36331,12 +35948,6 @@
           <w:tcPr>
             <w:tcW w:w="9844" w:type="dxa"/>
             <w:gridSpan w:val="9"/>
-            <w:tcBorders>
-              <w:top w:val="single" w:color="D7D7D7" w:themeColor="background1" w:themeShade="D8" w:sz="4" w:space="0"/>
-              <w:left w:val="single" w:color="D7D7D7" w:themeColor="background1" w:themeShade="D8" w:sz="4" w:space="0"/>
-              <w:bottom w:val="single" w:color="D7D7D7" w:themeColor="background1" w:themeShade="D8" w:sz="4" w:space="0"/>
-              <w:right w:val="single" w:color="D7D7D7" w:themeColor="background1" w:themeShade="D8" w:sz="4" w:space="0"/>
-            </w:tcBorders>
             <w:shd w:val="clear" w:color="auto" w:fill="auto"/>
             <w:vAlign w:val="center"/>
           </w:tcPr>
@@ -36695,12 +36306,12 @@
         <w:tblW w:w="10209" w:type="dxa"/>
         <w:jc w:val="center"/>
         <w:tblBorders>
-          <w:top w:val="single" w:color="416AAB" w:sz="24" w:space="0"/>
-          <w:left w:val="single" w:color="416AAB" w:sz="24" w:space="0"/>
-          <w:bottom w:val="single" w:color="416AAB" w:sz="24" w:space="0"/>
-          <w:right w:val="single" w:color="416AAB" w:sz="24" w:space="0"/>
-          <w:insideH w:val="single" w:color="416AAB" w:sz="24" w:space="0"/>
-          <w:insideV w:val="single" w:color="416AAB" w:sz="24" w:space="0"/>
+          <w:top w:val="single" w:color="D7D7D7" w:sz="4" w:space="0"/>
+          <w:left w:val="single" w:color="D7D7D7" w:sz="4" w:space="0"/>
+          <w:bottom w:val="single" w:color="D7D7D7" w:sz="4" w:space="0"/>
+          <w:right w:val="single" w:color="D7D7D7" w:sz="4" w:space="0"/>
+          <w:insideH w:val="single" w:color="D7D7D7" w:sz="4" w:space="0"/>
+          <w:insideV w:val="single" w:color="D7D7D7" w:sz="4" w:space="0"/>
         </w:tblBorders>
         <w:tblLayout w:type="fixed"/>
         <w:tblCellMar>
@@ -36720,12 +36331,12 @@
       <w:tr>
         <w:tblPrEx>
           <w:tblBorders>
-            <w:top w:val="single" w:color="416AAB" w:sz="24" w:space="0"/>
-            <w:left w:val="single" w:color="416AAB" w:sz="24" w:space="0"/>
-            <w:bottom w:val="single" w:color="416AAB" w:sz="24" w:space="0"/>
-            <w:right w:val="single" w:color="416AAB" w:sz="24" w:space="0"/>
-            <w:insideH w:val="single" w:color="416AAB" w:sz="24" w:space="0"/>
-            <w:insideV w:val="single" w:color="416AAB" w:sz="24" w:space="0"/>
+            <w:top w:val="single" w:color="D7D7D7" w:sz="4" w:space="0"/>
+            <w:left w:val="single" w:color="D7D7D7" w:sz="4" w:space="0"/>
+            <w:bottom w:val="single" w:color="D7D7D7" w:sz="4" w:space="0"/>
+            <w:right w:val="single" w:color="D7D7D7" w:sz="4" w:space="0"/>
+            <w:insideH w:val="single" w:color="D7D7D7" w:sz="4" w:space="0"/>
+            <w:insideV w:val="single" w:color="D7D7D7" w:sz="4" w:space="0"/>
           </w:tblBorders>
           <w:tblCellMar>
             <w:top w:w="0" w:type="dxa"/>
@@ -36741,12 +36352,6 @@
         <w:tc>
           <w:tcPr>
             <w:tcW w:w="2383" w:type="dxa"/>
-            <w:tcBorders>
-              <w:top w:val="nil"/>
-              <w:left w:val="nil"/>
-              <w:bottom w:val="single" w:color="D7D7D7" w:themeColor="background1" w:themeShade="D8" w:sz="4" w:space="0"/>
-              <w:right w:val="single" w:color="FFFFFF" w:sz="18" w:space="0"/>
-            </w:tcBorders>
             <w:shd w:val="clear" w:color="auto" w:fill="1AA4A8"/>
             <w:vAlign w:val="center"/>
           </w:tcPr>
@@ -36790,12 +36395,6 @@
         <w:tc>
           <w:tcPr>
             <w:tcW w:w="2717" w:type="dxa"/>
-            <w:tcBorders>
-              <w:top w:val="nil"/>
-              <w:left w:val="single" w:color="FFFFFF" w:sz="18" w:space="0"/>
-              <w:bottom w:val="single" w:color="D7D7D7" w:themeColor="background1" w:themeShade="D8" w:sz="4" w:space="0"/>
-              <w:right w:val="single" w:color="FFFFFF" w:sz="18" w:space="0"/>
-            </w:tcBorders>
             <w:shd w:val="clear" w:color="auto" w:fill="1AA4A8"/>
             <w:vAlign w:val="center"/>
           </w:tcPr>
@@ -36839,12 +36438,6 @@
         <w:tc>
           <w:tcPr>
             <w:tcW w:w="2378" w:type="dxa"/>
-            <w:tcBorders>
-              <w:top w:val="nil"/>
-              <w:left w:val="single" w:color="FFFFFF" w:sz="18" w:space="0"/>
-              <w:bottom w:val="single" w:color="D7D7D7" w:themeColor="background1" w:themeShade="D8" w:sz="4" w:space="0"/>
-              <w:right w:val="single" w:color="FFFFFF" w:sz="18" w:space="0"/>
-            </w:tcBorders>
             <w:shd w:val="clear" w:color="auto" w:fill="1AA4A8"/>
             <w:vAlign w:val="center"/>
           </w:tcPr>
@@ -36889,12 +36482,6 @@
           <w:tcPr>
             <w:tcW w:w="2731" w:type="dxa"/>
             <w:gridSpan w:val="2"/>
-            <w:tcBorders>
-              <w:top w:val="nil"/>
-              <w:left w:val="single" w:color="FFFFFF" w:sz="18" w:space="0"/>
-              <w:bottom w:val="single" w:color="D7D7D7" w:themeColor="background1" w:themeShade="D8" w:sz="4" w:space="0"/>
-              <w:right w:val="nil"/>
-            </w:tcBorders>
             <w:shd w:val="clear" w:color="auto" w:fill="1AA4A8"/>
             <w:vAlign w:val="center"/>
           </w:tcPr>
@@ -36939,12 +36526,12 @@
       <w:tr>
         <w:tblPrEx>
           <w:tblBorders>
-            <w:top w:val="single" w:color="416AAB" w:sz="24" w:space="0"/>
-            <w:left w:val="single" w:color="416AAB" w:sz="24" w:space="0"/>
-            <w:bottom w:val="single" w:color="416AAB" w:sz="24" w:space="0"/>
-            <w:right w:val="single" w:color="416AAB" w:sz="24" w:space="0"/>
-            <w:insideH w:val="single" w:color="416AAB" w:sz="24" w:space="0"/>
-            <w:insideV w:val="single" w:color="416AAB" w:sz="24" w:space="0"/>
+            <w:top w:val="single" w:color="D7D7D7" w:sz="4" w:space="0"/>
+            <w:left w:val="single" w:color="D7D7D7" w:sz="4" w:space="0"/>
+            <w:bottom w:val="single" w:color="D7D7D7" w:sz="4" w:space="0"/>
+            <w:right w:val="single" w:color="D7D7D7" w:sz="4" w:space="0"/>
+            <w:insideH w:val="single" w:color="D7D7D7" w:sz="4" w:space="0"/>
+            <w:insideV w:val="single" w:color="D7D7D7" w:sz="4" w:space="0"/>
           </w:tblBorders>
           <w:tblCellMar>
             <w:top w:w="0" w:type="dxa"/>
@@ -36960,12 +36547,6 @@
         <w:tc>
           <w:tcPr>
             <w:tcW w:w="2383" w:type="dxa"/>
-            <w:tcBorders>
-              <w:top w:val="single" w:color="D7D7D7" w:themeColor="background1" w:themeShade="D8" w:sz="4" w:space="0"/>
-              <w:left w:val="single" w:color="D7D7D7" w:themeColor="background1" w:themeShade="D8" w:sz="4" w:space="0"/>
-              <w:bottom w:val="single" w:color="D7D7D7" w:themeColor="background1" w:themeShade="D8" w:sz="4" w:space="0"/>
-              <w:right w:val="single" w:color="D7D7D7" w:themeColor="background1" w:themeShade="D8" w:sz="4" w:space="0"/>
-            </w:tcBorders>
             <w:shd w:val="clear" w:color="auto" w:fill="auto"/>
             <w:vAlign w:val="center"/>
           </w:tcPr>
@@ -36998,12 +36579,6 @@
         <w:tc>
           <w:tcPr>
             <w:tcW w:w="2717" w:type="dxa"/>
-            <w:tcBorders>
-              <w:top w:val="single" w:color="D7D7D7" w:themeColor="background1" w:themeShade="D8" w:sz="4" w:space="0"/>
-              <w:left w:val="single" w:color="D7D7D7" w:themeColor="background1" w:themeShade="D8" w:sz="4" w:space="0"/>
-              <w:bottom w:val="single" w:color="D7D7D7" w:themeColor="background1" w:themeShade="D8" w:sz="4" w:space="0"/>
-              <w:right w:val="single" w:color="D7D7D7" w:themeColor="background1" w:themeShade="D8" w:sz="4" w:space="0"/>
-            </w:tcBorders>
             <w:shd w:val="clear" w:color="auto" w:fill="auto"/>
             <w:vAlign w:val="center"/>
           </w:tcPr>
@@ -37032,12 +36607,6 @@
         <w:tc>
           <w:tcPr>
             <w:tcW w:w="2378" w:type="dxa"/>
-            <w:tcBorders>
-              <w:top w:val="single" w:color="D7D7D7" w:themeColor="background1" w:themeShade="D8" w:sz="4" w:space="0"/>
-              <w:left w:val="single" w:color="D7D7D7" w:themeColor="background1" w:themeShade="D8" w:sz="4" w:space="0"/>
-              <w:bottom w:val="single" w:color="D7D7D7" w:themeColor="background1" w:themeShade="D8" w:sz="4" w:space="0"/>
-              <w:right w:val="single" w:color="D7D7D7" w:themeColor="background1" w:themeShade="D8" w:sz="4" w:space="0"/>
-            </w:tcBorders>
             <w:shd w:val="clear" w:color="auto" w:fill="auto"/>
             <w:vAlign w:val="center"/>
           </w:tcPr>
@@ -37065,12 +36634,6 @@
           <w:tcPr>
             <w:tcW w:w="2731" w:type="dxa"/>
             <w:gridSpan w:val="2"/>
-            <w:tcBorders>
-              <w:top w:val="single" w:color="D7D7D7" w:themeColor="background1" w:themeShade="D8" w:sz="4" w:space="0"/>
-              <w:left w:val="single" w:color="D7D7D7" w:themeColor="background1" w:themeShade="D8" w:sz="4" w:space="0"/>
-              <w:bottom w:val="single" w:color="D7D7D7" w:themeColor="background1" w:themeShade="D8" w:sz="4" w:space="0"/>
-              <w:right w:val="single" w:color="D7D7D7" w:themeColor="background1" w:themeShade="D8" w:sz="4" w:space="0"/>
-            </w:tcBorders>
             <w:shd w:val="clear" w:color="auto" w:fill="auto"/>
             <w:vAlign w:val="center"/>
           </w:tcPr>
@@ -37118,12 +36681,12 @@
       <w:tr>
         <w:tblPrEx>
           <w:tblBorders>
-            <w:top w:val="single" w:color="416AAB" w:sz="24" w:space="0"/>
-            <w:left w:val="single" w:color="416AAB" w:sz="24" w:space="0"/>
-            <w:bottom w:val="single" w:color="416AAB" w:sz="24" w:space="0"/>
-            <w:right w:val="single" w:color="416AAB" w:sz="24" w:space="0"/>
-            <w:insideH w:val="single" w:color="416AAB" w:sz="24" w:space="0"/>
-            <w:insideV w:val="single" w:color="416AAB" w:sz="24" w:space="0"/>
+            <w:top w:val="single" w:color="D7D7D7" w:sz="4" w:space="0"/>
+            <w:left w:val="single" w:color="D7D7D7" w:sz="4" w:space="0"/>
+            <w:bottom w:val="single" w:color="D7D7D7" w:sz="4" w:space="0"/>
+            <w:right w:val="single" w:color="D7D7D7" w:sz="4" w:space="0"/>
+            <w:insideH w:val="single" w:color="D7D7D7" w:sz="4" w:space="0"/>
+            <w:insideV w:val="single" w:color="D7D7D7" w:sz="4" w:space="0"/>
           </w:tblBorders>
           <w:tblCellMar>
             <w:top w:w="0" w:type="dxa"/>
@@ -37140,12 +36703,6 @@
           <w:tcPr>
             <w:tcW w:w="2383" w:type="dxa"/>
             <w:vMerge w:val="restart"/>
-            <w:tcBorders>
-              <w:top w:val="single" w:color="D7D7D7" w:themeColor="background1" w:themeShade="D8" w:sz="4" w:space="0"/>
-              <w:left w:val="single" w:color="D7D7D7" w:themeColor="background1" w:themeShade="D8" w:sz="4" w:space="0"/>
-              <w:bottom w:val="single" w:color="D7D7D7" w:themeColor="background1" w:themeShade="D8" w:sz="4" w:space="0"/>
-              <w:right w:val="single" w:color="D7D7D7" w:themeColor="background1" w:themeShade="D8" w:sz="4" w:space="0"/>
-            </w:tcBorders>
             <w:shd w:val="clear" w:color="auto" w:fill="auto"/>
             <w:vAlign w:val="center"/>
           </w:tcPr>
@@ -37178,12 +36735,6 @@
         <w:tc>
           <w:tcPr>
             <w:tcW w:w="2717" w:type="dxa"/>
-            <w:tcBorders>
-              <w:top w:val="single" w:color="D7D7D7" w:themeColor="background1" w:themeShade="D8" w:sz="4" w:space="0"/>
-              <w:left w:val="single" w:color="D7D7D7" w:themeColor="background1" w:themeShade="D8" w:sz="4" w:space="0"/>
-              <w:bottom w:val="single" w:color="D7D7D7" w:themeColor="background1" w:themeShade="D8" w:sz="4" w:space="0"/>
-              <w:right w:val="single" w:color="D7D7D7" w:themeColor="background1" w:themeShade="D8" w:sz="4" w:space="0"/>
-            </w:tcBorders>
             <w:shd w:val="clear" w:color="auto" w:fill="auto"/>
             <w:vAlign w:val="center"/>
           </w:tcPr>
@@ -37239,12 +36790,6 @@
         <w:tc>
           <w:tcPr>
             <w:tcW w:w="2378" w:type="dxa"/>
-            <w:tcBorders>
-              <w:top w:val="single" w:color="D7D7D7" w:themeColor="background1" w:themeShade="D8" w:sz="4" w:space="0"/>
-              <w:left w:val="single" w:color="D7D7D7" w:themeColor="background1" w:themeShade="D8" w:sz="4" w:space="0"/>
-              <w:bottom w:val="single" w:color="D7D7D7" w:themeColor="background1" w:themeShade="D8" w:sz="4" w:space="0"/>
-              <w:right w:val="single" w:color="D7D7D7" w:themeColor="background1" w:themeShade="D8" w:sz="4" w:space="0"/>
-            </w:tcBorders>
             <w:shd w:val="clear" w:color="auto" w:fill="auto"/>
             <w:vAlign w:val="center"/>
           </w:tcPr>
@@ -37288,12 +36833,6 @@
           <w:tcPr>
             <w:tcW w:w="2731" w:type="dxa"/>
             <w:gridSpan w:val="2"/>
-            <w:tcBorders>
-              <w:top w:val="single" w:color="D7D7D7" w:themeColor="background1" w:themeShade="D8" w:sz="4" w:space="0"/>
-              <w:left w:val="single" w:color="D7D7D7" w:themeColor="background1" w:themeShade="D8" w:sz="4" w:space="0"/>
-              <w:bottom w:val="single" w:color="D7D7D7" w:themeColor="background1" w:themeShade="D8" w:sz="4" w:space="0"/>
-              <w:right w:val="single" w:color="D7D7D7" w:themeColor="background1" w:themeShade="D8" w:sz="4" w:space="0"/>
-            </w:tcBorders>
             <w:shd w:val="clear" w:color="auto" w:fill="auto"/>
             <w:vAlign w:val="center"/>
           </w:tcPr>
@@ -37397,12 +36936,12 @@
       <w:tr>
         <w:tblPrEx>
           <w:tblBorders>
-            <w:top w:val="single" w:color="416AAB" w:sz="24" w:space="0"/>
-            <w:left w:val="single" w:color="416AAB" w:sz="24" w:space="0"/>
-            <w:bottom w:val="single" w:color="416AAB" w:sz="24" w:space="0"/>
-            <w:right w:val="single" w:color="416AAB" w:sz="24" w:space="0"/>
-            <w:insideH w:val="single" w:color="416AAB" w:sz="24" w:space="0"/>
-            <w:insideV w:val="single" w:color="416AAB" w:sz="24" w:space="0"/>
+            <w:top w:val="single" w:color="D7D7D7" w:sz="4" w:space="0"/>
+            <w:left w:val="single" w:color="D7D7D7" w:sz="4" w:space="0"/>
+            <w:bottom w:val="single" w:color="D7D7D7" w:sz="4" w:space="0"/>
+            <w:right w:val="single" w:color="D7D7D7" w:sz="4" w:space="0"/>
+            <w:insideH w:val="single" w:color="D7D7D7" w:sz="4" w:space="0"/>
+            <w:insideV w:val="single" w:color="D7D7D7" w:sz="4" w:space="0"/>
           </w:tblBorders>
           <w:tblCellMar>
             <w:top w:w="0" w:type="dxa"/>
@@ -37419,12 +36958,6 @@
           <w:tcPr>
             <w:tcW w:w="2383" w:type="dxa"/>
             <w:vMerge w:val="continue"/>
-            <w:tcBorders>
-              <w:top w:val="single" w:color="D7D7D7" w:themeColor="background1" w:themeShade="D8" w:sz="4" w:space="0"/>
-              <w:left w:val="single" w:color="D7D7D7" w:themeColor="background1" w:themeShade="D8" w:sz="4" w:space="0"/>
-              <w:bottom w:val="single" w:color="D7D7D7" w:themeColor="background1" w:themeShade="D8" w:sz="4" w:space="0"/>
-              <w:right w:val="single" w:color="D7D7D7" w:themeColor="background1" w:themeShade="D8" w:sz="4" w:space="0"/>
-            </w:tcBorders>
             <w:shd w:val="clear" w:color="auto" w:fill="auto"/>
             <w:vAlign w:val="center"/>
           </w:tcPr>
@@ -37443,12 +36976,6 @@
         <w:tc>
           <w:tcPr>
             <w:tcW w:w="2717" w:type="dxa"/>
-            <w:tcBorders>
-              <w:top w:val="single" w:color="D7D7D7" w:themeColor="background1" w:themeShade="D8" w:sz="4" w:space="0"/>
-              <w:left w:val="single" w:color="D7D7D7" w:themeColor="background1" w:themeShade="D8" w:sz="4" w:space="0"/>
-              <w:bottom w:val="single" w:color="D7D7D7" w:themeColor="background1" w:themeShade="D8" w:sz="4" w:space="0"/>
-              <w:right w:val="single" w:color="D7D7D7" w:themeColor="background1" w:themeShade="D8" w:sz="4" w:space="0"/>
-            </w:tcBorders>
             <w:shd w:val="clear" w:color="auto" w:fill="auto"/>
             <w:vAlign w:val="center"/>
           </w:tcPr>
@@ -37486,12 +37013,6 @@
         <w:tc>
           <w:tcPr>
             <w:tcW w:w="2378" w:type="dxa"/>
-            <w:tcBorders>
-              <w:top w:val="single" w:color="D7D7D7" w:themeColor="background1" w:themeShade="D8" w:sz="4" w:space="0"/>
-              <w:left w:val="single" w:color="D7D7D7" w:themeColor="background1" w:themeShade="D8" w:sz="4" w:space="0"/>
-              <w:bottom w:val="single" w:color="D7D7D7" w:themeColor="background1" w:themeShade="D8" w:sz="4" w:space="0"/>
-              <w:right w:val="single" w:color="D7D7D7" w:themeColor="background1" w:themeShade="D8" w:sz="4" w:space="0"/>
-            </w:tcBorders>
             <w:shd w:val="clear" w:color="auto" w:fill="auto"/>
             <w:vAlign w:val="center"/>
           </w:tcPr>
@@ -37535,12 +37056,6 @@
           <w:tcPr>
             <w:tcW w:w="2731" w:type="dxa"/>
             <w:gridSpan w:val="2"/>
-            <w:tcBorders>
-              <w:top w:val="single" w:color="D7D7D7" w:themeColor="background1" w:themeShade="D8" w:sz="4" w:space="0"/>
-              <w:left w:val="single" w:color="D7D7D7" w:themeColor="background1" w:themeShade="D8" w:sz="4" w:space="0"/>
-              <w:bottom w:val="single" w:color="D7D7D7" w:themeColor="background1" w:themeShade="D8" w:sz="4" w:space="0"/>
-              <w:right w:val="single" w:color="D7D7D7" w:themeColor="background1" w:themeShade="D8" w:sz="4" w:space="0"/>
-            </w:tcBorders>
             <w:shd w:val="clear" w:color="auto" w:fill="auto"/>
             <w:vAlign w:val="center"/>
           </w:tcPr>
@@ -37579,12 +37094,12 @@
       <w:tr>
         <w:tblPrEx>
           <w:tblBorders>
-            <w:top w:val="single" w:color="416AAB" w:sz="24" w:space="0"/>
-            <w:left w:val="single" w:color="416AAB" w:sz="24" w:space="0"/>
-            <w:bottom w:val="single" w:color="416AAB" w:sz="24" w:space="0"/>
-            <w:right w:val="single" w:color="416AAB" w:sz="24" w:space="0"/>
-            <w:insideH w:val="single" w:color="416AAB" w:sz="24" w:space="0"/>
-            <w:insideV w:val="single" w:color="416AAB" w:sz="24" w:space="0"/>
+            <w:top w:val="single" w:color="D7D7D7" w:sz="4" w:space="0"/>
+            <w:left w:val="single" w:color="D7D7D7" w:sz="4" w:space="0"/>
+            <w:bottom w:val="single" w:color="D7D7D7" w:sz="4" w:space="0"/>
+            <w:right w:val="single" w:color="D7D7D7" w:sz="4" w:space="0"/>
+            <w:insideH w:val="single" w:color="D7D7D7" w:sz="4" w:space="0"/>
+            <w:insideV w:val="single" w:color="D7D7D7" w:sz="4" w:space="0"/>
           </w:tblBorders>
           <w:tblCellMar>
             <w:top w:w="0" w:type="dxa"/>
@@ -37601,12 +37116,6 @@
           <w:tcPr>
             <w:tcW w:w="2383" w:type="dxa"/>
             <w:vMerge w:val="continue"/>
-            <w:tcBorders>
-              <w:top w:val="single" w:color="D7D7D7" w:themeColor="background1" w:themeShade="D8" w:sz="4" w:space="0"/>
-              <w:left w:val="single" w:color="D7D7D7" w:themeColor="background1" w:themeShade="D8" w:sz="4" w:space="0"/>
-              <w:bottom w:val="single" w:color="D7D7D7" w:themeColor="background1" w:themeShade="D8" w:sz="4" w:space="0"/>
-              <w:right w:val="single" w:color="D7D7D7" w:themeColor="background1" w:themeShade="D8" w:sz="4" w:space="0"/>
-            </w:tcBorders>
             <w:shd w:val="clear" w:color="auto" w:fill="auto"/>
             <w:vAlign w:val="center"/>
           </w:tcPr>
@@ -37625,12 +37134,6 @@
         <w:tc>
           <w:tcPr>
             <w:tcW w:w="2717" w:type="dxa"/>
-            <w:tcBorders>
-              <w:top w:val="single" w:color="D7D7D7" w:themeColor="background1" w:themeShade="D8" w:sz="4" w:space="0"/>
-              <w:left w:val="single" w:color="D7D7D7" w:themeColor="background1" w:themeShade="D8" w:sz="4" w:space="0"/>
-              <w:bottom w:val="single" w:color="D7D7D7" w:themeColor="background1" w:themeShade="D8" w:sz="4" w:space="0"/>
-              <w:right w:val="single" w:color="D7D7D7" w:themeColor="background1" w:themeShade="D8" w:sz="4" w:space="0"/>
-            </w:tcBorders>
             <w:shd w:val="clear" w:color="auto" w:fill="auto"/>
             <w:vAlign w:val="center"/>
           </w:tcPr>
@@ -37677,12 +37180,6 @@
         <w:tc>
           <w:tcPr>
             <w:tcW w:w="2378" w:type="dxa"/>
-            <w:tcBorders>
-              <w:top w:val="single" w:color="D7D7D7" w:themeColor="background1" w:themeShade="D8" w:sz="4" w:space="0"/>
-              <w:left w:val="single" w:color="D7D7D7" w:themeColor="background1" w:themeShade="D8" w:sz="4" w:space="0"/>
-              <w:bottom w:val="single" w:color="D7D7D7" w:themeColor="background1" w:themeShade="D8" w:sz="4" w:space="0"/>
-              <w:right w:val="single" w:color="D7D7D7" w:themeColor="background1" w:themeShade="D8" w:sz="4" w:space="0"/>
-            </w:tcBorders>
             <w:shd w:val="clear" w:color="auto" w:fill="auto"/>
             <w:vAlign w:val="center"/>
           </w:tcPr>
@@ -37726,12 +37223,6 @@
           <w:tcPr>
             <w:tcW w:w="2731" w:type="dxa"/>
             <w:gridSpan w:val="2"/>
-            <w:tcBorders>
-              <w:top w:val="single" w:color="D7D7D7" w:themeColor="background1" w:themeShade="D8" w:sz="4" w:space="0"/>
-              <w:left w:val="single" w:color="D7D7D7" w:themeColor="background1" w:themeShade="D8" w:sz="4" w:space="0"/>
-              <w:bottom w:val="single" w:color="D7D7D7" w:themeColor="background1" w:themeShade="D8" w:sz="4" w:space="0"/>
-              <w:right w:val="single" w:color="D7D7D7" w:themeColor="background1" w:themeShade="D8" w:sz="4" w:space="0"/>
-            </w:tcBorders>
             <w:shd w:val="clear" w:color="auto" w:fill="auto"/>
             <w:vAlign w:val="center"/>
           </w:tcPr>
@@ -37770,12 +37261,12 @@
       <w:tr>
         <w:tblPrEx>
           <w:tblBorders>
-            <w:top w:val="single" w:color="416AAB" w:sz="24" w:space="0"/>
-            <w:left w:val="single" w:color="416AAB" w:sz="24" w:space="0"/>
-            <w:bottom w:val="single" w:color="416AAB" w:sz="24" w:space="0"/>
-            <w:right w:val="single" w:color="416AAB" w:sz="24" w:space="0"/>
-            <w:insideH w:val="single" w:color="416AAB" w:sz="24" w:space="0"/>
-            <w:insideV w:val="single" w:color="416AAB" w:sz="24" w:space="0"/>
+            <w:top w:val="single" w:color="D7D7D7" w:sz="4" w:space="0"/>
+            <w:left w:val="single" w:color="D7D7D7" w:sz="4" w:space="0"/>
+            <w:bottom w:val="single" w:color="D7D7D7" w:sz="4" w:space="0"/>
+            <w:right w:val="single" w:color="D7D7D7" w:sz="4" w:space="0"/>
+            <w:insideH w:val="single" w:color="D7D7D7" w:sz="4" w:space="0"/>
+            <w:insideV w:val="single" w:color="D7D7D7" w:sz="4" w:space="0"/>
           </w:tblBorders>
           <w:tblCellMar>
             <w:top w:w="0" w:type="dxa"/>
@@ -37792,12 +37283,6 @@
           <w:tcPr>
             <w:tcW w:w="2383" w:type="dxa"/>
             <w:vMerge w:val="restart"/>
-            <w:tcBorders>
-              <w:top w:val="single" w:color="D7D7D7" w:themeColor="background1" w:themeShade="D8" w:sz="4" w:space="0"/>
-              <w:left w:val="single" w:color="D7D7D7" w:themeColor="background1" w:themeShade="D8" w:sz="4" w:space="0"/>
-              <w:bottom w:val="single" w:color="D7D7D7" w:themeColor="background1" w:themeShade="D8" w:sz="4" w:space="0"/>
-              <w:right w:val="single" w:color="D7D7D7" w:themeColor="background1" w:themeShade="D8" w:sz="4" w:space="0"/>
-            </w:tcBorders>
             <w:shd w:val="clear" w:color="auto" w:fill="auto"/>
             <w:vAlign w:val="center"/>
           </w:tcPr>
@@ -37830,12 +37315,6 @@
         <w:tc>
           <w:tcPr>
             <w:tcW w:w="2717" w:type="dxa"/>
-            <w:tcBorders>
-              <w:top w:val="single" w:color="D7D7D7" w:themeColor="background1" w:themeShade="D8" w:sz="4" w:space="0"/>
-              <w:left w:val="single" w:color="D7D7D7" w:themeColor="background1" w:themeShade="D8" w:sz="4" w:space="0"/>
-              <w:bottom w:val="single" w:color="D7D7D7" w:themeColor="background1" w:themeShade="D8" w:sz="4" w:space="0"/>
-              <w:right w:val="single" w:color="D7D7D7" w:themeColor="background1" w:themeShade="D8" w:sz="4" w:space="0"/>
-            </w:tcBorders>
             <w:shd w:val="clear" w:color="auto" w:fill="auto"/>
             <w:vAlign w:val="center"/>
           </w:tcPr>
@@ -37864,12 +37343,6 @@
         <w:tc>
           <w:tcPr>
             <w:tcW w:w="2378" w:type="dxa"/>
-            <w:tcBorders>
-              <w:top w:val="single" w:color="D7D7D7" w:themeColor="background1" w:themeShade="D8" w:sz="4" w:space="0"/>
-              <w:left w:val="single" w:color="D7D7D7" w:themeColor="background1" w:themeShade="D8" w:sz="4" w:space="0"/>
-              <w:bottom w:val="single" w:color="D7D7D7" w:themeColor="background1" w:themeShade="D8" w:sz="4" w:space="0"/>
-              <w:right w:val="single" w:color="D7D7D7" w:themeColor="background1" w:themeShade="D8" w:sz="4" w:space="0"/>
-            </w:tcBorders>
             <w:shd w:val="clear" w:color="auto" w:fill="auto"/>
             <w:vAlign w:val="center"/>
           </w:tcPr>
@@ -37914,12 +37387,6 @@
           <w:tcPr>
             <w:tcW w:w="2731" w:type="dxa"/>
             <w:gridSpan w:val="2"/>
-            <w:tcBorders>
-              <w:top w:val="single" w:color="D7D7D7" w:themeColor="background1" w:themeShade="D8" w:sz="4" w:space="0"/>
-              <w:left w:val="single" w:color="D7D7D7" w:themeColor="background1" w:themeShade="D8" w:sz="4" w:space="0"/>
-              <w:bottom w:val="single" w:color="D7D7D7" w:themeColor="background1" w:themeShade="D8" w:sz="4" w:space="0"/>
-              <w:right w:val="single" w:color="D7D7D7" w:themeColor="background1" w:themeShade="D8" w:sz="4" w:space="0"/>
-            </w:tcBorders>
             <w:shd w:val="clear" w:color="auto" w:fill="auto"/>
             <w:vAlign w:val="center"/>
           </w:tcPr>
@@ -37958,12 +37425,12 @@
       <w:tr>
         <w:tblPrEx>
           <w:tblBorders>
-            <w:top w:val="single" w:color="416AAB" w:sz="24" w:space="0"/>
-            <w:left w:val="single" w:color="416AAB" w:sz="24" w:space="0"/>
-            <w:bottom w:val="single" w:color="416AAB" w:sz="24" w:space="0"/>
-            <w:right w:val="single" w:color="416AAB" w:sz="24" w:space="0"/>
-            <w:insideH w:val="single" w:color="416AAB" w:sz="24" w:space="0"/>
-            <w:insideV w:val="single" w:color="416AAB" w:sz="24" w:space="0"/>
+            <w:top w:val="single" w:color="D7D7D7" w:sz="4" w:space="0"/>
+            <w:left w:val="single" w:color="D7D7D7" w:sz="4" w:space="0"/>
+            <w:bottom w:val="single" w:color="D7D7D7" w:sz="4" w:space="0"/>
+            <w:right w:val="single" w:color="D7D7D7" w:sz="4" w:space="0"/>
+            <w:insideH w:val="single" w:color="D7D7D7" w:sz="4" w:space="0"/>
+            <w:insideV w:val="single" w:color="D7D7D7" w:sz="4" w:space="0"/>
           </w:tblBorders>
           <w:tblCellMar>
             <w:top w:w="0" w:type="dxa"/>
@@ -37980,12 +37447,6 @@
           <w:tcPr>
             <w:tcW w:w="2383" w:type="dxa"/>
             <w:vMerge w:val="continue"/>
-            <w:tcBorders>
-              <w:top w:val="single" w:color="D7D7D7" w:themeColor="background1" w:themeShade="D8" w:sz="4" w:space="0"/>
-              <w:left w:val="single" w:color="D7D7D7" w:themeColor="background1" w:themeShade="D8" w:sz="4" w:space="0"/>
-              <w:bottom w:val="single" w:color="D7D7D7" w:themeColor="background1" w:themeShade="D8" w:sz="4" w:space="0"/>
-              <w:right w:val="single" w:color="D7D7D7" w:themeColor="background1" w:themeShade="D8" w:sz="4" w:space="0"/>
-            </w:tcBorders>
             <w:shd w:val="clear" w:color="auto" w:fill="auto"/>
             <w:vAlign w:val="center"/>
           </w:tcPr>
@@ -38004,12 +37465,6 @@
         <w:tc>
           <w:tcPr>
             <w:tcW w:w="2717" w:type="dxa"/>
-            <w:tcBorders>
-              <w:top w:val="single" w:color="D7D7D7" w:themeColor="background1" w:themeShade="D8" w:sz="4" w:space="0"/>
-              <w:left w:val="single" w:color="D7D7D7" w:themeColor="background1" w:themeShade="D8" w:sz="4" w:space="0"/>
-              <w:bottom w:val="single" w:color="D7D7D7" w:themeColor="background1" w:themeShade="D8" w:sz="4" w:space="0"/>
-              <w:right w:val="single" w:color="D7D7D7" w:themeColor="background1" w:themeShade="D8" w:sz="4" w:space="0"/>
-            </w:tcBorders>
             <w:shd w:val="clear" w:color="auto" w:fill="auto"/>
             <w:vAlign w:val="center"/>
           </w:tcPr>
@@ -38038,12 +37493,6 @@
         <w:tc>
           <w:tcPr>
             <w:tcW w:w="2378" w:type="dxa"/>
-            <w:tcBorders>
-              <w:top w:val="single" w:color="D7D7D7" w:themeColor="background1" w:themeShade="D8" w:sz="4" w:space="0"/>
-              <w:left w:val="single" w:color="D7D7D7" w:themeColor="background1" w:themeShade="D8" w:sz="4" w:space="0"/>
-              <w:bottom w:val="single" w:color="D7D7D7" w:themeColor="background1" w:themeShade="D8" w:sz="4" w:space="0"/>
-              <w:right w:val="single" w:color="D7D7D7" w:themeColor="background1" w:themeShade="D8" w:sz="4" w:space="0"/>
-            </w:tcBorders>
             <w:shd w:val="clear" w:color="auto" w:fill="auto"/>
             <w:vAlign w:val="center"/>
           </w:tcPr>
@@ -38072,12 +37521,6 @@
           <w:tcPr>
             <w:tcW w:w="2731" w:type="dxa"/>
             <w:gridSpan w:val="2"/>
-            <w:tcBorders>
-              <w:top w:val="single" w:color="D7D7D7" w:themeColor="background1" w:themeShade="D8" w:sz="4" w:space="0"/>
-              <w:left w:val="single" w:color="D7D7D7" w:themeColor="background1" w:themeShade="D8" w:sz="4" w:space="0"/>
-              <w:bottom w:val="single" w:color="D7D7D7" w:themeColor="background1" w:themeShade="D8" w:sz="4" w:space="0"/>
-              <w:right w:val="single" w:color="D7D7D7" w:themeColor="background1" w:themeShade="D8" w:sz="4" w:space="0"/>
-            </w:tcBorders>
             <w:shd w:val="clear" w:color="auto" w:fill="auto"/>
             <w:vAlign w:val="center"/>
           </w:tcPr>
@@ -38184,12 +37627,12 @@
       <w:tr>
         <w:tblPrEx>
           <w:tblBorders>
-            <w:top w:val="single" w:color="416AAB" w:sz="24" w:space="0"/>
-            <w:left w:val="single" w:color="416AAB" w:sz="24" w:space="0"/>
-            <w:bottom w:val="single" w:color="416AAB" w:sz="24" w:space="0"/>
-            <w:right w:val="single" w:color="416AAB" w:sz="24" w:space="0"/>
-            <w:insideH w:val="single" w:color="416AAB" w:sz="24" w:space="0"/>
-            <w:insideV w:val="single" w:color="416AAB" w:sz="24" w:space="0"/>
+            <w:top w:val="single" w:color="D7D7D7" w:sz="4" w:space="0"/>
+            <w:left w:val="single" w:color="D7D7D7" w:sz="4" w:space="0"/>
+            <w:bottom w:val="single" w:color="D7D7D7" w:sz="4" w:space="0"/>
+            <w:right w:val="single" w:color="D7D7D7" w:sz="4" w:space="0"/>
+            <w:insideH w:val="single" w:color="D7D7D7" w:sz="4" w:space="0"/>
+            <w:insideV w:val="single" w:color="D7D7D7" w:sz="4" w:space="0"/>
           </w:tblBorders>
           <w:tblCellMar>
             <w:top w:w="0" w:type="dxa"/>
@@ -38206,12 +37649,6 @@
           <w:tcPr>
             <w:tcW w:w="2383" w:type="dxa"/>
             <w:vMerge w:val="continue"/>
-            <w:tcBorders>
-              <w:top w:val="single" w:color="D7D7D7" w:themeColor="background1" w:themeShade="D8" w:sz="4" w:space="0"/>
-              <w:left w:val="single" w:color="D7D7D7" w:themeColor="background1" w:themeShade="D8" w:sz="4" w:space="0"/>
-              <w:bottom w:val="single" w:color="D7D7D7" w:themeColor="background1" w:themeShade="D8" w:sz="4" w:space="0"/>
-              <w:right w:val="single" w:color="D7D7D7" w:themeColor="background1" w:themeShade="D8" w:sz="4" w:space="0"/>
-            </w:tcBorders>
             <w:shd w:val="clear" w:color="auto" w:fill="auto"/>
             <w:vAlign w:val="center"/>
           </w:tcPr>
@@ -38230,12 +37667,6 @@
         <w:tc>
           <w:tcPr>
             <w:tcW w:w="2717" w:type="dxa"/>
-            <w:tcBorders>
-              <w:top w:val="single" w:color="D7D7D7" w:themeColor="background1" w:themeShade="D8" w:sz="4" w:space="0"/>
-              <w:left w:val="single" w:color="D7D7D7" w:themeColor="background1" w:themeShade="D8" w:sz="4" w:space="0"/>
-              <w:bottom w:val="single" w:color="D7D7D7" w:themeColor="background1" w:themeShade="D8" w:sz="4" w:space="0"/>
-              <w:right w:val="single" w:color="D7D7D7" w:themeColor="background1" w:themeShade="D8" w:sz="4" w:space="0"/>
-            </w:tcBorders>
             <w:shd w:val="clear" w:color="auto" w:fill="auto"/>
             <w:vAlign w:val="center"/>
           </w:tcPr>
@@ -38264,12 +37695,6 @@
         <w:tc>
           <w:tcPr>
             <w:tcW w:w="2378" w:type="dxa"/>
-            <w:tcBorders>
-              <w:top w:val="single" w:color="D7D7D7" w:themeColor="background1" w:themeShade="D8" w:sz="4" w:space="0"/>
-              <w:left w:val="single" w:color="D7D7D7" w:themeColor="background1" w:themeShade="D8" w:sz="4" w:space="0"/>
-              <w:bottom w:val="single" w:color="D7D7D7" w:themeColor="background1" w:themeShade="D8" w:sz="4" w:space="0"/>
-              <w:right w:val="single" w:color="D7D7D7" w:themeColor="background1" w:themeShade="D8" w:sz="4" w:space="0"/>
-            </w:tcBorders>
             <w:shd w:val="clear" w:color="auto" w:fill="auto"/>
             <w:vAlign w:val="center"/>
           </w:tcPr>
@@ -38298,12 +37723,6 @@
           <w:tcPr>
             <w:tcW w:w="2731" w:type="dxa"/>
             <w:gridSpan w:val="2"/>
-            <w:tcBorders>
-              <w:top w:val="single" w:color="D7D7D7" w:themeColor="background1" w:themeShade="D8" w:sz="4" w:space="0"/>
-              <w:left w:val="single" w:color="D7D7D7" w:themeColor="background1" w:themeShade="D8" w:sz="4" w:space="0"/>
-              <w:bottom w:val="single" w:color="D7D7D7" w:themeColor="background1" w:themeShade="D8" w:sz="4" w:space="0"/>
-              <w:right w:val="single" w:color="D7D7D7" w:themeColor="background1" w:themeShade="D8" w:sz="4" w:space="0"/>
-            </w:tcBorders>
             <w:shd w:val="clear" w:color="auto" w:fill="auto"/>
             <w:vAlign w:val="center"/>
           </w:tcPr>
@@ -38342,12 +37761,12 @@
       <w:tr>
         <w:tblPrEx>
           <w:tblBorders>
-            <w:top w:val="single" w:color="416AAB" w:sz="24" w:space="0"/>
-            <w:left w:val="single" w:color="416AAB" w:sz="24" w:space="0"/>
-            <w:bottom w:val="single" w:color="416AAB" w:sz="24" w:space="0"/>
-            <w:right w:val="single" w:color="416AAB" w:sz="24" w:space="0"/>
-            <w:insideH w:val="single" w:color="416AAB" w:sz="24" w:space="0"/>
-            <w:insideV w:val="single" w:color="416AAB" w:sz="24" w:space="0"/>
+            <w:top w:val="single" w:color="D7D7D7" w:sz="4" w:space="0"/>
+            <w:left w:val="single" w:color="D7D7D7" w:sz="4" w:space="0"/>
+            <w:bottom w:val="single" w:color="D7D7D7" w:sz="4" w:space="0"/>
+            <w:right w:val="single" w:color="D7D7D7" w:sz="4" w:space="0"/>
+            <w:insideH w:val="single" w:color="D7D7D7" w:sz="4" w:space="0"/>
+            <w:insideV w:val="single" w:color="D7D7D7" w:sz="4" w:space="0"/>
           </w:tblBorders>
           <w:tblCellMar>
             <w:top w:w="0" w:type="dxa"/>
@@ -38364,12 +37783,6 @@
           <w:tcPr>
             <w:tcW w:w="2383" w:type="dxa"/>
             <w:vMerge w:val="continue"/>
-            <w:tcBorders>
-              <w:top w:val="single" w:color="D7D7D7" w:themeColor="background1" w:themeShade="D8" w:sz="4" w:space="0"/>
-              <w:left w:val="single" w:color="D7D7D7" w:themeColor="background1" w:themeShade="D8" w:sz="4" w:space="0"/>
-              <w:bottom w:val="single" w:color="D7D7D7" w:themeColor="background1" w:themeShade="D8" w:sz="4" w:space="0"/>
-              <w:right w:val="single" w:color="D7D7D7" w:themeColor="background1" w:themeShade="D8" w:sz="4" w:space="0"/>
-            </w:tcBorders>
             <w:shd w:val="clear" w:color="auto" w:fill="auto"/>
             <w:vAlign w:val="center"/>
           </w:tcPr>
@@ -38388,12 +37801,6 @@
         <w:tc>
           <w:tcPr>
             <w:tcW w:w="2717" w:type="dxa"/>
-            <w:tcBorders>
-              <w:top w:val="single" w:color="D7D7D7" w:themeColor="background1" w:themeShade="D8" w:sz="4" w:space="0"/>
-              <w:left w:val="single" w:color="D7D7D7" w:themeColor="background1" w:themeShade="D8" w:sz="4" w:space="0"/>
-              <w:bottom w:val="single" w:color="D7D7D7" w:themeColor="background1" w:themeShade="D8" w:sz="4" w:space="0"/>
-              <w:right w:val="single" w:color="D7D7D7" w:themeColor="background1" w:themeShade="D8" w:sz="4" w:space="0"/>
-            </w:tcBorders>
             <w:shd w:val="clear" w:color="auto" w:fill="auto"/>
             <w:vAlign w:val="center"/>
           </w:tcPr>
@@ -38440,12 +37847,6 @@
         <w:tc>
           <w:tcPr>
             <w:tcW w:w="2378" w:type="dxa"/>
-            <w:tcBorders>
-              <w:top w:val="single" w:color="D7D7D7" w:themeColor="background1" w:themeShade="D8" w:sz="4" w:space="0"/>
-              <w:left w:val="single" w:color="D7D7D7" w:themeColor="background1" w:themeShade="D8" w:sz="4" w:space="0"/>
-              <w:bottom w:val="single" w:color="D7D7D7" w:themeColor="background1" w:themeShade="D8" w:sz="4" w:space="0"/>
-              <w:right w:val="single" w:color="D7D7D7" w:themeColor="background1" w:themeShade="D8" w:sz="4" w:space="0"/>
-            </w:tcBorders>
             <w:shd w:val="clear" w:color="auto" w:fill="auto"/>
             <w:vAlign w:val="center"/>
           </w:tcPr>
@@ -38475,12 +37876,6 @@
           <w:tcPr>
             <w:tcW w:w="2731" w:type="dxa"/>
             <w:gridSpan w:val="2"/>
-            <w:tcBorders>
-              <w:top w:val="single" w:color="D7D7D7" w:themeColor="background1" w:themeShade="D8" w:sz="4" w:space="0"/>
-              <w:left w:val="single" w:color="D7D7D7" w:themeColor="background1" w:themeShade="D8" w:sz="4" w:space="0"/>
-              <w:bottom w:val="single" w:color="D7D7D7" w:themeColor="background1" w:themeShade="D8" w:sz="4" w:space="0"/>
-              <w:right w:val="single" w:color="D7D7D7" w:themeColor="background1" w:themeShade="D8" w:sz="4" w:space="0"/>
-            </w:tcBorders>
             <w:shd w:val="clear" w:color="auto" w:fill="auto"/>
             <w:vAlign w:val="center"/>
           </w:tcPr>
@@ -38519,12 +37914,12 @@
       <w:tr>
         <w:tblPrEx>
           <w:tblBorders>
-            <w:top w:val="single" w:color="416AAB" w:sz="24" w:space="0"/>
-            <w:left w:val="single" w:color="416AAB" w:sz="24" w:space="0"/>
-            <w:bottom w:val="single" w:color="416AAB" w:sz="24" w:space="0"/>
-            <w:right w:val="single" w:color="416AAB" w:sz="24" w:space="0"/>
-            <w:insideH w:val="single" w:color="416AAB" w:sz="24" w:space="0"/>
-            <w:insideV w:val="single" w:color="416AAB" w:sz="24" w:space="0"/>
+            <w:top w:val="single" w:color="D7D7D7" w:sz="4" w:space="0"/>
+            <w:left w:val="single" w:color="D7D7D7" w:sz="4" w:space="0"/>
+            <w:bottom w:val="single" w:color="D7D7D7" w:sz="4" w:space="0"/>
+            <w:right w:val="single" w:color="D7D7D7" w:sz="4" w:space="0"/>
+            <w:insideH w:val="single" w:color="D7D7D7" w:sz="4" w:space="0"/>
+            <w:insideV w:val="single" w:color="D7D7D7" w:sz="4" w:space="0"/>
           </w:tblBorders>
           <w:tblCellMar>
             <w:top w:w="0" w:type="dxa"/>
@@ -38542,12 +37937,6 @@
         <w:tc>
           <w:tcPr>
             <w:tcW w:w="2383" w:type="dxa"/>
-            <w:tcBorders>
-              <w:top w:val="single" w:color="D7D7D7" w:themeColor="background1" w:themeShade="D8" w:sz="4" w:space="0"/>
-              <w:left w:val="single" w:color="D7D7D7" w:themeColor="background1" w:themeShade="D8" w:sz="4" w:space="0"/>
-              <w:bottom w:val="single" w:color="D7D7D7" w:themeColor="background1" w:themeShade="D8" w:sz="4" w:space="0"/>
-              <w:right w:val="single" w:color="D7D7D7" w:themeColor="background1" w:themeShade="D8" w:sz="4" w:space="0"/>
-            </w:tcBorders>
             <w:shd w:val="clear" w:color="auto" w:fill="F1F1F1"/>
             <w:vAlign w:val="center"/>
           </w:tcPr>
@@ -38581,12 +37970,6 @@
           <w:tcPr>
             <w:tcW w:w="7807" w:type="dxa"/>
             <w:gridSpan w:val="3"/>
-            <w:tcBorders>
-              <w:top w:val="single" w:color="D7D7D7" w:themeColor="background1" w:themeShade="D8" w:sz="4" w:space="0"/>
-              <w:left w:val="single" w:color="D7D7D7" w:themeColor="background1" w:themeShade="D8" w:sz="4" w:space="0"/>
-              <w:bottom w:val="single" w:color="D7D7D7" w:themeColor="background1" w:themeShade="D8" w:sz="4" w:space="0"/>
-              <w:right w:val="single" w:color="D7D7D7" w:themeColor="background1" w:themeShade="D8" w:sz="4" w:space="0"/>
-            </w:tcBorders>
             <w:shd w:val="clear" w:color="auto" w:fill="F1F1F1"/>
             <w:vAlign w:val="center"/>
           </w:tcPr>
@@ -41131,10 +40514,10 @@
             <wp:anchor distT="0" distB="0" distL="114300" distR="114300" simplePos="0" relativeHeight="251670528" behindDoc="0" locked="0" layoutInCell="1" allowOverlap="1">
               <wp:simplePos x="0" y="0"/>
               <wp:positionH relativeFrom="margin">
-                <wp:posOffset>4761865</wp:posOffset>
+                <wp:posOffset>4777105</wp:posOffset>
               </wp:positionH>
               <wp:positionV relativeFrom="paragraph">
-                <wp:posOffset>-43815</wp:posOffset>
+                <wp:posOffset>-120015</wp:posOffset>
               </wp:positionV>
               <wp:extent cx="1718945" cy="410210"/>
               <wp:effectExtent l="0" t="0" r="0" b="0"/>
@@ -41263,7 +40646,7 @@
         </mc:Choice>
         <mc:Fallback>
           <w:pict>
-            <v:rect id="矩形 8" o:spid="_x0000_s1026" o:spt="1" style="position:absolute;left:0pt;margin-left:374.95pt;margin-top:-3.45pt;height:32.3pt;width:135.35pt;mso-position-horizontal-relative:margin;z-index:251670528;v-text-anchor:middle;mso-width-relative:page;mso-height-relative:page;" filled="f" stroked="f" coordsize="21600,21600" o:gfxdata="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">
+            <v:rect id="矩形 8" o:spid="_x0000_s1026" o:spt="1" style="position:absolute;left:0pt;margin-left:376.15pt;margin-top:-9.45pt;height:32.3pt;width:135.35pt;mso-position-horizontal-relative:margin;z-index:251670528;v-text-anchor:middle;mso-width-relative:page;mso-height-relative:page;" filled="f" stroked="f" coordsize="21600,21600" o:gfxdata="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">
               <v:fill on="f" focussize="0,0"/>
               <v:stroke on="f" weight="1pt" miterlimit="8" joinstyle="miter"/>
               <v:imagedata o:title=""/>
@@ -41488,28 +40871,6 @@
       </w:rPr>
       <w:t>检测结果</w:t>
     </w:r>
-  </w:p>
-  <w:p>
-    <w:pPr>
-      <w:pBdr>
-        <w:top w:val="none" w:color="000000" w:sz="0" w:space="1"/>
-        <w:left w:val="none" w:color="000000" w:sz="0" w:space="4"/>
-        <w:bottom w:val="none" w:color="000000" w:sz="0" w:space="1"/>
-        <w:right w:val="none" w:color="000000" w:sz="0" w:space="4"/>
-      </w:pBdr>
-      <w:tabs>
-        <w:tab w:val="center" w:pos="4153"/>
-        <w:tab w:val="right" w:pos="8306"/>
-      </w:tabs>
-      <w:ind w:right="300"/>
-      <w:jc w:val="center"/>
-      <w:rPr>
-        <w:rFonts w:hint="eastAsia" w:ascii="微软雅黑" w:hAnsi="微软雅黑" w:eastAsia="微软雅黑" w:cs="微软雅黑"/>
-        <w:color w:val="000000"/>
-        <w:sz w:val="15"/>
-        <w:szCs w:val="15"/>
-      </w:rPr>
-    </w:pPr>
   </w:p>
 </w:hdr>
 </file>

--- a/WebContent/docx/泛实体瘤188基因报告-晶赛.docx
+++ b/WebContent/docx/泛实体瘤188基因报告-晶赛.docx
@@ -2608,7 +2608,28 @@
             </w14:solidFill>
           </w14:textFill>
         </w:rPr>
-        <w:t>第一部分：检测结果</w:t>
+        <w:t>第一部分：检测</w:t>
+      </w:r>
+      <w:bookmarkStart w:id="1" w:name="_GoBack"/>
+      <w:bookmarkEnd w:id="1"/>
+      <w:r>
+        <w:rPr>
+          <w:rStyle w:val="44"/>
+          <w:rFonts w:hint="eastAsia" w:ascii="苹方 粗体" w:hAnsi="苹方 粗体" w:eastAsia="苹方 粗体" w:cs="苹方 粗体"/>
+          <w:b/>
+          <w:bCs/>
+          <w:color w:val="595959" w:themeColor="text1" w:themeTint="A6"/>
+          <w:spacing w:val="4"/>
+          <w14:textFill>
+            <w14:solidFill>
+              <w14:schemeClr w14:val="tx1">
+                <w14:lumMod w14:val="65000"/>
+                <w14:lumOff w14:val="35000"/>
+              </w14:schemeClr>
+            </w14:solidFill>
+          </w14:textFill>
+        </w:rPr>
+        <w:t>结果</w:t>
       </w:r>
     </w:p>
     <w:tbl>
@@ -3427,8 +3448,6 @@
               </w:rPr>
               <w:t>-</w:t>
             </w:r>
-            <w:bookmarkStart w:id="1" w:name="_GoBack"/>
-            <w:bookmarkEnd w:id="1"/>
           </w:p>
         </w:tc>
         <w:tc>
@@ -5799,6 +5818,12 @@
             <w:insideH w:val="single" w:color="CCCCCC" w:sz="4" w:space="0"/>
             <w:insideV w:val="none" w:color="auto" w:sz="0" w:space="0"/>
           </w:tblBorders>
+          <w:tblCellMar>
+            <w:top w:w="113" w:type="dxa"/>
+            <w:left w:w="113" w:type="dxa"/>
+            <w:bottom w:w="113" w:type="dxa"/>
+            <w:right w:w="113" w:type="dxa"/>
+          </w:tblCellMar>
         </w:tblPrEx>
         <w:trPr>
           <w:jc w:val="center"/>
@@ -6282,8 +6307,6 @@
           <w:p>
             <w:pPr>
               <w:shd w:val="clear"/>
-            </w:pPr>
-            <w:r>
               <w:rPr>
                 <w:rFonts w:hint="eastAsia" w:ascii="苹方 中等" w:hAnsi="苹方 中等" w:eastAsia="苹方 中等" w:cs="苹方 中等"/>
                 <w:b w:val="0"/>
@@ -6292,7 +6315,137 @@
                 <w:u w:color="auto"/>
                 <w:lang w:val="en-US" w:eastAsia="zh-CN"/>
               </w:rPr>
-              <w:t>{% endfor %} {% endfor %}</w:t>
+            </w:pPr>
+            <w:r>
+              <w:rPr>
+                <w:rFonts w:hint="eastAsia" w:ascii="苹方 中等" w:hAnsi="苹方 中等" w:eastAsia="苹方 中等" w:cs="苹方 中等"/>
+                <w:b w:val="0"/>
+                <w:color w:val="000000"/>
+                <w:sz w:val="20"/>
+                <w:u w:color="auto"/>
+                <w:lang w:val="en-US" w:eastAsia="zh-CN"/>
+              </w:rPr>
+              <w:t>{% endfor %}{% if tip.ResistantADrug%}A级耐药药物：{% for i in tip.ResistantADrug%}{{i.nameLevel}}{% if not loop.last %}，{% endif %}{% endfor %}</w:t>
+            </w:r>
+          </w:p>
+          <w:p>
+            <w:pPr>
+              <w:shd w:val="clear"/>
+              <w:rPr>
+                <w:rFonts w:hint="default" w:ascii="苹方 中等" w:hAnsi="苹方 中等" w:eastAsia="苹方 中等" w:cs="苹方 中等"/>
+                <w:b w:val="0"/>
+                <w:color w:val="000000"/>
+                <w:sz w:val="20"/>
+                <w:u w:color="auto"/>
+                <w:lang w:val="en-US" w:eastAsia="zh-CN"/>
+              </w:rPr>
+            </w:pPr>
+            <w:r>
+              <w:rPr>
+                <w:rFonts w:hint="eastAsia" w:ascii="苹方 中等" w:hAnsi="苹方 中等" w:eastAsia="苹方 中等" w:cs="苹方 中等"/>
+                <w:b w:val="0"/>
+                <w:color w:val="000000"/>
+                <w:sz w:val="20"/>
+                <w:u w:color="auto"/>
+                <w:lang w:val="en-US" w:eastAsia="zh-CN"/>
+              </w:rPr>
+              <w:t>{% endif %}{% if tip.ResistantBDrug%}B级耐药药物：{% for i in tip.ResistantBDrug%}{{i.nameLevel}}{% if not loop.last %}，{% endif %}{% endfor %}</w:t>
+            </w:r>
+          </w:p>
+          <w:p>
+            <w:pPr>
+              <w:shd w:val="clear"/>
+              <w:rPr>
+                <w:rFonts w:hint="default" w:ascii="苹方 中等" w:hAnsi="苹方 中等" w:eastAsia="苹方 中等" w:cs="苹方 中等"/>
+                <w:b w:val="0"/>
+                <w:color w:val="000000"/>
+                <w:sz w:val="20"/>
+                <w:u w:color="auto"/>
+                <w:lang w:val="en-US" w:eastAsia="zh-CN"/>
+              </w:rPr>
+            </w:pPr>
+            <w:r>
+              <w:rPr>
+                <w:rFonts w:hint="eastAsia" w:ascii="苹方 中等" w:hAnsi="苹方 中等" w:eastAsia="苹方 中等" w:cs="苹方 中等"/>
+                <w:b w:val="0"/>
+                <w:color w:val="000000"/>
+                <w:sz w:val="20"/>
+                <w:u w:color="auto"/>
+                <w:lang w:val="en-US" w:eastAsia="zh-CN"/>
+              </w:rPr>
+              <w:t>{% endif %}{% if tip.ResistantCDrug%}C级耐药药物：{% for i in tip.ResistantCDrug%}{{i.nameLevel}}{% if not loop.last %}，{% endif %}{% endfor %}</w:t>
+            </w:r>
+          </w:p>
+          <w:p>
+            <w:pPr>
+              <w:shd w:val="clear"/>
+              <w:rPr>
+                <w:rFonts w:hint="default" w:ascii="苹方 中等" w:hAnsi="苹方 中等" w:eastAsia="苹方 中等" w:cs="苹方 中等"/>
+                <w:b w:val="0"/>
+                <w:color w:val="000000"/>
+                <w:sz w:val="20"/>
+                <w:u w:color="auto"/>
+                <w:lang w:val="en-US" w:eastAsia="zh-CN"/>
+              </w:rPr>
+            </w:pPr>
+            <w:r>
+              <w:rPr>
+                <w:rFonts w:hint="eastAsia" w:ascii="苹方 中等" w:hAnsi="苹方 中等" w:eastAsia="苹方 中等" w:cs="苹方 中等"/>
+                <w:b w:val="0"/>
+                <w:color w:val="000000"/>
+                <w:sz w:val="20"/>
+                <w:u w:color="auto"/>
+                <w:lang w:val="en-US" w:eastAsia="zh-CN"/>
+              </w:rPr>
+              <w:t>{% endif %}{% if tip.ResistantDDrug%}D级耐药药物：{% for item in tip.ResistantDDrug%}{{item.nameLevel}}{% if not loop.last %}，{% endif %}{% endfor %}</w:t>
+            </w:r>
+          </w:p>
+          <w:p>
+            <w:pPr>
+              <w:shd w:val="clear"/>
+              <w:rPr>
+                <w:rFonts w:hint="eastAsia" w:ascii="苹方 中等" w:hAnsi="苹方 中等" w:eastAsia="苹方 中等" w:cs="苹方 中等"/>
+                <w:b w:val="0"/>
+                <w:color w:val="000000"/>
+                <w:sz w:val="20"/>
+                <w:u w:color="auto"/>
+                <w:lang w:val="en-US" w:eastAsia="zh-CN"/>
+              </w:rPr>
+            </w:pPr>
+            <w:r>
+              <w:rPr>
+                <w:rFonts w:hint="eastAsia" w:ascii="苹方 中等" w:hAnsi="苹方 中等" w:eastAsia="苹方 中等" w:cs="苹方 中等"/>
+                <w:b w:val="0"/>
+                <w:color w:val="000000"/>
+                <w:sz w:val="20"/>
+                <w:u w:color="auto"/>
+                <w:lang w:val="en-US" w:eastAsia="zh-CN"/>
+              </w:rPr>
+              <w:t>{% endif %}</w:t>
+            </w:r>
+          </w:p>
+          <w:p>
+            <w:pPr>
+              <w:shd w:val="clear"/>
+              <w:rPr>
+                <w:rFonts w:hint="eastAsia" w:ascii="苹方 中等" w:hAnsi="苹方 中等" w:eastAsia="苹方 中等" w:cs="苹方 中等"/>
+                <w:b w:val="0"/>
+                <w:color w:val="000000"/>
+                <w:sz w:val="20"/>
+                <w:u w:color="auto"/>
+                <w:lang w:val="en-US" w:eastAsia="zh-CN"/>
+              </w:rPr>
+            </w:pPr>
+            <w:r>
+              <w:rPr>
+                <w:rFonts w:hint="eastAsia" w:ascii="苹方 中等" w:hAnsi="苹方 中等" w:eastAsia="苹方 中等" w:cs="苹方 中等"/>
+                <w:b w:val="0"/>
+                <w:color w:val="000000"/>
+                <w:sz w:val="20"/>
+                <w:u w:color="auto"/>
+                <w:lang w:val="en-US" w:eastAsia="zh-CN"/>
+              </w:rPr>
+              <w:t>{% endfor %}</w:t>
             </w:r>
           </w:p>
         </w:tc>
@@ -7148,15 +7301,6 @@
           <w:p>
             <w:pPr>
               <w:shd w:val="clear"/>
-              <w:jc w:val="left"/>
-              <w:rPr>
-                <w:rFonts w:hint="eastAsia" w:ascii="Times New Roman" w:hAnsi="Times New Roman" w:eastAsia="微软雅黑" w:cs="Times New Roman"/>
-                <w:sz w:val="21"/>
-                <w:szCs w:val="21"/>
-                <w:lang w:eastAsia="zh-CN"/>
-              </w:rPr>
-            </w:pPr>
-            <w:r>
               <w:rPr>
                 <w:rFonts w:hint="eastAsia" w:ascii="苹方 中等" w:hAnsi="苹方 中等" w:eastAsia="苹方 中等" w:cs="苹方 中等"/>
                 <w:b w:val="0"/>
@@ -7165,7 +7309,137 @@
                 <w:u w:color="auto"/>
                 <w:lang w:val="en-US" w:eastAsia="zh-CN"/>
               </w:rPr>
-              <w:t>{% endfor %} {% endfor %}</w:t>
+            </w:pPr>
+            <w:r>
+              <w:rPr>
+                <w:rFonts w:hint="eastAsia" w:ascii="苹方 中等" w:hAnsi="苹方 中等" w:eastAsia="苹方 中等" w:cs="苹方 中等"/>
+                <w:b w:val="0"/>
+                <w:color w:val="000000"/>
+                <w:sz w:val="20"/>
+                <w:u w:color="auto"/>
+                <w:lang w:val="en-US" w:eastAsia="zh-CN"/>
+              </w:rPr>
+              <w:t>{% endfor %}{% if tip.ResistantADrug%}A级耐药药物：{% for i in tip.ResistantADrug%}{{i.nameLevel}}{% if not loop.last %}，{% endif %}{% endfor %}</w:t>
+            </w:r>
+          </w:p>
+          <w:p>
+            <w:pPr>
+              <w:shd w:val="clear"/>
+              <w:rPr>
+                <w:rFonts w:hint="default" w:ascii="苹方 中等" w:hAnsi="苹方 中等" w:eastAsia="苹方 中等" w:cs="苹方 中等"/>
+                <w:b w:val="0"/>
+                <w:color w:val="000000"/>
+                <w:sz w:val="20"/>
+                <w:u w:color="auto"/>
+                <w:lang w:val="en-US" w:eastAsia="zh-CN"/>
+              </w:rPr>
+            </w:pPr>
+            <w:r>
+              <w:rPr>
+                <w:rFonts w:hint="eastAsia" w:ascii="苹方 中等" w:hAnsi="苹方 中等" w:eastAsia="苹方 中等" w:cs="苹方 中等"/>
+                <w:b w:val="0"/>
+                <w:color w:val="000000"/>
+                <w:sz w:val="20"/>
+                <w:u w:color="auto"/>
+                <w:lang w:val="en-US" w:eastAsia="zh-CN"/>
+              </w:rPr>
+              <w:t>{% endif %}{% if tip.ResistantBDrug%}B级耐药药物：{% for i in tip.ResistantBDrug%}{{i.nameLevel}}{% if not loop.last %}，{% endif %}{% endfor %}</w:t>
+            </w:r>
+          </w:p>
+          <w:p>
+            <w:pPr>
+              <w:shd w:val="clear"/>
+              <w:rPr>
+                <w:rFonts w:hint="default" w:ascii="苹方 中等" w:hAnsi="苹方 中等" w:eastAsia="苹方 中等" w:cs="苹方 中等"/>
+                <w:b w:val="0"/>
+                <w:color w:val="000000"/>
+                <w:sz w:val="20"/>
+                <w:u w:color="auto"/>
+                <w:lang w:val="en-US" w:eastAsia="zh-CN"/>
+              </w:rPr>
+            </w:pPr>
+            <w:r>
+              <w:rPr>
+                <w:rFonts w:hint="eastAsia" w:ascii="苹方 中等" w:hAnsi="苹方 中等" w:eastAsia="苹方 中等" w:cs="苹方 中等"/>
+                <w:b w:val="0"/>
+                <w:color w:val="000000"/>
+                <w:sz w:val="20"/>
+                <w:u w:color="auto"/>
+                <w:lang w:val="en-US" w:eastAsia="zh-CN"/>
+              </w:rPr>
+              <w:t>{% endif %}{% if tip.ResistantCDrug%}C级耐药药物：{% for i in tip.ResistantCDrug%}{{i.nameLevel}}{% if not loop.last %}，{% endif %}{% endfor %}</w:t>
+            </w:r>
+          </w:p>
+          <w:p>
+            <w:pPr>
+              <w:shd w:val="clear"/>
+              <w:rPr>
+                <w:rFonts w:hint="default" w:ascii="苹方 中等" w:hAnsi="苹方 中等" w:eastAsia="苹方 中等" w:cs="苹方 中等"/>
+                <w:b w:val="0"/>
+                <w:color w:val="000000"/>
+                <w:sz w:val="20"/>
+                <w:u w:color="auto"/>
+                <w:lang w:val="en-US" w:eastAsia="zh-CN"/>
+              </w:rPr>
+            </w:pPr>
+            <w:r>
+              <w:rPr>
+                <w:rFonts w:hint="eastAsia" w:ascii="苹方 中等" w:hAnsi="苹方 中等" w:eastAsia="苹方 中等" w:cs="苹方 中等"/>
+                <w:b w:val="0"/>
+                <w:color w:val="000000"/>
+                <w:sz w:val="20"/>
+                <w:u w:color="auto"/>
+                <w:lang w:val="en-US" w:eastAsia="zh-CN"/>
+              </w:rPr>
+              <w:t>{% endif %}{% if tip.ResistantDDrug%}D级耐药药物：{% for item in tip.ResistantDDrug%}{{item.nameLevel}}{% if not loop.last %}，{% endif %}{% endfor %}</w:t>
+            </w:r>
+          </w:p>
+          <w:p>
+            <w:pPr>
+              <w:shd w:val="clear"/>
+              <w:jc w:val="left"/>
+              <w:rPr>
+                <w:rFonts w:hint="eastAsia" w:ascii="苹方 中等" w:hAnsi="苹方 中等" w:eastAsia="苹方 中等" w:cs="苹方 中等"/>
+                <w:b w:val="0"/>
+                <w:color w:val="000000"/>
+                <w:sz w:val="20"/>
+                <w:u w:color="auto"/>
+                <w:lang w:val="en-US" w:eastAsia="zh-CN"/>
+              </w:rPr>
+            </w:pPr>
+            <w:r>
+              <w:rPr>
+                <w:rFonts w:hint="eastAsia" w:ascii="苹方 中等" w:hAnsi="苹方 中等" w:eastAsia="苹方 中等" w:cs="苹方 中等"/>
+                <w:b w:val="0"/>
+                <w:color w:val="000000"/>
+                <w:sz w:val="20"/>
+                <w:u w:color="auto"/>
+                <w:lang w:val="en-US" w:eastAsia="zh-CN"/>
+              </w:rPr>
+              <w:t>{% endif %}</w:t>
+            </w:r>
+          </w:p>
+          <w:p>
+            <w:pPr>
+              <w:shd w:val="clear"/>
+              <w:jc w:val="left"/>
+              <w:rPr>
+                <w:rFonts w:hint="eastAsia" w:ascii="Times New Roman" w:hAnsi="Times New Roman" w:eastAsia="微软雅黑" w:cs="Times New Roman"/>
+                <w:sz w:val="21"/>
+                <w:szCs w:val="21"/>
+                <w:lang w:eastAsia="zh-CN"/>
+              </w:rPr>
+            </w:pPr>
+            <w:r>
+              <w:rPr>
+                <w:rFonts w:hint="eastAsia" w:ascii="苹方 中等" w:hAnsi="苹方 中等" w:eastAsia="苹方 中等" w:cs="苹方 中等"/>
+                <w:b w:val="0"/>
+                <w:color w:val="000000"/>
+                <w:sz w:val="20"/>
+                <w:u w:color="auto"/>
+                <w:lang w:val="en-US" w:eastAsia="zh-CN"/>
+              </w:rPr>
+              <w:t>{% endfor %}</w:t>
             </w:r>
           </w:p>
         </w:tc>
@@ -8153,7 +8427,7 @@
                 <w:szCs w:val="21"/>
                 <w:lang w:eastAsia="zh-CN"/>
               </w:rPr>
-              <w:t xml:space="preserve"> }}{%else%}{{ i }}{%endif%}{% endfor %}</w:t>
+              <w:t xml:space="preserve"> }}{%else%}{{ i }}，{%endif%}{% endfor %}</w:t>
             </w:r>
           </w:p>
           <w:p>
@@ -8612,7 +8886,7 @@
                 <w:szCs w:val="21"/>
                 <w:lang w:eastAsia="zh-CN"/>
               </w:rPr>
-              <w:t xml:space="preserve"> }}{%else%}{{ i }}{%endif%}{% endfor %}</w:t>
+              <w:t xml:space="preserve"> }}{%else%}{{ i }}，{%endif%}{% endfor %}</w:t>
             </w:r>
           </w:p>
           <w:p>
@@ -8665,6 +8939,7 @@
           <w:p>
             <w:pPr>
               <w:snapToGrid w:val="0"/>
+              <w:jc w:val="center"/>
               <w:rPr>
                 <w:rFonts w:hint="default" w:ascii="Times New Roman" w:hAnsi="Times New Roman" w:eastAsia="微软雅黑" w:cs="Times New Roman"/>
                 <w:sz w:val="21"/>
@@ -8963,7 +9238,7 @@
                 <w:szCs w:val="21"/>
                 <w:lang w:eastAsia="zh-CN"/>
               </w:rPr>
-              <w:t xml:space="preserve"> }}{%else%}{{ i }}{%endif%}{% endfor %}</w:t>
+              <w:t xml:space="preserve"> }}{%else%}{{ i }}，{%endif%}{% endfor %}</w:t>
             </w:r>
           </w:p>
           <w:p>
@@ -18826,12 +19101,6 @@
             <w:insideH w:val="single" w:color="D7D7D7" w:sz="4" w:space="0"/>
             <w:insideV w:val="single" w:color="D7D7D7" w:sz="4" w:space="0"/>
           </w:tblBorders>
-          <w:tblCellMar>
-            <w:top w:w="0" w:type="dxa"/>
-            <w:left w:w="108" w:type="dxa"/>
-            <w:bottom w:w="0" w:type="dxa"/>
-            <w:right w:w="108" w:type="dxa"/>
-          </w:tblCellMar>
         </w:tblPrEx>
         <w:trPr>
           <w:trHeight w:val="417" w:hRule="atLeast"/>
@@ -20782,6 +21051,12 @@
             <w:insideH w:val="single" w:color="D7D7D7" w:sz="4" w:space="0"/>
             <w:insideV w:val="single" w:color="D7D7D7" w:sz="4" w:space="0"/>
           </w:tblBorders>
+          <w:tblCellMar>
+            <w:top w:w="0" w:type="dxa"/>
+            <w:left w:w="108" w:type="dxa"/>
+            <w:bottom w:w="0" w:type="dxa"/>
+            <w:right w:w="108" w:type="dxa"/>
+          </w:tblCellMar>
         </w:tblPrEx>
         <w:trPr>
           <w:trHeight w:val="417" w:hRule="atLeast"/>
@@ -29181,6 +29456,12 @@
             <w:insideH w:val="single" w:color="D7D7D7" w:sz="4" w:space="0"/>
             <w:insideV w:val="single" w:color="D7D7D7" w:sz="4" w:space="0"/>
           </w:tblBorders>
+          <w:tblCellMar>
+            <w:top w:w="0" w:type="dxa"/>
+            <w:left w:w="108" w:type="dxa"/>
+            <w:bottom w:w="0" w:type="dxa"/>
+            <w:right w:w="108" w:type="dxa"/>
+          </w:tblCellMar>
         </w:tblPrEx>
         <w:trPr>
           <w:trHeight w:val="397" w:hRule="atLeast"/>
@@ -31364,12 +31645,6 @@
             <w:insideH w:val="single" w:color="D7D7D7" w:sz="4" w:space="0"/>
             <w:insideV w:val="single" w:color="D7D7D7" w:sz="4" w:space="0"/>
           </w:tblBorders>
-          <w:tblCellMar>
-            <w:top w:w="113" w:type="dxa"/>
-            <w:left w:w="113" w:type="dxa"/>
-            <w:bottom w:w="113" w:type="dxa"/>
-            <w:right w:w="113" w:type="dxa"/>
-          </w:tblCellMar>
         </w:tblPrEx>
         <w:trPr>
           <w:jc w:val="center"/>
@@ -32432,13 +32707,30 @@
         <w:t>化疗基因及药物详细解读</w:t>
       </w:r>
     </w:p>
+    <w:p>
+      <w:pPr>
+        <w:spacing w:line="400" w:lineRule="exact"/>
+        <w:ind w:firstLine="420"/>
+        <w:rPr>
+          <w:rFonts w:hint="eastAsia" w:ascii="苹方 中等" w:hAnsi="苹方 中等" w:eastAsia="苹方 中等" w:cs="苹方 中等"/>
+          <w:spacing w:val="2"/>
+          <w:szCs w:val="21"/>
+        </w:rPr>
+      </w:pPr>
+      <w:r>
+        <w:rPr>
+          <w:rFonts w:hint="eastAsia" w:ascii="苹方 中等" w:hAnsi="苹方 中等" w:eastAsia="苹方 中等" w:cs="苹方 中等"/>
+          <w:spacing w:val="2"/>
+          <w:szCs w:val="21"/>
+        </w:rPr>
+        <w:t>本次检测结果综合考虑了每类药物多个位点的检测结果与药物疗效和毒副作用之间的关系以及PharmGKB中的证据等级，仅作为临床医生参考，请谨遵医嘱。检测结果如下：</w:t>
+      </w:r>
+    </w:p>
     <w:tbl>
       <w:tblPr>
         <w:tblStyle w:val="16"/>
-        <w:tblpPr w:leftFromText="180" w:rightFromText="180" w:vertAnchor="text" w:horzAnchor="page" w:tblpX="894" w:tblpY="483"/>
-        <w:tblOverlap w:val="never"/>
-        <w:tblW w:w="10112" w:type="dxa"/>
-        <w:tblInd w:w="0" w:type="dxa"/>
+        <w:tblW w:w="4954" w:type="pct"/>
+        <w:jc w:val="center"/>
         <w:tblBorders>
           <w:top w:val="single" w:color="D7D7D7" w:sz="4" w:space="0"/>
           <w:left w:val="single" w:color="D7D7D7" w:sz="4" w:space="0"/>
@@ -32456,14 +32748,14 @@
         </w:tblCellMar>
       </w:tblPr>
       <w:tblGrid>
-        <w:gridCol w:w="987"/>
-        <w:gridCol w:w="2863"/>
-        <w:gridCol w:w="1087"/>
-        <w:gridCol w:w="950"/>
-        <w:gridCol w:w="938"/>
-        <w:gridCol w:w="1425"/>
-        <w:gridCol w:w="1150"/>
-        <w:gridCol w:w="712"/>
+        <w:gridCol w:w="783"/>
+        <w:gridCol w:w="2877"/>
+        <w:gridCol w:w="1454"/>
+        <w:gridCol w:w="1192"/>
+        <w:gridCol w:w="948"/>
+        <w:gridCol w:w="1227"/>
+        <w:gridCol w:w="1060"/>
+        <w:gridCol w:w="581"/>
       </w:tblGrid>
       <w:tr>
         <w:tblPrEx>
@@ -32485,331 +32777,12 @@
         <w:trPr>
           <w:trHeight w:val="510" w:hRule="atLeast"/>
           <w:tblHeader/>
-        </w:trPr>
-        <w:tc>
-          <w:tcPr>
-            <w:tcW w:w="987" w:type="dxa"/>
-            <w:shd w:val="clear" w:color="auto" w:fill="1AA4A8"/>
-            <w:vAlign w:val="center"/>
-          </w:tcPr>
-          <w:p>
-            <w:pPr>
-              <w:jc w:val="center"/>
-              <w:rPr>
-                <w:rFonts w:ascii="苹方 中等" w:hAnsi="苹方 中等" w:eastAsia="苹方 中等" w:cs="苹方 中等"/>
-                <w:b/>
-                <w:color w:val="FFFFFF"/>
-                <w:sz w:val="20"/>
-                <w:u w:color="auto"/>
-                <w:lang w:eastAsia="zh-CN"/>
-              </w:rPr>
-            </w:pPr>
-            <w:r>
-              <w:rPr>
-                <w:rFonts w:hint="eastAsia" w:ascii="苹方 中等" w:hAnsi="苹方 中等" w:eastAsia="苹方 中等" w:cs="苹方 中等"/>
-                <w:b/>
-                <w:color w:val="FFFFFF"/>
-                <w:sz w:val="20"/>
-                <w:u w:color="auto"/>
-                <w:lang w:eastAsia="zh-CN"/>
-              </w:rPr>
-              <w:t>药物类别</w:t>
-            </w:r>
-          </w:p>
-        </w:tc>
-        <w:tc>
-          <w:tcPr>
-            <w:tcW w:w="2863" w:type="dxa"/>
-            <w:shd w:val="clear" w:color="auto" w:fill="1AA4A8"/>
-            <w:vAlign w:val="center"/>
-          </w:tcPr>
-          <w:p>
-            <w:pPr>
-              <w:jc w:val="center"/>
-              <w:rPr>
-                <w:rFonts w:ascii="苹方 中等" w:hAnsi="苹方 中等" w:eastAsia="苹方 中等" w:cs="苹方 中等"/>
-                <w:b/>
-                <w:color w:val="FFFFFF"/>
-                <w:sz w:val="20"/>
-                <w:u w:color="auto"/>
-              </w:rPr>
-            </w:pPr>
-            <w:r>
-              <w:rPr>
-                <w:rFonts w:hint="eastAsia" w:ascii="苹方 中等" w:hAnsi="苹方 中等" w:eastAsia="苹方 中等" w:cs="苹方 中等"/>
-                <w:b/>
-                <w:color w:val="FFFFFF"/>
-                <w:sz w:val="20"/>
-                <w:u w:color="auto"/>
-                <w:lang w:eastAsia="zh-CN"/>
-              </w:rPr>
-              <w:t>化疗药物</w:t>
-            </w:r>
-          </w:p>
-        </w:tc>
-        <w:tc>
-          <w:tcPr>
-            <w:tcW w:w="1087" w:type="dxa"/>
-            <w:shd w:val="clear" w:color="auto" w:fill="1AA4A8"/>
-            <w:vAlign w:val="center"/>
-          </w:tcPr>
-          <w:p>
-            <w:pPr>
-              <w:jc w:val="center"/>
-              <w:rPr>
-                <w:rFonts w:ascii="苹方 中等" w:hAnsi="苹方 中等" w:eastAsia="苹方 中等" w:cs="苹方 中等"/>
-                <w:b/>
-                <w:color w:val="FFFFFF"/>
-                <w:sz w:val="20"/>
-                <w:u w:color="auto"/>
-                <w:lang w:eastAsia="zh-CN"/>
-              </w:rPr>
-            </w:pPr>
-            <w:r>
-              <w:rPr>
-                <w:rFonts w:hint="eastAsia" w:ascii="苹方 中等" w:hAnsi="苹方 中等" w:eastAsia="苹方 中等" w:cs="苹方 中等"/>
-                <w:b/>
-                <w:color w:val="FFFFFF"/>
-                <w:sz w:val="20"/>
-                <w:u w:color="auto"/>
-                <w:lang w:eastAsia="zh-CN"/>
-              </w:rPr>
-              <w:t>检测基因</w:t>
-            </w:r>
-          </w:p>
-        </w:tc>
-        <w:tc>
-          <w:tcPr>
-            <w:tcW w:w="950" w:type="dxa"/>
-            <w:shd w:val="clear" w:color="auto" w:fill="1AA4A8"/>
-            <w:vAlign w:val="center"/>
-          </w:tcPr>
-          <w:p>
-            <w:pPr>
-              <w:jc w:val="center"/>
-              <w:rPr>
-                <w:rFonts w:ascii="苹方 中等" w:hAnsi="苹方 中等" w:eastAsia="苹方 中等" w:cs="苹方 中等"/>
-                <w:b/>
-                <w:color w:val="FFFFFF"/>
-                <w:sz w:val="20"/>
-                <w:u w:color="auto"/>
-                <w:lang w:eastAsia="zh-CN"/>
-              </w:rPr>
-            </w:pPr>
-            <w:r>
-              <w:rPr>
-                <w:rFonts w:hint="eastAsia" w:ascii="苹方 中等" w:hAnsi="苹方 中等" w:eastAsia="苹方 中等" w:cs="苹方 中等"/>
-                <w:b/>
-                <w:color w:val="FFFFFF"/>
-                <w:sz w:val="20"/>
-                <w:u w:color="auto"/>
-                <w:lang w:eastAsia="zh-CN"/>
-              </w:rPr>
-              <w:t>检测位点</w:t>
-            </w:r>
-          </w:p>
-        </w:tc>
-        <w:tc>
-          <w:tcPr>
-            <w:tcW w:w="938" w:type="dxa"/>
-            <w:shd w:val="clear" w:color="auto" w:fill="1AA4A8"/>
-            <w:vAlign w:val="center"/>
-          </w:tcPr>
-          <w:p>
-            <w:pPr>
-              <w:jc w:val="center"/>
-              <w:rPr>
-                <w:rFonts w:ascii="苹方 中等" w:hAnsi="苹方 中等" w:eastAsia="苹方 中等" w:cs="苹方 中等"/>
-                <w:b/>
-                <w:color w:val="FFFFFF"/>
-                <w:sz w:val="20"/>
-                <w:u w:color="auto"/>
-                <w:lang w:eastAsia="zh-CN"/>
-              </w:rPr>
-            </w:pPr>
-            <w:r>
-              <w:rPr>
-                <w:rFonts w:hint="eastAsia" w:ascii="苹方 中等" w:hAnsi="苹方 中等" w:eastAsia="苹方 中等" w:cs="苹方 中等"/>
-                <w:b/>
-                <w:color w:val="FFFFFF"/>
-                <w:sz w:val="20"/>
-                <w:u w:color="auto"/>
-                <w:lang w:eastAsia="zh-CN"/>
-              </w:rPr>
-              <w:t>检测结果</w:t>
-            </w:r>
-          </w:p>
-        </w:tc>
-        <w:tc>
-          <w:tcPr>
-            <w:tcW w:w="1425" w:type="dxa"/>
-            <w:shd w:val="clear" w:color="auto" w:fill="1AA4A8"/>
-            <w:vAlign w:val="center"/>
-          </w:tcPr>
-          <w:p>
-            <w:pPr>
-              <w:jc w:val="center"/>
-              <w:rPr>
-                <w:rFonts w:ascii="苹方 中等" w:hAnsi="苹方 中等" w:eastAsia="苹方 中等" w:cs="苹方 中等"/>
-                <w:b/>
-                <w:color w:val="FFFFFF"/>
-                <w:sz w:val="20"/>
-                <w:u w:color="auto"/>
-                <w:lang w:eastAsia="zh-CN"/>
-              </w:rPr>
-            </w:pPr>
-            <w:r>
-              <w:rPr>
-                <w:rFonts w:hint="eastAsia" w:ascii="苹方 中等" w:hAnsi="苹方 中等" w:eastAsia="苹方 中等" w:cs="苹方 中等"/>
-                <w:b/>
-                <w:color w:val="FFFFFF"/>
-                <w:sz w:val="20"/>
-                <w:u w:color="auto"/>
-                <w:lang w:eastAsia="zh-CN"/>
-              </w:rPr>
-              <w:t>毒副作用风险</w:t>
-            </w:r>
-          </w:p>
-        </w:tc>
-        <w:tc>
-          <w:tcPr>
-            <w:tcW w:w="1150" w:type="dxa"/>
-            <w:shd w:val="clear" w:color="auto" w:fill="1AA4A8"/>
-            <w:vAlign w:val="center"/>
-          </w:tcPr>
-          <w:p>
-            <w:pPr>
-              <w:jc w:val="center"/>
-              <w:rPr>
-                <w:rFonts w:ascii="苹方 中等" w:hAnsi="苹方 中等" w:eastAsia="苹方 中等" w:cs="苹方 中等"/>
-                <w:b/>
-                <w:color w:val="FFFFFF"/>
-                <w:sz w:val="20"/>
-                <w:u w:color="auto"/>
-                <w:lang w:eastAsia="zh-CN"/>
-              </w:rPr>
-            </w:pPr>
-            <w:r>
-              <w:rPr>
-                <w:rFonts w:hint="eastAsia" w:ascii="苹方 中等" w:hAnsi="苹方 中等" w:eastAsia="苹方 中等" w:cs="苹方 中等"/>
-                <w:b/>
-                <w:color w:val="FFFFFF"/>
-                <w:sz w:val="20"/>
-                <w:u w:color="auto"/>
-                <w:lang w:eastAsia="zh-CN"/>
-              </w:rPr>
-              <w:t>药物敏感性</w:t>
-            </w:r>
-          </w:p>
-        </w:tc>
-        <w:tc>
-          <w:tcPr>
-            <w:tcW w:w="712" w:type="dxa"/>
-            <w:shd w:val="clear" w:color="auto" w:fill="1AA4A8"/>
-            <w:vAlign w:val="center"/>
-          </w:tcPr>
-          <w:p>
-            <w:pPr>
-              <w:jc w:val="center"/>
-              <w:rPr>
-                <w:rFonts w:ascii="苹方 中等" w:hAnsi="苹方 中等" w:eastAsia="苹方 中等" w:cs="苹方 中等"/>
-                <w:b/>
-                <w:color w:val="FFFFFF"/>
-                <w:sz w:val="20"/>
-                <w:u w:color="auto"/>
-                <w:lang w:eastAsia="zh-CN"/>
-              </w:rPr>
-            </w:pPr>
-            <w:r>
-              <w:rPr>
-                <w:rFonts w:hint="eastAsia" w:ascii="苹方 中等" w:hAnsi="苹方 中等" w:eastAsia="苹方 中等" w:cs="苹方 中等"/>
-                <w:b/>
-                <w:color w:val="FFFFFF"/>
-                <w:sz w:val="20"/>
-                <w:u w:color="auto"/>
-                <w:lang w:eastAsia="zh-CN"/>
-              </w:rPr>
-              <w:t>等级</w:t>
-            </w:r>
-          </w:p>
-        </w:tc>
-      </w:tr>
-    </w:tbl>
-    <w:p>
-      <w:pPr>
-        <w:widowControl/>
-        <w:spacing w:line="400" w:lineRule="exact"/>
-        <w:rPr>
-          <w:rFonts w:hint="eastAsia" w:ascii="苹方 中等" w:hAnsi="苹方 中等" w:eastAsia="苹方 中等" w:cs="苹方 中等"/>
-          <w:b/>
-          <w:bCs/>
-          <w:spacing w:val="2"/>
-          <w:szCs w:val="21"/>
-          <w:lang w:eastAsia="zh"/>
-        </w:rPr>
-      </w:pPr>
-    </w:p>
-    <w:tbl>
-      <w:tblPr>
-        <w:tblStyle w:val="16"/>
-        <w:tblW w:w="4952" w:type="pct"/>
-        <w:jc w:val="center"/>
-        <w:tblBorders>
-          <w:top w:val="single" w:color="D7D7D7" w:sz="4" w:space="0"/>
-          <w:left w:val="single" w:color="D7D7D7" w:sz="4" w:space="0"/>
-          <w:bottom w:val="single" w:color="D7D7D7" w:sz="4" w:space="0"/>
-          <w:right w:val="single" w:color="D7D7D7" w:sz="4" w:space="0"/>
-          <w:insideH w:val="single" w:color="D7D7D7" w:sz="4" w:space="0"/>
-          <w:insideV w:val="single" w:color="D7D7D7" w:sz="4" w:space="0"/>
-        </w:tblBorders>
-        <w:tblLayout w:type="fixed"/>
-        <w:tblCellMar>
-          <w:top w:w="0" w:type="dxa"/>
-          <w:left w:w="0" w:type="dxa"/>
-          <w:bottom w:w="0" w:type="dxa"/>
-          <w:right w:w="0" w:type="dxa"/>
-        </w:tblCellMar>
-      </w:tblPr>
-      <w:tblGrid>
-        <w:gridCol w:w="958"/>
-        <w:gridCol w:w="2878"/>
-        <w:gridCol w:w="1089"/>
-        <w:gridCol w:w="976"/>
-        <w:gridCol w:w="951"/>
-        <w:gridCol w:w="1387"/>
-        <w:gridCol w:w="1176"/>
-        <w:gridCol w:w="703"/>
-      </w:tblGrid>
-      <w:tr>
-        <w:tblPrEx>
-          <w:tblBorders>
-            <w:top w:val="single" w:color="D7D7D7" w:sz="4" w:space="0"/>
-            <w:left w:val="single" w:color="D7D7D7" w:sz="4" w:space="0"/>
-            <w:bottom w:val="single" w:color="D7D7D7" w:sz="4" w:space="0"/>
-            <w:right w:val="single" w:color="D7D7D7" w:sz="4" w:space="0"/>
-            <w:insideH w:val="single" w:color="D7D7D7" w:sz="4" w:space="0"/>
-            <w:insideV w:val="single" w:color="D7D7D7" w:sz="4" w:space="0"/>
-          </w:tblBorders>
-          <w:tblCellMar>
-            <w:top w:w="0" w:type="dxa"/>
-            <w:left w:w="0" w:type="dxa"/>
-            <w:bottom w:w="0" w:type="dxa"/>
-            <w:right w:w="0" w:type="dxa"/>
-          </w:tblCellMar>
-        </w:tblPrEx>
-        <w:trPr>
-          <w:trHeight w:val="420" w:hRule="atLeast"/>
           <w:jc w:val="center"/>
         </w:trPr>
         <w:tc>
           <w:tcPr>
-            <w:tcW w:w="5000" w:type="pct"/>
-            <w:gridSpan w:val="8"/>
-            <w:tcBorders>
-              <w:tl2br w:val="nil"/>
-              <w:tr2bl w:val="nil"/>
-            </w:tcBorders>
-            <w:shd w:val="clear" w:color="auto" w:fill="auto"/>
+            <w:tcW w:w="387" w:type="pct"/>
+            <w:shd w:val="clear" w:color="auto" w:fill="1AA4A8"/>
             <w:vAlign w:val="center"/>
           </w:tcPr>
           <w:p>
@@ -32818,21 +32791,336 @@
               <w:jc w:val="center"/>
               <w:rPr>
                 <w:rFonts w:ascii="Times New Roman" w:hAnsi="Times New Roman" w:eastAsia="微软雅黑" w:cs="Times New Roman"/>
+                <w:b/>
                 <w:bCs/>
-                <w:sz w:val="18"/>
-                <w:szCs w:val="18"/>
-                <w:lang w:eastAsia="zh-CN"/>
-              </w:rPr>
-            </w:pPr>
-            <w:r>
-              <w:rPr>
-                <w:rFonts w:hint="eastAsia" w:ascii="Times New Roman" w:hAnsi="Times New Roman" w:eastAsia="微软雅黑" w:cs="Times New Roman"/>
+                <w:color w:val="FFFFFF" w:themeColor="background1"/>
+                <w:sz w:val="18"/>
+                <w:szCs w:val="18"/>
+                <w:lang w:eastAsia="zh-CN"/>
+                <w14:textFill>
+                  <w14:solidFill>
+                    <w14:schemeClr w14:val="bg1"/>
+                  </w14:solidFill>
+                </w14:textFill>
+              </w:rPr>
+            </w:pPr>
+            <w:r>
+              <w:rPr>
+                <w:rFonts w:hint="eastAsia" w:ascii="Times New Roman" w:hAnsi="Times New Roman" w:eastAsia="微软雅黑" w:cs="Times New Roman"/>
+                <w:b/>
                 <w:bCs/>
-                <w:sz w:val="18"/>
-                <w:szCs w:val="18"/>
-                <w:lang w:eastAsia="zh-CN"/>
-              </w:rPr>
-              <w:t>{%tr for ca in chemoAnalysis%}</w:t>
+                <w:color w:val="FFFFFF" w:themeColor="background1"/>
+                <w:sz w:val="18"/>
+                <w:szCs w:val="18"/>
+                <w:lang w:eastAsia="zh-CN"/>
+                <w14:textFill>
+                  <w14:solidFill>
+                    <w14:schemeClr w14:val="bg1"/>
+                  </w14:solidFill>
+                </w14:textFill>
+              </w:rPr>
+              <w:t>药物类别</w:t>
+            </w:r>
+          </w:p>
+        </w:tc>
+        <w:tc>
+          <w:tcPr>
+            <w:tcW w:w="1421" w:type="pct"/>
+            <w:shd w:val="clear" w:color="auto" w:fill="1AA4A8"/>
+            <w:vAlign w:val="center"/>
+          </w:tcPr>
+          <w:p>
+            <w:pPr>
+              <w:spacing w:line="206" w:lineRule="exact"/>
+              <w:jc w:val="center"/>
+              <w:rPr>
+                <w:rFonts w:ascii="Times New Roman" w:hAnsi="Times New Roman" w:eastAsia="微软雅黑" w:cs="Times New Roman"/>
+                <w:b/>
+                <w:bCs/>
+                <w:color w:val="FFFFFF" w:themeColor="background1"/>
+                <w:sz w:val="18"/>
+                <w:szCs w:val="18"/>
+                <w14:textFill>
+                  <w14:solidFill>
+                    <w14:schemeClr w14:val="bg1"/>
+                  </w14:solidFill>
+                </w14:textFill>
+              </w:rPr>
+            </w:pPr>
+            <w:r>
+              <w:rPr>
+                <w:rFonts w:hint="eastAsia" w:ascii="Times New Roman" w:hAnsi="Times New Roman" w:eastAsia="微软雅黑" w:cs="Times New Roman"/>
+                <w:b/>
+                <w:bCs/>
+                <w:color w:val="FFFFFF" w:themeColor="background1"/>
+                <w:sz w:val="18"/>
+                <w:szCs w:val="18"/>
+                <w:lang w:eastAsia="zh-CN"/>
+                <w14:textFill>
+                  <w14:solidFill>
+                    <w14:schemeClr w14:val="bg1"/>
+                  </w14:solidFill>
+                </w14:textFill>
+              </w:rPr>
+              <w:t>化疗药物</w:t>
+            </w:r>
+          </w:p>
+        </w:tc>
+        <w:tc>
+          <w:tcPr>
+            <w:tcW w:w="718" w:type="pct"/>
+            <w:shd w:val="clear" w:color="auto" w:fill="1AA4A8"/>
+            <w:vAlign w:val="center"/>
+          </w:tcPr>
+          <w:p>
+            <w:pPr>
+              <w:spacing w:line="204" w:lineRule="exact"/>
+              <w:jc w:val="center"/>
+              <w:rPr>
+                <w:rFonts w:ascii="Times New Roman" w:hAnsi="Times New Roman" w:eastAsia="微软雅黑" w:cs="Times New Roman"/>
+                <w:color w:val="FFFFFF" w:themeColor="background1"/>
+                <w:sz w:val="18"/>
+                <w:szCs w:val="18"/>
+                <w:lang w:eastAsia="zh-CN"/>
+                <w14:textFill>
+                  <w14:solidFill>
+                    <w14:schemeClr w14:val="bg1"/>
+                  </w14:solidFill>
+                </w14:textFill>
+              </w:rPr>
+            </w:pPr>
+            <w:r>
+              <w:rPr>
+                <w:rFonts w:hint="eastAsia" w:ascii="Times New Roman" w:hAnsi="Times New Roman" w:eastAsia="微软雅黑" w:cs="Times New Roman"/>
+                <w:b/>
+                <w:bCs/>
+                <w:color w:val="FFFFFF" w:themeColor="background1"/>
+                <w:sz w:val="18"/>
+                <w:szCs w:val="18"/>
+                <w:lang w:eastAsia="zh-CN"/>
+                <w14:textFill>
+                  <w14:solidFill>
+                    <w14:schemeClr w14:val="bg1"/>
+                  </w14:solidFill>
+                </w14:textFill>
+              </w:rPr>
+              <w:t>检测基因</w:t>
+            </w:r>
+          </w:p>
+        </w:tc>
+        <w:tc>
+          <w:tcPr>
+            <w:tcW w:w="589" w:type="pct"/>
+            <w:shd w:val="clear" w:color="auto" w:fill="1AA4A8"/>
+            <w:vAlign w:val="center"/>
+          </w:tcPr>
+          <w:p>
+            <w:pPr>
+              <w:spacing w:line="204" w:lineRule="exact"/>
+              <w:jc w:val="center"/>
+              <w:rPr>
+                <w:rFonts w:ascii="Times New Roman" w:hAnsi="Times New Roman" w:eastAsia="微软雅黑" w:cs="Times New Roman"/>
+                <w:color w:val="FFFFFF" w:themeColor="background1"/>
+                <w:sz w:val="18"/>
+                <w:szCs w:val="18"/>
+                <w:lang w:eastAsia="zh-CN"/>
+                <w14:textFill>
+                  <w14:solidFill>
+                    <w14:schemeClr w14:val="bg1"/>
+                  </w14:solidFill>
+                </w14:textFill>
+              </w:rPr>
+            </w:pPr>
+            <w:r>
+              <w:rPr>
+                <w:rFonts w:hint="eastAsia" w:ascii="Times New Roman" w:hAnsi="Times New Roman" w:eastAsia="微软雅黑" w:cs="Times New Roman"/>
+                <w:b/>
+                <w:bCs/>
+                <w:color w:val="FFFFFF" w:themeColor="background1"/>
+                <w:sz w:val="18"/>
+                <w:szCs w:val="18"/>
+                <w:lang w:eastAsia="zh-CN"/>
+                <w14:textFill>
+                  <w14:solidFill>
+                    <w14:schemeClr w14:val="bg1"/>
+                  </w14:solidFill>
+                </w14:textFill>
+              </w:rPr>
+              <w:t>检测位点</w:t>
+            </w:r>
+          </w:p>
+        </w:tc>
+        <w:tc>
+          <w:tcPr>
+            <w:tcW w:w="468" w:type="pct"/>
+            <w:shd w:val="clear" w:color="auto" w:fill="1AA4A8"/>
+            <w:vAlign w:val="center"/>
+          </w:tcPr>
+          <w:p>
+            <w:pPr>
+              <w:spacing w:line="204" w:lineRule="exact"/>
+              <w:jc w:val="center"/>
+              <w:rPr>
+                <w:rFonts w:ascii="Times New Roman" w:hAnsi="Times New Roman" w:eastAsia="微软雅黑" w:cs="Times New Roman"/>
+                <w:b/>
+                <w:bCs/>
+                <w:color w:val="FFFFFF" w:themeColor="background1"/>
+                <w:sz w:val="18"/>
+                <w:szCs w:val="18"/>
+                <w:lang w:eastAsia="zh-CN"/>
+                <w14:textFill>
+                  <w14:solidFill>
+                    <w14:schemeClr w14:val="bg1"/>
+                  </w14:solidFill>
+                </w14:textFill>
+              </w:rPr>
+            </w:pPr>
+            <w:r>
+              <w:rPr>
+                <w:rFonts w:hint="eastAsia" w:ascii="Times New Roman" w:hAnsi="Times New Roman" w:eastAsia="微软雅黑" w:cs="Times New Roman"/>
+                <w:b/>
+                <w:bCs/>
+                <w:color w:val="FFFFFF" w:themeColor="background1"/>
+                <w:sz w:val="18"/>
+                <w:szCs w:val="18"/>
+                <w:lang w:eastAsia="zh-CN"/>
+                <w14:textFill>
+                  <w14:solidFill>
+                    <w14:schemeClr w14:val="bg1"/>
+                  </w14:solidFill>
+                </w14:textFill>
+              </w:rPr>
+              <w:t>检测结果</w:t>
+            </w:r>
+          </w:p>
+        </w:tc>
+        <w:tc>
+          <w:tcPr>
+            <w:tcW w:w="606" w:type="pct"/>
+            <w:shd w:val="clear" w:color="auto" w:fill="1AA4A8"/>
+            <w:vAlign w:val="center"/>
+          </w:tcPr>
+          <w:p>
+            <w:pPr>
+              <w:spacing w:line="204" w:lineRule="exact"/>
+              <w:jc w:val="center"/>
+              <w:rPr>
+                <w:rFonts w:ascii="Times New Roman" w:hAnsi="Times New Roman" w:eastAsia="微软雅黑" w:cs="Times New Roman"/>
+                <w:b/>
+                <w:bCs/>
+                <w:color w:val="FFFFFF" w:themeColor="background1"/>
+                <w:sz w:val="18"/>
+                <w:szCs w:val="18"/>
+                <w:lang w:eastAsia="zh-CN"/>
+                <w14:textFill>
+                  <w14:solidFill>
+                    <w14:schemeClr w14:val="bg1"/>
+                  </w14:solidFill>
+                </w14:textFill>
+              </w:rPr>
+            </w:pPr>
+            <w:r>
+              <w:rPr>
+                <w:rFonts w:hint="eastAsia" w:ascii="Times New Roman" w:hAnsi="Times New Roman" w:eastAsia="微软雅黑" w:cs="Times New Roman"/>
+                <w:b/>
+                <w:bCs/>
+                <w:color w:val="FFFFFF" w:themeColor="background1"/>
+                <w:sz w:val="18"/>
+                <w:szCs w:val="18"/>
+                <w:lang w:eastAsia="zh-CN"/>
+                <w14:textFill>
+                  <w14:solidFill>
+                    <w14:schemeClr w14:val="bg1"/>
+                  </w14:solidFill>
+                </w14:textFill>
+              </w:rPr>
+              <w:t>毒副作用风险</w:t>
+            </w:r>
+          </w:p>
+        </w:tc>
+        <w:tc>
+          <w:tcPr>
+            <w:tcW w:w="524" w:type="pct"/>
+            <w:shd w:val="clear" w:color="auto" w:fill="1AA4A8"/>
+            <w:vAlign w:val="center"/>
+          </w:tcPr>
+          <w:p>
+            <w:pPr>
+              <w:spacing w:line="204" w:lineRule="exact"/>
+              <w:jc w:val="center"/>
+              <w:rPr>
+                <w:rFonts w:ascii="Times New Roman" w:hAnsi="Times New Roman" w:eastAsia="微软雅黑" w:cs="Times New Roman"/>
+                <w:b/>
+                <w:bCs/>
+                <w:color w:val="FFFFFF" w:themeColor="background1"/>
+                <w:sz w:val="18"/>
+                <w:szCs w:val="18"/>
+                <w:lang w:eastAsia="zh-CN"/>
+                <w14:textFill>
+                  <w14:solidFill>
+                    <w14:schemeClr w14:val="bg1"/>
+                  </w14:solidFill>
+                </w14:textFill>
+              </w:rPr>
+            </w:pPr>
+            <w:r>
+              <w:rPr>
+                <w:rFonts w:hint="eastAsia" w:ascii="Times New Roman" w:hAnsi="Times New Roman" w:eastAsia="微软雅黑" w:cs="Times New Roman"/>
+                <w:b/>
+                <w:bCs/>
+                <w:color w:val="FFFFFF" w:themeColor="background1"/>
+                <w:sz w:val="18"/>
+                <w:szCs w:val="18"/>
+                <w:lang w:eastAsia="zh-CN"/>
+                <w14:textFill>
+                  <w14:solidFill>
+                    <w14:schemeClr w14:val="bg1"/>
+                  </w14:solidFill>
+                </w14:textFill>
+              </w:rPr>
+              <w:t>药物敏感性</w:t>
+            </w:r>
+          </w:p>
+        </w:tc>
+        <w:tc>
+          <w:tcPr>
+            <w:tcW w:w="284" w:type="pct"/>
+            <w:shd w:val="clear" w:color="auto" w:fill="1AA4A8"/>
+            <w:vAlign w:val="center"/>
+          </w:tcPr>
+          <w:p>
+            <w:pPr>
+              <w:spacing w:line="204" w:lineRule="exact"/>
+              <w:jc w:val="center"/>
+              <w:rPr>
+                <w:rFonts w:ascii="Times New Roman" w:hAnsi="Times New Roman" w:eastAsia="微软雅黑" w:cs="Times New Roman"/>
+                <w:color w:val="FFFFFF" w:themeColor="background1"/>
+                <w:sz w:val="18"/>
+                <w:szCs w:val="18"/>
+                <w:lang w:eastAsia="zh-CN"/>
+                <w14:textFill>
+                  <w14:solidFill>
+                    <w14:schemeClr w14:val="bg1"/>
+                  </w14:solidFill>
+                </w14:textFill>
+              </w:rPr>
+            </w:pPr>
+            <w:r>
+              <w:rPr>
+                <w:rFonts w:hint="eastAsia" w:ascii="Times New Roman" w:hAnsi="Times New Roman" w:eastAsia="微软雅黑" w:cs="Times New Roman"/>
+                <w:b/>
+                <w:bCs/>
+                <w:color w:val="FFFFFF" w:themeColor="background1"/>
+                <w:sz w:val="18"/>
+                <w:szCs w:val="18"/>
+                <w:lang w:eastAsia="zh-CN"/>
+                <w14:textFill>
+                  <w14:solidFill>
+                    <w14:schemeClr w14:val="bg1"/>
+                  </w14:solidFill>
+                </w14:textFill>
+              </w:rPr>
+              <w:t>等级</w:t>
             </w:r>
           </w:p>
         </w:tc>
@@ -32862,10 +33150,59 @@
           <w:tcPr>
             <w:tcW w:w="5000" w:type="pct"/>
             <w:gridSpan w:val="8"/>
-            <w:tcBorders>
-              <w:tl2br w:val="nil"/>
-              <w:tr2bl w:val="nil"/>
-            </w:tcBorders>
+            <w:shd w:val="clear" w:color="auto" w:fill="auto"/>
+            <w:vAlign w:val="center"/>
+          </w:tcPr>
+          <w:p>
+            <w:pPr>
+              <w:spacing w:line="206" w:lineRule="exact"/>
+              <w:jc w:val="center"/>
+              <w:rPr>
+                <w:rFonts w:ascii="Times New Roman" w:hAnsi="Times New Roman" w:eastAsia="微软雅黑" w:cs="Times New Roman"/>
+                <w:bCs/>
+                <w:sz w:val="18"/>
+                <w:szCs w:val="18"/>
+                <w:lang w:eastAsia="zh-CN"/>
+              </w:rPr>
+            </w:pPr>
+            <w:r>
+              <w:rPr>
+                <w:rFonts w:hint="eastAsia" w:ascii="Times New Roman" w:hAnsi="Times New Roman" w:eastAsia="微软雅黑" w:cs="Times New Roman"/>
+                <w:bCs/>
+                <w:sz w:val="18"/>
+                <w:szCs w:val="18"/>
+                <w:lang w:eastAsia="zh-CN"/>
+              </w:rPr>
+              <w:t>{%tr for ca in chemoAnalysis%}</w:t>
+            </w:r>
+          </w:p>
+        </w:tc>
+      </w:tr>
+      <w:tr>
+        <w:tblPrEx>
+          <w:tblBorders>
+            <w:top w:val="single" w:color="D7D7D7" w:sz="4" w:space="0"/>
+            <w:left w:val="single" w:color="D7D7D7" w:sz="4" w:space="0"/>
+            <w:bottom w:val="single" w:color="D7D7D7" w:sz="4" w:space="0"/>
+            <w:right w:val="single" w:color="D7D7D7" w:sz="4" w:space="0"/>
+            <w:insideH w:val="single" w:color="D7D7D7" w:sz="4" w:space="0"/>
+            <w:insideV w:val="single" w:color="D7D7D7" w:sz="4" w:space="0"/>
+          </w:tblBorders>
+          <w:tblCellMar>
+            <w:top w:w="0" w:type="dxa"/>
+            <w:left w:w="0" w:type="dxa"/>
+            <w:bottom w:w="0" w:type="dxa"/>
+            <w:right w:w="0" w:type="dxa"/>
+          </w:tblCellMar>
+        </w:tblPrEx>
+        <w:trPr>
+          <w:trHeight w:val="420" w:hRule="atLeast"/>
+          <w:jc w:val="center"/>
+        </w:trPr>
+        <w:tc>
+          <w:tcPr>
+            <w:tcW w:w="5000" w:type="pct"/>
+            <w:gridSpan w:val="8"/>
             <w:shd w:val="clear" w:color="auto" w:fill="auto"/>
             <w:vAlign w:val="center"/>
           </w:tcPr>
@@ -32917,11 +33254,7 @@
         </w:trPr>
         <w:tc>
           <w:tcPr>
-            <w:tcW w:w="473" w:type="pct"/>
-            <w:tcBorders>
-              <w:tl2br w:val="nil"/>
-              <w:tr2bl w:val="nil"/>
-            </w:tcBorders>
+            <w:tcW w:w="387" w:type="pct"/>
             <w:shd w:val="clear" w:color="auto" w:fill="auto"/>
             <w:vAlign w:val="center"/>
           </w:tcPr>
@@ -32956,11 +33289,7 @@
         </w:tc>
         <w:tc>
           <w:tcPr>
-            <w:tcW w:w="1422" w:type="pct"/>
-            <w:tcBorders>
-              <w:tl2br w:val="nil"/>
-              <w:tr2bl w:val="nil"/>
-            </w:tcBorders>
+            <w:tcW w:w="1421" w:type="pct"/>
             <w:shd w:val="clear" w:color="auto" w:fill="auto"/>
             <w:vAlign w:val="center"/>
           </w:tcPr>
@@ -32995,11 +33324,7 @@
         </w:tc>
         <w:tc>
           <w:tcPr>
-            <w:tcW w:w="538" w:type="pct"/>
-            <w:tcBorders>
-              <w:tl2br w:val="nil"/>
-              <w:tr2bl w:val="nil"/>
-            </w:tcBorders>
+            <w:tcW w:w="718" w:type="pct"/>
             <w:shd w:val="clear" w:color="auto" w:fill="auto"/>
             <w:vAlign w:val="center"/>
           </w:tcPr>
@@ -33034,11 +33359,7 @@
         </w:tc>
         <w:tc>
           <w:tcPr>
-            <w:tcW w:w="482" w:type="pct"/>
-            <w:tcBorders>
-              <w:tl2br w:val="nil"/>
-              <w:tr2bl w:val="nil"/>
-            </w:tcBorders>
+            <w:tcW w:w="589" w:type="pct"/>
             <w:shd w:val="clear" w:color="auto" w:fill="auto"/>
             <w:vAlign w:val="center"/>
           </w:tcPr>
@@ -33047,7 +33368,7 @@
               <w:spacing w:line="206" w:lineRule="exact"/>
               <w:jc w:val="center"/>
               <w:rPr>
-                <w:rFonts w:hint="eastAsia" w:ascii="Times New Roman" w:hAnsi="Times New Roman" w:eastAsia="微软雅黑" w:cs="Times New Roman"/>
+                <w:rFonts w:ascii="Times New Roman" w:hAnsi="Times New Roman" w:eastAsia="微软雅黑" w:cs="Times New Roman"/>
                 <w:bCs/>
                 <w:sz w:val="18"/>
                 <w:szCs w:val="18"/>
@@ -33068,11 +33389,7 @@
         </w:tc>
         <w:tc>
           <w:tcPr>
-            <w:tcW w:w="469" w:type="pct"/>
-            <w:tcBorders>
-              <w:tl2br w:val="nil"/>
-              <w:tr2bl w:val="nil"/>
-            </w:tcBorders>
+            <w:tcW w:w="468" w:type="pct"/>
             <w:shd w:val="clear" w:color="auto" w:fill="auto"/>
             <w:vAlign w:val="center"/>
           </w:tcPr>
@@ -33081,7 +33398,7 @@
               <w:spacing w:line="206" w:lineRule="exact"/>
               <w:jc w:val="center"/>
               <w:rPr>
-                <w:rFonts w:hint="eastAsia" w:ascii="Times New Roman" w:hAnsi="Times New Roman" w:eastAsia="微软雅黑" w:cs="Times New Roman"/>
+                <w:rFonts w:ascii="Times New Roman" w:hAnsi="Times New Roman" w:eastAsia="微软雅黑" w:cs="Times New Roman"/>
                 <w:bCs/>
                 <w:sz w:val="18"/>
                 <w:szCs w:val="18"/>
@@ -33102,11 +33419,7 @@
         </w:tc>
         <w:tc>
           <w:tcPr>
-            <w:tcW w:w="686" w:type="pct"/>
-            <w:tcBorders>
-              <w:tl2br w:val="nil"/>
-              <w:tr2bl w:val="nil"/>
-            </w:tcBorders>
+            <w:tcW w:w="606" w:type="pct"/>
             <w:shd w:val="clear" w:color="auto" w:fill="auto"/>
             <w:vAlign w:val="center"/>
           </w:tcPr>
@@ -33141,11 +33454,7 @@
         </w:tc>
         <w:tc>
           <w:tcPr>
-            <w:tcW w:w="581" w:type="pct"/>
-            <w:tcBorders>
-              <w:tl2br w:val="nil"/>
-              <w:tr2bl w:val="nil"/>
-            </w:tcBorders>
+            <w:tcW w:w="524" w:type="pct"/>
             <w:shd w:val="clear" w:color="auto" w:fill="auto"/>
             <w:vAlign w:val="center"/>
           </w:tcPr>
@@ -33180,11 +33489,7 @@
         </w:tc>
         <w:tc>
           <w:tcPr>
-            <w:tcW w:w="347" w:type="pct"/>
-            <w:tcBorders>
-              <w:tl2br w:val="nil"/>
-              <w:tr2bl w:val="nil"/>
-            </w:tcBorders>
+            <w:tcW w:w="284" w:type="pct"/>
             <w:shd w:val="clear" w:color="auto" w:fill="auto"/>
             <w:vAlign w:val="center"/>
           </w:tcPr>
@@ -33243,10 +33548,6 @@
           <w:tcPr>
             <w:tcW w:w="5000" w:type="pct"/>
             <w:gridSpan w:val="8"/>
-            <w:tcBorders>
-              <w:tl2br w:val="nil"/>
-              <w:tr2bl w:val="nil"/>
-            </w:tcBorders>
             <w:shd w:val="clear" w:color="auto" w:fill="auto"/>
             <w:vAlign w:val="center"/>
           </w:tcPr>
@@ -33304,10 +33605,6 @@
           <w:tcPr>
             <w:tcW w:w="5000" w:type="pct"/>
             <w:gridSpan w:val="8"/>
-            <w:tcBorders>
-              <w:tl2br w:val="nil"/>
-              <w:tr2bl w:val="nil"/>
-            </w:tcBorders>
             <w:shd w:val="clear" w:color="auto" w:fill="auto"/>
             <w:vAlign w:val="center"/>
           </w:tcPr>
@@ -33341,36 +33638,6 @@
         </w:tc>
       </w:tr>
     </w:tbl>
-    <w:p>
-      <w:pPr>
-        <w:spacing w:line="400" w:lineRule="exact"/>
-        <w:ind w:firstLine="420"/>
-        <w:rPr>
-          <w:rFonts w:hint="eastAsia" w:ascii="苹方 中等" w:hAnsi="苹方 中等" w:eastAsia="苹方 中等" w:cs="苹方 中等"/>
-          <w:spacing w:val="2"/>
-          <w:szCs w:val="21"/>
-        </w:rPr>
-      </w:pPr>
-      <w:r>
-        <w:rPr>
-          <w:rFonts w:hint="eastAsia" w:ascii="苹方 中等" w:hAnsi="苹方 中等" w:eastAsia="苹方 中等" w:cs="苹方 中等"/>
-          <w:spacing w:val="2"/>
-          <w:szCs w:val="21"/>
-        </w:rPr>
-        <w:t>本次检测结果综合考虑了每类药物多个位点的检测结果与药物疗效和毒副作用之间的关系以及PharmGKB中的证据等级，仅作为临床医生参考，请谨遵医嘱。检测结果如下：</w:t>
-      </w:r>
-    </w:p>
-    <w:p>
-      <w:pPr>
-        <w:spacing w:line="400" w:lineRule="exact"/>
-        <w:ind w:firstLine="420"/>
-        <w:rPr>
-          <w:rFonts w:hint="eastAsia" w:ascii="苹方 中等" w:hAnsi="苹方 中等" w:eastAsia="苹方 中等" w:cs="苹方 中等"/>
-          <w:spacing w:val="2"/>
-          <w:szCs w:val="21"/>
-        </w:rPr>
-      </w:pPr>
-    </w:p>
     <w:p>
       <w:pPr>
         <w:widowControl/>
@@ -40517,7 +40784,7 @@
                 <wp:posOffset>4777105</wp:posOffset>
               </wp:positionH>
               <wp:positionV relativeFrom="paragraph">
-                <wp:posOffset>-120015</wp:posOffset>
+                <wp:posOffset>-180975</wp:posOffset>
               </wp:positionV>
               <wp:extent cx="1718945" cy="410210"/>
               <wp:effectExtent l="0" t="0" r="0" b="0"/>
@@ -40646,7 +40913,7 @@
         </mc:Choice>
         <mc:Fallback>
           <w:pict>
-            <v:rect id="矩形 8" o:spid="_x0000_s1026" o:spt="1" style="position:absolute;left:0pt;margin-left:376.15pt;margin-top:-9.45pt;height:32.3pt;width:135.35pt;mso-position-horizontal-relative:margin;z-index:251670528;v-text-anchor:middle;mso-width-relative:page;mso-height-relative:page;" filled="f" stroked="f" coordsize="21600,21600" o:gfxdata="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">
+            <v:rect id="矩形 8" o:spid="_x0000_s1026" o:spt="1" style="position:absolute;left:0pt;margin-left:376.15pt;margin-top:-14.25pt;height:32.3pt;width:135.35pt;mso-position-horizontal-relative:margin;z-index:251670528;v-text-anchor:middle;mso-width-relative:page;mso-height-relative:page;" filled="f" stroked="f" coordsize="21600,21600" o:gfxdata="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">
               <v:fill on="f" focussize="0,0"/>
               <v:stroke on="f" weight="1pt" miterlimit="8" joinstyle="miter"/>
               <v:imagedata o:title=""/>
@@ -40914,7 +41181,7 @@
                 <wp:posOffset>4655820</wp:posOffset>
               </wp:positionH>
               <wp:positionV relativeFrom="paragraph">
-                <wp:posOffset>-42545</wp:posOffset>
+                <wp:posOffset>-164465</wp:posOffset>
               </wp:positionV>
               <wp:extent cx="1818005" cy="360680"/>
               <wp:effectExtent l="0" t="0" r="0" b="0"/>
@@ -41043,7 +41310,7 @@
         </mc:Choice>
         <mc:Fallback>
           <w:pict>
-            <v:rect id="矩形 8" o:spid="_x0000_s1026" o:spt="1" style="position:absolute;left:0pt;margin-left:366.6pt;margin-top:-3.35pt;height:28.4pt;width:143.15pt;z-index:251671552;v-text-anchor:middle;mso-width-relative:page;mso-height-relative:page;" filled="f" stroked="f" coordsize="21600,21600" o:gfxdata="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">
+            <v:rect id="矩形 8" o:spid="_x0000_s1026" o:spt="1" style="position:absolute;left:0pt;margin-left:366.6pt;margin-top:-12.95pt;height:28.4pt;width:143.15pt;z-index:251671552;v-text-anchor:middle;mso-width-relative:page;mso-height-relative:page;" filled="f" stroked="f" coordsize="21600,21600" o:gfxdata="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">
               <v:fill on="f" focussize="0,0"/>
               <v:stroke on="f" weight="1pt" miterlimit="8" joinstyle="miter"/>
               <v:imagedata o:title=""/>
@@ -41140,27 +41407,6 @@
       </w:rPr>
       <w:t>检测结果详细解读</w:t>
     </w:r>
-  </w:p>
-  <w:p>
-    <w:pPr>
-      <w:pBdr>
-        <w:top w:val="none" w:color="000000" w:sz="0" w:space="1"/>
-        <w:left w:val="none" w:color="000000" w:sz="0" w:space="4"/>
-        <w:bottom w:val="none" w:color="000000" w:sz="0" w:space="1"/>
-        <w:right w:val="none" w:color="000000" w:sz="0" w:space="4"/>
-      </w:pBdr>
-      <w:tabs>
-        <w:tab w:val="center" w:pos="4153"/>
-        <w:tab w:val="right" w:pos="8306"/>
-      </w:tabs>
-      <w:jc w:val="right"/>
-      <w:rPr>
-        <w:rFonts w:hint="eastAsia" w:ascii="Calibri" w:hAnsi="Calibri" w:cs="Calibri"/>
-        <w:color w:val="000000"/>
-        <w:sz w:val="18"/>
-        <w:szCs w:val="18"/>
-      </w:rPr>
-    </w:pPr>
   </w:p>
 </w:hdr>
 </file>

--- a/WebContent/docx/泛实体瘤188基因报告-晶赛.docx
+++ b/WebContent/docx/泛实体瘤188基因报告-晶赛.docx
@@ -2608,28 +2608,7 @@
             </w14:solidFill>
           </w14:textFill>
         </w:rPr>
-        <w:t>第一部分：检测</w:t>
-      </w:r>
-      <w:bookmarkStart w:id="1" w:name="_GoBack"/>
-      <w:bookmarkEnd w:id="1"/>
-      <w:r>
-        <w:rPr>
-          <w:rStyle w:val="44"/>
-          <w:rFonts w:hint="eastAsia" w:ascii="苹方 粗体" w:hAnsi="苹方 粗体" w:eastAsia="苹方 粗体" w:cs="苹方 粗体"/>
-          <w:b/>
-          <w:bCs/>
-          <w:color w:val="595959" w:themeColor="text1" w:themeTint="A6"/>
-          <w:spacing w:val="4"/>
-          <w14:textFill>
-            <w14:solidFill>
-              <w14:schemeClr w14:val="tx1">
-                <w14:lumMod w14:val="65000"/>
-                <w14:lumOff w14:val="35000"/>
-              </w14:schemeClr>
-            </w14:solidFill>
-          </w14:textFill>
-        </w:rPr>
-        <w:t>结果</w:t>
+        <w:t>第一部分：检测结果</w:t>
       </w:r>
     </w:p>
     <w:tbl>
@@ -3814,7 +3793,20 @@
                 <w:szCs w:val="21"/>
                 <w:lang w:eastAsia="zh-CN"/>
               </w:rPr>
-              <w:t>{{ receiveddate }}</w:t>
+              <w:t>{{repo</w:t>
+            </w:r>
+            <w:bookmarkStart w:id="1" w:name="_GoBack"/>
+            <w:bookmarkEnd w:id="1"/>
+            <w:r>
+              <w:rPr>
+                <w:rFonts w:hint="eastAsia" w:ascii="Times New Roman" w:hAnsi="Times New Roman" w:eastAsia="微软雅黑" w:cs="Times New Roman"/>
+                <w:bCs/>
+                <w:color w:val="000000"/>
+                <w:sz w:val="21"/>
+                <w:szCs w:val="21"/>
+                <w:lang w:eastAsia="zh-CN"/>
+              </w:rPr>
+              <w:t>rtdate}}</w:t>
             </w:r>
           </w:p>
         </w:tc>
@@ -18732,12 +18724,6 @@
             <w:insideH w:val="dotted" w:color="45A3A7" w:sz="4" w:space="0"/>
             <w:insideV w:val="dotted" w:color="45A3A7" w:sz="4" w:space="0"/>
           </w:tblBorders>
-          <w:tblCellMar>
-            <w:top w:w="0" w:type="dxa"/>
-            <w:left w:w="108" w:type="dxa"/>
-            <w:bottom w:w="0" w:type="dxa"/>
-            <w:right w:w="108" w:type="dxa"/>
-          </w:tblCellMar>
         </w:tblPrEx>
         <w:trPr>
           <w:trHeight w:val="329" w:hRule="atLeast"/>
@@ -19101,6 +19087,12 @@
             <w:insideH w:val="single" w:color="D7D7D7" w:sz="4" w:space="0"/>
             <w:insideV w:val="single" w:color="D7D7D7" w:sz="4" w:space="0"/>
           </w:tblBorders>
+          <w:tblCellMar>
+            <w:top w:w="0" w:type="dxa"/>
+            <w:left w:w="108" w:type="dxa"/>
+            <w:bottom w:w="0" w:type="dxa"/>
+            <w:right w:w="108" w:type="dxa"/>
+          </w:tblCellMar>
         </w:tblPrEx>
         <w:trPr>
           <w:trHeight w:val="417" w:hRule="atLeast"/>
@@ -31645,6 +31637,12 @@
             <w:insideH w:val="single" w:color="D7D7D7" w:sz="4" w:space="0"/>
             <w:insideV w:val="single" w:color="D7D7D7" w:sz="4" w:space="0"/>
           </w:tblBorders>
+          <w:tblCellMar>
+            <w:top w:w="113" w:type="dxa"/>
+            <w:left w:w="113" w:type="dxa"/>
+            <w:bottom w:w="113" w:type="dxa"/>
+            <w:right w:w="113" w:type="dxa"/>
+          </w:tblCellMar>
         </w:tblPrEx>
         <w:trPr>
           <w:jc w:val="center"/>
@@ -34152,12 +34150,6 @@
             <w:insideH w:val="single" w:color="CCCCCC" w:sz="4" w:space="0"/>
             <w:insideV w:val="single" w:color="CCCCCC" w:sz="4" w:space="0"/>
           </w:tblBorders>
-          <w:tblCellMar>
-            <w:top w:w="113" w:type="dxa"/>
-            <w:left w:w="113" w:type="dxa"/>
-            <w:bottom w:w="113" w:type="dxa"/>
-            <w:right w:w="113" w:type="dxa"/>
-          </w:tblCellMar>
         </w:tblPrEx>
         <w:trPr>
           <w:jc w:val="center"/>

--- a/WebContent/docx/泛实体瘤188基因报告-晶赛.docx
+++ b/WebContent/docx/泛实体瘤188基因报告-晶赛.docx
@@ -2608,7 +2608,28 @@
             </w14:solidFill>
           </w14:textFill>
         </w:rPr>
-        <w:t>第一部分：检测结果</w:t>
+        <w:t>第一部分：检测</w:t>
+      </w:r>
+      <w:bookmarkStart w:id="1" w:name="_GoBack"/>
+      <w:bookmarkEnd w:id="1"/>
+      <w:r>
+        <w:rPr>
+          <w:rStyle w:val="44"/>
+          <w:rFonts w:hint="eastAsia" w:ascii="苹方 粗体" w:hAnsi="苹方 粗体" w:eastAsia="苹方 粗体" w:cs="苹方 粗体"/>
+          <w:b/>
+          <w:bCs/>
+          <w:color w:val="595959" w:themeColor="text1" w:themeTint="A6"/>
+          <w:spacing w:val="4"/>
+          <w14:textFill>
+            <w14:solidFill>
+              <w14:schemeClr w14:val="tx1">
+                <w14:lumMod w14:val="65000"/>
+                <w14:lumOff w14:val="35000"/>
+              </w14:schemeClr>
+            </w14:solidFill>
+          </w14:textFill>
+        </w:rPr>
+        <w:t>结果</w:t>
       </w:r>
     </w:p>
     <w:tbl>
@@ -3793,20 +3814,7 @@
                 <w:szCs w:val="21"/>
                 <w:lang w:eastAsia="zh-CN"/>
               </w:rPr>
-              <w:t>{{repo</w:t>
-            </w:r>
-            <w:bookmarkStart w:id="1" w:name="_GoBack"/>
-            <w:bookmarkEnd w:id="1"/>
-            <w:r>
-              <w:rPr>
-                <w:rFonts w:hint="eastAsia" w:ascii="Times New Roman" w:hAnsi="Times New Roman" w:eastAsia="微软雅黑" w:cs="Times New Roman"/>
-                <w:bCs/>
-                <w:color w:val="000000"/>
-                <w:sz w:val="21"/>
-                <w:szCs w:val="21"/>
-                <w:lang w:eastAsia="zh-CN"/>
-              </w:rPr>
-              <w:t>rtdate}}</w:t>
+              <w:t>{{ receiveddate }}</w:t>
             </w:r>
           </w:p>
         </w:tc>
@@ -18724,6 +18732,12 @@
             <w:insideH w:val="dotted" w:color="45A3A7" w:sz="4" w:space="0"/>
             <w:insideV w:val="dotted" w:color="45A3A7" w:sz="4" w:space="0"/>
           </w:tblBorders>
+          <w:tblCellMar>
+            <w:top w:w="0" w:type="dxa"/>
+            <w:left w:w="108" w:type="dxa"/>
+            <w:bottom w:w="0" w:type="dxa"/>
+            <w:right w:w="108" w:type="dxa"/>
+          </w:tblCellMar>
         </w:tblPrEx>
         <w:trPr>
           <w:trHeight w:val="329" w:hRule="atLeast"/>
@@ -19087,12 +19101,6 @@
             <w:insideH w:val="single" w:color="D7D7D7" w:sz="4" w:space="0"/>
             <w:insideV w:val="single" w:color="D7D7D7" w:sz="4" w:space="0"/>
           </w:tblBorders>
-          <w:tblCellMar>
-            <w:top w:w="0" w:type="dxa"/>
-            <w:left w:w="108" w:type="dxa"/>
-            <w:bottom w:w="0" w:type="dxa"/>
-            <w:right w:w="108" w:type="dxa"/>
-          </w:tblCellMar>
         </w:tblPrEx>
         <w:trPr>
           <w:trHeight w:val="417" w:hRule="atLeast"/>
@@ -31637,12 +31645,6 @@
             <w:insideH w:val="single" w:color="D7D7D7" w:sz="4" w:space="0"/>
             <w:insideV w:val="single" w:color="D7D7D7" w:sz="4" w:space="0"/>
           </w:tblBorders>
-          <w:tblCellMar>
-            <w:top w:w="113" w:type="dxa"/>
-            <w:left w:w="113" w:type="dxa"/>
-            <w:bottom w:w="113" w:type="dxa"/>
-            <w:right w:w="113" w:type="dxa"/>
-          </w:tblCellMar>
         </w:tblPrEx>
         <w:trPr>
           <w:jc w:val="center"/>
@@ -34150,6 +34152,12 @@
             <w:insideH w:val="single" w:color="CCCCCC" w:sz="4" w:space="0"/>
             <w:insideV w:val="single" w:color="CCCCCC" w:sz="4" w:space="0"/>
           </w:tblBorders>
+          <w:tblCellMar>
+            <w:top w:w="113" w:type="dxa"/>
+            <w:left w:w="113" w:type="dxa"/>
+            <w:bottom w:w="113" w:type="dxa"/>
+            <w:right w:w="113" w:type="dxa"/>
+          </w:tblCellMar>
         </w:tblPrEx>
         <w:trPr>
           <w:jc w:val="center"/>

--- a/WebContent/docx/泛实体瘤188基因报告-晶赛.docx
+++ b/WebContent/docx/泛实体瘤188基因报告-晶赛.docx
@@ -725,12 +725,6 @@
             <w:insideH w:val="single" w:color="BEBEBE" w:themeColor="background1" w:themeShade="BF" w:sz="4" w:space="0"/>
             <w:insideV w:val="single" w:color="BEBEBE" w:themeColor="background1" w:themeShade="BF" w:sz="4" w:space="0"/>
           </w:tblBorders>
-          <w:tblCellMar>
-            <w:top w:w="0" w:type="dxa"/>
-            <w:left w:w="108" w:type="dxa"/>
-            <w:bottom w:w="0" w:type="dxa"/>
-            <w:right w:w="108" w:type="dxa"/>
-          </w:tblCellMar>
         </w:tblPrEx>
         <w:trPr>
           <w:trHeight w:val="600" w:hRule="atLeast"/>
@@ -3793,20 +3787,7 @@
                 <w:szCs w:val="21"/>
                 <w:lang w:eastAsia="zh-CN"/>
               </w:rPr>
-              <w:t>{{repo</w:t>
-            </w:r>
-            <w:bookmarkStart w:id="1" w:name="_GoBack"/>
-            <w:bookmarkEnd w:id="1"/>
-            <w:r>
-              <w:rPr>
-                <w:rFonts w:hint="eastAsia" w:ascii="Times New Roman" w:hAnsi="Times New Roman" w:eastAsia="微软雅黑" w:cs="Times New Roman"/>
-                <w:bCs/>
-                <w:color w:val="000000"/>
-                <w:sz w:val="21"/>
-                <w:szCs w:val="21"/>
-                <w:lang w:eastAsia="zh-CN"/>
-              </w:rPr>
-              <w:t>rtdate}}</w:t>
+              <w:t>{{reportdate}}</w:t>
             </w:r>
           </w:p>
         </w:tc>
@@ -34150,6 +34131,12 @@
             <w:insideH w:val="single" w:color="CCCCCC" w:sz="4" w:space="0"/>
             <w:insideV w:val="single" w:color="CCCCCC" w:sz="4" w:space="0"/>
           </w:tblBorders>
+          <w:tblCellMar>
+            <w:top w:w="113" w:type="dxa"/>
+            <w:left w:w="113" w:type="dxa"/>
+            <w:bottom w:w="113" w:type="dxa"/>
+            <w:right w:w="113" w:type="dxa"/>
+          </w:tblCellMar>
         </w:tblPrEx>
         <w:trPr>
           <w:jc w:val="center"/>
@@ -37558,6 +37545,7 @@
                 <w:szCs w:val="21"/>
               </w:rPr>
             </w:pPr>
+            <w:bookmarkStart w:id="1" w:name="_GoBack" w:colFirst="3" w:colLast="3"/>
             <w:r>
               <w:rPr>
                 <w:rFonts w:hint="eastAsia" w:ascii="微软雅黑" w:hAnsi="微软雅黑" w:eastAsia="微软雅黑" w:cs="微软雅黑"/>
@@ -37662,6 +37650,30 @@
             </w:pPr>
             <w:r>
               <w:rPr>
+                <w:rFonts w:hint="eastAsia" w:ascii="Times New Roman" w:hAnsi="Times New Roman" w:eastAsia="微软雅黑" w:cs="黑体"/>
+                <w:sz w:val="21"/>
+                <w:lang w:eastAsia="zh-CN"/>
+              </w:rPr>
+              <w:t xml:space="preserve">{% if summaryOfRresults.type == </w:t>
+            </w:r>
+            <w:r>
+              <w:rPr>
+                <w:rFonts w:ascii="Times New Roman" w:hAnsi="Times New Roman" w:eastAsia="微软雅黑" w:cs="黑体"/>
+                <w:sz w:val="21"/>
+                <w:lang w:eastAsia="zh-CN"/>
+              </w:rPr>
+              <w:t>“tissue”</w:t>
+            </w:r>
+            <w:r>
+              <w:rPr>
+                <w:rFonts w:hint="eastAsia" w:ascii="Times New Roman" w:hAnsi="Times New Roman" w:eastAsia="微软雅黑" w:cs="黑体"/>
+                <w:sz w:val="21"/>
+                <w:lang w:eastAsia="zh-CN"/>
+              </w:rPr>
+              <w:t xml:space="preserve"> %}</w:t>
+            </w:r>
+            <w:r>
+              <w:rPr>
                 <w:rFonts w:hint="eastAsia" w:ascii="微软雅黑" w:hAnsi="微软雅黑" w:eastAsia="微软雅黑" w:cs="微软雅黑"/>
                 <w:sz w:val="21"/>
                 <w:szCs w:val="21"/>
@@ -37677,6 +37689,50 @@
                 <w:lang w:eastAsia="zh-CN" w:bidi="ar"/>
               </w:rPr>
               <w:t>500</w:t>
+            </w:r>
+            <w:r>
+              <w:rPr>
+                <w:rFonts w:hint="eastAsia" w:ascii="Times New Roman" w:hAnsi="Times New Roman" w:eastAsia="微软雅黑" w:cs="黑体"/>
+                <w:sz w:val="21"/>
+                <w:lang w:eastAsia="zh-CN"/>
+              </w:rPr>
+              <w:t>{% else %}</w:t>
+            </w:r>
+            <w:r>
+              <w:rPr>
+                <w:rFonts w:hint="eastAsia" w:ascii="微软雅黑" w:hAnsi="微软雅黑" w:eastAsia="微软雅黑" w:cs="微软雅黑"/>
+                <w:sz w:val="21"/>
+                <w:szCs w:val="21"/>
+                <w:lang w:eastAsia="zh-CN" w:bidi="ar"/>
+              </w:rPr>
+              <w:t>≥</w:t>
+            </w:r>
+            <w:r>
+              <w:rPr>
+                <w:rFonts w:hint="eastAsia" w:ascii="Times New Roman" w:hAnsi="Times New Roman" w:cs="Times New Roman"/>
+                <w:color w:val="000000"/>
+                <w:sz w:val="21"/>
+                <w:szCs w:val="21"/>
+                <w:lang w:eastAsia="zh-CN"/>
+              </w:rPr>
+              <w:t>15</w:t>
+            </w:r>
+            <w:r>
+              <w:rPr>
+                <w:rFonts w:ascii="Times New Roman" w:hAnsi="Times New Roman" w:cs="Times New Roman"/>
+                <w:color w:val="000000"/>
+                <w:sz w:val="21"/>
+                <w:szCs w:val="21"/>
+              </w:rPr>
+              <w:t>00</w:t>
+            </w:r>
+            <w:r>
+              <w:rPr>
+                <w:rFonts w:hint="eastAsia" w:ascii="Times New Roman" w:hAnsi="Times New Roman" w:eastAsia="微软雅黑" w:cs="黑体"/>
+                <w:sz w:val="21"/>
+                <w:lang w:eastAsia="zh-CN"/>
+              </w:rPr>
+              <w:t>{% endif %}</w:t>
             </w:r>
           </w:p>
         </w:tc>
@@ -37796,30 +37852,6 @@
             </w:pPr>
             <w:r>
               <w:rPr>
-                <w:rFonts w:hint="eastAsia" w:ascii="Times New Roman" w:hAnsi="Times New Roman" w:eastAsia="微软雅黑" w:cs="黑体"/>
-                <w:sz w:val="21"/>
-                <w:lang w:eastAsia="zh-CN"/>
-              </w:rPr>
-              <w:t xml:space="preserve">{% if summaryOfRresults.type == </w:t>
-            </w:r>
-            <w:r>
-              <w:rPr>
-                <w:rFonts w:ascii="Times New Roman" w:hAnsi="Times New Roman" w:eastAsia="微软雅黑" w:cs="黑体"/>
-                <w:sz w:val="21"/>
-                <w:lang w:eastAsia="zh-CN"/>
-              </w:rPr>
-              <w:t>“tissue”</w:t>
-            </w:r>
-            <w:r>
-              <w:rPr>
-                <w:rFonts w:hint="eastAsia" w:ascii="Times New Roman" w:hAnsi="Times New Roman" w:eastAsia="微软雅黑" w:cs="黑体"/>
-                <w:sz w:val="21"/>
-                <w:lang w:eastAsia="zh-CN"/>
-              </w:rPr>
-              <w:t xml:space="preserve"> %}</w:t>
-            </w:r>
-            <w:r>
-              <w:rPr>
                 <w:rFonts w:hint="eastAsia" w:ascii="微软雅黑" w:hAnsi="微软雅黑" w:eastAsia="微软雅黑" w:cs="微软雅黑"/>
                 <w:sz w:val="21"/>
                 <w:szCs w:val="21"/>
@@ -37834,55 +37866,12 @@
                 <w:szCs w:val="21"/>
                 <w:lang w:eastAsia="zh-CN" w:bidi="ar"/>
               </w:rPr>
-              <w:t>500</w:t>
-            </w:r>
-            <w:r>
-              <w:rPr>
-                <w:rFonts w:hint="eastAsia" w:ascii="Times New Roman" w:hAnsi="Times New Roman" w:eastAsia="微软雅黑" w:cs="黑体"/>
-                <w:sz w:val="21"/>
-                <w:lang w:eastAsia="zh-CN"/>
-              </w:rPr>
-              <w:t>{% else %}</w:t>
-            </w:r>
-            <w:r>
-              <w:rPr>
-                <w:rFonts w:hint="eastAsia" w:ascii="微软雅黑" w:hAnsi="微软雅黑" w:eastAsia="微软雅黑" w:cs="微软雅黑"/>
-                <w:sz w:val="21"/>
-                <w:szCs w:val="21"/>
-                <w:lang w:eastAsia="zh-CN" w:bidi="ar"/>
-              </w:rPr>
-              <w:t>≥</w:t>
-            </w:r>
-            <w:r>
-              <w:rPr>
-                <w:rFonts w:hint="eastAsia" w:ascii="Times New Roman" w:hAnsi="Times New Roman" w:cs="Times New Roman"/>
-                <w:color w:val="000000"/>
-                <w:sz w:val="21"/>
-                <w:szCs w:val="21"/>
-                <w:lang w:eastAsia="zh-CN"/>
-              </w:rPr>
-              <w:t>15</w:t>
-            </w:r>
-            <w:r>
-              <w:rPr>
-                <w:rFonts w:ascii="Times New Roman" w:hAnsi="Times New Roman" w:cs="Times New Roman"/>
-                <w:color w:val="000000"/>
-                <w:sz w:val="21"/>
-                <w:szCs w:val="21"/>
-              </w:rPr>
-              <w:t>00</w:t>
-            </w:r>
-            <w:r>
-              <w:rPr>
-                <w:rFonts w:hint="eastAsia" w:ascii="Times New Roman" w:hAnsi="Times New Roman" w:eastAsia="微软雅黑" w:cs="黑体"/>
-                <w:sz w:val="21"/>
-                <w:lang w:eastAsia="zh-CN"/>
-              </w:rPr>
-              <w:t>{% endif %}</w:t>
+              <w:t>90%</w:t>
             </w:r>
           </w:p>
         </w:tc>
       </w:tr>
+      <w:bookmarkEnd w:id="1"/>
       <w:tr>
         <w:tblPrEx>
           <w:tblBorders>

--- a/WebContent/docx/泛实体瘤188基因报告-晶赛.docx
+++ b/WebContent/docx/泛实体瘤188基因报告-晶赛.docx
@@ -725,12 +725,6 @@
             <w:insideH w:val="single" w:color="BEBEBE" w:themeColor="background1" w:themeShade="BF" w:sz="4" w:space="0"/>
             <w:insideV w:val="single" w:color="BEBEBE" w:themeColor="background1" w:themeShade="BF" w:sz="4" w:space="0"/>
           </w:tblBorders>
-          <w:tblCellMar>
-            <w:top w:w="0" w:type="dxa"/>
-            <w:left w:w="108" w:type="dxa"/>
-            <w:bottom w:w="0" w:type="dxa"/>
-            <w:right w:w="108" w:type="dxa"/>
-          </w:tblCellMar>
         </w:tblPrEx>
         <w:trPr>
           <w:trHeight w:val="600" w:hRule="atLeast"/>
@@ -2608,28 +2602,7 @@
             </w14:solidFill>
           </w14:textFill>
         </w:rPr>
-        <w:t>第一部分：检测</w:t>
-      </w:r>
-      <w:bookmarkStart w:id="1" w:name="_GoBack"/>
-      <w:bookmarkEnd w:id="1"/>
-      <w:r>
-        <w:rPr>
-          <w:rStyle w:val="44"/>
-          <w:rFonts w:hint="eastAsia" w:ascii="苹方 粗体" w:hAnsi="苹方 粗体" w:eastAsia="苹方 粗体" w:cs="苹方 粗体"/>
-          <w:b/>
-          <w:bCs/>
-          <w:color w:val="595959" w:themeColor="text1" w:themeTint="A6"/>
-          <w:spacing w:val="4"/>
-          <w14:textFill>
-            <w14:solidFill>
-              <w14:schemeClr w14:val="tx1">
-                <w14:lumMod w14:val="65000"/>
-                <w14:lumOff w14:val="35000"/>
-              </w14:schemeClr>
-            </w14:solidFill>
-          </w14:textFill>
-        </w:rPr>
-        <w:t>结果</w:t>
+        <w:t>第一部分：检测结果</w:t>
       </w:r>
     </w:p>
     <w:tbl>
@@ -3814,7 +3787,7 @@
                 <w:szCs w:val="21"/>
                 <w:lang w:eastAsia="zh-CN"/>
               </w:rPr>
-              <w:t>{{ receiveddate }}</w:t>
+              <w:t>{{reportdate}}</w:t>
             </w:r>
           </w:p>
         </w:tc>
@@ -18732,12 +18705,6 @@
             <w:insideH w:val="dotted" w:color="45A3A7" w:sz="4" w:space="0"/>
             <w:insideV w:val="dotted" w:color="45A3A7" w:sz="4" w:space="0"/>
           </w:tblBorders>
-          <w:tblCellMar>
-            <w:top w:w="0" w:type="dxa"/>
-            <w:left w:w="108" w:type="dxa"/>
-            <w:bottom w:w="0" w:type="dxa"/>
-            <w:right w:w="108" w:type="dxa"/>
-          </w:tblCellMar>
         </w:tblPrEx>
         <w:trPr>
           <w:trHeight w:val="329" w:hRule="atLeast"/>
@@ -19101,6 +19068,12 @@
             <w:insideH w:val="single" w:color="D7D7D7" w:sz="4" w:space="0"/>
             <w:insideV w:val="single" w:color="D7D7D7" w:sz="4" w:space="0"/>
           </w:tblBorders>
+          <w:tblCellMar>
+            <w:top w:w="0" w:type="dxa"/>
+            <w:left w:w="108" w:type="dxa"/>
+            <w:bottom w:w="0" w:type="dxa"/>
+            <w:right w:w="108" w:type="dxa"/>
+          </w:tblCellMar>
         </w:tblPrEx>
         <w:trPr>
           <w:trHeight w:val="417" w:hRule="atLeast"/>
@@ -31645,6 +31618,12 @@
             <w:insideH w:val="single" w:color="D7D7D7" w:sz="4" w:space="0"/>
             <w:insideV w:val="single" w:color="D7D7D7" w:sz="4" w:space="0"/>
           </w:tblBorders>
+          <w:tblCellMar>
+            <w:top w:w="113" w:type="dxa"/>
+            <w:left w:w="113" w:type="dxa"/>
+            <w:bottom w:w="113" w:type="dxa"/>
+            <w:right w:w="113" w:type="dxa"/>
+          </w:tblCellMar>
         </w:tblPrEx>
         <w:trPr>
           <w:jc w:val="center"/>
@@ -37566,6 +37545,7 @@
                 <w:szCs w:val="21"/>
               </w:rPr>
             </w:pPr>
+            <w:bookmarkStart w:id="1" w:name="_GoBack" w:colFirst="3" w:colLast="3"/>
             <w:r>
               <w:rPr>
                 <w:rFonts w:hint="eastAsia" w:ascii="微软雅黑" w:hAnsi="微软雅黑" w:eastAsia="微软雅黑" w:cs="微软雅黑"/>
@@ -37670,6 +37650,30 @@
             </w:pPr>
             <w:r>
               <w:rPr>
+                <w:rFonts w:hint="eastAsia" w:ascii="Times New Roman" w:hAnsi="Times New Roman" w:eastAsia="微软雅黑" w:cs="黑体"/>
+                <w:sz w:val="21"/>
+                <w:lang w:eastAsia="zh-CN"/>
+              </w:rPr>
+              <w:t xml:space="preserve">{% if summaryOfRresults.type == </w:t>
+            </w:r>
+            <w:r>
+              <w:rPr>
+                <w:rFonts w:ascii="Times New Roman" w:hAnsi="Times New Roman" w:eastAsia="微软雅黑" w:cs="黑体"/>
+                <w:sz w:val="21"/>
+                <w:lang w:eastAsia="zh-CN"/>
+              </w:rPr>
+              <w:t>“tissue”</w:t>
+            </w:r>
+            <w:r>
+              <w:rPr>
+                <w:rFonts w:hint="eastAsia" w:ascii="Times New Roman" w:hAnsi="Times New Roman" w:eastAsia="微软雅黑" w:cs="黑体"/>
+                <w:sz w:val="21"/>
+                <w:lang w:eastAsia="zh-CN"/>
+              </w:rPr>
+              <w:t xml:space="preserve"> %}</w:t>
+            </w:r>
+            <w:r>
+              <w:rPr>
                 <w:rFonts w:hint="eastAsia" w:ascii="微软雅黑" w:hAnsi="微软雅黑" w:eastAsia="微软雅黑" w:cs="微软雅黑"/>
                 <w:sz w:val="21"/>
                 <w:szCs w:val="21"/>
@@ -37685,6 +37689,50 @@
                 <w:lang w:eastAsia="zh-CN" w:bidi="ar"/>
               </w:rPr>
               <w:t>500</w:t>
+            </w:r>
+            <w:r>
+              <w:rPr>
+                <w:rFonts w:hint="eastAsia" w:ascii="Times New Roman" w:hAnsi="Times New Roman" w:eastAsia="微软雅黑" w:cs="黑体"/>
+                <w:sz w:val="21"/>
+                <w:lang w:eastAsia="zh-CN"/>
+              </w:rPr>
+              <w:t>{% else %}</w:t>
+            </w:r>
+            <w:r>
+              <w:rPr>
+                <w:rFonts w:hint="eastAsia" w:ascii="微软雅黑" w:hAnsi="微软雅黑" w:eastAsia="微软雅黑" w:cs="微软雅黑"/>
+                <w:sz w:val="21"/>
+                <w:szCs w:val="21"/>
+                <w:lang w:eastAsia="zh-CN" w:bidi="ar"/>
+              </w:rPr>
+              <w:t>≥</w:t>
+            </w:r>
+            <w:r>
+              <w:rPr>
+                <w:rFonts w:hint="eastAsia" w:ascii="Times New Roman" w:hAnsi="Times New Roman" w:cs="Times New Roman"/>
+                <w:color w:val="000000"/>
+                <w:sz w:val="21"/>
+                <w:szCs w:val="21"/>
+                <w:lang w:eastAsia="zh-CN"/>
+              </w:rPr>
+              <w:t>15</w:t>
+            </w:r>
+            <w:r>
+              <w:rPr>
+                <w:rFonts w:ascii="Times New Roman" w:hAnsi="Times New Roman" w:cs="Times New Roman"/>
+                <w:color w:val="000000"/>
+                <w:sz w:val="21"/>
+                <w:szCs w:val="21"/>
+              </w:rPr>
+              <w:t>00</w:t>
+            </w:r>
+            <w:r>
+              <w:rPr>
+                <w:rFonts w:hint="eastAsia" w:ascii="Times New Roman" w:hAnsi="Times New Roman" w:eastAsia="微软雅黑" w:cs="黑体"/>
+                <w:sz w:val="21"/>
+                <w:lang w:eastAsia="zh-CN"/>
+              </w:rPr>
+              <w:t>{% endif %}</w:t>
             </w:r>
           </w:p>
         </w:tc>
@@ -37804,30 +37852,6 @@
             </w:pPr>
             <w:r>
               <w:rPr>
-                <w:rFonts w:hint="eastAsia" w:ascii="Times New Roman" w:hAnsi="Times New Roman" w:eastAsia="微软雅黑" w:cs="黑体"/>
-                <w:sz w:val="21"/>
-                <w:lang w:eastAsia="zh-CN"/>
-              </w:rPr>
-              <w:t xml:space="preserve">{% if summaryOfRresults.type == </w:t>
-            </w:r>
-            <w:r>
-              <w:rPr>
-                <w:rFonts w:ascii="Times New Roman" w:hAnsi="Times New Roman" w:eastAsia="微软雅黑" w:cs="黑体"/>
-                <w:sz w:val="21"/>
-                <w:lang w:eastAsia="zh-CN"/>
-              </w:rPr>
-              <w:t>“tissue”</w:t>
-            </w:r>
-            <w:r>
-              <w:rPr>
-                <w:rFonts w:hint="eastAsia" w:ascii="Times New Roman" w:hAnsi="Times New Roman" w:eastAsia="微软雅黑" w:cs="黑体"/>
-                <w:sz w:val="21"/>
-                <w:lang w:eastAsia="zh-CN"/>
-              </w:rPr>
-              <w:t xml:space="preserve"> %}</w:t>
-            </w:r>
-            <w:r>
-              <w:rPr>
                 <w:rFonts w:hint="eastAsia" w:ascii="微软雅黑" w:hAnsi="微软雅黑" w:eastAsia="微软雅黑" w:cs="微软雅黑"/>
                 <w:sz w:val="21"/>
                 <w:szCs w:val="21"/>
@@ -37842,55 +37866,12 @@
                 <w:szCs w:val="21"/>
                 <w:lang w:eastAsia="zh-CN" w:bidi="ar"/>
               </w:rPr>
-              <w:t>500</w:t>
-            </w:r>
-            <w:r>
-              <w:rPr>
-                <w:rFonts w:hint="eastAsia" w:ascii="Times New Roman" w:hAnsi="Times New Roman" w:eastAsia="微软雅黑" w:cs="黑体"/>
-                <w:sz w:val="21"/>
-                <w:lang w:eastAsia="zh-CN"/>
-              </w:rPr>
-              <w:t>{% else %}</w:t>
-            </w:r>
-            <w:r>
-              <w:rPr>
-                <w:rFonts w:hint="eastAsia" w:ascii="微软雅黑" w:hAnsi="微软雅黑" w:eastAsia="微软雅黑" w:cs="微软雅黑"/>
-                <w:sz w:val="21"/>
-                <w:szCs w:val="21"/>
-                <w:lang w:eastAsia="zh-CN" w:bidi="ar"/>
-              </w:rPr>
-              <w:t>≥</w:t>
-            </w:r>
-            <w:r>
-              <w:rPr>
-                <w:rFonts w:hint="eastAsia" w:ascii="Times New Roman" w:hAnsi="Times New Roman" w:cs="Times New Roman"/>
-                <w:color w:val="000000"/>
-                <w:sz w:val="21"/>
-                <w:szCs w:val="21"/>
-                <w:lang w:eastAsia="zh-CN"/>
-              </w:rPr>
-              <w:t>15</w:t>
-            </w:r>
-            <w:r>
-              <w:rPr>
-                <w:rFonts w:ascii="Times New Roman" w:hAnsi="Times New Roman" w:cs="Times New Roman"/>
-                <w:color w:val="000000"/>
-                <w:sz w:val="21"/>
-                <w:szCs w:val="21"/>
-              </w:rPr>
-              <w:t>00</w:t>
-            </w:r>
-            <w:r>
-              <w:rPr>
-                <w:rFonts w:hint="eastAsia" w:ascii="Times New Roman" w:hAnsi="Times New Roman" w:eastAsia="微软雅黑" w:cs="黑体"/>
-                <w:sz w:val="21"/>
-                <w:lang w:eastAsia="zh-CN"/>
-              </w:rPr>
-              <w:t>{% endif %}</w:t>
+              <w:t>90%</w:t>
             </w:r>
           </w:p>
         </w:tc>
       </w:tr>
+      <w:bookmarkEnd w:id="1"/>
       <w:tr>
         <w:tblPrEx>
           <w:tblBorders>

--- a/WebContent/docx/泛实体瘤188基因报告-晶赛.docx
+++ b/WebContent/docx/泛实体瘤188基因报告-晶赛.docx
@@ -725,6 +725,12 @@
             <w:insideH w:val="single" w:color="BEBEBE" w:themeColor="background1" w:themeShade="BF" w:sz="4" w:space="0"/>
             <w:insideV w:val="single" w:color="BEBEBE" w:themeColor="background1" w:themeShade="BF" w:sz="4" w:space="0"/>
           </w:tblBorders>
+          <w:tblCellMar>
+            <w:top w:w="0" w:type="dxa"/>
+            <w:left w:w="108" w:type="dxa"/>
+            <w:bottom w:w="0" w:type="dxa"/>
+            <w:right w:w="108" w:type="dxa"/>
+          </w:tblCellMar>
         </w:tblPrEx>
         <w:trPr>
           <w:trHeight w:val="600" w:hRule="atLeast"/>
@@ -5173,6 +5179,454 @@
         </w:trPr>
         <w:tc>
           <w:tcPr>
+            <w:tcW w:w="1527" w:type="dxa"/>
+            <w:vMerge w:val="continue"/>
+            <w:shd w:val="pct15" w:color="FFFFFF" w:themeColor="background1" w:fill="auto"/>
+            <w:vAlign w:val="center"/>
+          </w:tcPr>
+          <w:p>
+            <w:pPr>
+              <w:keepNext w:val="0"/>
+              <w:keepLines w:val="0"/>
+              <w:pageBreakBefore w:val="0"/>
+              <w:widowControl w:val="0"/>
+              <w:kinsoku/>
+              <w:wordWrap/>
+              <w:overflowPunct/>
+              <w:topLinePunct w:val="0"/>
+              <w:autoSpaceDE/>
+              <w:autoSpaceDN/>
+              <w:bidi w:val="0"/>
+              <w:adjustRightInd/>
+              <w:snapToGrid/>
+              <w:ind w:left="119"/>
+              <w:textAlignment w:val="auto"/>
+              <w:rPr>
+                <w:rFonts w:ascii="Times New Roman" w:hAnsi="Times New Roman" w:eastAsia="微软雅黑" w:cs="Times New Roman"/>
+                <w:b/>
+                <w:bCs/>
+                <w:sz w:val="21"/>
+                <w:szCs w:val="21"/>
+                <w:highlight w:val="none"/>
+                <w:lang w:eastAsia="zh-CN"/>
+              </w:rPr>
+            </w:pPr>
+          </w:p>
+        </w:tc>
+        <w:tc>
+          <w:tcPr>
+            <w:tcW w:w="8684" w:type="dxa"/>
+            <w:gridSpan w:val="2"/>
+            <w:shd w:val="pct15" w:color="FFFFFF" w:themeColor="background1" w:fill="auto"/>
+            <w:vAlign w:val="center"/>
+          </w:tcPr>
+          <w:p>
+            <w:pPr>
+              <w:pStyle w:val="45"/>
+              <w:keepNext w:val="0"/>
+              <w:keepLines w:val="0"/>
+              <w:pageBreakBefore w:val="0"/>
+              <w:widowControl w:val="0"/>
+              <w:kinsoku/>
+              <w:wordWrap/>
+              <w:overflowPunct/>
+              <w:topLinePunct w:val="0"/>
+              <w:autoSpaceDE/>
+              <w:autoSpaceDN/>
+              <w:bidi w:val="0"/>
+              <w:adjustRightInd/>
+              <w:snapToGrid/>
+              <w:spacing w:before="100" w:line="187" w:lineRule="auto"/>
+              <w:ind w:left="119" w:right="119"/>
+              <w:jc w:val="both"/>
+              <w:textAlignment w:val="auto"/>
+              <w:rPr>
+                <w:rFonts w:ascii="Times New Roman" w:hAnsi="Times New Roman" w:eastAsia="微软雅黑" w:cs="Times New Roman"/>
+                <w:sz w:val="21"/>
+                <w:szCs w:val="21"/>
+                <w:lang w:eastAsia="zh-CN"/>
+              </w:rPr>
+            </w:pPr>
+            <w:r>
+              <w:rPr>
+                <w:rFonts w:hint="eastAsia" w:ascii="Times New Roman" w:hAnsi="Times New Roman" w:eastAsia="微软雅黑" w:cs="Times New Roman"/>
+                <w:b/>
+                <w:bCs/>
+                <w:sz w:val="21"/>
+                <w:szCs w:val="21"/>
+                <w:lang w:eastAsia="zh-CN"/>
+              </w:rPr>
+              <w:t>{%tr if PDInfo != undefined %}</w:t>
+            </w:r>
+          </w:p>
+        </w:tc>
+      </w:tr>
+      <w:tr>
+        <w:tblPrEx>
+          <w:tblBorders>
+            <w:top w:val="single" w:color="D7D7D7" w:sz="4" w:space="0"/>
+            <w:left w:val="single" w:color="D7D7D7" w:sz="4" w:space="0"/>
+            <w:bottom w:val="single" w:color="D7D7D7" w:sz="4" w:space="0"/>
+            <w:right w:val="single" w:color="D7D7D7" w:sz="4" w:space="0"/>
+            <w:insideH w:val="single" w:color="D7D7D7" w:sz="4" w:space="0"/>
+            <w:insideV w:val="single" w:color="D7D7D7" w:sz="4" w:space="0"/>
+          </w:tblBorders>
+          <w:tblCellMar>
+            <w:top w:w="0" w:type="dxa"/>
+            <w:left w:w="0" w:type="dxa"/>
+            <w:bottom w:w="0" w:type="dxa"/>
+            <w:right w:w="0" w:type="dxa"/>
+          </w:tblCellMar>
+        </w:tblPrEx>
+        <w:trPr>
+          <w:trHeight w:val="397" w:hRule="atLeast"/>
+        </w:trPr>
+        <w:tc>
+          <w:tcPr>
+            <w:tcW w:w="1527" w:type="dxa"/>
+            <w:vMerge w:val="continue"/>
+            <w:shd w:val="pct15" w:color="FFFFFF" w:themeColor="background1" w:fill="auto"/>
+            <w:vAlign w:val="center"/>
+          </w:tcPr>
+          <w:p>
+            <w:pPr>
+              <w:keepNext w:val="0"/>
+              <w:keepLines w:val="0"/>
+              <w:pageBreakBefore w:val="0"/>
+              <w:widowControl w:val="0"/>
+              <w:kinsoku/>
+              <w:wordWrap/>
+              <w:overflowPunct/>
+              <w:topLinePunct w:val="0"/>
+              <w:autoSpaceDE/>
+              <w:autoSpaceDN/>
+              <w:bidi w:val="0"/>
+              <w:adjustRightInd/>
+              <w:snapToGrid/>
+              <w:ind w:left="119"/>
+              <w:textAlignment w:val="auto"/>
+              <w:rPr>
+                <w:rFonts w:ascii="Times New Roman" w:hAnsi="Times New Roman" w:eastAsia="微软雅黑" w:cs="Times New Roman"/>
+                <w:b/>
+                <w:bCs/>
+                <w:sz w:val="21"/>
+                <w:szCs w:val="21"/>
+                <w:highlight w:val="none"/>
+                <w:lang w:eastAsia="zh-CN"/>
+              </w:rPr>
+            </w:pPr>
+          </w:p>
+        </w:tc>
+        <w:tc>
+          <w:tcPr>
+            <w:tcW w:w="3212" w:type="dxa"/>
+            <w:shd w:val="pct15" w:color="FFFFFF" w:themeColor="background1" w:fill="auto"/>
+            <w:vAlign w:val="center"/>
+          </w:tcPr>
+          <w:p>
+            <w:pPr>
+              <w:pStyle w:val="45"/>
+              <w:keepNext w:val="0"/>
+              <w:keepLines w:val="0"/>
+              <w:pageBreakBefore w:val="0"/>
+              <w:widowControl w:val="0"/>
+              <w:kinsoku/>
+              <w:wordWrap/>
+              <w:overflowPunct/>
+              <w:topLinePunct w:val="0"/>
+              <w:autoSpaceDE/>
+              <w:autoSpaceDN/>
+              <w:bidi w:val="0"/>
+              <w:adjustRightInd/>
+              <w:snapToGrid/>
+              <w:ind w:left="119"/>
+              <w:textAlignment w:val="auto"/>
+              <w:rPr>
+                <w:rFonts w:hint="eastAsia" w:ascii="Times New Roman" w:hAnsi="Times New Roman" w:eastAsia="微软雅黑" w:cs="Times New Roman"/>
+                <w:b/>
+                <w:bCs/>
+                <w:sz w:val="21"/>
+                <w:szCs w:val="21"/>
+                <w:lang w:eastAsia="zh-CN"/>
+              </w:rPr>
+            </w:pPr>
+            <w:r>
+              <w:rPr>
+                <w:rFonts w:hint="eastAsia" w:ascii="Times New Roman" w:hAnsi="Times New Roman" w:eastAsia="微软雅黑" w:cs="Times New Roman"/>
+                <w:b/>
+                <w:bCs/>
+                <w:sz w:val="21"/>
+                <w:szCs w:val="21"/>
+                <w:highlight w:val="none"/>
+                <w:lang w:val="en-US" w:eastAsia="zh-CN" w:bidi="ar"/>
+              </w:rPr>
+              <w:t>{{ PDInfo.test_item }}</w:t>
+            </w:r>
+          </w:p>
+        </w:tc>
+        <w:tc>
+          <w:tcPr>
+            <w:tcW w:w="5472" w:type="dxa"/>
+            <w:shd w:val="pct15" w:color="FFFFFF" w:themeColor="background1" w:fill="auto"/>
+            <w:vAlign w:val="center"/>
+          </w:tcPr>
+          <w:p>
+            <w:pPr>
+              <w:pStyle w:val="45"/>
+              <w:keepNext w:val="0"/>
+              <w:keepLines w:val="0"/>
+              <w:pageBreakBefore w:val="0"/>
+              <w:widowControl w:val="0"/>
+              <w:kinsoku/>
+              <w:wordWrap/>
+              <w:overflowPunct/>
+              <w:topLinePunct w:val="0"/>
+              <w:autoSpaceDE/>
+              <w:autoSpaceDN/>
+              <w:bidi w:val="0"/>
+              <w:adjustRightInd/>
+              <w:snapToGrid/>
+              <w:spacing w:before="100" w:line="187" w:lineRule="auto"/>
+              <w:ind w:left="119" w:right="119"/>
+              <w:jc w:val="both"/>
+              <w:textAlignment w:val="auto"/>
+              <w:rPr>
+                <w:rFonts w:ascii="Times New Roman" w:hAnsi="Times New Roman" w:eastAsia="微软雅黑" w:cs="Times New Roman"/>
+                <w:sz w:val="21"/>
+                <w:szCs w:val="21"/>
+                <w:lang w:eastAsia="zh-CN"/>
+              </w:rPr>
+            </w:pPr>
+            <w:r>
+              <w:rPr>
+                <w:rFonts w:hint="eastAsia" w:ascii="Times New Roman" w:hAnsi="Times New Roman" w:eastAsia="微软雅黑" w:cs="Times New Roman"/>
+                <w:sz w:val="21"/>
+                <w:szCs w:val="21"/>
+                <w:highlight w:val="none"/>
+                <w:lang w:eastAsia="zh-CN"/>
+              </w:rPr>
+              <w:t>TPS</w:t>
+            </w:r>
+            <w:r>
+              <w:rPr>
+                <w:rFonts w:hint="default" w:ascii="Times New Roman" w:hAnsi="Times New Roman" w:eastAsia="微软雅黑" w:cs="Times New Roman"/>
+                <w:sz w:val="21"/>
+                <w:szCs w:val="21"/>
+                <w:highlight w:val="none"/>
+                <w:lang w:val="en-US" w:eastAsia="zh-CN"/>
+              </w:rPr>
+              <w:t>:</w:t>
+            </w:r>
+            <w:r>
+              <w:rPr>
+                <w:rFonts w:hint="eastAsia" w:ascii="Times New Roman" w:hAnsi="Times New Roman" w:eastAsia="微软雅黑" w:cs="Times New Roman"/>
+                <w:sz w:val="21"/>
+                <w:szCs w:val="21"/>
+                <w:lang w:eastAsia="zh-CN"/>
+              </w:rPr>
+              <w:t>{{</w:t>
+            </w:r>
+            <w:r>
+              <w:rPr>
+                <w:rFonts w:ascii="Times New Roman" w:hAnsi="Times New Roman" w:eastAsia="微软雅黑" w:cs="Times New Roman"/>
+                <w:sz w:val="21"/>
+                <w:szCs w:val="21"/>
+                <w:lang w:eastAsia="zh-CN"/>
+              </w:rPr>
+              <w:t xml:space="preserve"> PDInfo</w:t>
+            </w:r>
+            <w:r>
+              <w:rPr>
+                <w:rFonts w:hint="eastAsia" w:ascii="Times New Roman" w:hAnsi="Times New Roman" w:eastAsia="微软雅黑" w:cs="Times New Roman"/>
+                <w:sz w:val="21"/>
+                <w:szCs w:val="21"/>
+                <w:lang w:eastAsia="zh-CN"/>
+              </w:rPr>
+              <w:t>.TPS }}，</w:t>
+            </w:r>
+            <w:r>
+              <w:rPr>
+                <w:rFonts w:ascii="Times New Roman" w:hAnsi="Times New Roman" w:eastAsia="微软雅黑" w:cs="Times New Roman"/>
+                <w:sz w:val="21"/>
+                <w:szCs w:val="21"/>
+                <w:lang w:eastAsia="zh-CN"/>
+              </w:rPr>
+              <w:t xml:space="preserve"> CPS </w:t>
+            </w:r>
+            <w:r>
+              <w:rPr>
+                <w:rFonts w:hint="eastAsia" w:ascii="Times New Roman" w:hAnsi="Times New Roman" w:eastAsia="微软雅黑" w:cs="Times New Roman"/>
+                <w:sz w:val="21"/>
+                <w:szCs w:val="21"/>
+                <w:lang w:eastAsia="zh-CN"/>
+              </w:rPr>
+              <w:t>:</w:t>
+            </w:r>
+            <w:r>
+              <w:rPr>
+                <w:rFonts w:ascii="Times New Roman" w:hAnsi="Times New Roman" w:eastAsia="微软雅黑" w:cs="Times New Roman"/>
+                <w:sz w:val="21"/>
+                <w:szCs w:val="21"/>
+                <w:lang w:eastAsia="zh-CN"/>
+              </w:rPr>
+              <w:t xml:space="preserve"> </w:t>
+            </w:r>
+            <w:r>
+              <w:rPr>
+                <w:rFonts w:hint="eastAsia" w:ascii="Times New Roman" w:hAnsi="Times New Roman" w:eastAsia="微软雅黑" w:cs="Times New Roman"/>
+                <w:sz w:val="21"/>
+                <w:szCs w:val="21"/>
+                <w:lang w:eastAsia="zh-CN"/>
+              </w:rPr>
+              <w:t>{{</w:t>
+            </w:r>
+            <w:r>
+              <w:rPr>
+                <w:rFonts w:ascii="Times New Roman" w:hAnsi="Times New Roman" w:eastAsia="微软雅黑" w:cs="Times New Roman"/>
+                <w:sz w:val="21"/>
+                <w:szCs w:val="21"/>
+                <w:lang w:eastAsia="zh-CN"/>
+              </w:rPr>
+              <w:t xml:space="preserve"> PDInfo</w:t>
+            </w:r>
+            <w:r>
+              <w:rPr>
+                <w:rFonts w:hint="eastAsia" w:ascii="Times New Roman" w:hAnsi="Times New Roman" w:eastAsia="微软雅黑" w:cs="Times New Roman"/>
+                <w:sz w:val="21"/>
+                <w:szCs w:val="21"/>
+                <w:lang w:eastAsia="zh-CN"/>
+              </w:rPr>
+              <w:t>.CPS }}</w:t>
+            </w:r>
+          </w:p>
+        </w:tc>
+      </w:tr>
+      <w:tr>
+        <w:tblPrEx>
+          <w:tblBorders>
+            <w:top w:val="single" w:color="D7D7D7" w:sz="4" w:space="0"/>
+            <w:left w:val="single" w:color="D7D7D7" w:sz="4" w:space="0"/>
+            <w:bottom w:val="single" w:color="D7D7D7" w:sz="4" w:space="0"/>
+            <w:right w:val="single" w:color="D7D7D7" w:sz="4" w:space="0"/>
+            <w:insideH w:val="single" w:color="D7D7D7" w:sz="4" w:space="0"/>
+            <w:insideV w:val="single" w:color="D7D7D7" w:sz="4" w:space="0"/>
+          </w:tblBorders>
+          <w:tblCellMar>
+            <w:top w:w="0" w:type="dxa"/>
+            <w:left w:w="0" w:type="dxa"/>
+            <w:bottom w:w="0" w:type="dxa"/>
+            <w:right w:w="0" w:type="dxa"/>
+          </w:tblCellMar>
+        </w:tblPrEx>
+        <w:trPr>
+          <w:trHeight w:val="397" w:hRule="atLeast"/>
+        </w:trPr>
+        <w:tc>
+          <w:tcPr>
+            <w:tcW w:w="1527" w:type="dxa"/>
+            <w:vMerge w:val="continue"/>
+            <w:shd w:val="pct15" w:color="FFFFFF" w:themeColor="background1" w:fill="auto"/>
+            <w:vAlign w:val="center"/>
+          </w:tcPr>
+          <w:p>
+            <w:pPr>
+              <w:keepNext w:val="0"/>
+              <w:keepLines w:val="0"/>
+              <w:pageBreakBefore w:val="0"/>
+              <w:widowControl w:val="0"/>
+              <w:kinsoku/>
+              <w:wordWrap/>
+              <w:overflowPunct/>
+              <w:topLinePunct w:val="0"/>
+              <w:autoSpaceDE/>
+              <w:autoSpaceDN/>
+              <w:bidi w:val="0"/>
+              <w:adjustRightInd/>
+              <w:snapToGrid/>
+              <w:ind w:left="119"/>
+              <w:textAlignment w:val="auto"/>
+              <w:rPr>
+                <w:rFonts w:ascii="Times New Roman" w:hAnsi="Times New Roman" w:eastAsia="微软雅黑" w:cs="Times New Roman"/>
+                <w:b/>
+                <w:bCs/>
+                <w:sz w:val="21"/>
+                <w:szCs w:val="21"/>
+                <w:highlight w:val="none"/>
+                <w:lang w:eastAsia="zh-CN"/>
+              </w:rPr>
+            </w:pPr>
+          </w:p>
+        </w:tc>
+        <w:tc>
+          <w:tcPr>
+            <w:tcW w:w="8684" w:type="dxa"/>
+            <w:gridSpan w:val="2"/>
+            <w:shd w:val="pct15" w:color="FFFFFF" w:themeColor="background1" w:fill="auto"/>
+            <w:vAlign w:val="center"/>
+          </w:tcPr>
+          <w:p>
+            <w:pPr>
+              <w:pStyle w:val="45"/>
+              <w:keepNext w:val="0"/>
+              <w:keepLines w:val="0"/>
+              <w:pageBreakBefore w:val="0"/>
+              <w:widowControl w:val="0"/>
+              <w:kinsoku/>
+              <w:wordWrap/>
+              <w:overflowPunct/>
+              <w:topLinePunct w:val="0"/>
+              <w:autoSpaceDE/>
+              <w:autoSpaceDN/>
+              <w:bidi w:val="0"/>
+              <w:adjustRightInd/>
+              <w:snapToGrid/>
+              <w:spacing w:before="100" w:line="187" w:lineRule="auto"/>
+              <w:ind w:left="119" w:right="119"/>
+              <w:jc w:val="both"/>
+              <w:textAlignment w:val="auto"/>
+              <w:rPr>
+                <w:rFonts w:ascii="Times New Roman" w:hAnsi="Times New Roman" w:eastAsia="微软雅黑" w:cs="Times New Roman"/>
+                <w:sz w:val="21"/>
+                <w:szCs w:val="21"/>
+                <w:lang w:eastAsia="zh-CN"/>
+              </w:rPr>
+            </w:pPr>
+            <w:r>
+              <w:rPr>
+                <w:rFonts w:hint="eastAsia" w:ascii="Times New Roman" w:hAnsi="Times New Roman" w:eastAsia="微软雅黑" w:cs="Times New Roman"/>
+                <w:b/>
+                <w:bCs/>
+                <w:sz w:val="21"/>
+                <w:szCs w:val="21"/>
+                <w:lang w:eastAsia="zh-CN"/>
+              </w:rPr>
+              <w:t>{%tr endif %}</w:t>
+            </w:r>
+          </w:p>
+        </w:tc>
+      </w:tr>
+      <w:tr>
+        <w:tblPrEx>
+          <w:tblBorders>
+            <w:top w:val="single" w:color="D7D7D7" w:sz="4" w:space="0"/>
+            <w:left w:val="single" w:color="D7D7D7" w:sz="4" w:space="0"/>
+            <w:bottom w:val="single" w:color="D7D7D7" w:sz="4" w:space="0"/>
+            <w:right w:val="single" w:color="D7D7D7" w:sz="4" w:space="0"/>
+            <w:insideH w:val="single" w:color="D7D7D7" w:sz="4" w:space="0"/>
+            <w:insideV w:val="single" w:color="D7D7D7" w:sz="4" w:space="0"/>
+          </w:tblBorders>
+          <w:tblCellMar>
+            <w:top w:w="0" w:type="dxa"/>
+            <w:left w:w="0" w:type="dxa"/>
+            <w:bottom w:w="0" w:type="dxa"/>
+            <w:right w:w="0" w:type="dxa"/>
+          </w:tblCellMar>
+        </w:tblPrEx>
+        <w:trPr>
+          <w:trHeight w:val="397" w:hRule="atLeast"/>
+        </w:trPr>
+        <w:tc>
+          <w:tcPr>
             <w:tcW w:w="4739" w:type="dxa"/>
             <w:gridSpan w:val="2"/>
             <w:shd w:val="pct15" w:color="FFFFFF" w:themeColor="background1" w:fill="auto"/>
@@ -9427,7 +9881,7 @@
               <w:keepLines w:val="0"/>
               <w:widowControl/>
               <w:suppressLineNumbers w:val="0"/>
-              <w:jc w:val="left"/>
+              <w:jc w:val="center"/>
               <w:rPr>
                 <w:rStyle w:val="50"/>
                 <w:rFonts w:eastAsia="微软雅黑"/>
@@ -9451,7 +9905,8 @@
         </w:tc>
         <w:tc>
           <w:tcPr>
-            <w:tcW w:w="2623" w:type="dxa"/>
+            <w:tcW w:w="6068" w:type="dxa"/>
+            <w:gridSpan w:val="2"/>
             <w:tcBorders>
               <w:top w:val="single" w:color="D7D7D7" w:themeColor="background1" w:themeShade="D8" w:sz="4" w:space="0"/>
               <w:left w:val="single" w:color="D7D7D7" w:themeColor="background1" w:themeShade="D8" w:sz="4" w:space="0"/>
@@ -9463,135 +9918,6 @@
           </w:tcPr>
           <w:p>
             <w:pPr>
-              <w:widowControl/>
-              <w:snapToGrid w:val="0"/>
-              <w:jc w:val="center"/>
-              <w:textAlignment w:val="center"/>
-              <w:rPr>
-                <w:rFonts w:hint="eastAsia" w:ascii="Times New Roman" w:hAnsi="Times New Roman" w:eastAsia="微软雅黑" w:cs="Times New Roman"/>
-                <w:sz w:val="21"/>
-                <w:szCs w:val="21"/>
-                <w:highlight w:val="yellow"/>
-                <w:lang w:eastAsia="zh-CN"/>
-              </w:rPr>
-            </w:pPr>
-            <w:r>
-              <w:rPr>
-                <w:rFonts w:hint="eastAsia" w:ascii="Times New Roman" w:hAnsi="Times New Roman" w:eastAsia="微软雅黑" w:cs="Times New Roman"/>
-                <w:sz w:val="21"/>
-                <w:szCs w:val="21"/>
-                <w:highlight w:val="none"/>
-                <w:lang w:eastAsia="zh-CN"/>
-              </w:rPr>
-              <w:t>TPS</w:t>
-            </w:r>
-            <w:r>
-              <w:rPr>
-                <w:rFonts w:hint="default" w:ascii="Times New Roman" w:hAnsi="Times New Roman" w:eastAsia="微软雅黑" w:cs="Times New Roman"/>
-                <w:sz w:val="21"/>
-                <w:szCs w:val="21"/>
-                <w:highlight w:val="none"/>
-                <w:lang w:val="en-US" w:eastAsia="zh-CN"/>
-              </w:rPr>
-              <w:t>:</w:t>
-            </w:r>
-            <w:r>
-              <w:rPr>
-                <w:rFonts w:hint="eastAsia" w:ascii="Times New Roman" w:hAnsi="Times New Roman" w:eastAsia="微软雅黑" w:cs="Times New Roman"/>
-                <w:sz w:val="21"/>
-                <w:szCs w:val="21"/>
-                <w:lang w:eastAsia="zh-CN"/>
-              </w:rPr>
-              <w:t>{{</w:t>
-            </w:r>
-            <w:r>
-              <w:rPr>
-                <w:rFonts w:ascii="Times New Roman" w:hAnsi="Times New Roman" w:eastAsia="微软雅黑" w:cs="Times New Roman"/>
-                <w:sz w:val="21"/>
-                <w:szCs w:val="21"/>
-                <w:lang w:eastAsia="zh-CN"/>
-              </w:rPr>
-              <w:t xml:space="preserve"> PDInfo</w:t>
-            </w:r>
-            <w:r>
-              <w:rPr>
-                <w:rFonts w:hint="eastAsia" w:ascii="Times New Roman" w:hAnsi="Times New Roman" w:eastAsia="微软雅黑" w:cs="Times New Roman"/>
-                <w:sz w:val="21"/>
-                <w:szCs w:val="21"/>
-                <w:lang w:eastAsia="zh-CN"/>
-              </w:rPr>
-              <w:t>.TPS }}，</w:t>
-            </w:r>
-            <w:r>
-              <w:rPr>
-                <w:rFonts w:ascii="Times New Roman" w:hAnsi="Times New Roman" w:eastAsia="微软雅黑" w:cs="Times New Roman"/>
-                <w:sz w:val="21"/>
-                <w:szCs w:val="21"/>
-                <w:lang w:eastAsia="zh-CN"/>
-              </w:rPr>
-              <w:t xml:space="preserve"> CPS </w:t>
-            </w:r>
-            <w:r>
-              <w:rPr>
-                <w:rFonts w:hint="eastAsia" w:ascii="Times New Roman" w:hAnsi="Times New Roman" w:eastAsia="微软雅黑" w:cs="Times New Roman"/>
-                <w:sz w:val="21"/>
-                <w:szCs w:val="21"/>
-                <w:lang w:eastAsia="zh-CN"/>
-              </w:rPr>
-              <w:t>:</w:t>
-            </w:r>
-            <w:r>
-              <w:rPr>
-                <w:rFonts w:ascii="Times New Roman" w:hAnsi="Times New Roman" w:eastAsia="微软雅黑" w:cs="Times New Roman"/>
-                <w:sz w:val="21"/>
-                <w:szCs w:val="21"/>
-                <w:lang w:eastAsia="zh-CN"/>
-              </w:rPr>
-              <w:t xml:space="preserve"> </w:t>
-            </w:r>
-            <w:r>
-              <w:rPr>
-                <w:rFonts w:hint="eastAsia" w:ascii="Times New Roman" w:hAnsi="Times New Roman" w:eastAsia="微软雅黑" w:cs="Times New Roman"/>
-                <w:sz w:val="21"/>
-                <w:szCs w:val="21"/>
-                <w:lang w:eastAsia="zh-CN"/>
-              </w:rPr>
-              <w:t>{{</w:t>
-            </w:r>
-            <w:r>
-              <w:rPr>
-                <w:rFonts w:ascii="Times New Roman" w:hAnsi="Times New Roman" w:eastAsia="微软雅黑" w:cs="Times New Roman"/>
-                <w:sz w:val="21"/>
-                <w:szCs w:val="21"/>
-                <w:lang w:eastAsia="zh-CN"/>
-              </w:rPr>
-              <w:t xml:space="preserve"> PDInfo</w:t>
-            </w:r>
-            <w:r>
-              <w:rPr>
-                <w:rFonts w:hint="eastAsia" w:ascii="Times New Roman" w:hAnsi="Times New Roman" w:eastAsia="微软雅黑" w:cs="Times New Roman"/>
-                <w:sz w:val="21"/>
-                <w:szCs w:val="21"/>
-                <w:lang w:eastAsia="zh-CN"/>
-              </w:rPr>
-              <w:t>.CPS }}</w:t>
-            </w:r>
-          </w:p>
-        </w:tc>
-        <w:tc>
-          <w:tcPr>
-            <w:tcW w:w="3445" w:type="dxa"/>
-            <w:tcBorders>
-              <w:top w:val="single" w:color="D7D7D7" w:themeColor="background1" w:themeShade="D8" w:sz="4" w:space="0"/>
-              <w:left w:val="single" w:color="D7D7D7" w:themeColor="background1" w:themeShade="D8" w:sz="4" w:space="0"/>
-              <w:bottom w:val="single" w:color="D7D7D7" w:themeColor="background1" w:themeShade="D8" w:sz="4" w:space="0"/>
-              <w:right w:val="single" w:color="D7D7D7" w:themeColor="background1" w:themeShade="D8" w:sz="4" w:space="0"/>
-            </w:tcBorders>
-            <w:shd w:val="clear" w:color="auto" w:fill="auto"/>
-            <w:vAlign w:val="center"/>
-          </w:tcPr>
-          <w:p>
-            <w:pPr>
               <w:numPr>
                 <w:ilvl w:val="0"/>
                 <w:numId w:val="0"/>
@@ -9604,6 +9930,107 @@
                 <w:vertAlign w:val="baseline"/>
               </w:rPr>
             </w:pPr>
+            <w:r>
+              <w:rPr>
+                <w:rFonts w:hint="eastAsia" w:ascii="Times New Roman" w:hAnsi="Times New Roman" w:eastAsia="微软雅黑" w:cs="Times New Roman"/>
+                <w:sz w:val="21"/>
+                <w:szCs w:val="21"/>
+                <w:highlight w:val="none"/>
+                <w:lang w:eastAsia="zh-CN"/>
+              </w:rPr>
+              <w:t>TPS</w:t>
+            </w:r>
+            <w:r>
+              <w:rPr>
+                <w:rFonts w:hint="default" w:ascii="Times New Roman" w:hAnsi="Times New Roman" w:eastAsia="微软雅黑" w:cs="Times New Roman"/>
+                <w:sz w:val="21"/>
+                <w:szCs w:val="21"/>
+                <w:highlight w:val="none"/>
+                <w:lang w:val="en-US" w:eastAsia="zh-CN"/>
+              </w:rPr>
+              <w:t>:</w:t>
+            </w:r>
+            <w:r>
+              <w:rPr>
+                <w:rFonts w:hint="eastAsia" w:ascii="Times New Roman" w:hAnsi="Times New Roman" w:eastAsia="微软雅黑" w:cs="Times New Roman"/>
+                <w:sz w:val="21"/>
+                <w:szCs w:val="21"/>
+                <w:lang w:eastAsia="zh-CN"/>
+              </w:rPr>
+              <w:t>{{</w:t>
+            </w:r>
+            <w:r>
+              <w:rPr>
+                <w:rFonts w:ascii="Times New Roman" w:hAnsi="Times New Roman" w:eastAsia="微软雅黑" w:cs="Times New Roman"/>
+                <w:sz w:val="21"/>
+                <w:szCs w:val="21"/>
+                <w:lang w:eastAsia="zh-CN"/>
+              </w:rPr>
+              <w:t xml:space="preserve"> PDInfo</w:t>
+            </w:r>
+            <w:r>
+              <w:rPr>
+                <w:rFonts w:hint="eastAsia" w:ascii="Times New Roman" w:hAnsi="Times New Roman" w:eastAsia="微软雅黑" w:cs="Times New Roman"/>
+                <w:sz w:val="21"/>
+                <w:szCs w:val="21"/>
+                <w:lang w:eastAsia="zh-CN"/>
+              </w:rPr>
+              <w:t>.TPS }}，</w:t>
+            </w:r>
+            <w:r>
+              <w:rPr>
+                <w:rFonts w:ascii="Times New Roman" w:hAnsi="Times New Roman" w:eastAsia="微软雅黑" w:cs="Times New Roman"/>
+                <w:sz w:val="21"/>
+                <w:szCs w:val="21"/>
+                <w:lang w:eastAsia="zh-CN"/>
+              </w:rPr>
+              <w:t xml:space="preserve"> CPS </w:t>
+            </w:r>
+            <w:r>
+              <w:rPr>
+                <w:rFonts w:hint="eastAsia" w:ascii="Times New Roman" w:hAnsi="Times New Roman" w:eastAsia="微软雅黑" w:cs="Times New Roman"/>
+                <w:sz w:val="21"/>
+                <w:szCs w:val="21"/>
+                <w:lang w:eastAsia="zh-CN"/>
+              </w:rPr>
+              <w:t>:</w:t>
+            </w:r>
+            <w:r>
+              <w:rPr>
+                <w:rFonts w:ascii="Times New Roman" w:hAnsi="Times New Roman" w:eastAsia="微软雅黑" w:cs="Times New Roman"/>
+                <w:sz w:val="21"/>
+                <w:szCs w:val="21"/>
+                <w:lang w:eastAsia="zh-CN"/>
+              </w:rPr>
+              <w:t xml:space="preserve"> </w:t>
+            </w:r>
+            <w:r>
+              <w:rPr>
+                <w:rFonts w:hint="eastAsia" w:ascii="Times New Roman" w:hAnsi="Times New Roman" w:eastAsia="微软雅黑" w:cs="Times New Roman"/>
+                <w:sz w:val="21"/>
+                <w:szCs w:val="21"/>
+                <w:lang w:eastAsia="zh-CN"/>
+              </w:rPr>
+              <w:t>{{</w:t>
+            </w:r>
+            <w:r>
+              <w:rPr>
+                <w:rFonts w:ascii="Times New Roman" w:hAnsi="Times New Roman" w:eastAsia="微软雅黑" w:cs="Times New Roman"/>
+                <w:sz w:val="21"/>
+                <w:szCs w:val="21"/>
+                <w:lang w:eastAsia="zh-CN"/>
+              </w:rPr>
+              <w:t xml:space="preserve"> PDInfo</w:t>
+            </w:r>
+            <w:r>
+              <w:rPr>
+                <w:rFonts w:hint="eastAsia" w:ascii="Times New Roman" w:hAnsi="Times New Roman" w:eastAsia="微软雅黑" w:cs="Times New Roman"/>
+                <w:sz w:val="21"/>
+                <w:szCs w:val="21"/>
+                <w:lang w:eastAsia="zh-CN"/>
+              </w:rPr>
+              <w:t>.CPS }}</w:t>
+            </w:r>
           </w:p>
         </w:tc>
       </w:tr>
@@ -18705,6 +19132,12 @@
             <w:insideH w:val="dotted" w:color="45A3A7" w:sz="4" w:space="0"/>
             <w:insideV w:val="dotted" w:color="45A3A7" w:sz="4" w:space="0"/>
           </w:tblBorders>
+          <w:tblCellMar>
+            <w:top w:w="0" w:type="dxa"/>
+            <w:left w:w="108" w:type="dxa"/>
+            <w:bottom w:w="0" w:type="dxa"/>
+            <w:right w:w="108" w:type="dxa"/>
+          </w:tblCellMar>
         </w:tblPrEx>
         <w:trPr>
           <w:trHeight w:val="329" w:hRule="atLeast"/>
@@ -32630,14 +33063,2521 @@
     </w:tbl>
     <w:p>
       <w:pPr>
-        <w:spacing w:line="400" w:lineRule="exact"/>
-        <w:ind w:firstLine="420"/>
         <w:rPr>
           <w:rFonts w:hint="eastAsia" w:ascii="苹方 中等" w:hAnsi="苹方 中等" w:eastAsia="苹方 中等" w:cs="苹方 中等"/>
           <w:spacing w:val="2"/>
           <w:szCs w:val="21"/>
         </w:rPr>
       </w:pPr>
+      <w:r>
+        <w:rPr>
+          <w:rFonts w:hint="eastAsia" w:ascii="苹方 中等" w:hAnsi="苹方 中等" w:eastAsia="苹方 中等" w:cs="苹方 中等"/>
+          <w:spacing w:val="2"/>
+          <w:szCs w:val="21"/>
+        </w:rPr>
+        <w:br w:type="page"/>
+      </w:r>
+    </w:p>
+    <w:p>
+      <w:pPr>
+        <w:spacing w:line="400" w:lineRule="exact"/>
+        <w:ind w:firstLine="420"/>
+        <w:rPr>
+          <w:rFonts w:hint="eastAsia" w:ascii="苹方 中等" w:hAnsi="苹方 中等" w:eastAsia="苹方 中等" w:cs="苹方 中等"/>
+          <w:spacing w:val="2"/>
+          <w:szCs w:val="21"/>
+        </w:rPr>
+      </w:pPr>
+      <w:r>
+        <w:rPr>
+          <w:rFonts w:hint="eastAsia" w:ascii="Times New Roman" w:hAnsi="Times New Roman" w:eastAsia="微软雅黑" w:cs="Times New Roman"/>
+          <w:sz w:val="24"/>
+          <w:szCs w:val="24"/>
+          <w:lang w:eastAsia="zh-CN"/>
+        </w:rPr>
+        <w:t xml:space="preserve">{%if </w:t>
+      </w:r>
+      <w:r>
+        <w:rPr>
+          <w:rFonts w:ascii="Times New Roman" w:hAnsi="Times New Roman" w:eastAsia="微软雅黑" w:cs="Times New Roman"/>
+          <w:sz w:val="24"/>
+          <w:szCs w:val="24"/>
+          <w:lang w:eastAsia="zh-CN"/>
+        </w:rPr>
+        <w:t>PDInfo</w:t>
+      </w:r>
+      <w:r>
+        <w:rPr>
+          <w:rFonts w:hint="eastAsia" w:ascii="Times New Roman" w:hAnsi="Times New Roman" w:eastAsia="微软雅黑" w:cs="Times New Roman"/>
+          <w:sz w:val="24"/>
+          <w:szCs w:val="24"/>
+          <w:lang w:eastAsia="zh-CN"/>
+        </w:rPr>
+        <w:t xml:space="preserve"> != </w:t>
+      </w:r>
+      <w:r>
+        <w:rPr>
+          <w:rFonts w:ascii="Times New Roman" w:hAnsi="Times New Roman" w:eastAsia="微软雅黑" w:cs="Times New Roman"/>
+          <w:sz w:val="24"/>
+          <w:szCs w:val="24"/>
+          <w:lang w:eastAsia="zh-CN"/>
+        </w:rPr>
+        <w:t>undefined</w:t>
+      </w:r>
+      <w:r>
+        <w:rPr>
+          <w:rFonts w:hint="eastAsia" w:ascii="Times New Roman" w:hAnsi="Times New Roman" w:eastAsia="微软雅黑" w:cs="Times New Roman"/>
+          <w:sz w:val="24"/>
+          <w:szCs w:val="24"/>
+          <w:lang w:eastAsia="zh-CN"/>
+        </w:rPr>
+        <w:t xml:space="preserve"> %}</w:t>
+      </w:r>
+    </w:p>
+    <w:p>
+      <w:pPr>
+        <w:spacing w:line="400" w:lineRule="exact"/>
+        <w:ind w:left="0" w:leftChars="0" w:firstLine="0" w:firstLineChars="0"/>
+        <w:rPr>
+          <w:rFonts w:hint="eastAsia" w:ascii="苹方 中等" w:hAnsi="苹方 中等" w:eastAsia="苹方 中等" w:cs="苹方 中等"/>
+          <w:spacing w:val="2"/>
+          <w:szCs w:val="21"/>
+        </w:rPr>
+      </w:pPr>
+      <w:r>
+        <w:rPr>
+          <w:rFonts w:hint="eastAsia" w:ascii="苹方 中等" w:hAnsi="苹方 中等" w:eastAsia="苹方 中等" w:cs="苹方 中等"/>
+          <w:b/>
+          <w:bCs/>
+          <w:color w:val="595959" w:themeColor="text1" w:themeTint="A6"/>
+          <w:spacing w:val="2"/>
+          <w:sz w:val="24"/>
+          <w:lang w:eastAsia="zh"/>
+          <w14:textFill>
+            <w14:solidFill>
+              <w14:schemeClr w14:val="tx1">
+                <w14:lumMod w14:val="65000"/>
+                <w14:lumOff w14:val="35000"/>
+              </w14:schemeClr>
+            </w14:solidFill>
+          </w14:textFill>
+        </w:rPr>
+        <w:t>5.</w:t>
+      </w:r>
+      <w:r>
+        <w:rPr>
+          <w:rFonts w:hint="eastAsia" w:ascii="苹方 中等" w:hAnsi="苹方 中等" w:eastAsia="苹方 中等" w:cs="苹方 中等"/>
+          <w:b/>
+          <w:bCs/>
+          <w:color w:val="595959" w:themeColor="text1" w:themeTint="A6"/>
+          <w:spacing w:val="2"/>
+          <w:sz w:val="24"/>
+          <w:lang w:val="en-US" w:eastAsia="zh-CN"/>
+          <w14:textFill>
+            <w14:solidFill>
+              <w14:schemeClr w14:val="tx1">
+                <w14:lumMod w14:val="65000"/>
+                <w14:lumOff w14:val="35000"/>
+              </w14:schemeClr>
+            </w14:solidFill>
+          </w14:textFill>
+        </w:rPr>
+        <w:t>5</w:t>
+      </w:r>
+      <w:r>
+        <w:rPr>
+          <w:rFonts w:hint="eastAsia" w:ascii="苹方 中等" w:hAnsi="苹方 中等" w:eastAsia="苹方 中等" w:cs="苹方 中等"/>
+          <w:b/>
+          <w:bCs/>
+          <w:color w:val="595959" w:themeColor="text1" w:themeTint="A6"/>
+          <w:spacing w:val="2"/>
+          <w:sz w:val="24"/>
+          <w:lang w:eastAsia="zh"/>
+          <w14:textFill>
+            <w14:solidFill>
+              <w14:schemeClr w14:val="tx1">
+                <w14:lumMod w14:val="65000"/>
+                <w14:lumOff w14:val="35000"/>
+              </w14:schemeClr>
+            </w14:solidFill>
+          </w14:textFill>
+        </w:rPr>
+        <w:t xml:space="preserve"> PD-L1检测结果</w:t>
+      </w:r>
+    </w:p>
+    <w:p>
+      <w:pPr>
+        <w:ind w:left="218" w:leftChars="104" w:firstLine="17" w:firstLineChars="8"/>
+        <w:rPr>
+          <w:rFonts w:ascii="Times New Roman" w:hAnsi="Times New Roman" w:eastAsia="微软雅黑" w:cs="黑体"/>
+          <w:b/>
+          <w:bCs/>
+          <w:color w:val="auto"/>
+          <w:sz w:val="21"/>
+          <w:szCs w:val="21"/>
+          <w:lang w:eastAsia="zh-CN"/>
+        </w:rPr>
+      </w:pPr>
+      <w:r>
+        <w:rPr>
+          <w:rFonts w:hint="eastAsia" w:ascii="Times New Roman" w:hAnsi="Times New Roman" w:eastAsia="微软雅黑" w:cs="黑体"/>
+          <w:b/>
+          <w:bCs/>
+          <w:color w:val="auto"/>
+          <w:sz w:val="21"/>
+          <w:szCs w:val="21"/>
+          <w:lang w:eastAsia="zh-CN"/>
+        </w:rPr>
+        <w:t>组织切片质控：</w:t>
+      </w:r>
+    </w:p>
+    <w:tbl>
+      <w:tblPr>
+        <w:tblStyle w:val="17"/>
+        <w:tblW w:w="9913" w:type="dxa"/>
+        <w:tblInd w:w="293" w:type="dxa"/>
+        <w:tblBorders>
+          <w:top w:val="single" w:color="7E7E7E" w:themeColor="background1" w:themeShade="7F" w:sz="12" w:space="0"/>
+          <w:left w:val="none" w:color="auto" w:sz="0" w:space="0"/>
+          <w:bottom w:val="single" w:color="7E7E7E" w:themeColor="background1" w:themeShade="7F" w:sz="12" w:space="0"/>
+          <w:right w:val="none" w:color="auto" w:sz="0" w:space="0"/>
+          <w:insideH w:val="dotted" w:color="033F86" w:sz="4" w:space="0"/>
+          <w:insideV w:val="dotted" w:color="033F86" w:sz="4" w:space="0"/>
+        </w:tblBorders>
+        <w:tblLayout w:type="autofit"/>
+        <w:tblCellMar>
+          <w:top w:w="0" w:type="dxa"/>
+          <w:left w:w="108" w:type="dxa"/>
+          <w:bottom w:w="0" w:type="dxa"/>
+          <w:right w:w="108" w:type="dxa"/>
+        </w:tblCellMar>
+      </w:tblPr>
+      <w:tblGrid>
+        <w:gridCol w:w="3138"/>
+        <w:gridCol w:w="6775"/>
+      </w:tblGrid>
+      <w:tr>
+        <w:tblPrEx>
+          <w:tblBorders>
+            <w:top w:val="single" w:color="7E7E7E" w:themeColor="background1" w:themeShade="7F" w:sz="12" w:space="0"/>
+            <w:left w:val="none" w:color="auto" w:sz="0" w:space="0"/>
+            <w:bottom w:val="single" w:color="7E7E7E" w:themeColor="background1" w:themeShade="7F" w:sz="12" w:space="0"/>
+            <w:right w:val="none" w:color="auto" w:sz="0" w:space="0"/>
+            <w:insideH w:val="dotted" w:color="033F86" w:sz="4" w:space="0"/>
+            <w:insideV w:val="dotted" w:color="033F86" w:sz="4" w:space="0"/>
+          </w:tblBorders>
+          <w:tblCellMar>
+            <w:top w:w="0" w:type="dxa"/>
+            <w:left w:w="108" w:type="dxa"/>
+            <w:bottom w:w="0" w:type="dxa"/>
+            <w:right w:w="108" w:type="dxa"/>
+          </w:tblCellMar>
+        </w:tblPrEx>
+        <w:tc>
+          <w:tcPr>
+            <w:tcW w:w="3138" w:type="dxa"/>
+            <w:tcBorders>
+              <w:top w:val="single" w:color="D7D7D7" w:sz="4" w:space="0"/>
+              <w:left w:val="single" w:color="D7D7D7" w:sz="4" w:space="0"/>
+              <w:bottom w:val="single" w:color="D7D7D7" w:sz="4" w:space="0"/>
+              <w:right w:val="single" w:color="D7D7D7" w:sz="4" w:space="0"/>
+              <w:tl2br w:val="nil"/>
+              <w:tr2bl w:val="nil"/>
+            </w:tcBorders>
+            <w:vAlign w:val="center"/>
+          </w:tcPr>
+          <w:p>
+            <w:pPr>
+              <w:ind w:left="218" w:leftChars="104" w:firstLine="14" w:firstLineChars="8"/>
+              <w:jc w:val="center"/>
+              <w:rPr>
+                <w:rFonts w:ascii="Times New Roman" w:hAnsi="Times New Roman" w:eastAsia="微软雅黑" w:cs="Times New Roman"/>
+                <w:bCs/>
+                <w:color w:val="000000"/>
+                <w:sz w:val="18"/>
+                <w:szCs w:val="18"/>
+                <w:lang w:eastAsia="zh-CN"/>
+              </w:rPr>
+            </w:pPr>
+            <w:r>
+              <w:rPr>
+                <w:rFonts w:ascii="Times New Roman" w:hAnsi="Times New Roman" w:eastAsia="微软雅黑" w:cs="Times New Roman"/>
+                <w:bCs/>
+                <w:color w:val="000000"/>
+                <w:sz w:val="18"/>
+                <w:szCs w:val="18"/>
+                <w:lang w:eastAsia="zh-CN"/>
+              </w:rPr>
+              <w:t>肿瘤细胞数是否大于</w:t>
+            </w:r>
+            <w:r>
+              <w:rPr>
+                <w:rFonts w:hint="eastAsia" w:ascii="Times New Roman" w:hAnsi="Times New Roman" w:eastAsia="微软雅黑" w:cs="Times New Roman"/>
+                <w:bCs/>
+                <w:color w:val="000000"/>
+                <w:sz w:val="18"/>
+                <w:szCs w:val="18"/>
+                <w:lang w:eastAsia="zh-CN"/>
+              </w:rPr>
+              <w:t>1</w:t>
+            </w:r>
+            <w:r>
+              <w:rPr>
+                <w:rFonts w:ascii="Times New Roman" w:hAnsi="Times New Roman" w:eastAsia="微软雅黑" w:cs="Times New Roman"/>
+                <w:bCs/>
+                <w:color w:val="000000"/>
+                <w:sz w:val="18"/>
+                <w:szCs w:val="18"/>
+                <w:lang w:eastAsia="zh-CN"/>
+              </w:rPr>
+              <w:t>00个</w:t>
+            </w:r>
+          </w:p>
+        </w:tc>
+        <w:tc>
+          <w:tcPr>
+            <w:tcW w:w="6775" w:type="dxa"/>
+            <w:tcBorders>
+              <w:top w:val="single" w:color="D7D7D7" w:sz="4" w:space="0"/>
+              <w:left w:val="single" w:color="D7D7D7" w:sz="4" w:space="0"/>
+              <w:bottom w:val="single" w:color="D7D7D7" w:sz="4" w:space="0"/>
+              <w:right w:val="single" w:color="D7D7D7" w:sz="4" w:space="0"/>
+              <w:tl2br w:val="nil"/>
+              <w:tr2bl w:val="nil"/>
+            </w:tcBorders>
+            <w:vAlign w:val="center"/>
+          </w:tcPr>
+          <w:p>
+            <w:pPr>
+              <w:pStyle w:val="52"/>
+              <w:ind w:left="218" w:leftChars="104" w:firstLine="14" w:firstLineChars="8"/>
+            </w:pPr>
+            <w:r>
+              <w:rPr>
+                <w:rFonts w:hint="eastAsia"/>
+              </w:rPr>
+              <w:t>{{</w:t>
+            </w:r>
+            <w:r>
+              <w:t xml:space="preserve"> PDInfo</w:t>
+            </w:r>
+            <w:r>
+              <w:rPr>
+                <w:rFonts w:hint="eastAsia"/>
+              </w:rPr>
+              <w:t>.</w:t>
+            </w:r>
+            <w:r>
+              <w:t>Tumor_cell_count</w:t>
+            </w:r>
+            <w:r>
+              <w:rPr>
+                <w:rFonts w:hint="eastAsia"/>
+              </w:rPr>
+              <w:t xml:space="preserve"> }}</w:t>
+            </w:r>
+          </w:p>
+        </w:tc>
+      </w:tr>
+      <w:tr>
+        <w:tblPrEx>
+          <w:tblBorders>
+            <w:top w:val="single" w:color="7E7E7E" w:themeColor="background1" w:themeShade="7F" w:sz="12" w:space="0"/>
+            <w:left w:val="none" w:color="auto" w:sz="0" w:space="0"/>
+            <w:bottom w:val="single" w:color="7E7E7E" w:themeColor="background1" w:themeShade="7F" w:sz="12" w:space="0"/>
+            <w:right w:val="none" w:color="auto" w:sz="0" w:space="0"/>
+            <w:insideH w:val="dotted" w:color="033F86" w:sz="4" w:space="0"/>
+            <w:insideV w:val="dotted" w:color="033F86" w:sz="4" w:space="0"/>
+          </w:tblBorders>
+          <w:tblCellMar>
+            <w:top w:w="0" w:type="dxa"/>
+            <w:left w:w="108" w:type="dxa"/>
+            <w:bottom w:w="0" w:type="dxa"/>
+            <w:right w:w="108" w:type="dxa"/>
+          </w:tblCellMar>
+        </w:tblPrEx>
+        <w:tc>
+          <w:tcPr>
+            <w:tcW w:w="9913" w:type="dxa"/>
+            <w:gridSpan w:val="2"/>
+            <w:tcBorders>
+              <w:top w:val="single" w:color="D7D7D7" w:sz="4" w:space="0"/>
+              <w:left w:val="single" w:color="D7D7D7" w:sz="4" w:space="0"/>
+              <w:bottom w:val="single" w:color="D7D7D7" w:sz="4" w:space="0"/>
+              <w:right w:val="single" w:color="D7D7D7" w:sz="4" w:space="0"/>
+              <w:tl2br w:val="nil"/>
+              <w:tr2bl w:val="nil"/>
+            </w:tcBorders>
+          </w:tcPr>
+          <w:p>
+            <w:pPr>
+              <w:pStyle w:val="53"/>
+              <w:ind w:left="218" w:leftChars="104" w:firstLine="14" w:firstLineChars="8"/>
+            </w:pPr>
+            <w:r>
+              <w:t>镜下描述：</w:t>
+            </w:r>
+            <w:r>
+              <w:rPr>
+                <w:rFonts w:hint="eastAsia"/>
+              </w:rPr>
+              <w:t>{{</w:t>
+            </w:r>
+            <w:r>
+              <w:t xml:space="preserve"> PDInfo</w:t>
+            </w:r>
+            <w:r>
+              <w:rPr>
+                <w:rFonts w:hint="eastAsia"/>
+              </w:rPr>
+              <w:t>.</w:t>
+            </w:r>
+            <w:r>
+              <w:t>Seen_microscopically</w:t>
+            </w:r>
+            <w:r>
+              <w:rPr>
+                <w:rFonts w:hint="eastAsia"/>
+              </w:rPr>
+              <w:t xml:space="preserve"> }}</w:t>
+            </w:r>
+          </w:p>
+        </w:tc>
+      </w:tr>
+    </w:tbl>
+    <w:p>
+      <w:pPr>
+        <w:ind w:left="218" w:leftChars="104" w:firstLine="17" w:firstLineChars="8"/>
+        <w:jc w:val="center"/>
+        <w:rPr>
+          <w:rFonts w:ascii="Times New Roman" w:hAnsi="Times New Roman" w:eastAsia="微软雅黑" w:cs="Times New Roman"/>
+          <w:b/>
+          <w:sz w:val="21"/>
+          <w:szCs w:val="21"/>
+          <w:lang w:eastAsia="zh-CN"/>
+        </w:rPr>
+      </w:pPr>
+      <w:r>
+        <w:rPr>
+          <w:rFonts w:hint="eastAsia" w:ascii="Times New Roman" w:hAnsi="Times New Roman" w:eastAsia="微软雅黑" w:cs="Times New Roman"/>
+          <w:b/>
+          <w:sz w:val="21"/>
+          <w:szCs w:val="21"/>
+          <w:lang w:eastAsia="zh-CN"/>
+        </w:rPr>
+        <w:t>{% if</w:t>
+      </w:r>
+      <w:r>
+        <w:rPr>
+          <w:rFonts w:ascii="Times New Roman" w:hAnsi="Times New Roman" w:eastAsia="微软雅黑" w:cs="Times New Roman"/>
+          <w:b/>
+          <w:sz w:val="21"/>
+          <w:szCs w:val="21"/>
+          <w:lang w:eastAsia="zh-CN"/>
+        </w:rPr>
+        <w:t xml:space="preserve"> PDInfo</w:t>
+      </w:r>
+      <w:r>
+        <w:rPr>
+          <w:rFonts w:hint="eastAsia" w:ascii="Times New Roman" w:hAnsi="Times New Roman" w:eastAsia="微软雅黑" w:cs="Times New Roman"/>
+          <w:b/>
+          <w:sz w:val="21"/>
+          <w:szCs w:val="21"/>
+          <w:lang w:eastAsia="zh-CN"/>
+        </w:rPr>
+        <w:t>.</w:t>
+      </w:r>
+      <w:r>
+        <w:rPr>
+          <w:rFonts w:ascii="Times New Roman" w:hAnsi="Times New Roman" w:eastAsia="微软雅黑" w:cs="Times New Roman"/>
+          <w:b/>
+          <w:sz w:val="21"/>
+          <w:szCs w:val="21"/>
+          <w:lang w:eastAsia="zh-CN"/>
+        </w:rPr>
+        <w:t>he_PIC_status</w:t>
+      </w:r>
+      <w:r>
+        <w:rPr>
+          <w:rFonts w:hint="eastAsia" w:ascii="Times New Roman" w:hAnsi="Times New Roman" w:eastAsia="微软雅黑" w:cs="Times New Roman"/>
+          <w:b/>
+          <w:sz w:val="21"/>
+          <w:szCs w:val="21"/>
+          <w:lang w:eastAsia="zh-CN"/>
+        </w:rPr>
+        <w:t xml:space="preserve"> %}</w:t>
+      </w:r>
+    </w:p>
+    <w:p>
+      <w:pPr>
+        <w:ind w:left="218" w:leftChars="104" w:firstLine="17" w:firstLineChars="8"/>
+        <w:jc w:val="center"/>
+        <w:rPr>
+          <w:rFonts w:ascii="Times New Roman" w:hAnsi="Times New Roman" w:eastAsia="微软雅黑" w:cs="Times New Roman"/>
+          <w:b/>
+          <w:sz w:val="21"/>
+          <w:szCs w:val="21"/>
+          <w:lang w:eastAsia="zh-CN"/>
+        </w:rPr>
+      </w:pPr>
+      <w:r>
+        <w:rPr>
+          <w:rFonts w:hint="eastAsia" w:ascii="Times New Roman" w:hAnsi="Times New Roman" w:eastAsia="微软雅黑" w:cs="Times New Roman"/>
+          <w:b/>
+          <w:sz w:val="21"/>
+          <w:szCs w:val="21"/>
+          <w:lang w:eastAsia="zh-CN"/>
+        </w:rPr>
+        <w:t xml:space="preserve">{{ </w:t>
+      </w:r>
+      <w:r>
+        <w:rPr>
+          <w:rFonts w:ascii="Times New Roman" w:hAnsi="Times New Roman" w:eastAsia="微软雅黑" w:cs="Times New Roman"/>
+          <w:b/>
+          <w:sz w:val="21"/>
+          <w:szCs w:val="21"/>
+          <w:lang w:eastAsia="zh-CN"/>
+        </w:rPr>
+        <w:t>PDInfo</w:t>
+      </w:r>
+      <w:r>
+        <w:rPr>
+          <w:rFonts w:hint="eastAsia" w:ascii="Times New Roman" w:hAnsi="Times New Roman" w:eastAsia="微软雅黑" w:cs="Times New Roman"/>
+          <w:b/>
+          <w:sz w:val="21"/>
+          <w:szCs w:val="21"/>
+          <w:lang w:eastAsia="zh-CN"/>
+        </w:rPr>
+        <w:t>.</w:t>
+      </w:r>
+      <w:r>
+        <w:rPr>
+          <w:rFonts w:ascii="Times New Roman" w:hAnsi="Times New Roman" w:eastAsia="微软雅黑" w:cs="Times New Roman"/>
+          <w:b/>
+          <w:sz w:val="21"/>
+          <w:szCs w:val="21"/>
+          <w:lang w:eastAsia="zh-CN"/>
+        </w:rPr>
+        <w:t>he_PIC</w:t>
+      </w:r>
+      <w:r>
+        <w:rPr>
+          <w:rFonts w:hint="eastAsia" w:ascii="Times New Roman" w:hAnsi="Times New Roman" w:eastAsia="微软雅黑" w:cs="Times New Roman"/>
+          <w:b/>
+          <w:sz w:val="21"/>
+          <w:szCs w:val="21"/>
+          <w:lang w:eastAsia="zh-CN"/>
+        </w:rPr>
+        <w:t xml:space="preserve"> | pdi</w:t>
+      </w:r>
+      <w:r>
+        <w:rPr>
+          <w:rFonts w:hint="eastAsia" w:ascii="Times New Roman" w:hAnsi="Times New Roman" w:eastAsia="微软雅黑" w:cs="Times New Roman"/>
+          <w:b/>
+          <w:szCs w:val="21"/>
+        </w:rPr>
+        <w:t>(131,94.4)</w:t>
+      </w:r>
+      <w:r>
+        <w:rPr>
+          <w:rFonts w:hint="eastAsia" w:ascii="Times New Roman" w:hAnsi="Times New Roman" w:eastAsia="微软雅黑" w:cs="Times New Roman"/>
+          <w:b/>
+          <w:sz w:val="21"/>
+          <w:szCs w:val="21"/>
+          <w:lang w:eastAsia="zh-CN"/>
+        </w:rPr>
+        <w:t xml:space="preserve"> }}{% endif %}</w:t>
+      </w:r>
+    </w:p>
+    <w:p>
+      <w:pPr>
+        <w:ind w:left="218" w:leftChars="104" w:firstLine="14" w:firstLineChars="8"/>
+        <w:jc w:val="center"/>
+        <w:rPr>
+          <w:rFonts w:ascii="Times New Roman" w:hAnsi="Times New Roman" w:eastAsia="微软雅黑" w:cs="Times New Roman"/>
+          <w:sz w:val="18"/>
+          <w:szCs w:val="18"/>
+          <w:lang w:eastAsia="zh-CN"/>
+        </w:rPr>
+      </w:pPr>
+      <w:r>
+        <w:rPr>
+          <w:rFonts w:ascii="Times New Roman" w:hAnsi="Times New Roman" w:eastAsia="微软雅黑" w:cs="Times New Roman"/>
+          <w:sz w:val="18"/>
+          <w:szCs w:val="18"/>
+          <w:lang w:eastAsia="zh-CN"/>
+        </w:rPr>
+        <w:t>HE染色切片200X</w:t>
+      </w:r>
+    </w:p>
+    <w:p>
+      <w:pPr>
+        <w:ind w:left="218" w:leftChars="104" w:firstLine="17" w:firstLineChars="8"/>
+        <w:rPr>
+          <w:rFonts w:ascii="Times New Roman" w:hAnsi="Times New Roman" w:eastAsia="微软雅黑" w:cs="黑体"/>
+          <w:b/>
+          <w:bCs/>
+          <w:color w:val="auto"/>
+          <w:sz w:val="21"/>
+          <w:szCs w:val="21"/>
+          <w:lang w:eastAsia="zh-CN"/>
+        </w:rPr>
+      </w:pPr>
+      <w:r>
+        <w:rPr>
+          <w:rFonts w:hint="eastAsia" w:ascii="Times New Roman" w:hAnsi="Times New Roman" w:eastAsia="微软雅黑" w:cs="黑体"/>
+          <w:b/>
+          <w:bCs/>
+          <w:color w:val="auto"/>
+          <w:sz w:val="21"/>
+          <w:szCs w:val="21"/>
+          <w:lang w:eastAsia="zh-CN"/>
+        </w:rPr>
+        <w:t>检测结果：</w:t>
+      </w:r>
+    </w:p>
+    <w:tbl>
+      <w:tblPr>
+        <w:tblStyle w:val="16"/>
+        <w:tblW w:w="9916" w:type="dxa"/>
+        <w:jc w:val="center"/>
+        <w:tblBorders>
+          <w:top w:val="none" w:color="auto" w:sz="0" w:space="0"/>
+          <w:left w:val="none" w:color="auto" w:sz="0" w:space="0"/>
+          <w:bottom w:val="single" w:color="7E7E7E" w:themeColor="background1" w:themeShade="7F" w:sz="12" w:space="0"/>
+          <w:right w:val="none" w:color="auto" w:sz="0" w:space="0"/>
+          <w:insideH w:val="dotted" w:color="033F86" w:sz="4" w:space="0"/>
+          <w:insideV w:val="dotted" w:color="033F86" w:sz="4" w:space="0"/>
+        </w:tblBorders>
+        <w:tblLayout w:type="fixed"/>
+        <w:tblCellMar>
+          <w:top w:w="0" w:type="dxa"/>
+          <w:left w:w="108" w:type="dxa"/>
+          <w:bottom w:w="0" w:type="dxa"/>
+          <w:right w:w="108" w:type="dxa"/>
+        </w:tblCellMar>
+      </w:tblPr>
+      <w:tblGrid>
+        <w:gridCol w:w="1982"/>
+        <w:gridCol w:w="2107"/>
+        <w:gridCol w:w="2170"/>
+        <w:gridCol w:w="3657"/>
+      </w:tblGrid>
+      <w:tr>
+        <w:tblPrEx>
+          <w:tblBorders>
+            <w:top w:val="none" w:color="auto" w:sz="0" w:space="0"/>
+            <w:left w:val="none" w:color="auto" w:sz="0" w:space="0"/>
+            <w:bottom w:val="single" w:color="7E7E7E" w:themeColor="background1" w:themeShade="7F" w:sz="12" w:space="0"/>
+            <w:right w:val="none" w:color="auto" w:sz="0" w:space="0"/>
+            <w:insideH w:val="dotted" w:color="033F86" w:sz="4" w:space="0"/>
+            <w:insideV w:val="dotted" w:color="033F86" w:sz="4" w:space="0"/>
+          </w:tblBorders>
+          <w:tblCellMar>
+            <w:top w:w="0" w:type="dxa"/>
+            <w:left w:w="108" w:type="dxa"/>
+            <w:bottom w:w="0" w:type="dxa"/>
+            <w:right w:w="108" w:type="dxa"/>
+          </w:tblCellMar>
+        </w:tblPrEx>
+        <w:trPr>
+          <w:trHeight w:val="386" w:hRule="exact"/>
+          <w:jc w:val="center"/>
+        </w:trPr>
+        <w:tc>
+          <w:tcPr>
+            <w:tcW w:w="2001" w:type="dxa"/>
+            <w:tcBorders>
+              <w:top w:val="nil"/>
+              <w:left w:val="nil"/>
+              <w:bottom w:val="nil"/>
+              <w:right w:val="single" w:color="FFFFFF" w:sz="18" w:space="0"/>
+              <w:tl2br w:val="nil"/>
+              <w:tr2bl w:val="nil"/>
+            </w:tcBorders>
+            <w:shd w:val="clear" w:color="auto" w:fill="1AA4A8"/>
+            <w:vAlign w:val="center"/>
+          </w:tcPr>
+          <w:p>
+            <w:pPr>
+              <w:ind w:left="218" w:leftChars="104" w:firstLine="17" w:firstLineChars="8"/>
+              <w:jc w:val="center"/>
+              <w:rPr>
+                <w:rFonts w:ascii="Times New Roman" w:hAnsi="Times New Roman" w:eastAsia="微软雅黑" w:cs="Times New Roman"/>
+                <w:b/>
+                <w:bCs/>
+                <w:color w:val="FFFFFF" w:themeColor="background1"/>
+                <w:sz w:val="21"/>
+                <w:szCs w:val="21"/>
+                <w14:textFill>
+                  <w14:solidFill>
+                    <w14:schemeClr w14:val="bg1"/>
+                  </w14:solidFill>
+                </w14:textFill>
+              </w:rPr>
+            </w:pPr>
+            <w:r>
+              <w:rPr>
+                <w:rFonts w:hint="eastAsia" w:ascii="Times New Roman" w:hAnsi="Times New Roman" w:eastAsia="微软雅黑" w:cs="Times New Roman"/>
+                <w:b/>
+                <w:bCs/>
+                <w:color w:val="FFFFFF" w:themeColor="background1"/>
+                <w:sz w:val="21"/>
+                <w:szCs w:val="21"/>
+                <w14:textFill>
+                  <w14:solidFill>
+                    <w14:schemeClr w14:val="bg1"/>
+                  </w14:solidFill>
+                </w14:textFill>
+              </w:rPr>
+              <w:t>检测项目</w:t>
+            </w:r>
+          </w:p>
+        </w:tc>
+        <w:tc>
+          <w:tcPr>
+            <w:tcW w:w="2127" w:type="dxa"/>
+            <w:tcBorders>
+              <w:top w:val="nil"/>
+              <w:left w:val="single" w:color="FFFFFF" w:sz="18" w:space="0"/>
+              <w:bottom w:val="nil"/>
+              <w:right w:val="single" w:color="FFFFFF" w:sz="18" w:space="0"/>
+              <w:tl2br w:val="nil"/>
+              <w:tr2bl w:val="nil"/>
+            </w:tcBorders>
+            <w:shd w:val="clear" w:color="auto" w:fill="1AA4A8"/>
+            <w:vAlign w:val="center"/>
+          </w:tcPr>
+          <w:p>
+            <w:pPr>
+              <w:ind w:left="218" w:leftChars="104" w:firstLine="17" w:firstLineChars="8"/>
+              <w:jc w:val="center"/>
+              <w:rPr>
+                <w:rFonts w:ascii="Times New Roman" w:hAnsi="Times New Roman" w:eastAsia="微软雅黑" w:cs="Times New Roman"/>
+                <w:b/>
+                <w:bCs/>
+                <w:color w:val="FFFFFF" w:themeColor="background1"/>
+                <w:sz w:val="21"/>
+                <w:szCs w:val="21"/>
+                <w14:textFill>
+                  <w14:solidFill>
+                    <w14:schemeClr w14:val="bg1"/>
+                  </w14:solidFill>
+                </w14:textFill>
+              </w:rPr>
+            </w:pPr>
+            <w:r>
+              <w:rPr>
+                <w:rFonts w:hint="eastAsia" w:ascii="Times New Roman" w:hAnsi="Times New Roman" w:eastAsia="微软雅黑" w:cs="Times New Roman"/>
+                <w:b/>
+                <w:bCs/>
+                <w:color w:val="FFFFFF" w:themeColor="background1"/>
+                <w:sz w:val="21"/>
+                <w:szCs w:val="21"/>
+                <w14:textFill>
+                  <w14:solidFill>
+                    <w14:schemeClr w14:val="bg1"/>
+                  </w14:solidFill>
+                </w14:textFill>
+              </w:rPr>
+              <w:t>检测方法</w:t>
+            </w:r>
+          </w:p>
+        </w:tc>
+        <w:tc>
+          <w:tcPr>
+            <w:tcW w:w="2190" w:type="dxa"/>
+            <w:tcBorders>
+              <w:top w:val="nil"/>
+              <w:left w:val="single" w:color="FFFFFF" w:sz="18" w:space="0"/>
+              <w:bottom w:val="nil"/>
+              <w:right w:val="single" w:color="FFFFFF" w:sz="18" w:space="0"/>
+              <w:tl2br w:val="nil"/>
+              <w:tr2bl w:val="nil"/>
+            </w:tcBorders>
+            <w:shd w:val="clear" w:color="auto" w:fill="1AA4A8"/>
+            <w:vAlign w:val="top"/>
+          </w:tcPr>
+          <w:p>
+            <w:pPr>
+              <w:ind w:left="218" w:leftChars="104" w:firstLine="17" w:firstLineChars="8"/>
+              <w:jc w:val="center"/>
+              <w:rPr>
+                <w:rFonts w:ascii="Times New Roman" w:hAnsi="Times New Roman" w:eastAsia="微软雅黑" w:cs="Times New Roman"/>
+                <w:b/>
+                <w:bCs/>
+                <w:color w:val="FFFFFF" w:themeColor="background1"/>
+                <w:sz w:val="21"/>
+                <w:szCs w:val="21"/>
+                <w14:textFill>
+                  <w14:solidFill>
+                    <w14:schemeClr w14:val="bg1"/>
+                  </w14:solidFill>
+                </w14:textFill>
+              </w:rPr>
+            </w:pPr>
+            <w:r>
+              <w:rPr>
+                <w:rFonts w:hint="eastAsia" w:ascii="Times New Roman" w:hAnsi="Times New Roman" w:eastAsia="微软雅黑" w:cs="Times New Roman"/>
+                <w:b/>
+                <w:bCs/>
+                <w:color w:val="FFFFFF" w:themeColor="background1"/>
+                <w:sz w:val="21"/>
+                <w:szCs w:val="21"/>
+                <w14:textFill>
+                  <w14:solidFill>
+                    <w14:schemeClr w14:val="bg1"/>
+                  </w14:solidFill>
+                </w14:textFill>
+              </w:rPr>
+              <w:t>检测抗体</w:t>
+            </w:r>
+          </w:p>
+        </w:tc>
+        <w:tc>
+          <w:tcPr>
+            <w:tcW w:w="3693" w:type="dxa"/>
+            <w:tcBorders>
+              <w:top w:val="nil"/>
+              <w:left w:val="single" w:color="FFFFFF" w:sz="18" w:space="0"/>
+              <w:bottom w:val="nil"/>
+              <w:right w:val="nil"/>
+              <w:tl2br w:val="nil"/>
+              <w:tr2bl w:val="nil"/>
+            </w:tcBorders>
+            <w:shd w:val="clear" w:color="auto" w:fill="1AA4A8"/>
+            <w:vAlign w:val="center"/>
+          </w:tcPr>
+          <w:p>
+            <w:pPr>
+              <w:ind w:left="218" w:leftChars="104" w:firstLine="17" w:firstLineChars="8"/>
+              <w:jc w:val="center"/>
+              <w:rPr>
+                <w:rFonts w:ascii="Times New Roman" w:hAnsi="Times New Roman" w:eastAsia="微软雅黑" w:cs="Times New Roman"/>
+                <w:b/>
+                <w:bCs/>
+                <w:color w:val="FFFFFF" w:themeColor="background1"/>
+                <w:sz w:val="21"/>
+                <w:szCs w:val="21"/>
+                <w14:textFill>
+                  <w14:solidFill>
+                    <w14:schemeClr w14:val="bg1"/>
+                  </w14:solidFill>
+                </w14:textFill>
+              </w:rPr>
+            </w:pPr>
+            <w:r>
+              <w:rPr>
+                <w:rFonts w:hint="eastAsia" w:ascii="Times New Roman" w:hAnsi="Times New Roman" w:eastAsia="微软雅黑" w:cs="Times New Roman"/>
+                <w:b/>
+                <w:bCs/>
+                <w:color w:val="FFFFFF" w:themeColor="background1"/>
+                <w:sz w:val="21"/>
+                <w:szCs w:val="21"/>
+                <w14:textFill>
+                  <w14:solidFill>
+                    <w14:schemeClr w14:val="bg1"/>
+                  </w14:solidFill>
+                </w14:textFill>
+              </w:rPr>
+              <w:t>检测结果</w:t>
+            </w:r>
+          </w:p>
+        </w:tc>
+      </w:tr>
+      <w:tr>
+        <w:tblPrEx>
+          <w:tblBorders>
+            <w:top w:val="none" w:color="auto" w:sz="0" w:space="0"/>
+            <w:left w:val="none" w:color="auto" w:sz="0" w:space="0"/>
+            <w:bottom w:val="single" w:color="7E7E7E" w:themeColor="background1" w:themeShade="7F" w:sz="12" w:space="0"/>
+            <w:right w:val="none" w:color="auto" w:sz="0" w:space="0"/>
+            <w:insideH w:val="dotted" w:color="033F86" w:sz="4" w:space="0"/>
+            <w:insideV w:val="dotted" w:color="033F86" w:sz="4" w:space="0"/>
+          </w:tblBorders>
+          <w:tblCellMar>
+            <w:top w:w="0" w:type="dxa"/>
+            <w:left w:w="108" w:type="dxa"/>
+            <w:bottom w:w="0" w:type="dxa"/>
+            <w:right w:w="108" w:type="dxa"/>
+          </w:tblCellMar>
+        </w:tblPrEx>
+        <w:trPr>
+          <w:trHeight w:val="218" w:hRule="atLeast"/>
+          <w:jc w:val="center"/>
+        </w:trPr>
+        <w:tc>
+          <w:tcPr>
+            <w:tcW w:w="2001" w:type="dxa"/>
+            <w:vMerge w:val="restart"/>
+            <w:tcBorders>
+              <w:top w:val="nil"/>
+              <w:left w:val="nil"/>
+              <w:bottom w:val="single" w:color="A4A4A4" w:sz="4" w:space="0"/>
+              <w:right w:val="single" w:color="A4A4A4" w:sz="4" w:space="0"/>
+              <w:tl2br w:val="nil"/>
+              <w:tr2bl w:val="nil"/>
+            </w:tcBorders>
+            <w:vAlign w:val="center"/>
+          </w:tcPr>
+          <w:p>
+            <w:pPr>
+              <w:spacing w:line="276" w:lineRule="auto"/>
+              <w:ind w:left="218" w:leftChars="104" w:firstLine="14" w:firstLineChars="8"/>
+              <w:jc w:val="center"/>
+              <w:rPr>
+                <w:rFonts w:ascii="Times New Roman" w:hAnsi="Times New Roman" w:eastAsia="微软雅黑" w:cs="Times New Roman"/>
+                <w:b/>
+                <w:sz w:val="18"/>
+                <w:szCs w:val="18"/>
+              </w:rPr>
+            </w:pPr>
+            <w:r>
+              <w:rPr>
+                <w:rFonts w:hint="eastAsia" w:ascii="Times New Roman" w:hAnsi="Times New Roman" w:eastAsia="微软雅黑" w:cs="Times New Roman"/>
+                <w:sz w:val="18"/>
+                <w:szCs w:val="18"/>
+              </w:rPr>
+              <w:t>{{</w:t>
+            </w:r>
+            <w:r>
+              <w:rPr>
+                <w:rFonts w:ascii="Times New Roman" w:hAnsi="Times New Roman" w:eastAsia="微软雅黑" w:cs="Times New Roman"/>
+                <w:sz w:val="18"/>
+                <w:szCs w:val="18"/>
+              </w:rPr>
+              <w:t xml:space="preserve"> PDInfo</w:t>
+            </w:r>
+            <w:r>
+              <w:rPr>
+                <w:rFonts w:hint="eastAsia" w:ascii="Times New Roman" w:hAnsi="Times New Roman" w:eastAsia="微软雅黑" w:cs="Times New Roman"/>
+                <w:sz w:val="18"/>
+                <w:szCs w:val="18"/>
+              </w:rPr>
+              <w:t>.</w:t>
+            </w:r>
+            <w:r>
+              <w:rPr>
+                <w:rFonts w:ascii="Times New Roman" w:hAnsi="Times New Roman" w:eastAsia="微软雅黑" w:cs="Times New Roman"/>
+                <w:sz w:val="18"/>
+                <w:szCs w:val="18"/>
+              </w:rPr>
+              <w:t>test_item</w:t>
+            </w:r>
+            <w:r>
+              <w:rPr>
+                <w:rFonts w:hint="eastAsia" w:ascii="Times New Roman" w:hAnsi="Times New Roman" w:eastAsia="微软雅黑" w:cs="Times New Roman"/>
+                <w:sz w:val="18"/>
+                <w:szCs w:val="18"/>
+              </w:rPr>
+              <w:t xml:space="preserve"> }}</w:t>
+            </w:r>
+          </w:p>
+        </w:tc>
+        <w:tc>
+          <w:tcPr>
+            <w:tcW w:w="2127" w:type="dxa"/>
+            <w:vMerge w:val="restart"/>
+            <w:tcBorders>
+              <w:top w:val="nil"/>
+              <w:left w:val="single" w:color="A4A4A4" w:sz="4" w:space="0"/>
+              <w:bottom w:val="single" w:color="A4A4A4" w:sz="4" w:space="0"/>
+              <w:right w:val="single" w:color="A4A4A4" w:sz="4" w:space="0"/>
+              <w:tl2br w:val="nil"/>
+              <w:tr2bl w:val="nil"/>
+            </w:tcBorders>
+            <w:vAlign w:val="center"/>
+          </w:tcPr>
+          <w:p>
+            <w:pPr>
+              <w:spacing w:line="276" w:lineRule="auto"/>
+              <w:ind w:left="218" w:leftChars="104" w:firstLine="14" w:firstLineChars="8"/>
+              <w:jc w:val="center"/>
+              <w:rPr>
+                <w:rFonts w:ascii="Times New Roman" w:hAnsi="Times New Roman" w:eastAsia="微软雅黑" w:cs="Times New Roman"/>
+                <w:b/>
+                <w:sz w:val="18"/>
+                <w:szCs w:val="18"/>
+              </w:rPr>
+            </w:pPr>
+            <w:r>
+              <w:rPr>
+                <w:rFonts w:hint="eastAsia" w:ascii="Times New Roman" w:hAnsi="Times New Roman" w:eastAsia="微软雅黑" w:cs="Times New Roman"/>
+                <w:sz w:val="18"/>
+                <w:szCs w:val="18"/>
+              </w:rPr>
+              <w:t>{{</w:t>
+            </w:r>
+            <w:r>
+              <w:rPr>
+                <w:rFonts w:ascii="Times New Roman" w:hAnsi="Times New Roman" w:eastAsia="微软雅黑" w:cs="Times New Roman"/>
+                <w:sz w:val="18"/>
+                <w:szCs w:val="18"/>
+              </w:rPr>
+              <w:t xml:space="preserve"> PDInfo</w:t>
+            </w:r>
+            <w:r>
+              <w:rPr>
+                <w:rFonts w:hint="eastAsia" w:ascii="Times New Roman" w:hAnsi="Times New Roman" w:eastAsia="微软雅黑" w:cs="Times New Roman"/>
+                <w:sz w:val="18"/>
+                <w:szCs w:val="18"/>
+              </w:rPr>
+              <w:t>.</w:t>
+            </w:r>
+            <w:r>
+              <w:rPr>
+                <w:rFonts w:ascii="Times New Roman" w:hAnsi="Times New Roman" w:eastAsia="微软雅黑" w:cs="Times New Roman"/>
+                <w:sz w:val="18"/>
+                <w:szCs w:val="18"/>
+              </w:rPr>
+              <w:t>Detection_method</w:t>
+            </w:r>
+            <w:r>
+              <w:rPr>
+                <w:rFonts w:hint="eastAsia" w:ascii="Times New Roman" w:hAnsi="Times New Roman" w:eastAsia="微软雅黑" w:cs="Times New Roman"/>
+                <w:sz w:val="18"/>
+                <w:szCs w:val="18"/>
+              </w:rPr>
+              <w:t xml:space="preserve"> }}</w:t>
+            </w:r>
+          </w:p>
+        </w:tc>
+        <w:tc>
+          <w:tcPr>
+            <w:tcW w:w="2190" w:type="dxa"/>
+            <w:vMerge w:val="restart"/>
+            <w:tcBorders>
+              <w:top w:val="nil"/>
+              <w:left w:val="single" w:color="A4A4A4" w:sz="4" w:space="0"/>
+              <w:bottom w:val="single" w:color="A4A4A4" w:sz="4" w:space="0"/>
+              <w:right w:val="single" w:color="A4A4A4" w:sz="4" w:space="0"/>
+              <w:tl2br w:val="nil"/>
+              <w:tr2bl w:val="nil"/>
+            </w:tcBorders>
+            <w:vAlign w:val="center"/>
+          </w:tcPr>
+          <w:p>
+            <w:pPr>
+              <w:spacing w:line="276" w:lineRule="auto"/>
+              <w:ind w:left="218" w:leftChars="104" w:firstLine="14" w:firstLineChars="8"/>
+              <w:jc w:val="center"/>
+              <w:rPr>
+                <w:rFonts w:ascii="Times New Roman" w:hAnsi="Times New Roman" w:eastAsia="微软雅黑" w:cs="Times New Roman"/>
+                <w:b/>
+                <w:sz w:val="18"/>
+                <w:szCs w:val="18"/>
+              </w:rPr>
+            </w:pPr>
+            <w:r>
+              <w:rPr>
+                <w:rFonts w:hint="eastAsia" w:ascii="Times New Roman" w:hAnsi="Times New Roman" w:eastAsia="微软雅黑" w:cs="Times New Roman"/>
+                <w:sz w:val="18"/>
+                <w:szCs w:val="18"/>
+              </w:rPr>
+              <w:t>{{</w:t>
+            </w:r>
+            <w:r>
+              <w:rPr>
+                <w:rFonts w:ascii="Times New Roman" w:hAnsi="Times New Roman" w:eastAsia="微软雅黑" w:cs="Times New Roman"/>
+                <w:sz w:val="18"/>
+                <w:szCs w:val="18"/>
+              </w:rPr>
+              <w:t xml:space="preserve"> PDInfo</w:t>
+            </w:r>
+            <w:r>
+              <w:rPr>
+                <w:rFonts w:hint="eastAsia" w:ascii="Times New Roman" w:hAnsi="Times New Roman" w:eastAsia="微软雅黑" w:cs="Times New Roman"/>
+                <w:sz w:val="18"/>
+                <w:szCs w:val="18"/>
+              </w:rPr>
+              <w:t>.</w:t>
+            </w:r>
+            <w:r>
+              <w:rPr>
+                <w:rFonts w:ascii="Times New Roman" w:hAnsi="Times New Roman" w:eastAsia="微软雅黑" w:cs="Times New Roman"/>
+                <w:sz w:val="18"/>
+                <w:szCs w:val="18"/>
+              </w:rPr>
+              <w:t>Detect_antibody</w:t>
+            </w:r>
+            <w:r>
+              <w:rPr>
+                <w:rFonts w:hint="eastAsia" w:ascii="Times New Roman" w:hAnsi="Times New Roman" w:eastAsia="微软雅黑" w:cs="Times New Roman"/>
+                <w:sz w:val="18"/>
+                <w:szCs w:val="18"/>
+              </w:rPr>
+              <w:t xml:space="preserve"> }}</w:t>
+            </w:r>
+          </w:p>
+        </w:tc>
+        <w:tc>
+          <w:tcPr>
+            <w:tcW w:w="3693" w:type="dxa"/>
+            <w:tcBorders>
+              <w:top w:val="nil"/>
+              <w:left w:val="single" w:color="A4A4A4" w:sz="4" w:space="0"/>
+              <w:bottom w:val="single" w:color="A4A4A4" w:sz="4" w:space="0"/>
+              <w:right w:val="nil"/>
+              <w:tl2br w:val="nil"/>
+              <w:tr2bl w:val="nil"/>
+            </w:tcBorders>
+            <w:vAlign w:val="center"/>
+          </w:tcPr>
+          <w:p>
+            <w:pPr>
+              <w:pStyle w:val="54"/>
+              <w:ind w:left="218" w:leftChars="104" w:firstLine="14" w:firstLineChars="8"/>
+            </w:pPr>
+            <w:r>
+              <w:t>TPS：</w:t>
+            </w:r>
+            <w:r>
+              <w:rPr>
+                <w:rFonts w:hint="eastAsia" w:ascii="Times New Roman" w:hAnsi="Times New Roman" w:cs="Times New Roman"/>
+              </w:rPr>
+              <w:t>{{</w:t>
+            </w:r>
+            <w:r>
+              <w:rPr>
+                <w:rFonts w:ascii="Times New Roman" w:hAnsi="Times New Roman" w:cs="Times New Roman"/>
+              </w:rPr>
+              <w:t xml:space="preserve"> PDInfo</w:t>
+            </w:r>
+            <w:r>
+              <w:rPr>
+                <w:rFonts w:hint="eastAsia" w:ascii="Times New Roman" w:hAnsi="Times New Roman" w:cs="Times New Roman"/>
+              </w:rPr>
+              <w:t>.TPS }}</w:t>
+            </w:r>
+          </w:p>
+        </w:tc>
+      </w:tr>
+      <w:tr>
+        <w:tblPrEx>
+          <w:tblBorders>
+            <w:top w:val="none" w:color="auto" w:sz="0" w:space="0"/>
+            <w:left w:val="none" w:color="auto" w:sz="0" w:space="0"/>
+            <w:bottom w:val="single" w:color="7E7E7E" w:themeColor="background1" w:themeShade="7F" w:sz="12" w:space="0"/>
+            <w:right w:val="none" w:color="auto" w:sz="0" w:space="0"/>
+            <w:insideH w:val="dotted" w:color="033F86" w:sz="4" w:space="0"/>
+            <w:insideV w:val="dotted" w:color="033F86" w:sz="4" w:space="0"/>
+          </w:tblBorders>
+          <w:tblCellMar>
+            <w:top w:w="0" w:type="dxa"/>
+            <w:left w:w="108" w:type="dxa"/>
+            <w:bottom w:w="0" w:type="dxa"/>
+            <w:right w:w="108" w:type="dxa"/>
+          </w:tblCellMar>
+        </w:tblPrEx>
+        <w:trPr>
+          <w:trHeight w:val="217" w:hRule="atLeast"/>
+          <w:jc w:val="center"/>
+        </w:trPr>
+        <w:tc>
+          <w:tcPr>
+            <w:tcW w:w="2001" w:type="dxa"/>
+            <w:vMerge w:val="continue"/>
+            <w:tcBorders>
+              <w:top w:val="single" w:color="A4A4A4" w:sz="4" w:space="0"/>
+              <w:left w:val="nil"/>
+              <w:bottom w:val="single" w:color="A4A4A4" w:sz="4" w:space="0"/>
+              <w:right w:val="single" w:color="A4A4A4" w:sz="4" w:space="0"/>
+              <w:tl2br w:val="nil"/>
+              <w:tr2bl w:val="nil"/>
+            </w:tcBorders>
+            <w:vAlign w:val="center"/>
+          </w:tcPr>
+          <w:p>
+            <w:pPr>
+              <w:spacing w:line="276" w:lineRule="auto"/>
+              <w:ind w:left="218" w:leftChars="104" w:firstLine="14" w:firstLineChars="8"/>
+              <w:jc w:val="center"/>
+              <w:rPr>
+                <w:rFonts w:ascii="微软雅黑" w:hAnsi="微软雅黑" w:eastAsia="微软雅黑" w:cs="微软雅黑"/>
+                <w:color w:val="000000"/>
+                <w:sz w:val="18"/>
+                <w:szCs w:val="18"/>
+              </w:rPr>
+            </w:pPr>
+          </w:p>
+        </w:tc>
+        <w:tc>
+          <w:tcPr>
+            <w:tcW w:w="2127" w:type="dxa"/>
+            <w:vMerge w:val="continue"/>
+            <w:tcBorders>
+              <w:top w:val="single" w:color="A4A4A4" w:sz="4" w:space="0"/>
+              <w:left w:val="single" w:color="A4A4A4" w:sz="4" w:space="0"/>
+              <w:bottom w:val="single" w:color="A4A4A4" w:sz="4" w:space="0"/>
+              <w:right w:val="single" w:color="A4A4A4" w:sz="4" w:space="0"/>
+              <w:tl2br w:val="nil"/>
+              <w:tr2bl w:val="nil"/>
+            </w:tcBorders>
+            <w:vAlign w:val="center"/>
+          </w:tcPr>
+          <w:p>
+            <w:pPr>
+              <w:spacing w:line="276" w:lineRule="auto"/>
+              <w:ind w:left="218" w:leftChars="104" w:firstLine="14" w:firstLineChars="8"/>
+              <w:jc w:val="center"/>
+              <w:rPr>
+                <w:rFonts w:ascii="Times New Roman" w:hAnsi="Times New Roman" w:eastAsia="微软雅黑" w:cs="Times New Roman"/>
+                <w:sz w:val="18"/>
+                <w:szCs w:val="18"/>
+              </w:rPr>
+            </w:pPr>
+          </w:p>
+        </w:tc>
+        <w:tc>
+          <w:tcPr>
+            <w:tcW w:w="2190" w:type="dxa"/>
+            <w:vMerge w:val="continue"/>
+            <w:tcBorders>
+              <w:top w:val="single" w:color="A4A4A4" w:sz="4" w:space="0"/>
+              <w:left w:val="single" w:color="A4A4A4" w:sz="4" w:space="0"/>
+              <w:bottom w:val="single" w:color="A4A4A4" w:sz="4" w:space="0"/>
+              <w:right w:val="single" w:color="A4A4A4" w:sz="4" w:space="0"/>
+              <w:tl2br w:val="nil"/>
+              <w:tr2bl w:val="nil"/>
+            </w:tcBorders>
+            <w:vAlign w:val="center"/>
+          </w:tcPr>
+          <w:p>
+            <w:pPr>
+              <w:spacing w:line="276" w:lineRule="auto"/>
+              <w:ind w:left="218" w:leftChars="104" w:firstLine="14" w:firstLineChars="8"/>
+              <w:jc w:val="center"/>
+              <w:rPr>
+                <w:rFonts w:ascii="Times New Roman" w:hAnsi="Times New Roman" w:eastAsia="微软雅黑" w:cs="Times New Roman"/>
+                <w:sz w:val="18"/>
+                <w:szCs w:val="18"/>
+              </w:rPr>
+            </w:pPr>
+          </w:p>
+        </w:tc>
+        <w:tc>
+          <w:tcPr>
+            <w:tcW w:w="3693" w:type="dxa"/>
+            <w:tcBorders>
+              <w:top w:val="single" w:color="A4A4A4" w:sz="4" w:space="0"/>
+              <w:left w:val="single" w:color="A4A4A4" w:sz="4" w:space="0"/>
+              <w:bottom w:val="single" w:color="A4A4A4" w:sz="4" w:space="0"/>
+              <w:right w:val="nil"/>
+              <w:tl2br w:val="nil"/>
+              <w:tr2bl w:val="nil"/>
+            </w:tcBorders>
+            <w:vAlign w:val="center"/>
+          </w:tcPr>
+          <w:p>
+            <w:pPr>
+              <w:pStyle w:val="54"/>
+              <w:ind w:left="218" w:leftChars="104" w:firstLine="14" w:firstLineChars="8"/>
+            </w:pPr>
+            <w:r>
+              <w:t>CPS：</w:t>
+            </w:r>
+            <w:r>
+              <w:rPr>
+                <w:rFonts w:hint="eastAsia" w:ascii="Times New Roman" w:hAnsi="Times New Roman" w:cs="Times New Roman"/>
+              </w:rPr>
+              <w:t>{{</w:t>
+            </w:r>
+            <w:r>
+              <w:rPr>
+                <w:rFonts w:ascii="Times New Roman" w:hAnsi="Times New Roman" w:cs="Times New Roman"/>
+              </w:rPr>
+              <w:t xml:space="preserve"> PDInfo</w:t>
+            </w:r>
+            <w:r>
+              <w:rPr>
+                <w:rFonts w:hint="eastAsia" w:ascii="Times New Roman" w:hAnsi="Times New Roman" w:cs="Times New Roman"/>
+              </w:rPr>
+              <w:t>.CPS }}</w:t>
+            </w:r>
+          </w:p>
+        </w:tc>
+      </w:tr>
+    </w:tbl>
+    <w:p>
+      <w:pPr>
+        <w:spacing w:line="276" w:lineRule="auto"/>
+        <w:ind w:left="218" w:leftChars="104" w:right="428" w:rightChars="204" w:firstLine="14" w:firstLineChars="8"/>
+        <w:rPr>
+          <w:rFonts w:ascii="微软雅黑" w:hAnsi="微软雅黑" w:eastAsia="微软雅黑" w:cs="微软雅黑"/>
+          <w:b/>
+          <w:color w:val="000000"/>
+          <w:sz w:val="18"/>
+          <w:szCs w:val="18"/>
+        </w:rPr>
+      </w:pPr>
+    </w:p>
+    <w:p>
+      <w:pPr>
+        <w:ind w:left="218" w:leftChars="104" w:firstLine="17" w:firstLineChars="8"/>
+        <w:rPr>
+          <w:rFonts w:ascii="Times New Roman" w:hAnsi="Times New Roman" w:eastAsia="微软雅黑" w:cs="黑体"/>
+          <w:b/>
+          <w:bCs/>
+          <w:color w:val="auto"/>
+          <w:sz w:val="21"/>
+          <w:szCs w:val="21"/>
+          <w:lang w:eastAsia="zh-CN"/>
+        </w:rPr>
+      </w:pPr>
+      <w:bookmarkStart w:id="1" w:name="_GoBack"/>
+      <w:r>
+        <w:rPr>
+          <w:rFonts w:ascii="Times New Roman" w:hAnsi="Times New Roman" w:eastAsia="微软雅黑" w:cs="黑体"/>
+          <w:b/>
+          <w:bCs/>
+          <w:color w:val="auto"/>
+          <w:sz w:val="21"/>
+          <w:szCs w:val="21"/>
+          <w:lang w:eastAsia="zh-CN"/>
+        </w:rPr>
+        <w:t>检测图谱</w:t>
+      </w:r>
+      <w:r>
+        <w:rPr>
+          <w:rFonts w:hint="eastAsia" w:ascii="Times New Roman" w:hAnsi="Times New Roman" w:eastAsia="微软雅黑" w:cs="黑体"/>
+          <w:b/>
+          <w:bCs/>
+          <w:color w:val="auto"/>
+          <w:sz w:val="21"/>
+          <w:szCs w:val="21"/>
+          <w:lang w:eastAsia="zh-CN"/>
+        </w:rPr>
+        <w:t>：</w:t>
+      </w:r>
+      <w:r>
+        <w:rPr>
+          <w:rFonts w:ascii="Times New Roman" w:hAnsi="Times New Roman" w:eastAsia="微软雅黑" w:cs="黑体"/>
+          <w:b/>
+          <w:bCs/>
+          <w:color w:val="auto"/>
+          <w:sz w:val="21"/>
+          <w:szCs w:val="21"/>
+          <w:lang w:eastAsia="zh-CN"/>
+        </w:rPr>
+        <w:t xml:space="preserve"> </w:t>
+      </w:r>
+    </w:p>
+    <w:bookmarkEnd w:id="1"/>
+    <w:p>
+      <w:pPr>
+        <w:spacing w:line="276" w:lineRule="auto"/>
+        <w:ind w:left="218" w:leftChars="104" w:right="428" w:rightChars="204" w:firstLine="14" w:firstLineChars="8"/>
+        <w:rPr>
+          <w:rFonts w:ascii="Times New Roman" w:hAnsi="Times New Roman" w:eastAsia="微软雅黑" w:cs="Times New Roman"/>
+          <w:sz w:val="18"/>
+          <w:szCs w:val="18"/>
+        </w:rPr>
+      </w:pPr>
+    </w:p>
+    <w:tbl>
+      <w:tblPr>
+        <w:tblStyle w:val="17"/>
+        <w:tblW w:w="0" w:type="auto"/>
+        <w:jc w:val="center"/>
+        <w:tblBorders>
+          <w:top w:val="none" w:color="auto" w:sz="0" w:space="0"/>
+          <w:left w:val="none" w:color="auto" w:sz="0" w:space="0"/>
+          <w:bottom w:val="none" w:color="auto" w:sz="0" w:space="0"/>
+          <w:right w:val="none" w:color="auto" w:sz="0" w:space="0"/>
+          <w:insideH w:val="none" w:color="auto" w:sz="0" w:space="0"/>
+          <w:insideV w:val="none" w:color="auto" w:sz="0" w:space="0"/>
+        </w:tblBorders>
+        <w:tblLayout w:type="fixed"/>
+        <w:tblCellMar>
+          <w:top w:w="0" w:type="dxa"/>
+          <w:left w:w="113" w:type="dxa"/>
+          <w:bottom w:w="0" w:type="dxa"/>
+          <w:right w:w="113" w:type="dxa"/>
+        </w:tblCellMar>
+      </w:tblPr>
+      <w:tblGrid>
+        <w:gridCol w:w="3118"/>
+        <w:gridCol w:w="3118"/>
+        <w:gridCol w:w="3118"/>
+      </w:tblGrid>
+      <w:tr>
+        <w:tblPrEx>
+          <w:tblBorders>
+            <w:top w:val="none" w:color="auto" w:sz="0" w:space="0"/>
+            <w:left w:val="none" w:color="auto" w:sz="0" w:space="0"/>
+            <w:bottom w:val="none" w:color="auto" w:sz="0" w:space="0"/>
+            <w:right w:val="none" w:color="auto" w:sz="0" w:space="0"/>
+            <w:insideH w:val="none" w:color="auto" w:sz="0" w:space="0"/>
+            <w:insideV w:val="none" w:color="auto" w:sz="0" w:space="0"/>
+          </w:tblBorders>
+          <w:tblCellMar>
+            <w:top w:w="0" w:type="dxa"/>
+            <w:left w:w="113" w:type="dxa"/>
+            <w:bottom w:w="0" w:type="dxa"/>
+            <w:right w:w="113" w:type="dxa"/>
+          </w:tblCellMar>
+        </w:tblPrEx>
+        <w:trPr>
+          <w:trHeight w:val="1984" w:hRule="atLeast"/>
+          <w:jc w:val="center"/>
+        </w:trPr>
+        <w:tc>
+          <w:tcPr>
+            <w:tcW w:w="3118" w:type="dxa"/>
+            <w:vAlign w:val="center"/>
+          </w:tcPr>
+          <w:p>
+            <w:pPr>
+              <w:ind w:left="218" w:leftChars="104" w:firstLine="17" w:firstLineChars="8"/>
+              <w:jc w:val="center"/>
+            </w:pPr>
+            <w:r>
+              <w:rPr>
+                <w:rFonts w:hint="eastAsia" w:ascii="Times New Roman" w:hAnsi="Times New Roman" w:eastAsia="微软雅黑" w:cs="Times New Roman"/>
+                <w:b/>
+                <w:szCs w:val="21"/>
+              </w:rPr>
+              <w:t xml:space="preserve">{% if </w:t>
+            </w:r>
+            <w:r>
+              <w:rPr>
+                <w:rFonts w:ascii="Times New Roman" w:hAnsi="Times New Roman" w:eastAsia="微软雅黑" w:cs="Times New Roman"/>
+                <w:b/>
+                <w:szCs w:val="21"/>
+              </w:rPr>
+              <w:t>PDInfo</w:t>
+            </w:r>
+            <w:r>
+              <w:rPr>
+                <w:rFonts w:hint="eastAsia" w:ascii="Times New Roman" w:hAnsi="Times New Roman" w:eastAsia="微软雅黑" w:cs="Times New Roman"/>
+                <w:b/>
+                <w:szCs w:val="21"/>
+              </w:rPr>
+              <w:t>.</w:t>
+            </w:r>
+            <w:r>
+              <w:rPr>
+                <w:rFonts w:ascii="Times New Roman" w:hAnsi="Times New Roman" w:eastAsia="微软雅黑" w:cs="Times New Roman"/>
+                <w:b/>
+                <w:szCs w:val="21"/>
+              </w:rPr>
+              <w:t>yangkong</w:t>
+            </w:r>
+            <w:r>
+              <w:rPr>
+                <w:rFonts w:hint="eastAsia" w:ascii="Times New Roman" w:hAnsi="Times New Roman" w:eastAsia="微软雅黑" w:cs="Times New Roman"/>
+                <w:b/>
+                <w:szCs w:val="21"/>
+              </w:rPr>
+              <w:t xml:space="preserve">_PIC_status %}{{ </w:t>
+            </w:r>
+            <w:r>
+              <w:rPr>
+                <w:rFonts w:ascii="Times New Roman" w:hAnsi="Times New Roman" w:eastAsia="微软雅黑" w:cs="Times New Roman"/>
+                <w:b/>
+                <w:szCs w:val="21"/>
+              </w:rPr>
+              <w:t>PDInfo</w:t>
+            </w:r>
+            <w:r>
+              <w:rPr>
+                <w:rFonts w:hint="eastAsia" w:ascii="Times New Roman" w:hAnsi="Times New Roman" w:eastAsia="微软雅黑" w:cs="Times New Roman"/>
+                <w:b/>
+                <w:szCs w:val="21"/>
+              </w:rPr>
+              <w:t>.</w:t>
+            </w:r>
+            <w:r>
+              <w:rPr>
+                <w:rFonts w:ascii="Times New Roman" w:hAnsi="Times New Roman" w:eastAsia="微软雅黑" w:cs="Times New Roman"/>
+                <w:b/>
+                <w:szCs w:val="21"/>
+              </w:rPr>
+              <w:t>yangkong_PIC</w:t>
+            </w:r>
+            <w:r>
+              <w:rPr>
+                <w:rFonts w:hint="eastAsia" w:ascii="Times New Roman" w:hAnsi="Times New Roman" w:eastAsia="微软雅黑" w:cs="Times New Roman"/>
+                <w:b/>
+                <w:szCs w:val="21"/>
+              </w:rPr>
+              <w:t xml:space="preserve"> | </w:t>
+            </w:r>
+            <w:r>
+              <w:rPr>
+                <w:rFonts w:hint="eastAsia" w:ascii="Times New Roman" w:hAnsi="Times New Roman" w:eastAsia="微软雅黑" w:cs="Times New Roman"/>
+                <w:b/>
+                <w:szCs w:val="21"/>
+                <w:lang w:eastAsia="zh-CN"/>
+              </w:rPr>
+              <w:t>pd</w:t>
+            </w:r>
+            <w:r>
+              <w:rPr>
+                <w:rFonts w:hint="eastAsia" w:ascii="Times New Roman" w:hAnsi="Times New Roman" w:eastAsia="微软雅黑" w:cs="Times New Roman"/>
+                <w:b/>
+                <w:szCs w:val="21"/>
+              </w:rPr>
+              <w:t>i(131,94.4) }}{% endif %}</w:t>
+            </w:r>
+          </w:p>
+        </w:tc>
+        <w:tc>
+          <w:tcPr>
+            <w:tcW w:w="3118" w:type="dxa"/>
+            <w:vAlign w:val="center"/>
+          </w:tcPr>
+          <w:p>
+            <w:pPr>
+              <w:ind w:left="218" w:leftChars="104" w:firstLine="17" w:firstLineChars="8"/>
+              <w:jc w:val="center"/>
+            </w:pPr>
+            <w:r>
+              <w:rPr>
+                <w:rFonts w:hint="eastAsia" w:ascii="Times New Roman" w:hAnsi="Times New Roman" w:eastAsia="微软雅黑" w:cs="Times New Roman"/>
+                <w:b/>
+                <w:szCs w:val="21"/>
+              </w:rPr>
+              <w:t xml:space="preserve">{% if </w:t>
+            </w:r>
+            <w:r>
+              <w:rPr>
+                <w:rFonts w:ascii="Times New Roman" w:hAnsi="Times New Roman" w:eastAsia="微软雅黑" w:cs="Times New Roman"/>
+                <w:b/>
+                <w:szCs w:val="21"/>
+              </w:rPr>
+              <w:t>PDInfo</w:t>
+            </w:r>
+            <w:r>
+              <w:rPr>
+                <w:rFonts w:hint="eastAsia" w:ascii="Times New Roman" w:hAnsi="Times New Roman" w:eastAsia="微软雅黑" w:cs="Times New Roman"/>
+                <w:b/>
+                <w:szCs w:val="21"/>
+              </w:rPr>
+              <w:t>.</w:t>
+            </w:r>
+            <w:r>
+              <w:rPr>
+                <w:rFonts w:ascii="Times New Roman" w:hAnsi="Times New Roman" w:eastAsia="微软雅黑" w:cs="Times New Roman"/>
+                <w:b/>
+                <w:szCs w:val="21"/>
+              </w:rPr>
+              <w:t>yinkong</w:t>
+            </w:r>
+            <w:r>
+              <w:rPr>
+                <w:rFonts w:hint="eastAsia" w:ascii="Times New Roman" w:hAnsi="Times New Roman" w:eastAsia="微软雅黑" w:cs="Times New Roman"/>
+                <w:b/>
+                <w:szCs w:val="21"/>
+              </w:rPr>
+              <w:t xml:space="preserve">_PIC_status %}{{ </w:t>
+            </w:r>
+            <w:r>
+              <w:rPr>
+                <w:rFonts w:ascii="Times New Roman" w:hAnsi="Times New Roman" w:eastAsia="微软雅黑" w:cs="Times New Roman"/>
+                <w:b/>
+                <w:szCs w:val="21"/>
+              </w:rPr>
+              <w:t>PDInfo</w:t>
+            </w:r>
+            <w:r>
+              <w:rPr>
+                <w:rFonts w:hint="eastAsia" w:ascii="Times New Roman" w:hAnsi="Times New Roman" w:eastAsia="微软雅黑" w:cs="Times New Roman"/>
+                <w:b/>
+                <w:szCs w:val="21"/>
+              </w:rPr>
+              <w:t>.</w:t>
+            </w:r>
+            <w:r>
+              <w:rPr>
+                <w:rFonts w:ascii="Times New Roman" w:hAnsi="Times New Roman" w:eastAsia="微软雅黑" w:cs="Times New Roman"/>
+                <w:b/>
+                <w:szCs w:val="21"/>
+              </w:rPr>
+              <w:t>yinkong_PIC</w:t>
+            </w:r>
+            <w:r>
+              <w:rPr>
+                <w:rFonts w:hint="eastAsia" w:ascii="Times New Roman" w:hAnsi="Times New Roman" w:eastAsia="微软雅黑" w:cs="Times New Roman"/>
+                <w:b/>
+                <w:szCs w:val="21"/>
+              </w:rPr>
+              <w:t xml:space="preserve"> | </w:t>
+            </w:r>
+            <w:r>
+              <w:rPr>
+                <w:rFonts w:hint="eastAsia" w:ascii="Times New Roman" w:hAnsi="Times New Roman" w:eastAsia="微软雅黑" w:cs="Times New Roman"/>
+                <w:b/>
+                <w:szCs w:val="21"/>
+                <w:lang w:eastAsia="zh-CN"/>
+              </w:rPr>
+              <w:t>pd</w:t>
+            </w:r>
+            <w:r>
+              <w:rPr>
+                <w:rFonts w:hint="eastAsia" w:ascii="Times New Roman" w:hAnsi="Times New Roman" w:eastAsia="微软雅黑" w:cs="Times New Roman"/>
+                <w:b/>
+                <w:szCs w:val="21"/>
+              </w:rPr>
+              <w:t>i(131,94.4) }}{% endif %}</w:t>
+            </w:r>
+          </w:p>
+        </w:tc>
+        <w:tc>
+          <w:tcPr>
+            <w:tcW w:w="3118" w:type="dxa"/>
+            <w:vAlign w:val="center"/>
+          </w:tcPr>
+          <w:p>
+            <w:pPr>
+              <w:ind w:left="218" w:leftChars="104" w:firstLine="17" w:firstLineChars="8"/>
+              <w:jc w:val="center"/>
+            </w:pPr>
+            <w:r>
+              <w:rPr>
+                <w:rFonts w:hint="eastAsia" w:ascii="Times New Roman" w:hAnsi="Times New Roman" w:eastAsia="微软雅黑" w:cs="Times New Roman"/>
+                <w:b/>
+                <w:szCs w:val="21"/>
+              </w:rPr>
+              <w:t xml:space="preserve">{% if </w:t>
+            </w:r>
+            <w:r>
+              <w:rPr>
+                <w:rFonts w:ascii="Times New Roman" w:hAnsi="Times New Roman" w:eastAsia="微软雅黑" w:cs="Times New Roman"/>
+                <w:b/>
+                <w:szCs w:val="21"/>
+              </w:rPr>
+              <w:t>PDInfo</w:t>
+            </w:r>
+            <w:r>
+              <w:rPr>
+                <w:rFonts w:hint="eastAsia" w:ascii="Times New Roman" w:hAnsi="Times New Roman" w:eastAsia="微软雅黑" w:cs="Times New Roman"/>
+                <w:b/>
+                <w:szCs w:val="21"/>
+              </w:rPr>
+              <w:t xml:space="preserve">.pd_PIC_status %}{{ </w:t>
+            </w:r>
+            <w:r>
+              <w:rPr>
+                <w:rFonts w:ascii="Times New Roman" w:hAnsi="Times New Roman" w:eastAsia="微软雅黑" w:cs="Times New Roman"/>
+                <w:b/>
+                <w:szCs w:val="21"/>
+              </w:rPr>
+              <w:t>PDInfo</w:t>
+            </w:r>
+            <w:r>
+              <w:rPr>
+                <w:rFonts w:hint="eastAsia" w:ascii="Times New Roman" w:hAnsi="Times New Roman" w:eastAsia="微软雅黑" w:cs="Times New Roman"/>
+                <w:b/>
+                <w:szCs w:val="21"/>
+              </w:rPr>
+              <w:t>.pd</w:t>
+            </w:r>
+            <w:r>
+              <w:rPr>
+                <w:rFonts w:ascii="Times New Roman" w:hAnsi="Times New Roman" w:eastAsia="微软雅黑" w:cs="Times New Roman"/>
+                <w:b/>
+                <w:szCs w:val="21"/>
+              </w:rPr>
+              <w:t>_PIC</w:t>
+            </w:r>
+            <w:r>
+              <w:rPr>
+                <w:rFonts w:hint="eastAsia" w:ascii="Times New Roman" w:hAnsi="Times New Roman" w:eastAsia="微软雅黑" w:cs="Times New Roman"/>
+                <w:b/>
+                <w:szCs w:val="21"/>
+              </w:rPr>
+              <w:t xml:space="preserve"> | </w:t>
+            </w:r>
+            <w:r>
+              <w:rPr>
+                <w:rFonts w:hint="eastAsia" w:ascii="Times New Roman" w:hAnsi="Times New Roman" w:eastAsia="微软雅黑" w:cs="Times New Roman"/>
+                <w:b/>
+                <w:szCs w:val="21"/>
+                <w:lang w:eastAsia="zh-CN"/>
+              </w:rPr>
+              <w:t>pd</w:t>
+            </w:r>
+            <w:r>
+              <w:rPr>
+                <w:rFonts w:hint="eastAsia" w:ascii="Times New Roman" w:hAnsi="Times New Roman" w:eastAsia="微软雅黑" w:cs="Times New Roman"/>
+                <w:b/>
+                <w:szCs w:val="21"/>
+              </w:rPr>
+              <w:t>i(131,94.4) }}{% endif %}</w:t>
+            </w:r>
+          </w:p>
+        </w:tc>
+      </w:tr>
+      <w:tr>
+        <w:tblPrEx>
+          <w:tblBorders>
+            <w:top w:val="none" w:color="auto" w:sz="0" w:space="0"/>
+            <w:left w:val="none" w:color="auto" w:sz="0" w:space="0"/>
+            <w:bottom w:val="none" w:color="auto" w:sz="0" w:space="0"/>
+            <w:right w:val="none" w:color="auto" w:sz="0" w:space="0"/>
+            <w:insideH w:val="none" w:color="auto" w:sz="0" w:space="0"/>
+            <w:insideV w:val="none" w:color="auto" w:sz="0" w:space="0"/>
+          </w:tblBorders>
+          <w:tblCellMar>
+            <w:top w:w="0" w:type="dxa"/>
+            <w:left w:w="113" w:type="dxa"/>
+            <w:bottom w:w="0" w:type="dxa"/>
+            <w:right w:w="113" w:type="dxa"/>
+          </w:tblCellMar>
+        </w:tblPrEx>
+        <w:trPr>
+          <w:jc w:val="center"/>
+        </w:trPr>
+        <w:tc>
+          <w:tcPr>
+            <w:tcW w:w="3118" w:type="dxa"/>
+            <w:vAlign w:val="center"/>
+          </w:tcPr>
+          <w:p>
+            <w:pPr>
+              <w:ind w:left="218" w:leftChars="104" w:firstLine="14" w:firstLineChars="8"/>
+              <w:jc w:val="center"/>
+              <w:rPr>
+                <w:rFonts w:ascii="Times New Roman" w:hAnsi="Times New Roman" w:eastAsia="微软雅黑" w:cs="Times New Roman"/>
+                <w:sz w:val="18"/>
+                <w:szCs w:val="18"/>
+              </w:rPr>
+            </w:pPr>
+            <w:r>
+              <w:rPr>
+                <w:rFonts w:hint="eastAsia" w:ascii="Times New Roman" w:hAnsi="Times New Roman" w:eastAsia="微软雅黑" w:cs="Times New Roman"/>
+                <w:sz w:val="18"/>
+                <w:szCs w:val="18"/>
+              </w:rPr>
+              <w:t>PD-L1{{</w:t>
+            </w:r>
+            <w:r>
+              <w:rPr>
+                <w:rFonts w:ascii="Times New Roman" w:hAnsi="Times New Roman" w:eastAsia="微软雅黑" w:cs="Times New Roman"/>
+                <w:sz w:val="18"/>
+                <w:szCs w:val="18"/>
+              </w:rPr>
+              <w:t xml:space="preserve"> PDInfo</w:t>
+            </w:r>
+            <w:r>
+              <w:rPr>
+                <w:rFonts w:hint="eastAsia" w:ascii="Times New Roman" w:hAnsi="Times New Roman" w:eastAsia="微软雅黑" w:cs="Times New Roman"/>
+                <w:sz w:val="18"/>
+                <w:szCs w:val="18"/>
+              </w:rPr>
+              <w:t>.</w:t>
+            </w:r>
+            <w:r>
+              <w:rPr>
+                <w:rFonts w:ascii="Times New Roman" w:hAnsi="Times New Roman" w:eastAsia="微软雅黑" w:cs="Times New Roman"/>
+                <w:sz w:val="18"/>
+                <w:szCs w:val="18"/>
+              </w:rPr>
+              <w:t>antibody</w:t>
+            </w:r>
+            <w:r>
+              <w:rPr>
+                <w:rFonts w:hint="eastAsia" w:ascii="Times New Roman" w:hAnsi="Times New Roman" w:eastAsia="微软雅黑" w:cs="Times New Roman"/>
+                <w:sz w:val="18"/>
+                <w:szCs w:val="18"/>
+              </w:rPr>
+              <w:t xml:space="preserve"> }} 阳性对照 200X</w:t>
+            </w:r>
+          </w:p>
+        </w:tc>
+        <w:tc>
+          <w:tcPr>
+            <w:tcW w:w="3118" w:type="dxa"/>
+            <w:vAlign w:val="center"/>
+          </w:tcPr>
+          <w:p>
+            <w:pPr>
+              <w:ind w:left="218" w:leftChars="104" w:firstLine="14" w:firstLineChars="8"/>
+              <w:jc w:val="center"/>
+              <w:rPr>
+                <w:rFonts w:ascii="Times New Roman" w:hAnsi="Times New Roman" w:eastAsia="微软雅黑" w:cs="Times New Roman"/>
+                <w:sz w:val="18"/>
+                <w:szCs w:val="18"/>
+              </w:rPr>
+            </w:pPr>
+            <w:r>
+              <w:rPr>
+                <w:rFonts w:hint="eastAsia" w:ascii="Times New Roman" w:hAnsi="Times New Roman" w:eastAsia="微软雅黑" w:cs="Times New Roman"/>
+                <w:sz w:val="18"/>
+                <w:szCs w:val="18"/>
+              </w:rPr>
+              <w:t>PD-L1{{</w:t>
+            </w:r>
+            <w:r>
+              <w:rPr>
+                <w:rFonts w:ascii="Times New Roman" w:hAnsi="Times New Roman" w:eastAsia="微软雅黑" w:cs="Times New Roman"/>
+                <w:sz w:val="18"/>
+                <w:szCs w:val="18"/>
+              </w:rPr>
+              <w:t xml:space="preserve"> PDInfo</w:t>
+            </w:r>
+            <w:r>
+              <w:rPr>
+                <w:rFonts w:hint="eastAsia" w:ascii="Times New Roman" w:hAnsi="Times New Roman" w:eastAsia="微软雅黑" w:cs="Times New Roman"/>
+                <w:sz w:val="18"/>
+                <w:szCs w:val="18"/>
+              </w:rPr>
+              <w:t>.</w:t>
+            </w:r>
+            <w:r>
+              <w:rPr>
+                <w:rFonts w:ascii="Times New Roman" w:hAnsi="Times New Roman" w:eastAsia="微软雅黑" w:cs="Times New Roman"/>
+                <w:sz w:val="18"/>
+                <w:szCs w:val="18"/>
+              </w:rPr>
+              <w:t>antibody</w:t>
+            </w:r>
+            <w:r>
+              <w:rPr>
+                <w:rFonts w:hint="eastAsia" w:ascii="Times New Roman" w:hAnsi="Times New Roman" w:eastAsia="微软雅黑" w:cs="Times New Roman"/>
+                <w:sz w:val="18"/>
+                <w:szCs w:val="18"/>
+              </w:rPr>
+              <w:t xml:space="preserve"> }} 阴性对照 200X</w:t>
+            </w:r>
+          </w:p>
+        </w:tc>
+        <w:tc>
+          <w:tcPr>
+            <w:tcW w:w="3118" w:type="dxa"/>
+            <w:vAlign w:val="center"/>
+          </w:tcPr>
+          <w:p>
+            <w:pPr>
+              <w:ind w:left="218" w:leftChars="104" w:firstLine="14" w:firstLineChars="8"/>
+              <w:jc w:val="center"/>
+              <w:rPr>
+                <w:rFonts w:ascii="Times New Roman" w:hAnsi="Times New Roman" w:eastAsia="微软雅黑" w:cs="Times New Roman"/>
+                <w:sz w:val="18"/>
+                <w:szCs w:val="18"/>
+              </w:rPr>
+            </w:pPr>
+            <w:r>
+              <w:rPr>
+                <w:rFonts w:ascii="Times New Roman" w:hAnsi="Times New Roman" w:eastAsia="微软雅黑" w:cs="Times New Roman"/>
+                <w:sz w:val="18"/>
+                <w:szCs w:val="18"/>
+              </w:rPr>
+              <w:t>PD-L1</w:t>
+            </w:r>
+            <w:r>
+              <w:rPr>
+                <w:rFonts w:hint="eastAsia" w:ascii="Times New Roman" w:hAnsi="Times New Roman" w:eastAsia="微软雅黑" w:cs="Times New Roman"/>
+                <w:sz w:val="18"/>
+                <w:szCs w:val="18"/>
+              </w:rPr>
+              <w:t>{{</w:t>
+            </w:r>
+            <w:r>
+              <w:rPr>
+                <w:rFonts w:ascii="Times New Roman" w:hAnsi="Times New Roman" w:eastAsia="微软雅黑" w:cs="Times New Roman"/>
+                <w:sz w:val="18"/>
+                <w:szCs w:val="18"/>
+              </w:rPr>
+              <w:t xml:space="preserve"> PDInfo</w:t>
+            </w:r>
+            <w:r>
+              <w:rPr>
+                <w:rFonts w:hint="eastAsia" w:ascii="Times New Roman" w:hAnsi="Times New Roman" w:eastAsia="微软雅黑" w:cs="Times New Roman"/>
+                <w:sz w:val="18"/>
+                <w:szCs w:val="18"/>
+              </w:rPr>
+              <w:t>.</w:t>
+            </w:r>
+            <w:r>
+              <w:rPr>
+                <w:rFonts w:ascii="Times New Roman" w:hAnsi="Times New Roman" w:eastAsia="微软雅黑" w:cs="Times New Roman"/>
+                <w:sz w:val="18"/>
+                <w:szCs w:val="18"/>
+              </w:rPr>
+              <w:t>antibody</w:t>
+            </w:r>
+            <w:r>
+              <w:rPr>
+                <w:rFonts w:hint="eastAsia" w:ascii="Times New Roman" w:hAnsi="Times New Roman" w:eastAsia="微软雅黑" w:cs="Times New Roman"/>
+                <w:sz w:val="18"/>
+                <w:szCs w:val="18"/>
+              </w:rPr>
+              <w:t xml:space="preserve"> }}</w:t>
+            </w:r>
+            <w:r>
+              <w:rPr>
+                <w:rFonts w:ascii="Times New Roman" w:hAnsi="Times New Roman" w:eastAsia="微软雅黑" w:cs="Times New Roman"/>
+                <w:sz w:val="18"/>
+                <w:szCs w:val="18"/>
+              </w:rPr>
+              <w:t xml:space="preserve"> 200X</w:t>
+            </w:r>
+          </w:p>
+        </w:tc>
+      </w:tr>
+    </w:tbl>
+    <w:p>
+      <w:pPr>
+        <w:spacing w:line="276" w:lineRule="auto"/>
+        <w:ind w:left="218" w:leftChars="104" w:right="428" w:rightChars="204" w:firstLine="14" w:firstLineChars="8"/>
+        <w:rPr>
+          <w:rFonts w:ascii="Times New Roman" w:hAnsi="Times New Roman" w:eastAsia="微软雅黑" w:cs="Times New Roman"/>
+          <w:sz w:val="18"/>
+          <w:szCs w:val="18"/>
+          <w:lang w:eastAsia="zh-CN"/>
+        </w:rPr>
+      </w:pPr>
+      <w:r>
+        <w:rPr>
+          <w:rFonts w:hint="eastAsia" w:ascii="Times New Roman" w:hAnsi="Times New Roman" w:eastAsia="微软雅黑" w:cs="Times New Roman"/>
+          <w:sz w:val="18"/>
+          <w:szCs w:val="18"/>
+        </w:rPr>
+        <w:t>注</w:t>
+      </w:r>
+    </w:p>
+    <w:tbl>
+      <w:tblPr>
+        <w:tblStyle w:val="17"/>
+        <w:tblW w:w="0" w:type="auto"/>
+        <w:tblInd w:w="75" w:type="dxa"/>
+        <w:tblBorders>
+          <w:top w:val="none" w:color="auto" w:sz="0" w:space="0"/>
+          <w:left w:val="none" w:color="auto" w:sz="0" w:space="0"/>
+          <w:bottom w:val="none" w:color="auto" w:sz="0" w:space="0"/>
+          <w:right w:val="none" w:color="auto" w:sz="0" w:space="0"/>
+          <w:insideH w:val="none" w:color="auto" w:sz="0" w:space="0"/>
+          <w:insideV w:val="none" w:color="auto" w:sz="0" w:space="0"/>
+        </w:tblBorders>
+        <w:tblLayout w:type="autofit"/>
+        <w:tblCellMar>
+          <w:top w:w="0" w:type="dxa"/>
+          <w:left w:w="108" w:type="dxa"/>
+          <w:bottom w:w="0" w:type="dxa"/>
+          <w:right w:w="108" w:type="dxa"/>
+        </w:tblCellMar>
+      </w:tblPr>
+      <w:tblGrid>
+        <w:gridCol w:w="3255"/>
+        <w:gridCol w:w="4318"/>
+        <w:gridCol w:w="1392"/>
+        <w:gridCol w:w="823"/>
+      </w:tblGrid>
+      <w:tr>
+        <w:tblPrEx>
+          <w:tblBorders>
+            <w:top w:val="none" w:color="auto" w:sz="0" w:space="0"/>
+            <w:left w:val="none" w:color="auto" w:sz="0" w:space="0"/>
+            <w:bottom w:val="none" w:color="auto" w:sz="0" w:space="0"/>
+            <w:right w:val="none" w:color="auto" w:sz="0" w:space="0"/>
+            <w:insideH w:val="none" w:color="auto" w:sz="0" w:space="0"/>
+            <w:insideV w:val="none" w:color="auto" w:sz="0" w:space="0"/>
+          </w:tblBorders>
+          <w:tblCellMar>
+            <w:top w:w="0" w:type="dxa"/>
+            <w:left w:w="108" w:type="dxa"/>
+            <w:bottom w:w="0" w:type="dxa"/>
+            <w:right w:w="108" w:type="dxa"/>
+          </w:tblCellMar>
+        </w:tblPrEx>
+        <w:trPr>
+          <w:trHeight w:val="313" w:hRule="atLeast"/>
+        </w:trPr>
+        <w:tc>
+          <w:tcPr>
+            <w:tcW w:w="3255" w:type="dxa"/>
+            <w:vMerge w:val="restart"/>
+            <w:vAlign w:val="center"/>
+          </w:tcPr>
+          <w:p>
+            <w:pPr>
+              <w:wordWrap w:val="0"/>
+              <w:spacing w:line="276" w:lineRule="auto"/>
+              <w:ind w:left="218" w:leftChars="104" w:firstLine="14" w:firstLineChars="8"/>
+              <w:jc w:val="both"/>
+              <w:rPr>
+                <w:rFonts w:ascii="Times New Roman" w:hAnsi="Times New Roman" w:eastAsia="微软雅黑" w:cs="Times New Roman"/>
+                <w:sz w:val="18"/>
+                <w:szCs w:val="18"/>
+                <w:shd w:val="clear" w:color="auto" w:fill="FFFFFF"/>
+                <w:lang w:eastAsia="zh-CN"/>
+              </w:rPr>
+            </w:pPr>
+            <w:r>
+              <w:rPr>
+                <w:rFonts w:ascii="Times New Roman" w:hAnsi="Times New Roman" w:eastAsia="微软雅黑" w:cs="Times New Roman"/>
+                <w:sz w:val="18"/>
+                <w:szCs w:val="18"/>
+                <w:shd w:val="clear" w:color="auto" w:fill="FFFFFF"/>
+                <w:lang w:eastAsia="zh-CN"/>
+              </w:rPr>
+              <w:t>TPS（Tumor Proportion Score）=</w:t>
+            </w:r>
+          </w:p>
+        </w:tc>
+        <w:tc>
+          <w:tcPr>
+            <w:tcW w:w="4318" w:type="dxa"/>
+            <w:tcBorders>
+              <w:bottom w:val="single" w:color="auto" w:sz="4" w:space="0"/>
+            </w:tcBorders>
+            <w:vAlign w:val="center"/>
+          </w:tcPr>
+          <w:p>
+            <w:pPr>
+              <w:spacing w:line="276" w:lineRule="auto"/>
+              <w:ind w:left="218" w:leftChars="104" w:firstLine="14" w:firstLineChars="8"/>
+              <w:jc w:val="center"/>
+              <w:rPr>
+                <w:rFonts w:ascii="Times New Roman" w:hAnsi="Times New Roman" w:eastAsia="微软雅黑" w:cs="Times New Roman"/>
+                <w:sz w:val="18"/>
+                <w:szCs w:val="18"/>
+                <w:shd w:val="clear" w:color="auto" w:fill="FFFFFF"/>
+                <w:lang w:eastAsia="zh-CN"/>
+              </w:rPr>
+            </w:pPr>
+            <w:r>
+              <w:rPr>
+                <w:rFonts w:ascii="Times New Roman" w:hAnsi="Times New Roman" w:eastAsia="微软雅黑" w:cs="Times New Roman"/>
+                <w:sz w:val="18"/>
+                <w:szCs w:val="18"/>
+                <w:shd w:val="clear" w:color="auto" w:fill="FFFFFF"/>
+                <w:lang w:eastAsia="zh-CN"/>
+              </w:rPr>
+              <w:t>P</w:t>
+            </w:r>
+            <w:r>
+              <w:rPr>
+                <w:rFonts w:hint="eastAsia" w:ascii="Times New Roman" w:hAnsi="Times New Roman" w:eastAsia="微软雅黑" w:cs="Times New Roman"/>
+                <w:sz w:val="18"/>
+                <w:szCs w:val="18"/>
+                <w:shd w:val="clear" w:color="auto" w:fill="FFFFFF"/>
+                <w:lang w:eastAsia="zh-CN"/>
+              </w:rPr>
+              <w:t>D-L1染色细胞(肿瘤细胞)数量</w:t>
+            </w:r>
+          </w:p>
+        </w:tc>
+        <w:tc>
+          <w:tcPr>
+            <w:tcW w:w="2168" w:type="dxa"/>
+            <w:gridSpan w:val="2"/>
+            <w:vMerge w:val="restart"/>
+            <w:vAlign w:val="center"/>
+          </w:tcPr>
+          <w:p>
+            <w:pPr>
+              <w:spacing w:line="276" w:lineRule="auto"/>
+              <w:ind w:left="218" w:leftChars="104" w:firstLine="14" w:firstLineChars="8"/>
+              <w:jc w:val="both"/>
+              <w:rPr>
+                <w:rFonts w:ascii="Times New Roman" w:hAnsi="Times New Roman" w:eastAsia="微软雅黑" w:cs="Times New Roman"/>
+                <w:sz w:val="18"/>
+                <w:szCs w:val="18"/>
+                <w:shd w:val="clear" w:color="auto" w:fill="FFFFFF"/>
+                <w:lang w:eastAsia="zh-CN"/>
+              </w:rPr>
+            </w:pPr>
+            <w:r>
+              <w:rPr>
+                <w:rFonts w:ascii="Times New Roman" w:hAnsi="Times New Roman" w:eastAsia="微软雅黑" w:cs="Times New Roman"/>
+                <w:sz w:val="18"/>
+                <w:szCs w:val="18"/>
+                <w:shd w:val="clear" w:color="auto" w:fill="FFFFFF"/>
+                <w:lang w:eastAsia="zh-CN"/>
+              </w:rPr>
+              <w:t>×100%</w:t>
+            </w:r>
+          </w:p>
+        </w:tc>
+      </w:tr>
+      <w:tr>
+        <w:tblPrEx>
+          <w:tblBorders>
+            <w:top w:val="none" w:color="auto" w:sz="0" w:space="0"/>
+            <w:left w:val="none" w:color="auto" w:sz="0" w:space="0"/>
+            <w:bottom w:val="none" w:color="auto" w:sz="0" w:space="0"/>
+            <w:right w:val="none" w:color="auto" w:sz="0" w:space="0"/>
+            <w:insideH w:val="none" w:color="auto" w:sz="0" w:space="0"/>
+            <w:insideV w:val="none" w:color="auto" w:sz="0" w:space="0"/>
+          </w:tblBorders>
+          <w:tblCellMar>
+            <w:top w:w="0" w:type="dxa"/>
+            <w:left w:w="108" w:type="dxa"/>
+            <w:bottom w:w="0" w:type="dxa"/>
+            <w:right w:w="108" w:type="dxa"/>
+          </w:tblCellMar>
+        </w:tblPrEx>
+        <w:trPr>
+          <w:trHeight w:val="322" w:hRule="atLeast"/>
+        </w:trPr>
+        <w:tc>
+          <w:tcPr>
+            <w:tcW w:w="3255" w:type="dxa"/>
+            <w:vMerge w:val="continue"/>
+            <w:vAlign w:val="center"/>
+          </w:tcPr>
+          <w:p>
+            <w:pPr>
+              <w:spacing w:line="276" w:lineRule="auto"/>
+              <w:ind w:left="218" w:leftChars="104" w:firstLine="14" w:firstLineChars="8"/>
+              <w:jc w:val="both"/>
+              <w:rPr>
+                <w:rFonts w:ascii="Times New Roman" w:hAnsi="Times New Roman" w:eastAsia="微软雅黑" w:cs="Times New Roman"/>
+                <w:sz w:val="18"/>
+                <w:szCs w:val="18"/>
+                <w:shd w:val="clear" w:color="auto" w:fill="FFFFFF"/>
+                <w:lang w:eastAsia="zh-CN"/>
+              </w:rPr>
+            </w:pPr>
+          </w:p>
+        </w:tc>
+        <w:tc>
+          <w:tcPr>
+            <w:tcW w:w="4318" w:type="dxa"/>
+            <w:tcBorders>
+              <w:top w:val="single" w:color="auto" w:sz="4" w:space="0"/>
+            </w:tcBorders>
+            <w:vAlign w:val="center"/>
+          </w:tcPr>
+          <w:p>
+            <w:pPr>
+              <w:spacing w:line="276" w:lineRule="auto"/>
+              <w:ind w:left="218" w:leftChars="104" w:firstLine="14" w:firstLineChars="8"/>
+              <w:jc w:val="center"/>
+              <w:rPr>
+                <w:rFonts w:ascii="Times New Roman" w:hAnsi="Times New Roman" w:eastAsia="微软雅黑" w:cs="Times New Roman"/>
+                <w:sz w:val="18"/>
+                <w:szCs w:val="18"/>
+                <w:shd w:val="clear" w:color="auto" w:fill="FFFFFF"/>
+                <w:lang w:eastAsia="zh-CN"/>
+              </w:rPr>
+            </w:pPr>
+            <w:r>
+              <w:rPr>
+                <w:rFonts w:ascii="Times New Roman" w:hAnsi="Times New Roman" w:eastAsia="微软雅黑" w:cs="Times New Roman"/>
+                <w:sz w:val="18"/>
+                <w:szCs w:val="18"/>
+                <w:shd w:val="clear" w:color="auto" w:fill="FFFFFF"/>
+                <w:lang w:eastAsia="zh-CN"/>
+              </w:rPr>
+              <w:t>活的肿瘤细胞总数</w:t>
+            </w:r>
+          </w:p>
+        </w:tc>
+        <w:tc>
+          <w:tcPr>
+            <w:tcW w:w="2168" w:type="dxa"/>
+            <w:gridSpan w:val="2"/>
+            <w:vMerge w:val="continue"/>
+          </w:tcPr>
+          <w:p>
+            <w:pPr>
+              <w:spacing w:line="276" w:lineRule="auto"/>
+              <w:ind w:left="218" w:leftChars="104" w:firstLine="14" w:firstLineChars="8"/>
+              <w:jc w:val="left"/>
+              <w:rPr>
+                <w:rFonts w:ascii="Times New Roman" w:hAnsi="Times New Roman" w:eastAsia="微软雅黑" w:cs="Times New Roman"/>
+                <w:sz w:val="18"/>
+                <w:szCs w:val="18"/>
+                <w:shd w:val="clear" w:color="auto" w:fill="FFFFFF"/>
+                <w:lang w:eastAsia="zh-CN"/>
+              </w:rPr>
+            </w:pPr>
+          </w:p>
+        </w:tc>
+      </w:tr>
+      <w:tr>
+        <w:tblPrEx>
+          <w:tblBorders>
+            <w:top w:val="none" w:color="auto" w:sz="0" w:space="0"/>
+            <w:left w:val="none" w:color="auto" w:sz="0" w:space="0"/>
+            <w:bottom w:val="none" w:color="auto" w:sz="0" w:space="0"/>
+            <w:right w:val="none" w:color="auto" w:sz="0" w:space="0"/>
+            <w:insideH w:val="none" w:color="auto" w:sz="0" w:space="0"/>
+            <w:insideV w:val="none" w:color="auto" w:sz="0" w:space="0"/>
+          </w:tblBorders>
+          <w:tblCellMar>
+            <w:top w:w="0" w:type="dxa"/>
+            <w:left w:w="108" w:type="dxa"/>
+            <w:bottom w:w="0" w:type="dxa"/>
+            <w:right w:w="108" w:type="dxa"/>
+          </w:tblCellMar>
+        </w:tblPrEx>
+        <w:trPr>
+          <w:trHeight w:val="313" w:hRule="atLeast"/>
+        </w:trPr>
+        <w:tc>
+          <w:tcPr>
+            <w:tcW w:w="3255" w:type="dxa"/>
+            <w:vMerge w:val="restart"/>
+            <w:vAlign w:val="center"/>
+          </w:tcPr>
+          <w:p>
+            <w:pPr>
+              <w:wordWrap w:val="0"/>
+              <w:spacing w:line="276" w:lineRule="auto"/>
+              <w:ind w:left="218" w:leftChars="104" w:firstLine="14" w:firstLineChars="8"/>
+              <w:jc w:val="both"/>
+              <w:rPr>
+                <w:rFonts w:ascii="Times New Roman" w:hAnsi="Times New Roman" w:eastAsia="微软雅黑" w:cs="Times New Roman"/>
+                <w:sz w:val="18"/>
+                <w:szCs w:val="18"/>
+                <w:shd w:val="clear" w:color="auto" w:fill="FFFFFF"/>
+                <w:lang w:eastAsia="zh-CN"/>
+              </w:rPr>
+            </w:pPr>
+            <w:r>
+              <w:rPr>
+                <w:rFonts w:ascii="Times New Roman" w:hAnsi="Times New Roman" w:eastAsia="微软雅黑" w:cs="Times New Roman"/>
+                <w:sz w:val="18"/>
+                <w:szCs w:val="18"/>
+                <w:shd w:val="clear" w:color="auto" w:fill="FFFFFF"/>
+                <w:lang w:eastAsia="zh-CN"/>
+              </w:rPr>
+              <w:t>CPS（Combined Positive Score）=</w:t>
+            </w:r>
+          </w:p>
+        </w:tc>
+        <w:tc>
+          <w:tcPr>
+            <w:tcW w:w="5710" w:type="dxa"/>
+            <w:gridSpan w:val="2"/>
+            <w:tcBorders>
+              <w:bottom w:val="single" w:color="auto" w:sz="4" w:space="0"/>
+            </w:tcBorders>
+            <w:vAlign w:val="center"/>
+          </w:tcPr>
+          <w:p>
+            <w:pPr>
+              <w:spacing w:line="276" w:lineRule="auto"/>
+              <w:ind w:left="218" w:leftChars="104" w:firstLine="14" w:firstLineChars="8"/>
+              <w:jc w:val="center"/>
+              <w:rPr>
+                <w:rFonts w:ascii="Times New Roman" w:hAnsi="Times New Roman" w:eastAsia="微软雅黑" w:cs="Times New Roman"/>
+                <w:sz w:val="18"/>
+                <w:szCs w:val="18"/>
+                <w:shd w:val="clear" w:color="auto" w:fill="FFFFFF"/>
+                <w:lang w:eastAsia="zh-CN"/>
+              </w:rPr>
+            </w:pPr>
+            <w:r>
+              <w:rPr>
+                <w:rFonts w:hint="eastAsia" w:ascii="Times New Roman" w:hAnsi="Times New Roman" w:eastAsia="微软雅黑" w:cs="Times New Roman"/>
+                <w:sz w:val="18"/>
+                <w:szCs w:val="18"/>
+                <w:shd w:val="clear" w:color="auto" w:fill="FFFFFF"/>
+                <w:lang w:eastAsia="zh-CN"/>
+              </w:rPr>
+              <w:t>PD-L1染色细胞(肿瘤细胞+淋巴细胞+巨噬细胞)数量</w:t>
+            </w:r>
+          </w:p>
+        </w:tc>
+        <w:tc>
+          <w:tcPr>
+            <w:tcW w:w="776" w:type="dxa"/>
+            <w:vMerge w:val="restart"/>
+            <w:vAlign w:val="center"/>
+          </w:tcPr>
+          <w:p>
+            <w:pPr>
+              <w:spacing w:line="276" w:lineRule="auto"/>
+              <w:ind w:left="218" w:leftChars="104" w:firstLine="14" w:firstLineChars="8"/>
+              <w:jc w:val="both"/>
+              <w:rPr>
+                <w:rFonts w:ascii="Times New Roman" w:hAnsi="Times New Roman" w:eastAsia="微软雅黑" w:cs="Times New Roman"/>
+                <w:sz w:val="18"/>
+                <w:szCs w:val="18"/>
+                <w:shd w:val="clear" w:color="auto" w:fill="FFFFFF"/>
+                <w:lang w:eastAsia="zh-CN"/>
+              </w:rPr>
+            </w:pPr>
+            <w:r>
+              <w:rPr>
+                <w:rFonts w:ascii="Times New Roman" w:hAnsi="Times New Roman" w:eastAsia="微软雅黑" w:cs="Times New Roman"/>
+                <w:sz w:val="18"/>
+                <w:szCs w:val="18"/>
+                <w:shd w:val="clear" w:color="auto" w:fill="FFFFFF"/>
+                <w:lang w:eastAsia="zh-CN"/>
+              </w:rPr>
+              <w:t>×100</w:t>
+            </w:r>
+          </w:p>
+        </w:tc>
+      </w:tr>
+      <w:tr>
+        <w:tblPrEx>
+          <w:tblBorders>
+            <w:top w:val="none" w:color="auto" w:sz="0" w:space="0"/>
+            <w:left w:val="none" w:color="auto" w:sz="0" w:space="0"/>
+            <w:bottom w:val="none" w:color="auto" w:sz="0" w:space="0"/>
+            <w:right w:val="none" w:color="auto" w:sz="0" w:space="0"/>
+            <w:insideH w:val="none" w:color="auto" w:sz="0" w:space="0"/>
+            <w:insideV w:val="none" w:color="auto" w:sz="0" w:space="0"/>
+          </w:tblBorders>
+          <w:tblCellMar>
+            <w:top w:w="0" w:type="dxa"/>
+            <w:left w:w="108" w:type="dxa"/>
+            <w:bottom w:w="0" w:type="dxa"/>
+            <w:right w:w="108" w:type="dxa"/>
+          </w:tblCellMar>
+        </w:tblPrEx>
+        <w:trPr>
+          <w:trHeight w:val="322" w:hRule="atLeast"/>
+        </w:trPr>
+        <w:tc>
+          <w:tcPr>
+            <w:tcW w:w="3255" w:type="dxa"/>
+            <w:vMerge w:val="continue"/>
+          </w:tcPr>
+          <w:p>
+            <w:pPr>
+              <w:spacing w:line="276" w:lineRule="auto"/>
+              <w:ind w:left="218" w:leftChars="104" w:firstLine="14" w:firstLineChars="8"/>
+              <w:jc w:val="left"/>
+              <w:rPr>
+                <w:rFonts w:ascii="Times New Roman" w:hAnsi="Times New Roman" w:eastAsia="微软雅黑" w:cs="Times New Roman"/>
+                <w:sz w:val="18"/>
+                <w:szCs w:val="18"/>
+                <w:shd w:val="clear" w:color="auto" w:fill="FFFFFF"/>
+                <w:lang w:eastAsia="zh-CN"/>
+              </w:rPr>
+            </w:pPr>
+          </w:p>
+        </w:tc>
+        <w:tc>
+          <w:tcPr>
+            <w:tcW w:w="5710" w:type="dxa"/>
+            <w:gridSpan w:val="2"/>
+            <w:tcBorders>
+              <w:top w:val="single" w:color="auto" w:sz="4" w:space="0"/>
+            </w:tcBorders>
+            <w:vAlign w:val="center"/>
+          </w:tcPr>
+          <w:p>
+            <w:pPr>
+              <w:spacing w:line="276" w:lineRule="auto"/>
+              <w:ind w:left="218" w:leftChars="104" w:firstLine="14" w:firstLineChars="8"/>
+              <w:jc w:val="center"/>
+              <w:rPr>
+                <w:rFonts w:ascii="Times New Roman" w:hAnsi="Times New Roman" w:eastAsia="微软雅黑" w:cs="Times New Roman"/>
+                <w:sz w:val="18"/>
+                <w:szCs w:val="18"/>
+                <w:shd w:val="clear" w:color="auto" w:fill="FFFFFF"/>
+                <w:lang w:eastAsia="zh-CN"/>
+              </w:rPr>
+            </w:pPr>
+            <w:r>
+              <w:rPr>
+                <w:rFonts w:hint="eastAsia" w:ascii="Times New Roman" w:hAnsi="Times New Roman" w:eastAsia="微软雅黑" w:cs="Times New Roman"/>
+                <w:sz w:val="18"/>
+                <w:szCs w:val="18"/>
+                <w:shd w:val="clear" w:color="auto" w:fill="FFFFFF"/>
+                <w:lang w:eastAsia="zh-CN"/>
+              </w:rPr>
+              <w:t>活的肿瘤细胞总数</w:t>
+            </w:r>
+          </w:p>
+        </w:tc>
+        <w:tc>
+          <w:tcPr>
+            <w:tcW w:w="776" w:type="dxa"/>
+            <w:vMerge w:val="continue"/>
+          </w:tcPr>
+          <w:p>
+            <w:pPr>
+              <w:spacing w:line="276" w:lineRule="auto"/>
+              <w:ind w:left="218" w:leftChars="104" w:firstLine="14" w:firstLineChars="8"/>
+              <w:jc w:val="left"/>
+              <w:rPr>
+                <w:rFonts w:ascii="Times New Roman" w:hAnsi="Times New Roman" w:eastAsia="微软雅黑" w:cs="Times New Roman"/>
+                <w:sz w:val="18"/>
+                <w:szCs w:val="18"/>
+                <w:shd w:val="clear" w:color="auto" w:fill="FFFFFF"/>
+                <w:lang w:eastAsia="zh-CN"/>
+              </w:rPr>
+            </w:pPr>
+          </w:p>
+        </w:tc>
+      </w:tr>
+    </w:tbl>
+    <w:p>
+      <w:pPr>
+        <w:spacing w:line="276" w:lineRule="auto"/>
+        <w:ind w:left="218" w:leftChars="104" w:firstLine="14" w:firstLineChars="8"/>
+        <w:rPr>
+          <w:rFonts w:ascii="Times New Roman" w:hAnsi="Times New Roman" w:eastAsia="微软雅黑" w:cs="Times New Roman"/>
+          <w:sz w:val="18"/>
+          <w:szCs w:val="18"/>
+          <w:shd w:val="clear" w:color="auto" w:fill="FFFFFF"/>
+          <w:lang w:eastAsia="zh-CN"/>
+        </w:rPr>
+      </w:pPr>
+      <w:r>
+        <w:rPr>
+          <w:rFonts w:hint="eastAsia" w:ascii="Times New Roman" w:hAnsi="Times New Roman" w:eastAsia="微软雅黑" w:cs="Times New Roman"/>
+          <w:sz w:val="18"/>
+          <w:szCs w:val="18"/>
+          <w:shd w:val="clear" w:color="auto" w:fill="FFFFFF"/>
+          <w:lang w:eastAsia="zh-CN"/>
+        </w:rPr>
+        <w:tab/>
+      </w:r>
+      <w:r>
+        <w:rPr>
+          <w:rFonts w:hint="eastAsia" w:ascii="Times New Roman" w:hAnsi="Times New Roman" w:eastAsia="微软雅黑" w:cs="Times New Roman"/>
+          <w:sz w:val="18"/>
+          <w:szCs w:val="18"/>
+          <w:shd w:val="clear" w:color="auto" w:fill="FFFFFF"/>
+          <w:lang w:eastAsia="zh-CN"/>
+        </w:rPr>
+        <w:t>CPS</w:t>
+      </w:r>
+      <w:r>
+        <w:rPr>
+          <w:rFonts w:ascii="Times New Roman" w:hAnsi="Times New Roman" w:eastAsia="微软雅黑" w:cs="Times New Roman"/>
+          <w:sz w:val="18"/>
+          <w:szCs w:val="18"/>
+          <w:shd w:val="clear" w:color="auto" w:fill="FFFFFF"/>
+          <w:lang w:eastAsia="zh-CN"/>
+        </w:rPr>
+        <w:t>结果采用0~100数值来表示</w:t>
+      </w:r>
+      <w:r>
+        <w:rPr>
+          <w:rFonts w:hint="eastAsia" w:ascii="Times New Roman" w:hAnsi="Times New Roman" w:eastAsia="微软雅黑" w:cs="Times New Roman"/>
+          <w:sz w:val="18"/>
+          <w:szCs w:val="18"/>
+          <w:shd w:val="clear" w:color="auto" w:fill="FFFFFF"/>
+          <w:lang w:eastAsia="zh-CN"/>
+        </w:rPr>
+        <w:t>，</w:t>
+      </w:r>
+      <w:r>
+        <w:rPr>
+          <w:rFonts w:ascii="Times New Roman" w:hAnsi="Times New Roman" w:eastAsia="微软雅黑" w:cs="Times New Roman"/>
+          <w:sz w:val="18"/>
+          <w:szCs w:val="18"/>
+          <w:shd w:val="clear" w:color="auto" w:fill="FFFFFF"/>
+          <w:lang w:eastAsia="zh-CN"/>
+        </w:rPr>
+        <w:t>当计算结果超过100时，最终结果按照100来计算。</w:t>
+      </w:r>
+    </w:p>
+    <w:p>
+      <w:pPr>
+        <w:spacing w:line="400" w:lineRule="exact"/>
+        <w:ind w:left="218" w:leftChars="104" w:firstLine="14" w:firstLineChars="8"/>
+        <w:rPr>
+          <w:rFonts w:hint="eastAsia" w:ascii="苹方 中等" w:hAnsi="苹方 中等" w:eastAsia="苹方 中等" w:cs="苹方 中等"/>
+          <w:spacing w:val="2"/>
+          <w:szCs w:val="21"/>
+        </w:rPr>
+      </w:pPr>
+      <w:r>
+        <w:rPr>
+          <w:rFonts w:ascii="Times New Roman" w:hAnsi="Times New Roman" w:eastAsia="微软雅黑" w:cs="Times New Roman"/>
+          <w:sz w:val="18"/>
+          <w:szCs w:val="18"/>
+          <w:shd w:val="clear" w:color="auto" w:fill="FFFFFF"/>
+          <w:lang w:eastAsia="zh-CN"/>
+        </w:rPr>
+        <w:t>程序性死亡</w:t>
+      </w:r>
+      <w:r>
+        <w:rPr>
+          <w:rFonts w:hint="eastAsia" w:ascii="Times New Roman" w:hAnsi="Times New Roman" w:eastAsia="微软雅黑" w:cs="Times New Roman"/>
+          <w:sz w:val="18"/>
+          <w:szCs w:val="18"/>
+          <w:shd w:val="clear" w:color="auto" w:fill="FFFFFF"/>
+          <w:lang w:eastAsia="zh-CN"/>
+        </w:rPr>
+        <w:t>受体</w:t>
+      </w:r>
+      <w:r>
+        <w:rPr>
+          <w:rFonts w:ascii="Times New Roman" w:hAnsi="Times New Roman" w:eastAsia="微软雅黑" w:cs="Times New Roman"/>
+          <w:sz w:val="18"/>
+          <w:szCs w:val="18"/>
+          <w:shd w:val="clear" w:color="auto" w:fill="FFFFFF"/>
+          <w:lang w:eastAsia="zh-CN"/>
+        </w:rPr>
+        <w:t>1(PD-1)是一种重要的免疫抑制分子，主要在激活的T细胞和B细胞中表达。肿瘤细胞中高表达程序性死亡配体1(PD-L1)，与PD-1结合后可抑制T细胞激活，从而使肿瘤细胞躲避免疫系统的识别与攻击。通过PD-1/PD-L1抑制剂阻断该信号通路，阻断负向调控信号，能够使T细胞恢复活性，增强免疫应答。近期研究发现PD-1和PD-L1抑制剂在非小细胞肺癌、黑色素瘤、膀胱癌等多种肿瘤中疗效显著</w:t>
+      </w:r>
+      <w:r>
+        <w:rPr>
+          <w:rFonts w:hint="eastAsia" w:ascii="Times New Roman" w:hAnsi="Times New Roman" w:eastAsia="微软雅黑" w:cs="Times New Roman"/>
+          <w:sz w:val="18"/>
+          <w:szCs w:val="18"/>
+          <w:shd w:val="clear" w:color="auto" w:fill="FFFFFF"/>
+          <w:lang w:eastAsia="zh-CN"/>
+        </w:rPr>
+        <w:t>,其中</w:t>
+      </w:r>
+      <w:r>
+        <w:rPr>
+          <w:rFonts w:ascii="Times New Roman" w:hAnsi="Times New Roman" w:eastAsia="微软雅黑" w:cs="Times New Roman"/>
+          <w:sz w:val="18"/>
+          <w:szCs w:val="18"/>
+          <w:shd w:val="clear" w:color="auto" w:fill="FFFFFF"/>
+          <w:lang w:eastAsia="zh-CN"/>
+        </w:rPr>
+        <w:t>肿瘤组织中PD-L1的表达水平对预测PD-1和PD-L1抑制剂疗效具有重要意义</w:t>
+      </w:r>
+      <w:r>
+        <w:rPr>
+          <w:rFonts w:hint="eastAsia" w:ascii="Times New Roman" w:hAnsi="Times New Roman" w:eastAsia="微软雅黑" w:cs="Times New Roman"/>
+          <w:sz w:val="18"/>
+          <w:szCs w:val="18"/>
+          <w:shd w:val="clear" w:color="auto" w:fill="FFFFFF"/>
+          <w:lang w:eastAsia="zh-CN"/>
+        </w:rPr>
+        <w:t>。</w:t>
+      </w:r>
+    </w:p>
+    <w:p>
+      <w:pPr>
+        <w:rPr>
+          <w:rFonts w:hint="eastAsia" w:ascii="Times New Roman" w:hAnsi="Times New Roman" w:eastAsia="微软雅黑" w:cs="Times New Roman"/>
+          <w:sz w:val="24"/>
+          <w:szCs w:val="24"/>
+          <w:highlight w:val="none"/>
+          <w:lang w:eastAsia="zh-CN"/>
+        </w:rPr>
+      </w:pPr>
+      <w:r>
+        <w:rPr>
+          <w:rFonts w:hint="eastAsia" w:ascii="Times New Roman" w:hAnsi="Times New Roman" w:eastAsia="微软雅黑" w:cs="Times New Roman"/>
+          <w:sz w:val="24"/>
+          <w:szCs w:val="24"/>
+          <w:highlight w:val="none"/>
+          <w:lang w:eastAsia="zh-CN"/>
+        </w:rPr>
+        <w:br w:type="page"/>
+      </w:r>
+    </w:p>
+    <w:p>
+      <w:pPr>
+        <w:spacing w:line="400" w:lineRule="exact"/>
+        <w:ind w:firstLine="420"/>
+        <w:rPr>
+          <w:rFonts w:hint="eastAsia" w:ascii="苹方 中等" w:hAnsi="苹方 中等" w:eastAsia="苹方 中等" w:cs="苹方 中等"/>
+          <w:spacing w:val="2"/>
+          <w:szCs w:val="21"/>
+        </w:rPr>
+      </w:pPr>
+      <w:r>
+        <w:rPr>
+          <w:rFonts w:hint="eastAsia" w:ascii="Times New Roman" w:hAnsi="Times New Roman" w:eastAsia="微软雅黑" w:cs="Times New Roman"/>
+          <w:sz w:val="24"/>
+          <w:szCs w:val="24"/>
+          <w:highlight w:val="none"/>
+          <w:lang w:eastAsia="zh-CN"/>
+        </w:rPr>
+        <w:t>{% endif %}</w:t>
+      </w:r>
     </w:p>
     <w:p>
       <w:pPr>
@@ -37545,7 +40485,6 @@
                 <w:szCs w:val="21"/>
               </w:rPr>
             </w:pPr>
-            <w:bookmarkStart w:id="1" w:name="_GoBack" w:colFirst="3" w:colLast="3"/>
             <w:r>
               <w:rPr>
                 <w:rFonts w:hint="eastAsia" w:ascii="微软雅黑" w:hAnsi="微软雅黑" w:eastAsia="微软雅黑" w:cs="微软雅黑"/>
@@ -37871,7 +40810,6 @@
           </w:p>
         </w:tc>
       </w:tr>
-      <w:bookmarkEnd w:id="1"/>
       <w:tr>
         <w:tblPrEx>
           <w:tblBorders>
@@ -43199,6 +46137,63 @@
       <w:lang w:eastAsia="zh-CN"/>
     </w:rPr>
   </w:style>
+  <w:style w:type="paragraph" w:customStyle="1" w:styleId="52">
+    <w:name w:val="qc"/>
+    <w:basedOn w:val="1"/>
+    <w:autoRedefine/>
+    <w:qFormat/>
+    <w:uiPriority w:val="0"/>
+    <w:pPr>
+      <w:ind w:firstLine="180" w:firstLineChars="100"/>
+      <w:jc w:val="center"/>
+    </w:pPr>
+    <w:rPr>
+      <w:rFonts w:ascii="Times New Roman" w:hAnsi="Times New Roman" w:eastAsia="微软雅黑" w:cs="Times New Roman"/>
+      <w:bCs/>
+      <w:color w:val="000000"/>
+      <w:kern w:val="2"/>
+      <w:sz w:val="18"/>
+      <w:szCs w:val="18"/>
+      <w:lang w:eastAsia="zh-CN"/>
+    </w:rPr>
+  </w:style>
+  <w:style w:type="paragraph" w:customStyle="1" w:styleId="53">
+    <w:name w:val="scopeseen"/>
+    <w:basedOn w:val="1"/>
+    <w:autoRedefine/>
+    <w:qFormat/>
+    <w:uiPriority w:val="0"/>
+    <w:pPr>
+      <w:jc w:val="both"/>
+    </w:pPr>
+    <w:rPr>
+      <w:rFonts w:ascii="Times New Roman" w:hAnsi="Times New Roman" w:eastAsia="微软雅黑" w:cs="Times New Roman"/>
+      <w:bCs/>
+      <w:color w:val="000000"/>
+      <w:kern w:val="2"/>
+      <w:sz w:val="18"/>
+      <w:szCs w:val="18"/>
+      <w:lang w:eastAsia="zh-CN"/>
+    </w:rPr>
+  </w:style>
+  <w:style w:type="paragraph" w:customStyle="1" w:styleId="54">
+    <w:name w:val="tps"/>
+    <w:basedOn w:val="1"/>
+    <w:autoRedefine/>
+    <w:qFormat/>
+    <w:uiPriority w:val="0"/>
+    <w:pPr>
+      <w:spacing w:line="276" w:lineRule="auto"/>
+      <w:jc w:val="center"/>
+    </w:pPr>
+    <w:rPr>
+      <w:rFonts w:ascii="微软雅黑" w:hAnsi="微软雅黑" w:eastAsia="微软雅黑" w:cs="微软雅黑"/>
+      <w:kern w:val="2"/>
+      <w:sz w:val="18"/>
+      <w:szCs w:val="18"/>
+      <w:lang w:eastAsia="zh-CN"/>
+    </w:rPr>
+  </w:style>
 </w:styles>
 </file>
 

--- a/WebContent/docx/泛实体瘤188基因报告-晶赛.docx
+++ b/WebContent/docx/泛实体瘤188基因报告-晶赛.docx
@@ -30,6 +30,60 @@
           <w:titlePg/>
         </w:sectPr>
       </w:pPr>
+      <w:r>
+        <w:rPr>
+          <w:color w:val="7F7F7F"/>
+          <w:sz w:val="20"/>
+          <w:szCs w:val="20"/>
+          <w:lang w:eastAsia="zh-CN"/>
+        </w:rPr>
+        <w:drawing>
+          <wp:anchor distT="0" distB="0" distL="0" distR="0" simplePos="0" relativeHeight="251673600" behindDoc="0" locked="0" layoutInCell="1" allowOverlap="1">
+            <wp:simplePos x="0" y="0"/>
+            <wp:positionH relativeFrom="column">
+              <wp:posOffset>-635635</wp:posOffset>
+            </wp:positionH>
+            <wp:positionV relativeFrom="paragraph">
+              <wp:posOffset>-386715</wp:posOffset>
+            </wp:positionV>
+            <wp:extent cx="1369060" cy="389255"/>
+            <wp:effectExtent l="0" t="0" r="2540" b="6985"/>
+            <wp:wrapNone/>
+            <wp:docPr id="40" name="图片 40" descr="C:\Users\JT\Desktop\2019.3.1-诺禾致源logo-最新版\logo-透明底.pnglogo-透明底"/>
+            <wp:cNvGraphicFramePr>
+              <a:graphicFrameLocks xmlns:a="http://schemas.openxmlformats.org/drawingml/2006/main" noChangeAspect="1"/>
+            </wp:cNvGraphicFramePr>
+            <a:graphic xmlns:a="http://schemas.openxmlformats.org/drawingml/2006/main">
+              <a:graphicData uri="http://schemas.openxmlformats.org/drawingml/2006/picture">
+                <pic:pic xmlns:pic="http://schemas.openxmlformats.org/drawingml/2006/picture">
+                  <pic:nvPicPr>
+                    <pic:cNvPr id="40" name="图片 40" descr="C:\Users\JT\Desktop\2019.3.1-诺禾致源logo-最新版\logo-透明底.pnglogo-透明底"/>
+                    <pic:cNvPicPr>
+                      <a:picLocks noChangeAspect="1"/>
+                    </pic:cNvPicPr>
+                  </pic:nvPicPr>
+                  <pic:blipFill>
+                    <a:blip r:embed="rId19"/>
+                    <a:srcRect/>
+                    <a:stretch>
+                      <a:fillRect/>
+                    </a:stretch>
+                  </pic:blipFill>
+                  <pic:spPr>
+                    <a:xfrm>
+                      <a:off x="0" y="0"/>
+                      <a:ext cx="1369060" cy="389255"/>
+                    </a:xfrm>
+                    <a:prstGeom prst="rect">
+                      <a:avLst/>
+                    </a:prstGeom>
+                  </pic:spPr>
+                </pic:pic>
+              </a:graphicData>
+            </a:graphic>
+          </wp:anchor>
+        </w:drawing>
+      </w:r>
       <w:r>
         <w:rPr>
           <w:rFonts w:hint="eastAsia" w:ascii="苹方 中等" w:hAnsi="苹方 中等" w:eastAsia="苹方 中等" w:cs="苹方 中等"/>
@@ -65,7 +119,7 @@
                     </pic:cNvPicPr>
                   </pic:nvPicPr>
                   <pic:blipFill>
-                    <a:blip r:embed="rId19"/>
+                    <a:blip r:embed="rId20"/>
                     <a:stretch>
                       <a:fillRect/>
                     </a:stretch>
@@ -494,7 +548,7 @@
                     <pic:cNvPicPr preferRelativeResize="0"/>
                   </pic:nvPicPr>
                   <pic:blipFill>
-                    <a:blip r:embed="rId20"/>
+                    <a:blip r:embed="rId21"/>
                     <a:srcRect/>
                     <a:stretch>
                       <a:fillRect/>
@@ -543,7 +597,7 @@
                     <pic:cNvPicPr preferRelativeResize="0"/>
                   </pic:nvPicPr>
                   <pic:blipFill>
-                    <a:blip r:embed="rId21"/>
+                    <a:blip r:embed="rId22"/>
                     <a:srcRect/>
                     <a:stretch>
                       <a:fillRect/>
@@ -2526,7 +2580,7 @@
                     </pic:cNvPicPr>
                   </pic:nvPicPr>
                   <pic:blipFill>
-                    <a:blip r:embed="rId22"/>
+                    <a:blip r:embed="rId23"/>
                     <a:stretch>
                       <a:fillRect/>
                     </a:stretch>
@@ -3955,12 +4009,6 @@
             <w:insideH w:val="single" w:color="D7D7D7" w:sz="4" w:space="0"/>
             <w:insideV w:val="single" w:color="D7D7D7" w:sz="4" w:space="0"/>
           </w:tblBorders>
-          <w:tblCellMar>
-            <w:top w:w="0" w:type="dxa"/>
-            <w:left w:w="0" w:type="dxa"/>
-            <w:bottom w:w="0" w:type="dxa"/>
-            <w:right w:w="0" w:type="dxa"/>
-          </w:tblCellMar>
         </w:tblPrEx>
         <w:trPr>
           <w:trHeight w:val="490" w:hRule="atLeast"/>
@@ -22070,12 +22118,6 @@
             <w:insideH w:val="single" w:color="D7D7D7" w:sz="4" w:space="0"/>
             <w:insideV w:val="single" w:color="D7D7D7" w:sz="4" w:space="0"/>
           </w:tblBorders>
-          <w:tblCellMar>
-            <w:top w:w="0" w:type="dxa"/>
-            <w:left w:w="108" w:type="dxa"/>
-            <w:bottom w:w="0" w:type="dxa"/>
-            <w:right w:w="108" w:type="dxa"/>
-          </w:tblCellMar>
         </w:tblPrEx>
         <w:trPr>
           <w:trHeight w:val="417" w:hRule="atLeast"/>
@@ -30990,12 +31032,6 @@
             <w:insideH w:val="single" w:color="D7D7D7" w:sz="4" w:space="0"/>
             <w:insideV w:val="single" w:color="D7D7D7" w:sz="4" w:space="0"/>
           </w:tblBorders>
-          <w:tblCellMar>
-            <w:top w:w="0" w:type="dxa"/>
-            <w:left w:w="108" w:type="dxa"/>
-            <w:bottom w:w="0" w:type="dxa"/>
-            <w:right w:w="108" w:type="dxa"/>
-          </w:tblCellMar>
         </w:tblPrEx>
         <w:trPr>
           <w:trHeight w:val="397" w:hRule="atLeast"/>
@@ -34324,7 +34360,6 @@
           <w:lang w:eastAsia="zh-CN"/>
         </w:rPr>
       </w:pPr>
-      <w:bookmarkStart w:id="1" w:name="_GoBack"/>
       <w:r>
         <w:rPr>
           <w:rFonts w:ascii="Times New Roman" w:hAnsi="Times New Roman" w:eastAsia="微软雅黑" w:cs="黑体"/>
@@ -34362,7 +34397,6 @@
         <w:t xml:space="preserve"> </w:t>
       </w:r>
     </w:p>
-    <w:bookmarkEnd w:id="1"/>
     <w:p>
       <w:pPr>
         <w:spacing w:line="276" w:lineRule="auto"/>
@@ -36452,12 +36486,6 @@
             <w:insideH w:val="single" w:color="D7D7D7" w:sz="4" w:space="0"/>
             <w:insideV w:val="single" w:color="D7D7D7" w:sz="4" w:space="0"/>
           </w:tblBorders>
-          <w:tblCellMar>
-            <w:top w:w="0" w:type="dxa"/>
-            <w:left w:w="0" w:type="dxa"/>
-            <w:bottom w:w="0" w:type="dxa"/>
-            <w:right w:w="0" w:type="dxa"/>
-          </w:tblCellMar>
         </w:tblPrEx>
         <w:trPr>
           <w:trHeight w:val="420" w:hRule="atLeast"/>
@@ -42065,53 +42093,2023 @@
     </w:p>
     <w:p>
       <w:pPr>
-        <w:spacing w:line="400" w:lineRule="exact"/>
         <w:rPr>
           <w:rFonts w:hint="eastAsia" w:ascii="苹方 中等" w:hAnsi="苹方 中等" w:eastAsia="苹方 中等" w:cs="苹方 中等"/>
           <w:spacing w:val="2"/>
           <w:sz w:val="24"/>
+        </w:rPr>
+      </w:pPr>
+      <w:r>
+        <w:rPr>
+          <w:rFonts w:hint="eastAsia" w:ascii="苹方 中等" w:hAnsi="苹方 中等" w:eastAsia="苹方 中等" w:cs="苹方 中等"/>
+          <w:spacing w:val="2"/>
+          <w:sz w:val="24"/>
+        </w:rPr>
+        <w:br w:type="page"/>
+      </w:r>
+    </w:p>
+    <w:p>
+      <w:pPr>
+        <w:numPr>
+          <w:ilvl w:val="0"/>
+          <w:numId w:val="0"/>
+        </w:numPr>
+        <w:spacing w:before="120" w:beforeLines="50" w:after="120" w:afterLines="50" w:line="400" w:lineRule="exact"/>
+        <w:ind w:leftChars="0" w:right="210" w:rightChars="100"/>
+        <w:rPr>
+          <w:rFonts w:hint="default" w:ascii="苹方 中等" w:hAnsi="苹方 中等" w:eastAsia="苹方 中等" w:cs="苹方 中等"/>
+          <w:b/>
+          <w:bCs/>
+          <w:color w:val="595959" w:themeColor="text1" w:themeTint="A6"/>
+          <w:spacing w:val="2"/>
+          <w:sz w:val="28"/>
+          <w:szCs w:val="28"/>
+          <w:lang w:val="en-US" w:eastAsia="zh-CN"/>
+          <w14:textFill>
+            <w14:solidFill>
+              <w14:schemeClr w14:val="tx1">
+                <w14:lumMod w14:val="65000"/>
+                <w14:lumOff w14:val="35000"/>
+              </w14:schemeClr>
+            </w14:solidFill>
+          </w14:textFill>
+        </w:rPr>
+      </w:pPr>
+      <w:bookmarkStart w:id="1" w:name="_Toc20962"/>
+      <w:r>
+        <w:rPr>
+          <w:rFonts w:hint="default" w:ascii="苹方 中等" w:hAnsi="苹方 中等" w:eastAsia="苹方 中等" w:cs="苹方 中等"/>
+          <w:b/>
+          <w:bCs/>
+          <w:color w:val="595959" w:themeColor="text1" w:themeTint="A6"/>
+          <w:spacing w:val="2"/>
+          <w:sz w:val="28"/>
+          <w:szCs w:val="28"/>
+          <w:lang w:val="en-US" w:eastAsia="zh-CN"/>
+          <w14:textFill>
+            <w14:solidFill>
+              <w14:schemeClr w14:val="tx1">
+                <w14:lumMod w14:val="65000"/>
+                <w14:lumOff w14:val="35000"/>
+              </w14:schemeClr>
+            </w14:solidFill>
+          </w14:textFill>
+        </w:rPr>
+        <w:t>检测方法与局限性</w:t>
+      </w:r>
+      <w:bookmarkEnd w:id="1"/>
+    </w:p>
+    <w:p>
+      <w:pPr>
+        <w:numPr>
+          <w:ilvl w:val="0"/>
+          <w:numId w:val="0"/>
+        </w:numPr>
+        <w:spacing w:before="120" w:beforeLines="50" w:after="120" w:afterLines="50" w:line="240" w:lineRule="auto"/>
+        <w:ind w:leftChars="0" w:right="210" w:rightChars="100"/>
+        <w:rPr>
+          <w:rFonts w:hint="default" w:ascii="苹方 中等" w:hAnsi="苹方 中等" w:eastAsia="苹方 中等" w:cs="苹方 中等"/>
+          <w:b/>
+          <w:bCs/>
+          <w:color w:val="595959" w:themeColor="text1" w:themeTint="A6"/>
+          <w:spacing w:val="2"/>
+          <w:sz w:val="24"/>
+          <w:szCs w:val="24"/>
+          <w:lang w:val="en-US" w:eastAsia="zh-CN"/>
+          <w14:textFill>
+            <w14:solidFill>
+              <w14:schemeClr w14:val="tx1">
+                <w14:lumMod w14:val="65000"/>
+                <w14:lumOff w14:val="35000"/>
+              </w14:schemeClr>
+            </w14:solidFill>
+          </w14:textFill>
+        </w:rPr>
+      </w:pPr>
+      <w:r>
+        <w:rPr>
+          <w:rFonts w:hint="default" w:ascii="苹方 中等" w:hAnsi="苹方 中等" w:eastAsia="苹方 中等" w:cs="苹方 中等"/>
+          <w:b/>
+          <w:bCs/>
+          <w:color w:val="595959" w:themeColor="text1" w:themeTint="A6"/>
+          <w:spacing w:val="2"/>
+          <w:sz w:val="24"/>
+          <w:szCs w:val="24"/>
+          <w:lang w:val="en-US" w:eastAsia="zh-CN"/>
+          <w14:textFill>
+            <w14:solidFill>
+              <w14:schemeClr w14:val="tx1">
+                <w14:lumMod w14:val="65000"/>
+                <w14:lumOff w14:val="35000"/>
+              </w14:schemeClr>
+            </w14:solidFill>
+          </w14:textFill>
+        </w:rPr>
+        <w:t>检测方法</w:t>
+      </w:r>
+    </w:p>
+    <w:p>
+      <w:pPr>
+        <w:widowControl/>
+        <w:spacing w:line="240" w:lineRule="auto"/>
+        <w:ind w:firstLine="380"/>
+        <w:rPr>
+          <w:rFonts w:hint="default" w:ascii="苹方 中等" w:hAnsi="苹方 中等" w:eastAsia="苹方 中等" w:cs="苹方 中等"/>
+          <w:color w:val="000000"/>
+          <w:spacing w:val="2"/>
+          <w:szCs w:val="21"/>
+          <w:lang w:eastAsia="zh-CN"/>
+        </w:rPr>
+      </w:pPr>
+      <w:r>
+        <w:rPr>
+          <w:rFonts w:hint="default" w:ascii="苹方 中等" w:hAnsi="苹方 中等" w:eastAsia="苹方 中等" w:cs="苹方 中等"/>
+          <w:color w:val="000000"/>
+          <w:spacing w:val="2"/>
+          <w:szCs w:val="21"/>
+          <w:lang w:eastAsia="zh-CN"/>
+        </w:rPr>
+        <w:t>{% for b in summaryOfRresults.productModularization.detection_method | nl() %}{%if loop.last%}{{ b }}{%else%}{{ b }}</w:t>
+      </w:r>
+    </w:p>
+    <w:p>
+      <w:pPr>
+        <w:widowControl/>
+        <w:spacing w:line="240" w:lineRule="auto"/>
+        <w:ind w:firstLine="380"/>
+        <w:rPr>
+          <w:rFonts w:hint="default" w:ascii="苹方 中等" w:hAnsi="苹方 中等" w:eastAsia="苹方 中等" w:cs="苹方 中等"/>
+          <w:color w:val="000000"/>
+          <w:spacing w:val="2"/>
+          <w:szCs w:val="21"/>
+          <w:lang w:eastAsia="zh-CN"/>
+        </w:rPr>
+      </w:pPr>
+      <w:r>
+        <w:rPr>
+          <w:rFonts w:hint="default" w:ascii="苹方 中等" w:hAnsi="苹方 中等" w:eastAsia="苹方 中等" w:cs="苹方 中等"/>
+          <w:color w:val="000000"/>
+          <w:spacing w:val="2"/>
+          <w:szCs w:val="21"/>
+          <w:lang w:eastAsia="zh-CN"/>
+        </w:rPr>
+        <w:t>{%endif%}{% endfor%}</w:t>
+      </w:r>
+    </w:p>
+    <w:p>
+      <w:pPr>
+        <w:numPr>
+          <w:ilvl w:val="0"/>
+          <w:numId w:val="0"/>
+        </w:numPr>
+        <w:spacing w:before="120" w:beforeLines="50" w:after="120" w:afterLines="50" w:line="240" w:lineRule="auto"/>
+        <w:ind w:leftChars="0" w:right="210" w:rightChars="100"/>
+        <w:rPr>
+          <w:rFonts w:hint="default" w:ascii="苹方 中等" w:hAnsi="苹方 中等" w:eastAsia="苹方 中等" w:cs="苹方 中等"/>
+          <w:b/>
+          <w:bCs/>
+          <w:color w:val="595959" w:themeColor="text1" w:themeTint="A6"/>
+          <w:spacing w:val="2"/>
+          <w:sz w:val="24"/>
+          <w:szCs w:val="24"/>
+          <w:lang w:val="en-US" w:eastAsia="zh-CN"/>
+          <w14:textFill>
+            <w14:solidFill>
+              <w14:schemeClr w14:val="tx1">
+                <w14:lumMod w14:val="65000"/>
+                <w14:lumOff w14:val="35000"/>
+              </w14:schemeClr>
+            </w14:solidFill>
+          </w14:textFill>
+        </w:rPr>
+      </w:pPr>
+      <w:r>
+        <w:rPr>
+          <w:rFonts w:hint="default" w:ascii="苹方 中等" w:hAnsi="苹方 中等" w:eastAsia="苹方 中等" w:cs="苹方 中等"/>
+          <w:b/>
+          <w:bCs/>
+          <w:color w:val="595959" w:themeColor="text1" w:themeTint="A6"/>
+          <w:spacing w:val="2"/>
+          <w:sz w:val="24"/>
+          <w:szCs w:val="24"/>
+          <w:lang w:val="en-US" w:eastAsia="zh-CN"/>
+          <w14:textFill>
+            <w14:solidFill>
+              <w14:schemeClr w14:val="tx1">
+                <w14:lumMod w14:val="65000"/>
+                <w14:lumOff w14:val="35000"/>
+              </w14:schemeClr>
+            </w14:solidFill>
+          </w14:textFill>
+        </w:rPr>
+        <w:t>局限性说明</w:t>
+      </w:r>
+    </w:p>
+    <w:p>
+      <w:pPr>
+        <w:widowControl/>
+        <w:spacing w:line="240" w:lineRule="auto"/>
+        <w:ind w:firstLine="380"/>
+        <w:rPr>
+          <w:rFonts w:hint="default" w:ascii="苹方 中等" w:hAnsi="苹方 中等" w:eastAsia="苹方 中等" w:cs="苹方 中等"/>
+          <w:color w:val="000000"/>
+          <w:spacing w:val="2"/>
+          <w:szCs w:val="21"/>
+          <w:lang w:eastAsia="zh-CN"/>
+        </w:rPr>
+      </w:pPr>
+      <w:r>
+        <w:rPr>
+          <w:rFonts w:hint="default" w:ascii="苹方 中等" w:hAnsi="苹方 中等" w:eastAsia="苹方 中等" w:cs="苹方 中等"/>
+          <w:color w:val="000000"/>
+          <w:spacing w:val="2"/>
+          <w:szCs w:val="21"/>
+          <w:lang w:eastAsia="zh-CN"/>
+        </w:rPr>
+        <w:t>{% for b in summaryOfRresults.productModularization.limitation_statement | nl() %}{%if loop.last%}{{ b }}{%else%}{{ b }}</w:t>
+      </w:r>
+    </w:p>
+    <w:p>
+      <w:pPr>
+        <w:widowControl/>
+        <w:spacing w:line="240" w:lineRule="auto"/>
+        <w:ind w:firstLine="380"/>
+        <w:rPr>
+          <w:rFonts w:hint="default" w:ascii="苹方 中等" w:hAnsi="苹方 中等" w:eastAsia="苹方 中等" w:cs="苹方 中等"/>
+          <w:color w:val="000000"/>
+          <w:spacing w:val="2"/>
+          <w:szCs w:val="21"/>
+          <w:lang w:eastAsia="zh-CN"/>
+        </w:rPr>
+      </w:pPr>
+      <w:r>
+        <w:rPr>
+          <w:rFonts w:hint="default" w:ascii="苹方 中等" w:hAnsi="苹方 中等" w:eastAsia="苹方 中等" w:cs="苹方 中等"/>
+          <w:color w:val="000000"/>
+          <w:spacing w:val="2"/>
+          <w:szCs w:val="21"/>
+          <w:lang w:eastAsia="zh-CN"/>
+        </w:rPr>
+        <w:t>{%endif%}{% endfor%}</w:t>
+      </w:r>
+    </w:p>
+    <w:p>
+      <w:pPr>
+        <w:numPr>
+          <w:ilvl w:val="0"/>
+          <w:numId w:val="0"/>
+        </w:numPr>
+        <w:ind w:leftChars="0"/>
+        <w:rPr>
+          <w:rFonts w:hint="eastAsia" w:ascii="Times New Roman" w:hAnsi="Times New Roman" w:eastAsia="微软雅黑" w:cs="Times New Roman"/>
+          <w:sz w:val="24"/>
+          <w:szCs w:val="24"/>
+          <w:lang w:eastAsia="zh-CN"/>
+        </w:rPr>
+      </w:pPr>
+      <w:r>
+        <w:rPr>
+          <w:rFonts w:hint="eastAsia" w:ascii="Times New Roman" w:hAnsi="Times New Roman" w:eastAsia="微软雅黑" w:cs="Times New Roman"/>
+          <w:sz w:val="24"/>
+          <w:szCs w:val="24"/>
+          <w:lang w:eastAsia="zh-CN"/>
+        </w:rPr>
+        <w:t xml:space="preserve">{% if testedby == </w:t>
+      </w:r>
+      <w:r>
+        <w:rPr>
+          <w:rFonts w:ascii="Times New Roman" w:hAnsi="Times New Roman" w:eastAsia="微软雅黑" w:cs="Times New Roman"/>
+          <w:sz w:val="24"/>
+          <w:szCs w:val="24"/>
+          <w:lang w:eastAsia="zh-CN"/>
+        </w:rPr>
+        <w:t>“</w:t>
+      </w:r>
+      <w:r>
+        <w:rPr>
+          <w:rFonts w:hint="eastAsia" w:ascii="Times New Roman" w:hAnsi="Times New Roman" w:eastAsia="微软雅黑" w:cs="Times New Roman"/>
+          <w:sz w:val="24"/>
+          <w:szCs w:val="24"/>
+          <w:lang w:eastAsia="zh-CN"/>
+        </w:rPr>
+        <w:t>1</w:t>
+      </w:r>
+      <w:r>
+        <w:rPr>
+          <w:rFonts w:ascii="Times New Roman" w:hAnsi="Times New Roman" w:eastAsia="微软雅黑" w:cs="Times New Roman"/>
+          <w:sz w:val="24"/>
+          <w:szCs w:val="24"/>
+          <w:lang w:eastAsia="zh-CN"/>
+        </w:rPr>
+        <w:t>”</w:t>
+      </w:r>
+      <w:r>
+        <w:rPr>
+          <w:rFonts w:hint="eastAsia" w:ascii="Times New Roman" w:hAnsi="Times New Roman" w:eastAsia="微软雅黑" w:cs="Times New Roman"/>
+          <w:sz w:val="24"/>
+          <w:szCs w:val="24"/>
+          <w:lang w:eastAsia="zh-CN"/>
+        </w:rPr>
+        <w:t xml:space="preserve"> %}</w:t>
+      </w:r>
+    </w:p>
+    <w:p>
+      <w:pPr>
+        <w:numPr>
+          <w:ilvl w:val="0"/>
+          <w:numId w:val="0"/>
+        </w:numPr>
+        <w:ind w:leftChars="0"/>
+        <w:rPr>
+          <w:rFonts w:hint="eastAsia" w:ascii="Times New Roman" w:hAnsi="Times New Roman" w:eastAsia="微软雅黑" w:cs="Times New Roman"/>
+          <w:sz w:val="24"/>
+          <w:szCs w:val="24"/>
+          <w:lang w:eastAsia="zh-CN"/>
+        </w:rPr>
+      </w:pPr>
+    </w:p>
+    <w:tbl>
+      <w:tblPr>
+        <w:tblStyle w:val="43"/>
+        <w:tblW w:w="6772" w:type="dxa"/>
+        <w:tblInd w:w="0" w:type="dxa"/>
+        <w:tblLayout w:type="fixed"/>
+        <w:tblCellMar>
+          <w:top w:w="0" w:type="dxa"/>
+          <w:left w:w="0" w:type="dxa"/>
+          <w:bottom w:w="0" w:type="dxa"/>
+          <w:right w:w="0" w:type="dxa"/>
+        </w:tblCellMar>
+      </w:tblPr>
+      <w:tblGrid>
+        <w:gridCol w:w="1272"/>
+        <w:gridCol w:w="2040"/>
+        <w:gridCol w:w="1166"/>
+        <w:gridCol w:w="2294"/>
+      </w:tblGrid>
+      <w:tr>
+        <w:tblPrEx>
+          <w:tblCellMar>
+            <w:top w:w="0" w:type="dxa"/>
+            <w:left w:w="0" w:type="dxa"/>
+            <w:bottom w:w="0" w:type="dxa"/>
+            <w:right w:w="0" w:type="dxa"/>
+          </w:tblCellMar>
+        </w:tblPrEx>
+        <w:trPr>
+          <w:trHeight w:val="441" w:hRule="exact"/>
+        </w:trPr>
+        <w:tc>
+          <w:tcPr>
+            <w:tcW w:w="1272" w:type="dxa"/>
+            <w:vAlign w:val="center"/>
+          </w:tcPr>
+          <w:p>
+            <w:pPr>
+              <w:pStyle w:val="45"/>
+              <w:spacing w:before="13"/>
+              <w:ind w:left="13" w:right="95"/>
+              <w:jc w:val="both"/>
+              <w:rPr>
+                <w:rFonts w:ascii="Times New Roman" w:hAnsi="Times New Roman" w:cs="Times New Roman"/>
+                <w:b/>
+                <w:sz w:val="24"/>
+                <w:szCs w:val="24"/>
+              </w:rPr>
+            </w:pPr>
+            <w:r>
+              <w:rPr>
+                <w:rFonts w:ascii="Times New Roman" w:hAnsi="Times New Roman" w:cs="Times New Roman"/>
+                <w:b/>
+                <w:sz w:val="24"/>
+                <w:szCs w:val="24"/>
+              </w:rPr>
+              <w:t>检测人：</w:t>
+            </w:r>
+          </w:p>
+        </w:tc>
+        <w:tc>
+          <w:tcPr>
+            <w:tcW w:w="2040" w:type="dxa"/>
+            <w:vAlign w:val="center"/>
+          </w:tcPr>
+          <w:p>
+            <w:pPr>
+              <w:pStyle w:val="45"/>
+              <w:spacing w:before="13"/>
+              <w:jc w:val="both"/>
+              <w:rPr>
+                <w:rFonts w:ascii="Times New Roman" w:hAnsi="Times New Roman" w:cs="Times New Roman"/>
+                <w:b/>
+                <w:sz w:val="24"/>
+                <w:szCs w:val="24"/>
+              </w:rPr>
+            </w:pPr>
+            <w:r>
+              <w:rPr>
+                <w:sz w:val="24"/>
+              </w:rPr>
+              <mc:AlternateContent>
+                <mc:Choice Requires="wpg">
+                  <w:drawing>
+                    <wp:anchor distT="0" distB="0" distL="114300" distR="114300" simplePos="0" relativeHeight="251679744" behindDoc="0" locked="0" layoutInCell="1" allowOverlap="1">
+                      <wp:simplePos x="0" y="0"/>
+                      <wp:positionH relativeFrom="column">
+                        <wp:posOffset>7620</wp:posOffset>
+                      </wp:positionH>
+                      <wp:positionV relativeFrom="paragraph">
+                        <wp:posOffset>-128905</wp:posOffset>
+                      </wp:positionV>
+                      <wp:extent cx="2735580" cy="452120"/>
+                      <wp:effectExtent l="0" t="0" r="0" b="5080"/>
+                      <wp:wrapNone/>
+                      <wp:docPr id="41" name="组合 41"/>
+                      <wp:cNvGraphicFramePr/>
+                      <a:graphic xmlns:a="http://schemas.openxmlformats.org/drawingml/2006/main">
+                        <a:graphicData uri="http://schemas.microsoft.com/office/word/2010/wordprocessingGroup">
+                          <wpg:wgp>
+                            <wpg:cNvGrpSpPr/>
+                            <wpg:grpSpPr>
+                              <a:xfrm>
+                                <a:off x="0" y="0"/>
+                                <a:ext cx="2735580" cy="452120"/>
+                                <a:chOff x="3389" y="382554"/>
+                                <a:chExt cx="4308" cy="712"/>
+                              </a:xfrm>
+                            </wpg:grpSpPr>
+                            <pic:pic xmlns:pic="http://schemas.openxmlformats.org/drawingml/2006/picture">
+                              <pic:nvPicPr>
+                                <pic:cNvPr id="18" name="图片 6" descr="蔡冬雪"/>
+                                <pic:cNvPicPr>
+                                  <a:picLocks noChangeAspect="1"/>
+                                </pic:cNvPicPr>
+                              </pic:nvPicPr>
+                              <pic:blipFill>
+                                <a:blip r:embed="rId24">
+                                  <a:clrChange>
+                                    <a:clrFrom>
+                                      <a:srgbClr val="FFFFFF">
+                                        <a:alpha val="100000"/>
+                                      </a:srgbClr>
+                                    </a:clrFrom>
+                                    <a:clrTo>
+                                      <a:srgbClr val="FFFFFF">
+                                        <a:alpha val="100000"/>
+                                        <a:alpha val="0"/>
+                                      </a:srgbClr>
+                                    </a:clrTo>
+                                  </a:clrChange>
+                                </a:blip>
+                                <a:srcRect l="18656" t="33322" r="18897" b="26699"/>
+                                <a:stretch>
+                                  <a:fillRect/>
+                                </a:stretch>
+                              </pic:blipFill>
+                              <pic:spPr>
+                                <a:xfrm>
+                                  <a:off x="3389" y="382650"/>
+                                  <a:ext cx="1261" cy="566"/>
+                                </a:xfrm>
+                                <a:prstGeom prst="rect">
+                                  <a:avLst/>
+                                </a:prstGeom>
+                              </pic:spPr>
+                            </pic:pic>
+                            <pic:pic xmlns:pic="http://schemas.openxmlformats.org/drawingml/2006/picture">
+                              <pic:nvPicPr>
+                                <pic:cNvPr id="19" name="图片 4" descr="王建丽"/>
+                                <pic:cNvPicPr>
+                                  <a:picLocks noChangeAspect="1"/>
+                                </pic:cNvPicPr>
+                              </pic:nvPicPr>
+                              <pic:blipFill>
+                                <a:blip r:embed="rId25">
+                                  <a:clrChange>
+                                    <a:clrFrom>
+                                      <a:srgbClr val="FFFFFF">
+                                        <a:alpha val="100000"/>
+                                      </a:srgbClr>
+                                    </a:clrFrom>
+                                    <a:clrTo>
+                                      <a:srgbClr val="FFFFFF">
+                                        <a:alpha val="100000"/>
+                                        <a:alpha val="0"/>
+                                      </a:srgbClr>
+                                    </a:clrTo>
+                                  </a:clrChange>
+                                </a:blip>
+                                <a:stretch>
+                                  <a:fillRect/>
+                                </a:stretch>
+                              </pic:blipFill>
+                              <pic:spPr>
+                                <a:xfrm>
+                                  <a:off x="6439" y="382554"/>
+                                  <a:ext cx="1258" cy="713"/>
+                                </a:xfrm>
+                                <a:prstGeom prst="rect">
+                                  <a:avLst/>
+                                </a:prstGeom>
+                              </pic:spPr>
+                            </pic:pic>
+                          </wpg:wgp>
+                        </a:graphicData>
+                      </a:graphic>
+                    </wp:anchor>
+                  </w:drawing>
+                </mc:Choice>
+                <mc:Fallback>
+                  <w:pict>
+                    <v:group id="_x0000_s1026" o:spid="_x0000_s1026" o:spt="203" style="position:absolute;left:0pt;margin-left:0.6pt;margin-top:-10.15pt;height:35.6pt;width:215.4pt;z-index:251679744;mso-width-relative:page;mso-height-relative:page;" coordorigin="3389,382554" coordsize="4308,712" o:gfxdata="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">
+                      <o:lock v:ext="edit" aspectratio="f"/>
+                      <v:shape id="图片 6" o:spid="_x0000_s1026" o:spt="75" alt="蔡冬雪" type="#_x0000_t75" style="position:absolute;left:3389;top:382650;height:566;width:1261;" filled="f" o:preferrelative="t" stroked="f" coordsize="21600,21600" o:gfxdata="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">
+                        <v:fill on="f" focussize="0,0"/>
+                        <v:stroke on="f"/>
+                        <v:imagedata r:id="rId24" cropleft="12226f" croptop="21838f" cropright="12384f" cropbottom="17497f" chromakey="#FFFFFF" o:title=""/>
+                        <o:lock v:ext="edit" aspectratio="t"/>
+                      </v:shape>
+                      <v:shape id="图片 4" o:spid="_x0000_s1026" o:spt="75" alt="王建丽" type="#_x0000_t75" style="position:absolute;left:6439;top:382554;height:713;width:1258;" filled="f" o:preferrelative="t" stroked="f" coordsize="21600,21600" o:gfxdata="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">
+                        <v:fill on="f" focussize="0,0"/>
+                        <v:stroke on="f"/>
+                        <v:imagedata r:id="rId25" chromakey="#FFFFFF" o:title=""/>
+                        <o:lock v:ext="edit" aspectratio="t"/>
+                      </v:shape>
+                    </v:group>
+                  </w:pict>
+                </mc:Fallback>
+              </mc:AlternateContent>
+            </w:r>
+          </w:p>
+        </w:tc>
+        <w:tc>
+          <w:tcPr>
+            <w:tcW w:w="1166" w:type="dxa"/>
+            <w:vAlign w:val="center"/>
+          </w:tcPr>
+          <w:p>
+            <w:pPr>
+              <w:pStyle w:val="45"/>
+              <w:spacing w:before="13"/>
+              <w:jc w:val="both"/>
+              <w:rPr>
+                <w:rFonts w:ascii="Times New Roman" w:hAnsi="Times New Roman" w:cs="Times New Roman"/>
+                <w:b/>
+                <w:sz w:val="24"/>
+                <w:szCs w:val="24"/>
+              </w:rPr>
+            </w:pPr>
+            <w:r>
+              <w:rPr>
+                <w:rFonts w:ascii="Times New Roman" w:hAnsi="Times New Roman" w:cs="Times New Roman"/>
+                <w:b/>
+                <w:sz w:val="24"/>
+                <w:szCs w:val="24"/>
+              </w:rPr>
+              <w:t>复核人</w:t>
+            </w:r>
+            <w:r>
+              <w:rPr>
+                <w:rFonts w:ascii="Times New Roman" w:hAnsi="Times New Roman" w:cs="Times New Roman"/>
+                <w:b/>
+                <w:sz w:val="24"/>
+                <w:szCs w:val="24"/>
+                <w:lang w:eastAsia="zh-CN"/>
+              </w:rPr>
+              <w:t>：</w:t>
+            </w:r>
+          </w:p>
+        </w:tc>
+        <w:tc>
+          <w:tcPr>
+            <w:tcW w:w="2294" w:type="dxa"/>
+            <w:vAlign w:val="center"/>
+          </w:tcPr>
+          <w:p>
+            <w:pPr>
+              <w:pStyle w:val="45"/>
+              <w:spacing w:before="13"/>
+              <w:ind w:right="15"/>
+              <w:jc w:val="both"/>
+              <w:rPr>
+                <w:rFonts w:ascii="Times New Roman" w:hAnsi="Times New Roman" w:cs="Times New Roman"/>
+                <w:b/>
+                <w:sz w:val="24"/>
+                <w:szCs w:val="24"/>
+              </w:rPr>
+            </w:pPr>
+          </w:p>
+        </w:tc>
+      </w:tr>
+      <w:tr>
+        <w:tblPrEx>
+          <w:tblCellMar>
+            <w:top w:w="0" w:type="dxa"/>
+            <w:left w:w="0" w:type="dxa"/>
+            <w:bottom w:w="0" w:type="dxa"/>
+            <w:right w:w="0" w:type="dxa"/>
+          </w:tblCellMar>
+        </w:tblPrEx>
+        <w:trPr>
+          <w:trHeight w:val="457" w:hRule="exact"/>
+        </w:trPr>
+        <w:tc>
+          <w:tcPr>
+            <w:tcW w:w="1272" w:type="dxa"/>
+            <w:vAlign w:val="center"/>
+          </w:tcPr>
+          <w:p>
+            <w:pPr>
+              <w:pStyle w:val="45"/>
+              <w:spacing w:line="341" w:lineRule="exact"/>
+              <w:ind w:left="13" w:right="165"/>
+              <w:jc w:val="both"/>
+              <w:rPr>
+                <w:rFonts w:ascii="Times New Roman" w:hAnsi="Times New Roman" w:cs="Times New Roman"/>
+                <w:b/>
+                <w:sz w:val="24"/>
+                <w:szCs w:val="24"/>
+              </w:rPr>
+            </w:pPr>
+            <w:r>
+              <w:rPr>
+                <w:rFonts w:ascii="Times New Roman" w:hAnsi="Times New Roman" w:cs="Times New Roman"/>
+                <w:b/>
+                <w:sz w:val="24"/>
+                <w:szCs w:val="24"/>
+              </w:rPr>
+              <w:t>日</w:t>
+            </w:r>
+            <w:r>
+              <w:rPr>
+                <w:rFonts w:ascii="Times New Roman" w:hAnsi="Times New Roman" w:cs="Times New Roman"/>
+                <w:b/>
+                <w:sz w:val="24"/>
+                <w:szCs w:val="24"/>
+                <w:lang w:eastAsia="zh-CN"/>
+              </w:rPr>
+              <w:t xml:space="preserve">  </w:t>
+            </w:r>
+            <w:r>
+              <w:rPr>
+                <w:rFonts w:ascii="Times New Roman" w:hAnsi="Times New Roman" w:cs="Times New Roman"/>
+                <w:b/>
+                <w:sz w:val="24"/>
+                <w:szCs w:val="24"/>
+              </w:rPr>
+              <w:t>期：</w:t>
+            </w:r>
+          </w:p>
+        </w:tc>
+        <w:tc>
+          <w:tcPr>
+            <w:tcW w:w="2040" w:type="dxa"/>
+            <w:vAlign w:val="center"/>
+          </w:tcPr>
+          <w:p>
+            <w:pPr>
+              <w:pStyle w:val="45"/>
+              <w:spacing w:line="363" w:lineRule="exact"/>
+              <w:jc w:val="both"/>
+              <w:rPr>
+                <w:rFonts w:ascii="Times New Roman" w:hAnsi="Times New Roman" w:cs="Times New Roman"/>
+                <w:sz w:val="24"/>
+                <w:szCs w:val="24"/>
+              </w:rPr>
+            </w:pPr>
+            <w:r>
+              <w:rPr>
+                <w:rFonts w:ascii="Times New Roman" w:hAnsi="Times New Roman" w:cs="Times New Roman"/>
+                <w:kern w:val="2"/>
+                <w:sz w:val="24"/>
+                <w:szCs w:val="24"/>
+                <w:lang w:eastAsia="zh-CN"/>
+              </w:rPr>
+              <w:t>{{ reportdate }}</w:t>
+            </w:r>
+          </w:p>
+        </w:tc>
+        <w:tc>
+          <w:tcPr>
+            <w:tcW w:w="1166" w:type="dxa"/>
+            <w:vAlign w:val="center"/>
+          </w:tcPr>
+          <w:p>
+            <w:pPr>
+              <w:pStyle w:val="45"/>
+              <w:spacing w:line="341" w:lineRule="exact"/>
+              <w:jc w:val="both"/>
+              <w:rPr>
+                <w:rFonts w:ascii="Times New Roman" w:hAnsi="Times New Roman" w:cs="Times New Roman"/>
+                <w:b/>
+                <w:sz w:val="24"/>
+                <w:szCs w:val="24"/>
+              </w:rPr>
+            </w:pPr>
+            <w:r>
+              <w:rPr>
+                <w:rFonts w:ascii="Times New Roman" w:hAnsi="Times New Roman" w:cs="Times New Roman"/>
+                <w:b/>
+                <w:sz w:val="24"/>
+                <w:szCs w:val="24"/>
+              </w:rPr>
+              <w:t>日</w:t>
+            </w:r>
+            <w:r>
+              <w:rPr>
+                <w:rFonts w:ascii="Times New Roman" w:hAnsi="Times New Roman" w:cs="Times New Roman"/>
+                <w:b/>
+                <w:sz w:val="24"/>
+                <w:szCs w:val="24"/>
+                <w:lang w:eastAsia="zh-CN"/>
+              </w:rPr>
+              <w:t xml:space="preserve">  </w:t>
+            </w:r>
+            <w:r>
+              <w:rPr>
+                <w:rFonts w:ascii="Times New Roman" w:hAnsi="Times New Roman" w:cs="Times New Roman"/>
+                <w:b/>
+                <w:sz w:val="24"/>
+                <w:szCs w:val="24"/>
+              </w:rPr>
+              <w:t>期：</w:t>
+            </w:r>
+          </w:p>
+        </w:tc>
+        <w:tc>
+          <w:tcPr>
+            <w:tcW w:w="2294" w:type="dxa"/>
+            <w:vAlign w:val="center"/>
+          </w:tcPr>
+          <w:p>
+            <w:pPr>
+              <w:pStyle w:val="45"/>
+              <w:spacing w:line="363" w:lineRule="exact"/>
+              <w:ind w:right="15"/>
+              <w:jc w:val="both"/>
+              <w:rPr>
+                <w:rFonts w:ascii="Times New Roman" w:hAnsi="Times New Roman" w:cs="Times New Roman"/>
+                <w:sz w:val="24"/>
+                <w:szCs w:val="24"/>
+              </w:rPr>
+            </w:pPr>
+            <w:r>
+              <w:rPr>
+                <w:rFonts w:ascii="Times New Roman" w:hAnsi="Times New Roman" w:cs="Times New Roman"/>
+                <w:kern w:val="2"/>
+                <w:sz w:val="24"/>
+                <w:szCs w:val="24"/>
+                <w:lang w:eastAsia="zh-CN"/>
+              </w:rPr>
+              <w:t>{{ reportdate }}</w:t>
+            </w:r>
+          </w:p>
+        </w:tc>
+      </w:tr>
+    </w:tbl>
+    <w:p>
+      <w:pPr>
+        <w:rPr>
+          <w:rFonts w:hint="default"/>
+          <w:sz w:val="24"/>
+          <w:lang w:val="en-US" w:eastAsia="zh-CN"/>
+        </w:rPr>
+      </w:pPr>
+      <w:r>
+        <w:rPr>
+          <w:rFonts w:hint="eastAsia" w:ascii="Times New Roman" w:hAnsi="Times New Roman" w:eastAsia="微软雅黑" w:cs="Times New Roman"/>
+          <w:sz w:val="24"/>
+          <w:szCs w:val="24"/>
+          <w:lang w:eastAsia="zh-CN"/>
+        </w:rPr>
+        <w:t xml:space="preserve">{% endif %}{% if testedby == </w:t>
+      </w:r>
+      <w:r>
+        <w:rPr>
+          <w:rFonts w:ascii="Times New Roman" w:hAnsi="Times New Roman" w:eastAsia="微软雅黑" w:cs="Times New Roman"/>
+          <w:sz w:val="24"/>
+          <w:szCs w:val="24"/>
+          <w:lang w:eastAsia="zh-CN"/>
+        </w:rPr>
+        <w:t>“</w:t>
+      </w:r>
+      <w:r>
+        <w:rPr>
+          <w:rFonts w:hint="eastAsia" w:ascii="Times New Roman" w:hAnsi="Times New Roman" w:eastAsia="微软雅黑" w:cs="Times New Roman"/>
+          <w:sz w:val="24"/>
+          <w:szCs w:val="24"/>
+          <w:lang w:eastAsia="zh-CN"/>
+        </w:rPr>
+        <w:t>2</w:t>
+      </w:r>
+      <w:r>
+        <w:rPr>
+          <w:rFonts w:ascii="Times New Roman" w:hAnsi="Times New Roman" w:eastAsia="微软雅黑" w:cs="Times New Roman"/>
+          <w:sz w:val="24"/>
+          <w:szCs w:val="24"/>
+          <w:lang w:eastAsia="zh-CN"/>
+        </w:rPr>
+        <w:t>”</w:t>
+      </w:r>
+      <w:r>
+        <w:rPr>
+          <w:rFonts w:hint="eastAsia" w:ascii="Times New Roman" w:hAnsi="Times New Roman" w:eastAsia="微软雅黑" w:cs="Times New Roman"/>
+          <w:sz w:val="24"/>
+          <w:szCs w:val="24"/>
+          <w:lang w:eastAsia="zh-CN"/>
+        </w:rPr>
+        <w:t xml:space="preserve"> %}</w:t>
+      </w:r>
+    </w:p>
+    <w:p>
+      <w:pPr>
+        <w:rPr>
+          <w:sz w:val="24"/>
+          <w:lang w:eastAsia="zh-CN"/>
+        </w:rPr>
+      </w:pPr>
+      <w:r>
+        <w:rPr>
+          <w:sz w:val="24"/>
+        </w:rPr>
+        <mc:AlternateContent>
+          <mc:Choice Requires="wpg">
+            <w:drawing>
+              <wp:anchor distT="0" distB="0" distL="114300" distR="114300" simplePos="0" relativeHeight="251680768" behindDoc="0" locked="0" layoutInCell="1" allowOverlap="1">
+                <wp:simplePos x="0" y="0"/>
+                <wp:positionH relativeFrom="column">
+                  <wp:posOffset>807720</wp:posOffset>
+                </wp:positionH>
+                <wp:positionV relativeFrom="paragraph">
+                  <wp:posOffset>76200</wp:posOffset>
+                </wp:positionV>
+                <wp:extent cx="2927350" cy="571500"/>
+                <wp:effectExtent l="0" t="0" r="0" b="0"/>
+                <wp:wrapNone/>
+                <wp:docPr id="42" name="组合 42"/>
+                <wp:cNvGraphicFramePr/>
+                <a:graphic xmlns:a="http://schemas.openxmlformats.org/drawingml/2006/main">
+                  <a:graphicData uri="http://schemas.microsoft.com/office/word/2010/wordprocessingGroup">
+                    <wpg:wgp>
+                      <wpg:cNvGrpSpPr/>
+                      <wpg:grpSpPr>
+                        <a:xfrm>
+                          <a:off x="0" y="0"/>
+                          <a:ext cx="2927350" cy="571500"/>
+                          <a:chOff x="6272" y="761553"/>
+                          <a:chExt cx="4610" cy="900"/>
+                        </a:xfrm>
+                      </wpg:grpSpPr>
+                      <pic:pic xmlns:pic="http://schemas.openxmlformats.org/drawingml/2006/picture">
+                        <pic:nvPicPr>
+                          <pic:cNvPr id="31" name="图片 1"/>
+                          <pic:cNvPicPr>
+                            <a:picLocks noChangeAspect="1"/>
+                          </pic:cNvPicPr>
+                        </pic:nvPicPr>
+                        <pic:blipFill>
+                          <a:blip r:embed="rId26">
+                            <a:clrChange>
+                              <a:clrFrom>
+                                <a:srgbClr val="FFFFFF">
+                                  <a:alpha val="100000"/>
+                                </a:srgbClr>
+                              </a:clrFrom>
+                              <a:clrTo>
+                                <a:srgbClr val="FFFFFF">
+                                  <a:alpha val="100000"/>
+                                  <a:alpha val="0"/>
+                                </a:srgbClr>
+                              </a:clrTo>
+                            </a:clrChange>
+                          </a:blip>
+                          <a:srcRect l="10922" t="11667"/>
+                          <a:stretch>
+                            <a:fillRect/>
+                          </a:stretch>
+                        </pic:blipFill>
+                        <pic:spPr>
+                          <a:xfrm>
+                            <a:off x="6272" y="761553"/>
+                            <a:ext cx="1672" cy="901"/>
+                          </a:xfrm>
+                          <a:prstGeom prst="rect">
+                            <a:avLst/>
+                          </a:prstGeom>
+                          <a:noFill/>
+                          <a:ln>
+                            <a:noFill/>
+                          </a:ln>
+                        </pic:spPr>
+                      </pic:pic>
+                      <pic:pic xmlns:pic="http://schemas.openxmlformats.org/drawingml/2006/picture">
+                        <pic:nvPicPr>
+                          <pic:cNvPr id="33" name="图片 11" descr="王建丽"/>
+                          <pic:cNvPicPr>
+                            <a:picLocks noChangeAspect="1"/>
+                          </pic:cNvPicPr>
+                        </pic:nvPicPr>
+                        <pic:blipFill>
+                          <a:blip r:embed="rId25">
+                            <a:clrChange>
+                              <a:clrFrom>
+                                <a:srgbClr val="FFFFFF">
+                                  <a:alpha val="100000"/>
+                                </a:srgbClr>
+                              </a:clrFrom>
+                              <a:clrTo>
+                                <a:srgbClr val="FFFFFF">
+                                  <a:alpha val="100000"/>
+                                  <a:alpha val="0"/>
+                                </a:srgbClr>
+                              </a:clrTo>
+                            </a:clrChange>
+                          </a:blip>
+                          <a:stretch>
+                            <a:fillRect/>
+                          </a:stretch>
+                        </pic:blipFill>
+                        <pic:spPr>
+                          <a:xfrm>
+                            <a:off x="9394" y="761565"/>
+                            <a:ext cx="1488" cy="842"/>
+                          </a:xfrm>
+                          <a:prstGeom prst="rect">
+                            <a:avLst/>
+                          </a:prstGeom>
+                        </pic:spPr>
+                      </pic:pic>
+                    </wpg:wgp>
+                  </a:graphicData>
+                </a:graphic>
+              </wp:anchor>
+            </w:drawing>
+          </mc:Choice>
+          <mc:Fallback>
+            <w:pict>
+              <v:group id="_x0000_s1026" o:spid="_x0000_s1026" o:spt="203" style="position:absolute;left:0pt;margin-left:63.6pt;margin-top:6pt;height:45pt;width:230.5pt;z-index:251680768;mso-width-relative:page;mso-height-relative:page;" coordorigin="6272,761553" coordsize="4610,900" o:gfxdata="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">
+                <o:lock v:ext="edit" aspectratio="f"/>
+                <v:shape id="图片 1" o:spid="_x0000_s1026" o:spt="75" type="#_x0000_t75" style="position:absolute;left:6272;top:761553;height:901;width:1672;" filled="f" o:preferrelative="t" stroked="f" coordsize="21600,21600" o:gfxdata="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">
+                  <v:fill on="f" focussize="0,0"/>
+                  <v:stroke on="f"/>
+                  <v:imagedata r:id="rId26" cropleft="7158f" croptop="7646f" chromakey="#FFFFFF" o:title=""/>
+                  <o:lock v:ext="edit" aspectratio="t"/>
+                </v:shape>
+                <v:shape id="图片 11" o:spid="_x0000_s1026" o:spt="75" alt="王建丽" type="#_x0000_t75" style="position:absolute;left:9394;top:761565;height:842;width:1488;" filled="f" o:preferrelative="t" stroked="f" coordsize="21600,21600" o:gfxdata="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">
+                  <v:fill on="f" focussize="0,0"/>
+                  <v:stroke on="f"/>
+                  <v:imagedata r:id="rId25" chromakey="#FFFFFF" o:title=""/>
+                  <o:lock v:ext="edit" aspectratio="t"/>
+                </v:shape>
+              </v:group>
+            </w:pict>
+          </mc:Fallback>
+        </mc:AlternateContent>
+      </w:r>
+    </w:p>
+    <w:tbl>
+      <w:tblPr>
+        <w:tblStyle w:val="43"/>
+        <w:tblW w:w="6772" w:type="dxa"/>
+        <w:tblInd w:w="0" w:type="dxa"/>
+        <w:tblLayout w:type="fixed"/>
+        <w:tblCellMar>
+          <w:top w:w="0" w:type="dxa"/>
+          <w:left w:w="0" w:type="dxa"/>
+          <w:bottom w:w="0" w:type="dxa"/>
+          <w:right w:w="0" w:type="dxa"/>
+        </w:tblCellMar>
+      </w:tblPr>
+      <w:tblGrid>
+        <w:gridCol w:w="1272"/>
+        <w:gridCol w:w="2040"/>
+        <w:gridCol w:w="1166"/>
+        <w:gridCol w:w="2294"/>
+      </w:tblGrid>
+      <w:tr>
+        <w:tblPrEx>
+          <w:tblCellMar>
+            <w:top w:w="0" w:type="dxa"/>
+            <w:left w:w="0" w:type="dxa"/>
+            <w:bottom w:w="0" w:type="dxa"/>
+            <w:right w:w="0" w:type="dxa"/>
+          </w:tblCellMar>
+        </w:tblPrEx>
+        <w:trPr>
+          <w:trHeight w:val="441" w:hRule="exact"/>
+        </w:trPr>
+        <w:tc>
+          <w:tcPr>
+            <w:tcW w:w="1272" w:type="dxa"/>
+            <w:vAlign w:val="center"/>
+          </w:tcPr>
+          <w:p>
+            <w:pPr>
+              <w:pStyle w:val="45"/>
+              <w:spacing w:before="13"/>
+              <w:ind w:left="13" w:right="95"/>
+              <w:jc w:val="both"/>
+              <w:rPr>
+                <w:rFonts w:ascii="Times New Roman" w:hAnsi="Times New Roman" w:cs="Times New Roman"/>
+                <w:b/>
+                <w:sz w:val="24"/>
+                <w:szCs w:val="24"/>
+              </w:rPr>
+            </w:pPr>
+            <w:r>
+              <w:rPr>
+                <w:rFonts w:ascii="Times New Roman" w:hAnsi="Times New Roman" w:cs="Times New Roman"/>
+                <w:b/>
+                <w:sz w:val="24"/>
+                <w:szCs w:val="24"/>
+              </w:rPr>
+              <w:t>检测人：</w:t>
+            </w:r>
+          </w:p>
+        </w:tc>
+        <w:tc>
+          <w:tcPr>
+            <w:tcW w:w="2040" w:type="dxa"/>
+            <w:vAlign w:val="center"/>
+          </w:tcPr>
+          <w:p>
+            <w:pPr>
+              <w:pStyle w:val="45"/>
+              <w:spacing w:before="13"/>
+              <w:jc w:val="both"/>
+              <w:rPr>
+                <w:rFonts w:ascii="Times New Roman" w:hAnsi="Times New Roman" w:cs="Times New Roman"/>
+                <w:b/>
+                <w:sz w:val="24"/>
+                <w:szCs w:val="24"/>
+              </w:rPr>
+            </w:pPr>
+          </w:p>
+        </w:tc>
+        <w:tc>
+          <w:tcPr>
+            <w:tcW w:w="1166" w:type="dxa"/>
+            <w:vAlign w:val="center"/>
+          </w:tcPr>
+          <w:p>
+            <w:pPr>
+              <w:pStyle w:val="45"/>
+              <w:spacing w:before="13"/>
+              <w:jc w:val="both"/>
+              <w:rPr>
+                <w:rFonts w:ascii="Times New Roman" w:hAnsi="Times New Roman" w:cs="Times New Roman"/>
+                <w:b/>
+                <w:sz w:val="24"/>
+                <w:szCs w:val="24"/>
+              </w:rPr>
+            </w:pPr>
+            <w:r>
+              <w:rPr>
+                <w:rFonts w:ascii="Times New Roman" w:hAnsi="Times New Roman" w:cs="Times New Roman"/>
+                <w:b/>
+                <w:sz w:val="24"/>
+                <w:szCs w:val="24"/>
+              </w:rPr>
+              <w:t>复核人</w:t>
+            </w:r>
+            <w:r>
+              <w:rPr>
+                <w:rFonts w:ascii="Times New Roman" w:hAnsi="Times New Roman" w:cs="Times New Roman"/>
+                <w:b/>
+                <w:sz w:val="24"/>
+                <w:szCs w:val="24"/>
+                <w:lang w:eastAsia="zh-CN"/>
+              </w:rPr>
+              <w:t>：</w:t>
+            </w:r>
+          </w:p>
+        </w:tc>
+        <w:tc>
+          <w:tcPr>
+            <w:tcW w:w="2294" w:type="dxa"/>
+            <w:vAlign w:val="center"/>
+          </w:tcPr>
+          <w:p>
+            <w:pPr>
+              <w:pStyle w:val="45"/>
+              <w:spacing w:before="13"/>
+              <w:ind w:right="15"/>
+              <w:jc w:val="both"/>
+              <w:rPr>
+                <w:rFonts w:ascii="Times New Roman" w:hAnsi="Times New Roman" w:cs="Times New Roman"/>
+                <w:b/>
+                <w:sz w:val="24"/>
+                <w:szCs w:val="24"/>
+              </w:rPr>
+            </w:pPr>
+          </w:p>
+        </w:tc>
+      </w:tr>
+      <w:tr>
+        <w:tblPrEx>
+          <w:tblCellMar>
+            <w:top w:w="0" w:type="dxa"/>
+            <w:left w:w="0" w:type="dxa"/>
+            <w:bottom w:w="0" w:type="dxa"/>
+            <w:right w:w="0" w:type="dxa"/>
+          </w:tblCellMar>
+        </w:tblPrEx>
+        <w:trPr>
+          <w:trHeight w:val="457" w:hRule="exact"/>
+        </w:trPr>
+        <w:tc>
+          <w:tcPr>
+            <w:tcW w:w="1272" w:type="dxa"/>
+            <w:vAlign w:val="center"/>
+          </w:tcPr>
+          <w:p>
+            <w:pPr>
+              <w:pStyle w:val="45"/>
+              <w:spacing w:line="341" w:lineRule="exact"/>
+              <w:ind w:left="13" w:right="165"/>
+              <w:jc w:val="both"/>
+              <w:rPr>
+                <w:rFonts w:ascii="Times New Roman" w:hAnsi="Times New Roman" w:cs="Times New Roman"/>
+                <w:b/>
+                <w:sz w:val="24"/>
+                <w:szCs w:val="24"/>
+              </w:rPr>
+            </w:pPr>
+            <w:r>
+              <w:rPr>
+                <w:rFonts w:ascii="Times New Roman" w:hAnsi="Times New Roman" w:cs="Times New Roman"/>
+                <w:b/>
+                <w:sz w:val="24"/>
+                <w:szCs w:val="24"/>
+              </w:rPr>
+              <w:t>日</w:t>
+            </w:r>
+            <w:r>
+              <w:rPr>
+                <w:rFonts w:ascii="Times New Roman" w:hAnsi="Times New Roman" w:cs="Times New Roman"/>
+                <w:b/>
+                <w:sz w:val="24"/>
+                <w:szCs w:val="24"/>
+                <w:lang w:eastAsia="zh-CN"/>
+              </w:rPr>
+              <w:t xml:space="preserve">  </w:t>
+            </w:r>
+            <w:r>
+              <w:rPr>
+                <w:rFonts w:ascii="Times New Roman" w:hAnsi="Times New Roman" w:cs="Times New Roman"/>
+                <w:b/>
+                <w:sz w:val="24"/>
+                <w:szCs w:val="24"/>
+              </w:rPr>
+              <w:t>期：</w:t>
+            </w:r>
+          </w:p>
+        </w:tc>
+        <w:tc>
+          <w:tcPr>
+            <w:tcW w:w="2040" w:type="dxa"/>
+            <w:vAlign w:val="center"/>
+          </w:tcPr>
+          <w:p>
+            <w:pPr>
+              <w:pStyle w:val="45"/>
+              <w:spacing w:line="363" w:lineRule="exact"/>
+              <w:jc w:val="both"/>
+              <w:rPr>
+                <w:rFonts w:ascii="Times New Roman" w:hAnsi="Times New Roman" w:cs="Times New Roman"/>
+                <w:sz w:val="24"/>
+                <w:szCs w:val="24"/>
+              </w:rPr>
+            </w:pPr>
+            <w:r>
+              <w:rPr>
+                <w:rFonts w:ascii="Times New Roman" w:hAnsi="Times New Roman" w:cs="Times New Roman"/>
+                <w:kern w:val="2"/>
+                <w:sz w:val="24"/>
+                <w:szCs w:val="24"/>
+                <w:lang w:eastAsia="zh-CN"/>
+              </w:rPr>
+              <w:t>{{ reportdate }}</w:t>
+            </w:r>
+          </w:p>
+        </w:tc>
+        <w:tc>
+          <w:tcPr>
+            <w:tcW w:w="1166" w:type="dxa"/>
+            <w:vAlign w:val="center"/>
+          </w:tcPr>
+          <w:p>
+            <w:pPr>
+              <w:pStyle w:val="45"/>
+              <w:spacing w:line="341" w:lineRule="exact"/>
+              <w:jc w:val="both"/>
+              <w:rPr>
+                <w:rFonts w:ascii="Times New Roman" w:hAnsi="Times New Roman" w:cs="Times New Roman"/>
+                <w:b/>
+                <w:sz w:val="24"/>
+                <w:szCs w:val="24"/>
+              </w:rPr>
+            </w:pPr>
+            <w:r>
+              <w:rPr>
+                <w:rFonts w:ascii="Times New Roman" w:hAnsi="Times New Roman" w:cs="Times New Roman"/>
+                <w:b/>
+                <w:sz w:val="24"/>
+                <w:szCs w:val="24"/>
+              </w:rPr>
+              <w:t>日</w:t>
+            </w:r>
+            <w:r>
+              <w:rPr>
+                <w:rFonts w:ascii="Times New Roman" w:hAnsi="Times New Roman" w:cs="Times New Roman"/>
+                <w:b/>
+                <w:sz w:val="24"/>
+                <w:szCs w:val="24"/>
+                <w:lang w:eastAsia="zh-CN"/>
+              </w:rPr>
+              <w:t xml:space="preserve">  </w:t>
+            </w:r>
+            <w:r>
+              <w:rPr>
+                <w:rFonts w:ascii="Times New Roman" w:hAnsi="Times New Roman" w:cs="Times New Roman"/>
+                <w:b/>
+                <w:sz w:val="24"/>
+                <w:szCs w:val="24"/>
+              </w:rPr>
+              <w:t>期：</w:t>
+            </w:r>
+          </w:p>
+        </w:tc>
+        <w:tc>
+          <w:tcPr>
+            <w:tcW w:w="2294" w:type="dxa"/>
+            <w:vAlign w:val="center"/>
+          </w:tcPr>
+          <w:p>
+            <w:pPr>
+              <w:pStyle w:val="45"/>
+              <w:spacing w:line="363" w:lineRule="exact"/>
+              <w:ind w:right="15"/>
+              <w:jc w:val="both"/>
+              <w:rPr>
+                <w:rFonts w:ascii="Times New Roman" w:hAnsi="Times New Roman" w:cs="Times New Roman"/>
+                <w:sz w:val="24"/>
+                <w:szCs w:val="24"/>
+              </w:rPr>
+            </w:pPr>
+            <w:r>
+              <w:rPr>
+                <w:rFonts w:ascii="Times New Roman" w:hAnsi="Times New Roman" w:cs="Times New Roman"/>
+                <w:kern w:val="2"/>
+                <w:sz w:val="24"/>
+                <w:szCs w:val="24"/>
+                <w:lang w:eastAsia="zh-CN"/>
+              </w:rPr>
+              <w:t>{{ reportdate }}</w:t>
+            </w:r>
+          </w:p>
+        </w:tc>
+      </w:tr>
+    </w:tbl>
+    <w:p>
+      <w:pPr>
+        <w:keepNext w:val="0"/>
+        <w:keepLines w:val="0"/>
+        <w:pageBreakBefore w:val="0"/>
+        <w:widowControl/>
+        <w:kinsoku/>
+        <w:wordWrap/>
+        <w:overflowPunct/>
+        <w:topLinePunct w:val="0"/>
+        <w:autoSpaceDE/>
+        <w:autoSpaceDN/>
+        <w:bidi w:val="0"/>
+        <w:adjustRightInd/>
+        <w:spacing w:before="157" w:beforeLines="50" w:after="157" w:afterLines="50" w:line="240" w:lineRule="auto"/>
+        <w:textAlignment w:val="auto"/>
+        <w:rPr>
+          <w:rFonts w:hint="default" w:ascii="Times New Roman" w:hAnsi="Times New Roman" w:eastAsia="微软雅黑" w:cs="Times New Roman"/>
+          <w:sz w:val="24"/>
+          <w:szCs w:val="22"/>
+          <w:lang w:val="en-US" w:eastAsia="en-US" w:bidi="ar-SA"/>
+        </w:rPr>
+      </w:pPr>
+      <w:r>
+        <w:rPr>
+          <w:rFonts w:hint="eastAsia" w:ascii="Times New Roman" w:hAnsi="Times New Roman" w:eastAsia="微软雅黑" w:cs="Times New Roman"/>
+          <w:sz w:val="24"/>
+          <w:szCs w:val="24"/>
+          <w:lang w:eastAsia="zh-CN"/>
+        </w:rPr>
+        <w:t>{% endif %}</w:t>
+      </w:r>
+    </w:p>
+    <w:p>
+      <w:pPr>
+        <w:widowControl/>
+        <w:rPr>
+          <w:rFonts w:hint="eastAsia" w:ascii="Times New Roman" w:hAnsi="Times New Roman" w:eastAsia="微软雅黑" w:cs="Times New Roman"/>
+          <w:b/>
+          <w:bCs/>
+          <w:sz w:val="21"/>
+          <w:szCs w:val="21"/>
+          <w:lang w:val="en-US" w:eastAsia="zh-CN" w:bidi="ar-SA"/>
+        </w:rPr>
+      </w:pPr>
+      <w:r>
+        <w:rPr>
+          <w:rFonts w:hint="eastAsia" w:ascii="Times New Roman" w:hAnsi="Times New Roman" w:eastAsia="微软雅黑" w:cs="Times New Roman"/>
+          <w:b/>
+          <w:bCs/>
+          <w:sz w:val="21"/>
+          <w:szCs w:val="21"/>
+          <w:lang w:val="en-US" w:eastAsia="zh-CN" w:bidi="ar-SA"/>
+        </w:rPr>
+        <w:t>广州诺禾医学检验实验室</w:t>
+      </w:r>
+    </w:p>
+    <w:p>
+      <w:pPr>
+        <w:widowControl/>
+        <w:rPr>
+          <w:rFonts w:hint="eastAsia" w:ascii="Times New Roman" w:hAnsi="Times New Roman" w:eastAsia="微软雅黑" w:cs="Times New Roman"/>
+          <w:b/>
+          <w:bCs/>
+          <w:sz w:val="21"/>
+          <w:szCs w:val="21"/>
+          <w:lang w:val="en-US" w:eastAsia="zh-CN" w:bidi="ar-SA"/>
+        </w:rPr>
+      </w:pPr>
+      <w:r>
+        <w:rPr>
+          <w:rFonts w:hint="eastAsia" w:ascii="Times New Roman" w:hAnsi="Times New Roman" w:eastAsia="微软雅黑" w:cs="Times New Roman"/>
+          <w:b w:val="0"/>
+          <w:bCs w:val="0"/>
+          <w:sz w:val="21"/>
+          <w:szCs w:val="21"/>
+          <w:lang w:val="en-US" w:eastAsia="zh-CN" w:bidi="ar-SA"/>
+        </w:rPr>
+        <w:t>广州市黄埔区开源大道11号C6栋702室</w:t>
+      </w:r>
+    </w:p>
+    <w:p>
+      <w:pPr>
+        <w:widowControl/>
+        <w:rPr>
+          <w:rFonts w:hint="eastAsia" w:ascii="Times New Roman" w:hAnsi="Times New Roman" w:eastAsia="微软雅黑" w:cs="Times New Roman"/>
+          <w:b/>
+          <w:bCs/>
+          <w:sz w:val="21"/>
+          <w:szCs w:val="21"/>
+          <w:lang w:val="en-US" w:eastAsia="zh-CN" w:bidi="ar-SA"/>
+        </w:rPr>
+      </w:pPr>
+      <w:r>
+        <w:rPr>
+          <w:rFonts w:hint="eastAsia" w:ascii="Times New Roman" w:hAnsi="Times New Roman" w:eastAsia="微软雅黑" w:cs="Times New Roman"/>
+          <w:b/>
+          <w:bCs/>
+          <w:sz w:val="21"/>
+          <w:szCs w:val="21"/>
+          <w:lang w:val="en-US" w:eastAsia="zh-CN" w:bidi="ar-SA"/>
+        </w:rPr>
+        <w:t>上海诺禾医学检验实验室</w:t>
+      </w:r>
+    </w:p>
+    <w:p>
+      <w:pPr>
+        <w:widowControl/>
+        <w:rPr>
+          <w:rFonts w:hint="eastAsia" w:ascii="Times New Roman" w:hAnsi="Times New Roman" w:eastAsia="微软雅黑" w:cs="Times New Roman"/>
+          <w:b/>
+          <w:bCs/>
+          <w:sz w:val="21"/>
+          <w:szCs w:val="21"/>
+          <w:lang w:val="en-US" w:eastAsia="zh-CN" w:bidi="ar-SA"/>
+        </w:rPr>
+      </w:pPr>
+      <w:r>
+        <w:rPr>
+          <w:rFonts w:hint="eastAsia" w:ascii="Times New Roman" w:hAnsi="Times New Roman" w:eastAsia="微软雅黑" w:cs="Times New Roman"/>
+          <w:b w:val="0"/>
+          <w:bCs w:val="0"/>
+          <w:sz w:val="21"/>
+          <w:szCs w:val="21"/>
+          <w:lang w:val="en-US" w:eastAsia="zh-CN" w:bidi="ar-SA"/>
+        </w:rPr>
+        <w:t>上海市闵行区绿洲环路396弄9号201室</w:t>
+      </w:r>
+    </w:p>
+    <w:p>
+      <w:pPr>
+        <w:widowControl/>
+        <w:rPr>
+          <w:rFonts w:hint="eastAsia" w:ascii="Times New Roman" w:hAnsi="Times New Roman" w:eastAsia="微软雅黑" w:cs="Times New Roman"/>
+          <w:b/>
+          <w:bCs/>
+          <w:sz w:val="21"/>
+          <w:szCs w:val="21"/>
+          <w:lang w:val="en-US" w:eastAsia="zh-CN" w:bidi="ar-SA"/>
+        </w:rPr>
+      </w:pPr>
+      <w:r>
+        <w:rPr>
+          <w:rFonts w:hint="eastAsia" w:ascii="Times New Roman" w:hAnsi="Times New Roman" w:eastAsia="微软雅黑" w:cs="Times New Roman"/>
+          <w:b/>
+          <w:bCs/>
+          <w:sz w:val="21"/>
+          <w:szCs w:val="21"/>
+          <w:lang w:val="en-US" w:eastAsia="zh-CN" w:bidi="ar-SA"/>
+        </w:rPr>
+        <w:t>天津诺禾医学检验实验室</w:t>
+      </w:r>
+    </w:p>
+    <w:p>
+      <w:pPr>
+        <w:tabs>
+          <w:tab w:val="left" w:pos="6770"/>
+        </w:tabs>
+        <w:spacing w:before="27"/>
+        <w:rPr>
+          <w:rFonts w:hint="eastAsia" w:ascii="Times New Roman" w:hAnsi="Times New Roman" w:eastAsia="微软雅黑" w:cs="Times New Roman"/>
+          <w:b w:val="0"/>
+          <w:bCs w:val="0"/>
+          <w:sz w:val="21"/>
+          <w:szCs w:val="21"/>
+          <w:lang w:val="en-US" w:eastAsia="zh-CN" w:bidi="ar-SA"/>
+        </w:rPr>
+      </w:pPr>
+      <w:r>
+        <w:rPr>
+          <w:rFonts w:hint="eastAsia" w:ascii="Times New Roman" w:hAnsi="Times New Roman" w:eastAsia="微软雅黑" w:cs="Times New Roman"/>
+          <w:b w:val="0"/>
+          <w:bCs w:val="0"/>
+          <w:sz w:val="21"/>
+          <w:szCs w:val="21"/>
+          <w:lang w:val="en-US" w:eastAsia="zh-CN" w:bidi="ar-SA"/>
+        </w:rPr>
+        <w:t>天津市武清区创业总部基地B07</w:t>
+      </w:r>
+    </w:p>
+    <w:p>
+      <w:pPr>
+        <w:tabs>
+          <w:tab w:val="left" w:pos="6770"/>
+        </w:tabs>
+        <w:spacing w:before="27"/>
+        <w:rPr>
+          <w:rFonts w:hint="eastAsia" w:ascii="Times New Roman" w:hAnsi="Times New Roman" w:eastAsia="微软雅黑" w:cs="Times New Roman"/>
+          <w:b w:val="0"/>
+          <w:bCs w:val="0"/>
+          <w:sz w:val="21"/>
+          <w:szCs w:val="21"/>
+          <w:lang w:val="en-US" w:eastAsia="zh-CN" w:bidi="ar-SA"/>
         </w:rPr>
       </w:pPr>
     </w:p>
     <w:p>
       <w:pPr>
-        <w:spacing w:line="400" w:lineRule="exact"/>
-        <w:rPr>
-          <w:rFonts w:hint="eastAsia" w:ascii="苹方 中等" w:hAnsi="苹方 中等" w:eastAsia="苹方 中等" w:cs="苹方 中等"/>
-          <w:spacing w:val="2"/>
-          <w:sz w:val="24"/>
+        <w:widowControl/>
+        <w:rPr>
+          <w:rFonts w:ascii="Times New Roman" w:hAnsi="Times New Roman" w:eastAsia="等线" w:cs="宋体"/>
+          <w:sz w:val="21"/>
+          <w:szCs w:val="21"/>
+          <w:lang w:val="en-US" w:eastAsia="zh-CN" w:bidi="ar-SA"/>
+        </w:rPr>
+      </w:pPr>
+      <w:r>
+        <w:rPr>
+          <w:rFonts w:ascii="宋体" w:hAnsi="宋体" w:eastAsia="宋体" w:cs="宋体"/>
+          <w:sz w:val="21"/>
+          <w:szCs w:val="21"/>
+          <w:lang w:val="en-US" w:eastAsia="en-US" w:bidi="ar-SA"/>
+        </w:rPr>
+        <w:drawing>
+          <wp:anchor distT="0" distB="0" distL="114935" distR="114935" simplePos="0" relativeHeight="251678720" behindDoc="0" locked="0" layoutInCell="1" allowOverlap="1">
+            <wp:simplePos x="0" y="0"/>
+            <wp:positionH relativeFrom="column">
+              <wp:posOffset>723900</wp:posOffset>
+            </wp:positionH>
+            <wp:positionV relativeFrom="paragraph">
+              <wp:posOffset>76200</wp:posOffset>
+            </wp:positionV>
+            <wp:extent cx="468630" cy="468630"/>
+            <wp:effectExtent l="0" t="0" r="3810" b="3810"/>
+            <wp:wrapNone/>
+            <wp:docPr id="7" name="图片 4" descr="IMG_256"/>
+            <wp:cNvGraphicFramePr>
+              <a:graphicFrameLocks xmlns:a="http://schemas.openxmlformats.org/drawingml/2006/main" noChangeAspect="1"/>
+            </wp:cNvGraphicFramePr>
+            <a:graphic xmlns:a="http://schemas.openxmlformats.org/drawingml/2006/main">
+              <a:graphicData uri="http://schemas.openxmlformats.org/drawingml/2006/picture">
+                <pic:pic xmlns:pic="http://schemas.openxmlformats.org/drawingml/2006/picture">
+                  <pic:nvPicPr>
+                    <pic:cNvPr id="7" name="图片 4" descr="IMG_256"/>
+                    <pic:cNvPicPr>
+                      <a:picLocks noChangeAspect="1"/>
+                    </pic:cNvPicPr>
+                  </pic:nvPicPr>
+                  <pic:blipFill>
+                    <a:blip r:embed="rId27"/>
+                    <a:stretch>
+                      <a:fillRect/>
+                    </a:stretch>
+                  </pic:blipFill>
+                  <pic:spPr>
+                    <a:xfrm>
+                      <a:off x="0" y="0"/>
+                      <a:ext cx="468630" cy="468630"/>
+                    </a:xfrm>
+                    <a:prstGeom prst="rect">
+                      <a:avLst/>
+                    </a:prstGeom>
+                    <a:noFill/>
+                    <a:ln w="9525">
+                      <a:noFill/>
+                    </a:ln>
+                  </pic:spPr>
+                </pic:pic>
+              </a:graphicData>
+            </a:graphic>
+          </wp:anchor>
+        </w:drawing>
+      </w:r>
+      <w:r>
+        <w:rPr>
+          <w:rFonts w:ascii="宋体" w:hAnsi="宋体" w:eastAsia="宋体" w:cs="宋体"/>
+          <w:sz w:val="21"/>
+          <w:szCs w:val="21"/>
+          <w:lang w:val="en-US" w:eastAsia="en-US" w:bidi="ar-SA"/>
+        </w:rPr>
+        <w:drawing>
+          <wp:anchor distT="0" distB="0" distL="114935" distR="114935" simplePos="0" relativeHeight="251677696" behindDoc="0" locked="0" layoutInCell="1" allowOverlap="1">
+            <wp:simplePos x="0" y="0"/>
+            <wp:positionH relativeFrom="column">
+              <wp:posOffset>30480</wp:posOffset>
+            </wp:positionH>
+            <wp:positionV relativeFrom="paragraph">
+              <wp:posOffset>83820</wp:posOffset>
+            </wp:positionV>
+            <wp:extent cx="439420" cy="439420"/>
+            <wp:effectExtent l="0" t="0" r="2540" b="2540"/>
+            <wp:wrapNone/>
+            <wp:docPr id="11" name="图片 3" descr="IMG_256"/>
+            <wp:cNvGraphicFramePr>
+              <a:graphicFrameLocks xmlns:a="http://schemas.openxmlformats.org/drawingml/2006/main" noChangeAspect="1"/>
+            </wp:cNvGraphicFramePr>
+            <a:graphic xmlns:a="http://schemas.openxmlformats.org/drawingml/2006/main">
+              <a:graphicData uri="http://schemas.openxmlformats.org/drawingml/2006/picture">
+                <pic:pic xmlns:pic="http://schemas.openxmlformats.org/drawingml/2006/picture">
+                  <pic:nvPicPr>
+                    <pic:cNvPr id="11" name="图片 3" descr="IMG_256"/>
+                    <pic:cNvPicPr>
+                      <a:picLocks noChangeAspect="1"/>
+                    </pic:cNvPicPr>
+                  </pic:nvPicPr>
+                  <pic:blipFill>
+                    <a:blip r:embed="rId28"/>
+                    <a:stretch>
+                      <a:fillRect/>
+                    </a:stretch>
+                  </pic:blipFill>
+                  <pic:spPr>
+                    <a:xfrm>
+                      <a:off x="0" y="0"/>
+                      <a:ext cx="439420" cy="439420"/>
+                    </a:xfrm>
+                    <a:prstGeom prst="rect">
+                      <a:avLst/>
+                    </a:prstGeom>
+                    <a:noFill/>
+                    <a:ln w="9525">
+                      <a:noFill/>
+                    </a:ln>
+                  </pic:spPr>
+                </pic:pic>
+              </a:graphicData>
+            </a:graphic>
+          </wp:anchor>
+        </w:drawing>
+      </w:r>
+      <w:r>
+        <w:rPr>
+          <w:rFonts w:hint="eastAsia" w:ascii="Times New Roman" w:hAnsi="Times New Roman" w:eastAsia="等线" w:cs="宋体"/>
+          <w:sz w:val="21"/>
+          <w:szCs w:val="21"/>
+          <w:lang w:val="en-US" w:eastAsia="zh-CN" w:bidi="ar-SA"/>
+        </w:rPr>
+        <w:tab/>
+      </w:r>
+      <w:r>
+        <w:rPr>
+          <w:rFonts w:hint="eastAsia" w:ascii="Times New Roman" w:hAnsi="Times New Roman" w:eastAsia="等线" w:cs="宋体"/>
+          <w:sz w:val="21"/>
+          <w:szCs w:val="21"/>
+          <w:lang w:val="en-US" w:eastAsia="zh-CN" w:bidi="ar-SA"/>
+        </w:rPr>
+        <w:tab/>
+      </w:r>
+      <w:r>
+        <w:rPr>
+          <w:rFonts w:hint="eastAsia" w:ascii="Times New Roman" w:hAnsi="Times New Roman" w:eastAsia="等线" w:cs="宋体"/>
+          <w:sz w:val="21"/>
+          <w:szCs w:val="21"/>
+          <w:lang w:val="en-US" w:eastAsia="zh-CN" w:bidi="ar-SA"/>
+        </w:rPr>
+        <w:tab/>
+      </w:r>
+    </w:p>
+    <w:p>
+      <w:pPr>
+        <w:widowControl/>
+        <w:rPr>
+          <w:rFonts w:ascii="Times New Roman" w:hAnsi="Times New Roman" w:eastAsia="等线" w:cs="宋体"/>
+          <w:sz w:val="21"/>
+          <w:szCs w:val="21"/>
+          <w:lang w:val="en-US" w:eastAsia="zh-CN" w:bidi="ar-SA"/>
         </w:rPr>
       </w:pPr>
     </w:p>
     <w:p>
       <w:pPr>
-        <w:spacing w:line="400" w:lineRule="exact"/>
-        <w:rPr>
-          <w:rFonts w:hint="eastAsia" w:ascii="苹方 中等" w:hAnsi="苹方 中等" w:eastAsia="苹方 中等" w:cs="苹方 中等"/>
-          <w:spacing w:val="2"/>
-          <w:sz w:val="24"/>
+        <w:widowControl/>
+        <w:rPr>
+          <w:rFonts w:ascii="Times New Roman" w:hAnsi="Times New Roman" w:eastAsia="等线" w:cs="宋体"/>
+          <w:sz w:val="21"/>
+          <w:szCs w:val="21"/>
+          <w:lang w:val="en-US" w:eastAsia="zh-CN" w:bidi="ar-SA"/>
         </w:rPr>
       </w:pPr>
     </w:p>
     <w:p>
       <w:pPr>
-        <w:spacing w:line="400" w:lineRule="exact"/>
-        <w:rPr>
-          <w:rFonts w:hint="eastAsia" w:ascii="苹方 中等" w:hAnsi="苹方 中等" w:eastAsia="苹方 中等" w:cs="苹方 中等"/>
-          <w:spacing w:val="2"/>
-          <w:sz w:val="24"/>
+        <w:widowControl/>
+        <w:rPr>
+          <w:rFonts w:ascii="Times New Roman" w:hAnsi="Times New Roman" w:eastAsia="等线" w:cs="宋体"/>
+          <w:sz w:val="21"/>
+          <w:szCs w:val="21"/>
+          <w:lang w:val="en-US" w:eastAsia="zh-CN" w:bidi="ar-SA"/>
         </w:rPr>
       </w:pPr>
     </w:p>
     <w:p>
       <w:pPr>
-        <w:spacing w:line="400" w:lineRule="exact"/>
+        <w:widowControl/>
+        <w:rPr>
+          <w:rFonts w:hint="eastAsia" w:ascii="微软雅黑" w:hAnsi="微软雅黑" w:eastAsia="微软雅黑" w:cs="微软雅黑"/>
+          <w:b/>
+          <w:bCs/>
+          <w:color w:val="0083C3"/>
+          <w:sz w:val="21"/>
+          <w:szCs w:val="21"/>
+          <w:lang w:val="en-US" w:eastAsia="zh-CN" w:bidi="ar-SA"/>
+        </w:rPr>
+      </w:pPr>
+      <w:r>
+        <w:rPr>
+          <w:rFonts w:hint="eastAsia" w:ascii="微软雅黑" w:hAnsi="微软雅黑" w:eastAsia="微软雅黑" w:cs="微软雅黑"/>
+          <w:b/>
+          <w:bCs/>
+          <w:color w:val="0083C3"/>
+          <w:sz w:val="21"/>
+          <w:szCs w:val="21"/>
+          <w:lang w:val="en-US" w:eastAsia="zh-CN" w:bidi="ar-SA"/>
+        </w:rPr>
+        <w:t>诺禾医学   诺禾在线</w:t>
+      </w:r>
+    </w:p>
+    <w:p>
+      <w:pPr>
+        <w:widowControl/>
+        <w:rPr>
+          <w:rFonts w:ascii="Times New Roman" w:hAnsi="Times New Roman" w:eastAsia="等线" w:cs="宋体"/>
+          <w:color w:val="0083C3"/>
+          <w:sz w:val="21"/>
+          <w:szCs w:val="21"/>
+          <w:lang w:val="en-US" w:eastAsia="zh-CN" w:bidi="ar-SA"/>
+        </w:rPr>
+      </w:pPr>
+      <w:r>
+        <w:rPr>
+          <w:rFonts w:ascii="Times New Roman" w:hAnsi="Times New Roman" w:eastAsia="等线" w:cs="宋体"/>
+          <w:b/>
+          <w:bCs/>
+          <w:color w:val="0083C3"/>
+          <w:sz w:val="21"/>
+          <w:szCs w:val="21"/>
+          <w:lang w:val="en-US" w:eastAsia="en-US" w:bidi="ar-SA"/>
+        </w:rPr>
+        <w:t>www.novogene.com</w:t>
+      </w:r>
+    </w:p>
+    <w:p>
+      <w:pPr>
+        <w:widowControl/>
+        <w:rPr>
+          <w:rFonts w:hint="eastAsia" w:ascii="微软雅黑" w:hAnsi="微软雅黑" w:eastAsia="微软雅黑" w:cs="微软雅黑"/>
+          <w:b/>
+          <w:bCs/>
+          <w:sz w:val="21"/>
+          <w:szCs w:val="21"/>
+          <w:lang w:val="en-US" w:eastAsia="zh-CN" w:bidi="ar-SA"/>
+        </w:rPr>
+      </w:pPr>
+      <w:r>
+        <w:rPr>
+          <w:rFonts w:hint="eastAsia" w:ascii="微软雅黑" w:hAnsi="微软雅黑" w:eastAsia="微软雅黑" w:cs="微软雅黑"/>
+          <w:color w:val="7F7F7F"/>
+          <w:sz w:val="21"/>
+          <w:szCs w:val="21"/>
+          <w:lang w:val="en-US" w:eastAsia="zh-CN" w:bidi="ar-SA"/>
+        </w:rPr>
+        <w:drawing>
+          <wp:anchor distT="0" distB="0" distL="0" distR="0" simplePos="0" relativeHeight="251676672" behindDoc="1" locked="0" layoutInCell="1" allowOverlap="1">
+            <wp:simplePos x="0" y="0"/>
+            <wp:positionH relativeFrom="column">
+              <wp:posOffset>4900295</wp:posOffset>
+            </wp:positionH>
+            <wp:positionV relativeFrom="paragraph">
+              <wp:posOffset>224790</wp:posOffset>
+            </wp:positionV>
+            <wp:extent cx="1369060" cy="389255"/>
+            <wp:effectExtent l="0" t="0" r="2540" b="6985"/>
+            <wp:wrapNone/>
+            <wp:docPr id="24" name="图片 24" descr="C:\Users\JT\Desktop\2019.3.1-诺禾致源logo-最新版\logo-透明底.pnglogo-透明底"/>
+            <wp:cNvGraphicFramePr>
+              <a:graphicFrameLocks xmlns:a="http://schemas.openxmlformats.org/drawingml/2006/main" noChangeAspect="1"/>
+            </wp:cNvGraphicFramePr>
+            <a:graphic xmlns:a="http://schemas.openxmlformats.org/drawingml/2006/main">
+              <a:graphicData uri="http://schemas.openxmlformats.org/drawingml/2006/picture">
+                <pic:pic xmlns:pic="http://schemas.openxmlformats.org/drawingml/2006/picture">
+                  <pic:nvPicPr>
+                    <pic:cNvPr id="24" name="图片 24" descr="C:\Users\JT\Desktop\2019.3.1-诺禾致源logo-最新版\logo-透明底.pnglogo-透明底"/>
+                    <pic:cNvPicPr>
+                      <a:picLocks noChangeAspect="1"/>
+                    </pic:cNvPicPr>
+                  </pic:nvPicPr>
+                  <pic:blipFill>
+                    <a:blip r:embed="rId19"/>
+                    <a:srcRect/>
+                    <a:stretch>
+                      <a:fillRect/>
+                    </a:stretch>
+                  </pic:blipFill>
+                  <pic:spPr>
+                    <a:xfrm>
+                      <a:off x="0" y="0"/>
+                      <a:ext cx="1369060" cy="389255"/>
+                    </a:xfrm>
+                    <a:prstGeom prst="rect">
+                      <a:avLst/>
+                    </a:prstGeom>
+                  </pic:spPr>
+                </pic:pic>
+              </a:graphicData>
+            </a:graphic>
+          </wp:anchor>
+        </w:drawing>
+      </w:r>
+      <w:r>
+        <w:rPr>
+          <w:rFonts w:hint="eastAsia" w:ascii="微软雅黑" w:hAnsi="微软雅黑" w:eastAsia="微软雅黑" w:cs="微软雅黑"/>
+          <w:b/>
+          <w:bCs/>
+          <w:sz w:val="21"/>
+          <w:szCs w:val="21"/>
+          <w:lang w:val="en-US" w:eastAsia="zh-CN" w:bidi="ar-SA"/>
+        </w:rPr>
+        <w:t>中国 · 美国 · 英国 · 新加坡 · 荷兰 · 日本</w:t>
+      </w:r>
+    </w:p>
+    <w:p>
+      <w:pPr>
+        <w:widowControl/>
         <w:rPr>
           <w:rFonts w:hint="eastAsia" w:ascii="苹方 中等" w:hAnsi="苹方 中等" w:eastAsia="苹方 中等" w:cs="苹方 中等"/>
           <w:spacing w:val="2"/>
           <w:sz w:val="24"/>
+          <w:lang w:val="en-US" w:eastAsia="zh-CN"/>
         </w:rPr>
       </w:pPr>
+      <w:r>
+        <w:rPr>
+          <w:rFonts w:ascii="Times New Roman" w:hAnsi="Times New Roman" w:eastAsia="等线" w:cs="宋体"/>
+          <w:sz w:val="21"/>
+          <w:szCs w:val="21"/>
+          <w:lang w:val="en-US" w:eastAsia="en-US" w:bidi="ar-SA"/>
+        </w:rPr>
+        <w:t>China</w:t>
+      </w:r>
+      <w:r>
+        <w:rPr>
+          <w:rFonts w:hint="eastAsia" w:ascii="Times New Roman" w:hAnsi="Times New Roman" w:eastAsia="等线" w:cs="宋体"/>
+          <w:sz w:val="21"/>
+          <w:szCs w:val="21"/>
+          <w:lang w:val="en-US" w:eastAsia="zh-CN" w:bidi="ar-SA"/>
+        </w:rPr>
+        <w:t xml:space="preserve"> </w:t>
+      </w:r>
+      <w:r>
+        <w:rPr>
+          <w:rFonts w:ascii="Times New Roman" w:hAnsi="Times New Roman" w:eastAsia="等线" w:cs="宋体"/>
+          <w:b/>
+          <w:bCs/>
+          <w:sz w:val="21"/>
+          <w:szCs w:val="21"/>
+          <w:lang w:val="en-US" w:eastAsia="zh-CN" w:bidi="ar-SA"/>
+        </w:rPr>
+        <w:t>·</w:t>
+      </w:r>
+      <w:r>
+        <w:rPr>
+          <w:rFonts w:hint="eastAsia" w:ascii="Times New Roman" w:hAnsi="Times New Roman" w:eastAsia="等线" w:cs="宋体"/>
+          <w:b/>
+          <w:bCs/>
+          <w:sz w:val="21"/>
+          <w:szCs w:val="21"/>
+          <w:lang w:val="en-US" w:eastAsia="zh-CN" w:bidi="ar-SA"/>
+        </w:rPr>
+        <w:t xml:space="preserve"> </w:t>
+      </w:r>
+      <w:r>
+        <w:rPr>
+          <w:rFonts w:ascii="Times New Roman" w:hAnsi="Times New Roman" w:eastAsia="等线" w:cs="宋体"/>
+          <w:sz w:val="21"/>
+          <w:szCs w:val="21"/>
+          <w:lang w:val="en-US" w:eastAsia="en-US" w:bidi="ar-SA"/>
+        </w:rPr>
+        <w:t>USA</w:t>
+      </w:r>
+      <w:r>
+        <w:rPr>
+          <w:rFonts w:hint="eastAsia" w:ascii="Times New Roman" w:hAnsi="Times New Roman" w:eastAsia="等线" w:cs="宋体"/>
+          <w:sz w:val="21"/>
+          <w:szCs w:val="21"/>
+          <w:lang w:val="en-US" w:eastAsia="zh-CN" w:bidi="ar-SA"/>
+        </w:rPr>
+        <w:t xml:space="preserve"> </w:t>
+      </w:r>
+      <w:r>
+        <w:rPr>
+          <w:rFonts w:ascii="Times New Roman" w:hAnsi="Times New Roman" w:eastAsia="等线" w:cs="宋体"/>
+          <w:b/>
+          <w:bCs/>
+          <w:sz w:val="21"/>
+          <w:szCs w:val="21"/>
+          <w:lang w:val="en-US" w:eastAsia="zh-CN" w:bidi="ar-SA"/>
+        </w:rPr>
+        <w:t>·</w:t>
+      </w:r>
+      <w:r>
+        <w:rPr>
+          <w:rFonts w:hint="eastAsia" w:ascii="Times New Roman" w:hAnsi="Times New Roman" w:eastAsia="等线" w:cs="宋体"/>
+          <w:b/>
+          <w:bCs/>
+          <w:sz w:val="21"/>
+          <w:szCs w:val="21"/>
+          <w:lang w:val="en-US" w:eastAsia="zh-CN" w:bidi="ar-SA"/>
+        </w:rPr>
+        <w:t xml:space="preserve"> </w:t>
+      </w:r>
+      <w:r>
+        <w:rPr>
+          <w:rFonts w:ascii="Times New Roman" w:hAnsi="Times New Roman" w:eastAsia="等线" w:cs="宋体"/>
+          <w:sz w:val="21"/>
+          <w:szCs w:val="21"/>
+          <w:lang w:val="en-US" w:eastAsia="en-US" w:bidi="ar-SA"/>
+        </w:rPr>
+        <w:t>UK</w:t>
+      </w:r>
+      <w:r>
+        <w:rPr>
+          <w:rFonts w:hint="eastAsia" w:ascii="Times New Roman" w:hAnsi="Times New Roman" w:eastAsia="等线" w:cs="宋体"/>
+          <w:sz w:val="21"/>
+          <w:szCs w:val="21"/>
+          <w:lang w:val="en-US" w:eastAsia="zh-CN" w:bidi="ar-SA"/>
+        </w:rPr>
+        <w:t xml:space="preserve"> </w:t>
+      </w:r>
+      <w:r>
+        <w:rPr>
+          <w:rFonts w:ascii="Times New Roman" w:hAnsi="Times New Roman" w:eastAsia="等线" w:cs="宋体"/>
+          <w:b/>
+          <w:bCs/>
+          <w:sz w:val="21"/>
+          <w:szCs w:val="21"/>
+          <w:lang w:val="en-US" w:eastAsia="zh-CN" w:bidi="ar-SA"/>
+        </w:rPr>
+        <w:t>·</w:t>
+      </w:r>
+      <w:r>
+        <w:rPr>
+          <w:rFonts w:hint="eastAsia" w:ascii="Times New Roman" w:hAnsi="Times New Roman" w:eastAsia="等线" w:cs="宋体"/>
+          <w:b/>
+          <w:bCs/>
+          <w:sz w:val="21"/>
+          <w:szCs w:val="21"/>
+          <w:lang w:val="en-US" w:eastAsia="zh-CN" w:bidi="ar-SA"/>
+        </w:rPr>
+        <w:t xml:space="preserve"> </w:t>
+      </w:r>
+      <w:r>
+        <w:rPr>
+          <w:rFonts w:ascii="Times New Roman" w:hAnsi="Times New Roman" w:eastAsia="等线" w:cs="宋体"/>
+          <w:sz w:val="21"/>
+          <w:szCs w:val="21"/>
+          <w:lang w:val="en-US" w:eastAsia="en-US" w:bidi="ar-SA"/>
+        </w:rPr>
+        <w:t>Singapore</w:t>
+      </w:r>
+      <w:r>
+        <w:rPr>
+          <w:rFonts w:hint="eastAsia" w:ascii="Times New Roman" w:hAnsi="Times New Roman" w:eastAsia="等线" w:cs="宋体"/>
+          <w:sz w:val="21"/>
+          <w:szCs w:val="21"/>
+          <w:lang w:val="en-US" w:eastAsia="zh-CN" w:bidi="ar-SA"/>
+        </w:rPr>
+        <w:t xml:space="preserve"> </w:t>
+      </w:r>
+      <w:r>
+        <w:rPr>
+          <w:rFonts w:ascii="Times New Roman" w:hAnsi="Times New Roman" w:eastAsia="等线" w:cs="宋体"/>
+          <w:b/>
+          <w:bCs/>
+          <w:sz w:val="21"/>
+          <w:szCs w:val="21"/>
+          <w:lang w:val="en-US" w:eastAsia="zh-CN" w:bidi="ar-SA"/>
+        </w:rPr>
+        <w:t>·</w:t>
+      </w:r>
+      <w:r>
+        <w:rPr>
+          <w:rFonts w:hint="eastAsia" w:ascii="Times New Roman" w:hAnsi="Times New Roman" w:eastAsia="等线" w:cs="宋体"/>
+          <w:b/>
+          <w:bCs/>
+          <w:sz w:val="21"/>
+          <w:szCs w:val="21"/>
+          <w:lang w:val="en-US" w:eastAsia="zh-CN" w:bidi="ar-SA"/>
+        </w:rPr>
+        <w:t xml:space="preserve"> </w:t>
+      </w:r>
+      <w:r>
+        <w:rPr>
+          <w:rFonts w:ascii="Times New Roman" w:hAnsi="Times New Roman" w:eastAsia="等线" w:cs="宋体"/>
+          <w:sz w:val="21"/>
+          <w:szCs w:val="21"/>
+          <w:lang w:val="en-US" w:eastAsia="en-US" w:bidi="ar-SA"/>
+        </w:rPr>
+        <w:t>Netherlands</w:t>
+      </w:r>
+      <w:r>
+        <w:rPr>
+          <w:rFonts w:hint="eastAsia" w:ascii="Times New Roman" w:hAnsi="Times New Roman" w:eastAsia="等线" w:cs="宋体"/>
+          <w:sz w:val="21"/>
+          <w:szCs w:val="21"/>
+          <w:lang w:val="en-US" w:eastAsia="zh-CN" w:bidi="ar-SA"/>
+        </w:rPr>
+        <w:t xml:space="preserve"> </w:t>
+      </w:r>
+      <w:r>
+        <w:rPr>
+          <w:rFonts w:ascii="Times New Roman" w:hAnsi="Times New Roman" w:eastAsia="等线" w:cs="宋体"/>
+          <w:b/>
+          <w:bCs/>
+          <w:sz w:val="21"/>
+          <w:szCs w:val="21"/>
+          <w:lang w:val="en-US" w:eastAsia="zh-CN" w:bidi="ar-SA"/>
+        </w:rPr>
+        <w:t>·</w:t>
+      </w:r>
+      <w:r>
+        <w:rPr>
+          <w:rFonts w:hint="eastAsia" w:ascii="Times New Roman" w:hAnsi="Times New Roman" w:eastAsia="等线" w:cs="宋体"/>
+          <w:b/>
+          <w:bCs/>
+          <w:sz w:val="21"/>
+          <w:szCs w:val="21"/>
+          <w:lang w:val="en-US" w:eastAsia="zh-CN" w:bidi="ar-SA"/>
+        </w:rPr>
+        <w:t xml:space="preserve"> </w:t>
+      </w:r>
+      <w:r>
+        <w:rPr>
+          <w:rFonts w:hint="eastAsia" w:ascii="Times New Roman" w:hAnsi="Times New Roman" w:eastAsia="等线" w:cs="宋体"/>
+          <w:sz w:val="21"/>
+          <w:szCs w:val="21"/>
+          <w:lang w:val="en-US" w:eastAsia="zh-CN" w:bidi="ar-SA"/>
+        </w:rPr>
+        <w:t>J</w:t>
+      </w:r>
+      <w:r>
+        <w:rPr>
+          <w:rFonts w:ascii="Times New Roman" w:hAnsi="Times New Roman" w:eastAsia="等线" w:cs="宋体"/>
+          <w:sz w:val="21"/>
+          <w:szCs w:val="21"/>
+          <w:lang w:val="en-US" w:eastAsia="en-US" w:bidi="ar-SA"/>
+        </w:rPr>
+        <w:t>apan</w:t>
+      </w:r>
+      <w:bookmarkStart w:id="2" w:name="_GoBack"/>
+      <w:bookmarkEnd w:id="2"/>
     </w:p>
     <w:sectPr>
       <w:headerReference r:id="rId16" w:type="default"/>
